--- a/documentation/05 Mobile/Mobile Application.docx
+++ b/documentation/05 Mobile/Mobile Application.docx
@@ -80,7 +80,7 @@
           <w:left w:w="10" w:type="dxa"/>
           <w:right w:w="10" w:type="dxa"/>
         </w:tblCellMar>
-        <w:tblLook w:val="04A0" w:firstRow="1" w:lastRow="0" w:firstColumn="1" w:lastColumn="0" w:noHBand="0" w:noVBand="1"/>
+        <w:tblLook w:val="0000" w:firstRow="0" w:lastRow="0" w:firstColumn="0" w:lastColumn="0" w:noHBand="0" w:noVBand="0"/>
       </w:tblPr>
       <w:tblGrid>
         <w:gridCol w:w="2600"/>
@@ -289,7 +289,7 @@
                 <w:sz w:val="20"/>
                 <w:szCs w:val="20"/>
               </w:rPr>
-              <w:t>20 October 2026</w:t>
+              <w:t>23 October 2026</w:t>
             </w:r>
           </w:p>
         </w:tc>
@@ -461,7 +461,7 @@
           <w:left w:w="10" w:type="dxa"/>
           <w:right w:w="10" w:type="dxa"/>
         </w:tblCellMar>
-        <w:tblLook w:val="04A0" w:firstRow="1" w:lastRow="0" w:firstColumn="1" w:lastColumn="0" w:noHBand="0" w:noVBand="1"/>
+        <w:tblLook w:val="0000" w:firstRow="0" w:lastRow="0" w:firstColumn="0" w:lastColumn="0" w:noHBand="0" w:noVBand="0"/>
       </w:tblPr>
       <w:tblGrid>
         <w:gridCol w:w="1300"/>
@@ -1251,7 +1251,14 @@
                 <w:sz w:val="19"/>
                 <w:szCs w:val="19"/>
               </w:rPr>
-              <w:t>The entrance plays every time the app is opened afresh, and after 3 minutes away in the background; sign-in in the app's green wash, the entrance dissolving into it.</w:t>
+              <w:t>The entrance plays every time the app is opened afresh, and after 3 minutes away in the background; sign-in in the app's green wash, th</w:t>
+            </w:r>
+            <w:r>
+              <w:rPr>
+                <w:sz w:val="19"/>
+                <w:szCs w:val="19"/>
+              </w:rPr>
+              <w:t>e entrance dissolving into it.</w:t>
             </w:r>
           </w:p>
         </w:tc>
@@ -1319,14 +1326,7 @@
                 <w:sz w:val="19"/>
                 <w:szCs w:val="19"/>
               </w:rPr>
-              <w:t>The mist in three seamless layers at different depths, livelier and m</w:t>
-            </w:r>
-            <w:r>
-              <w:rPr>
-                <w:sz w:val="19"/>
-                <w:szCs w:val="19"/>
-              </w:rPr>
-              <w:t>ore visible.</w:t>
+              <w:t>The mist in three seamless layers at different depths, livelier and more visible.</w:t>
             </w:r>
           </w:p>
         </w:tc>
@@ -1462,14 +1462,82 @@
                 <w:sz w:val="19"/>
                 <w:szCs w:val="19"/>
               </w:rPr>
-              <w:t>Colour themes (Forest, Dark, Light) in Settings, be</w:t>
-            </w:r>
-            <w:r>
-              <w:rPr>
-                <w:sz w:val="19"/>
-                <w:szCs w:val="19"/>
-              </w:rPr>
-              <w:t>hind a bold gear beside Sign out; Sign out asks first; turning the phone no longer asks for the fingerprint.</w:t>
+              <w:t xml:space="preserve">Colour themes (Forest, Dark, Light) in Settings, behind a bold gear beside Sign out; </w:t>
+            </w:r>
+            <w:r>
+              <w:rPr>
+                <w:sz w:val="19"/>
+                <w:szCs w:val="19"/>
+              </w:rPr>
+              <w:t>Sign out asks first; turning the phone no longer asks for the fingerprint.</w:t>
+            </w:r>
+          </w:p>
+        </w:tc>
+      </w:tr>
+      <w:tr>
+        <w:tblPrEx>
+          <w:tblCellMar>
+            <w:top w:w="0" w:type="dxa"/>
+            <w:bottom w:w="0" w:type="dxa"/>
+          </w:tblCellMar>
+        </w:tblPrEx>
+        <w:tc>
+          <w:tcPr>
+            <w:tcW w:w="1300" w:type="dxa"/>
+            <w:tcMar>
+              <w:top w:w="50" w:type="dxa"/>
+              <w:left w:w="90" w:type="dxa"/>
+              <w:bottom w:w="50" w:type="dxa"/>
+              <w:right w:w="90" w:type="dxa"/>
+            </w:tcMar>
+          </w:tcPr>
+          <w:p>
+            <w:r>
+              <w:rPr>
+                <w:sz w:val="19"/>
+                <w:szCs w:val="19"/>
+              </w:rPr>
+              <w:t>1.1</w:t>
+            </w:r>
+          </w:p>
+        </w:tc>
+        <w:tc>
+          <w:tcPr>
+            <w:tcW w:w="1900" w:type="dxa"/>
+            <w:tcMar>
+              <w:top w:w="50" w:type="dxa"/>
+              <w:left w:w="90" w:type="dxa"/>
+              <w:bottom w:w="50" w:type="dxa"/>
+              <w:right w:w="90" w:type="dxa"/>
+            </w:tcMar>
+          </w:tcPr>
+          <w:p>
+            <w:r>
+              <w:rPr>
+                <w:sz w:val="19"/>
+                <w:szCs w:val="19"/>
+              </w:rPr>
+              <w:t>23 October 2026</w:t>
+            </w:r>
+          </w:p>
+        </w:tc>
+        <w:tc>
+          <w:tcPr>
+            <w:tcW w:w="6438" w:type="dxa"/>
+            <w:tcMar>
+              <w:top w:w="50" w:type="dxa"/>
+              <w:left w:w="90" w:type="dxa"/>
+              <w:bottom w:w="50" w:type="dxa"/>
+              <w:right w:w="90" w:type="dxa"/>
+            </w:tcMar>
+          </w:tcPr>
+          <w:p>
+            <w:r>
+              <w:rPr>
+                <w:sz w:val="19"/>
+                <w:szCs w:val="19"/>
+              </w:rPr>
+              <w:t>Orders are named by their ticket (DW-7K3Q9P); Share driver when assigning orders and on a trip's light deliveries (Managers and admins).</w:t>
             </w:r>
           </w:p>
         </w:tc>
@@ -1485,7 +1553,15 @@
           <w:sz w:val="20"/>
           <w:szCs w:val="20"/>
         </w:rPr>
-        <w:t>Keep this document up to date: when a feature, setting or server changes, edit the matching section here and add a line to the table above.</w:t>
+        <w:t xml:space="preserve">Keep this document up </w:t>
+      </w:r>
+      <w:r>
+        <w:rPr>
+          <w:color w:val="5F6B66"/>
+          <w:sz w:val="20"/>
+          <w:szCs w:val="20"/>
+        </w:rPr>
+        <w:t>to date: when a feature, setting or server changes, edit the matching section here and add a line to the table above.</w:t>
       </w:r>
     </w:p>
     <w:p>
@@ -1506,7 +1582,7 @@
     <w:sdt>
       <w:sdtPr>
         <w:alias w:val="Contents"/>
-        <w:id w:val="-2068100087"/>
+        <w:id w:val="186412097"/>
       </w:sdtPr>
       <w:sdtEndPr/>
       <w:sdtContent>
@@ -1533,7 +1609,7 @@
           <w:r>
             <w:fldChar w:fldCharType="separate"/>
           </w:r>
-          <w:hyperlink w:anchor="_Toc243418233" w:history="1">
+          <w:hyperlink w:anchor="_Toc243679802" w:history="1">
             <w:r>
               <w:rPr>
                 <w:rStyle w:val="Hyperlink"/>
@@ -1557,7 +1633,7 @@
               <w:rPr>
                 <w:noProof/>
               </w:rPr>
-              <w:instrText xml:space="preserve"> PAGEREF _Toc243418233 \h </w:instrText>
+              <w:instrText xml:space="preserve"> PAGEREF _Toc243679802 \h </w:instrText>
             </w:r>
             <w:r>
               <w:rPr>
@@ -1598,7 +1674,7 @@
               <w:szCs w:val="22"/>
             </w:rPr>
           </w:pPr>
-          <w:hyperlink w:anchor="_Toc243418234" w:history="1">
+          <w:hyperlink w:anchor="_Toc243679803" w:history="1">
             <w:r>
               <w:rPr>
                 <w:rStyle w:val="Hyperlink"/>
@@ -1622,7 +1698,7 @@
               <w:rPr>
                 <w:noProof/>
               </w:rPr>
-              <w:instrText xml:space="preserve"> PAGEREF _Toc243418234 \h </w:instrText>
+              <w:instrText xml:space="preserve"> PAGEREF _Toc243679803 \h </w:instrText>
             </w:r>
             <w:r>
               <w:rPr>
@@ -1663,7 +1739,7 @@
               <w:szCs w:val="22"/>
             </w:rPr>
           </w:pPr>
-          <w:hyperlink w:anchor="_Toc243418235" w:history="1">
+          <w:hyperlink w:anchor="_Toc243679804" w:history="1">
             <w:r>
               <w:rPr>
                 <w:rStyle w:val="Hyperlink"/>
@@ -1687,7 +1763,7 @@
               <w:rPr>
                 <w:noProof/>
               </w:rPr>
-              <w:instrText xml:space="preserve"> PAGEREF _Toc243418235 \h </w:instrText>
+              <w:instrText xml:space="preserve"> PAGEREF _Toc243679804 \h </w:instrText>
             </w:r>
             <w:r>
               <w:rPr>
@@ -1728,7 +1804,7 @@
               <w:szCs w:val="22"/>
             </w:rPr>
           </w:pPr>
-          <w:hyperlink w:anchor="_Toc243418236" w:history="1">
+          <w:hyperlink w:anchor="_Toc243679805" w:history="1">
             <w:r>
               <w:rPr>
                 <w:rStyle w:val="Hyperlink"/>
@@ -1752,7 +1828,7 @@
               <w:rPr>
                 <w:noProof/>
               </w:rPr>
-              <w:instrText xml:space="preserve"> PAGEREF _Toc243418236 \h </w:instrText>
+              <w:instrText xml:space="preserve"> PAGEREF _Toc243679805 \h </w:instrText>
             </w:r>
             <w:r>
               <w:rPr>
@@ -1793,7 +1869,7 @@
               <w:szCs w:val="22"/>
             </w:rPr>
           </w:pPr>
-          <w:hyperlink w:anchor="_Toc243418237" w:history="1">
+          <w:hyperlink w:anchor="_Toc243679806" w:history="1">
             <w:r>
               <w:rPr>
                 <w:rStyle w:val="Hyperlink"/>
@@ -1817,7 +1893,7 @@
               <w:rPr>
                 <w:noProof/>
               </w:rPr>
-              <w:instrText xml:space="preserve"> PAGEREF _Toc243418237 \h </w:instrText>
+              <w:instrText xml:space="preserve"> PAGEREF _Toc243679806 \h </w:instrText>
             </w:r>
             <w:r>
               <w:rPr>
@@ -1858,7 +1934,7 @@
               <w:szCs w:val="22"/>
             </w:rPr>
           </w:pPr>
-          <w:hyperlink w:anchor="_Toc243418238" w:history="1">
+          <w:hyperlink w:anchor="_Toc243679807" w:history="1">
             <w:r>
               <w:rPr>
                 <w:rStyle w:val="Hyperlink"/>
@@ -1882,7 +1958,7 @@
               <w:rPr>
                 <w:noProof/>
               </w:rPr>
-              <w:instrText xml:space="preserve"> PAGEREF _Toc243418238 \h </w:instrText>
+              <w:instrText xml:space="preserve"> PAGEREF _Toc243679807 \h </w:instrText>
             </w:r>
             <w:r>
               <w:rPr>
@@ -1923,7 +1999,7 @@
               <w:szCs w:val="22"/>
             </w:rPr>
           </w:pPr>
-          <w:hyperlink w:anchor="_Toc243418239" w:history="1">
+          <w:hyperlink w:anchor="_Toc243679808" w:history="1">
             <w:r>
               <w:rPr>
                 <w:rStyle w:val="Hyperlink"/>
@@ -1947,7 +2023,7 @@
               <w:rPr>
                 <w:noProof/>
               </w:rPr>
-              <w:instrText xml:space="preserve"> PAGEREF _Toc243418239 \h </w:instrText>
+              <w:instrText xml:space="preserve"> PAGEREF _Toc243679808 \h </w:instrText>
             </w:r>
             <w:r>
               <w:rPr>
@@ -1988,7 +2064,7 @@
               <w:szCs w:val="22"/>
             </w:rPr>
           </w:pPr>
-          <w:hyperlink w:anchor="_Toc243418240" w:history="1">
+          <w:hyperlink w:anchor="_Toc243679809" w:history="1">
             <w:r>
               <w:rPr>
                 <w:rStyle w:val="Hyperlink"/>
@@ -2012,7 +2088,7 @@
               <w:rPr>
                 <w:noProof/>
               </w:rPr>
-              <w:instrText xml:space="preserve"> PAGEREF _Toc243418240 \h </w:instrText>
+              <w:instrText xml:space="preserve"> PAGEREF _Toc243679809 \h </w:instrText>
             </w:r>
             <w:r>
               <w:rPr>
@@ -2053,7 +2129,7 @@
               <w:szCs w:val="22"/>
             </w:rPr>
           </w:pPr>
-          <w:hyperlink w:anchor="_Toc243418241" w:history="1">
+          <w:hyperlink w:anchor="_Toc243679810" w:history="1">
             <w:r>
               <w:rPr>
                 <w:rStyle w:val="Hyperlink"/>
@@ -2077,7 +2153,7 @@
               <w:rPr>
                 <w:noProof/>
               </w:rPr>
-              <w:instrText xml:space="preserve"> PAGEREF _Toc243418241 \h </w:instrText>
+              <w:instrText xml:space="preserve"> PAGEREF _Toc243679810 \h </w:instrText>
             </w:r>
             <w:r>
               <w:rPr>
@@ -2118,7 +2194,7 @@
               <w:szCs w:val="22"/>
             </w:rPr>
           </w:pPr>
-          <w:hyperlink w:anchor="_Toc243418242" w:history="1">
+          <w:hyperlink w:anchor="_Toc243679811" w:history="1">
             <w:r>
               <w:rPr>
                 <w:rStyle w:val="Hyperlink"/>
@@ -2142,7 +2218,7 @@
               <w:rPr>
                 <w:noProof/>
               </w:rPr>
-              <w:instrText xml:space="preserve"> PAGEREF _Toc243418242 \h </w:instrText>
+              <w:instrText xml:space="preserve"> PAGEREF _Toc243679811 \h </w:instrText>
             </w:r>
             <w:r>
               <w:rPr>
@@ -2183,7 +2259,7 @@
               <w:szCs w:val="22"/>
             </w:rPr>
           </w:pPr>
-          <w:hyperlink w:anchor="_Toc243418243" w:history="1">
+          <w:hyperlink w:anchor="_Toc243679812" w:history="1">
             <w:r>
               <w:rPr>
                 <w:rStyle w:val="Hyperlink"/>
@@ -2207,7 +2283,7 @@
               <w:rPr>
                 <w:noProof/>
               </w:rPr>
-              <w:instrText xml:space="preserve"> PAGEREF _Toc243418243 \h </w:instrText>
+              <w:instrText xml:space="preserve"> PAGEREF _Toc243679812 \h </w:instrText>
             </w:r>
             <w:r>
               <w:rPr>
@@ -2248,7 +2324,7 @@
               <w:szCs w:val="22"/>
             </w:rPr>
           </w:pPr>
-          <w:hyperlink w:anchor="_Toc243418244" w:history="1">
+          <w:hyperlink w:anchor="_Toc243679813" w:history="1">
             <w:r>
               <w:rPr>
                 <w:rStyle w:val="Hyperlink"/>
@@ -2272,7 +2348,7 @@
               <w:rPr>
                 <w:noProof/>
               </w:rPr>
-              <w:instrText xml:space="preserve"> PAGEREF _Toc243418244 \h </w:instrText>
+              <w:instrText xml:space="preserve"> PAGEREF _Toc243679813 \h </w:instrText>
             </w:r>
             <w:r>
               <w:rPr>
@@ -2313,7 +2389,7 @@
               <w:szCs w:val="22"/>
             </w:rPr>
           </w:pPr>
-          <w:hyperlink w:anchor="_Toc243418245" w:history="1">
+          <w:hyperlink w:anchor="_Toc243679814" w:history="1">
             <w:r>
               <w:rPr>
                 <w:rStyle w:val="Hyperlink"/>
@@ -2337,7 +2413,7 @@
               <w:rPr>
                 <w:noProof/>
               </w:rPr>
-              <w:instrText xml:space="preserve"> PAGEREF _Toc243418245 \h </w:instrText>
+              <w:instrText xml:space="preserve"> PAGEREF _Toc243679814 \h </w:instrText>
             </w:r>
             <w:r>
               <w:rPr>
@@ -2378,7 +2454,7 @@
               <w:szCs w:val="22"/>
             </w:rPr>
           </w:pPr>
-          <w:hyperlink w:anchor="_Toc243418246" w:history="1">
+          <w:hyperlink w:anchor="_Toc243679815" w:history="1">
             <w:r>
               <w:rPr>
                 <w:rStyle w:val="Hyperlink"/>
@@ -2402,7 +2478,7 @@
               <w:rPr>
                 <w:noProof/>
               </w:rPr>
-              <w:instrText xml:space="preserve"> PAGEREF _Toc243418246 \h </w:instrText>
+              <w:instrText xml:space="preserve"> PAGEREF _Toc243679815 \h </w:instrText>
             </w:r>
             <w:r>
               <w:rPr>
@@ -2419,7 +2495,7 @@
               <w:rPr>
                 <w:noProof/>
               </w:rPr>
-              <w:t>10</w:t>
+              <w:t>11</w:t>
             </w:r>
             <w:r>
               <w:rPr>
@@ -2443,7 +2519,7 @@
               <w:szCs w:val="22"/>
             </w:rPr>
           </w:pPr>
-          <w:hyperlink w:anchor="_Toc243418247" w:history="1">
+          <w:hyperlink w:anchor="_Toc243679816" w:history="1">
             <w:r>
               <w:rPr>
                 <w:rStyle w:val="Hyperlink"/>
@@ -2467,7 +2543,7 @@
               <w:rPr>
                 <w:noProof/>
               </w:rPr>
-              <w:instrText xml:space="preserve"> PAGEREF _Toc243418247 \h </w:instrText>
+              <w:instrText xml:space="preserve"> PAGEREF _Toc243679816 \h </w:instrText>
             </w:r>
             <w:r>
               <w:rPr>
@@ -2508,7 +2584,7 @@
               <w:szCs w:val="22"/>
             </w:rPr>
           </w:pPr>
-          <w:hyperlink w:anchor="_Toc243418248" w:history="1">
+          <w:hyperlink w:anchor="_Toc243679817" w:history="1">
             <w:r>
               <w:rPr>
                 <w:rStyle w:val="Hyperlink"/>
@@ -2532,7 +2608,7 @@
               <w:rPr>
                 <w:noProof/>
               </w:rPr>
-              <w:instrText xml:space="preserve"> PAGEREF _Toc243418248 \h </w:instrText>
+              <w:instrText xml:space="preserve"> PAGEREF _Toc243679817 \h </w:instrText>
             </w:r>
             <w:r>
               <w:rPr>
@@ -2573,7 +2649,7 @@
               <w:szCs w:val="22"/>
             </w:rPr>
           </w:pPr>
-          <w:hyperlink w:anchor="_Toc243418249" w:history="1">
+          <w:hyperlink w:anchor="_Toc243679818" w:history="1">
             <w:r>
               <w:rPr>
                 <w:rStyle w:val="Hyperlink"/>
@@ -2597,7 +2673,7 @@
               <w:rPr>
                 <w:noProof/>
               </w:rPr>
-              <w:instrText xml:space="preserve"> PAGEREF _Toc243418249 \h </w:instrText>
+              <w:instrText xml:space="preserve"> PAGEREF _Toc243679818 \h </w:instrText>
             </w:r>
             <w:r>
               <w:rPr>
@@ -2638,7 +2714,7 @@
               <w:szCs w:val="22"/>
             </w:rPr>
           </w:pPr>
-          <w:hyperlink w:anchor="_Toc243418250" w:history="1">
+          <w:hyperlink w:anchor="_Toc243679819" w:history="1">
             <w:r>
               <w:rPr>
                 <w:rStyle w:val="Hyperlink"/>
@@ -2662,7 +2738,7 @@
               <w:rPr>
                 <w:noProof/>
               </w:rPr>
-              <w:instrText xml:space="preserve"> PAGEREF _Toc243418250 \h </w:instrText>
+              <w:instrText xml:space="preserve"> PAGEREF _Toc243679819 \h </w:instrText>
             </w:r>
             <w:r>
               <w:rPr>
@@ -2703,7 +2779,7 @@
               <w:szCs w:val="22"/>
             </w:rPr>
           </w:pPr>
-          <w:hyperlink w:anchor="_Toc243418251" w:history="1">
+          <w:hyperlink w:anchor="_Toc243679820" w:history="1">
             <w:r>
               <w:rPr>
                 <w:rStyle w:val="Hyperlink"/>
@@ -2727,7 +2803,7 @@
               <w:rPr>
                 <w:noProof/>
               </w:rPr>
-              <w:instrText xml:space="preserve"> PAGEREF _Toc243418251 \h </w:instrText>
+              <w:instrText xml:space="preserve"> PAGEREF _Toc243679820 \h </w:instrText>
             </w:r>
             <w:r>
               <w:rPr>
@@ -2768,7 +2844,7 @@
               <w:szCs w:val="22"/>
             </w:rPr>
           </w:pPr>
-          <w:hyperlink w:anchor="_Toc243418252" w:history="1">
+          <w:hyperlink w:anchor="_Toc243679821" w:history="1">
             <w:r>
               <w:rPr>
                 <w:rStyle w:val="Hyperlink"/>
@@ -2792,7 +2868,7 @@
               <w:rPr>
                 <w:noProof/>
               </w:rPr>
-              <w:instrText xml:space="preserve"> PAGEREF _Toc243418252 \h </w:instrText>
+              <w:instrText xml:space="preserve"> PAGEREF _Toc243679821 \h </w:instrText>
             </w:r>
             <w:r>
               <w:rPr>
@@ -2833,7 +2909,7 @@
               <w:szCs w:val="22"/>
             </w:rPr>
           </w:pPr>
-          <w:hyperlink w:anchor="_Toc243418253" w:history="1">
+          <w:hyperlink w:anchor="_Toc243679822" w:history="1">
             <w:r>
               <w:rPr>
                 <w:rStyle w:val="Hyperlink"/>
@@ -2857,7 +2933,7 @@
               <w:rPr>
                 <w:noProof/>
               </w:rPr>
-              <w:instrText xml:space="preserve"> PAGEREF _Toc243418253 \h </w:instrText>
+              <w:instrText xml:space="preserve"> PAGEREF _Toc243679822 \h </w:instrText>
             </w:r>
             <w:r>
               <w:rPr>
@@ -2898,7 +2974,7 @@
               <w:szCs w:val="22"/>
             </w:rPr>
           </w:pPr>
-          <w:hyperlink w:anchor="_Toc243418254" w:history="1">
+          <w:hyperlink w:anchor="_Toc243679823" w:history="1">
             <w:r>
               <w:rPr>
                 <w:rStyle w:val="Hyperlink"/>
@@ -2922,7 +2998,7 @@
               <w:rPr>
                 <w:noProof/>
               </w:rPr>
-              <w:instrText xml:space="preserve"> PAGEREF _Toc243418254 \h </w:instrText>
+              <w:instrText xml:space="preserve"> PAGEREF _Toc243679823 \h </w:instrText>
             </w:r>
             <w:r>
               <w:rPr>
@@ -2963,7 +3039,7 @@
               <w:szCs w:val="22"/>
             </w:rPr>
           </w:pPr>
-          <w:hyperlink w:anchor="_Toc243418255" w:history="1">
+          <w:hyperlink w:anchor="_Toc243679824" w:history="1">
             <w:r>
               <w:rPr>
                 <w:rStyle w:val="Hyperlink"/>
@@ -2987,7 +3063,7 @@
               <w:rPr>
                 <w:noProof/>
               </w:rPr>
-              <w:instrText xml:space="preserve"> PAGEREF _Toc243418255 \h </w:instrText>
+              <w:instrText xml:space="preserve"> PAGEREF _Toc243679824 \h </w:instrText>
             </w:r>
             <w:r>
               <w:rPr>
@@ -3028,7 +3104,7 @@
               <w:szCs w:val="22"/>
             </w:rPr>
           </w:pPr>
-          <w:hyperlink w:anchor="_Toc243418256" w:history="1">
+          <w:hyperlink w:anchor="_Toc243679825" w:history="1">
             <w:r>
               <w:rPr>
                 <w:rStyle w:val="Hyperlink"/>
@@ -3052,7 +3128,7 @@
               <w:rPr>
                 <w:noProof/>
               </w:rPr>
-              <w:instrText xml:space="preserve"> PAGEREF _Toc243418256 \h </w:instrText>
+              <w:instrText xml:space="preserve"> PAGEREF _Toc243679825 \h </w:instrText>
             </w:r>
             <w:r>
               <w:rPr>
@@ -3093,7 +3169,7 @@
               <w:szCs w:val="22"/>
             </w:rPr>
           </w:pPr>
-          <w:hyperlink w:anchor="_Toc243418257" w:history="1">
+          <w:hyperlink w:anchor="_Toc243679826" w:history="1">
             <w:r>
               <w:rPr>
                 <w:rStyle w:val="Hyperlink"/>
@@ -3117,7 +3193,7 @@
               <w:rPr>
                 <w:noProof/>
               </w:rPr>
-              <w:instrText xml:space="preserve"> PAGEREF _Toc243418257 \h </w:instrText>
+              <w:instrText xml:space="preserve"> PAGEREF _Toc243679826 \h </w:instrText>
             </w:r>
             <w:r>
               <w:rPr>
@@ -3158,7 +3234,7 @@
               <w:szCs w:val="22"/>
             </w:rPr>
           </w:pPr>
-          <w:hyperlink w:anchor="_Toc243418258" w:history="1">
+          <w:hyperlink w:anchor="_Toc243679827" w:history="1">
             <w:r>
               <w:rPr>
                 <w:rStyle w:val="Hyperlink"/>
@@ -3182,7 +3258,7 @@
               <w:rPr>
                 <w:noProof/>
               </w:rPr>
-              <w:instrText xml:space="preserve"> PAGEREF _Toc243418258 \h </w:instrText>
+              <w:instrText xml:space="preserve"> PAGEREF _Toc243679827 \h </w:instrText>
             </w:r>
             <w:r>
               <w:rPr>
@@ -3223,7 +3299,7 @@
               <w:szCs w:val="22"/>
             </w:rPr>
           </w:pPr>
-          <w:hyperlink w:anchor="_Toc243418259" w:history="1">
+          <w:hyperlink w:anchor="_Toc243679828" w:history="1">
             <w:r>
               <w:rPr>
                 <w:rStyle w:val="Hyperlink"/>
@@ -3247,7 +3323,7 @@
               <w:rPr>
                 <w:noProof/>
               </w:rPr>
-              <w:instrText xml:space="preserve"> PAGEREF _Toc243418259 \h </w:instrText>
+              <w:instrText xml:space="preserve"> PAGEREF _Toc243679828 \h </w:instrText>
             </w:r>
             <w:r>
               <w:rPr>
@@ -3288,7 +3364,7 @@
               <w:szCs w:val="22"/>
             </w:rPr>
           </w:pPr>
-          <w:hyperlink w:anchor="_Toc243418260" w:history="1">
+          <w:hyperlink w:anchor="_Toc243679829" w:history="1">
             <w:r>
               <w:rPr>
                 <w:rStyle w:val="Hyperlink"/>
@@ -3312,7 +3388,7 @@
               <w:rPr>
                 <w:noProof/>
               </w:rPr>
-              <w:instrText xml:space="preserve"> PAGEREF _Toc243418260 \h </w:instrText>
+              <w:instrText xml:space="preserve"> PAGEREF _Toc243679829 \h </w:instrText>
             </w:r>
             <w:r>
               <w:rPr>
@@ -3355,7 +3431,7 @@
       <w:pPr>
         <w:pStyle w:val="Heading1"/>
       </w:pPr>
-      <w:bookmarkStart w:id="1" w:name="_Toc243418233"/>
+      <w:bookmarkStart w:id="1" w:name="_Toc243679802"/>
       <w:r>
         <w:lastRenderedPageBreak/>
         <w:t>1  Introduction</w:t>
@@ -3367,10 +3443,10 @@
         <w:spacing w:after="120" w:line="276" w:lineRule="auto"/>
       </w:pPr>
       <w:r>
-        <w:t>The mobile app is the main working tool for staff in the field: registering trees and farmers, recording expenses, running trips and deliveries, managing products and campaigns, collecting and sending M-Pesa</w:t>
-      </w:r>
-      <w:r>
-        <w:t xml:space="preserve"> payments, and asking the assistant for help. It talks only to the mobile server (DWS-MOB-01).</w:t>
+        <w:t xml:space="preserve">The mobile app is the main working tool for staff in the field: registering trees and farmers, recording expenses, running trips and deliveries, managing products and campaigns, collecting and sending M-Pesa payments, and asking the assistant for help. It </w:t>
+      </w:r>
+      <w:r>
+        <w:t>talks only to the mobile server (DWS-MOB-01).</w:t>
       </w:r>
     </w:p>
     <w:tbl>
@@ -3389,7 +3465,7 @@
           <w:left w:w="10" w:type="dxa"/>
           <w:right w:w="10" w:type="dxa"/>
         </w:tblCellMar>
-        <w:tblLook w:val="04A0" w:firstRow="1" w:lastRow="0" w:firstColumn="1" w:lastColumn="0" w:noHBand="0" w:noVBand="1"/>
+        <w:tblLook w:val="0000" w:firstRow="0" w:lastRow="0" w:firstColumn="0" w:lastColumn="0" w:noHBand="0" w:noVBand="0"/>
       </w:tblPr>
       <w:tblGrid>
         <w:gridCol w:w="2551"/>
@@ -3962,7 +4038,7 @@
       <w:pPr>
         <w:pStyle w:val="Heading1"/>
       </w:pPr>
-      <w:bookmarkStart w:id="2" w:name="_Toc243418234"/>
+      <w:bookmarkStart w:id="2" w:name="_Toc243679803"/>
       <w:r>
         <w:lastRenderedPageBreak/>
         <w:t>2  Source layout</w:t>
@@ -4005,7 +4081,7 @@
           <w:left w:w="10" w:type="dxa"/>
           <w:right w:w="10" w:type="dxa"/>
         </w:tblCellMar>
-        <w:tblLook w:val="04A0" w:firstRow="1" w:lastRow="0" w:firstColumn="1" w:lastColumn="0" w:noHBand="0" w:noVBand="1"/>
+        <w:tblLook w:val="0000" w:firstRow="0" w:lastRow="0" w:firstColumn="0" w:lastColumn="0" w:noHBand="0" w:noVBand="0"/>
       </w:tblPr>
       <w:tblGrid>
         <w:gridCol w:w="2753"/>
@@ -4131,14 +4207,7 @@
                 <w:sz w:val="19"/>
                 <w:szCs w:val="19"/>
               </w:rPr>
-              <w:t>Start-up (system splash hand-off) and shared objects. MainActivity is a FragmentActivity becaus</w:t>
-            </w:r>
-            <w:r>
-              <w:rPr>
-                <w:sz w:val="19"/>
-                <w:szCs w:val="19"/>
-              </w:rPr>
-              <w:t>e the fingerprint prompt needs one.</w:t>
+              <w:t>Start-up (system splash hand-off) and shared objects. MainActivity is a FragmentActivity because the fingerprint prompt needs one.</w:t>
             </w:r>
           </w:p>
         </w:tc>
@@ -4679,7 +4748,14 @@
                 <w:sz w:val="19"/>
                 <w:szCs w:val="19"/>
               </w:rPr>
-              <w:t>Shared pieces: AppIcons, pickers (farmer, tree, machine, vehicle, date), voice assistant, video player, video stills, location helper</w:t>
+              <w:t>Shared pieces: AppIcons, pickers (farmer, tree, machine, vehicle, date), voice assi</w:t>
+            </w:r>
+            <w:r>
+              <w:rPr>
+                <w:sz w:val="19"/>
+                <w:szCs w:val="19"/>
+              </w:rPr>
+              <w:t>stant, video player, video stills, location helper</w:t>
             </w:r>
           </w:p>
         </w:tc>
@@ -4738,14 +4814,7 @@
                 <w:sz w:val="19"/>
                 <w:szCs w:val="19"/>
               </w:rPr>
-              <w:t>Colours, type, wood images. Since 20 October 2026 the "Living Forest" greens (DateroemBackground #0F241B, Datero</w:t>
-            </w:r>
-            <w:r>
-              <w:rPr>
-                <w:sz w:val="19"/>
-                <w:szCs w:val="19"/>
-              </w:rPr>
-              <w:t>emSurface #1D4232 in Color.kt; forest_dark and forest_mid in res/values/colors.xml), the same as the website and desktop</w:t>
+              <w:t>Colours, type, wood images. Since 20 October 2026 the "Living Forest" greens (DateroemBackground #0F241B, DateroemSurface #1D4232 in Color.kt; forest_dark and forest_mid in res/values/colors.xml), the same as the website and desktop</w:t>
             </w:r>
           </w:p>
         </w:tc>
@@ -4806,7 +4875,14 @@
                 <w:sz w:val="19"/>
                 <w:szCs w:val="19"/>
               </w:rPr>
-              <w:t>SettingsScreen - Appearance: Forest, Dark or Light (since 20 October 2026)</w:t>
+              <w:t>SettingsSc</w:t>
+            </w:r>
+            <w:r>
+              <w:rPr>
+                <w:sz w:val="19"/>
+                <w:szCs w:val="19"/>
+              </w:rPr>
+              <w:t>reen - Appearance: Forest, Dark or Light (since 20 October 2026)</w:t>
             </w:r>
           </w:p>
         </w:tc>
@@ -4885,7 +4961,7 @@
       <w:pPr>
         <w:pStyle w:val="Heading1"/>
       </w:pPr>
-      <w:bookmarkStart w:id="3" w:name="_Toc243418235"/>
+      <w:bookmarkStart w:id="3" w:name="_Toc243679804"/>
       <w:r>
         <w:lastRenderedPageBreak/>
         <w:t>3  Navigation and roles</w:t>
@@ -4907,10 +4983,7 @@
         <w:t>trip dial</w:t>
       </w:r>
       <w:r>
-        <w:t xml:space="preserve"> </w:t>
-      </w:r>
-      <w:r>
-        <w:t xml:space="preserve">(centre) and the </w:t>
+        <w:t xml:space="preserve"> (centre) and the </w:t>
       </w:r>
       <w:r>
         <w:rPr>
@@ -4920,7 +4993,10 @@
         <w:t>AI assistant</w:t>
       </w:r>
       <w:r>
-        <w:t xml:space="preserve"> (right). The trip picked on the dial becomes the active trip that Home and every trip-based section follow.</w:t>
+        <w:t xml:space="preserve"> (right). The trip picked on the dial becomes the active </w:t>
+      </w:r>
+      <w:r>
+        <w:t>trip that Home and every trip-based section follow.</w:t>
       </w:r>
     </w:p>
     <w:tbl>
@@ -4939,7 +5015,7 @@
           <w:left w:w="10" w:type="dxa"/>
           <w:right w:w="10" w:type="dxa"/>
         </w:tblCellMar>
-        <w:tblLook w:val="04A0" w:firstRow="1" w:lastRow="0" w:firstColumn="1" w:lastColumn="0" w:noHBand="0" w:noVBand="1"/>
+        <w:tblLook w:val="0000" w:firstRow="0" w:lastRow="0" w:firstColumn="0" w:lastColumn="0" w:noHBand="0" w:noVBand="0"/>
       </w:tblPr>
       <w:tblGrid>
         <w:gridCol w:w="2083"/>
@@ -6014,10 +6090,7 @@
         <w:t>ui/nav/Destinations.kt</w:t>
       </w:r>
       <w:r>
-        <w:t xml:space="preserve">. Finer rules inside screens (bins, Pay, Assign) check whether the user is Admin or SuperAdmin. Remember that these are screen rules only; the backend enforces admin rights only for the actions listed </w:t>
-      </w:r>
-      <w:r>
-        <w:t>in the Backend Server document.</w:t>
+        <w:t>. Finer rules inside screens (bins, Pay, Assign) check whether the user is Admin or SuperAdmin. Remember that these are screen rules only; the backend enforces admin rights only for the actions listed in the Backend Server document.</w:t>
       </w:r>
     </w:p>
     <w:p>
@@ -6029,10 +6102,13 @@
       <w:pPr>
         <w:pStyle w:val="Heading1"/>
       </w:pPr>
-      <w:bookmarkStart w:id="4" w:name="_Toc243418236"/>
+      <w:bookmarkStart w:id="4" w:name="_Toc243679805"/>
       <w:r>
         <w:lastRenderedPageBreak/>
-        <w:t>4  Sections and screens</w:t>
+        <w:t>4  Sections and scree</w:t>
+      </w:r>
+      <w:r>
+        <w:t>ns</w:t>
       </w:r>
       <w:bookmarkEnd w:id="4"/>
     </w:p>
@@ -6040,7 +6116,7 @@
       <w:pPr>
         <w:pStyle w:val="Heading2"/>
       </w:pPr>
-      <w:bookmarkStart w:id="5" w:name="_Toc243418237"/>
+      <w:bookmarkStart w:id="5" w:name="_Toc243679806"/>
       <w:r>
         <w:t>4.1  Splash, sign-in and Home</w:t>
       </w:r>
@@ -6056,19 +6132,16 @@
         <w:spacing w:after="60" w:line="264" w:lineRule="auto"/>
       </w:pPr>
       <w:r>
-        <w:t xml:space="preserve">SplashScreen - since 18 October 2026 two real photographs instead of the drawn forest ("the board has seen it wise to use a real forest"): the old oak rises out of the </w:t>
-      </w:r>
-      <w:r>
-        <w:t xml:space="preserve">dark, mist rolls in and clears over a misty pine forest, then the company emblem, the wood wordmark and "Growing Timber, Growing Futures" settle in (about 6 seconds; a tap skips it; with the phone's animations off, the last picture for a moment). It plays </w:t>
-      </w:r>
-      <w:r>
-        <w:t>every time the app is opened afresh - after it was closed (swiped away from the recent apps) or Android cleared it (since 19 October 2026: "like other apps like netflix"). Coming back from the background (Home, Back or another app) it plays again only afte</w:t>
-      </w:r>
-      <w:r>
-        <w:t>r more than 3 minutes away (15 until 19 October 2026), over the screen the person was on, which is still there afterwards, and the fingerprint prompt waits until it ends. Turning the phone does not replay it. In its last moment the app's own greens wash ov</w:t>
-      </w:r>
-      <w:r>
-        <w:t>er the forest.</w:t>
+        <w:t>SplashScreen - since 18 October 2026 two real photographs instead of the drawn forest ("the board has seen it wise to use a real forest"): the old oak rises out of the dark, mist rolls in and clears over a misty pine forest</w:t>
+      </w:r>
+      <w:r>
+        <w:t>, then the company emblem, the wood wordmark and "Growing Timber, Growing Futures" settle in (about 6 seconds; a tap skips it; with the phone's animations off, the last picture for a moment). It plays every time the app is opened afresh - after it was clos</w:t>
+      </w:r>
+      <w:r>
+        <w:t xml:space="preserve">ed (swiped away from the recent apps) or Android cleared it (since 19 October 2026: "like other apps like netflix"). Coming back from the background (Home, Back or another app) it plays again only after more than 3 minutes away (15 until 19 October 2026), </w:t>
+      </w:r>
+      <w:r>
+        <w:t>over the screen the person was on, which is still there afterwards, and the fingerprint prompt waits until it ends. Turning the phone does not replay it. In its last moment the app's own greens wash over the forest.</w:t>
       </w:r>
     </w:p>
     <w:p>
@@ -6081,13 +6154,16 @@
         <w:spacing w:after="60" w:line="264" w:lineRule="auto"/>
       </w:pPr>
       <w:r>
-        <w:t>LoginScreen - username and password with the tree-ring wordmark, in the same misty forest the entrance ends in (since 18 October 2026). Since 19 October 2026 it is the entrance's last picture without the brand - the same mist carrying on (si</w:t>
-      </w:r>
-      <w:r>
-        <w:t xml:space="preserve">nce 20 October 2026 in three seamless layers that thicken, thin, rise and settle like real mist), the same shade and the app's green wash - and the entrance dissolves into it instead of cutting. When the phone waits for approval it shows a card naming the </w:t>
-      </w:r>
-      <w:r>
-        <w:t>phone and a "Check again" button; after being signed out it shows the reason (see Phone approval and app lock).</w:t>
+        <w:t>LoginScreen - username and password with</w:t>
+      </w:r>
+      <w:r>
+        <w:t xml:space="preserve"> the tree-ring wordmark, in the same misty forest the entrance ends in (since 18 October 2026). Since 19 October 2026 it is the entrance's last picture without the brand - the same mist carrying on (since 20 October 2026 in three seamless layers that thick</w:t>
+      </w:r>
+      <w:r>
+        <w:t>en, thin, rise and settle like real mist), the same shade and the app's green wash - and the entrance dissolves into it instead of cutting. When the phone waits for approval it shows a card naming the phone and a "Check again" button; after being signed ou</w:t>
+      </w:r>
+      <w:r>
+        <w:t>t it shows the reason (see Phone approval and app lock).</w:t>
       </w:r>
     </w:p>
     <w:p>
@@ -6125,10 +6201,10 @@
         <w:spacing w:after="60" w:line="264" w:lineRule="auto"/>
       </w:pPr>
       <w:r>
-        <w:t>DashboardScre</w:t>
-      </w:r>
-      <w:r>
-        <w:t>en - for the active trip: expenses, products sold, deliveries, running campaigns; profit for admins; editable company details (kept on the phone).</w:t>
+        <w:t>DashboardScreen - for the active trip: expenses, products sold, deli</w:t>
+      </w:r>
+      <w:r>
+        <w:t>veries, running campaigns; profit for admins; editable company details (kept on the phone).</w:t>
       </w:r>
     </w:p>
     <w:p>
@@ -6206,7 +6282,7 @@
       <w:pPr>
         <w:pStyle w:val="Heading2"/>
       </w:pPr>
-      <w:bookmarkStart w:id="6" w:name="_Toc243418238"/>
+      <w:bookmarkStart w:id="6" w:name="_Toc243679807"/>
       <w:r>
         <w:t>4.2  Orders</w:t>
       </w:r>
@@ -6217,24 +6293,21 @@
         <w:spacing w:after="120" w:line="276" w:lineRule="auto"/>
       </w:pPr>
       <w:r>
-        <w:t>Website orders not yet on a delivery, one card per customer and delivery area, marked LIGHT,</w:t>
-      </w:r>
-      <w:r>
-        <w:t xml:space="preserve"> BULK or COMBINED by size. Open a card to send the orders to a trip: choose an existing delivery or a new (optionally </w:t>
+        <w:t xml:space="preserve">Website orders not yet on a delivery, one card per customer and delivery area, marked LIGHT, BULK or COMBINED by size. Open a card to send the orders to a trip: choose an existing delivery or a new (optionally </w:t>
       </w:r>
       <w:r>
         <w:lastRenderedPageBreak/>
-        <w:t>named) one, untick orders to leave pending, confirm - or add to an existing batch. Drop takes an order off with a cancellation cost; its r</w:t>
-      </w:r>
-      <w:r>
-        <w:t>efund then waits in Transactions &gt; Refunds.</w:t>
+        <w:t>named) one, untick orders to leave</w:t>
+      </w:r>
+      <w:r>
+        <w:t xml:space="preserve"> pending, confirm - or add to an existing batch. Drop takes an order off with a cancellation cost; its refund then waits in Transactions &gt; Refunds.</w:t>
       </w:r>
     </w:p>
     <w:p>
       <w:pPr>
         <w:pStyle w:val="Heading2"/>
       </w:pPr>
-      <w:bookmarkStart w:id="7" w:name="_Toc243418239"/>
+      <w:bookmarkStart w:id="7" w:name="_Toc243679808"/>
       <w:r>
         <w:t>4.3  Products</w:t>
       </w:r>
@@ -6245,13 +6318,13 @@
         <w:spacing w:after="120" w:line="276" w:lineRule="auto"/>
       </w:pPr>
       <w:r>
-        <w:t>Product list with photos; the round + adds a product: name, type, price, stock and unit (pieces or board feet), photo (camera or gallery, compressed on the phone and uploaded), the tree registration</w:t>
-      </w:r>
-      <w:r>
-        <w:t xml:space="preserve"> it came from, marketer badge and description. Tap to edit or delete; deleted products go to the bin in the top bar, where admins restore them. If Android closes the app while the camera is open, the photo still arrives when the app comes back (the camera </w:t>
-      </w:r>
-      <w:r>
-        <w:t xml:space="preserve">hand-off is saved with </w:t>
+        <w:t>Product list with photos; the round + adds a product: name, type, price, stock and unit (piece</w:t>
+      </w:r>
+      <w:r>
+        <w:t>s or board feet), photo (camera or gallery, compressed on the phone and uploaded), the tree registration it came from, marketer badge and description. Tap to edit or delete; deleted products go to the bin in the top bar, where admins restore them. If Andro</w:t>
+      </w:r>
+      <w:r>
+        <w:t xml:space="preserve">id closes the app while the camera is open, the photo still arrives when the app comes back (the camera hand-off is saved with </w:t>
       </w:r>
       <w:r>
         <w:rPr>
@@ -6281,10 +6354,10 @@
         <w:t>Retire Product</w:t>
       </w:r>
       <w:r>
-        <w:t xml:space="preserve"> near the bottom of its form (kept inside the product so it isn't pressed by mistake from the list); it asks first, then goes back t</w:t>
-      </w:r>
-      <w:r>
-        <w:t xml:space="preserve">o the list. A retired product's card turns brown with "Retired - hidden from the shop" and a </w:t>
+        <w:t xml:space="preserve"> near the bottom of its form</w:t>
+      </w:r>
+      <w:r>
+        <w:t xml:space="preserve"> (kept inside the product so it isn't pressed by mistake from the list); it asks first, then goes back to the list. A retired product's card turns brown with "Retired - hidden from the shop" and a </w:t>
       </w:r>
       <w:r>
         <w:rPr>
@@ -6294,17 +6367,20 @@
         <w:t>Bring back</w:t>
       </w:r>
       <w:r>
-        <w:t xml:space="preserve"> button, stays in the list and keeps its stock and orders; its form says "Retired - hidden from the shop. Bring it back from the product list." When prod</w:t>
-      </w:r>
-      <w:r>
-        <w:t>ucts run out of stock, a "Needs attention" banner at the top opens the out-of-stock list, and the menu shows the count beside Products. Needs a new app build to reach the phones.</w:t>
+        <w:t xml:space="preserve"> button, stays in the list and keeps its stock an</w:t>
+      </w:r>
+      <w:r>
+        <w:t xml:space="preserve">d orders; its form says "Retired - hidden from the shop. Bring it back from the product list." When products run out of stock, a "Needs attention" banner at the top opens the out-of-stock list, and the menu shows the count beside Products. Needs a new app </w:t>
+      </w:r>
+      <w:r>
+        <w:t>build to reach the phones.</w:t>
       </w:r>
     </w:p>
     <w:p>
       <w:pPr>
         <w:pStyle w:val="Heading2"/>
       </w:pPr>
-      <w:bookmarkStart w:id="8" w:name="_Toc243418240"/>
+      <w:bookmarkStart w:id="8" w:name="_Toc243679809"/>
       <w:r>
         <w:t>4.4  Bulk orders and delivery areas</w:t>
       </w:r>
@@ -6315,20 +6391,17 @@
         <w:spacing w:after="120" w:line="276" w:lineRule="auto"/>
       </w:pPr>
       <w:r>
-        <w:t xml:space="preserve">Heavy orders of the active trip. + opens </w:t>
-      </w:r>
-      <w:r>
-        <w:t>a new heavy order (company name). The detail screen records production description lines (type, measurements, total body feet, product total, optional photo), the payment as hard or soft cash (with an STK push for the soft part), and "Mark as delivered"; a</w:t>
-      </w:r>
-      <w:r>
-        <w:t>mounts stay editable afterwards. "Delete order (negotiation failed)" removes one. The pin icon manages delivery areas (city, pickup point, hours, active).</w:t>
+        <w:t>Heavy orders of the active trip. + opens a new heavy order (company name). The detail screen records production description lines (type, measurements, total body feet, product total, optional photo), the payment as hard or soft cash (with an STK push for t</w:t>
+      </w:r>
+      <w:r>
+        <w:t>he soft part), and "Mark as delivered"; amounts stay editable afterwards. "Delete order (negotiation failed)" removes one. The pin icon manages delivery areas (city, pickup point, hours, active).</w:t>
       </w:r>
     </w:p>
     <w:p>
       <w:pPr>
         <w:pStyle w:val="Heading2"/>
       </w:pPr>
-      <w:bookmarkStart w:id="9" w:name="_Toc243418241"/>
+      <w:bookmarkStart w:id="9" w:name="_Toc243679810"/>
       <w:r>
         <w:t>4.5  Marketing</w:t>
       </w:r>
@@ -6339,10 +6412,13 @@
         <w:spacing w:after="120" w:line="276" w:lineRule="auto"/>
       </w:pPr>
       <w:r>
-        <w:t>Campaign list showing each photo, or for a video a still taken from it with a play mark, so campaigns are easy to tell apart. + creates a campaign with a name, channel (radio buttons, or All), status, dates, one media item (take photo, record video or choo</w:t>
-      </w:r>
-      <w:r>
-        <w:t>se from gallery) and the products it promotes. Videos play in the app. Deleted campaigns go to the bin.</w:t>
+        <w:t>Campaign list showing each photo, or for a vi</w:t>
+      </w:r>
+      <w:r>
+        <w:t>deo a still taken from it with a play mark, so campaigns are easy to tell apart. + creates a campaign with a name, channel (radio buttons, or All), status, dates, one media item (take photo, record video or choose from gallery) and the products it promotes</w:t>
+      </w:r>
+      <w:r>
+        <w:t>. Videos play in the app. Deleted campaigns go to the bin.</w:t>
       </w:r>
     </w:p>
     <w:p>
@@ -6362,10 +6438,10 @@
         <w:t>Products in this campaign</w:t>
       </w:r>
       <w:r>
-        <w:t xml:space="preserve"> - a field on the form opens a searchable list of products to tick ("None chosen yet - tap to choose" until some are). Saving r</w:t>
-      </w:r>
-      <w:r>
-        <w:t>eplaces the campaign's whole set in one request. An Active campaign with no products shows the hint "Customers only see a campaign on the website once it has at least one product."</w:t>
+        <w:t xml:space="preserve"> - a field on the form opens a searchable list of products to tick ("None chosen yet - tap to choose" until some are). Saving replaces the campaign's whole set in one reque</w:t>
+      </w:r>
+      <w:r>
+        <w:t>st. An Active campaign with no products shows the hint "Customers only see a campaign on the website once it has at least one product."</w:t>
       </w:r>
     </w:p>
     <w:p>
@@ -6385,10 +6461,10 @@
         <w:t>Media is kept</w:t>
       </w:r>
       <w:r>
-        <w:t xml:space="preserve"> - editing a campaign without choosing a new photo or video ke</w:t>
-      </w:r>
-      <w:r>
-        <w:t xml:space="preserve">eps the existing one. (The server sends the media as </w:t>
+        <w:t xml:space="preserve"> - editing a campaign without choosing a new photo or video keeps the existing one. (The server sends the m</w:t>
+      </w:r>
+      <w:r>
+        <w:t xml:space="preserve">edia as </w:t>
       </w:r>
       <w:r>
         <w:rPr>
@@ -6432,10 +6508,10 @@
         <w:t>Unsaved changes are kept</w:t>
       </w:r>
       <w:r>
-        <w:t xml:space="preserve"> - leaving the form, or the app locking, keeps what was typed as a draft for as long as the app r</w:t>
-      </w:r>
-      <w:r>
-        <w:t>uns. Coming back shows "Your unsaved changes from before are back." with a Discard button; Cancel throws the changes away.</w:t>
+        <w:t xml:space="preserve"> - leaving the form, or the app locking, keeps what was typed as a draft for as long as the app runs. Coming back shows "Your unsaved changes </w:t>
+      </w:r>
+      <w:r>
+        <w:t>from before are back." with a Discard button; Cancel throws the changes away.</w:t>
       </w:r>
     </w:p>
     <w:p>
@@ -6467,10 +6543,7 @@
         <w:t>ui/common/VideoThumbnail.kt</w:t>
       </w:r>
       <w:r>
-        <w:t xml:space="preserve"> takes the picture at 0.8 seconds into the video, keeps recent ones in memory and saves the</w:t>
-      </w:r>
-      <w:r>
-        <w:t>m in the app's cache folder (</w:t>
+        <w:t xml:space="preserve"> takes the picture at 0.8 seconds into the video, keeps recent ones in memory and saves them in the app's cache folder (</w:t>
       </w:r>
       <w:r>
         <w:rPr>
@@ -6482,7 +6555,10 @@
         <w:t>video_frames</w:t>
       </w:r>
       <w:r>
-        <w:t xml:space="preserve">), so a list opens quickly the next time. Used through </w:t>
+        <w:t>), s</w:t>
+      </w:r>
+      <w:r>
+        <w:t xml:space="preserve">o a list opens quickly the next time. Used through </w:t>
       </w:r>
       <w:r>
         <w:rPr>
@@ -6514,20 +6590,17 @@
         <w:t>Bulk order pictures</w:t>
       </w:r>
       <w:r>
-        <w:t xml:space="preserve"> (since 9 October 2026): the picture button in the Marketing top </w:t>
-      </w:r>
-      <w:r>
-        <w:t>bar - Marketers, Admins and the SuperAdmin only - opens the photos that play as a slideshow on the website's Bulk Orders page. Each shows whole on a 16:9 card with its number and caption; arrows move it earlier or later, Add caption / Edit caption and Remo</w:t>
-      </w:r>
-      <w:r>
-        <w:t xml:space="preserve">ve (asks first) sit under it. The round + takes a photo or picks one from the gallery, then asks for an optional </w:t>
+        <w:t xml:space="preserve"> (since 9 October 2026): the picture button in the Marketing top bar - Marketers, Admins and the SuperAdmin on</w:t>
+      </w:r>
+      <w:r>
+        <w:t>ly - opens the photos that play as a slideshow on the website's Bulk Orders page. Each shows whole on a 16:9 card with its number and caption; arrows move it earlier or later, Add caption / Edit caption and Remove (asks first) sit under it. The round + tak</w:t>
+      </w:r>
+      <w:r>
+        <w:t xml:space="preserve">es a photo or picks one from the gallery, then asks for an optional </w:t>
       </w:r>
       <w:r>
         <w:lastRenderedPageBreak/>
-        <w:t>caption (up to 120 characters) before adding it; the photo is shrunk on the phone (1600 px JPEG) and uploaded. 12 at most - the + disappears at</w:t>
-      </w:r>
-      <w:r>
-        <w:t xml:space="preserve"> 12. Files: </w:t>
+        <w:t xml:space="preserve">caption (up to 120 characters) before adding it; the photo is shrunk on the phone (1600 px JPEG) and uploaded. 12 at most - the + disappears at 12. Files: </w:t>
       </w:r>
       <w:r>
         <w:rPr>
@@ -6548,7 +6621,16 @@
           <w:sz w:val="19"/>
           <w:szCs w:val="19"/>
         </w:rPr>
-        <w:t>ShowcaseViewModel.kt</w:t>
+        <w:t>S</w:t>
+      </w:r>
+      <w:r>
+        <w:rPr>
+          <w:rFonts w:ascii="Consolas" w:eastAsia="Consolas" w:hAnsi="Consolas" w:cs="Consolas"/>
+          <w:color w:val="3B3F3D"/>
+          <w:sz w:val="19"/>
+          <w:szCs w:val="19"/>
+        </w:rPr>
+        <w:t>howcaseViewModel.kt</w:t>
       </w:r>
       <w:r>
         <w:t xml:space="preserve">, </w:t>
@@ -6652,16 +6734,7 @@
           <w:sz w:val="19"/>
           <w:szCs w:val="19"/>
         </w:rPr>
-        <w:t>De</w:t>
-      </w:r>
-      <w:r>
-        <w:rPr>
-          <w:rFonts w:ascii="Consolas" w:eastAsia="Consolas" w:hAnsi="Consolas" w:cs="Consolas"/>
-          <w:color w:val="3B3F3D"/>
-          <w:sz w:val="19"/>
-          <w:szCs w:val="19"/>
-        </w:rPr>
-        <w:t>letedCampaignsScreen.kt</w:t>
+        <w:t>DeletedCampaignsScreen.kt</w:t>
       </w:r>
       <w:r>
         <w:t>.</w:t>
@@ -6671,11 +6744,28 @@
       <w:pPr>
         <w:pStyle w:val="Heading2"/>
       </w:pPr>
-      <w:bookmarkStart w:id="10" w:name="_Toc243418242"/>
-      <w:r>
-        <w:t>4.6  Trips and light deliveries</w:t>
+      <w:bookmarkStart w:id="10" w:name="_Toc243679811"/>
+      <w:r>
+        <w:t>4.6  Trips and light</w:t>
+      </w:r>
+      <w:r>
+        <w:t xml:space="preserve"> deliveries</w:t>
       </w:r>
       <w:bookmarkEnd w:id="10"/>
+    </w:p>
+    <w:p>
+      <w:pPr>
+        <w:spacing w:after="120" w:line="276" w:lineRule="auto"/>
+      </w:pPr>
+      <w:r>
+        <w:t>Since 23 October 2026 orders are named by their ticket (like DW-7K3Q9P) everywhere in the app - the ticket the customer quotes. Customers no longer see the driver or the vehicle unless it is shared: when sending orders to a new delivery, tick S</w:t>
+      </w:r>
+      <w:r>
+        <w:t>hare the driver with the customer; orders joining an existing delivery follow that delivery. On a trip's light deliveries, Managers, Admins and the SuperAdmin have a Share driver with customers switch on each delivery. Shared, the customer sees the driver'</w:t>
+      </w:r>
+      <w:r>
+        <w:t>s first name, the number plate and the company phone - never the driver's own number.</w:t>
+      </w:r>
     </w:p>
     <w:p>
       <w:pPr>
@@ -6700,10 +6790,10 @@
         <w:spacing w:after="60" w:line="264" w:lineRule="auto"/>
       </w:pPr>
       <w:r>
-        <w:t>Trip detail: key figures (deliverie</w:t>
-      </w:r>
-      <w:r>
-        <w:t>s, permits, loans plus capital) and Finalize Trip, which also records the remainder trees left over.</w:t>
+        <w:t>Trip d</w:t>
+      </w:r>
+      <w:r>
+        <w:t>etail: key figures (deliveries, permits, loans plus capital) and Finalize Trip, which also records the remainder trees left over.</w:t>
       </w:r>
     </w:p>
     <w:p>
@@ -6716,10 +6806,10 @@
         <w:spacing w:after="60" w:line="264" w:lineRule="auto"/>
       </w:pPr>
       <w:r>
-        <w:t>Light deliveries of a trip: tap a delivery, enter "Received by", let the customer sign on the screen, confirm "Yes, delivered". If some orders were not del</w:t>
-      </w:r>
-      <w:r>
-        <w:t>ivered, give the reason; they return to Orders as priority.</w:t>
+        <w:t>Light deliveries of a trip: tap a delivery, enter "Received by", let the customer sign on the screen, confirm "Yes, delivered"</w:t>
+      </w:r>
+      <w:r>
+        <w:t>. If some orders were not delivered, give the reason; they return to Orders as priority.</w:t>
       </w:r>
     </w:p>
     <w:p>
@@ -6731,7 +6821,7 @@
       <w:pPr>
         <w:pStyle w:val="Heading2"/>
       </w:pPr>
-      <w:bookmarkStart w:id="11" w:name="_Toc243418243"/>
+      <w:bookmarkStart w:id="11" w:name="_Toc243679812"/>
       <w:r>
         <w:t>4.7  Trees</w:t>
       </w:r>
@@ -6742,17 +6832,17 @@
         <w:spacing w:after="120" w:line="276" w:lineRule="auto"/>
       </w:pPr>
       <w:r>
-        <w:t>Registrations of the active trip. + registers trees: an existing farmer (searchable picker) or a new farmer with name and phone, household, number and type of trees, and GPS coordinate</w:t>
-      </w:r>
-      <w:r>
-        <w:t>s filled from the phone's location (works offline). Remainder trees can name the tree registration they came from. Deleted registrations go to the bin.</w:t>
+        <w:t xml:space="preserve">Registrations of the active trip. + registers trees: an existing farmer (searchable picker) or a new farmer with name and phone, household, number and type of trees, and GPS coordinates filled from the phone's location (works offline). Remainder trees can </w:t>
+      </w:r>
+      <w:r>
+        <w:t>name the tree registration they came from. Deleted registrations go to the bin.</w:t>
       </w:r>
     </w:p>
     <w:p>
       <w:pPr>
         <w:pStyle w:val="Heading2"/>
       </w:pPr>
-      <w:bookmarkStart w:id="12" w:name="_Toc243418244"/>
+      <w:bookmarkStart w:id="12" w:name="_Toc243679813"/>
       <w:r>
         <w:t>4.8  Expenses</w:t>
       </w:r>
@@ -6763,17 +6853,20 @@
         <w:spacing w:after="120" w:line="276" w:lineRule="auto"/>
       </w:pPr>
       <w:r>
-        <w:t xml:space="preserve">Pick a trip, then a category (transport, permits, communication, salaries, farmer payments, machine, accommodation, other) to see its total. The list toggles between all, paid (assigned) and pending entries. + adds an entry: amount, description, paid with </w:t>
-      </w:r>
-      <w:r>
-        <w:t>soft cash (M-Pesa) or hard cash, and the category's own fields (vehicle or machine picked from lists, who it is for, farmer and tree). Admins press Pay to send it with Send Money.</w:t>
+        <w:t>Pick a trip, then a category (transport, permits, communication, salaries, farmer payments, machine, accommodation, other) to see its total. The list toggles betw</w:t>
+      </w:r>
+      <w:r>
+        <w:t>een all, paid (assigned) and pending entries. + adds an entry: amount, description, paid with soft cash (M-Pesa) or hard cash, and the category's own fields (vehicle or machine picked from lists, who it is for, farmer and tree). Admins press Pay to send it</w:t>
+      </w:r>
+      <w:r>
+        <w:t xml:space="preserve"> with Send Money.</w:t>
       </w:r>
     </w:p>
     <w:p>
       <w:pPr>
         <w:pStyle w:val="Heading2"/>
       </w:pPr>
-      <w:bookmarkStart w:id="13" w:name="_Toc243418245"/>
+      <w:bookmarkStart w:id="13" w:name="_Toc243679814"/>
       <w:r>
         <w:t>4.9  Transactions</w:t>
       </w:r>
@@ -6795,7 +6888,7 @@
           <w:left w:w="10" w:type="dxa"/>
           <w:right w:w="10" w:type="dxa"/>
         </w:tblCellMar>
-        <w:tblLook w:val="04A0" w:firstRow="1" w:lastRow="0" w:firstColumn="1" w:lastColumn="0" w:noHBand="0" w:noVBand="1"/>
+        <w:tblLook w:val="0000" w:firstRow="0" w:lastRow="0" w:firstColumn="0" w:lastColumn="0" w:noHBand="0" w:noVBand="0"/>
       </w:tblPr>
       <w:tblGrid>
         <w:gridCol w:w="2753"/>
@@ -6921,14 +7014,7 @@
                 <w:sz w:val="19"/>
                 <w:szCs w:val="19"/>
               </w:rPr>
-              <w:t>Collect money from a custome</w:t>
-            </w:r>
-            <w:r>
-              <w:rPr>
-                <w:sz w:val="19"/>
-                <w:szCs w:val="19"/>
-              </w:rPr>
-              <w:t>r's phone (open to every signed-in user)</w:t>
+              <w:t>Collect money from a customer's phone (open to every signed-in user)</w:t>
             </w:r>
           </w:p>
         </w:tc>
@@ -7183,8 +7269,9 @@
       <w:pPr>
         <w:pStyle w:val="Heading2"/>
       </w:pPr>
-      <w:bookmarkStart w:id="14" w:name="_Toc243418246"/>
-      <w:r>
+      <w:bookmarkStart w:id="14" w:name="_Toc243679815"/>
+      <w:r>
+        <w:lastRenderedPageBreak/>
         <w:t>4.10  Loans &amp; Finance</w:t>
       </w:r>
       <w:bookmarkEnd w:id="14"/>
@@ -7204,9 +7291,8 @@
       <w:pPr>
         <w:pStyle w:val="Heading2"/>
       </w:pPr>
-      <w:bookmarkStart w:id="15" w:name="_Toc243418247"/>
-      <w:r>
-        <w:lastRenderedPageBreak/>
+      <w:bookmarkStart w:id="15" w:name="_Toc243679816"/>
+      <w:r>
         <w:t>4.11  AI assistant and insights</w:t>
       </w:r>
       <w:bookmarkEnd w:id="15"/>
@@ -7231,7 +7317,7 @@
       <w:pPr>
         <w:pStyle w:val="Heading1"/>
       </w:pPr>
-      <w:bookmarkStart w:id="16" w:name="_Toc243418248"/>
+      <w:bookmarkStart w:id="16" w:name="_Toc243679817"/>
       <w:r>
         <w:lastRenderedPageBreak/>
         <w:t>5  Voice assistant</w:t>
@@ -7358,7 +7444,7 @@
       <w:pPr>
         <w:pStyle w:val="Heading1"/>
       </w:pPr>
-      <w:bookmarkStart w:id="17" w:name="_Toc243418249"/>
+      <w:bookmarkStart w:id="17" w:name="_Toc243679818"/>
       <w:r>
         <w:lastRenderedPageBreak/>
         <w:t>6  Company SIM payment reading</w:t>
@@ -7467,7 +7553,7 @@
       <w:pPr>
         <w:pStyle w:val="Heading1"/>
       </w:pPr>
-      <w:bookmarkStart w:id="18" w:name="_Toc243418250"/>
+      <w:bookmarkStart w:id="18" w:name="_Toc243679819"/>
       <w:r>
         <w:lastRenderedPageBreak/>
         <w:t>7  Look and feel</w:t>
@@ -7784,7 +7870,7 @@
       <w:pPr>
         <w:pStyle w:val="Heading1"/>
       </w:pPr>
-      <w:bookmarkStart w:id="19" w:name="_Toc243418251"/>
+      <w:bookmarkStart w:id="19" w:name="_Toc243679820"/>
       <w:r>
         <w:lastRenderedPageBreak/>
         <w:t>8  Phone approval and app lock</w:t>
@@ -7806,7 +7892,7 @@
       <w:pPr>
         <w:pStyle w:val="Heading2"/>
       </w:pPr>
-      <w:bookmarkStart w:id="20" w:name="_Toc243418252"/>
+      <w:bookmarkStart w:id="20" w:name="_Toc243679821"/>
       <w:r>
         <w:t>8.1  One approved phone per account</w:t>
       </w:r>
@@ -7890,7 +7976,10 @@
         <w:spacing w:after="60" w:line="264" w:lineRule="auto"/>
       </w:pPr>
       <w:r>
-        <w:t>A waiting phone sees "Waiting for approval" with its model name. Once the SuperAdmin approves it in the desktop app (Users &gt; Phones; since 5 October 2026 only the SuperAdmin can), the person taps "Check again" and is signed in.</w:t>
+        <w:t>A waiting phone sees "Waiting for approval" with its model name. Once the SuperAdmin approves it in the desktop app (Users &gt; Pho</w:t>
+      </w:r>
+      <w:r>
+        <w:t>nes; since 5 October 2026 only the SuperAdmin can), the person taps "Check again" and is signed in.</w:t>
       </w:r>
     </w:p>
     <w:p>
@@ -7903,10 +7992,7 @@
         <w:spacing w:after="60" w:line="264" w:lineRule="auto"/>
       </w:pPr>
       <w:r>
-        <w:t xml:space="preserve">If the SuperAdmin blocks or </w:t>
-      </w:r>
-      <w:r>
-        <w:t xml:space="preserve">replaces the phone, or an admin disables the account, the next request is refused. </w:t>
+        <w:t xml:space="preserve">If the SuperAdmin blocks or replaces the phone, or an admin disables the account, the next request is refused. </w:t>
       </w:r>
       <w:r>
         <w:rPr>
@@ -7927,7 +8013,16 @@
           <w:sz w:val="19"/>
           <w:szCs w:val="19"/>
         </w:rPr>
-        <w:t>data/network/RetrofitClient.kt</w:t>
+        <w:t>data/network/Retro</w:t>
+      </w:r>
+      <w:r>
+        <w:rPr>
+          <w:rFonts w:ascii="Consolas" w:eastAsia="Consolas" w:hAnsi="Consolas" w:cs="Consolas"/>
+          <w:color w:val="3B3F3D"/>
+          <w:sz w:val="19"/>
+          <w:szCs w:val="19"/>
+        </w:rPr>
+        <w:t>fitClient.kt</w:t>
       </w:r>
       <w:r>
         <w:t xml:space="preserve"> then ends the session and the sign-in screen explains why, instead of every screen showing its own error.</w:t>
@@ -7943,10 +8038,10 @@
         <w:spacing w:after="60" w:line="264" w:lineRule="auto"/>
       </w:pPr>
       <w:r>
-        <w:t>Only staf</w:t>
-      </w:r>
-      <w:r>
-        <w:t>f can sign in (since 9 October 2026): a customer account gets "This app is for staff. Please use the website to shop and track your orders." and no phone is recorded for it.</w:t>
+        <w:t>Only staff can sign in (since 9 October 2026): a customer account gets "This app is for staff. Please use the website to shop and track y</w:t>
+      </w:r>
+      <w:r>
+        <w:t>our orders." and no phone is recorded for it.</w:t>
       </w:r>
     </w:p>
     <w:p>
@@ -7959,10 +8054,7 @@
         <w:spacing w:after="60" w:line="264" w:lineRule="auto"/>
       </w:pPr>
       <w:r>
-        <w:t>Uninstalling the app or clearing its storage deletes the key. The phone then count</w:t>
-      </w:r>
-      <w:r>
-        <w:t>s as a new phone and needs the SuperAdmin's approval again (with replace).</w:t>
+        <w:t>Uninstalling the app or clearing its storage deletes the key. The phone then counts as a new phone and needs the SuperAdmin's approval again (with replace).</w:t>
       </w:r>
     </w:p>
     <w:p>
@@ -7974,7 +8066,7 @@
       <w:pPr>
         <w:pStyle w:val="Heading2"/>
       </w:pPr>
-      <w:bookmarkStart w:id="21" w:name="_Toc243418253"/>
+      <w:bookmarkStart w:id="21" w:name="_Toc243679822"/>
       <w:r>
         <w:t>8.2  Fingerprint lock</w:t>
       </w:r>
@@ -8014,10 +8106,10 @@
         <w:t>ui/nav/AppRoot.kt</w:t>
       </w:r>
       <w:r>
-        <w:t>). It shows when the app is opened, unless the person has just signe</w:t>
-      </w:r>
-      <w:r>
-        <w:t>d in with the password, and again after the app has been in the background for more than 2 minutes.</w:t>
+        <w:t>). It shows when the app is opened, unless the person has just signed in with the password, and again after the app has been in the background for more than 2 minutes</w:t>
+      </w:r>
+      <w:r>
+        <w:t>.</w:t>
       </w:r>
     </w:p>
     <w:p>
@@ -8030,10 +8122,10 @@
         <w:spacing w:after="60" w:line="264" w:lineRule="auto"/>
       </w:pPr>
       <w:r>
-        <w:t xml:space="preserve">The lock is drawn over the screen that was open, which stays where it was underneath: nothing behind it can be tapped or read out by the screen reader, and </w:t>
-      </w:r>
-      <w:r>
-        <w:t>Back sends the app to the background. A half-filled form is therefore still there after unlocking (before 3 October 2026 the lock replaced the screen and such input was lost).</w:t>
+        <w:t xml:space="preserve">The lock is drawn over the screen that was open, which stays where it was underneath: nothing behind it can be tapped or read out by the screen reader, and Back sends the app to the background. A half-filled form is therefore still there after unlocking </w:t>
+      </w:r>
+      <w:r>
+        <w:t>(before 3 October 2026 the lock replaced the screen and such input was lost).</w:t>
       </w:r>
     </w:p>
     <w:p>
@@ -8046,10 +8138,7 @@
         <w:spacing w:after="60" w:line="264" w:lineRule="auto"/>
       </w:pPr>
       <w:r>
-        <w:t xml:space="preserve">It uses the strongest method the phone offers: fingerprint (class 3 biometrics) </w:t>
-      </w:r>
-      <w:r>
-        <w:t>when available, otherwise fingerprint, face or the phone's PIN, pattern or password.</w:t>
+        <w:t>It uses the strongest method the phone offers: fingerprint (class 3 biometrics) when available, otherwise fingerprint, face or the phone's PIN, pattern or password.</w:t>
       </w:r>
     </w:p>
     <w:p>
@@ -8062,7 +8151,10 @@
         <w:spacing w:after="60" w:line="264" w:lineRule="auto"/>
       </w:pPr>
       <w:r>
-        <w:t>A phone with no screen lock at all cannot open the app; it shows "Set a screen lock first" with a button to the phone's security settings.</w:t>
+        <w:t xml:space="preserve">A phone with </w:t>
+      </w:r>
+      <w:r>
+        <w:t>no screen lock at all cannot open the app; it shows "Set a screen lock first" with a button to the phone's security settings.</w:t>
       </w:r>
     </w:p>
     <w:p>
@@ -8075,10 +8167,10 @@
         <w:spacing w:after="60" w:line="264" w:lineRule="auto"/>
       </w:pPr>
       <w:r>
-        <w:t>The lock screen also offers "Sig</w:t>
-      </w:r>
-      <w:r>
-        <w:t>n out" so a person can leave without unlocking. Since 20 October 2026 every Sign out asks "Sign out?" first (Cancel or Sign out), here and in the menu (</w:t>
+        <w:t>The lock screen also offers "Sign out" so a person can leave without unlocking. Since 20 October 2026 every Sign out asks "Sign ou</w:t>
+      </w:r>
+      <w:r>
+        <w:t>t?" first (Cancel or Sign out), here and in the menu (</w:t>
       </w:r>
       <w:r>
         <w:rPr>
@@ -8103,10 +8195,7 @@
         <w:spacing w:after="60" w:line="264" w:lineRule="auto"/>
       </w:pPr>
       <w:r>
-        <w:t>Turning the phone (and spli</w:t>
-      </w:r>
-      <w:r>
-        <w:t>t screen) no longer rebuilds the screen (</w:t>
+        <w:t>Turning the phone (and split screen) no longer rebuilds the screen (</w:t>
       </w:r>
       <w:r>
         <w:rPr>
@@ -8118,10 +8207,13 @@
         <w:t>android:configChanges</w:t>
       </w:r>
       <w:r>
-        <w:t xml:space="preserve"> in the manifest), so a half-filled form, a playing video and the unlocked app stay as they were: "rotating a screen is not the same as closing the phone". If Android does rebuild it (a language</w:t>
-      </w:r>
-      <w:r>
-        <w:t xml:space="preserve"> or text-size change), the lock remembers it was open; an app Android closed while it was away comes back locked (</w:t>
+        <w:t xml:space="preserve"> in the manifest), so a half-filled </w:t>
+      </w:r>
+      <w:r>
+        <w:t>form, a playing video and the unlocked app stay as they were: "rotating a screen is not the same as closing the phone". If Android does rebuild it (a language or text-size change), the lock remembers it was open; an app Android closed while it was away com</w:t>
+      </w:r>
+      <w:r>
+        <w:t>es back locked (</w:t>
       </w:r>
       <w:r>
         <w:rPr>
@@ -8247,16 +8339,7 @@
           <w:sz w:val="19"/>
           <w:szCs w:val="19"/>
         </w:rPr>
-        <w:t>ui/auth/</w:t>
-      </w:r>
-      <w:r>
-        <w:rPr>
-          <w:rFonts w:ascii="Consolas" w:eastAsia="Consolas" w:hAnsi="Consolas" w:cs="Consolas"/>
-          <w:color w:val="3B3F3D"/>
-          <w:sz w:val="19"/>
-          <w:szCs w:val="19"/>
-        </w:rPr>
-        <w:t>AppLock.kt</w:t>
+        <w:t>ui/auth/AppLock.kt</w:t>
       </w:r>
       <w:r>
         <w:t xml:space="preserve">. Prompt wording: the same file. Messages shown after being signed out: </w:t>
@@ -8316,7 +8399,7 @@
       <w:pPr>
         <w:pStyle w:val="Heading1"/>
       </w:pPr>
-      <w:bookmarkStart w:id="22" w:name="_Toc243418254"/>
+      <w:bookmarkStart w:id="22" w:name="_Toc243679823"/>
       <w:r>
         <w:lastRenderedPageBreak/>
         <w:t>9  Network settings</w:t>
@@ -8339,7 +8422,7 @@
           <w:left w:w="10" w:type="dxa"/>
           <w:right w:w="10" w:type="dxa"/>
         </w:tblCellMar>
-        <w:tblLook w:val="04A0" w:firstRow="1" w:lastRow="0" w:firstColumn="1" w:lastColumn="0" w:noHBand="0" w:noVBand="1"/>
+        <w:tblLook w:val="0000" w:firstRow="0" w:lastRow="0" w:firstColumn="0" w:lastColumn="0" w:noHBand="0" w:noVBand="0"/>
       </w:tblPr>
       <w:tblGrid>
         <w:gridCol w:w="2753"/>
@@ -8594,7 +8677,14 @@
                 <w:sz w:val="19"/>
                 <w:szCs w:val="19"/>
               </w:rPr>
-              <w:t>connect 30 s, read 60 s, write 30 s (AI calls can take several seconds)</w:t>
+              <w:t xml:space="preserve">connect 30 s, read 60 s, write 30 s (AI calls can take several </w:t>
+            </w:r>
+            <w:r>
+              <w:rPr>
+                <w:sz w:val="19"/>
+                <w:szCs w:val="19"/>
+              </w:rPr>
+              <w:t>seconds)</w:t>
             </w:r>
           </w:p>
         </w:tc>
@@ -8743,10 +8833,7 @@
         <w:t xml:space="preserve">Caution: </w:t>
       </w:r>
       <w:r>
-        <w:t>Full-body logging writes tokens and payment details to the phone's log. Lower it to BASIC or NONE in RetrofitClient.kt before a production releas</w:t>
-      </w:r>
-      <w:r>
-        <w:t>e.</w:t>
+        <w:t>Full-body logging writes tokens and payment details to the phone's log. Lower it to BASIC or NONE in RetrofitClient.kt before a production release.</w:t>
       </w:r>
     </w:p>
     <w:p>
@@ -8758,7 +8845,7 @@
       <w:pPr>
         <w:pStyle w:val="Heading1"/>
       </w:pPr>
-      <w:bookmarkStart w:id="23" w:name="_Toc243418255"/>
+      <w:bookmarkStart w:id="23" w:name="_Toc243679824"/>
       <w:r>
         <w:lastRenderedPageBreak/>
         <w:t>10  Building, testing and sharing</w:t>
@@ -8769,7 +8856,7 @@
       <w:pPr>
         <w:pStyle w:val="Heading2"/>
       </w:pPr>
-      <w:bookmarkStart w:id="24" w:name="_Toc243418256"/>
+      <w:bookmarkStart w:id="24" w:name="_Toc243679825"/>
       <w:r>
         <w:t>10.1  Testing on the USB phone</w:t>
       </w:r>
@@ -8785,7 +8872,10 @@
         <w:spacing w:after="60" w:line="264" w:lineRule="auto"/>
       </w:pPr>
       <w:r>
-        <w:t>Connect the test phone by USB with debugging allowed.</w:t>
+        <w:t>Connect the test phone by USB wi</w:t>
+      </w:r>
+      <w:r>
+        <w:t>th debugging allowed.</w:t>
       </w:r>
     </w:p>
     <w:p>
@@ -8823,10 +8913,7 @@
         <w:spacing w:after="60" w:line="264" w:lineRule="auto"/>
       </w:pPr>
       <w:r>
-        <w:t xml:space="preserve">Build and install the </w:t>
-      </w:r>
-      <w:r>
-        <w:t xml:space="preserve">debug app from Android Studio (Run), or from a terminal (next section) followed by </w:t>
+        <w:t xml:space="preserve">Build and install the debug app from Android Studio (Run), or from a terminal (next section) followed by </w:t>
       </w:r>
       <w:r>
         <w:rPr>
@@ -8835,7 +8922,16 @@
           <w:sz w:val="19"/>
           <w:szCs w:val="19"/>
         </w:rPr>
-        <w:t>adb install -r app/build/outputs/apk/debug/app-debug.apk</w:t>
+        <w:t>adb install -r app/</w:t>
+      </w:r>
+      <w:r>
+        <w:rPr>
+          <w:rFonts w:ascii="Consolas" w:eastAsia="Consolas" w:hAnsi="Consolas" w:cs="Consolas"/>
+          <w:color w:val="3B3F3D"/>
+          <w:sz w:val="19"/>
+          <w:szCs w:val="19"/>
+        </w:rPr>
+        <w:t>build/outputs/apk/debug/app-debug.apk</w:t>
       </w:r>
       <w:r>
         <w:t>.</w:t>
@@ -8850,7 +8946,7 @@
       <w:pPr>
         <w:pStyle w:val="Heading2"/>
       </w:pPr>
-      <w:bookmarkStart w:id="25" w:name="_Toc243418257"/>
+      <w:bookmarkStart w:id="25" w:name="_Toc243679826"/>
       <w:r>
         <w:t>10.2  Command-line builds</w:t>
       </w:r>
@@ -8942,12 +9038,9 @@
       <w:pPr>
         <w:pStyle w:val="Heading2"/>
       </w:pPr>
-      <w:bookmarkStart w:id="26" w:name="_Toc243418258"/>
-      <w:r>
-        <w:t>10.3  Sharing the app with admins else</w:t>
-      </w:r>
-      <w:r>
-        <w:t>where</w:t>
+      <w:bookmarkStart w:id="26" w:name="_Toc243679827"/>
+      <w:r>
+        <w:t>10.3  Sharing the app with admins elsewhere</w:t>
       </w:r>
       <w:bookmarkEnd w:id="26"/>
     </w:p>
@@ -9008,7 +9101,16 @@
           <w:sz w:val="19"/>
           <w:szCs w:val="19"/>
         </w:rPr>
-        <w:t>/root/fathersProject/downloads/dateroem-wood-sales.apk</w:t>
+        <w:t>/root/fathersProject/downloads/dateroe</w:t>
+      </w:r>
+      <w:r>
+        <w:rPr>
+          <w:rFonts w:ascii="Consolas" w:eastAsia="Consolas" w:hAnsi="Consolas" w:cs="Consolas"/>
+          <w:color w:val="3B3F3D"/>
+          <w:sz w:val="19"/>
+          <w:szCs w:val="19"/>
+        </w:rPr>
+        <w:t>m-wood-sales.apk</w:t>
       </w:r>
       <w:r>
         <w:t>.</w:t>
@@ -9024,10 +9126,7 @@
         <w:spacing w:after="60" w:line="264" w:lineRule="auto"/>
       </w:pPr>
       <w:r>
-        <w:t>Admins download it fr</w:t>
-      </w:r>
-      <w:r>
-        <w:t>om https://&lt;public domain&gt;/downloadable/dateroem-wood-sales.apk and install it (allow installs from this source).</w:t>
+        <w:t>Admins download it from https://&lt;public domain&gt;/downloadable/dateroem-wood-sales.apk and install it (allow installs from this source).</w:t>
       </w:r>
     </w:p>
     <w:p>
@@ -9053,7 +9152,10 @@
         <w:t xml:space="preserve">Note: </w:t>
       </w:r>
       <w:r>
-        <w:t>The shared APK only works while the computer, the servers and the tunnel are running, because it reaches the mobile server through the tunnel.</w:t>
+        <w:t>The shared APK only works while the computer, the servers and the tunnel are running, because it</w:t>
+      </w:r>
+      <w:r>
+        <w:t xml:space="preserve"> reaches the mobile server through the tunnel.</w:t>
       </w:r>
     </w:p>
     <w:p>
@@ -9074,17 +9176,17 @@
         <w:t xml:space="preserve">Caution: </w:t>
       </w:r>
       <w:r>
-        <w:t>Copies of the app built before 3 October 2026 have no phone key. They still accept the password, but eve</w:t>
-      </w:r>
-      <w:r>
-        <w:t>ry screen afterwards fails with "Please sign in again". Share a new APK and ask every admin to install it; each phone that was not the account's first then needs approval in the desktop app.</w:t>
+        <w:t>Copies of the app built before 3 October 2026 have no phone key. They still accept the password, but every screen afterwards fails with "Please sign in again". Share a new APK and ask every admin to i</w:t>
+      </w:r>
+      <w:r>
+        <w:t>nstall it; each phone that was not the account's first then needs approval in the desktop app.</w:t>
       </w:r>
     </w:p>
     <w:p>
       <w:pPr>
         <w:pStyle w:val="Heading2"/>
       </w:pPr>
-      <w:bookmarkStart w:id="27" w:name="_Toc243418259"/>
+      <w:bookmarkStart w:id="27" w:name="_Toc243679828"/>
       <w:r>
         <w:t>10.4  Before a production release</w:t>
       </w:r>
@@ -9100,10 +9202,10 @@
         <w:spacing w:after="60" w:line="264" w:lineRule="auto"/>
       </w:pPr>
       <w:r>
-        <w:t>Create a signing key (keystore)</w:t>
-      </w:r>
-      <w:r>
-        <w:t xml:space="preserve"> and build a signed release APK or App Bundle; keep the keystore and its passwords outside the project and backed up.</w:t>
+        <w:t>Create a signing key (keystore) and build a signed release APK or App Bundle; keep the keystore and its passwords outside the p</w:t>
+      </w:r>
+      <w:r>
+        <w:t>roject and backed up.</w:t>
       </w:r>
     </w:p>
     <w:p>
@@ -9165,10 +9267,7 @@
         <w:t>isMinifyEnabled</w:t>
       </w:r>
       <w:r>
-        <w:t>), and</w:t>
-      </w:r>
-      <w:r>
-        <w:t xml:space="preserve"> remove the plain-HTTP exception once the server has a permanent HTTPS address.</w:t>
+        <w:t>), and remove the plain-HTTP exception once the server has a permanent HTTPS address.</w:t>
       </w:r>
     </w:p>
     <w:p>
@@ -9181,7 +9280,10 @@
         <w:spacing w:after="60" w:line="264" w:lineRule="auto"/>
       </w:pPr>
       <w:r>
-        <w:t>Distribute through Google Play (internal testing track) or a device-management tool instead of a download link.</w:t>
+        <w:t>Distribute throu</w:t>
+      </w:r>
+      <w:r>
+        <w:t>gh Google Play (internal testing track) or a device-management tool instead of a download link.</w:t>
       </w:r>
     </w:p>
     <w:p>
@@ -9198,7 +9300,7 @@
       <w:pPr>
         <w:pStyle w:val="Heading1"/>
       </w:pPr>
-      <w:bookmarkStart w:id="28" w:name="_Toc243418260"/>
+      <w:bookmarkStart w:id="28" w:name="_Toc243679829"/>
       <w:r>
         <w:lastRenderedPageBreak/>
         <w:t>11  Development history</w:t>
@@ -9221,7 +9323,7 @@
           <w:left w:w="10" w:type="dxa"/>
           <w:right w:w="10" w:type="dxa"/>
         </w:tblCellMar>
-        <w:tblLook w:val="04A0" w:firstRow="1" w:lastRow="0" w:firstColumn="1" w:lastColumn="0" w:noHBand="0" w:noVBand="1"/>
+        <w:tblLook w:val="0000" w:firstRow="0" w:lastRow="0" w:firstColumn="0" w:lastColumn="0" w:noHBand="0" w:noVBand="0"/>
       </w:tblPr>
       <w:tblGrid>
         <w:gridCol w:w="1606"/>
@@ -9925,7 +10027,14 @@
                 <w:sz w:val="19"/>
                 <w:szCs w:val="19"/>
               </w:rPr>
-              <w:t>Fingerprint (or screen lock) required to open the app; product badge moved under the product name.</w:t>
+              <w:t>Fingerprint (or screen lock) required to open the app; product badge moved under the produ</w:t>
+            </w:r>
+            <w:r>
+              <w:rPr>
+                <w:sz w:val="19"/>
+                <w:szCs w:val="19"/>
+              </w:rPr>
+              <w:t>ct name.</w:t>
             </w:r>
           </w:p>
         </w:tc>
@@ -10041,14 +10150,7 @@
                 <w:sz w:val="19"/>
                 <w:szCs w:val="19"/>
               </w:rPr>
-              <w:t>Editing a campaign no longer drops its video; the app lock now covers the open screen instead</w:t>
-            </w:r>
-            <w:r>
-              <w:rPr>
-                <w:sz w:val="19"/>
-                <w:szCs w:val="19"/>
-              </w:rPr>
-              <w:t xml:space="preserve"> of replacing it, so unsaved forms survive; unsaved campaign changes are kept as a draft.</w:t>
+              <w:t>Editing a campaign no longer drops its video; the app lock now covers the open screen instead of replacing it, so unsaved forms survive; unsaved campaign changes are kept as a draft.</w:t>
             </w:r>
           </w:p>
         </w:tc>
@@ -10164,14 +10266,14 @@
                 <w:sz w:val="19"/>
                 <w:szCs w:val="19"/>
               </w:rPr>
-              <w:t>Retire a product: an admin takes a product off the shop from the desktop or phone app, whatever its stock, and can bring it back later; its stock and existing orders are kept. Products that run out of stock are listed for admins under "Needs att</w:t>
-            </w:r>
-            <w:r>
-              <w:rPr>
-                <w:sz w:val="19"/>
-                <w:szCs w:val="19"/>
-              </w:rPr>
-              <w:t>ention", with a count on Products in the phone app menu.</w:t>
+              <w:t>Retire a product: an admin takes a product off the shop from the desktop or phone app, whatever i</w:t>
+            </w:r>
+            <w:r>
+              <w:rPr>
+                <w:sz w:val="19"/>
+                <w:szCs w:val="19"/>
+              </w:rPr>
+              <w:t>ts stock, and can bring it back later; its stock and existing orders are kept. Products that run out of stock are listed for admins under "Needs attention", with a count on Products in the phone app menu.</w:t>
             </w:r>
           </w:p>
         </w:tc>
@@ -10294,14 +10396,14 @@
                 <w:sz w:val="19"/>
                 <w:szCs w:val="19"/>
               </w:rPr>
-              <w:t xml:space="preserve">The entrance in two real photographs instead of the drawn forest ("the board has seen it wise to use a real forest"): the old oak rising out of the dark, mist rolling in and clearing over a misty pine forest, then the company emblem and the wood wordmark; </w:t>
-            </w:r>
-            <w:r>
-              <w:rPr>
-                <w:sz w:val="19"/>
-                <w:szCs w:val="19"/>
-              </w:rPr>
-              <w:t>a tap skips it. Sign-in stands in the same forest. The app icon is the company emblem - the website's icon.</w:t>
+              <w:t>The entrance in two real photographs instead of the drawn forest ("the board has seen it wise to use a real forest"): the old oak rising out of the dark, mist rolling in and clearing over a m</w:t>
+            </w:r>
+            <w:r>
+              <w:rPr>
+                <w:sz w:val="19"/>
+                <w:szCs w:val="19"/>
+              </w:rPr>
+              <w:t>isty pine forest, then the company emblem and the wood wordmark; a tap skips it. Sign-in stands in the same forest. The app icon is the company emblem - the website's icon.</w:t>
             </w:r>
           </w:p>
         </w:tc>
@@ -10360,21 +10462,14 @@
                 <w:sz w:val="19"/>
                 <w:szCs w:val="19"/>
               </w:rPr>
-              <w:t>Calm error messages everywhere ("the user ... never gets the whole details but what is necessary and presentable"): the website, the pho</w:t>
-            </w:r>
-            <w:r>
-              <w:rPr>
-                <w:sz w:val="19"/>
-                <w:szCs w:val="19"/>
-              </w:rPr>
-              <w:t xml:space="preserve">ne app and the three servers show one plain sentence when the server is down, slow or has a problem - never addresses, codes or error text; the backend no longer sends stack traces; while a server is down the router shows a "We'll be right back" page (and </w:t>
-            </w:r>
-            <w:r>
-              <w:rPr>
-                <w:sz w:val="19"/>
-                <w:szCs w:val="19"/>
-              </w:rPr>
-              <w:t>the apps a short message).</w:t>
+              <w:t>Calm error messages everywhere ("the user ... never gets the whole details but what is necessary and presentable"): the website, the phone app and the three servers show one plain sentence when the server is down, slow or has a problem - never addresses, c</w:t>
+            </w:r>
+            <w:r>
+              <w:rPr>
+                <w:sz w:val="19"/>
+                <w:szCs w:val="19"/>
+              </w:rPr>
+              <w:t>odes or error text; the backend no longer sends stack traces; while a server is down the router shows a "We'll be right back" page (and the apps a short message).</w:t>
             </w:r>
           </w:p>
         </w:tc>
@@ -10431,7 +10526,14 @@
                 <w:sz w:val="19"/>
                 <w:szCs w:val="19"/>
               </w:rPr>
-              <w:t>The entrance plays again whenever the app comes back after more than 15 minutes, also when Android kept it in the background (Home or Back), over the screen the person was on.</w:t>
+              <w:t xml:space="preserve">The entrance plays again whenever the app comes back after more than 15 minutes, </w:t>
+            </w:r>
+            <w:r>
+              <w:rPr>
+                <w:sz w:val="19"/>
+                <w:szCs w:val="19"/>
+              </w:rPr>
+              <w:t>also when Android kept it in the background (Home or Back), over the screen the person was on.</w:t>
             </w:r>
           </w:p>
         </w:tc>
@@ -10548,14 +10650,21 @@
                 <w:sz w:val="19"/>
                 <w:szCs w:val="19"/>
               </w:rPr>
-              <w:t>Turning the phone no longer rebuilds the screen, so it no longer asks for the fingerprint ("rotating a screen is not the same as closing the phone"); an app Android closed in the background still locks when it comes back. Sign out asks "Sign out?" first, i</w:t>
-            </w:r>
-            <w:r>
-              <w:rPr>
-                <w:sz w:val="19"/>
-                <w:szCs w:val="19"/>
-              </w:rPr>
-              <w:t>n the menu and on the lock screen.</w:t>
+              <w:t>Turn</w:t>
+            </w:r>
+            <w:r>
+              <w:rPr>
+                <w:sz w:val="19"/>
+                <w:szCs w:val="19"/>
+              </w:rPr>
+              <w:t>ing the phone no longer rebuilds the screen, so it no longer asks for the fingerprint ("rotating a screen is not the same as closing the phone"); an app Android closed in the background still locks when it comes back. Sign out asks "Sign out?" first, in th</w:t>
+            </w:r>
+            <w:r>
+              <w:rPr>
+                <w:sz w:val="19"/>
+                <w:szCs w:val="19"/>
+              </w:rPr>
+              <w:t>e menu and on the lock screen.</w:t>
             </w:r>
           </w:p>
         </w:tc>
@@ -10791,10 +10900,10 @@
 <file path=word/numbering.xml><?xml version="1.0" encoding="utf-8"?>
 <w:numbering xmlns:wpc="http://schemas.microsoft.com/office/word/2010/wordprocessingCanvas" xmlns:cx="http://schemas.microsoft.com/office/drawing/2014/chartex" xmlns:cx1="http://schemas.microsoft.com/office/drawing/2015/9/8/chartex" xmlns:mc="http://schemas.openxmlformats.org/markup-compatibility/2006" xmlns:o="urn:schemas-microsoft-com:office:office" xmlns:r="http://schemas.openxmlformats.org/officeDocument/2006/relationships" xmlns:m="http://schemas.openxmlformats.org/officeDocument/2006/math" xmlns:v="urn:schemas-microsoft-com:vml" xmlns:wp14="http://schemas.microsoft.com/office/word/2010/wordprocessingDrawing" xmlns:wp="http://schemas.openxmlformats.org/drawingml/2006/wordprocessingDrawing" xmlns:w10="urn:schemas-microsoft-com:office:word" xmlns:w="http://schemas.openxmlformats.org/wordprocessingml/2006/main" xmlns:w14="http://schemas.microsoft.com/office/word/2010/wordml" xmlns:w15="http://schemas.microsoft.com/office/word/2012/wordml" xmlns:w16se="http://schemas.microsoft.com/office/word/2015/wordml/symex" xmlns:wpg="http://schemas.microsoft.com/office/word/2010/wordprocessingGroup" xmlns:wpi="http://schemas.microsoft.com/office/word/2010/wordprocessingInk" xmlns:wne="http://schemas.microsoft.com/office/word/2006/wordml" xmlns:wps="http://schemas.microsoft.com/office/word/2010/wordprocessingShape" mc:Ignorable="w14 w15 w16se wp14">
   <w:abstractNum w:abstractNumId="0" w15:restartNumberingAfterBreak="0">
-    <w:nsid w:val="2453413E"/>
+    <w:nsid w:val="0C734D55"/>
     <w:multiLevelType w:val="hybridMultilevel"/>
-    <w:tmpl w:val="5ED8D904"/>
-    <w:lvl w:ilvl="0" w:tplc="F33CEF0C" w:tentative="1">
+    <w:tmpl w:val="0090F8C2"/>
+    <w:lvl w:ilvl="0" w:tplc="E174E3E2" w:tentative="1">
       <w:start w:val="1"/>
       <w:numFmt w:val="bullet"/>
       <w:lvlText w:val="●"/>
@@ -10803,7 +10912,7 @@
         <w:ind w:left="720" w:hanging="360"/>
       </w:pPr>
     </w:lvl>
-    <w:lvl w:ilvl="1" w:tplc="48A449E0" w:tentative="1">
+    <w:lvl w:ilvl="1" w:tplc="168EB5AC" w:tentative="1">
       <w:start w:val="1"/>
       <w:numFmt w:val="bullet"/>
       <w:lvlText w:val="○"/>
@@ -10812,7 +10921,7 @@
         <w:ind w:left="1440" w:hanging="360"/>
       </w:pPr>
     </w:lvl>
-    <w:lvl w:ilvl="2" w:tplc="AEAED6F6" w:tentative="1">
+    <w:lvl w:ilvl="2" w:tplc="F59ABF4C" w:tentative="1">
       <w:start w:val="1"/>
       <w:numFmt w:val="bullet"/>
       <w:lvlText w:val="■"/>
@@ -10821,7 +10930,7 @@
         <w:ind w:left="2160" w:hanging="360"/>
       </w:pPr>
     </w:lvl>
-    <w:lvl w:ilvl="3" w:tplc="1E920B7C" w:tentative="1">
+    <w:lvl w:ilvl="3" w:tplc="81E8286E" w:tentative="1">
       <w:start w:val="1"/>
       <w:numFmt w:val="bullet"/>
       <w:lvlText w:val="●"/>
@@ -10830,7 +10939,7 @@
         <w:ind w:left="2880" w:hanging="360"/>
       </w:pPr>
     </w:lvl>
-    <w:lvl w:ilvl="4" w:tplc="E27E8928" w:tentative="1">
+    <w:lvl w:ilvl="4" w:tplc="8A44BF22" w:tentative="1">
       <w:start w:val="1"/>
       <w:numFmt w:val="bullet"/>
       <w:lvlText w:val="○"/>
@@ -10839,7 +10948,7 @@
         <w:ind w:left="3600" w:hanging="360"/>
       </w:pPr>
     </w:lvl>
-    <w:lvl w:ilvl="5" w:tplc="4BF2EE14" w:tentative="1">
+    <w:lvl w:ilvl="5" w:tplc="F0908068" w:tentative="1">
       <w:start w:val="1"/>
       <w:numFmt w:val="bullet"/>
       <w:lvlText w:val="■"/>
@@ -10848,7 +10957,7 @@
         <w:ind w:left="4320" w:hanging="360"/>
       </w:pPr>
     </w:lvl>
-    <w:lvl w:ilvl="6" w:tplc="24C4E66C" w:tentative="1">
+    <w:lvl w:ilvl="6" w:tplc="AC6C1C72" w:tentative="1">
       <w:start w:val="1"/>
       <w:numFmt w:val="bullet"/>
       <w:lvlText w:val="●"/>
@@ -10857,7 +10966,7 @@
         <w:ind w:left="5040" w:hanging="360"/>
       </w:pPr>
     </w:lvl>
-    <w:lvl w:ilvl="7" w:tplc="3FD2D8CC" w:tentative="1">
+    <w:lvl w:ilvl="7" w:tplc="83B6664A" w:tentative="1">
       <w:start w:val="1"/>
       <w:numFmt w:val="bullet"/>
       <w:lvlText w:val="●"/>
@@ -10866,7 +10975,7 @@
         <w:ind w:left="5760" w:hanging="360"/>
       </w:pPr>
     </w:lvl>
-    <w:lvl w:ilvl="8" w:tplc="BDDC323E" w:tentative="1">
+    <w:lvl w:ilvl="8" w:tplc="B838DC7A" w:tentative="1">
       <w:start w:val="1"/>
       <w:numFmt w:val="bullet"/>
       <w:lvlText w:val="●"/>
@@ -10877,10 +10986,10 @@
     </w:lvl>
   </w:abstractNum>
   <w:abstractNum w:abstractNumId="1" w15:restartNumberingAfterBreak="0">
-    <w:nsid w:val="79A03E39"/>
+    <w:nsid w:val="4C0469B0"/>
     <w:multiLevelType w:val="hybridMultilevel"/>
-    <w:tmpl w:val="9E5487A8"/>
-    <w:lvl w:ilvl="0" w:tplc="BD04B26A">
+    <w:tmpl w:val="C7B4CC66"/>
+    <w:lvl w:ilvl="0" w:tplc="1BF00656">
       <w:start w:val="1"/>
       <w:numFmt w:val="decimal"/>
       <w:lvlText w:val="%1."/>
@@ -10889,7 +10998,7 @@
         <w:ind w:left="540" w:hanging="300"/>
       </w:pPr>
     </w:lvl>
-    <w:lvl w:ilvl="1" w:tplc="30D0FAE4" w:tentative="1">
+    <w:lvl w:ilvl="1" w:tplc="6A4084DE" w:tentative="1">
       <w:start w:val="1"/>
       <w:numFmt w:val="lowerLetter"/>
       <w:lvlText w:val="%2."/>
@@ -10898,7 +11007,7 @@
         <w:ind w:left="940" w:hanging="300"/>
       </w:pPr>
     </w:lvl>
-    <w:lvl w:ilvl="2" w:tplc="832213F8" w:tentative="1">
+    <w:lvl w:ilvl="2" w:tplc="AB1CFC68" w:tentative="1">
       <w:start w:val="1"/>
       <w:numFmt w:val="lowerRoman"/>
       <w:lvlText w:val="%3."/>
@@ -10907,42 +11016,42 @@
         <w:ind w:left="1340" w:hanging="300"/>
       </w:pPr>
     </w:lvl>
-    <w:lvl w:ilvl="3" w:tplc="6D76B1D0">
+    <w:lvl w:ilvl="3" w:tplc="C6320E52">
       <w:numFmt w:val="decimal"/>
       <w:lvlText w:val=""/>
       <w:lvlJc w:val="left"/>
     </w:lvl>
-    <w:lvl w:ilvl="4" w:tplc="2CFAC132">
+    <w:lvl w:ilvl="4" w:tplc="B2ECAE7C">
       <w:numFmt w:val="decimal"/>
       <w:lvlText w:val=""/>
       <w:lvlJc w:val="left"/>
     </w:lvl>
-    <w:lvl w:ilvl="5" w:tplc="21C8360C">
+    <w:lvl w:ilvl="5" w:tplc="801E8BB2">
       <w:numFmt w:val="decimal"/>
       <w:lvlText w:val=""/>
       <w:lvlJc w:val="left"/>
     </w:lvl>
-    <w:lvl w:ilvl="6" w:tplc="E564E406">
+    <w:lvl w:ilvl="6" w:tplc="A7B42108">
       <w:numFmt w:val="decimal"/>
       <w:lvlText w:val=""/>
       <w:lvlJc w:val="left"/>
     </w:lvl>
-    <w:lvl w:ilvl="7" w:tplc="6DF6181A">
+    <w:lvl w:ilvl="7" w:tplc="A2AE8226">
       <w:numFmt w:val="decimal"/>
       <w:lvlText w:val=""/>
       <w:lvlJc w:val="left"/>
     </w:lvl>
-    <w:lvl w:ilvl="8" w:tplc="DB9EB710">
+    <w:lvl w:ilvl="8" w:tplc="70863354">
       <w:numFmt w:val="decimal"/>
       <w:lvlText w:val=""/>
       <w:lvlJc w:val="left"/>
     </w:lvl>
   </w:abstractNum>
   <w:abstractNum w:abstractNumId="2" w15:restartNumberingAfterBreak="0">
-    <w:nsid w:val="7BCF0EE8"/>
+    <w:nsid w:val="766558FC"/>
     <w:multiLevelType w:val="hybridMultilevel"/>
-    <w:tmpl w:val="F93C2C84"/>
-    <w:lvl w:ilvl="0" w:tplc="1A56AB72">
+    <w:tmpl w:val="1A6E5DB2"/>
+    <w:lvl w:ilvl="0" w:tplc="E172843C">
       <w:start w:val="1"/>
       <w:numFmt w:val="bullet"/>
       <w:lvlText w:val="•"/>
@@ -10951,7 +11060,7 @@
         <w:ind w:left="540" w:hanging="300"/>
       </w:pPr>
     </w:lvl>
-    <w:lvl w:ilvl="1" w:tplc="E392D32C" w:tentative="1">
+    <w:lvl w:ilvl="1" w:tplc="9C304DE4" w:tentative="1">
       <w:start w:val="1"/>
       <w:numFmt w:val="bullet"/>
       <w:lvlText w:val="–"/>
@@ -10960,7 +11069,7 @@
         <w:ind w:left="940" w:hanging="300"/>
       </w:pPr>
     </w:lvl>
-    <w:lvl w:ilvl="2" w:tplc="C2C2037A" w:tentative="1">
+    <w:lvl w:ilvl="2" w:tplc="758A97B0" w:tentative="1">
       <w:start w:val="1"/>
       <w:numFmt w:val="bullet"/>
       <w:lvlText w:val="◦"/>
@@ -10969,32 +11078,32 @@
         <w:ind w:left="1340" w:hanging="300"/>
       </w:pPr>
     </w:lvl>
-    <w:lvl w:ilvl="3" w:tplc="AD029E1E">
+    <w:lvl w:ilvl="3" w:tplc="C262BA3C">
       <w:numFmt w:val="decimal"/>
       <w:lvlText w:val=""/>
       <w:lvlJc w:val="left"/>
     </w:lvl>
-    <w:lvl w:ilvl="4" w:tplc="6EC04808">
+    <w:lvl w:ilvl="4" w:tplc="39F85208">
       <w:numFmt w:val="decimal"/>
       <w:lvlText w:val=""/>
       <w:lvlJc w:val="left"/>
     </w:lvl>
-    <w:lvl w:ilvl="5" w:tplc="E7A424A8">
+    <w:lvl w:ilvl="5" w:tplc="76A898A0">
       <w:numFmt w:val="decimal"/>
       <w:lvlText w:val=""/>
       <w:lvlJc w:val="left"/>
     </w:lvl>
-    <w:lvl w:ilvl="6" w:tplc="9656F4F4">
+    <w:lvl w:ilvl="6" w:tplc="A1DAAC8A">
       <w:numFmt w:val="decimal"/>
       <w:lvlText w:val=""/>
       <w:lvlJc w:val="left"/>
     </w:lvl>
-    <w:lvl w:ilvl="7" w:tplc="D4BCD7BE">
+    <w:lvl w:ilvl="7" w:tplc="B950E60A">
       <w:numFmt w:val="decimal"/>
       <w:lvlText w:val=""/>
       <w:lvlJc w:val="left"/>
     </w:lvl>
-    <w:lvl w:ilvl="8" w:tplc="4F387DAE">
+    <w:lvl w:ilvl="8" w:tplc="8F1CBF6E">
       <w:numFmt w:val="decimal"/>
       <w:lvlText w:val=""/>
       <w:lvlJc w:val="left"/>
@@ -11648,7 +11757,7 @@
     <w:autoRedefine/>
     <w:uiPriority w:val="39"/>
     <w:unhideWhenUsed/>
-    <w:rsid w:val="001206F0"/>
+    <w:rsid w:val="003E638D"/>
     <w:pPr>
       <w:spacing w:after="100"/>
     </w:pPr>
@@ -11660,7 +11769,7 @@
     <w:autoRedefine/>
     <w:uiPriority w:val="39"/>
     <w:unhideWhenUsed/>
-    <w:rsid w:val="001206F0"/>
+    <w:rsid w:val="003E638D"/>
     <w:pPr>
       <w:spacing w:after="100"/>
       <w:ind w:left="210"/>

--- a/documentation/05 Mobile/Mobile Application.docx
+++ b/documentation/05 Mobile/Mobile Application.docx
@@ -289,7 +289,7 @@
                 <w:sz w:val="20"/>
                 <w:szCs w:val="20"/>
               </w:rPr>
-              <w:t>23 October 2026</w:t>
+              <w:t>24 October 2026</w:t>
             </w:r>
           </w:p>
         </w:tc>
@@ -1542,6 +1542,74 @@
           </w:p>
         </w:tc>
       </w:tr>
+      <w:tr>
+        <w:tblPrEx>
+          <w:tblCellMar>
+            <w:top w:w="0" w:type="dxa"/>
+            <w:bottom w:w="0" w:type="dxa"/>
+          </w:tblCellMar>
+        </w:tblPrEx>
+        <w:tc>
+          <w:tcPr>
+            <w:tcW w:w="1300" w:type="dxa"/>
+            <w:tcMar>
+              <w:top w:w="50" w:type="dxa"/>
+              <w:left w:w="90" w:type="dxa"/>
+              <w:bottom w:w="50" w:type="dxa"/>
+              <w:right w:w="90" w:type="dxa"/>
+            </w:tcMar>
+          </w:tcPr>
+          <w:p>
+            <w:r>
+              <w:rPr>
+                <w:sz w:val="19"/>
+                <w:szCs w:val="19"/>
+              </w:rPr>
+              <w:t>1.1</w:t>
+            </w:r>
+          </w:p>
+        </w:tc>
+        <w:tc>
+          <w:tcPr>
+            <w:tcW w:w="1900" w:type="dxa"/>
+            <w:tcMar>
+              <w:top w:w="50" w:type="dxa"/>
+              <w:left w:w="90" w:type="dxa"/>
+              <w:bottom w:w="50" w:type="dxa"/>
+              <w:right w:w="90" w:type="dxa"/>
+            </w:tcMar>
+          </w:tcPr>
+          <w:p>
+            <w:r>
+              <w:rPr>
+                <w:sz w:val="19"/>
+                <w:szCs w:val="19"/>
+              </w:rPr>
+              <w:t>24 October 2026</w:t>
+            </w:r>
+          </w:p>
+        </w:tc>
+        <w:tc>
+          <w:tcPr>
+            <w:tcW w:w="6438" w:type="dxa"/>
+            <w:tcMar>
+              <w:top w:w="50" w:type="dxa"/>
+              <w:left w:w="90" w:type="dxa"/>
+              <w:bottom w:w="50" w:type="dxa"/>
+              <w:right w:w="90" w:type="dxa"/>
+            </w:tcMar>
+          </w:tcPr>
+          <w:p>
+            <w:r>
+              <w:rPr>
+                <w:sz w:val="19"/>
+                <w:szCs w:val="19"/>
+              </w:rPr>
+              <w:t>My profile from the photo and name at the top of the menu; Choose a new password after an admin's reset; the idle lock with Still there?.</w:t>
+            </w:r>
+          </w:p>
+        </w:tc>
+      </w:tr>
     </w:tbl>
     <w:p>
       <w:pPr>
@@ -1553,7 +1621,7 @@
           <w:sz w:val="20"/>
           <w:szCs w:val="20"/>
         </w:rPr>
-        <w:t xml:space="preserve">Keep this document up </w:t>
+        <w:t>Keep this document up to date: when a feature, setting or server changes, edit the matching section here and add a li</w:t>
       </w:r>
       <w:r>
         <w:rPr>
@@ -1561,7 +1629,7 @@
           <w:sz w:val="20"/>
           <w:szCs w:val="20"/>
         </w:rPr>
-        <w:t>to date: when a feature, setting or server changes, edit the matching section here and add a line to the table above.</w:t>
+        <w:t>ne to the table above.</w:t>
       </w:r>
     </w:p>
     <w:p>
@@ -1582,7 +1650,7 @@
     <w:sdt>
       <w:sdtPr>
         <w:alias w:val="Contents"/>
-        <w:id w:val="186412097"/>
+        <w:id w:val="-1525244192"/>
       </w:sdtPr>
       <w:sdtEndPr/>
       <w:sdtContent>
@@ -1609,7 +1677,7 @@
           <w:r>
             <w:fldChar w:fldCharType="separate"/>
           </w:r>
-          <w:hyperlink w:anchor="_Toc243679802" w:history="1">
+          <w:hyperlink w:anchor="_Toc243693292" w:history="1">
             <w:r>
               <w:rPr>
                 <w:rStyle w:val="Hyperlink"/>
@@ -1633,7 +1701,7 @@
               <w:rPr>
                 <w:noProof/>
               </w:rPr>
-              <w:instrText xml:space="preserve"> PAGEREF _Toc243679802 \h </w:instrText>
+              <w:instrText xml:space="preserve"> PAGEREF _Toc243693292 \h </w:instrText>
             </w:r>
             <w:r>
               <w:rPr>
@@ -1674,7 +1742,7 @@
               <w:szCs w:val="22"/>
             </w:rPr>
           </w:pPr>
-          <w:hyperlink w:anchor="_Toc243679803" w:history="1">
+          <w:hyperlink w:anchor="_Toc243693293" w:history="1">
             <w:r>
               <w:rPr>
                 <w:rStyle w:val="Hyperlink"/>
@@ -1698,7 +1766,7 @@
               <w:rPr>
                 <w:noProof/>
               </w:rPr>
-              <w:instrText xml:space="preserve"> PAGEREF _Toc243679803 \h </w:instrText>
+              <w:instrText xml:space="preserve"> PAGEREF _Toc243693293 \h </w:instrText>
             </w:r>
             <w:r>
               <w:rPr>
@@ -1739,7 +1807,7 @@
               <w:szCs w:val="22"/>
             </w:rPr>
           </w:pPr>
-          <w:hyperlink w:anchor="_Toc243679804" w:history="1">
+          <w:hyperlink w:anchor="_Toc243693294" w:history="1">
             <w:r>
               <w:rPr>
                 <w:rStyle w:val="Hyperlink"/>
@@ -1763,7 +1831,7 @@
               <w:rPr>
                 <w:noProof/>
               </w:rPr>
-              <w:instrText xml:space="preserve"> PAGEREF _Toc243679804 \h </w:instrText>
+              <w:instrText xml:space="preserve"> PAGEREF _Toc243693294 \h </w:instrText>
             </w:r>
             <w:r>
               <w:rPr>
@@ -1804,7 +1872,7 @@
               <w:szCs w:val="22"/>
             </w:rPr>
           </w:pPr>
-          <w:hyperlink w:anchor="_Toc243679805" w:history="1">
+          <w:hyperlink w:anchor="_Toc243693295" w:history="1">
             <w:r>
               <w:rPr>
                 <w:rStyle w:val="Hyperlink"/>
@@ -1828,7 +1896,7 @@
               <w:rPr>
                 <w:noProof/>
               </w:rPr>
-              <w:instrText xml:space="preserve"> PAGEREF _Toc243679805 \h </w:instrText>
+              <w:instrText xml:space="preserve"> PAGEREF _Toc243693295 \h </w:instrText>
             </w:r>
             <w:r>
               <w:rPr>
@@ -1869,7 +1937,7 @@
               <w:szCs w:val="22"/>
             </w:rPr>
           </w:pPr>
-          <w:hyperlink w:anchor="_Toc243679806" w:history="1">
+          <w:hyperlink w:anchor="_Toc243693296" w:history="1">
             <w:r>
               <w:rPr>
                 <w:rStyle w:val="Hyperlink"/>
@@ -1893,7 +1961,7 @@
               <w:rPr>
                 <w:noProof/>
               </w:rPr>
-              <w:instrText xml:space="preserve"> PAGEREF _Toc243679806 \h </w:instrText>
+              <w:instrText xml:space="preserve"> PAGEREF _Toc243693296 \h </w:instrText>
             </w:r>
             <w:r>
               <w:rPr>
@@ -1934,7 +2002,7 @@
               <w:szCs w:val="22"/>
             </w:rPr>
           </w:pPr>
-          <w:hyperlink w:anchor="_Toc243679807" w:history="1">
+          <w:hyperlink w:anchor="_Toc243693297" w:history="1">
             <w:r>
               <w:rPr>
                 <w:rStyle w:val="Hyperlink"/>
@@ -1958,7 +2026,7 @@
               <w:rPr>
                 <w:noProof/>
               </w:rPr>
-              <w:instrText xml:space="preserve"> PAGEREF _Toc243679807 \h </w:instrText>
+              <w:instrText xml:space="preserve"> PAGEREF _Toc243693297 \h </w:instrText>
             </w:r>
             <w:r>
               <w:rPr>
@@ -1975,7 +2043,7 @@
               <w:rPr>
                 <w:noProof/>
               </w:rPr>
-              <w:t>8</w:t>
+              <w:t>9</w:t>
             </w:r>
             <w:r>
               <w:rPr>
@@ -1999,7 +2067,7 @@
               <w:szCs w:val="22"/>
             </w:rPr>
           </w:pPr>
-          <w:hyperlink w:anchor="_Toc243679808" w:history="1">
+          <w:hyperlink w:anchor="_Toc243693298" w:history="1">
             <w:r>
               <w:rPr>
                 <w:rStyle w:val="Hyperlink"/>
@@ -2023,7 +2091,7 @@
               <w:rPr>
                 <w:noProof/>
               </w:rPr>
-              <w:instrText xml:space="preserve"> PAGEREF _Toc243679808 \h </w:instrText>
+              <w:instrText xml:space="preserve"> PAGEREF _Toc243693298 \h </w:instrText>
             </w:r>
             <w:r>
               <w:rPr>
@@ -2064,7 +2132,7 @@
               <w:szCs w:val="22"/>
             </w:rPr>
           </w:pPr>
-          <w:hyperlink w:anchor="_Toc243679809" w:history="1">
+          <w:hyperlink w:anchor="_Toc243693299" w:history="1">
             <w:r>
               <w:rPr>
                 <w:rStyle w:val="Hyperlink"/>
@@ -2088,7 +2156,7 @@
               <w:rPr>
                 <w:noProof/>
               </w:rPr>
-              <w:instrText xml:space="preserve"> PAGEREF _Toc243679809 \h </w:instrText>
+              <w:instrText xml:space="preserve"> PAGEREF _Toc243693299 \h </w:instrText>
             </w:r>
             <w:r>
               <w:rPr>
@@ -2129,7 +2197,7 @@
               <w:szCs w:val="22"/>
             </w:rPr>
           </w:pPr>
-          <w:hyperlink w:anchor="_Toc243679810" w:history="1">
+          <w:hyperlink w:anchor="_Toc243693300" w:history="1">
             <w:r>
               <w:rPr>
                 <w:rStyle w:val="Hyperlink"/>
@@ -2153,7 +2221,7 @@
               <w:rPr>
                 <w:noProof/>
               </w:rPr>
-              <w:instrText xml:space="preserve"> PAGEREF _Toc243679810 \h </w:instrText>
+              <w:instrText xml:space="preserve"> PAGEREF _Toc243693300 \h </w:instrText>
             </w:r>
             <w:r>
               <w:rPr>
@@ -2170,7 +2238,7 @@
               <w:rPr>
                 <w:noProof/>
               </w:rPr>
-              <w:t>9</w:t>
+              <w:t>10</w:t>
             </w:r>
             <w:r>
               <w:rPr>
@@ -2194,7 +2262,7 @@
               <w:szCs w:val="22"/>
             </w:rPr>
           </w:pPr>
-          <w:hyperlink w:anchor="_Toc243679811" w:history="1">
+          <w:hyperlink w:anchor="_Toc243693301" w:history="1">
             <w:r>
               <w:rPr>
                 <w:rStyle w:val="Hyperlink"/>
@@ -2218,7 +2286,7 @@
               <w:rPr>
                 <w:noProof/>
               </w:rPr>
-              <w:instrText xml:space="preserve"> PAGEREF _Toc243679811 \h </w:instrText>
+              <w:instrText xml:space="preserve"> PAGEREF _Toc243693301 \h </w:instrText>
             </w:r>
             <w:r>
               <w:rPr>
@@ -2259,7 +2327,7 @@
               <w:szCs w:val="22"/>
             </w:rPr>
           </w:pPr>
-          <w:hyperlink w:anchor="_Toc243679812" w:history="1">
+          <w:hyperlink w:anchor="_Toc243693302" w:history="1">
             <w:r>
               <w:rPr>
                 <w:rStyle w:val="Hyperlink"/>
@@ -2283,7 +2351,7 @@
               <w:rPr>
                 <w:noProof/>
               </w:rPr>
-              <w:instrText xml:space="preserve"> PAGEREF _Toc243679812 \h </w:instrText>
+              <w:instrText xml:space="preserve"> PAGEREF _Toc243693302 \h </w:instrText>
             </w:r>
             <w:r>
               <w:rPr>
@@ -2300,7 +2368,7 @@
               <w:rPr>
                 <w:noProof/>
               </w:rPr>
-              <w:t>10</w:t>
+              <w:t>11</w:t>
             </w:r>
             <w:r>
               <w:rPr>
@@ -2324,7 +2392,7 @@
               <w:szCs w:val="22"/>
             </w:rPr>
           </w:pPr>
-          <w:hyperlink w:anchor="_Toc243679813" w:history="1">
+          <w:hyperlink w:anchor="_Toc243693303" w:history="1">
             <w:r>
               <w:rPr>
                 <w:rStyle w:val="Hyperlink"/>
@@ -2348,7 +2416,7 @@
               <w:rPr>
                 <w:noProof/>
               </w:rPr>
-              <w:instrText xml:space="preserve"> PAGEREF _Toc243679813 \h </w:instrText>
+              <w:instrText xml:space="preserve"> PAGEREF _Toc243693303 \h </w:instrText>
             </w:r>
             <w:r>
               <w:rPr>
@@ -2365,7 +2433,7 @@
               <w:rPr>
                 <w:noProof/>
               </w:rPr>
-              <w:t>10</w:t>
+              <w:t>11</w:t>
             </w:r>
             <w:r>
               <w:rPr>
@@ -2389,7 +2457,7 @@
               <w:szCs w:val="22"/>
             </w:rPr>
           </w:pPr>
-          <w:hyperlink w:anchor="_Toc243679814" w:history="1">
+          <w:hyperlink w:anchor="_Toc243693304" w:history="1">
             <w:r>
               <w:rPr>
                 <w:rStyle w:val="Hyperlink"/>
@@ -2413,7 +2481,7 @@
               <w:rPr>
                 <w:noProof/>
               </w:rPr>
-              <w:instrText xml:space="preserve"> PAGEREF _Toc243679814 \h </w:instrText>
+              <w:instrText xml:space="preserve"> PAGEREF _Toc243693304 \h </w:instrText>
             </w:r>
             <w:r>
               <w:rPr>
@@ -2430,7 +2498,7 @@
               <w:rPr>
                 <w:noProof/>
               </w:rPr>
-              <w:t>10</w:t>
+              <w:t>11</w:t>
             </w:r>
             <w:r>
               <w:rPr>
@@ -2454,7 +2522,7 @@
               <w:szCs w:val="22"/>
             </w:rPr>
           </w:pPr>
-          <w:hyperlink w:anchor="_Toc243679815" w:history="1">
+          <w:hyperlink w:anchor="_Toc243693305" w:history="1">
             <w:r>
               <w:rPr>
                 <w:rStyle w:val="Hyperlink"/>
@@ -2478,7 +2546,7 @@
               <w:rPr>
                 <w:noProof/>
               </w:rPr>
-              <w:instrText xml:space="preserve"> PAGEREF _Toc243679815 \h </w:instrText>
+              <w:instrText xml:space="preserve"> PAGEREF _Toc243693305 \h </w:instrText>
             </w:r>
             <w:r>
               <w:rPr>
@@ -2519,7 +2587,7 @@
               <w:szCs w:val="22"/>
             </w:rPr>
           </w:pPr>
-          <w:hyperlink w:anchor="_Toc243679816" w:history="1">
+          <w:hyperlink w:anchor="_Toc243693306" w:history="1">
             <w:r>
               <w:rPr>
                 <w:rStyle w:val="Hyperlink"/>
@@ -2543,7 +2611,7 @@
               <w:rPr>
                 <w:noProof/>
               </w:rPr>
-              <w:instrText xml:space="preserve"> PAGEREF _Toc243679816 \h </w:instrText>
+              <w:instrText xml:space="preserve"> PAGEREF _Toc243693306 \h </w:instrText>
             </w:r>
             <w:r>
               <w:rPr>
@@ -2584,7 +2652,7 @@
               <w:szCs w:val="22"/>
             </w:rPr>
           </w:pPr>
-          <w:hyperlink w:anchor="_Toc243679817" w:history="1">
+          <w:hyperlink w:anchor="_Toc243693307" w:history="1">
             <w:r>
               <w:rPr>
                 <w:rStyle w:val="Hyperlink"/>
@@ -2608,7 +2676,7 @@
               <w:rPr>
                 <w:noProof/>
               </w:rPr>
-              <w:instrText xml:space="preserve"> PAGEREF _Toc243679817 \h </w:instrText>
+              <w:instrText xml:space="preserve"> PAGEREF _Toc243693307 \h </w:instrText>
             </w:r>
             <w:r>
               <w:rPr>
@@ -2649,7 +2717,7 @@
               <w:szCs w:val="22"/>
             </w:rPr>
           </w:pPr>
-          <w:hyperlink w:anchor="_Toc243679818" w:history="1">
+          <w:hyperlink w:anchor="_Toc243693308" w:history="1">
             <w:r>
               <w:rPr>
                 <w:rStyle w:val="Hyperlink"/>
@@ -2673,7 +2741,7 @@
               <w:rPr>
                 <w:noProof/>
               </w:rPr>
-              <w:instrText xml:space="preserve"> PAGEREF _Toc243679818 \h </w:instrText>
+              <w:instrText xml:space="preserve"> PAGEREF _Toc243693308 \h </w:instrText>
             </w:r>
             <w:r>
               <w:rPr>
@@ -2714,7 +2782,7 @@
               <w:szCs w:val="22"/>
             </w:rPr>
           </w:pPr>
-          <w:hyperlink w:anchor="_Toc243679819" w:history="1">
+          <w:hyperlink w:anchor="_Toc243693309" w:history="1">
             <w:r>
               <w:rPr>
                 <w:rStyle w:val="Hyperlink"/>
@@ -2738,7 +2806,7 @@
               <w:rPr>
                 <w:noProof/>
               </w:rPr>
-              <w:instrText xml:space="preserve"> PAGEREF _Toc243679819 \h </w:instrText>
+              <w:instrText xml:space="preserve"> PAGEREF _Toc243693309 \h </w:instrText>
             </w:r>
             <w:r>
               <w:rPr>
@@ -2779,7 +2847,7 @@
               <w:szCs w:val="22"/>
             </w:rPr>
           </w:pPr>
-          <w:hyperlink w:anchor="_Toc243679820" w:history="1">
+          <w:hyperlink w:anchor="_Toc243693310" w:history="1">
             <w:r>
               <w:rPr>
                 <w:rStyle w:val="Hyperlink"/>
@@ -2803,7 +2871,7 @@
               <w:rPr>
                 <w:noProof/>
               </w:rPr>
-              <w:instrText xml:space="preserve"> PAGEREF _Toc243679820 \h </w:instrText>
+              <w:instrText xml:space="preserve"> PAGEREF _Toc243693310 \h </w:instrText>
             </w:r>
             <w:r>
               <w:rPr>
@@ -2844,7 +2912,7 @@
               <w:szCs w:val="22"/>
             </w:rPr>
           </w:pPr>
-          <w:hyperlink w:anchor="_Toc243679821" w:history="1">
+          <w:hyperlink w:anchor="_Toc243693311" w:history="1">
             <w:r>
               <w:rPr>
                 <w:rStyle w:val="Hyperlink"/>
@@ -2868,7 +2936,7 @@
               <w:rPr>
                 <w:noProof/>
               </w:rPr>
-              <w:instrText xml:space="preserve"> PAGEREF _Toc243679821 \h </w:instrText>
+              <w:instrText xml:space="preserve"> PAGEREF _Toc243693311 \h </w:instrText>
             </w:r>
             <w:r>
               <w:rPr>
@@ -2909,7 +2977,7 @@
               <w:szCs w:val="22"/>
             </w:rPr>
           </w:pPr>
-          <w:hyperlink w:anchor="_Toc243679822" w:history="1">
+          <w:hyperlink w:anchor="_Toc243693312" w:history="1">
             <w:r>
               <w:rPr>
                 <w:rStyle w:val="Hyperlink"/>
@@ -2933,7 +3001,7 @@
               <w:rPr>
                 <w:noProof/>
               </w:rPr>
-              <w:instrText xml:space="preserve"> PAGEREF _Toc243679822 \h </w:instrText>
+              <w:instrText xml:space="preserve"> PAGEREF _Toc243693312 \h </w:instrText>
             </w:r>
             <w:r>
               <w:rPr>
@@ -2974,7 +3042,7 @@
               <w:szCs w:val="22"/>
             </w:rPr>
           </w:pPr>
-          <w:hyperlink w:anchor="_Toc243679823" w:history="1">
+          <w:hyperlink w:anchor="_Toc243693313" w:history="1">
             <w:r>
               <w:rPr>
                 <w:rStyle w:val="Hyperlink"/>
@@ -2998,7 +3066,7 @@
               <w:rPr>
                 <w:noProof/>
               </w:rPr>
-              <w:instrText xml:space="preserve"> PAGEREF _Toc243679823 \h </w:instrText>
+              <w:instrText xml:space="preserve"> PAGEREF _Toc243693313 \h </w:instrText>
             </w:r>
             <w:r>
               <w:rPr>
@@ -3039,7 +3107,7 @@
               <w:szCs w:val="22"/>
             </w:rPr>
           </w:pPr>
-          <w:hyperlink w:anchor="_Toc243679824" w:history="1">
+          <w:hyperlink w:anchor="_Toc243693314" w:history="1">
             <w:r>
               <w:rPr>
                 <w:rStyle w:val="Hyperlink"/>
@@ -3063,7 +3131,7 @@
               <w:rPr>
                 <w:noProof/>
               </w:rPr>
-              <w:instrText xml:space="preserve"> PAGEREF _Toc243679824 \h </w:instrText>
+              <w:instrText xml:space="preserve"> PAGEREF _Toc243693314 \h </w:instrText>
             </w:r>
             <w:r>
               <w:rPr>
@@ -3104,7 +3172,7 @@
               <w:szCs w:val="22"/>
             </w:rPr>
           </w:pPr>
-          <w:hyperlink w:anchor="_Toc243679825" w:history="1">
+          <w:hyperlink w:anchor="_Toc243693315" w:history="1">
             <w:r>
               <w:rPr>
                 <w:rStyle w:val="Hyperlink"/>
@@ -3128,7 +3196,7 @@
               <w:rPr>
                 <w:noProof/>
               </w:rPr>
-              <w:instrText xml:space="preserve"> PAGEREF _Toc243679825 \h </w:instrText>
+              <w:instrText xml:space="preserve"> PAGEREF _Toc243693315 \h </w:instrText>
             </w:r>
             <w:r>
               <w:rPr>
@@ -3169,7 +3237,7 @@
               <w:szCs w:val="22"/>
             </w:rPr>
           </w:pPr>
-          <w:hyperlink w:anchor="_Toc243679826" w:history="1">
+          <w:hyperlink w:anchor="_Toc243693316" w:history="1">
             <w:r>
               <w:rPr>
                 <w:rStyle w:val="Hyperlink"/>
@@ -3193,7 +3261,7 @@
               <w:rPr>
                 <w:noProof/>
               </w:rPr>
-              <w:instrText xml:space="preserve"> PAGEREF _Toc243679826 \h </w:instrText>
+              <w:instrText xml:space="preserve"> PAGEREF _Toc243693316 \h </w:instrText>
             </w:r>
             <w:r>
               <w:rPr>
@@ -3234,7 +3302,7 @@
               <w:szCs w:val="22"/>
             </w:rPr>
           </w:pPr>
-          <w:hyperlink w:anchor="_Toc243679827" w:history="1">
+          <w:hyperlink w:anchor="_Toc243693317" w:history="1">
             <w:r>
               <w:rPr>
                 <w:rStyle w:val="Hyperlink"/>
@@ -3258,7 +3326,7 @@
               <w:rPr>
                 <w:noProof/>
               </w:rPr>
-              <w:instrText xml:space="preserve"> PAGEREF _Toc243679827 \h </w:instrText>
+              <w:instrText xml:space="preserve"> PAGEREF _Toc243693317 \h </w:instrText>
             </w:r>
             <w:r>
               <w:rPr>
@@ -3299,7 +3367,7 @@
               <w:szCs w:val="22"/>
             </w:rPr>
           </w:pPr>
-          <w:hyperlink w:anchor="_Toc243679828" w:history="1">
+          <w:hyperlink w:anchor="_Toc243693318" w:history="1">
             <w:r>
               <w:rPr>
                 <w:rStyle w:val="Hyperlink"/>
@@ -3323,7 +3391,7 @@
               <w:rPr>
                 <w:noProof/>
               </w:rPr>
-              <w:instrText xml:space="preserve"> PAGEREF _Toc243679828 \h </w:instrText>
+              <w:instrText xml:space="preserve"> PAGEREF _Toc243693318 \h </w:instrText>
             </w:r>
             <w:r>
               <w:rPr>
@@ -3364,7 +3432,7 @@
               <w:szCs w:val="22"/>
             </w:rPr>
           </w:pPr>
-          <w:hyperlink w:anchor="_Toc243679829" w:history="1">
+          <w:hyperlink w:anchor="_Toc243693319" w:history="1">
             <w:r>
               <w:rPr>
                 <w:rStyle w:val="Hyperlink"/>
@@ -3388,7 +3456,7 @@
               <w:rPr>
                 <w:noProof/>
               </w:rPr>
-              <w:instrText xml:space="preserve"> PAGEREF _Toc243679829 \h </w:instrText>
+              <w:instrText xml:space="preserve"> PAGEREF _Toc243693319 \h </w:instrText>
             </w:r>
             <w:r>
               <w:rPr>
@@ -3431,7 +3499,7 @@
       <w:pPr>
         <w:pStyle w:val="Heading1"/>
       </w:pPr>
-      <w:bookmarkStart w:id="1" w:name="_Toc243679802"/>
+      <w:bookmarkStart w:id="1" w:name="_Toc243693292"/>
       <w:r>
         <w:lastRenderedPageBreak/>
         <w:t>1  Introduction</w:t>
@@ -4038,7 +4106,7 @@
       <w:pPr>
         <w:pStyle w:val="Heading1"/>
       </w:pPr>
-      <w:bookmarkStart w:id="2" w:name="_Toc243679803"/>
+      <w:bookmarkStart w:id="2" w:name="_Toc243693293"/>
       <w:r>
         <w:lastRenderedPageBreak/>
         <w:t>2  Source layout</w:t>
@@ -4207,7 +4275,14 @@
                 <w:sz w:val="19"/>
                 <w:szCs w:val="19"/>
               </w:rPr>
-              <w:t>Start-up (system splash hand-off) and shared objects. MainActivity is a FragmentActivity because the fingerprint prompt needs one.</w:t>
+              <w:t>Start-up (system splash hand-off) and shared objects. MainActivity is a FragmentActivity becaus</w:t>
+            </w:r>
+            <w:r>
+              <w:rPr>
+                <w:sz w:val="19"/>
+                <w:szCs w:val="19"/>
+              </w:rPr>
+              <w:t>e the fingerprint prompt needs one.</w:t>
             </w:r>
           </w:p>
         </w:tc>
@@ -4748,14 +4823,7 @@
                 <w:sz w:val="19"/>
                 <w:szCs w:val="19"/>
               </w:rPr>
-              <w:t>Shared pieces: AppIcons, pickers (farmer, tree, machine, vehicle, date), voice assi</w:t>
-            </w:r>
-            <w:r>
-              <w:rPr>
-                <w:sz w:val="19"/>
-                <w:szCs w:val="19"/>
-              </w:rPr>
-              <w:t>stant, video player, video stills, location helper</w:t>
+              <w:t>Shared pieces: AppIcons, pickers (farmer, tree, machine, vehicle, date), voice assistant, video player, video stills, location helper</w:t>
             </w:r>
           </w:p>
         </w:tc>
@@ -4814,7 +4882,14 @@
                 <w:sz w:val="19"/>
                 <w:szCs w:val="19"/>
               </w:rPr>
-              <w:t>Colours, type, wood images. Since 20 October 2026 the "Living Forest" greens (DateroemBackground #0F241B, DateroemSurface #1D4232 in Color.kt; forest_dark and forest_mid in res/values/colors.xml), the same as the website and desktop</w:t>
+              <w:t>Colours, type, wood images. Since 20 October 2026 the "Living Forest" greens (DateroemBackground #0F241B, Datero</w:t>
+            </w:r>
+            <w:r>
+              <w:rPr>
+                <w:sz w:val="19"/>
+                <w:szCs w:val="19"/>
+              </w:rPr>
+              <w:t>emSurface #1D4232 in Color.kt; forest_dark and forest_mid in res/values/colors.xml), the same as the website and desktop</w:t>
             </w:r>
           </w:p>
         </w:tc>
@@ -4875,14 +4950,7 @@
                 <w:sz w:val="19"/>
                 <w:szCs w:val="19"/>
               </w:rPr>
-              <w:t>SettingsSc</w:t>
-            </w:r>
-            <w:r>
-              <w:rPr>
-                <w:sz w:val="19"/>
-                <w:szCs w:val="19"/>
-              </w:rPr>
-              <w:t>reen - Appearance: Forest, Dark or Light (since 20 October 2026)</w:t>
+              <w:t>SettingsScreen - Appearance: Forest, Dark or Light (since 20 October 2026)</w:t>
             </w:r>
           </w:p>
         </w:tc>
@@ -4961,7 +5029,7 @@
       <w:pPr>
         <w:pStyle w:val="Heading1"/>
       </w:pPr>
-      <w:bookmarkStart w:id="3" w:name="_Toc243679804"/>
+      <w:bookmarkStart w:id="3" w:name="_Toc243693294"/>
       <w:r>
         <w:lastRenderedPageBreak/>
         <w:t>3  Navigation and roles</w:t>
@@ -4993,10 +5061,7 @@
         <w:t>AI assistant</w:t>
       </w:r>
       <w:r>
-        <w:t xml:space="preserve"> (right). The trip picked on the dial becomes the active </w:t>
-      </w:r>
-      <w:r>
-        <w:t>trip that Home and every trip-based section follow.</w:t>
+        <w:t xml:space="preserve"> (right). The trip picked on the dial becomes the active trip that Home and every trip-based section follow.</w:t>
       </w:r>
     </w:p>
     <w:tbl>
@@ -6090,7 +6155,10 @@
         <w:t>ui/nav/Destinations.kt</w:t>
       </w:r>
       <w:r>
-        <w:t>. Finer rules inside screens (bins, Pay, Assign) check whether the user is Admin or SuperAdmin. Remember that these are screen rules only; the backend enforces admin rights only for the actions listed in the Backend Server document.</w:t>
+        <w:t xml:space="preserve">. Finer rules inside screens (bins, Pay, Assign) check whether the user is Admin or SuperAdmin. Remember that these are screen rules only; the backend enforces admin rights only for the actions listed </w:t>
+      </w:r>
+      <w:r>
+        <w:t>in the Backend Server document.</w:t>
       </w:r>
     </w:p>
     <w:p>
@@ -6102,13 +6170,10 @@
       <w:pPr>
         <w:pStyle w:val="Heading1"/>
       </w:pPr>
-      <w:bookmarkStart w:id="4" w:name="_Toc243679805"/>
+      <w:bookmarkStart w:id="4" w:name="_Toc243693295"/>
       <w:r>
         <w:lastRenderedPageBreak/>
-        <w:t>4  Sections and scree</w:t>
-      </w:r>
-      <w:r>
-        <w:t>ns</w:t>
+        <w:t>4  Sections and screens</w:t>
       </w:r>
       <w:bookmarkEnd w:id="4"/>
     </w:p>
@@ -6116,11 +6181,76 @@
       <w:pPr>
         <w:pStyle w:val="Heading2"/>
       </w:pPr>
-      <w:bookmarkStart w:id="5" w:name="_Toc243679806"/>
+      <w:bookmarkStart w:id="5" w:name="_Toc243693296"/>
       <w:r>
         <w:t>4.1  Splash, sign-in and Home</w:t>
       </w:r>
       <w:bookmarkEnd w:id="5"/>
+    </w:p>
+    <w:p>
+      <w:pPr>
+        <w:spacing w:after="120" w:line="276" w:lineRule="auto"/>
+      </w:pPr>
+      <w:r>
+        <w:t>Since 24 October 2026 the photo and name at the top of the menu open My profile (</w:t>
+      </w:r>
+      <w:r>
+        <w:rPr>
+          <w:rFonts w:ascii="Consolas" w:eastAsia="Consolas" w:hAnsi="Consolas" w:cs="Consolas"/>
+          <w:color w:val="3B3F3D"/>
+          <w:sz w:val="19"/>
+          <w:szCs w:val="19"/>
+        </w:rPr>
+        <w:t>ui/profile/ProfileScreen.kt</w:t>
+      </w:r>
+      <w:r>
+        <w:t>): the photo (tap it to choose one from the gallery - shrunk</w:t>
+      </w:r>
+      <w:r>
+        <w:t xml:space="preserve"> on the phone, cut square by the phone server), the name, the email (hidden until Show; the password is asked for when it changes), the phone number (hidden until Show; an admin changes it, because payouts go to it) and the password (this phone stays signe</w:t>
+      </w:r>
+      <w:r>
+        <w:t>d in; every other device is signed out). After an admin's password reset, Choose a new password (</w:t>
+      </w:r>
+      <w:r>
+        <w:rPr>
+          <w:rFonts w:ascii="Consolas" w:eastAsia="Consolas" w:hAnsi="Consolas" w:cs="Consolas"/>
+          <w:color w:val="3B3F3D"/>
+          <w:sz w:val="19"/>
+          <w:szCs w:val="19"/>
+        </w:rPr>
+        <w:t>ForcedPasswordScreen.kt</w:t>
+      </w:r>
+      <w:r>
+        <w:t>) comes before Home. The idle lock: open but untouched for the SuperAdmin's minutes (25 at first), the app asks for the fingerprint, wit</w:t>
+      </w:r>
+      <w:r>
+        <w:t>h Still there? a minute before (</w:t>
+      </w:r>
+      <w:r>
+        <w:rPr>
+          <w:rFonts w:ascii="Consolas" w:eastAsia="Consolas" w:hAnsi="Consolas" w:cs="Consolas"/>
+          <w:color w:val="3B3F3D"/>
+          <w:sz w:val="19"/>
+          <w:szCs w:val="19"/>
+        </w:rPr>
+        <w:t>AppLockGate</w:t>
+      </w:r>
+      <w:r>
+        <w:t xml:space="preserve">, </w:t>
+      </w:r>
+      <w:r>
+        <w:rPr>
+          <w:rFonts w:ascii="Consolas" w:eastAsia="Consolas" w:hAnsi="Consolas" w:cs="Consolas"/>
+          <w:color w:val="3B3F3D"/>
+          <w:sz w:val="19"/>
+          <w:szCs w:val="19"/>
+        </w:rPr>
+        <w:t>MainActivity.onUserInteraction</w:t>
+      </w:r>
+      <w:r>
+        <w:t>); Settings says how many minutes.</w:t>
+      </w:r>
     </w:p>
     <w:p>
       <w:pPr>
@@ -6132,16 +6262,19 @@
         <w:spacing w:after="60" w:line="264" w:lineRule="auto"/>
       </w:pPr>
       <w:r>
-        <w:t>SplashScreen - since 18 October 2026 two real photographs instead of the drawn forest ("the board has seen it wise to use a real forest"): the old oak rises out of the dark, mist rolls in and clears over a misty pine forest</w:t>
-      </w:r>
-      <w:r>
-        <w:t>, then the company emblem, the wood wordmark and "Growing Timber, Growing Futures" settle in (about 6 seconds; a tap skips it; with the phone's animations off, the last picture for a moment). It plays every time the app is opened afresh - after it was clos</w:t>
-      </w:r>
-      <w:r>
-        <w:t xml:space="preserve">ed (swiped away from the recent apps) or Android cleared it (since 19 October 2026: "like other apps like netflix"). Coming back from the background (Home, Back or another app) it plays again only after more than 3 minutes away (15 until 19 October 2026), </w:t>
-      </w:r>
-      <w:r>
-        <w:t>over the screen the person was on, which is still there afterwards, and the fingerprint prompt waits until it ends. Turning the phone does not replay it. In its last moment the app's own greens wash over the forest.</w:t>
+        <w:t>SplashScreen - since 18 October 2026 two real photographs instead of the drawn forest ("the board has seen it wise to use a real forest"): the old</w:t>
+      </w:r>
+      <w:r>
+        <w:t xml:space="preserve"> oak rises out of the dark, mist rolls in and clears over a misty pine forest, then the company emblem, the wood wordmark and "Growing Timber, Growing Futures" settle in (about 6 seconds; a tap skips it; with the phone's animations off, the last picture fo</w:t>
+      </w:r>
+      <w:r>
+        <w:t>r a moment). It plays every time the app is opened afresh - after it was closed (swiped away from the recent apps) or Android cleared it (since 19 October 2026: "like other apps like netflix"). Coming back from the background (Home, Back or another app) it</w:t>
+      </w:r>
+      <w:r>
+        <w:t xml:space="preserve"> plays again only after more than 3 minutes away (15 until 19 October 2026), over the screen the person was on, which is still there afterwards, and the fingerprint prompt waits until it ends. Turning the phone does not replay it. In its last moment the ap</w:t>
+      </w:r>
+      <w:r>
+        <w:t>p's own greens wash over the forest.</w:t>
       </w:r>
     </w:p>
     <w:p>
@@ -6154,16 +6287,13 @@
         <w:spacing w:after="60" w:line="264" w:lineRule="auto"/>
       </w:pPr>
       <w:r>
-        <w:t>LoginScreen - username and password with</w:t>
-      </w:r>
-      <w:r>
-        <w:t xml:space="preserve"> the tree-ring wordmark, in the same misty forest the entrance ends in (since 18 October 2026). Since 19 October 2026 it is the entrance's last picture without the brand - the same mist carrying on (since 20 October 2026 in three seamless layers that thick</w:t>
-      </w:r>
-      <w:r>
-        <w:t>en, thin, rise and settle like real mist), the same shade and the app's green wash - and the entrance dissolves into it instead of cutting. When the phone waits for approval it shows a card naming the phone and a "Check again" button; after being signed ou</w:t>
-      </w:r>
-      <w:r>
-        <w:t>t it shows the reason (see Phone approval and app lock).</w:t>
+        <w:t>LoginScreen - username and password with the tree-ring wordmark, in the same misty forest the entrance ends in (since 18 October 2026). Since 19 October 2026 it is the entrance's last picture without the brand - the sam</w:t>
+      </w:r>
+      <w:r>
+        <w:t>e mist carrying on (since 20 October 2026 in three seamless layers that thicken, thin, rise and settle like real mist), the same shade and the app's green wash - and the entrance dissolves into it instead of cutting. When the phone waits for approval it sh</w:t>
+      </w:r>
+      <w:r>
+        <w:t>ows a card naming the phone and a "Check again" button; after being signed out it shows the reason (see Phone approval and app lock).</w:t>
       </w:r>
     </w:p>
     <w:p>
@@ -6188,7 +6318,10 @@
         <w:t>ui/auth/AppLock.kt</w:t>
       </w:r>
       <w:r>
-        <w:t>) - asks for the fingerprint or screen lock before Home is shown, except straight after signing in.</w:t>
+        <w:t>) - asks for the fingerprint or screen lock before Home is shown, except straight after sig</w:t>
+      </w:r>
+      <w:r>
+        <w:t>ning in.</w:t>
       </w:r>
     </w:p>
     <w:p>
@@ -6201,10 +6334,7 @@
         <w:spacing w:after="60" w:line="264" w:lineRule="auto"/>
       </w:pPr>
       <w:r>
-        <w:t>DashboardScreen - for the active trip: expenses, products sold, deli</w:t>
-      </w:r>
-      <w:r>
-        <w:t>veries, running campaigns; profit for admins; editable company details (kept on the phone).</w:t>
+        <w:t>DashboardScreen - for the active trip: expenses, products sold, deliveries, running campaigns; profit for admins; editable company details (kept on the phone).</w:t>
       </w:r>
     </w:p>
     <w:p>
@@ -6222,6 +6352,7 @@
         <w:rPr>
           <w:noProof/>
         </w:rPr>
+        <w:lastRenderedPageBreak/>
         <w:drawing>
           <wp:inline distT="0" distB="0" distL="0" distR="0">
             <wp:extent cx="6096000" cy="3238500"/>
@@ -6282,7 +6413,7 @@
       <w:pPr>
         <w:pStyle w:val="Heading2"/>
       </w:pPr>
-      <w:bookmarkStart w:id="6" w:name="_Toc243679807"/>
+      <w:bookmarkStart w:id="6" w:name="_Toc243693297"/>
       <w:r>
         <w:t>4.2  Orders</w:t>
       </w:r>
@@ -6293,21 +6424,17 @@
         <w:spacing w:after="120" w:line="276" w:lineRule="auto"/>
       </w:pPr>
       <w:r>
-        <w:t xml:space="preserve">Website orders not yet on a delivery, one card per customer and delivery area, marked LIGHT, BULK or COMBINED by size. Open a card to send the orders to a trip: choose an existing delivery or a new (optionally </w:t>
-      </w:r>
-      <w:r>
-        <w:lastRenderedPageBreak/>
-        <w:t>named) one, untick orders to leave</w:t>
-      </w:r>
-      <w:r>
-        <w:t xml:space="preserve"> pending, confirm - or add to an existing batch. Drop takes an order off with a cancellation cost; its refund then waits in Transactions &gt; Refunds.</w:t>
+        <w:t>Website orders not yet on a delivery, one card per customer and delivery area, marked LIGHT, BULK or COMBINED by size. Open a card to send the orders to a trip: choose an existing delivery or a new (optionally named) one, untick orders to leave pending, co</w:t>
+      </w:r>
+      <w:r>
+        <w:t>nfirm - or add to an existing batch. Drop takes an order off with a cancellation cost; its refund then waits in Transactions &gt; Refunds.</w:t>
       </w:r>
     </w:p>
     <w:p>
       <w:pPr>
         <w:pStyle w:val="Heading2"/>
       </w:pPr>
-      <w:bookmarkStart w:id="7" w:name="_Toc243679808"/>
+      <w:bookmarkStart w:id="7" w:name="_Toc243693298"/>
       <w:r>
         <w:t>4.3  Products</w:t>
       </w:r>
@@ -6318,13 +6445,13 @@
         <w:spacing w:after="120" w:line="276" w:lineRule="auto"/>
       </w:pPr>
       <w:r>
-        <w:t>Product list with photos; the round + adds a product: name, type, price, stock and unit (piece</w:t>
-      </w:r>
-      <w:r>
-        <w:t>s or board feet), photo (camera or gallery, compressed on the phone and uploaded), the tree registration it came from, marketer badge and description. Tap to edit or delete; deleted products go to the bin in the top bar, where admins restore them. If Andro</w:t>
-      </w:r>
-      <w:r>
-        <w:t xml:space="preserve">id closes the app while the camera is open, the photo still arrives when the app comes back (the camera hand-off is saved with </w:t>
+        <w:t>Product list with photos; the round + adds a product: name, type, price, stock and unit (pieces or board f</w:t>
+      </w:r>
+      <w:r>
+        <w:t>eet), photo (camera or gallery, compressed on the phone and uploaded), the tree registration it came from, marketer badge and description. Tap to edit or delete; deleted products go to the bin in the top bar, where admins restore them. If Android closes th</w:t>
+      </w:r>
+      <w:r>
+        <w:t xml:space="preserve">e app while the camera is open, the photo still arrives when the app comes back (the camera hand-off is saved with </w:t>
       </w:r>
       <w:r>
         <w:rPr>
@@ -6354,10 +6481,10 @@
         <w:t>Retire Product</w:t>
       </w:r>
       <w:r>
-        <w:t xml:space="preserve"> near the bottom of its form</w:t>
-      </w:r>
-      <w:r>
-        <w:t xml:space="preserve"> (kept inside the product so it isn't pressed by mistake from the list); it asks first, then goes back to the list. A retired product's card turns brown with "Retired - hidden from the shop" and a </w:t>
+        <w:t xml:space="preserve"> near the bottom of its form (kept insid</w:t>
+      </w:r>
+      <w:r>
+        <w:t xml:space="preserve">e the product so it isn't pressed by mistake from the list); it asks first, then goes back to the list. A retired product's card turns brown with "Retired - hidden from the shop" and a </w:t>
       </w:r>
       <w:r>
         <w:rPr>
@@ -6367,20 +6494,20 @@
         <w:t>Bring back</w:t>
       </w:r>
       <w:r>
-        <w:t xml:space="preserve"> button, stays in the list and keeps its stock an</w:t>
-      </w:r>
-      <w:r>
-        <w:t xml:space="preserve">d orders; its form says "Retired - hidden from the shop. Bring it back from the product list." When products run out of stock, a "Needs attention" banner at the top opens the out-of-stock list, and the menu shows the count beside Products. Needs a new app </w:t>
-      </w:r>
-      <w:r>
-        <w:t>build to reach the phones.</w:t>
+        <w:t xml:space="preserve"> button, stays in the list and keeps its stock and orders; it</w:t>
+      </w:r>
+      <w:r>
+        <w:t>s form says "Retired - hidden from the shop. Bring it back from the product list." When products run out of stock, a "Needs attention" banner at the top opens the out-of-stock list, and the menu shows the count beside Products. Needs a new app build to rea</w:t>
+      </w:r>
+      <w:r>
+        <w:t>ch the phones.</w:t>
       </w:r>
     </w:p>
     <w:p>
       <w:pPr>
         <w:pStyle w:val="Heading2"/>
       </w:pPr>
-      <w:bookmarkStart w:id="8" w:name="_Toc243679809"/>
+      <w:bookmarkStart w:id="8" w:name="_Toc243693299"/>
       <w:r>
         <w:t>4.4  Bulk orders and delivery areas</w:t>
       </w:r>
@@ -6391,19 +6518,23 @@
         <w:spacing w:after="120" w:line="276" w:lineRule="auto"/>
       </w:pPr>
       <w:r>
-        <w:t>Heavy orders of the active trip. + opens a new heavy order (company name). The detail screen records production description lines (type, measurements, total body feet, product total, optional photo), the payment as hard or soft cash (with an STK push for t</w:t>
-      </w:r>
-      <w:r>
-        <w:t>he soft part), and "Mark as delivered"; amounts stay editable afterwards. "Delete order (negotiation failed)" removes one. The pin icon manages delivery areas (city, pickup point, hours, active).</w:t>
+        <w:t>Heavy orders of the active trip. + opens a new heavy order (company name). The detail screen records production description lines (type, measurements, total body feet, product total, optional photo), the p</w:t>
+      </w:r>
+      <w:r>
+        <w:t>ayment as hard or soft cash (with an STK push for the soft part), and "Mark as delivered"; amounts stay editable afterwards. "Delete order (negotiation failed)" removes one. The pin icon manages delivery areas (city, pickup point, hours, active).</w:t>
       </w:r>
     </w:p>
     <w:p>
       <w:pPr>
         <w:pStyle w:val="Heading2"/>
       </w:pPr>
-      <w:bookmarkStart w:id="9" w:name="_Toc243679810"/>
-      <w:r>
-        <w:t>4.5  Marketing</w:t>
+      <w:bookmarkStart w:id="9" w:name="_Toc243693300"/>
+      <w:r>
+        <w:lastRenderedPageBreak/>
+        <w:t>4.5  Mark</w:t>
+      </w:r>
+      <w:r>
+        <w:t>eting</w:t>
       </w:r>
       <w:bookmarkEnd w:id="9"/>
     </w:p>
@@ -6412,13 +6543,10 @@
         <w:spacing w:after="120" w:line="276" w:lineRule="auto"/>
       </w:pPr>
       <w:r>
-        <w:t>Campaign list showing each photo, or for a vi</w:t>
-      </w:r>
-      <w:r>
-        <w:t>deo a still taken from it with a play mark, so campaigns are easy to tell apart. + creates a campaign with a name, channel (radio buttons, or All), status, dates, one media item (take photo, record video or choose from gallery) and the products it promotes</w:t>
-      </w:r>
-      <w:r>
-        <w:t>. Videos play in the app. Deleted campaigns go to the bin.</w:t>
+        <w:t>Campaign list showing each photo, or for a video a still taken from it with a play mark, so campaigns are easy to tell apart. + creates a campaign with a name, channel (radio buttons, or All), status, dates, one media item (take photo, record video o</w:t>
+      </w:r>
+      <w:r>
+        <w:t>r choose from gallery) and the products it promotes. Videos play in the app. Deleted campaigns go to the bin.</w:t>
       </w:r>
     </w:p>
     <w:p>
@@ -6438,10 +6566,10 @@
         <w:t>Products in this campaign</w:t>
       </w:r>
       <w:r>
-        <w:t xml:space="preserve"> - a field on the form opens a searchable list of products to tick ("None chosen yet - tap to choose" until some are). Saving replaces the campaign's whole set in one reque</w:t>
-      </w:r>
-      <w:r>
-        <w:t>st. An Active campaign with no products shows the hint "Customers only see a campaign on the website once it has at least one product."</w:t>
+        <w:t xml:space="preserve"> - a field on the form opens a searchable list of products to tick ("None chosen yet - tap to choose" until some are). Sa</w:t>
+      </w:r>
+      <w:r>
+        <w:t>ving replaces the campaign's whole set in one request. An Active campaign with no products shows the hint "Customers only see a campaign on the website once it has at least one product."</w:t>
       </w:r>
     </w:p>
     <w:p>
@@ -6461,10 +6589,10 @@
         <w:t>Media is kept</w:t>
       </w:r>
       <w:r>
-        <w:t xml:space="preserve"> - editing a campaign without choosing a new photo or video keeps the existing one. (The server sends the m</w:t>
-      </w:r>
-      <w:r>
-        <w:t xml:space="preserve">edia as </w:t>
+        <w:t xml:space="preserve"> - editing a campaign without choosing a new photo or vi</w:t>
+      </w:r>
+      <w:r>
+        <w:t xml:space="preserve">deo keeps the existing one. (The server sends the media as </w:t>
       </w:r>
       <w:r>
         <w:rPr>
@@ -6508,10 +6636,10 @@
         <w:t>Unsaved changes are kept</w:t>
       </w:r>
       <w:r>
-        <w:t xml:space="preserve"> - leaving the form, or the app locking, keeps what was typed as a draft for as long as the app runs. Coming back shows "Your unsaved changes </w:t>
-      </w:r>
-      <w:r>
-        <w:t>from before are back." with a Discard button; Cancel throws the changes away.</w:t>
+        <w:t xml:space="preserve"> - leaving the form, or the app locking, keeps what was typed as a draft for as long as the</w:t>
+      </w:r>
+      <w:r>
+        <w:t xml:space="preserve"> app runs. Coming back shows "Your unsaved changes from before are back." with a Discard button; Cancel throws the changes away.</w:t>
       </w:r>
     </w:p>
     <w:p>
@@ -6543,7 +6671,10 @@
         <w:t>ui/common/VideoThumbnail.kt</w:t>
       </w:r>
       <w:r>
-        <w:t xml:space="preserve"> takes the picture at 0.8 seconds into the video, keeps recent ones in memory and saves them in the app's cache folder (</w:t>
+        <w:t xml:space="preserve"> takes the picture at 0.8 seconds into the video, keeps recent ones in memory and sav</w:t>
+      </w:r>
+      <w:r>
+        <w:t>es them in the app's cache folder (</w:t>
       </w:r>
       <w:r>
         <w:rPr>
@@ -6555,10 +6686,7 @@
         <w:t>video_frames</w:t>
       </w:r>
       <w:r>
-        <w:t>), s</w:t>
-      </w:r>
-      <w:r>
-        <w:t xml:space="preserve">o a list opens quickly the next time. Used through </w:t>
+        <w:t xml:space="preserve">), so a list opens quickly the next time. Used through </w:t>
       </w:r>
       <w:r>
         <w:rPr>
@@ -6590,17 +6718,16 @@
         <w:t>Bulk order pictures</w:t>
       </w:r>
       <w:r>
-        <w:t xml:space="preserve"> (since 9 October 2026): the picture button in the Marketing top bar - Marketers, Admins and the SuperAdmin on</w:t>
-      </w:r>
-      <w:r>
-        <w:t>ly - opens the photos that play as a slideshow on the website's Bulk Orders page. Each shows whole on a 16:9 card with its number and caption; arrows move it earlier or later, Add caption / Edit caption and Remove (asks first) sit under it. The round + tak</w:t>
-      </w:r>
-      <w:r>
-        <w:t xml:space="preserve">es a photo or picks one from the gallery, then asks for an optional </w:t>
-      </w:r>
-      <w:r>
-        <w:lastRenderedPageBreak/>
-        <w:t xml:space="preserve">caption (up to 120 characters) before adding it; the photo is shrunk on the phone (1600 px JPEG) and uploaded. 12 at most - the + disappears at 12. Files: </w:t>
+        <w:t xml:space="preserve"> (since 9 October 2026): the picture button in the Marketin</w:t>
+      </w:r>
+      <w:r>
+        <w:t>g top bar - Marketers, Admins and the SuperAdmin only - opens the photos that play as a slideshow on the website's Bulk Orders page. Each shows whole on a 16:9 card with its number and caption; arrows move it earlier or later, Add caption / Edit caption an</w:t>
+      </w:r>
+      <w:r>
+        <w:t>d Remove (asks first) sit under it. The round + takes a photo or picks one from the gallery, then asks for an optional caption (up to 120 characters) before adding it; the photo is shrunk on the phone (1600 px JPEG) and uploaded. 12 at most - the + disappe</w:t>
+      </w:r>
+      <w:r>
+        <w:t xml:space="preserve">ars at 12. Files: </w:t>
       </w:r>
       <w:r>
         <w:rPr>
@@ -6621,16 +6748,7 @@
           <w:sz w:val="19"/>
           <w:szCs w:val="19"/>
         </w:rPr>
-        <w:t>S</w:t>
-      </w:r>
-      <w:r>
-        <w:rPr>
-          <w:rFonts w:ascii="Consolas" w:eastAsia="Consolas" w:hAnsi="Consolas" w:cs="Consolas"/>
-          <w:color w:val="3B3F3D"/>
-          <w:sz w:val="19"/>
-          <w:szCs w:val="19"/>
-        </w:rPr>
-        <w:t>howcaseViewModel.kt</w:t>
+        <w:t>ShowcaseViewModel.kt</w:t>
       </w:r>
       <w:r>
         <w:t xml:space="preserve">, </w:t>
@@ -6722,7 +6840,16 @@
           <w:sz w:val="19"/>
           <w:szCs w:val="19"/>
         </w:rPr>
-        <w:t>CampaignMediaThumbnail.kt</w:t>
+        <w:t>CampaignMediaThumbnail.</w:t>
+      </w:r>
+      <w:r>
+        <w:rPr>
+          <w:rFonts w:ascii="Consolas" w:eastAsia="Consolas" w:hAnsi="Consolas" w:cs="Consolas"/>
+          <w:color w:val="3B3F3D"/>
+          <w:sz w:val="19"/>
+          <w:szCs w:val="19"/>
+        </w:rPr>
+        <w:t>kt</w:t>
       </w:r>
       <w:r>
         <w:t xml:space="preserve">, </w:t>
@@ -6744,12 +6871,9 @@
       <w:pPr>
         <w:pStyle w:val="Heading2"/>
       </w:pPr>
-      <w:bookmarkStart w:id="10" w:name="_Toc243679811"/>
-      <w:r>
-        <w:t>4.6  Trips and light</w:t>
-      </w:r>
-      <w:r>
-        <w:t xml:space="preserve"> deliveries</w:t>
+      <w:bookmarkStart w:id="10" w:name="_Toc243693301"/>
+      <w:r>
+        <w:t>4.6  Trips and light deliveries</w:t>
       </w:r>
       <w:bookmarkEnd w:id="10"/>
     </w:p>
@@ -6758,13 +6882,13 @@
         <w:spacing w:after="120" w:line="276" w:lineRule="auto"/>
       </w:pPr>
       <w:r>
-        <w:t>Since 23 October 2026 orders are named by their ticket (like DW-7K3Q9P) everywhere in the app - the ticket the customer quotes. Customers no longer see the driver or the vehicle unless it is shared: when sending orders to a new delivery, tick S</w:t>
-      </w:r>
-      <w:r>
-        <w:t>hare the driver with the customer; orders joining an existing delivery follow that delivery. On a trip's light deliveries, Managers, Admins and the SuperAdmin have a Share driver with customers switch on each delivery. Shared, the customer sees the driver'</w:t>
-      </w:r>
-      <w:r>
-        <w:t>s first name, the number plate and the company phone - never the driver's own number.</w:t>
+        <w:t>Since 23 October 2026 orders are named by their ticket (like DW-7K3Q9P) everywhere in the app - the ticket the customer quotes. Customers no longer see the driver or the vehicle unless it is sh</w:t>
+      </w:r>
+      <w:r>
+        <w:t>ared: when sending orders to a new delivery, tick Share the driver with the customer; orders joining an existing delivery follow that delivery. On a trip's light deliveries, Managers, Admins and the SuperAdmin have a Share driver with customers switch on e</w:t>
+      </w:r>
+      <w:r>
+        <w:t>ach delivery. Shared, the customer sees the driver's first name, the number plate and the company phone - never the driver's own number.</w:t>
       </w:r>
     </w:p>
     <w:p>
@@ -6777,7 +6901,10 @@
         <w:spacing w:after="60" w:line="264" w:lineRule="auto"/>
       </w:pPr>
       <w:r>
-        <w:t>Trips list with the active (open) trip highlighted. A new trip can be created only when no other trip is open; it becomes the working trip once picked on the dial.</w:t>
+        <w:t>Trips list with the active (open) trip highlighted. A new trip can be created only when no other trip is open; it becom</w:t>
+      </w:r>
+      <w:r>
+        <w:t>es the working trip once picked on the dial.</w:t>
       </w:r>
     </w:p>
     <w:p>
@@ -6790,10 +6917,7 @@
         <w:spacing w:after="60" w:line="264" w:lineRule="auto"/>
       </w:pPr>
       <w:r>
-        <w:t>Trip d</w:t>
-      </w:r>
-      <w:r>
-        <w:t>etail: key figures (deliveries, permits, loans plus capital) and Finalize Trip, which also records the remainder trees left over.</w:t>
+        <w:t>Trip detail: key figures (deliveries, permits, loans plus capital) and Finalize Trip, which also records the remainder trees left over.</w:t>
       </w:r>
     </w:p>
     <w:p>
@@ -6806,10 +6930,10 @@
         <w:spacing w:after="60" w:line="264" w:lineRule="auto"/>
       </w:pPr>
       <w:r>
-        <w:t>Light deliveries of a trip: tap a delivery, enter "Received by", let the customer sign on the screen, confirm "Yes, delivered"</w:t>
-      </w:r>
-      <w:r>
-        <w:t>. If some orders were not delivered, give the reason; they return to Orders as priority.</w:t>
+        <w:t>Light deliveries of a trip: tap a delivery, enter "Received by", let the cu</w:t>
+      </w:r>
+      <w:r>
+        <w:t>stomer sign on the screen, confirm "Yes, delivered". If some orders were not delivered, give the reason; they return to Orders as priority.</w:t>
       </w:r>
     </w:p>
     <w:p>
@@ -6821,8 +6945,9 @@
       <w:pPr>
         <w:pStyle w:val="Heading2"/>
       </w:pPr>
-      <w:bookmarkStart w:id="11" w:name="_Toc243679812"/>
-      <w:r>
+      <w:bookmarkStart w:id="11" w:name="_Toc243693302"/>
+      <w:r>
+        <w:lastRenderedPageBreak/>
         <w:t>4.7  Trees</w:t>
       </w:r>
       <w:bookmarkEnd w:id="11"/>
@@ -6842,7 +6967,7 @@
       <w:pPr>
         <w:pStyle w:val="Heading2"/>
       </w:pPr>
-      <w:bookmarkStart w:id="12" w:name="_Toc243679813"/>
+      <w:bookmarkStart w:id="12" w:name="_Toc243693303"/>
       <w:r>
         <w:t>4.8  Expenses</w:t>
       </w:r>
@@ -6853,20 +6978,17 @@
         <w:spacing w:after="120" w:line="276" w:lineRule="auto"/>
       </w:pPr>
       <w:r>
-        <w:t>Pick a trip, then a category (transport, permits, communication, salaries, farmer payments, machine, accommodation, other) to see its total. The list toggles betw</w:t>
-      </w:r>
-      <w:r>
-        <w:t>een all, paid (assigned) and pending entries. + adds an entry: amount, description, paid with soft cash (M-Pesa) or hard cash, and the category's own fields (vehicle or machine picked from lists, who it is for, farmer and tree). Admins press Pay to send it</w:t>
-      </w:r>
-      <w:r>
-        <w:t xml:space="preserve"> with Send Money.</w:t>
+        <w:t xml:space="preserve">Pick a trip, then a category (transport, permits, communication, salaries, farmer payments, machine, accommodation, other) to see its total. The list toggles between all, paid (assigned) and pending entries. + adds an entry: amount, description, paid with </w:t>
+      </w:r>
+      <w:r>
+        <w:t>soft cash (M-Pesa) or hard cash, and the category's own fields (vehicle or machine picked from lists, who it is for, farmer and tree). Admins press Pay to send it with Send Money.</w:t>
       </w:r>
     </w:p>
     <w:p>
       <w:pPr>
         <w:pStyle w:val="Heading2"/>
       </w:pPr>
-      <w:bookmarkStart w:id="13" w:name="_Toc243679814"/>
+      <w:bookmarkStart w:id="13" w:name="_Toc243693304"/>
       <w:r>
         <w:t>4.9  Transactions</w:t>
       </w:r>
@@ -7014,7 +7136,14 @@
                 <w:sz w:val="19"/>
                 <w:szCs w:val="19"/>
               </w:rPr>
-              <w:t>Collect money from a customer's phone (open to every signed-in user)</w:t>
+              <w:t>Collect money from a custome</w:t>
+            </w:r>
+            <w:r>
+              <w:rPr>
+                <w:sz w:val="19"/>
+                <w:szCs w:val="19"/>
+              </w:rPr>
+              <w:t>r's phone (open to every signed-in user)</w:t>
             </w:r>
           </w:p>
         </w:tc>
@@ -7269,9 +7398,8 @@
       <w:pPr>
         <w:pStyle w:val="Heading2"/>
       </w:pPr>
-      <w:bookmarkStart w:id="14" w:name="_Toc243679815"/>
-      <w:r>
-        <w:lastRenderedPageBreak/>
+      <w:bookmarkStart w:id="14" w:name="_Toc243693305"/>
+      <w:r>
         <w:t>4.10  Loans &amp; Finance</w:t>
       </w:r>
       <w:bookmarkEnd w:id="14"/>
@@ -7291,7 +7419,7 @@
       <w:pPr>
         <w:pStyle w:val="Heading2"/>
       </w:pPr>
-      <w:bookmarkStart w:id="15" w:name="_Toc243679816"/>
+      <w:bookmarkStart w:id="15" w:name="_Toc243693306"/>
       <w:r>
         <w:t>4.11  AI assistant and insights</w:t>
       </w:r>
@@ -7317,7 +7445,7 @@
       <w:pPr>
         <w:pStyle w:val="Heading1"/>
       </w:pPr>
-      <w:bookmarkStart w:id="16" w:name="_Toc243679817"/>
+      <w:bookmarkStart w:id="16" w:name="_Toc243693307"/>
       <w:r>
         <w:lastRenderedPageBreak/>
         <w:t>5  Voice assistant</w:t>
@@ -7444,7 +7572,7 @@
       <w:pPr>
         <w:pStyle w:val="Heading1"/>
       </w:pPr>
-      <w:bookmarkStart w:id="17" w:name="_Toc243679818"/>
+      <w:bookmarkStart w:id="17" w:name="_Toc243693308"/>
       <w:r>
         <w:lastRenderedPageBreak/>
         <w:t>6  Company SIM payment reading</w:t>
@@ -7553,7 +7681,7 @@
       <w:pPr>
         <w:pStyle w:val="Heading1"/>
       </w:pPr>
-      <w:bookmarkStart w:id="18" w:name="_Toc243679819"/>
+      <w:bookmarkStart w:id="18" w:name="_Toc243693309"/>
       <w:r>
         <w:lastRenderedPageBreak/>
         <w:t>7  Look and feel</w:t>
@@ -7570,10 +7698,10 @@
         <w:spacing w:after="60" w:line="264" w:lineRule="auto"/>
       </w:pPr>
       <w:r>
-        <w:t>Colour themes (since 20 October 2026): Forest (the default), Dark (charcoal greys) and Light (warm paper, dark text, a darker wood for small text), chosen in Settings - the bold gear beside Sign out at the foo</w:t>
-      </w:r>
-      <w:r>
-        <w:t xml:space="preserve">t of the menu ("instead of writing settings just place the bold icon"). The colour names in </w:t>
+        <w:t>Colour themes (since 20 October 2026): Forest (the default), Dark (charcoal greys) and Light (warm paper, dark text, a darker wood for small text), chosen in Settings - the bold gear beside Sign out at the foot of the menu ("instead of writing settings jus</w:t>
+      </w:r>
+      <w:r>
+        <w:t xml:space="preserve">t place the bold icon"). The colour names in </w:t>
       </w:r>
       <w:r>
         <w:rPr>
@@ -7597,13 +7725,13 @@
         <w:t>DateroemThemeState</w:t>
       </w:r>
       <w:r>
-        <w:t>, which is Compose state, so a change recolours every screen at once without rebuilding anything or asking for the fingerpr</w:t>
-      </w:r>
-      <w:r>
-        <w:t xml:space="preserve">int. The choice is kept on the phone (SessionManager) and with the account (PUT /auth/me/theme); when Home opens the app takes the account's - unless a choice made offline is still waiting, which is sent instead. An app that is already open is not changed </w:t>
-      </w:r>
-      <w:r>
-        <w:t>by a choice made on another device until it is started again ("no one is affected when working"). The entrance and sign-in keep the forest colours of their photographs.</w:t>
+        <w:t>, which is Compose state, so a change recolours every screen at once without rebuilding anything or asking for the fingerprint. The choice is kept on the phone (SessionMa</w:t>
+      </w:r>
+      <w:r>
+        <w:t xml:space="preserve">nager) and with the account (PUT /auth/me/theme); when Home opens the app takes the account's - unless a choice made offline is still waiting, which is sent instead. An app that is already open is not changed by a choice made on another device until it is </w:t>
+      </w:r>
+      <w:r>
+        <w:t>started again ("no one is affected when working"). The entrance and sign-in keep the forest colours of their photographs.</w:t>
       </w:r>
     </w:p>
     <w:p>
@@ -7616,10 +7744,7 @@
         <w:spacing w:after="60" w:line="264" w:lineRule="auto"/>
       </w:pPr>
       <w:r>
-        <w:t>Dark forest theme with the same painted wood as the website (images in res/drawable-nod</w:t>
-      </w:r>
-      <w:r>
-        <w:t xml:space="preserve">pi, produced by the website's </w:t>
+        <w:t xml:space="preserve">Dark forest theme with the same painted wood as the website (images in res/drawable-nodpi, produced by the website's </w:t>
       </w:r>
       <w:r>
         <w:rPr>
@@ -7628,7 +7753,16 @@
           <w:sz w:val="19"/>
           <w:szCs w:val="19"/>
         </w:rPr>
-        <w:t>npm run wood:export</w:t>
+        <w:t>npm run wood:expo</w:t>
+      </w:r>
+      <w:r>
+        <w:rPr>
+          <w:rFonts w:ascii="Consolas" w:eastAsia="Consolas" w:hAnsi="Consolas" w:cs="Consolas"/>
+          <w:color w:val="3B3F3D"/>
+          <w:sz w:val="19"/>
+          <w:szCs w:val="19"/>
+        </w:rPr>
+        <w:t>rt</w:t>
       </w:r>
       <w:r>
         <w:t>).</w:t>
@@ -7678,16 +7812,7 @@
           <w:sz w:val="19"/>
           <w:szCs w:val="19"/>
         </w:rPr>
-        <w:t>ui/transacti</w:t>
-      </w:r>
-      <w:r>
-        <w:rPr>
-          <w:rFonts w:ascii="Consolas" w:eastAsia="Consolas" w:hAnsi="Consolas" w:cs="Consolas"/>
-          <w:color w:val="3B3F3D"/>
-          <w:sz w:val="19"/>
-          <w:szCs w:val="19"/>
-        </w:rPr>
-        <w:t>ons/TransferAnimation.kt</w:t>
+        <w:t>ui/transactions/TransferAnimation.kt</w:t>
       </w:r>
       <w:r>
         <w:t>).</w:t>
@@ -7703,7 +7828,10 @@
         <w:spacing w:after="60" w:line="264" w:lineRule="auto"/>
       </w:pPr>
       <w:r>
-        <w:t xml:space="preserve">Errors (since 18 October 2026): every screen turns a failure into one plain sentence with </w:t>
+        <w:t>Errors (since 18 Oct</w:t>
+      </w:r>
+      <w:r>
+        <w:t xml:space="preserve">ober 2026): every screen turns a failure into one plain sentence with </w:t>
       </w:r>
       <w:r>
         <w:rPr>
@@ -7727,10 +7855,10 @@
         <w:t>ui/common/ErrorMessages.kt</w:t>
       </w:r>
       <w:r>
-        <w:t>) - the server's own reason when it wrote one, otherwise "Can't reach the Dateroem server. Check your internet connection ...", "The server took too long ...", "The Dateroem server is offline for a moment ..." or "Something went wrong on our side ..." - ne</w:t>
-      </w:r>
-      <w:r>
-        <w:t>ver an address, an exception name or an HTTP code.</w:t>
+        <w:t xml:space="preserve">) - the server's own reason when it wrote one, otherwise "Can't reach the Dateroem server. Check your internet connection ...", "The server took </w:t>
+      </w:r>
+      <w:r>
+        <w:t>too long ...", "The Dateroem server is offline for a moment ..." or "Something went wrong on our side ..." - never an address, an exception name or an HTTP code.</w:t>
       </w:r>
     </w:p>
     <w:p>
@@ -7755,10 +7883,10 @@
         <w:t>ui/common/Entrance.kt</w:t>
       </w:r>
       <w:r>
-        <w:t>; res/drawable-nodpi: entrance_oak, entrance_forest and the drifting mist entrance_fog). They were prepared from the board's picture</w:t>
-      </w:r>
-      <w:r>
-        <w:t>s, kept with the script that made them in fathersProject/brand/entrance photos (prepare_entrance.py).</w:t>
+        <w:t>; res/drawable-nodpi:</w:t>
+      </w:r>
+      <w:r>
+        <w:t xml:space="preserve"> entrance_oak, entrance_forest and the drifting mist entrance_fog). They were prepared from the board's pictures, kept with the script that made them in fathersProject/brand/entrance photos (prepare_entrance.py).</w:t>
       </w:r>
     </w:p>
     <w:p>
@@ -7771,7 +7899,10 @@
         <w:spacing w:after="60" w:line="264" w:lineRule="auto"/>
       </w:pPr>
       <w:r>
-        <w:t xml:space="preserve">The app icon is the company emblem - the website's own icon - written by the website's </w:t>
+        <w:t>The app icon is the company emblem - the we</w:t>
+      </w:r>
+      <w:r>
+        <w:t xml:space="preserve">bsite's own icon - written by the website's </w:t>
       </w:r>
       <w:r>
         <w:rPr>
@@ -7783,10 +7914,7 @@
         <w:t>npm run brand:export -- --mobile &lt;this project&gt;/app/src/main/res</w:t>
       </w:r>
       <w:r>
-        <w:t>: a</w:t>
-      </w:r>
-      <w:r>
-        <w:t>n adaptive icon with a one-colour version for themed icons, and older-phone icons. The system start screen shows it on a dark disc.</w:t>
+        <w:t>: an adaptive icon with a one-colour version for themed icons, and older-phone icons. The system start screen shows it on a dark disc.</w:t>
       </w:r>
     </w:p>
     <w:p>
@@ -7858,7 +7986,17 @@
           <w:sz w:val="18"/>
           <w:szCs w:val="18"/>
         </w:rPr>
-        <w:t>Figure 3: Home in the Light theme</w:t>
+        <w:t xml:space="preserve">Figure 3: </w:t>
+      </w:r>
+      <w:r>
+        <w:rPr>
+          <w:i/>
+          <w:iCs/>
+          <w:color w:val="5F6B66"/>
+          <w:sz w:val="18"/>
+          <w:szCs w:val="18"/>
+        </w:rPr>
+        <w:t>Home in the Light theme</w:t>
       </w:r>
     </w:p>
     <w:p>
@@ -7870,7 +8008,7 @@
       <w:pPr>
         <w:pStyle w:val="Heading1"/>
       </w:pPr>
-      <w:bookmarkStart w:id="19" w:name="_Toc243679820"/>
+      <w:bookmarkStart w:id="19" w:name="_Toc243693310"/>
       <w:r>
         <w:lastRenderedPageBreak/>
         <w:t>8  Phone approval and app lock</w:t>
@@ -7882,17 +8020,17 @@
         <w:spacing w:after="120" w:line="276" w:lineRule="auto"/>
       </w:pPr>
       <w:r>
-        <w:t>Added on 3 October 2026. Two separate protections work</w:t>
-      </w:r>
-      <w:r>
-        <w:t xml:space="preserve"> together: the server allows each account on one approved phone only, and the app asks for the owner's fingerprint or screen lock before showing anything.</w:t>
+        <w:t xml:space="preserve">Added on 3 October 2026. Two separate protections work together: the server allows each account on one approved phone only, and the app asks for the owner's fingerprint or screen lock before showing </w:t>
+      </w:r>
+      <w:r>
+        <w:t>anything.</w:t>
       </w:r>
     </w:p>
     <w:p>
       <w:pPr>
         <w:pStyle w:val="Heading2"/>
       </w:pPr>
-      <w:bookmarkStart w:id="20" w:name="_Toc243679821"/>
+      <w:bookmarkStart w:id="20" w:name="_Toc243693311"/>
       <w:r>
         <w:t>8.1  One approved phone per account</w:t>
       </w:r>
@@ -7920,10 +8058,7 @@
         <w:t>data/security/DeviceIdentity.kt</w:t>
       </w:r>
       <w:r>
-        <w:t xml:space="preserve"> creates a pr</w:t>
-      </w:r>
-      <w:r>
-        <w:t xml:space="preserve">ivate key named </w:t>
+        <w:t xml:space="preserve"> creates a private key named </w:t>
       </w:r>
       <w:r>
         <w:rPr>
@@ -7935,7 +8070,10 @@
         <w:t>dateroem_device_key</w:t>
       </w:r>
       <w:r>
-        <w:t xml:space="preserve"> in the Android Keystore (in the StrongBox chip when the phone has one). It cannot be read or copied, not even by the app.</w:t>
+        <w:t xml:space="preserve"> in the Android Keystore (in the StrongBox chip when the phone has one). It cannot be read or copied, not even</w:t>
+      </w:r>
+      <w:r>
+        <w:t xml:space="preserve"> by the app.</w:t>
       </w:r>
     </w:p>
     <w:p>
@@ -7960,10 +8098,7 @@
         <w:t>ui/auth/AuthViewModel.kt</w:t>
       </w:r>
       <w:r>
-        <w:t xml:space="preserve">): ask the server for a one-time value, sign it with the key, </w:t>
-      </w:r>
-      <w:r>
-        <w:t>then send it with the username and password. The server approves an account's first phone automatically; any other phone waits.</w:t>
+        <w:t>): ask the server for a one-time value, sign it with the key, then send it with the username and password. The server approves an account's first phone automatically; any other phone waits.</w:t>
       </w:r>
     </w:p>
     <w:p>
@@ -7976,10 +8111,10 @@
         <w:spacing w:after="60" w:line="264" w:lineRule="auto"/>
       </w:pPr>
       <w:r>
-        <w:t>A waiting phone sees "Waiting for approval" with its model name. Once the SuperAdmin approves it in the desktop app (Users &gt; Pho</w:t>
-      </w:r>
-      <w:r>
-        <w:t>nes; since 5 October 2026 only the SuperAdmin can), the person taps "Check again" and is signed in.</w:t>
+        <w:t>A waiting phone s</w:t>
+      </w:r>
+      <w:r>
+        <w:t>ees "Waiting for approval" with its model name. Once the SuperAdmin approves it in the desktop app (Users &gt; Phones; since 5 October 2026 only the SuperAdmin can), the person taps "Check again" and is signed in.</w:t>
       </w:r>
     </w:p>
     <w:p>
@@ -7992,7 +8127,10 @@
         <w:spacing w:after="60" w:line="264" w:lineRule="auto"/>
       </w:pPr>
       <w:r>
-        <w:t xml:space="preserve">If the SuperAdmin blocks or replaces the phone, or an admin disables the account, the next request is refused. </w:t>
+        <w:t>If the SuperAdmin blocks or replaces the phon</w:t>
+      </w:r>
+      <w:r>
+        <w:t xml:space="preserve">e, or an admin disables the account, the next request is refused. </w:t>
       </w:r>
       <w:r>
         <w:rPr>
@@ -8013,16 +8151,7 @@
           <w:sz w:val="19"/>
           <w:szCs w:val="19"/>
         </w:rPr>
-        <w:t>data/network/Retro</w:t>
-      </w:r>
-      <w:r>
-        <w:rPr>
-          <w:rFonts w:ascii="Consolas" w:eastAsia="Consolas" w:hAnsi="Consolas" w:cs="Consolas"/>
-          <w:color w:val="3B3F3D"/>
-          <w:sz w:val="19"/>
-          <w:szCs w:val="19"/>
-        </w:rPr>
-        <w:t>fitClient.kt</w:t>
+        <w:t>data/network/RetrofitClient.kt</w:t>
       </w:r>
       <w:r>
         <w:t xml:space="preserve"> then ends the session and the sign-in screen explains why, instead of every screen showing its own error.</w:t>
@@ -8038,10 +8167,10 @@
         <w:spacing w:after="60" w:line="264" w:lineRule="auto"/>
       </w:pPr>
       <w:r>
-        <w:t>Only staff can sign in (since 9 October 2026): a customer account gets "This app is for staff. Please use the website to shop and track y</w:t>
-      </w:r>
-      <w:r>
-        <w:t>our orders." and no phone is recorded for it.</w:t>
+        <w:t>Only staff can sign in (si</w:t>
+      </w:r>
+      <w:r>
+        <w:t>nce 9 October 2026): a customer account gets "This app is for staff. Please use the website to shop and track your orders." and no phone is recorded for it.</w:t>
       </w:r>
     </w:p>
     <w:p>
@@ -8066,7 +8195,7 @@
       <w:pPr>
         <w:pStyle w:val="Heading2"/>
       </w:pPr>
-      <w:bookmarkStart w:id="21" w:name="_Toc243679822"/>
+      <w:bookmarkStart w:id="21" w:name="_Toc243693312"/>
       <w:r>
         <w:t>8.2  Fingerprint lock</w:t>
       </w:r>
@@ -8103,13 +8232,19 @@
           <w:sz w:val="19"/>
           <w:szCs w:val="19"/>
         </w:rPr>
-        <w:t>ui/nav/AppRoot.kt</w:t>
-      </w:r>
-      <w:r>
-        <w:t>). It shows when the app is opened, unless the person has just signed in with the password, and again after the app has been in the background for more than 2 minutes</w:t>
-      </w:r>
-      <w:r>
-        <w:t>.</w:t>
+        <w:t>ui/</w:t>
+      </w:r>
+      <w:r>
+        <w:rPr>
+          <w:rFonts w:ascii="Consolas" w:eastAsia="Consolas" w:hAnsi="Consolas" w:cs="Consolas"/>
+          <w:color w:val="3B3F3D"/>
+          <w:sz w:val="19"/>
+          <w:szCs w:val="19"/>
+        </w:rPr>
+        <w:t>nav/AppRoot.kt</w:t>
+      </w:r>
+      <w:r>
+        <w:t>). It shows when the app is opened, unless the person has just signed in with the password, and again after the app has been in the background for more than 2 minutes.</w:t>
       </w:r>
     </w:p>
     <w:p>
@@ -8122,10 +8257,13 @@
         <w:spacing w:after="60" w:line="264" w:lineRule="auto"/>
       </w:pPr>
       <w:r>
-        <w:t xml:space="preserve">The lock is drawn over the screen that was open, which stays where it was underneath: nothing behind it can be tapped or read out by the screen reader, and Back sends the app to the background. A half-filled form is therefore still there after unlocking </w:t>
-      </w:r>
-      <w:r>
-        <w:t>(before 3 October 2026 the lock replaced the screen and such input was lost).</w:t>
+        <w:t xml:space="preserve">The lock is drawn over the screen that was open, which stays where it was </w:t>
+      </w:r>
+      <w:r>
+        <w:t>underneath: nothing behind it can be tapped or read out by the screen reader, and Back sends the app to the background. A half-filled form is therefore still there after unlocking (before 3 October 2026 the lock replaced the screen and such input was lost)</w:t>
+      </w:r>
+      <w:r>
+        <w:t>.</w:t>
       </w:r>
     </w:p>
     <w:p>
@@ -8151,10 +8289,10 @@
         <w:spacing w:after="60" w:line="264" w:lineRule="auto"/>
       </w:pPr>
       <w:r>
-        <w:t xml:space="preserve">A phone with </w:t>
-      </w:r>
-      <w:r>
-        <w:t>no screen lock at all cannot open the app; it shows "Set a screen lock first" with a button to the phone's security settings.</w:t>
+        <w:t>A phone with no screen lock at all cannot open the app; it shows "Set a screen lock first</w:t>
+      </w:r>
+      <w:r>
+        <w:t>" with a button to the phone's security settings.</w:t>
       </w:r>
     </w:p>
     <w:p>
@@ -8167,10 +8305,7 @@
         <w:spacing w:after="60" w:line="264" w:lineRule="auto"/>
       </w:pPr>
       <w:r>
-        <w:t>The lock screen also offers "Sign out" so a person can leave without unlocking. Since 20 October 2026 every Sign out asks "Sign ou</w:t>
-      </w:r>
-      <w:r>
-        <w:t>t?" first (Cancel or Sign out), here and in the menu (</w:t>
+        <w:t>The lock screen also offers "Sign out" so a person can leave without unlocking. Since 20 October 2026 every Sign out asks "Sign out?" first (Cancel or Sign out), here and in the menu (</w:t>
       </w:r>
       <w:r>
         <w:rPr>
@@ -8179,7 +8314,16 @@
           <w:sz w:val="19"/>
           <w:szCs w:val="19"/>
         </w:rPr>
-        <w:t>ui/auth/SignOutConfirm.kt</w:t>
+        <w:t>ui/auth/SignOutConfirm</w:t>
+      </w:r>
+      <w:r>
+        <w:rPr>
+          <w:rFonts w:ascii="Consolas" w:eastAsia="Consolas" w:hAnsi="Consolas" w:cs="Consolas"/>
+          <w:color w:val="3B3F3D"/>
+          <w:sz w:val="19"/>
+          <w:szCs w:val="19"/>
+        </w:rPr>
+        <w:t>.kt</w:t>
       </w:r>
       <w:r>
         <w:t>): "one ... might click the sign out accidentally".</w:t>
@@ -8207,13 +8351,10 @@
         <w:t>android:configChanges</w:t>
       </w:r>
       <w:r>
-        <w:t xml:space="preserve"> in the manifest), so a half-filled </w:t>
-      </w:r>
-      <w:r>
-        <w:t>form, a playing video and the unlocked app stay as they were: "rotating a screen is not the same as closing the phone". If Android does rebuild it (a language or text-size change), the lock remembers it was open; an app Android closed while it was away com</w:t>
-      </w:r>
-      <w:r>
-        <w:t>es back locked (</w:t>
+        <w:t xml:space="preserve"> in the manifest), so a half-filled form, a playing video and the unlocked app stay as they were: "rotating a screen is not the same as closing the phone". If Android does rebuild it (a language or text-size change), the lock remembers it was open; an app </w:t>
+      </w:r>
+      <w:r>
+        <w:t>Android closed while it was away comes back locked (</w:t>
       </w:r>
       <w:r>
         <w:rPr>
@@ -8342,7 +8483,10 @@
         <w:t>ui/auth/AppLock.kt</w:t>
       </w:r>
       <w:r>
-        <w:t xml:space="preserve">. Prompt wording: the same file. Messages shown after being signed out: </w:t>
+        <w:t>. Prompt wording: the same file. Messages shown afte</w:t>
+      </w:r>
+      <w:r>
+        <w:t xml:space="preserve">r being signed out: </w:t>
       </w:r>
       <w:r>
         <w:rPr>
@@ -8399,7 +8543,7 @@
       <w:pPr>
         <w:pStyle w:val="Heading1"/>
       </w:pPr>
-      <w:bookmarkStart w:id="22" w:name="_Toc243679823"/>
+      <w:bookmarkStart w:id="22" w:name="_Toc243693313"/>
       <w:r>
         <w:lastRenderedPageBreak/>
         <w:t>9  Network settings</w:t>
@@ -8845,7 +8989,7 @@
       <w:pPr>
         <w:pStyle w:val="Heading1"/>
       </w:pPr>
-      <w:bookmarkStart w:id="23" w:name="_Toc243679824"/>
+      <w:bookmarkStart w:id="23" w:name="_Toc243693314"/>
       <w:r>
         <w:lastRenderedPageBreak/>
         <w:t>10  Building, testing and sharing</w:t>
@@ -8856,7 +9000,7 @@
       <w:pPr>
         <w:pStyle w:val="Heading2"/>
       </w:pPr>
-      <w:bookmarkStart w:id="24" w:name="_Toc243679825"/>
+      <w:bookmarkStart w:id="24" w:name="_Toc243693315"/>
       <w:r>
         <w:t>10.1  Testing on the USB phone</w:t>
       </w:r>
@@ -8872,10 +9016,7 @@
         <w:spacing w:after="60" w:line="264" w:lineRule="auto"/>
       </w:pPr>
       <w:r>
-        <w:t>Connect the test phone by USB wi</w:t>
-      </w:r>
-      <w:r>
-        <w:t>th debugging allowed.</w:t>
+        <w:t>Connect the test phone by USB with debugging allowed.</w:t>
       </w:r>
     </w:p>
     <w:p>
@@ -8913,7 +9054,10 @@
         <w:spacing w:after="60" w:line="264" w:lineRule="auto"/>
       </w:pPr>
       <w:r>
-        <w:t xml:space="preserve">Build and install the debug app from Android Studio (Run), or from a terminal (next section) followed by </w:t>
+        <w:t>Build and install the debug app from Android Studio (Run), or from a terminal (next section)</w:t>
+      </w:r>
+      <w:r>
+        <w:t xml:space="preserve"> followed by </w:t>
       </w:r>
       <w:r>
         <w:rPr>
@@ -8922,16 +9066,7 @@
           <w:sz w:val="19"/>
           <w:szCs w:val="19"/>
         </w:rPr>
-        <w:t>adb install -r app/</w:t>
-      </w:r>
-      <w:r>
-        <w:rPr>
-          <w:rFonts w:ascii="Consolas" w:eastAsia="Consolas" w:hAnsi="Consolas" w:cs="Consolas"/>
-          <w:color w:val="3B3F3D"/>
-          <w:sz w:val="19"/>
-          <w:szCs w:val="19"/>
-        </w:rPr>
-        <w:t>build/outputs/apk/debug/app-debug.apk</w:t>
+        <w:t>adb install -r app/build/outputs/apk/debug/app-debug.apk</w:t>
       </w:r>
       <w:r>
         <w:t>.</w:t>
@@ -8946,7 +9081,7 @@
       <w:pPr>
         <w:pStyle w:val="Heading2"/>
       </w:pPr>
-      <w:bookmarkStart w:id="25" w:name="_Toc243679826"/>
+      <w:bookmarkStart w:id="25" w:name="_Toc243693316"/>
       <w:r>
         <w:t>10.2  Command-line builds</w:t>
       </w:r>
@@ -8976,7 +9111,16 @@
           <w:sz w:val="17"/>
           <w:szCs w:val="17"/>
         </w:rPr>
-        <w:t>$jbr = "C:\Program Files\Android\Android Studio\jbr"</w:t>
+        <w:t>$jbr = "C:\Program Files\Android\A</w:t>
+      </w:r>
+      <w:r>
+        <w:rPr>
+          <w:rFonts w:ascii="Consolas" w:eastAsia="Consolas" w:hAnsi="Consolas" w:cs="Consolas"/>
+          <w:color w:val="2B2F2D"/>
+          <w:sz w:val="17"/>
+          <w:szCs w:val="17"/>
+        </w:rPr>
+        <w:t>ndroid Studio\jbr"</w:t>
       </w:r>
     </w:p>
     <w:p>
@@ -9038,9 +9182,12 @@
       <w:pPr>
         <w:pStyle w:val="Heading2"/>
       </w:pPr>
-      <w:bookmarkStart w:id="26" w:name="_Toc243679827"/>
-      <w:r>
-        <w:t>10.3  Sharing the app with admins elsewhere</w:t>
+      <w:bookmarkStart w:id="26" w:name="_Toc243693317"/>
+      <w:r>
+        <w:t>10.3  Sharing the app with admins else</w:t>
+      </w:r>
+      <w:r>
+        <w:t>where</w:t>
       </w:r>
       <w:bookmarkEnd w:id="26"/>
     </w:p>
@@ -9101,7 +9248,115 @@
           <w:sz w:val="19"/>
           <w:szCs w:val="19"/>
         </w:rPr>
-        <w:t>/root/fathersProject/downloads/dateroe</w:t>
+        <w:t>/root/fathersProject/downloads/dateroem-wood-sales.apk</w:t>
+      </w:r>
+      <w:r>
+        <w:t>.</w:t>
+      </w:r>
+    </w:p>
+    <w:p>
+      <w:pPr>
+        <w:pStyle w:val="ListParagraph"/>
+        <w:numPr>
+          <w:ilvl w:val="0"/>
+          <w:numId w:val="4"/>
+        </w:numPr>
+        <w:spacing w:after="60" w:line="264" w:lineRule="auto"/>
+      </w:pPr>
+      <w:r>
+        <w:t>Admins download it fr</w:t>
+      </w:r>
+      <w:r>
+        <w:t>om https://&lt;public domain&gt;/downloadable/dateroem-wood-sales.apk and install it (allow installs from this source).</w:t>
+      </w:r>
+    </w:p>
+    <w:p>
+      <w:pPr>
+        <w:spacing w:after="60"/>
+      </w:pPr>
+    </w:p>
+    <w:p>
+      <w:pPr>
+        <w:pBdr>
+          <w:left w:val="single" w:sz="24" w:space="8" w:color="2E6B4F"/>
+        </w:pBdr>
+        <w:shd w:val="clear" w:color="auto" w:fill="EEF5F1"/>
+        <w:spacing w:before="120" w:after="180" w:line="264" w:lineRule="auto"/>
+        <w:ind w:left="160" w:right="160"/>
+      </w:pPr>
+      <w:r>
+        <w:rPr>
+          <w:b/>
+          <w:bCs/>
+          <w:color w:val="2E6B4F"/>
+        </w:rPr>
+        <w:t xml:space="preserve">Note: </w:t>
+      </w:r>
+      <w:r>
+        <w:t xml:space="preserve">The shared APK only works while the computer, the servers and the tunnel are running, because it reaches the mobile server through the </w:t>
+      </w:r>
+      <w:r>
+        <w:t>tunnel.</w:t>
+      </w:r>
+    </w:p>
+    <w:p>
+      <w:pPr>
+        <w:pBdr>
+          <w:left w:val="single" w:sz="24" w:space="8" w:color="C77700"/>
+        </w:pBdr>
+        <w:shd w:val="clear" w:color="auto" w:fill="FFF5E6"/>
+        <w:spacing w:before="120" w:after="180" w:line="264" w:lineRule="auto"/>
+        <w:ind w:left="160" w:right="160"/>
+      </w:pPr>
+      <w:r>
+        <w:rPr>
+          <w:b/>
+          <w:bCs/>
+          <w:color w:val="C77700"/>
+        </w:rPr>
+        <w:t xml:space="preserve">Caution: </w:t>
+      </w:r>
+      <w:r>
+        <w:t xml:space="preserve">Copies of the app built before 3 October 2026 have no phone key. They still accept the password, but every screen afterwards fails with "Please sign in again". Share a new APK and ask every admin to install it; each phone that was not the </w:t>
+      </w:r>
+      <w:r>
+        <w:t>account's first then needs approval in the desktop app.</w:t>
+      </w:r>
+    </w:p>
+    <w:p>
+      <w:pPr>
+        <w:pStyle w:val="Heading2"/>
+      </w:pPr>
+      <w:bookmarkStart w:id="27" w:name="_Toc243693318"/>
+      <w:r>
+        <w:t>10.4  Before a production release</w:t>
+      </w:r>
+      <w:bookmarkEnd w:id="27"/>
+    </w:p>
+    <w:p>
+      <w:pPr>
+        <w:pStyle w:val="ListParagraph"/>
+        <w:numPr>
+          <w:ilvl w:val="0"/>
+          <w:numId w:val="2"/>
+        </w:numPr>
+        <w:spacing w:after="60" w:line="264" w:lineRule="auto"/>
+      </w:pPr>
+      <w:r>
+        <w:t>Create a signing key (keystore) and build a signed release APK or App Bundle; keep the keystore and its passwords outside the project and backed up.</w:t>
+      </w:r>
+    </w:p>
+    <w:p>
+      <w:pPr>
+        <w:pStyle w:val="ListParagraph"/>
+        <w:numPr>
+          <w:ilvl w:val="0"/>
+          <w:numId w:val="2"/>
+        </w:numPr>
+        <w:spacing w:after="60" w:line="264" w:lineRule="auto"/>
+      </w:pPr>
+      <w:r>
+        <w:t xml:space="preserve">Increase </w:t>
       </w:r>
       <w:r>
         <w:rPr>
@@ -9110,115 +9365,7 @@
           <w:sz w:val="19"/>
           <w:szCs w:val="19"/>
         </w:rPr>
-        <w:t>m-wood-sales.apk</w:t>
-      </w:r>
-      <w:r>
-        <w:t>.</w:t>
-      </w:r>
-    </w:p>
-    <w:p>
-      <w:pPr>
-        <w:pStyle w:val="ListParagraph"/>
-        <w:numPr>
-          <w:ilvl w:val="0"/>
-          <w:numId w:val="4"/>
-        </w:numPr>
-        <w:spacing w:after="60" w:line="264" w:lineRule="auto"/>
-      </w:pPr>
-      <w:r>
-        <w:t>Admins download it from https://&lt;public domain&gt;/downloadable/dateroem-wood-sales.apk and install it (allow installs from this source).</w:t>
-      </w:r>
-    </w:p>
-    <w:p>
-      <w:pPr>
-        <w:spacing w:after="60"/>
-      </w:pPr>
-    </w:p>
-    <w:p>
-      <w:pPr>
-        <w:pBdr>
-          <w:left w:val="single" w:sz="24" w:space="8" w:color="2E6B4F"/>
-        </w:pBdr>
-        <w:shd w:val="clear" w:color="auto" w:fill="EEF5F1"/>
-        <w:spacing w:before="120" w:after="180" w:line="264" w:lineRule="auto"/>
-        <w:ind w:left="160" w:right="160"/>
-      </w:pPr>
-      <w:r>
-        <w:rPr>
-          <w:b/>
-          <w:bCs/>
-          <w:color w:val="2E6B4F"/>
-        </w:rPr>
-        <w:t xml:space="preserve">Note: </w:t>
-      </w:r>
-      <w:r>
-        <w:t>The shared APK only works while the computer, the servers and the tunnel are running, because it</w:t>
-      </w:r>
-      <w:r>
-        <w:t xml:space="preserve"> reaches the mobile server through the tunnel.</w:t>
-      </w:r>
-    </w:p>
-    <w:p>
-      <w:pPr>
-        <w:pBdr>
-          <w:left w:val="single" w:sz="24" w:space="8" w:color="C77700"/>
-        </w:pBdr>
-        <w:shd w:val="clear" w:color="auto" w:fill="FFF5E6"/>
-        <w:spacing w:before="120" w:after="180" w:line="264" w:lineRule="auto"/>
-        <w:ind w:left="160" w:right="160"/>
-      </w:pPr>
-      <w:r>
-        <w:rPr>
-          <w:b/>
-          <w:bCs/>
-          <w:color w:val="C77700"/>
-        </w:rPr>
-        <w:t xml:space="preserve">Caution: </w:t>
-      </w:r>
-      <w:r>
-        <w:t>Copies of the app built before 3 October 2026 have no phone key. They still accept the password, but every screen afterwards fails with "Please sign in again". Share a new APK and ask every admin to i</w:t>
-      </w:r>
-      <w:r>
-        <w:t>nstall it; each phone that was not the account's first then needs approval in the desktop app.</w:t>
-      </w:r>
-    </w:p>
-    <w:p>
-      <w:pPr>
-        <w:pStyle w:val="Heading2"/>
-      </w:pPr>
-      <w:bookmarkStart w:id="27" w:name="_Toc243679828"/>
-      <w:r>
-        <w:t>10.4  Before a production release</w:t>
-      </w:r>
-      <w:bookmarkEnd w:id="27"/>
-    </w:p>
-    <w:p>
-      <w:pPr>
-        <w:pStyle w:val="ListParagraph"/>
-        <w:numPr>
-          <w:ilvl w:val="0"/>
-          <w:numId w:val="2"/>
-        </w:numPr>
-        <w:spacing w:after="60" w:line="264" w:lineRule="auto"/>
-      </w:pPr>
-      <w:r>
-        <w:t>Create a signing key (keystore) and build a signed release APK or App Bundle; keep the keystore and its passwords outside the p</w:t>
-      </w:r>
-      <w:r>
-        <w:t>roject and backed up.</w:t>
-      </w:r>
-    </w:p>
-    <w:p>
-      <w:pPr>
-        <w:pStyle w:val="ListParagraph"/>
-        <w:numPr>
-          <w:ilvl w:val="0"/>
-          <w:numId w:val="2"/>
-        </w:numPr>
-        <w:spacing w:after="60" w:line="264" w:lineRule="auto"/>
-      </w:pPr>
-      <w:r>
-        <w:t xml:space="preserve">Increase </w:t>
+        <w:t>versionC</w:t>
       </w:r>
       <w:r>
         <w:rPr>
@@ -9227,7 +9374,7 @@
           <w:sz w:val="19"/>
           <w:szCs w:val="19"/>
         </w:rPr>
-        <w:t>versionCode</w:t>
+        <w:t>ode</w:t>
       </w:r>
       <w:r>
         <w:t xml:space="preserve"> and </w:t>
@@ -9280,10 +9427,10 @@
         <w:spacing w:after="60" w:line="264" w:lineRule="auto"/>
       </w:pPr>
       <w:r>
-        <w:t>Distribute throu</w:t>
-      </w:r>
-      <w:r>
-        <w:t>gh Google Play (internal testing track) or a device-management tool instead of a download link.</w:t>
+        <w:t>Distribute through Google Play (internal testing track)</w:t>
+      </w:r>
+      <w:r>
+        <w:t xml:space="preserve"> or a device-management tool instead of a download link.</w:t>
       </w:r>
     </w:p>
     <w:p>
@@ -9300,7 +9447,7 @@
       <w:pPr>
         <w:pStyle w:val="Heading1"/>
       </w:pPr>
-      <w:bookmarkStart w:id="28" w:name="_Toc243679829"/>
+      <w:bookmarkStart w:id="28" w:name="_Toc243693319"/>
       <w:r>
         <w:lastRenderedPageBreak/>
         <w:t>11  Development history</w:t>
@@ -10900,96 +11047,10 @@
 <file path=word/numbering.xml><?xml version="1.0" encoding="utf-8"?>
 <w:numbering xmlns:wpc="http://schemas.microsoft.com/office/word/2010/wordprocessingCanvas" xmlns:cx="http://schemas.microsoft.com/office/drawing/2014/chartex" xmlns:cx1="http://schemas.microsoft.com/office/drawing/2015/9/8/chartex" xmlns:mc="http://schemas.openxmlformats.org/markup-compatibility/2006" xmlns:o="urn:schemas-microsoft-com:office:office" xmlns:r="http://schemas.openxmlformats.org/officeDocument/2006/relationships" xmlns:m="http://schemas.openxmlformats.org/officeDocument/2006/math" xmlns:v="urn:schemas-microsoft-com:vml" xmlns:wp14="http://schemas.microsoft.com/office/word/2010/wordprocessingDrawing" xmlns:wp="http://schemas.openxmlformats.org/drawingml/2006/wordprocessingDrawing" xmlns:w10="urn:schemas-microsoft-com:office:word" xmlns:w="http://schemas.openxmlformats.org/wordprocessingml/2006/main" xmlns:w14="http://schemas.microsoft.com/office/word/2010/wordml" xmlns:w15="http://schemas.microsoft.com/office/word/2012/wordml" xmlns:w16se="http://schemas.microsoft.com/office/word/2015/wordml/symex" xmlns:wpg="http://schemas.microsoft.com/office/word/2010/wordprocessingGroup" xmlns:wpi="http://schemas.microsoft.com/office/word/2010/wordprocessingInk" xmlns:wne="http://schemas.microsoft.com/office/word/2006/wordml" xmlns:wps="http://schemas.microsoft.com/office/word/2010/wordprocessingShape" mc:Ignorable="w14 w15 w16se wp14">
   <w:abstractNum w:abstractNumId="0" w15:restartNumberingAfterBreak="0">
-    <w:nsid w:val="0C734D55"/>
+    <w:nsid w:val="054546CD"/>
     <w:multiLevelType w:val="hybridMultilevel"/>
-    <w:tmpl w:val="0090F8C2"/>
-    <w:lvl w:ilvl="0" w:tplc="E174E3E2" w:tentative="1">
-      <w:start w:val="1"/>
-      <w:numFmt w:val="bullet"/>
-      <w:lvlText w:val="●"/>
-      <w:lvlJc w:val="left"/>
-      <w:pPr>
-        <w:ind w:left="720" w:hanging="360"/>
-      </w:pPr>
-    </w:lvl>
-    <w:lvl w:ilvl="1" w:tplc="168EB5AC" w:tentative="1">
-      <w:start w:val="1"/>
-      <w:numFmt w:val="bullet"/>
-      <w:lvlText w:val="○"/>
-      <w:lvlJc w:val="left"/>
-      <w:pPr>
-        <w:ind w:left="1440" w:hanging="360"/>
-      </w:pPr>
-    </w:lvl>
-    <w:lvl w:ilvl="2" w:tplc="F59ABF4C" w:tentative="1">
-      <w:start w:val="1"/>
-      <w:numFmt w:val="bullet"/>
-      <w:lvlText w:val="■"/>
-      <w:lvlJc w:val="left"/>
-      <w:pPr>
-        <w:ind w:left="2160" w:hanging="360"/>
-      </w:pPr>
-    </w:lvl>
-    <w:lvl w:ilvl="3" w:tplc="81E8286E" w:tentative="1">
-      <w:start w:val="1"/>
-      <w:numFmt w:val="bullet"/>
-      <w:lvlText w:val="●"/>
-      <w:lvlJc w:val="left"/>
-      <w:pPr>
-        <w:ind w:left="2880" w:hanging="360"/>
-      </w:pPr>
-    </w:lvl>
-    <w:lvl w:ilvl="4" w:tplc="8A44BF22" w:tentative="1">
-      <w:start w:val="1"/>
-      <w:numFmt w:val="bullet"/>
-      <w:lvlText w:val="○"/>
-      <w:lvlJc w:val="left"/>
-      <w:pPr>
-        <w:ind w:left="3600" w:hanging="360"/>
-      </w:pPr>
-    </w:lvl>
-    <w:lvl w:ilvl="5" w:tplc="F0908068" w:tentative="1">
-      <w:start w:val="1"/>
-      <w:numFmt w:val="bullet"/>
-      <w:lvlText w:val="■"/>
-      <w:lvlJc w:val="left"/>
-      <w:pPr>
-        <w:ind w:left="4320" w:hanging="360"/>
-      </w:pPr>
-    </w:lvl>
-    <w:lvl w:ilvl="6" w:tplc="AC6C1C72" w:tentative="1">
-      <w:start w:val="1"/>
-      <w:numFmt w:val="bullet"/>
-      <w:lvlText w:val="●"/>
-      <w:lvlJc w:val="left"/>
-      <w:pPr>
-        <w:ind w:left="5040" w:hanging="360"/>
-      </w:pPr>
-    </w:lvl>
-    <w:lvl w:ilvl="7" w:tplc="83B6664A" w:tentative="1">
-      <w:start w:val="1"/>
-      <w:numFmt w:val="bullet"/>
-      <w:lvlText w:val="●"/>
-      <w:lvlJc w:val="left"/>
-      <w:pPr>
-        <w:ind w:left="5760" w:hanging="360"/>
-      </w:pPr>
-    </w:lvl>
-    <w:lvl w:ilvl="8" w:tplc="B838DC7A" w:tentative="1">
-      <w:start w:val="1"/>
-      <w:numFmt w:val="bullet"/>
-      <w:lvlText w:val="●"/>
-      <w:lvlJc w:val="left"/>
-      <w:pPr>
-        <w:ind w:left="6480" w:hanging="360"/>
-      </w:pPr>
-    </w:lvl>
-  </w:abstractNum>
-  <w:abstractNum w:abstractNumId="1" w15:restartNumberingAfterBreak="0">
-    <w:nsid w:val="4C0469B0"/>
-    <w:multiLevelType w:val="hybridMultilevel"/>
-    <w:tmpl w:val="C7B4CC66"/>
-    <w:lvl w:ilvl="0" w:tplc="1BF00656">
+    <w:tmpl w:val="D194CC30"/>
+    <w:lvl w:ilvl="0" w:tplc="00E0CDC8">
       <w:start w:val="1"/>
       <w:numFmt w:val="decimal"/>
       <w:lvlText w:val="%1."/>
@@ -10998,7 +11059,7 @@
         <w:ind w:left="540" w:hanging="300"/>
       </w:pPr>
     </w:lvl>
-    <w:lvl w:ilvl="1" w:tplc="6A4084DE" w:tentative="1">
+    <w:lvl w:ilvl="1" w:tplc="20D29260" w:tentative="1">
       <w:start w:val="1"/>
       <w:numFmt w:val="lowerLetter"/>
       <w:lvlText w:val="%2."/>
@@ -11007,7 +11068,7 @@
         <w:ind w:left="940" w:hanging="300"/>
       </w:pPr>
     </w:lvl>
-    <w:lvl w:ilvl="2" w:tplc="AB1CFC68" w:tentative="1">
+    <w:lvl w:ilvl="2" w:tplc="F7BA4B0A" w:tentative="1">
       <w:start w:val="1"/>
       <w:numFmt w:val="lowerRoman"/>
       <w:lvlText w:val="%3."/>
@@ -11016,119 +11077,205 @@
         <w:ind w:left="1340" w:hanging="300"/>
       </w:pPr>
     </w:lvl>
-    <w:lvl w:ilvl="3" w:tplc="C6320E52">
+    <w:lvl w:ilvl="3" w:tplc="127EE924">
       <w:numFmt w:val="decimal"/>
       <w:lvlText w:val=""/>
       <w:lvlJc w:val="left"/>
     </w:lvl>
-    <w:lvl w:ilvl="4" w:tplc="B2ECAE7C">
+    <w:lvl w:ilvl="4" w:tplc="AEEAC754">
       <w:numFmt w:val="decimal"/>
       <w:lvlText w:val=""/>
       <w:lvlJc w:val="left"/>
     </w:lvl>
-    <w:lvl w:ilvl="5" w:tplc="801E8BB2">
+    <w:lvl w:ilvl="5" w:tplc="7298962C">
       <w:numFmt w:val="decimal"/>
       <w:lvlText w:val=""/>
       <w:lvlJc w:val="left"/>
     </w:lvl>
-    <w:lvl w:ilvl="6" w:tplc="A7B42108">
+    <w:lvl w:ilvl="6" w:tplc="96605BD8">
       <w:numFmt w:val="decimal"/>
       <w:lvlText w:val=""/>
       <w:lvlJc w:val="left"/>
     </w:lvl>
-    <w:lvl w:ilvl="7" w:tplc="A2AE8226">
+    <w:lvl w:ilvl="7" w:tplc="EC60E114">
       <w:numFmt w:val="decimal"/>
       <w:lvlText w:val=""/>
       <w:lvlJc w:val="left"/>
     </w:lvl>
-    <w:lvl w:ilvl="8" w:tplc="70863354">
+    <w:lvl w:ilvl="8" w:tplc="41D4D59C">
+      <w:numFmt w:val="decimal"/>
+      <w:lvlText w:val=""/>
+      <w:lvlJc w:val="left"/>
+    </w:lvl>
+  </w:abstractNum>
+  <w:abstractNum w:abstractNumId="1" w15:restartNumberingAfterBreak="0">
+    <w:nsid w:val="163104FE"/>
+    <w:multiLevelType w:val="hybridMultilevel"/>
+    <w:tmpl w:val="4F1C55A0"/>
+    <w:lvl w:ilvl="0" w:tplc="5E2C3AE2">
+      <w:start w:val="1"/>
+      <w:numFmt w:val="bullet"/>
+      <w:lvlText w:val="•"/>
+      <w:lvlJc w:val="left"/>
+      <w:pPr>
+        <w:ind w:left="540" w:hanging="300"/>
+      </w:pPr>
+    </w:lvl>
+    <w:lvl w:ilvl="1" w:tplc="64E8736A" w:tentative="1">
+      <w:start w:val="1"/>
+      <w:numFmt w:val="bullet"/>
+      <w:lvlText w:val="–"/>
+      <w:lvlJc w:val="left"/>
+      <w:pPr>
+        <w:ind w:left="940" w:hanging="300"/>
+      </w:pPr>
+    </w:lvl>
+    <w:lvl w:ilvl="2" w:tplc="1E3C658E" w:tentative="1">
+      <w:start w:val="1"/>
+      <w:numFmt w:val="bullet"/>
+      <w:lvlText w:val="◦"/>
+      <w:lvlJc w:val="left"/>
+      <w:pPr>
+        <w:ind w:left="1340" w:hanging="300"/>
+      </w:pPr>
+    </w:lvl>
+    <w:lvl w:ilvl="3" w:tplc="7822405C">
+      <w:numFmt w:val="decimal"/>
+      <w:lvlText w:val=""/>
+      <w:lvlJc w:val="left"/>
+    </w:lvl>
+    <w:lvl w:ilvl="4" w:tplc="834A23FC">
+      <w:numFmt w:val="decimal"/>
+      <w:lvlText w:val=""/>
+      <w:lvlJc w:val="left"/>
+    </w:lvl>
+    <w:lvl w:ilvl="5" w:tplc="FE7C9806">
+      <w:numFmt w:val="decimal"/>
+      <w:lvlText w:val=""/>
+      <w:lvlJc w:val="left"/>
+    </w:lvl>
+    <w:lvl w:ilvl="6" w:tplc="BCCA484A">
+      <w:numFmt w:val="decimal"/>
+      <w:lvlText w:val=""/>
+      <w:lvlJc w:val="left"/>
+    </w:lvl>
+    <w:lvl w:ilvl="7" w:tplc="A12A5EF4">
+      <w:numFmt w:val="decimal"/>
+      <w:lvlText w:val=""/>
+      <w:lvlJc w:val="left"/>
+    </w:lvl>
+    <w:lvl w:ilvl="8" w:tplc="47C0258E">
       <w:numFmt w:val="decimal"/>
       <w:lvlText w:val=""/>
       <w:lvlJc w:val="left"/>
     </w:lvl>
   </w:abstractNum>
   <w:abstractNum w:abstractNumId="2" w15:restartNumberingAfterBreak="0">
-    <w:nsid w:val="766558FC"/>
+    <w:nsid w:val="21CA01A4"/>
     <w:multiLevelType w:val="hybridMultilevel"/>
-    <w:tmpl w:val="1A6E5DB2"/>
-    <w:lvl w:ilvl="0" w:tplc="E172843C">
+    <w:tmpl w:val="5B0691E8"/>
+    <w:lvl w:ilvl="0" w:tplc="FF48039C" w:tentative="1">
       <w:start w:val="1"/>
       <w:numFmt w:val="bullet"/>
-      <w:lvlText w:val="•"/>
+      <w:lvlText w:val="●"/>
       <w:lvlJc w:val="left"/>
       <w:pPr>
-        <w:ind w:left="540" w:hanging="300"/>
+        <w:ind w:left="720" w:hanging="360"/>
       </w:pPr>
     </w:lvl>
-    <w:lvl w:ilvl="1" w:tplc="9C304DE4" w:tentative="1">
+    <w:lvl w:ilvl="1" w:tplc="D102F5BA" w:tentative="1">
       <w:start w:val="1"/>
       <w:numFmt w:val="bullet"/>
-      <w:lvlText w:val="–"/>
+      <w:lvlText w:val="○"/>
       <w:lvlJc w:val="left"/>
       <w:pPr>
-        <w:ind w:left="940" w:hanging="300"/>
+        <w:ind w:left="1440" w:hanging="360"/>
       </w:pPr>
     </w:lvl>
-    <w:lvl w:ilvl="2" w:tplc="758A97B0" w:tentative="1">
+    <w:lvl w:ilvl="2" w:tplc="A5809182" w:tentative="1">
       <w:start w:val="1"/>
       <w:numFmt w:val="bullet"/>
-      <w:lvlText w:val="◦"/>
+      <w:lvlText w:val="■"/>
       <w:lvlJc w:val="left"/>
       <w:pPr>
-        <w:ind w:left="1340" w:hanging="300"/>
+        <w:ind w:left="2160" w:hanging="360"/>
       </w:pPr>
     </w:lvl>
-    <w:lvl w:ilvl="3" w:tplc="C262BA3C">
-      <w:numFmt w:val="decimal"/>
-      <w:lvlText w:val=""/>
+    <w:lvl w:ilvl="3" w:tplc="D0EC7870" w:tentative="1">
+      <w:start w:val="1"/>
+      <w:numFmt w:val="bullet"/>
+      <w:lvlText w:val="●"/>
       <w:lvlJc w:val="left"/>
+      <w:pPr>
+        <w:ind w:left="2880" w:hanging="360"/>
+      </w:pPr>
     </w:lvl>
-    <w:lvl w:ilvl="4" w:tplc="39F85208">
-      <w:numFmt w:val="decimal"/>
-      <w:lvlText w:val=""/>
+    <w:lvl w:ilvl="4" w:tplc="04E874B4" w:tentative="1">
+      <w:start w:val="1"/>
+      <w:numFmt w:val="bullet"/>
+      <w:lvlText w:val="○"/>
       <w:lvlJc w:val="left"/>
+      <w:pPr>
+        <w:ind w:left="3600" w:hanging="360"/>
+      </w:pPr>
     </w:lvl>
-    <w:lvl w:ilvl="5" w:tplc="76A898A0">
-      <w:numFmt w:val="decimal"/>
-      <w:lvlText w:val=""/>
+    <w:lvl w:ilvl="5" w:tplc="9BBABD7A" w:tentative="1">
+      <w:start w:val="1"/>
+      <w:numFmt w:val="bullet"/>
+      <w:lvlText w:val="■"/>
       <w:lvlJc w:val="left"/>
+      <w:pPr>
+        <w:ind w:left="4320" w:hanging="360"/>
+      </w:pPr>
     </w:lvl>
-    <w:lvl w:ilvl="6" w:tplc="A1DAAC8A">
-      <w:numFmt w:val="decimal"/>
-      <w:lvlText w:val=""/>
+    <w:lvl w:ilvl="6" w:tplc="8968D586" w:tentative="1">
+      <w:start w:val="1"/>
+      <w:numFmt w:val="bullet"/>
+      <w:lvlText w:val="●"/>
       <w:lvlJc w:val="left"/>
+      <w:pPr>
+        <w:ind w:left="5040" w:hanging="360"/>
+      </w:pPr>
     </w:lvl>
-    <w:lvl w:ilvl="7" w:tplc="B950E60A">
-      <w:numFmt w:val="decimal"/>
-      <w:lvlText w:val=""/>
+    <w:lvl w:ilvl="7" w:tplc="293EA494" w:tentative="1">
+      <w:start w:val="1"/>
+      <w:numFmt w:val="bullet"/>
+      <w:lvlText w:val="●"/>
       <w:lvlJc w:val="left"/>
+      <w:pPr>
+        <w:ind w:left="5760" w:hanging="360"/>
+      </w:pPr>
     </w:lvl>
-    <w:lvl w:ilvl="8" w:tplc="8F1CBF6E">
-      <w:numFmt w:val="decimal"/>
-      <w:lvlText w:val=""/>
+    <w:lvl w:ilvl="8" w:tplc="53042F7C" w:tentative="1">
+      <w:start w:val="1"/>
+      <w:numFmt w:val="bullet"/>
+      <w:lvlText w:val="●"/>
       <w:lvlJc w:val="left"/>
+      <w:pPr>
+        <w:ind w:left="6480" w:hanging="360"/>
+      </w:pPr>
     </w:lvl>
   </w:abstractNum>
   <w:num w:numId="1">
+    <w:abstractNumId w:val="2"/>
+    <w:lvlOverride w:ilvl="0">
+      <w:startOverride w:val="1"/>
+    </w:lvlOverride>
+  </w:num>
+  <w:num w:numId="2">
+    <w:abstractNumId w:val="1"/>
+    <w:lvlOverride w:ilvl="0">
+      <w:startOverride w:val="1"/>
+    </w:lvlOverride>
+  </w:num>
+  <w:num w:numId="3">
     <w:abstractNumId w:val="0"/>
     <w:lvlOverride w:ilvl="0">
       <w:startOverride w:val="1"/>
     </w:lvlOverride>
   </w:num>
-  <w:num w:numId="2">
-    <w:abstractNumId w:val="2"/>
-    <w:lvlOverride w:ilvl="0">
-      <w:startOverride w:val="1"/>
-    </w:lvlOverride>
-  </w:num>
-  <w:num w:numId="3">
-    <w:abstractNumId w:val="1"/>
-    <w:lvlOverride w:ilvl="0">
-      <w:startOverride w:val="1"/>
-    </w:lvlOverride>
-  </w:num>
   <w:num w:numId="4">
-    <w:abstractNumId w:val="1"/>
+    <w:abstractNumId w:val="0"/>
     <w:lvlOverride w:ilvl="0">
       <w:startOverride w:val="1"/>
     </w:lvlOverride>
@@ -11757,7 +11904,7 @@
     <w:autoRedefine/>
     <w:uiPriority w:val="39"/>
     <w:unhideWhenUsed/>
-    <w:rsid w:val="003E638D"/>
+    <w:rsid w:val="007861FB"/>
     <w:pPr>
       <w:spacing w:after="100"/>
     </w:pPr>
@@ -11769,7 +11916,7 @@
     <w:autoRedefine/>
     <w:uiPriority w:val="39"/>
     <w:unhideWhenUsed/>
-    <w:rsid w:val="003E638D"/>
+    <w:rsid w:val="007861FB"/>
     <w:pPr>
       <w:spacing w:after="100"/>
       <w:ind w:left="210"/>

--- a/documentation/05 Mobile/Mobile Application.docx
+++ b/documentation/05 Mobile/Mobile Application.docx
@@ -1610,6 +1610,81 @@
           </w:p>
         </w:tc>
       </w:tr>
+      <w:tr>
+        <w:tblPrEx>
+          <w:tblCellMar>
+            <w:top w:w="0" w:type="dxa"/>
+            <w:bottom w:w="0" w:type="dxa"/>
+          </w:tblCellMar>
+        </w:tblPrEx>
+        <w:tc>
+          <w:tcPr>
+            <w:tcW w:w="1300" w:type="dxa"/>
+            <w:tcMar>
+              <w:top w:w="50" w:type="dxa"/>
+              <w:left w:w="90" w:type="dxa"/>
+              <w:bottom w:w="50" w:type="dxa"/>
+              <w:right w:w="90" w:type="dxa"/>
+            </w:tcMar>
+          </w:tcPr>
+          <w:p>
+            <w:r>
+              <w:rPr>
+                <w:sz w:val="19"/>
+                <w:szCs w:val="19"/>
+              </w:rPr>
+              <w:t>1.1</w:t>
+            </w:r>
+          </w:p>
+        </w:tc>
+        <w:tc>
+          <w:tcPr>
+            <w:tcW w:w="1900" w:type="dxa"/>
+            <w:tcMar>
+              <w:top w:w="50" w:type="dxa"/>
+              <w:left w:w="90" w:type="dxa"/>
+              <w:bottom w:w="50" w:type="dxa"/>
+              <w:right w:w="90" w:type="dxa"/>
+            </w:tcMar>
+          </w:tcPr>
+          <w:p>
+            <w:r>
+              <w:rPr>
+                <w:sz w:val="19"/>
+                <w:szCs w:val="19"/>
+              </w:rPr>
+              <w:t>24 October 2026</w:t>
+            </w:r>
+          </w:p>
+        </w:tc>
+        <w:tc>
+          <w:tcPr>
+            <w:tcW w:w="6438" w:type="dxa"/>
+            <w:tcMar>
+              <w:top w:w="50" w:type="dxa"/>
+              <w:left w:w="90" w:type="dxa"/>
+              <w:bottom w:w="50" w:type="dxa"/>
+              <w:right w:w="90" w:type="dxa"/>
+            </w:tcMar>
+          </w:tcPr>
+          <w:p>
+            <w:r>
+              <w:rPr>
+                <w:sz w:val="19"/>
+                <w:szCs w:val="19"/>
+              </w:rPr>
+              <w:t xml:space="preserve">Home: the business at a glance for Admins and the SuperAdmin, profit and expenses for them only, </w:t>
+            </w:r>
+            <w:r>
+              <w:rPr>
+                <w:sz w:val="19"/>
+                <w:szCs w:val="19"/>
+              </w:rPr>
+              <w:t>the company card from the server (SuperAdmin edits); Orders: due-soon and late marks.</w:t>
+            </w:r>
+          </w:p>
+        </w:tc>
+      </w:tr>
     </w:tbl>
     <w:p>
       <w:pPr>
@@ -1621,15 +1696,7 @@
           <w:sz w:val="20"/>
           <w:szCs w:val="20"/>
         </w:rPr>
-        <w:t>Keep this document up to date: when a feature, setting or server changes, edit the matching section here and add a li</w:t>
-      </w:r>
-      <w:r>
-        <w:rPr>
-          <w:color w:val="5F6B66"/>
-          <w:sz w:val="20"/>
-          <w:szCs w:val="20"/>
-        </w:rPr>
-        <w:t>ne to the table above.</w:t>
+        <w:t>Keep this document up to date: when a feature, setting or server changes, edit the matching section here and add a line to the table above.</w:t>
       </w:r>
     </w:p>
     <w:p>
@@ -1650,7 +1717,7 @@
     <w:sdt>
       <w:sdtPr>
         <w:alias w:val="Contents"/>
-        <w:id w:val="-1525244192"/>
+        <w:id w:val="1906104779"/>
       </w:sdtPr>
       <w:sdtEndPr/>
       <w:sdtContent>
@@ -1677,7 +1744,7 @@
           <w:r>
             <w:fldChar w:fldCharType="separate"/>
           </w:r>
-          <w:hyperlink w:anchor="_Toc243693292" w:history="1">
+          <w:hyperlink w:anchor="_Toc243694762" w:history="1">
             <w:r>
               <w:rPr>
                 <w:rStyle w:val="Hyperlink"/>
@@ -1701,7 +1768,7 @@
               <w:rPr>
                 <w:noProof/>
               </w:rPr>
-              <w:instrText xml:space="preserve"> PAGEREF _Toc243693292 \h </w:instrText>
+              <w:instrText xml:space="preserve"> PAGEREF _Toc243694762 \h </w:instrText>
             </w:r>
             <w:r>
               <w:rPr>
@@ -1742,7 +1809,7 @@
               <w:szCs w:val="22"/>
             </w:rPr>
           </w:pPr>
-          <w:hyperlink w:anchor="_Toc243693293" w:history="1">
+          <w:hyperlink w:anchor="_Toc243694763" w:history="1">
             <w:r>
               <w:rPr>
                 <w:rStyle w:val="Hyperlink"/>
@@ -1766,7 +1833,7 @@
               <w:rPr>
                 <w:noProof/>
               </w:rPr>
-              <w:instrText xml:space="preserve"> PAGEREF _Toc243693293 \h </w:instrText>
+              <w:instrText xml:space="preserve"> PAGEREF _Toc243694763 \h </w:instrText>
             </w:r>
             <w:r>
               <w:rPr>
@@ -1807,7 +1874,7 @@
               <w:szCs w:val="22"/>
             </w:rPr>
           </w:pPr>
-          <w:hyperlink w:anchor="_Toc243693294" w:history="1">
+          <w:hyperlink w:anchor="_Toc243694764" w:history="1">
             <w:r>
               <w:rPr>
                 <w:rStyle w:val="Hyperlink"/>
@@ -1831,7 +1898,7 @@
               <w:rPr>
                 <w:noProof/>
               </w:rPr>
-              <w:instrText xml:space="preserve"> PAGEREF _Toc243693294 \h </w:instrText>
+              <w:instrText xml:space="preserve"> PAGEREF _Toc243694764 \h </w:instrText>
             </w:r>
             <w:r>
               <w:rPr>
@@ -1872,7 +1939,7 @@
               <w:szCs w:val="22"/>
             </w:rPr>
           </w:pPr>
-          <w:hyperlink w:anchor="_Toc243693295" w:history="1">
+          <w:hyperlink w:anchor="_Toc243694765" w:history="1">
             <w:r>
               <w:rPr>
                 <w:rStyle w:val="Hyperlink"/>
@@ -1896,7 +1963,7 @@
               <w:rPr>
                 <w:noProof/>
               </w:rPr>
-              <w:instrText xml:space="preserve"> PAGEREF _Toc243693295 \h </w:instrText>
+              <w:instrText xml:space="preserve"> PAGEREF _Toc243694765 \h </w:instrText>
             </w:r>
             <w:r>
               <w:rPr>
@@ -1937,7 +2004,7 @@
               <w:szCs w:val="22"/>
             </w:rPr>
           </w:pPr>
-          <w:hyperlink w:anchor="_Toc243693296" w:history="1">
+          <w:hyperlink w:anchor="_Toc243694766" w:history="1">
             <w:r>
               <w:rPr>
                 <w:rStyle w:val="Hyperlink"/>
@@ -1961,7 +2028,7 @@
               <w:rPr>
                 <w:noProof/>
               </w:rPr>
-              <w:instrText xml:space="preserve"> PAGEREF _Toc243693296 \h </w:instrText>
+              <w:instrText xml:space="preserve"> PAGEREF _Toc243694766 \h </w:instrText>
             </w:r>
             <w:r>
               <w:rPr>
@@ -2002,7 +2069,7 @@
               <w:szCs w:val="22"/>
             </w:rPr>
           </w:pPr>
-          <w:hyperlink w:anchor="_Toc243693297" w:history="1">
+          <w:hyperlink w:anchor="_Toc243694767" w:history="1">
             <w:r>
               <w:rPr>
                 <w:rStyle w:val="Hyperlink"/>
@@ -2026,7 +2093,7 @@
               <w:rPr>
                 <w:noProof/>
               </w:rPr>
-              <w:instrText xml:space="preserve"> PAGEREF _Toc243693297 \h </w:instrText>
+              <w:instrText xml:space="preserve"> PAGEREF _Toc243694767 \h </w:instrText>
             </w:r>
             <w:r>
               <w:rPr>
@@ -2067,7 +2134,7 @@
               <w:szCs w:val="22"/>
             </w:rPr>
           </w:pPr>
-          <w:hyperlink w:anchor="_Toc243693298" w:history="1">
+          <w:hyperlink w:anchor="_Toc243694768" w:history="1">
             <w:r>
               <w:rPr>
                 <w:rStyle w:val="Hyperlink"/>
@@ -2091,7 +2158,7 @@
               <w:rPr>
                 <w:noProof/>
               </w:rPr>
-              <w:instrText xml:space="preserve"> PAGEREF _Toc243693298 \h </w:instrText>
+              <w:instrText xml:space="preserve"> PAGEREF _Toc243694768 \h </w:instrText>
             </w:r>
             <w:r>
               <w:rPr>
@@ -2132,7 +2199,7 @@
               <w:szCs w:val="22"/>
             </w:rPr>
           </w:pPr>
-          <w:hyperlink w:anchor="_Toc243693299" w:history="1">
+          <w:hyperlink w:anchor="_Toc243694769" w:history="1">
             <w:r>
               <w:rPr>
                 <w:rStyle w:val="Hyperlink"/>
@@ -2156,7 +2223,7 @@
               <w:rPr>
                 <w:noProof/>
               </w:rPr>
-              <w:instrText xml:space="preserve"> PAGEREF _Toc243693299 \h </w:instrText>
+              <w:instrText xml:space="preserve"> PAGEREF _Toc243694769 \h </w:instrText>
             </w:r>
             <w:r>
               <w:rPr>
@@ -2197,7 +2264,7 @@
               <w:szCs w:val="22"/>
             </w:rPr>
           </w:pPr>
-          <w:hyperlink w:anchor="_Toc243693300" w:history="1">
+          <w:hyperlink w:anchor="_Toc243694770" w:history="1">
             <w:r>
               <w:rPr>
                 <w:rStyle w:val="Hyperlink"/>
@@ -2221,7 +2288,7 @@
               <w:rPr>
                 <w:noProof/>
               </w:rPr>
-              <w:instrText xml:space="preserve"> PAGEREF _Toc243693300 \h </w:instrText>
+              <w:instrText xml:space="preserve"> PAGEREF _Toc243694770 \h </w:instrText>
             </w:r>
             <w:r>
               <w:rPr>
@@ -2262,7 +2329,7 @@
               <w:szCs w:val="22"/>
             </w:rPr>
           </w:pPr>
-          <w:hyperlink w:anchor="_Toc243693301" w:history="1">
+          <w:hyperlink w:anchor="_Toc243694771" w:history="1">
             <w:r>
               <w:rPr>
                 <w:rStyle w:val="Hyperlink"/>
@@ -2286,7 +2353,7 @@
               <w:rPr>
                 <w:noProof/>
               </w:rPr>
-              <w:instrText xml:space="preserve"> PAGEREF _Toc243693301 \h </w:instrText>
+              <w:instrText xml:space="preserve"> PAGEREF _Toc243694771 \h </w:instrText>
             </w:r>
             <w:r>
               <w:rPr>
@@ -2327,7 +2394,7 @@
               <w:szCs w:val="22"/>
             </w:rPr>
           </w:pPr>
-          <w:hyperlink w:anchor="_Toc243693302" w:history="1">
+          <w:hyperlink w:anchor="_Toc243694772" w:history="1">
             <w:r>
               <w:rPr>
                 <w:rStyle w:val="Hyperlink"/>
@@ -2351,7 +2418,7 @@
               <w:rPr>
                 <w:noProof/>
               </w:rPr>
-              <w:instrText xml:space="preserve"> PAGEREF _Toc243693302 \h </w:instrText>
+              <w:instrText xml:space="preserve"> PAGEREF _Toc243694772 \h </w:instrText>
             </w:r>
             <w:r>
               <w:rPr>
@@ -2392,7 +2459,7 @@
               <w:szCs w:val="22"/>
             </w:rPr>
           </w:pPr>
-          <w:hyperlink w:anchor="_Toc243693303" w:history="1">
+          <w:hyperlink w:anchor="_Toc243694773" w:history="1">
             <w:r>
               <w:rPr>
                 <w:rStyle w:val="Hyperlink"/>
@@ -2416,7 +2483,7 @@
               <w:rPr>
                 <w:noProof/>
               </w:rPr>
-              <w:instrText xml:space="preserve"> PAGEREF _Toc243693303 \h </w:instrText>
+              <w:instrText xml:space="preserve"> PAGEREF _Toc243694773 \h </w:instrText>
             </w:r>
             <w:r>
               <w:rPr>
@@ -2457,7 +2524,7 @@
               <w:szCs w:val="22"/>
             </w:rPr>
           </w:pPr>
-          <w:hyperlink w:anchor="_Toc243693304" w:history="1">
+          <w:hyperlink w:anchor="_Toc243694774" w:history="1">
             <w:r>
               <w:rPr>
                 <w:rStyle w:val="Hyperlink"/>
@@ -2481,7 +2548,7 @@
               <w:rPr>
                 <w:noProof/>
               </w:rPr>
-              <w:instrText xml:space="preserve"> PAGEREF _Toc243693304 \h </w:instrText>
+              <w:instrText xml:space="preserve"> PAGEREF _Toc243694774 \h </w:instrText>
             </w:r>
             <w:r>
               <w:rPr>
@@ -2522,7 +2589,7 @@
               <w:szCs w:val="22"/>
             </w:rPr>
           </w:pPr>
-          <w:hyperlink w:anchor="_Toc243693305" w:history="1">
+          <w:hyperlink w:anchor="_Toc243694775" w:history="1">
             <w:r>
               <w:rPr>
                 <w:rStyle w:val="Hyperlink"/>
@@ -2546,7 +2613,7 @@
               <w:rPr>
                 <w:noProof/>
               </w:rPr>
-              <w:instrText xml:space="preserve"> PAGEREF _Toc243693305 \h </w:instrText>
+              <w:instrText xml:space="preserve"> PAGEREF _Toc243694775 \h </w:instrText>
             </w:r>
             <w:r>
               <w:rPr>
@@ -2587,7 +2654,7 @@
               <w:szCs w:val="22"/>
             </w:rPr>
           </w:pPr>
-          <w:hyperlink w:anchor="_Toc243693306" w:history="1">
+          <w:hyperlink w:anchor="_Toc243694776" w:history="1">
             <w:r>
               <w:rPr>
                 <w:rStyle w:val="Hyperlink"/>
@@ -2611,7 +2678,7 @@
               <w:rPr>
                 <w:noProof/>
               </w:rPr>
-              <w:instrText xml:space="preserve"> PAGEREF _Toc243693306 \h </w:instrText>
+              <w:instrText xml:space="preserve"> PAGEREF _Toc243694776 \h </w:instrText>
             </w:r>
             <w:r>
               <w:rPr>
@@ -2652,7 +2719,7 @@
               <w:szCs w:val="22"/>
             </w:rPr>
           </w:pPr>
-          <w:hyperlink w:anchor="_Toc243693307" w:history="1">
+          <w:hyperlink w:anchor="_Toc243694777" w:history="1">
             <w:r>
               <w:rPr>
                 <w:rStyle w:val="Hyperlink"/>
@@ -2676,7 +2743,7 @@
               <w:rPr>
                 <w:noProof/>
               </w:rPr>
-              <w:instrText xml:space="preserve"> PAGEREF _Toc243693307 \h </w:instrText>
+              <w:instrText xml:space="preserve"> PAGEREF _Toc243694777 \h </w:instrText>
             </w:r>
             <w:r>
               <w:rPr>
@@ -2717,7 +2784,7 @@
               <w:szCs w:val="22"/>
             </w:rPr>
           </w:pPr>
-          <w:hyperlink w:anchor="_Toc243693308" w:history="1">
+          <w:hyperlink w:anchor="_Toc243694778" w:history="1">
             <w:r>
               <w:rPr>
                 <w:rStyle w:val="Hyperlink"/>
@@ -2741,7 +2808,7 @@
               <w:rPr>
                 <w:noProof/>
               </w:rPr>
-              <w:instrText xml:space="preserve"> PAGEREF _Toc243693308 \h </w:instrText>
+              <w:instrText xml:space="preserve"> PAGEREF _Toc243694778 \h </w:instrText>
             </w:r>
             <w:r>
               <w:rPr>
@@ -2782,7 +2849,7 @@
               <w:szCs w:val="22"/>
             </w:rPr>
           </w:pPr>
-          <w:hyperlink w:anchor="_Toc243693309" w:history="1">
+          <w:hyperlink w:anchor="_Toc243694779" w:history="1">
             <w:r>
               <w:rPr>
                 <w:rStyle w:val="Hyperlink"/>
@@ -2806,7 +2873,7 @@
               <w:rPr>
                 <w:noProof/>
               </w:rPr>
-              <w:instrText xml:space="preserve"> PAGEREF _Toc243693309 \h </w:instrText>
+              <w:instrText xml:space="preserve"> PAGEREF _Toc243694779 \h </w:instrText>
             </w:r>
             <w:r>
               <w:rPr>
@@ -2847,7 +2914,7 @@
               <w:szCs w:val="22"/>
             </w:rPr>
           </w:pPr>
-          <w:hyperlink w:anchor="_Toc243693310" w:history="1">
+          <w:hyperlink w:anchor="_Toc243694780" w:history="1">
             <w:r>
               <w:rPr>
                 <w:rStyle w:val="Hyperlink"/>
@@ -2871,7 +2938,7 @@
               <w:rPr>
                 <w:noProof/>
               </w:rPr>
-              <w:instrText xml:space="preserve"> PAGEREF _Toc243693310 \h </w:instrText>
+              <w:instrText xml:space="preserve"> PAGEREF _Toc243694780 \h </w:instrText>
             </w:r>
             <w:r>
               <w:rPr>
@@ -2912,7 +2979,7 @@
               <w:szCs w:val="22"/>
             </w:rPr>
           </w:pPr>
-          <w:hyperlink w:anchor="_Toc243693311" w:history="1">
+          <w:hyperlink w:anchor="_Toc243694781" w:history="1">
             <w:r>
               <w:rPr>
                 <w:rStyle w:val="Hyperlink"/>
@@ -2936,7 +3003,7 @@
               <w:rPr>
                 <w:noProof/>
               </w:rPr>
-              <w:instrText xml:space="preserve"> PAGEREF _Toc243693311 \h </w:instrText>
+              <w:instrText xml:space="preserve"> PAGEREF _Toc243694781 \h </w:instrText>
             </w:r>
             <w:r>
               <w:rPr>
@@ -2977,7 +3044,7 @@
               <w:szCs w:val="22"/>
             </w:rPr>
           </w:pPr>
-          <w:hyperlink w:anchor="_Toc243693312" w:history="1">
+          <w:hyperlink w:anchor="_Toc243694782" w:history="1">
             <w:r>
               <w:rPr>
                 <w:rStyle w:val="Hyperlink"/>
@@ -3001,7 +3068,7 @@
               <w:rPr>
                 <w:noProof/>
               </w:rPr>
-              <w:instrText xml:space="preserve"> PAGEREF _Toc243693312 \h </w:instrText>
+              <w:instrText xml:space="preserve"> PAGEREF _Toc243694782 \h </w:instrText>
             </w:r>
             <w:r>
               <w:rPr>
@@ -3042,7 +3109,7 @@
               <w:szCs w:val="22"/>
             </w:rPr>
           </w:pPr>
-          <w:hyperlink w:anchor="_Toc243693313" w:history="1">
+          <w:hyperlink w:anchor="_Toc243694783" w:history="1">
             <w:r>
               <w:rPr>
                 <w:rStyle w:val="Hyperlink"/>
@@ -3066,7 +3133,7 @@
               <w:rPr>
                 <w:noProof/>
               </w:rPr>
-              <w:instrText xml:space="preserve"> PAGEREF _Toc243693313 \h </w:instrText>
+              <w:instrText xml:space="preserve"> PAGEREF _Toc243694783 \h </w:instrText>
             </w:r>
             <w:r>
               <w:rPr>
@@ -3107,7 +3174,7 @@
               <w:szCs w:val="22"/>
             </w:rPr>
           </w:pPr>
-          <w:hyperlink w:anchor="_Toc243693314" w:history="1">
+          <w:hyperlink w:anchor="_Toc243694784" w:history="1">
             <w:r>
               <w:rPr>
                 <w:rStyle w:val="Hyperlink"/>
@@ -3131,7 +3198,7 @@
               <w:rPr>
                 <w:noProof/>
               </w:rPr>
-              <w:instrText xml:space="preserve"> PAGEREF _Toc243693314 \h </w:instrText>
+              <w:instrText xml:space="preserve"> PAGEREF _Toc243694784 \h </w:instrText>
             </w:r>
             <w:r>
               <w:rPr>
@@ -3172,7 +3239,7 @@
               <w:szCs w:val="22"/>
             </w:rPr>
           </w:pPr>
-          <w:hyperlink w:anchor="_Toc243693315" w:history="1">
+          <w:hyperlink w:anchor="_Toc243694785" w:history="1">
             <w:r>
               <w:rPr>
                 <w:rStyle w:val="Hyperlink"/>
@@ -3196,7 +3263,7 @@
               <w:rPr>
                 <w:noProof/>
               </w:rPr>
-              <w:instrText xml:space="preserve"> PAGEREF _Toc243693315 \h </w:instrText>
+              <w:instrText xml:space="preserve"> PAGEREF _Toc243694785 \h </w:instrText>
             </w:r>
             <w:r>
               <w:rPr>
@@ -3237,7 +3304,7 @@
               <w:szCs w:val="22"/>
             </w:rPr>
           </w:pPr>
-          <w:hyperlink w:anchor="_Toc243693316" w:history="1">
+          <w:hyperlink w:anchor="_Toc243694786" w:history="1">
             <w:r>
               <w:rPr>
                 <w:rStyle w:val="Hyperlink"/>
@@ -3261,7 +3328,7 @@
               <w:rPr>
                 <w:noProof/>
               </w:rPr>
-              <w:instrText xml:space="preserve"> PAGEREF _Toc243693316 \h </w:instrText>
+              <w:instrText xml:space="preserve"> PAGEREF _Toc243694786 \h </w:instrText>
             </w:r>
             <w:r>
               <w:rPr>
@@ -3302,7 +3369,7 @@
               <w:szCs w:val="22"/>
             </w:rPr>
           </w:pPr>
-          <w:hyperlink w:anchor="_Toc243693317" w:history="1">
+          <w:hyperlink w:anchor="_Toc243694787" w:history="1">
             <w:r>
               <w:rPr>
                 <w:rStyle w:val="Hyperlink"/>
@@ -3326,7 +3393,7 @@
               <w:rPr>
                 <w:noProof/>
               </w:rPr>
-              <w:instrText xml:space="preserve"> PAGEREF _Toc243693317 \h </w:instrText>
+              <w:instrText xml:space="preserve"> PAGEREF _Toc243694787 \h </w:instrText>
             </w:r>
             <w:r>
               <w:rPr>
@@ -3367,7 +3434,7 @@
               <w:szCs w:val="22"/>
             </w:rPr>
           </w:pPr>
-          <w:hyperlink w:anchor="_Toc243693318" w:history="1">
+          <w:hyperlink w:anchor="_Toc243694788" w:history="1">
             <w:r>
               <w:rPr>
                 <w:rStyle w:val="Hyperlink"/>
@@ -3391,7 +3458,7 @@
               <w:rPr>
                 <w:noProof/>
               </w:rPr>
-              <w:instrText xml:space="preserve"> PAGEREF _Toc243693318 \h </w:instrText>
+              <w:instrText xml:space="preserve"> PAGEREF _Toc243694788 \h </w:instrText>
             </w:r>
             <w:r>
               <w:rPr>
@@ -3432,7 +3499,7 @@
               <w:szCs w:val="22"/>
             </w:rPr>
           </w:pPr>
-          <w:hyperlink w:anchor="_Toc243693319" w:history="1">
+          <w:hyperlink w:anchor="_Toc243694789" w:history="1">
             <w:r>
               <w:rPr>
                 <w:rStyle w:val="Hyperlink"/>
@@ -3456,7 +3523,7 @@
               <w:rPr>
                 <w:noProof/>
               </w:rPr>
-              <w:instrText xml:space="preserve"> PAGEREF _Toc243693319 \h </w:instrText>
+              <w:instrText xml:space="preserve"> PAGEREF _Toc243694789 \h </w:instrText>
             </w:r>
             <w:r>
               <w:rPr>
@@ -3499,7 +3566,7 @@
       <w:pPr>
         <w:pStyle w:val="Heading1"/>
       </w:pPr>
-      <w:bookmarkStart w:id="1" w:name="_Toc243693292"/>
+      <w:bookmarkStart w:id="1" w:name="_Toc243694762"/>
       <w:r>
         <w:lastRenderedPageBreak/>
         <w:t>1  Introduction</w:t>
@@ -3511,10 +3578,10 @@
         <w:spacing w:after="120" w:line="276" w:lineRule="auto"/>
       </w:pPr>
       <w:r>
-        <w:t xml:space="preserve">The mobile app is the main working tool for staff in the field: registering trees and farmers, recording expenses, running trips and deliveries, managing products and campaigns, collecting and sending M-Pesa payments, and asking the assistant for help. It </w:t>
-      </w:r>
-      <w:r>
-        <w:t>talks only to the mobile server (DWS-MOB-01).</w:t>
+        <w:t>The mobile app is the main working tool for staff in the field: registering trees and farmers, recording expenses, running trips and deliveries, managing products and campaigns, collecting and sending M-Pesa payments, and asking the ass</w:t>
+      </w:r>
+      <w:r>
+        <w:t>istant for help. It talks only to the mobile server (DWS-MOB-01).</w:t>
       </w:r>
     </w:p>
     <w:tbl>
@@ -4106,7 +4173,7 @@
       <w:pPr>
         <w:pStyle w:val="Heading1"/>
       </w:pPr>
-      <w:bookmarkStart w:id="2" w:name="_Toc243693293"/>
+      <w:bookmarkStart w:id="2" w:name="_Toc243694763"/>
       <w:r>
         <w:lastRenderedPageBreak/>
         <w:t>2  Source layout</w:t>
@@ -4275,14 +4342,7 @@
                 <w:sz w:val="19"/>
                 <w:szCs w:val="19"/>
               </w:rPr>
-              <w:t>Start-up (system splash hand-off) and shared objects. MainActivity is a FragmentActivity becaus</w:t>
-            </w:r>
-            <w:r>
-              <w:rPr>
-                <w:sz w:val="19"/>
-                <w:szCs w:val="19"/>
-              </w:rPr>
-              <w:t>e the fingerprint prompt needs one.</w:t>
+              <w:t>Start-up (system splash hand-off) and shared objects. MainActivity is a FragmentActivity because the fingerprint prompt needs one.</w:t>
             </w:r>
           </w:p>
         </w:tc>
@@ -5029,7 +5089,7 @@
       <w:pPr>
         <w:pStyle w:val="Heading1"/>
       </w:pPr>
-      <w:bookmarkStart w:id="3" w:name="_Toc243693294"/>
+      <w:bookmarkStart w:id="3" w:name="_Toc243694764"/>
       <w:r>
         <w:lastRenderedPageBreak/>
         <w:t>3  Navigation and roles</w:t>
@@ -6170,7 +6230,7 @@
       <w:pPr>
         <w:pStyle w:val="Heading1"/>
       </w:pPr>
-      <w:bookmarkStart w:id="4" w:name="_Toc243693295"/>
+      <w:bookmarkStart w:id="4" w:name="_Toc243694765"/>
       <w:r>
         <w:lastRenderedPageBreak/>
         <w:t>4  Sections and screens</w:t>
@@ -6181,11 +6241,49 @@
       <w:pPr>
         <w:pStyle w:val="Heading2"/>
       </w:pPr>
-      <w:bookmarkStart w:id="5" w:name="_Toc243693296"/>
+      <w:bookmarkStart w:id="5" w:name="_Toc243694766"/>
       <w:r>
         <w:t>4.1  Splash, sign-in and Home</w:t>
       </w:r>
       <w:bookmarkEnd w:id="5"/>
+    </w:p>
+    <w:p>
+      <w:pPr>
+        <w:spacing w:after="120" w:line="276" w:lineRule="auto"/>
+      </w:pPr>
+      <w:r>
+        <w:t>Home since 24 October 2026 (</w:t>
+      </w:r>
+      <w:r>
+        <w:rPr>
+          <w:rFonts w:ascii="Consolas" w:eastAsia="Consolas" w:hAnsi="Consolas" w:cs="Consolas"/>
+          <w:color w:val="3B3F3D"/>
+          <w:sz w:val="19"/>
+          <w:szCs w:val="19"/>
+        </w:rPr>
+        <w:t>ui/dashboard/</w:t>
+      </w:r>
+      <w:r>
+        <w:t>): the company card comes from the server - the same on every phone, kept on the phone for when it is offline - and only the Su</w:t>
+      </w:r>
+      <w:r>
+        <w:t>perAdmin sees Edit. Admins and the SuperAdmin also see the business at a glance (</w:t>
+      </w:r>
+      <w:r>
+        <w:rPr>
+          <w:rFonts w:ascii="Consolas" w:eastAsia="Consolas" w:hAnsi="Consolas" w:cs="Consolas"/>
+          <w:color w:val="3B3F3D"/>
+          <w:sz w:val="19"/>
+          <w:szCs w:val="19"/>
+        </w:rPr>
+        <w:t>/insights/overview</w:t>
+      </w:r>
+      <w:r>
+        <w:t xml:space="preserve">): the orders waiting for a delivery with how many are past or close to the promised date, users by role, products, campaigns and trips. With a trip picked, </w:t>
+      </w:r>
+      <w:r>
+        <w:t>everyone sees products sold and deliveries; profit and expenses only Admins and the SuperAdmin ("Admins and SuperAdmin only").</w:t>
+      </w:r>
     </w:p>
     <w:p>
       <w:pPr>
@@ -6204,13 +6302,13 @@
         <w:t>ui/profile/ProfileScreen.kt</w:t>
       </w:r>
       <w:r>
-        <w:t>): the photo (tap it to choose one from the gallery - shrunk</w:t>
-      </w:r>
-      <w:r>
-        <w:t xml:space="preserve"> on the phone, cut square by the phone server), the name, the email (hidden until Show; the password is asked for when it changes), the phone number (hidden until Show; an admin changes it, because payouts go to it) and the password (this phone stays signe</w:t>
-      </w:r>
-      <w:r>
-        <w:t>d in; every other device is signed out). After an admin's password reset, Choose a new password (</w:t>
+        <w:t xml:space="preserve">): the photo (tap it </w:t>
+      </w:r>
+      <w:r>
+        <w:t>to choose one from the gallery - shrunk on the phone, cut square by the phone server), the name, the email (hidden until Show; the password is asked for when it changes), the phone number (hidden until Show; an admin changes it, because payouts go to it) a</w:t>
+      </w:r>
+      <w:r>
+        <w:t>nd the password (this phone stays signed in; every other device is signed out). After an admin's password reset, Choose a new password (</w:t>
       </w:r>
       <w:r>
         <w:rPr>
@@ -6222,10 +6320,10 @@
         <w:t>ForcedPasswordScreen.kt</w:t>
       </w:r>
       <w:r>
-        <w:t>) comes before Home. The idle lock: open but untouched for the SuperAdmin's minutes (25 at first), the app asks for the fingerprint, wit</w:t>
-      </w:r>
-      <w:r>
-        <w:t>h Still there? a minute before (</w:t>
+        <w:t>) comes before Home. The idle lock: open but untouched for the SuperAdmin's minutes (25 at first)</w:t>
+      </w:r>
+      <w:r>
+        <w:t>, the app asks for the fingerprint, with Still there? a minute before (</w:t>
       </w:r>
       <w:r>
         <w:rPr>
@@ -6262,19 +6360,19 @@
         <w:spacing w:after="60" w:line="264" w:lineRule="auto"/>
       </w:pPr>
       <w:r>
-        <w:t>SplashScreen - since 18 October 2026 two real photographs instead of the drawn forest ("the board has seen it wise to use a real forest"): the old</w:t>
-      </w:r>
-      <w:r>
-        <w:t xml:space="preserve"> oak rises out of the dark, mist rolls in and clears over a misty pine forest, then the company emblem, the wood wordmark and "Growing Timber, Growing Futures" settle in (about 6 seconds; a tap skips it; with the phone's animations off, the last picture fo</w:t>
-      </w:r>
-      <w:r>
-        <w:t>r a moment). It plays every time the app is opened afresh - after it was closed (swiped away from the recent apps) or Android cleared it (since 19 October 2026: "like other apps like netflix"). Coming back from the background (Home, Back or another app) it</w:t>
-      </w:r>
-      <w:r>
-        <w:t xml:space="preserve"> plays again only after more than 3 minutes away (15 until 19 October 2026), over the screen the person was on, which is still there afterwards, and the fingerprint prompt waits until it ends. Turning the phone does not replay it. In its last moment the ap</w:t>
-      </w:r>
-      <w:r>
-        <w:t>p's own greens wash over the forest.</w:t>
+        <w:t xml:space="preserve">SplashScreen - since 18 October 2026 two real photographs instead of the drawn forest ("the board has seen </w:t>
+      </w:r>
+      <w:r>
+        <w:t>it wise to use a real forest"): the old oak rises out of the dark, mist rolls in and clears over a misty pine forest, then the company emblem, the wood wordmark and "Growing Timber, Growing Futures" settle in (about 6 seconds; a tap skips it; with the phon</w:t>
+      </w:r>
+      <w:r>
+        <w:t>e's animations off, the last picture for a moment). It plays every time the app is opened afresh - after it was closed (swiped away from the recent apps) or Android cleared it (since 19 October 2026: "like other apps like netflix"). Coming back from the ba</w:t>
+      </w:r>
+      <w:r>
+        <w:t>ckground (Home, Back or another app) it plays again only after more than 3 minutes away (15 until 19 October 2026), over the screen the person was on, which is still there afterwards, and the fingerprint prompt waits until it ends. Turning the phone does n</w:t>
+      </w:r>
+      <w:r>
+        <w:t>ot replay it. In its last moment the app's own greens wash over the forest.</w:t>
       </w:r>
     </w:p>
     <w:p>
@@ -6287,13 +6385,13 @@
         <w:spacing w:after="60" w:line="264" w:lineRule="auto"/>
       </w:pPr>
       <w:r>
-        <w:t>LoginScreen - username and password with the tree-ring wordmark, in the same misty forest the entrance ends in (since 18 October 2026). Since 19 October 2026 it is the entrance's last picture without the brand - the sam</w:t>
-      </w:r>
-      <w:r>
-        <w:t>e mist carrying on (since 20 October 2026 in three seamless layers that thicken, thin, rise and settle like real mist), the same shade and the app's green wash - and the entrance dissolves into it instead of cutting. When the phone waits for approval it sh</w:t>
-      </w:r>
-      <w:r>
-        <w:t>ows a card naming the phone and a "Check again" button; after being signed out it shows the reason (see Phone approval and app lock).</w:t>
+        <w:t xml:space="preserve">LoginScreen - username and password with the tree-ring wordmark, in the same misty forest the entrance ends in (since 18 October 2026). Since 19 October 2026 it is the entrance's last picture without the brand - the same mist carrying on (since 20 October </w:t>
+      </w:r>
+      <w:r>
+        <w:t>2026 in three seamless layers that thicken, thin, rise and settle like real mist), the same shade and the app's green wash - and the entrance dissolves into it instead of cutting. When the phone waits for approval it shows a card naming the phone and a "Ch</w:t>
+      </w:r>
+      <w:r>
+        <w:t>eck again" button; after being signed out it shows the reason (see Phone approval and app lock).</w:t>
       </w:r>
     </w:p>
     <w:p>
@@ -6318,10 +6416,7 @@
         <w:t>ui/auth/AppLock.kt</w:t>
       </w:r>
       <w:r>
-        <w:t>) - asks for the fingerprint or screen lock before Home is shown, except straight after sig</w:t>
-      </w:r>
-      <w:r>
-        <w:t>ning in.</w:t>
+        <w:t>) - asks for the fingerprint or screen lock before Home is shown, except straight after signing in.</w:t>
       </w:r>
     </w:p>
     <w:p>
@@ -6406,14 +6501,24 @@
           <w:sz w:val="18"/>
           <w:szCs w:val="18"/>
         </w:rPr>
-        <w:t>Figure 2: The entrance: the oak, the mist, the forest with the emblem - then sign-in in the same forest (drawn from the app's own pictures and timings)</w:t>
+        <w:t>Figure 2: The entrance: the oak, the mist, the forest with the emblem - then sign-in in the s</w:t>
+      </w:r>
+      <w:r>
+        <w:rPr>
+          <w:i/>
+          <w:iCs/>
+          <w:color w:val="5F6B66"/>
+          <w:sz w:val="18"/>
+          <w:szCs w:val="18"/>
+        </w:rPr>
+        <w:t>ame forest (drawn from the app's own pictures and timings)</w:t>
       </w:r>
     </w:p>
     <w:p>
       <w:pPr>
         <w:pStyle w:val="Heading2"/>
       </w:pPr>
-      <w:bookmarkStart w:id="6" w:name="_Toc243693297"/>
+      <w:bookmarkStart w:id="6" w:name="_Toc243694767"/>
       <w:r>
         <w:t>4.2  Orders</w:t>
       </w:r>
@@ -6424,17 +6529,31 @@
         <w:spacing w:after="120" w:line="276" w:lineRule="auto"/>
       </w:pPr>
       <w:r>
-        <w:t>Website orders not yet on a delivery, one card per customer and delivery area, marked LIGHT, BULK or COMBINED by size. Open a card to send the orders to a trip: choose an existing delivery or a new (optionally named) one, untick orders to leave pending, co</w:t>
-      </w:r>
-      <w:r>
-        <w:t>nfirm - or add to an existing batch. Drop takes an order off with a cancellation cost; its refund then waits in Transactions &gt; Refunds.</w:t>
+        <w:t>Since 24 October 2026 an order still waiting for a delivery is marked as its promised date comes near: DUE SOON (orange) in the last quarter of the promised time, never later than 5 day</w:t>
+      </w:r>
+      <w:r>
+        <w:t>s before, and LATE (red) once the date has passed - on the customer's card, on each order and in Assign - so it goes on a delivery that arrives by then.</w:t>
+      </w:r>
+    </w:p>
+    <w:p>
+      <w:pPr>
+        <w:spacing w:after="120" w:line="276" w:lineRule="auto"/>
+      </w:pPr>
+      <w:r>
+        <w:t>Website orders not yet on a delivery, one card per customer and delivery area, marked LIGHT, BULK or CO</w:t>
+      </w:r>
+      <w:r>
+        <w:t xml:space="preserve">MBINED by size. Open a card to send the orders to a trip: choose an existing delivery or a new (optionally named) one, untick orders to leave pending, confirm - or add to an existing batch. Drop takes an order off with a cancellation cost; its refund then </w:t>
+      </w:r>
+      <w:r>
+        <w:t>waits in Transactions &gt; Refunds.</w:t>
       </w:r>
     </w:p>
     <w:p>
       <w:pPr>
         <w:pStyle w:val="Heading2"/>
       </w:pPr>
-      <w:bookmarkStart w:id="7" w:name="_Toc243693298"/>
+      <w:bookmarkStart w:id="7" w:name="_Toc243694768"/>
       <w:r>
         <w:t>4.3  Products</w:t>
       </w:r>
@@ -6445,13 +6564,13 @@
         <w:spacing w:after="120" w:line="276" w:lineRule="auto"/>
       </w:pPr>
       <w:r>
-        <w:t>Product list with photos; the round + adds a product: name, type, price, stock and unit (pieces or board f</w:t>
-      </w:r>
-      <w:r>
-        <w:t>eet), photo (camera or gallery, compressed on the phone and uploaded), the tree registration it came from, marketer badge and description. Tap to edit or delete; deleted products go to the bin in the top bar, where admins restore them. If Android closes th</w:t>
-      </w:r>
-      <w:r>
-        <w:t xml:space="preserve">e app while the camera is open, the photo still arrives when the app comes back (the camera hand-off is saved with </w:t>
+        <w:t>Product list with photos; the round + adds a product: name, type, price, stock and unit (pieces or board feet), photo (camera or gallery, compressed on the phone and uploaded), the tree registration it came fr</w:t>
+      </w:r>
+      <w:r>
+        <w:t>om, marketer badge and description. Tap to edit or delete; deleted products go to the bin in the top bar, where admins restore them. If Android closes the app while the camera is open, the photo still arrives when the app comes back (the camera hand-off is</w:t>
+      </w:r>
+      <w:r>
+        <w:t xml:space="preserve"> saved with </w:t>
       </w:r>
       <w:r>
         <w:rPr>
@@ -6481,10 +6600,10 @@
         <w:t>Retire Product</w:t>
       </w:r>
       <w:r>
-        <w:t xml:space="preserve"> near the bottom of its form (kept insid</w:t>
-      </w:r>
-      <w:r>
-        <w:t xml:space="preserve">e the product so it isn't pressed by mistake from the list); it asks first, then goes back to the list. A retired product's card turns brown with "Retired - hidden from the shop" and a </w:t>
+        <w:t xml:space="preserve"> near the bottom of its form (kept inside the product so it isn't pressed by mistake from the list); it asks first, then goes back to the list.</w:t>
+      </w:r>
+      <w:r>
+        <w:t xml:space="preserve"> A retired product's card turns brown with "Retired - hidden from the shop" and a </w:t>
       </w:r>
       <w:r>
         <w:rPr>
@@ -6494,20 +6613,17 @@
         <w:t>Bring back</w:t>
       </w:r>
       <w:r>
-        <w:t xml:space="preserve"> button, stays in the list and keeps its stock and orders; it</w:t>
-      </w:r>
-      <w:r>
-        <w:t>s form says "Retired - hidden from the shop. Bring it back from the product list." When products run out of stock, a "Needs attention" banner at the top opens the out-of-stock list, and the menu shows the count beside Products. Needs a new app build to rea</w:t>
-      </w:r>
-      <w:r>
-        <w:t>ch the phones.</w:t>
+        <w:t xml:space="preserve"> button, stays in the list and keeps its stock and orders; its form says "Retired - hidden from the shop. Bring it back from the product list." When products run ou</w:t>
+      </w:r>
+      <w:r>
+        <w:t>t of stock, a "Needs attention" banner at the top opens the out-of-stock list, and the menu shows the count beside Products. Needs a new app build to reach the phones.</w:t>
       </w:r>
     </w:p>
     <w:p>
       <w:pPr>
         <w:pStyle w:val="Heading2"/>
       </w:pPr>
-      <w:bookmarkStart w:id="8" w:name="_Toc243693299"/>
+      <w:bookmarkStart w:id="8" w:name="_Toc243694769"/>
       <w:r>
         <w:t>4.4  Bulk orders and delivery areas</w:t>
       </w:r>
@@ -6518,23 +6634,26 @@
         <w:spacing w:after="120" w:line="276" w:lineRule="auto"/>
       </w:pPr>
       <w:r>
-        <w:t>Heavy orders of the active trip. + opens a new heavy order (company name). The detail screen records production description lines (type, measurements, total body feet, product total, optional photo), the p</w:t>
-      </w:r>
-      <w:r>
-        <w:t>ayment as hard or soft cash (with an STK push for the soft part), and "Mark as delivered"; amounts stay editable afterwards. "Delete order (negotiation failed)" removes one. The pin icon manages delivery areas (city, pickup point, hours, active).</w:t>
+        <w:t>Heavy orders of the active trip. + opens a new heavy</w:t>
+      </w:r>
+      <w:r>
+        <w:t xml:space="preserve"> order (company name). The detail screen records production description lines (type, measurements, total body feet, product total, optional photo), the payment as hard or soft cash (with an STK push for the soft part), and "Mark as delivered"; amounts stay</w:t>
+      </w:r>
+      <w:r>
+        <w:t xml:space="preserve"> editable </w:t>
+      </w:r>
+      <w:r>
+        <w:lastRenderedPageBreak/>
+        <w:t>afterwards. "Delete order (negotiation failed)" removes one. The pin icon manages delivery areas (city, pickup point, hours, active).</w:t>
       </w:r>
     </w:p>
     <w:p>
       <w:pPr>
         <w:pStyle w:val="Heading2"/>
       </w:pPr>
-      <w:bookmarkStart w:id="9" w:name="_Toc243693300"/>
-      <w:r>
-        <w:lastRenderedPageBreak/>
-        <w:t>4.5  Mark</w:t>
-      </w:r>
-      <w:r>
-        <w:t>eting</w:t>
+      <w:bookmarkStart w:id="9" w:name="_Toc243694770"/>
+      <w:r>
+        <w:t>4.5  Marketing</w:t>
       </w:r>
       <w:bookmarkEnd w:id="9"/>
     </w:p>
@@ -6543,10 +6662,13 @@
         <w:spacing w:after="120" w:line="276" w:lineRule="auto"/>
       </w:pPr>
       <w:r>
-        <w:t>Campaign list showing each photo, or for a video a still taken from it with a play mark, so campaigns are easy to tell apart. + creates a campaign with a name, channel (radio buttons, or All), status, dates, one media item (take photo, record video o</w:t>
-      </w:r>
-      <w:r>
-        <w:t>r choose from gallery) and the products it promotes. Videos play in the app. Deleted campaigns go to the bin.</w:t>
+        <w:t>Campaign list showing each photo, or for a video a still taken from it with a play mark, so campa</w:t>
+      </w:r>
+      <w:r>
+        <w:t>igns are easy to tell apart. + creates a campaign with a name, channel (radio buttons, or All), status, dates, one media item (take photo, record video or choose from gallery) and the products it promotes. Videos play in the app. Deleted campaigns go to th</w:t>
+      </w:r>
+      <w:r>
+        <w:t>e bin.</w:t>
       </w:r>
     </w:p>
     <w:p>
@@ -6566,10 +6688,10 @@
         <w:t>Products in this campaign</w:t>
       </w:r>
       <w:r>
-        <w:t xml:space="preserve"> - a field on the form opens a searchable list of products to tick ("None chosen yet - tap to choose" until some are). Sa</w:t>
-      </w:r>
-      <w:r>
-        <w:t>ving replaces the campaign's whole set in one request. An Active campaign with no products shows the hint "Customers only see a campaign on the website once it has at least one product."</w:t>
+        <w:t xml:space="preserve"> - a field on the form opens a searchable list of products to tick ("None chosen yet - tap to choose" until some are). Saving replaces the campaign's whole set in one request. An Active campaign with no products shows the hi</w:t>
+      </w:r>
+      <w:r>
+        <w:t>nt "Customers only see a campaign on the website once it has at least one product."</w:t>
       </w:r>
     </w:p>
     <w:p>
@@ -6589,10 +6711,7 @@
         <w:t>Media is kept</w:t>
       </w:r>
       <w:r>
-        <w:t xml:space="preserve"> - editing a campaign without choosing a new photo or vi</w:t>
-      </w:r>
-      <w:r>
-        <w:t xml:space="preserve">deo keeps the existing one. (The server sends the media as </w:t>
+        <w:t xml:space="preserve"> - editing a campaign without choosing a new photo or video keeps the existing one. (The server sends the media as </w:t>
       </w:r>
       <w:r>
         <w:rPr>
@@ -6616,7 +6735,10 @@
         <w:t>mediaKeyOf</w:t>
       </w:r>
       <w:r>
-        <w:t xml:space="preserve"> turns it back into the stored key before saving.)</w:t>
+        <w:t xml:space="preserve"> turns it bac</w:t>
+      </w:r>
+      <w:r>
+        <w:t>k into the stored key before saving.)</w:t>
       </w:r>
     </w:p>
     <w:p>
@@ -6636,10 +6758,10 @@
         <w:t>Unsaved changes are kept</w:t>
       </w:r>
       <w:r>
-        <w:t xml:space="preserve"> - leaving the form, or the app locking, keeps what was typed as a draft for as long as the</w:t>
-      </w:r>
-      <w:r>
-        <w:t xml:space="preserve"> app runs. Coming back shows "Your unsaved changes from before are back." with a Discard button; Cancel throws the changes away.</w:t>
+        <w:t xml:space="preserve"> - leaving the form, or the app locking, keeps what was typed as a draft for as long as the app runs. Coming back shows "Your unsaved changes from before are back." with a Discard button; Cancel</w:t>
+      </w:r>
+      <w:r>
+        <w:t xml:space="preserve"> throws the changes away.</w:t>
       </w:r>
     </w:p>
     <w:p>
@@ -6671,10 +6793,7 @@
         <w:t>ui/common/VideoThumbnail.kt</w:t>
       </w:r>
       <w:r>
-        <w:t xml:space="preserve"> takes the picture at 0.8 seconds into the video, keeps recent ones in memory and sav</w:t>
-      </w:r>
-      <w:r>
-        <w:t>es them in the app's cache folder (</w:t>
+        <w:t xml:space="preserve"> takes the picture at 0.8 seconds into the video, keeps recent ones in memory and saves them in the app's cache folder (</w:t>
       </w:r>
       <w:r>
         <w:rPr>
@@ -6695,7 +6814,16 @@
           <w:sz w:val="19"/>
           <w:szCs w:val="19"/>
         </w:rPr>
-        <w:t>ui/marketing/CampaignMediaThumbnail.kt</w:t>
+        <w:t>u</w:t>
+      </w:r>
+      <w:r>
+        <w:rPr>
+          <w:rFonts w:ascii="Consolas" w:eastAsia="Consolas" w:hAnsi="Consolas" w:cs="Consolas"/>
+          <w:color w:val="3B3F3D"/>
+          <w:sz w:val="19"/>
+          <w:szCs w:val="19"/>
+        </w:rPr>
+        <w:t>i/marketing/CampaignMediaThumbnail.kt</w:t>
       </w:r>
       <w:r>
         <w:t xml:space="preserve"> in Campaigns and Deleted Campaigns.</w:t>
@@ -6718,16 +6846,13 @@
         <w:t>Bulk order pictures</w:t>
       </w:r>
       <w:r>
-        <w:t xml:space="preserve"> (since 9 October 2026): the picture button in the Marketin</w:t>
-      </w:r>
-      <w:r>
-        <w:t>g top bar - Marketers, Admins and the SuperAdmin only - opens the photos that play as a slideshow on the website's Bulk Orders page. Each shows whole on a 16:9 card with its number and caption; arrows move it earlier or later, Add caption / Edit caption an</w:t>
-      </w:r>
-      <w:r>
-        <w:t>d Remove (asks first) sit under it. The round + takes a photo or picks one from the gallery, then asks for an optional caption (up to 120 characters) before adding it; the photo is shrunk on the phone (1600 px JPEG) and uploaded. 12 at most - the + disappe</w:t>
-      </w:r>
-      <w:r>
-        <w:t xml:space="preserve">ars at 12. Files: </w:t>
+        <w:t xml:space="preserve"> (since 9 October 2026): the picture button in the Marketing top bar - Marketers, Admins and the SuperAdmin only - opens the photos that play as a slideshow on th</w:t>
+      </w:r>
+      <w:r>
+        <w:t xml:space="preserve">e website's Bulk Orders page. Each shows whole on a 16:9 card with its number and caption; arrows move it earlier or later, Add caption / Edit caption and Remove (asks first) sit under it. The round + takes a photo or picks one from the gallery, then asks </w:t>
+      </w:r>
+      <w:r>
+        <w:t xml:space="preserve">for an optional caption (up to 120 characters) before adding it; the photo is shrunk on the phone (1600 px JPEG) and uploaded. 12 at most - the + disappears at 12. Files: </w:t>
       </w:r>
       <w:r>
         <w:rPr>
@@ -6840,16 +6965,7 @@
           <w:sz w:val="19"/>
           <w:szCs w:val="19"/>
         </w:rPr>
-        <w:t>CampaignMediaThumbnail.</w:t>
-      </w:r>
-      <w:r>
-        <w:rPr>
-          <w:rFonts w:ascii="Consolas" w:eastAsia="Consolas" w:hAnsi="Consolas" w:cs="Consolas"/>
-          <w:color w:val="3B3F3D"/>
-          <w:sz w:val="19"/>
-          <w:szCs w:val="19"/>
-        </w:rPr>
-        <w:t>kt</w:t>
+        <w:t>CampaignMediaThumbnail.kt</w:t>
       </w:r>
       <w:r>
         <w:t xml:space="preserve">, </w:t>
@@ -6871,7 +6987,7 @@
       <w:pPr>
         <w:pStyle w:val="Heading2"/>
       </w:pPr>
-      <w:bookmarkStart w:id="10" w:name="_Toc243693301"/>
+      <w:bookmarkStart w:id="10" w:name="_Toc243694771"/>
       <w:r>
         <w:t>4.6  Trips and light deliveries</w:t>
       </w:r>
@@ -6882,13 +6998,13 @@
         <w:spacing w:after="120" w:line="276" w:lineRule="auto"/>
       </w:pPr>
       <w:r>
-        <w:t>Since 23 October 2026 orders are named by their ticket (like DW-7K3Q9P) everywhere in the app - the ticket the customer quotes. Customers no longer see the driver or the vehicle unless it is sh</w:t>
-      </w:r>
-      <w:r>
-        <w:t>ared: when sending orders to a new delivery, tick Share the driver with the customer; orders joining an existing delivery follow that delivery. On a trip's light deliveries, Managers, Admins and the SuperAdmin have a Share driver with customers switch on e</w:t>
-      </w:r>
-      <w:r>
-        <w:t>ach delivery. Shared, the customer sees the driver's first name, the number plate and the company phone - never the driver's own number.</w:t>
+        <w:t>Since 23 October 2026 orders are named by their ticket (like DW-7K3Q9P) everywhere in the app - the ticket the customer quotes. Customers no longer see the driver or the vehicle unless it is shared: when sending orders to a new delivery, tick Share the dri</w:t>
+      </w:r>
+      <w:r>
+        <w:t>ver with the customer; orders joining an existing delivery follow that delivery. On a trip's light deliveries, Managers, Admins and the SuperAdmin have a Share driver with customers switch on each delivery. Shared, the customer sees the driver's first name</w:t>
+      </w:r>
+      <w:r>
+        <w:t>, the number plate and the company phone - never the driver's own number.</w:t>
       </w:r>
     </w:p>
     <w:p>
@@ -6901,10 +7017,7 @@
         <w:spacing w:after="60" w:line="264" w:lineRule="auto"/>
       </w:pPr>
       <w:r>
-        <w:t>Trips list with the active (open) trip highlighted. A new trip can be created only when no other trip is open; it becom</w:t>
-      </w:r>
-      <w:r>
-        <w:t>es the working trip once picked on the dial.</w:t>
+        <w:t>Trips list with the active (open) trip highlighted. A new trip can be created only when no other trip is open; it becomes the working trip once picked on the dial.</w:t>
       </w:r>
     </w:p>
     <w:p>
@@ -6917,7 +7030,10 @@
         <w:spacing w:after="60" w:line="264" w:lineRule="auto"/>
       </w:pPr>
       <w:r>
-        <w:t>Trip detail: key figures (deliveries, permits, loans plus capital) and Finalize Trip, which also records the remainder trees left over.</w:t>
+        <w:t>Trip detail: key f</w:t>
+      </w:r>
+      <w:r>
+        <w:t>igures (deliveries, permits, loans plus capital) and Finalize Trip, which also records the remainder trees left over.</w:t>
       </w:r>
     </w:p>
     <w:p>
@@ -6930,10 +7046,7 @@
         <w:spacing w:after="60" w:line="264" w:lineRule="auto"/>
       </w:pPr>
       <w:r>
-        <w:t>Light deliveries of a trip: tap a delivery, enter "Received by", let the cu</w:t>
-      </w:r>
-      <w:r>
-        <w:t>stomer sign on the screen, confirm "Yes, delivered". If some orders were not delivered, give the reason; they return to Orders as priority.</w:t>
+        <w:t>Light deliveries of a trip: tap a delivery, enter "Received by", let the customer sign on the screen, confirm "Yes, delivered". If some orders were not delivered, give the reason; they return to Orders as priority.</w:t>
       </w:r>
     </w:p>
     <w:p>
@@ -6945,9 +7058,8 @@
       <w:pPr>
         <w:pStyle w:val="Heading2"/>
       </w:pPr>
-      <w:bookmarkStart w:id="11" w:name="_Toc243693302"/>
-      <w:r>
-        <w:lastRenderedPageBreak/>
+      <w:bookmarkStart w:id="11" w:name="_Toc243694772"/>
+      <w:r>
         <w:t>4.7  Trees</w:t>
       </w:r>
       <w:bookmarkEnd w:id="11"/>
@@ -6957,17 +7069,20 @@
         <w:spacing w:after="120" w:line="276" w:lineRule="auto"/>
       </w:pPr>
       <w:r>
-        <w:t xml:space="preserve">Registrations of the active trip. + registers trees: an existing farmer (searchable picker) or a new farmer with name and phone, household, number and type of trees, and GPS coordinates filled from the phone's location (works offline). Remainder trees can </w:t>
-      </w:r>
-      <w:r>
-        <w:t>name the tree registration they came from. Deleted registrations go to the bin.</w:t>
+        <w:t>Registrations of the active t</w:t>
+      </w:r>
+      <w:r>
+        <w:t>rip. + registers trees: an existing farmer (searchable picker) or a new farmer with name and phone, household, number and type of trees, and GPS coordinates filled from the phone's location (works offline). Remainder trees can name the tree registration th</w:t>
+      </w:r>
+      <w:r>
+        <w:t>ey came from. Deleted registrations go to the bin.</w:t>
       </w:r>
     </w:p>
     <w:p>
       <w:pPr>
         <w:pStyle w:val="Heading2"/>
       </w:pPr>
-      <w:bookmarkStart w:id="12" w:name="_Toc243693303"/>
+      <w:bookmarkStart w:id="12" w:name="_Toc243694773"/>
       <w:r>
         <w:t>4.8  Expenses</w:t>
       </w:r>
@@ -6978,19 +7093,22 @@
         <w:spacing w:after="120" w:line="276" w:lineRule="auto"/>
       </w:pPr>
       <w:r>
-        <w:t xml:space="preserve">Pick a trip, then a category (transport, permits, communication, salaries, farmer payments, machine, accommodation, other) to see its total. The list toggles between all, paid (assigned) and pending entries. + adds an entry: amount, description, paid with </w:t>
-      </w:r>
-      <w:r>
-        <w:t>soft cash (M-Pesa) or hard cash, and the category's own fields (vehicle or machine picked from lists, who it is for, farmer and tree). Admins press Pay to send it with Send Money.</w:t>
+        <w:t xml:space="preserve">Pick a trip, then a category (transport, permits, communication, salaries, farmer payments, machine, accommodation, other) to see its total. The list toggles between all, paid (assigned) and </w:t>
+      </w:r>
+      <w:r>
+        <w:t>pending entries. + adds an entry: amount, description, paid with soft cash (M-Pesa) or hard cash, and the category's own fields (vehicle or machine picked from lists, who it is for, farmer and tree). Admins press Pay to send it with Send Money.</w:t>
       </w:r>
     </w:p>
     <w:p>
       <w:pPr>
         <w:pStyle w:val="Heading2"/>
       </w:pPr>
-      <w:bookmarkStart w:id="13" w:name="_Toc243693304"/>
-      <w:r>
-        <w:t>4.9  Transactions</w:t>
+      <w:bookmarkStart w:id="13" w:name="_Toc243694774"/>
+      <w:r>
+        <w:t>4.9  Transa</w:t>
+      </w:r>
+      <w:r>
+        <w:t>ctions</w:t>
       </w:r>
       <w:bookmarkEnd w:id="13"/>
     </w:p>
@@ -7136,14 +7254,7 @@
                 <w:sz w:val="19"/>
                 <w:szCs w:val="19"/>
               </w:rPr>
-              <w:t>Collect money from a custome</w:t>
-            </w:r>
-            <w:r>
-              <w:rPr>
-                <w:sz w:val="19"/>
-                <w:szCs w:val="19"/>
-              </w:rPr>
-              <w:t>r's phone (open to every signed-in user)</w:t>
+              <w:t>Collect money from a customer's phone (open to every signed-in user)</w:t>
             </w:r>
           </w:p>
         </w:tc>
@@ -7398,7 +7509,7 @@
       <w:pPr>
         <w:pStyle w:val="Heading2"/>
       </w:pPr>
-      <w:bookmarkStart w:id="14" w:name="_Toc243693305"/>
+      <w:bookmarkStart w:id="14" w:name="_Toc243694775"/>
       <w:r>
         <w:t>4.10  Loans &amp; Finance</w:t>
       </w:r>
@@ -7419,7 +7530,7 @@
       <w:pPr>
         <w:pStyle w:val="Heading2"/>
       </w:pPr>
-      <w:bookmarkStart w:id="15" w:name="_Toc243693306"/>
+      <w:bookmarkStart w:id="15" w:name="_Toc243694776"/>
       <w:r>
         <w:t>4.11  AI assistant and insights</w:t>
       </w:r>
@@ -7445,7 +7556,7 @@
       <w:pPr>
         <w:pStyle w:val="Heading1"/>
       </w:pPr>
-      <w:bookmarkStart w:id="16" w:name="_Toc243693307"/>
+      <w:bookmarkStart w:id="16" w:name="_Toc243694777"/>
       <w:r>
         <w:lastRenderedPageBreak/>
         <w:t>5  Voice assistant</w:t>
@@ -7572,7 +7683,7 @@
       <w:pPr>
         <w:pStyle w:val="Heading1"/>
       </w:pPr>
-      <w:bookmarkStart w:id="17" w:name="_Toc243693308"/>
+      <w:bookmarkStart w:id="17" w:name="_Toc243694778"/>
       <w:r>
         <w:lastRenderedPageBreak/>
         <w:t>6  Company SIM payment reading</w:t>
@@ -7681,7 +7792,7 @@
       <w:pPr>
         <w:pStyle w:val="Heading1"/>
       </w:pPr>
-      <w:bookmarkStart w:id="18" w:name="_Toc243693309"/>
+      <w:bookmarkStart w:id="18" w:name="_Toc243694779"/>
       <w:r>
         <w:lastRenderedPageBreak/>
         <w:t>7  Look and feel</w:t>
@@ -7698,10 +7809,10 @@
         <w:spacing w:after="60" w:line="264" w:lineRule="auto"/>
       </w:pPr>
       <w:r>
-        <w:t>Colour themes (since 20 October 2026): Forest (the default), Dark (charcoal greys) and Light (warm paper, dark text, a darker wood for small text), chosen in Settings - the bold gear beside Sign out at the foot of the menu ("instead of writing settings jus</w:t>
-      </w:r>
-      <w:r>
-        <w:t xml:space="preserve">t place the bold icon"). The colour names in </w:t>
+        <w:t>Colour themes (since 20 October 2026): Forest (the default), Dark (charcoal greys) and Light (warm paper, dark text, a darker wood for small text), chosen in Settings - the bold gear beside Sign out at the foo</w:t>
+      </w:r>
+      <w:r>
+        <w:t xml:space="preserve">t of the menu ("instead of writing settings just place the bold icon"). The colour names in </w:t>
       </w:r>
       <w:r>
         <w:rPr>
@@ -7725,13 +7836,13 @@
         <w:t>DateroemThemeState</w:t>
       </w:r>
       <w:r>
-        <w:t>, which is Compose state, so a change recolours every screen at once without rebuilding anything or asking for the fingerprint. The choice is kept on the phone (SessionMa</w:t>
-      </w:r>
-      <w:r>
-        <w:t xml:space="preserve">nager) and with the account (PUT /auth/me/theme); when Home opens the app takes the account's - unless a choice made offline is still waiting, which is sent instead. An app that is already open is not changed by a choice made on another device until it is </w:t>
-      </w:r>
-      <w:r>
-        <w:t>started again ("no one is affected when working"). The entrance and sign-in keep the forest colours of their photographs.</w:t>
+        <w:t>, which is Compose state, so a change recolours every screen at once without rebuilding anything or asking for the fingerpr</w:t>
+      </w:r>
+      <w:r>
+        <w:t xml:space="preserve">int. The choice is kept on the phone (SessionManager) and with the account (PUT /auth/me/theme); when Home opens the app takes the account's - unless a choice made offline is still waiting, which is sent instead. An app that is already open is not changed </w:t>
+      </w:r>
+      <w:r>
+        <w:t>by a choice made on another device until it is started again ("no one is affected when working"). The entrance and sign-in keep the forest colours of their photographs.</w:t>
       </w:r>
     </w:p>
     <w:p>
@@ -7744,7 +7855,10 @@
         <w:spacing w:after="60" w:line="264" w:lineRule="auto"/>
       </w:pPr>
       <w:r>
-        <w:t xml:space="preserve">Dark forest theme with the same painted wood as the website (images in res/drawable-nodpi, produced by the website's </w:t>
+        <w:t>Dark forest theme with the same painted wood as the website (images in res/drawable-nod</w:t>
+      </w:r>
+      <w:r>
+        <w:t xml:space="preserve">pi, produced by the website's </w:t>
       </w:r>
       <w:r>
         <w:rPr>
@@ -7753,16 +7867,7 @@
           <w:sz w:val="19"/>
           <w:szCs w:val="19"/>
         </w:rPr>
-        <w:t>npm run wood:expo</w:t>
-      </w:r>
-      <w:r>
-        <w:rPr>
-          <w:rFonts w:ascii="Consolas" w:eastAsia="Consolas" w:hAnsi="Consolas" w:cs="Consolas"/>
-          <w:color w:val="3B3F3D"/>
-          <w:sz w:val="19"/>
-          <w:szCs w:val="19"/>
-        </w:rPr>
-        <w:t>rt</w:t>
+        <w:t>npm run wood:export</w:t>
       </w:r>
       <w:r>
         <w:t>).</w:t>
@@ -7812,7 +7917,16 @@
           <w:sz w:val="19"/>
           <w:szCs w:val="19"/>
         </w:rPr>
-        <w:t>ui/transactions/TransferAnimation.kt</w:t>
+        <w:t>ui/transacti</w:t>
+      </w:r>
+      <w:r>
+        <w:rPr>
+          <w:rFonts w:ascii="Consolas" w:eastAsia="Consolas" w:hAnsi="Consolas" w:cs="Consolas"/>
+          <w:color w:val="3B3F3D"/>
+          <w:sz w:val="19"/>
+          <w:szCs w:val="19"/>
+        </w:rPr>
+        <w:t>ons/TransferAnimation.kt</w:t>
       </w:r>
       <w:r>
         <w:t>).</w:t>
@@ -7828,10 +7942,7 @@
         <w:spacing w:after="60" w:line="264" w:lineRule="auto"/>
       </w:pPr>
       <w:r>
-        <w:t>Errors (since 18 Oct</w:t>
-      </w:r>
-      <w:r>
-        <w:t xml:space="preserve">ober 2026): every screen turns a failure into one plain sentence with </w:t>
+        <w:t xml:space="preserve">Errors (since 18 October 2026): every screen turns a failure into one plain sentence with </w:t>
       </w:r>
       <w:r>
         <w:rPr>
@@ -7855,10 +7966,10 @@
         <w:t>ui/common/ErrorMessages.kt</w:t>
       </w:r>
       <w:r>
-        <w:t xml:space="preserve">) - the server's own reason when it wrote one, otherwise "Can't reach the Dateroem server. Check your internet connection ...", "The server took </w:t>
-      </w:r>
-      <w:r>
-        <w:t>too long ...", "The Dateroem server is offline for a moment ..." or "Something went wrong on our side ..." - never an address, an exception name or an HTTP code.</w:t>
+        <w:t>) - the server's own reason when it wrote one, otherwise "Can't reach the Dateroem server. Check y</w:t>
+      </w:r>
+      <w:r>
+        <w:t>our internet connection ...", "The server took too long ...", "The Dateroem server is offline for a moment ..." or "Something went wrong on our side ..." - never an address, an exception name or an HTTP code.</w:t>
       </w:r>
     </w:p>
     <w:p>
@@ -7871,7 +7982,10 @@
         <w:spacing w:after="60" w:line="264" w:lineRule="auto"/>
       </w:pPr>
       <w:r>
-        <w:t>The entrance and sign-in stand in real photographs (</w:t>
+        <w:t>The entrance and sign-in stand in real photogra</w:t>
+      </w:r>
+      <w:r>
+        <w:t>phs (</w:t>
       </w:r>
       <w:r>
         <w:rPr>
@@ -7883,10 +7997,10 @@
         <w:t>ui/common/Entrance.kt</w:t>
       </w:r>
       <w:r>
-        <w:t>; res/drawable-nodpi:</w:t>
-      </w:r>
-      <w:r>
-        <w:t xml:space="preserve"> entrance_oak, entrance_forest and the drifting mist entrance_fog). They were prepared from the board's pictures, kept with the script that made them in fathersProject/brand/entrance photos (prepare_entrance.py).</w:t>
+        <w:t>; res/drawable-nodpi: entrance_oak, entrance_forest and the drifting mist entrance_fog). They were prepared from the board's pictures, kept with the script that made them in fathersProject/brand/entrance photos (prepare_entrance.p</w:t>
+      </w:r>
+      <w:r>
+        <w:t>y).</w:t>
       </w:r>
     </w:p>
     <w:p>
@@ -7899,10 +8013,7 @@
         <w:spacing w:after="60" w:line="264" w:lineRule="auto"/>
       </w:pPr>
       <w:r>
-        <w:t>The app icon is the company emblem - the we</w:t>
-      </w:r>
-      <w:r>
-        <w:t xml:space="preserve">bsite's own icon - written by the website's </w:t>
+        <w:t xml:space="preserve">The app icon is the company emblem - the website's own icon - written by the website's </w:t>
       </w:r>
       <w:r>
         <w:rPr>
@@ -7914,7 +8025,10 @@
         <w:t>npm run brand:export -- --mobile &lt;this project&gt;/app/src/main/res</w:t>
       </w:r>
       <w:r>
-        <w:t>: an adaptive icon with a one-colour version for themed icons, and older-phone icons. The system start screen shows it on a dark disc.</w:t>
+        <w:t>: an adaptive icon with a one-colour version for themed icons, and older-phone icons. The system star</w:t>
+      </w:r>
+      <w:r>
+        <w:t>t screen shows it on a dark disc.</w:t>
       </w:r>
     </w:p>
     <w:p>
@@ -7986,17 +8100,7 @@
           <w:sz w:val="18"/>
           <w:szCs w:val="18"/>
         </w:rPr>
-        <w:t xml:space="preserve">Figure 3: </w:t>
-      </w:r>
-      <w:r>
-        <w:rPr>
-          <w:i/>
-          <w:iCs/>
-          <w:color w:val="5F6B66"/>
-          <w:sz w:val="18"/>
-          <w:szCs w:val="18"/>
-        </w:rPr>
-        <w:t>Home in the Light theme</w:t>
+        <w:t>Figure 3: Home in the Light theme</w:t>
       </w:r>
     </w:p>
     <w:p>
@@ -8008,7 +8112,7 @@
       <w:pPr>
         <w:pStyle w:val="Heading1"/>
       </w:pPr>
-      <w:bookmarkStart w:id="19" w:name="_Toc243693310"/>
+      <w:bookmarkStart w:id="19" w:name="_Toc243694780"/>
       <w:r>
         <w:lastRenderedPageBreak/>
         <w:t>8  Phone approval and app lock</w:t>
@@ -8020,17 +8124,17 @@
         <w:spacing w:after="120" w:line="276" w:lineRule="auto"/>
       </w:pPr>
       <w:r>
-        <w:t xml:space="preserve">Added on 3 October 2026. Two separate protections work together: the server allows each account on one approved phone only, and the app asks for the owner's fingerprint or screen lock before showing </w:t>
-      </w:r>
-      <w:r>
-        <w:t>anything.</w:t>
+        <w:t>Added on 3 October 2026. Two separate protections work together: the server allows each account on one approved phone only, and the app asks for the own</w:t>
+      </w:r>
+      <w:r>
+        <w:t>er's fingerprint or screen lock before showing anything.</w:t>
       </w:r>
     </w:p>
     <w:p>
       <w:pPr>
         <w:pStyle w:val="Heading2"/>
       </w:pPr>
-      <w:bookmarkStart w:id="20" w:name="_Toc243693311"/>
+      <w:bookmarkStart w:id="20" w:name="_Toc243694781"/>
       <w:r>
         <w:t>8.1  One approved phone per account</w:t>
       </w:r>
@@ -8070,10 +8174,10 @@
         <w:t>dateroem_device_key</w:t>
       </w:r>
       <w:r>
-        <w:t xml:space="preserve"> in the Android Keystore (in the StrongBox chip when the phone has one). It cannot be read or copied, not even</w:t>
-      </w:r>
-      <w:r>
-        <w:t xml:space="preserve"> by the app.</w:t>
+        <w:t xml:space="preserve"> in the Android Keystore (in the StrongBox chip when the phone </w:t>
+      </w:r>
+      <w:r>
+        <w:t>has one). It cannot be read or copied, not even by the app.</w:t>
       </w:r>
     </w:p>
     <w:p>
@@ -8098,7 +8202,10 @@
         <w:t>ui/auth/AuthViewModel.kt</w:t>
       </w:r>
       <w:r>
-        <w:t>): ask the server for a one-time value, sign it with the key, then send it with the username and password. The server approves an account's first phone automatically; any other phone waits.</w:t>
+        <w:t>): ask the server for a one-time value, sign it with the key, then send it with the username and password. The server approves an account's first phone automati</w:t>
+      </w:r>
+      <w:r>
+        <w:t>cally; any other phone waits.</w:t>
       </w:r>
     </w:p>
     <w:p>
@@ -8111,10 +8218,10 @@
         <w:spacing w:after="60" w:line="264" w:lineRule="auto"/>
       </w:pPr>
       <w:r>
-        <w:t>A waiting phone s</w:t>
-      </w:r>
-      <w:r>
-        <w:t>ees "Waiting for approval" with its model name. Once the SuperAdmin approves it in the desktop app (Users &gt; Phones; since 5 October 2026 only the SuperAdmin can), the person taps "Check again" and is signed in.</w:t>
+        <w:t>A waiting phone sees "Waiting for approval" with its model name. Once the SuperAdmin approves it in the desktop app (Users &gt; Phones; since 5 October 2026 only the SuperAdmin can), the person taps "Check again" and is signed in</w:t>
+      </w:r>
+      <w:r>
+        <w:t>.</w:t>
       </w:r>
     </w:p>
     <w:p>
@@ -8127,10 +8234,7 @@
         <w:spacing w:after="60" w:line="264" w:lineRule="auto"/>
       </w:pPr>
       <w:r>
-        <w:t>If the SuperAdmin blocks or replaces the phon</w:t>
-      </w:r>
-      <w:r>
-        <w:t xml:space="preserve">e, or an admin disables the account, the next request is refused. </w:t>
+        <w:t xml:space="preserve">If the SuperAdmin blocks or replaces the phone, or an admin disables the account, the next request is refused. </w:t>
       </w:r>
       <w:r>
         <w:rPr>
@@ -8154,7 +8258,10 @@
         <w:t>data/network/RetrofitClient.kt</w:t>
       </w:r>
       <w:r>
-        <w:t xml:space="preserve"> then ends the session and the sign-in screen explains why, instead of every screen showing its own error.</w:t>
+        <w:t xml:space="preserve"> then ends the session and the sign-in screen explains why, instead of every screen sh</w:t>
+      </w:r>
+      <w:r>
+        <w:t>owing its own error.</w:t>
       </w:r>
     </w:p>
     <w:p>
@@ -8167,10 +8274,7 @@
         <w:spacing w:after="60" w:line="264" w:lineRule="auto"/>
       </w:pPr>
       <w:r>
-        <w:t>Only staff can sign in (si</w:t>
-      </w:r>
-      <w:r>
-        <w:t>nce 9 October 2026): a customer account gets "This app is for staff. Please use the website to shop and track your orders." and no phone is recorded for it.</w:t>
+        <w:t>Only staff can sign in (since 9 October 2026): a customer account gets "This app is for staff. Please use the website to shop and track your orders." and no phone is recorded for it.</w:t>
       </w:r>
     </w:p>
     <w:p>
@@ -8195,7 +8299,7 @@
       <w:pPr>
         <w:pStyle w:val="Heading2"/>
       </w:pPr>
-      <w:bookmarkStart w:id="21" w:name="_Toc243693312"/>
+      <w:bookmarkStart w:id="21" w:name="_Toc243694782"/>
       <w:r>
         <w:t>8.2  Fingerprint lock</w:t>
       </w:r>
@@ -8232,7 +8336,71 @@
           <w:sz w:val="19"/>
           <w:szCs w:val="19"/>
         </w:rPr>
-        <w:t>ui/</w:t>
+        <w:t>ui/nav/AppRoot.kt</w:t>
+      </w:r>
+      <w:r>
+        <w:t>). It shows when the app is opened, unless the person has just signed in with the password, and again after the app has been in the background for more than 2 minutes.</w:t>
+      </w:r>
+    </w:p>
+    <w:p>
+      <w:pPr>
+        <w:pStyle w:val="ListParagraph"/>
+        <w:numPr>
+          <w:ilvl w:val="0"/>
+          <w:numId w:val="2"/>
+        </w:numPr>
+        <w:spacing w:after="60" w:line="264" w:lineRule="auto"/>
+      </w:pPr>
+      <w:r>
+        <w:t>The lock is drawn over the screen that was open, which stays where it w</w:t>
+      </w:r>
+      <w:r>
+        <w:t>as underneath: nothing behind it can be tapped or read out by the screen reader, and Back sends the app to the background. A half-filled form is therefore still there after unlocking (before 3 October 2026 the lock replaced the screen and such input was lo</w:t>
+      </w:r>
+      <w:r>
+        <w:t>st).</w:t>
+      </w:r>
+    </w:p>
+    <w:p>
+      <w:pPr>
+        <w:pStyle w:val="ListParagraph"/>
+        <w:numPr>
+          <w:ilvl w:val="0"/>
+          <w:numId w:val="2"/>
+        </w:numPr>
+        <w:spacing w:after="60" w:line="264" w:lineRule="auto"/>
+      </w:pPr>
+      <w:r>
+        <w:t>It uses the strongest method the phone offers: fingerprint (class 3 biometrics) when available, otherwise fingerprint, face or the phone's PIN, pattern or password.</w:t>
+      </w:r>
+    </w:p>
+    <w:p>
+      <w:pPr>
+        <w:pStyle w:val="ListParagraph"/>
+        <w:numPr>
+          <w:ilvl w:val="0"/>
+          <w:numId w:val="2"/>
+        </w:numPr>
+        <w:spacing w:after="60" w:line="264" w:lineRule="auto"/>
+      </w:pPr>
+      <w:r>
+        <w:t>A phone with no screen lock at all cannot open the app; it shows "Set a screen lock fi</w:t>
+      </w:r>
+      <w:r>
+        <w:t>rst" with a button to the phone's security settings.</w:t>
+      </w:r>
+    </w:p>
+    <w:p>
+      <w:pPr>
+        <w:pStyle w:val="ListParagraph"/>
+        <w:numPr>
+          <w:ilvl w:val="0"/>
+          <w:numId w:val="2"/>
+        </w:numPr>
+        <w:spacing w:after="60" w:line="264" w:lineRule="auto"/>
+      </w:pPr>
+      <w:r>
+        <w:t>The lock screen also offers "Sign out" so a person can leave without unlocking. Since 20 October 2026 every Sign out asks "Sign out?" first (Cancel or Sign out), here and in the menu (</w:t>
       </w:r>
       <w:r>
         <w:rPr>
@@ -8241,71 +8409,7 @@
           <w:sz w:val="19"/>
           <w:szCs w:val="19"/>
         </w:rPr>
-        <w:t>nav/AppRoot.kt</w:t>
-      </w:r>
-      <w:r>
-        <w:t>). It shows when the app is opened, unless the person has just signed in with the password, and again after the app has been in the background for more than 2 minutes.</w:t>
-      </w:r>
-    </w:p>
-    <w:p>
-      <w:pPr>
-        <w:pStyle w:val="ListParagraph"/>
-        <w:numPr>
-          <w:ilvl w:val="0"/>
-          <w:numId w:val="2"/>
-        </w:numPr>
-        <w:spacing w:after="60" w:line="264" w:lineRule="auto"/>
-      </w:pPr>
-      <w:r>
-        <w:t xml:space="preserve">The lock is drawn over the screen that was open, which stays where it was </w:t>
-      </w:r>
-      <w:r>
-        <w:t>underneath: nothing behind it can be tapped or read out by the screen reader, and Back sends the app to the background. A half-filled form is therefore still there after unlocking (before 3 October 2026 the lock replaced the screen and such input was lost)</w:t>
-      </w:r>
-      <w:r>
-        <w:t>.</w:t>
-      </w:r>
-    </w:p>
-    <w:p>
-      <w:pPr>
-        <w:pStyle w:val="ListParagraph"/>
-        <w:numPr>
-          <w:ilvl w:val="0"/>
-          <w:numId w:val="2"/>
-        </w:numPr>
-        <w:spacing w:after="60" w:line="264" w:lineRule="auto"/>
-      </w:pPr>
-      <w:r>
-        <w:t>It uses the strongest method the phone offers: fingerprint (class 3 biometrics) when available, otherwise fingerprint, face or the phone's PIN, pattern or password.</w:t>
-      </w:r>
-    </w:p>
-    <w:p>
-      <w:pPr>
-        <w:pStyle w:val="ListParagraph"/>
-        <w:numPr>
-          <w:ilvl w:val="0"/>
-          <w:numId w:val="2"/>
-        </w:numPr>
-        <w:spacing w:after="60" w:line="264" w:lineRule="auto"/>
-      </w:pPr>
-      <w:r>
-        <w:t>A phone with no screen lock at all cannot open the app; it shows "Set a screen lock first</w:t>
-      </w:r>
-      <w:r>
-        <w:t>" with a button to the phone's security settings.</w:t>
-      </w:r>
-    </w:p>
-    <w:p>
-      <w:pPr>
-        <w:pStyle w:val="ListParagraph"/>
-        <w:numPr>
-          <w:ilvl w:val="0"/>
-          <w:numId w:val="2"/>
-        </w:numPr>
-        <w:spacing w:after="60" w:line="264" w:lineRule="auto"/>
-      </w:pPr>
-      <w:r>
-        <w:t>The lock screen also offers "Sign out" so a person can leave without unlocking. Since 20 October 2026 every Sign out asks "Sign out?" first (Cancel or Sign out), here and in the menu (</w:t>
+        <w:t>ui/auth/SignOutConf</w:t>
       </w:r>
       <w:r>
         <w:rPr>
@@ -8314,16 +8418,7 @@
           <w:sz w:val="19"/>
           <w:szCs w:val="19"/>
         </w:rPr>
-        <w:t>ui/auth/SignOutConfirm</w:t>
-      </w:r>
-      <w:r>
-        <w:rPr>
-          <w:rFonts w:ascii="Consolas" w:eastAsia="Consolas" w:hAnsi="Consolas" w:cs="Consolas"/>
-          <w:color w:val="3B3F3D"/>
-          <w:sz w:val="19"/>
-          <w:szCs w:val="19"/>
-        </w:rPr>
-        <w:t>.kt</w:t>
+        <w:t>irm.kt</w:t>
       </w:r>
       <w:r>
         <w:t>): "one ... might click the sign out accidentally".</w:t>
@@ -8351,10 +8446,10 @@
         <w:t>android:configChanges</w:t>
       </w:r>
       <w:r>
-        <w:t xml:space="preserve"> in the manifest), so a half-filled form, a playing video and the unlocked app stay as they were: "rotating a screen is not the same as closing the phone". If Android does rebuild it (a language or text-size change), the lock remembers it was open; an app </w:t>
-      </w:r>
-      <w:r>
-        <w:t>Android closed while it was away comes back locked (</w:t>
+        <w:t xml:space="preserve"> in the manifest), so a half-filled form, a playing video and the unlocked app stay as they were: "rotating a</w:t>
+      </w:r>
+      <w:r>
+        <w:t xml:space="preserve"> screen is not the same as closing the phone". If Android does rebuild it (a language or text-size change), the lock remembers it was open; an app Android closed while it was away comes back locked (</w:t>
       </w:r>
       <w:r>
         <w:rPr>
@@ -8456,7 +8551,15 @@
           <w:bCs/>
           <w:color w:val="8A5A2B"/>
         </w:rPr>
-        <w:t xml:space="preserve">Where to adjust: </w:t>
+        <w:t>Where to a</w:t>
+      </w:r>
+      <w:r>
+        <w:rPr>
+          <w:b/>
+          <w:bCs/>
+          <w:color w:val="8A5A2B"/>
+        </w:rPr>
+        <w:t xml:space="preserve">djust: </w:t>
       </w:r>
       <w:r>
         <w:t xml:space="preserve">Time in the background before the lock returns: </w:t>
@@ -8483,10 +8586,7 @@
         <w:t>ui/auth/AppLock.kt</w:t>
       </w:r>
       <w:r>
-        <w:t>. Prompt wording: the same file. Messages shown afte</w:t>
-      </w:r>
-      <w:r>
-        <w:t xml:space="preserve">r being signed out: </w:t>
+        <w:t xml:space="preserve">. Prompt wording: the same file. Messages shown after being signed out: </w:t>
       </w:r>
       <w:r>
         <w:rPr>
@@ -8531,7 +8631,10 @@
         <w:t xml:space="preserve">Note: </w:t>
       </w:r>
       <w:r>
-        <w:t>The fingerprint never leaves the phone and is not seen by the app: Android only reports whether the check passed.</w:t>
+        <w:t>The fingerprint never le</w:t>
+      </w:r>
+      <w:r>
+        <w:t>aves the phone and is not seen by the app: Android only reports whether the check passed.</w:t>
       </w:r>
     </w:p>
     <w:p>
@@ -8543,7 +8646,7 @@
       <w:pPr>
         <w:pStyle w:val="Heading1"/>
       </w:pPr>
-      <w:bookmarkStart w:id="22" w:name="_Toc243693313"/>
+      <w:bookmarkStart w:id="22" w:name="_Toc243694783"/>
       <w:r>
         <w:lastRenderedPageBreak/>
         <w:t>9  Network settings</w:t>
@@ -8821,14 +8924,7 @@
                 <w:sz w:val="19"/>
                 <w:szCs w:val="19"/>
               </w:rPr>
-              <w:t xml:space="preserve">connect 30 s, read 60 s, write 30 s (AI calls can take several </w:t>
-            </w:r>
-            <w:r>
-              <w:rPr>
-                <w:sz w:val="19"/>
-                <w:szCs w:val="19"/>
-              </w:rPr>
-              <w:t>seconds)</w:t>
+              <w:t>connect 30 s, read 60 s, write 30 s (AI calls can take several seconds)</w:t>
             </w:r>
           </w:p>
         </w:tc>
@@ -8989,7 +9085,7 @@
       <w:pPr>
         <w:pStyle w:val="Heading1"/>
       </w:pPr>
-      <w:bookmarkStart w:id="23" w:name="_Toc243693314"/>
+      <w:bookmarkStart w:id="23" w:name="_Toc243694784"/>
       <w:r>
         <w:lastRenderedPageBreak/>
         <w:t>10  Building, testing and sharing</w:t>
@@ -9000,7 +9096,7 @@
       <w:pPr>
         <w:pStyle w:val="Heading2"/>
       </w:pPr>
-      <w:bookmarkStart w:id="24" w:name="_Toc243693315"/>
+      <w:bookmarkStart w:id="24" w:name="_Toc243694785"/>
       <w:r>
         <w:t>10.1  Testing on the USB phone</w:t>
       </w:r>
@@ -9016,7 +9112,10 @@
         <w:spacing w:after="60" w:line="264" w:lineRule="auto"/>
       </w:pPr>
       <w:r>
-        <w:t>Connect the test phone by USB with debugging allowed.</w:t>
+        <w:t>Connect the test phone by USB with debugg</w:t>
+      </w:r>
+      <w:r>
+        <w:t>ing allowed.</w:t>
       </w:r>
     </w:p>
     <w:p>
@@ -9054,10 +9153,7 @@
         <w:spacing w:after="60" w:line="264" w:lineRule="auto"/>
       </w:pPr>
       <w:r>
-        <w:t>Build and install the debug app from Android Studio (Run), or from a terminal (next section)</w:t>
-      </w:r>
-      <w:r>
-        <w:t xml:space="preserve"> followed by </w:t>
+        <w:t xml:space="preserve">Build and install the debug app from Android Studio (Run), or from a terminal (next section) followed by </w:t>
       </w:r>
       <w:r>
         <w:rPr>
@@ -9066,7 +9162,16 @@
           <w:sz w:val="19"/>
           <w:szCs w:val="19"/>
         </w:rPr>
-        <w:t>adb install -r app/build/outputs/apk/debug/app-debug.apk</w:t>
+        <w:t>adb install -r app/build/out</w:t>
+      </w:r>
+      <w:r>
+        <w:rPr>
+          <w:rFonts w:ascii="Consolas" w:eastAsia="Consolas" w:hAnsi="Consolas" w:cs="Consolas"/>
+          <w:color w:val="3B3F3D"/>
+          <w:sz w:val="19"/>
+          <w:szCs w:val="19"/>
+        </w:rPr>
+        <w:t>puts/apk/debug/app-debug.apk</w:t>
       </w:r>
       <w:r>
         <w:t>.</w:t>
@@ -9081,7 +9186,7 @@
       <w:pPr>
         <w:pStyle w:val="Heading2"/>
       </w:pPr>
-      <w:bookmarkStart w:id="25" w:name="_Toc243693316"/>
+      <w:bookmarkStart w:id="25" w:name="_Toc243694786"/>
       <w:r>
         <w:t>10.2  Command-line builds</w:t>
       </w:r>
@@ -9111,16 +9216,7 @@
           <w:sz w:val="17"/>
           <w:szCs w:val="17"/>
         </w:rPr>
-        <w:t>$jbr = "C:\Program Files\Android\A</w:t>
-      </w:r>
-      <w:r>
-        <w:rPr>
-          <w:rFonts w:ascii="Consolas" w:eastAsia="Consolas" w:hAnsi="Consolas" w:cs="Consolas"/>
-          <w:color w:val="2B2F2D"/>
-          <w:sz w:val="17"/>
-          <w:szCs w:val="17"/>
-        </w:rPr>
-        <w:t>ndroid Studio\jbr"</w:t>
+        <w:t>$jbr = "C:\Program Files\Android\Android Studio\jbr"</w:t>
       </w:r>
     </w:p>
     <w:p>
@@ -9182,12 +9278,9 @@
       <w:pPr>
         <w:pStyle w:val="Heading2"/>
       </w:pPr>
-      <w:bookmarkStart w:id="26" w:name="_Toc243693317"/>
-      <w:r>
-        <w:t>10.3  Sharing the app with admins else</w:t>
-      </w:r>
-      <w:r>
-        <w:t>where</w:t>
+      <w:bookmarkStart w:id="26" w:name="_Toc243694787"/>
+      <w:r>
+        <w:t>10.3  Sharing the app with admins elsewhere</w:t>
       </w:r>
       <w:bookmarkEnd w:id="26"/>
     </w:p>
@@ -9248,7 +9341,16 @@
           <w:sz w:val="19"/>
           <w:szCs w:val="19"/>
         </w:rPr>
-        <w:t>/root/fathersProject/downloads/dateroem-wood-sales.apk</w:t>
+        <w:t>/root/fathersProject/downloads/dateroem</w:t>
+      </w:r>
+      <w:r>
+        <w:rPr>
+          <w:rFonts w:ascii="Consolas" w:eastAsia="Consolas" w:hAnsi="Consolas" w:cs="Consolas"/>
+          <w:color w:val="3B3F3D"/>
+          <w:sz w:val="19"/>
+          <w:szCs w:val="19"/>
+        </w:rPr>
+        <w:t>-wood-sales.apk</w:t>
       </w:r>
       <w:r>
         <w:t>.</w:t>
@@ -9264,10 +9366,7 @@
         <w:spacing w:after="60" w:line="264" w:lineRule="auto"/>
       </w:pPr>
       <w:r>
-        <w:t>Admins download it fr</w:t>
-      </w:r>
-      <w:r>
-        <w:t>om https://&lt;public domain&gt;/downloadable/dateroem-wood-sales.apk and install it (allow installs from this source).</w:t>
+        <w:t>Admins download it from https://&lt;public domain&gt;/downloadable/dateroem-wood-sales.apk and install it (allow installs from this source).</w:t>
       </w:r>
     </w:p>
     <w:p>
@@ -9293,10 +9392,10 @@
         <w:t xml:space="preserve">Note: </w:t>
       </w:r>
       <w:r>
-        <w:t xml:space="preserve">The shared APK only works while the computer, the servers and the tunnel are running, because it reaches the mobile server through the </w:t>
-      </w:r>
-      <w:r>
-        <w:t>tunnel.</w:t>
+        <w:t xml:space="preserve">The shared APK only works while the computer, the servers and the tunnel are running, because it </w:t>
+      </w:r>
+      <w:r>
+        <w:t>reaches the mobile server through the tunnel.</w:t>
       </w:r>
     </w:p>
     <w:p>
@@ -9317,17 +9416,17 @@
         <w:t xml:space="preserve">Caution: </w:t>
       </w:r>
       <w:r>
-        <w:t xml:space="preserve">Copies of the app built before 3 October 2026 have no phone key. They still accept the password, but every screen afterwards fails with "Please sign in again". Share a new APK and ask every admin to install it; each phone that was not the </w:t>
-      </w:r>
-      <w:r>
-        <w:t>account's first then needs approval in the desktop app.</w:t>
+        <w:t>Copies of the app built before 3 October 2026 have no phone key. They still accept the password, but every screen afterwards fails with "Please sign in again". Share a new APK and ask every admin to in</w:t>
+      </w:r>
+      <w:r>
+        <w:t>stall it; each phone that was not the account's first then needs approval in the desktop app.</w:t>
       </w:r>
     </w:p>
     <w:p>
       <w:pPr>
         <w:pStyle w:val="Heading2"/>
       </w:pPr>
-      <w:bookmarkStart w:id="27" w:name="_Toc243693318"/>
+      <w:bookmarkStart w:id="27" w:name="_Toc243694788"/>
       <w:r>
         <w:t>10.4  Before a production release</w:t>
       </w:r>
@@ -9343,7 +9442,10 @@
         <w:spacing w:after="60" w:line="264" w:lineRule="auto"/>
       </w:pPr>
       <w:r>
-        <w:t>Create a signing key (keystore) and build a signed release APK or App Bundle; keep the keystore and its passwords outside the project and backed up.</w:t>
+        <w:t>Create a signing key (keystore) and build a signed release APK or App Bundle; keep the keystore and its passwords outside the pr</w:t>
+      </w:r>
+      <w:r>
+        <w:t>oject and backed up.</w:t>
       </w:r>
     </w:p>
     <w:p>
@@ -9365,16 +9467,7 @@
           <w:sz w:val="19"/>
           <w:szCs w:val="19"/>
         </w:rPr>
-        <w:t>versionC</w:t>
-      </w:r>
-      <w:r>
-        <w:rPr>
-          <w:rFonts w:ascii="Consolas" w:eastAsia="Consolas" w:hAnsi="Consolas" w:cs="Consolas"/>
-          <w:color w:val="3B3F3D"/>
-          <w:sz w:val="19"/>
-          <w:szCs w:val="19"/>
-        </w:rPr>
-        <w:t>ode</w:t>
+        <w:t>versionCode</w:t>
       </w:r>
       <w:r>
         <w:t xml:space="preserve"> and </w:t>
@@ -9427,10 +9520,7 @@
         <w:spacing w:after="60" w:line="264" w:lineRule="auto"/>
       </w:pPr>
       <w:r>
-        <w:t>Distribute through Google Play (internal testing track)</w:t>
-      </w:r>
-      <w:r>
-        <w:t xml:space="preserve"> or a device-management tool instead of a download link.</w:t>
+        <w:t>Distribute through Google Play (internal testing track) or a device-management tool instead of a download link.</w:t>
       </w:r>
     </w:p>
     <w:p>
@@ -9447,7 +9537,7 @@
       <w:pPr>
         <w:pStyle w:val="Heading1"/>
       </w:pPr>
-      <w:bookmarkStart w:id="28" w:name="_Toc243693319"/>
+      <w:bookmarkStart w:id="28" w:name="_Toc243694789"/>
       <w:r>
         <w:lastRenderedPageBreak/>
         <w:t>11  Development history</w:t>
@@ -10812,6 +10902,72 @@
                 <w:szCs w:val="19"/>
               </w:rPr>
               <w:t>e menu and on the lock screen.</w:t>
+            </w:r>
+          </w:p>
+        </w:tc>
+      </w:tr>
+      <w:tr>
+        <w:tblPrEx>
+          <w:tblCellMar>
+            <w:top w:w="0" w:type="dxa"/>
+            <w:bottom w:w="0" w:type="dxa"/>
+          </w:tblCellMar>
+        </w:tblPrEx>
+        <w:trPr>
+          <w:cantSplit/>
+        </w:trPr>
+        <w:tc>
+          <w:tcPr>
+            <w:tcW w:w="1606" w:type="dxa"/>
+            <w:shd w:val="clear" w:color="auto" w:fill="F4F5F3"/>
+            <w:tcMar>
+              <w:top w:w="50" w:type="dxa"/>
+              <w:left w:w="90" w:type="dxa"/>
+              <w:bottom w:w="50" w:type="dxa"/>
+              <w:right w:w="90" w:type="dxa"/>
+            </w:tcMar>
+          </w:tcPr>
+          <w:p>
+            <w:pPr>
+              <w:spacing w:after="20" w:line="252" w:lineRule="auto"/>
+            </w:pPr>
+            <w:r>
+              <w:rPr>
+                <w:sz w:val="19"/>
+                <w:szCs w:val="19"/>
+              </w:rPr>
+              <w:t>2026-10-24</w:t>
+            </w:r>
+          </w:p>
+        </w:tc>
+        <w:tc>
+          <w:tcPr>
+            <w:tcW w:w="8032" w:type="dxa"/>
+            <w:shd w:val="clear" w:color="auto" w:fill="F4F5F3"/>
+            <w:tcMar>
+              <w:top w:w="50" w:type="dxa"/>
+              <w:left w:w="90" w:type="dxa"/>
+              <w:bottom w:w="50" w:type="dxa"/>
+              <w:right w:w="90" w:type="dxa"/>
+            </w:tcMar>
+          </w:tcPr>
+          <w:p>
+            <w:pPr>
+              <w:spacing w:after="20" w:line="252" w:lineRule="auto"/>
+            </w:pPr>
+            <w:r>
+              <w:rPr>
+                <w:sz w:val="19"/>
+                <w:szCs w:val="19"/>
+              </w:rPr>
+              <w:t>Home for Admins and the SuperAdmin shows the business at a glance ("superadmin in mobile cant seem to see the other details"): users by role, products, campaigns, trips and the orders waiting. A trip's profit and expenses are shown to Admins and the SuperA</w:t>
+            </w:r>
+            <w:r>
+              <w:rPr>
+                <w:sz w:val="19"/>
+                <w:szCs w:val="19"/>
+              </w:rPr>
+              <w:t>dmin only. The company card is kept on the server - the same on every phone - and only the SuperAdmin changes it (on the phone or in the desktop's Settings).</w:t>
             </w:r>
           </w:p>
         </w:tc>
@@ -11047,10 +11203,96 @@
 <file path=word/numbering.xml><?xml version="1.0" encoding="utf-8"?>
 <w:numbering xmlns:wpc="http://schemas.microsoft.com/office/word/2010/wordprocessingCanvas" xmlns:cx="http://schemas.microsoft.com/office/drawing/2014/chartex" xmlns:cx1="http://schemas.microsoft.com/office/drawing/2015/9/8/chartex" xmlns:mc="http://schemas.openxmlformats.org/markup-compatibility/2006" xmlns:o="urn:schemas-microsoft-com:office:office" xmlns:r="http://schemas.openxmlformats.org/officeDocument/2006/relationships" xmlns:m="http://schemas.openxmlformats.org/officeDocument/2006/math" xmlns:v="urn:schemas-microsoft-com:vml" xmlns:wp14="http://schemas.microsoft.com/office/word/2010/wordprocessingDrawing" xmlns:wp="http://schemas.openxmlformats.org/drawingml/2006/wordprocessingDrawing" xmlns:w10="urn:schemas-microsoft-com:office:word" xmlns:w="http://schemas.openxmlformats.org/wordprocessingml/2006/main" xmlns:w14="http://schemas.microsoft.com/office/word/2010/wordml" xmlns:w15="http://schemas.microsoft.com/office/word/2012/wordml" xmlns:w16se="http://schemas.microsoft.com/office/word/2015/wordml/symex" xmlns:wpg="http://schemas.microsoft.com/office/word/2010/wordprocessingGroup" xmlns:wpi="http://schemas.microsoft.com/office/word/2010/wordprocessingInk" xmlns:wne="http://schemas.microsoft.com/office/word/2006/wordml" xmlns:wps="http://schemas.microsoft.com/office/word/2010/wordprocessingShape" mc:Ignorable="w14 w15 w16se wp14">
   <w:abstractNum w:abstractNumId="0" w15:restartNumberingAfterBreak="0">
-    <w:nsid w:val="054546CD"/>
+    <w:nsid w:val="00607EE0"/>
     <w:multiLevelType w:val="hybridMultilevel"/>
-    <w:tmpl w:val="D194CC30"/>
-    <w:lvl w:ilvl="0" w:tplc="00E0CDC8">
+    <w:tmpl w:val="75047CE4"/>
+    <w:lvl w:ilvl="0" w:tplc="9D4A8FA2" w:tentative="1">
+      <w:start w:val="1"/>
+      <w:numFmt w:val="bullet"/>
+      <w:lvlText w:val="●"/>
+      <w:lvlJc w:val="left"/>
+      <w:pPr>
+        <w:ind w:left="720" w:hanging="360"/>
+      </w:pPr>
+    </w:lvl>
+    <w:lvl w:ilvl="1" w:tplc="D22447BA" w:tentative="1">
+      <w:start w:val="1"/>
+      <w:numFmt w:val="bullet"/>
+      <w:lvlText w:val="○"/>
+      <w:lvlJc w:val="left"/>
+      <w:pPr>
+        <w:ind w:left="1440" w:hanging="360"/>
+      </w:pPr>
+    </w:lvl>
+    <w:lvl w:ilvl="2" w:tplc="17487C34" w:tentative="1">
+      <w:start w:val="1"/>
+      <w:numFmt w:val="bullet"/>
+      <w:lvlText w:val="■"/>
+      <w:lvlJc w:val="left"/>
+      <w:pPr>
+        <w:ind w:left="2160" w:hanging="360"/>
+      </w:pPr>
+    </w:lvl>
+    <w:lvl w:ilvl="3" w:tplc="36606994" w:tentative="1">
+      <w:start w:val="1"/>
+      <w:numFmt w:val="bullet"/>
+      <w:lvlText w:val="●"/>
+      <w:lvlJc w:val="left"/>
+      <w:pPr>
+        <w:ind w:left="2880" w:hanging="360"/>
+      </w:pPr>
+    </w:lvl>
+    <w:lvl w:ilvl="4" w:tplc="D5C2EBA8" w:tentative="1">
+      <w:start w:val="1"/>
+      <w:numFmt w:val="bullet"/>
+      <w:lvlText w:val="○"/>
+      <w:lvlJc w:val="left"/>
+      <w:pPr>
+        <w:ind w:left="3600" w:hanging="360"/>
+      </w:pPr>
+    </w:lvl>
+    <w:lvl w:ilvl="5" w:tplc="48CC45C6" w:tentative="1">
+      <w:start w:val="1"/>
+      <w:numFmt w:val="bullet"/>
+      <w:lvlText w:val="■"/>
+      <w:lvlJc w:val="left"/>
+      <w:pPr>
+        <w:ind w:left="4320" w:hanging="360"/>
+      </w:pPr>
+    </w:lvl>
+    <w:lvl w:ilvl="6" w:tplc="4FA250DC" w:tentative="1">
+      <w:start w:val="1"/>
+      <w:numFmt w:val="bullet"/>
+      <w:lvlText w:val="●"/>
+      <w:lvlJc w:val="left"/>
+      <w:pPr>
+        <w:ind w:left="5040" w:hanging="360"/>
+      </w:pPr>
+    </w:lvl>
+    <w:lvl w:ilvl="7" w:tplc="9FD66C48" w:tentative="1">
+      <w:start w:val="1"/>
+      <w:numFmt w:val="bullet"/>
+      <w:lvlText w:val="●"/>
+      <w:lvlJc w:val="left"/>
+      <w:pPr>
+        <w:ind w:left="5760" w:hanging="360"/>
+      </w:pPr>
+    </w:lvl>
+    <w:lvl w:ilvl="8" w:tplc="A2A2B2B8" w:tentative="1">
+      <w:start w:val="1"/>
+      <w:numFmt w:val="bullet"/>
+      <w:lvlText w:val="●"/>
+      <w:lvlJc w:val="left"/>
+      <w:pPr>
+        <w:ind w:left="6480" w:hanging="360"/>
+      </w:pPr>
+    </w:lvl>
+  </w:abstractNum>
+  <w:abstractNum w:abstractNumId="1" w15:restartNumberingAfterBreak="0">
+    <w:nsid w:val="67A60742"/>
+    <w:multiLevelType w:val="hybridMultilevel"/>
+    <w:tmpl w:val="451EF226"/>
+    <w:lvl w:ilvl="0" w:tplc="4E1C1238">
       <w:start w:val="1"/>
       <w:numFmt w:val="decimal"/>
       <w:lvlText w:val="%1."/>
@@ -11059,7 +11301,7 @@
         <w:ind w:left="540" w:hanging="300"/>
       </w:pPr>
     </w:lvl>
-    <w:lvl w:ilvl="1" w:tplc="20D29260" w:tentative="1">
+    <w:lvl w:ilvl="1" w:tplc="65BE9F5A" w:tentative="1">
       <w:start w:val="1"/>
       <w:numFmt w:val="lowerLetter"/>
       <w:lvlText w:val="%2."/>
@@ -11068,7 +11310,7 @@
         <w:ind w:left="940" w:hanging="300"/>
       </w:pPr>
     </w:lvl>
-    <w:lvl w:ilvl="2" w:tplc="F7BA4B0A" w:tentative="1">
+    <w:lvl w:ilvl="2" w:tplc="E4C4FA04" w:tentative="1">
       <w:start w:val="1"/>
       <w:numFmt w:val="lowerRoman"/>
       <w:lvlText w:val="%3."/>
@@ -11077,205 +11319,119 @@
         <w:ind w:left="1340" w:hanging="300"/>
       </w:pPr>
     </w:lvl>
-    <w:lvl w:ilvl="3" w:tplc="127EE924">
+    <w:lvl w:ilvl="3" w:tplc="FD381842">
       <w:numFmt w:val="decimal"/>
       <w:lvlText w:val=""/>
       <w:lvlJc w:val="left"/>
     </w:lvl>
-    <w:lvl w:ilvl="4" w:tplc="AEEAC754">
+    <w:lvl w:ilvl="4" w:tplc="04E65834">
       <w:numFmt w:val="decimal"/>
       <w:lvlText w:val=""/>
       <w:lvlJc w:val="left"/>
     </w:lvl>
-    <w:lvl w:ilvl="5" w:tplc="7298962C">
+    <w:lvl w:ilvl="5" w:tplc="5BAAEE54">
       <w:numFmt w:val="decimal"/>
       <w:lvlText w:val=""/>
       <w:lvlJc w:val="left"/>
     </w:lvl>
-    <w:lvl w:ilvl="6" w:tplc="96605BD8">
+    <w:lvl w:ilvl="6" w:tplc="BA98F076">
       <w:numFmt w:val="decimal"/>
       <w:lvlText w:val=""/>
       <w:lvlJc w:val="left"/>
     </w:lvl>
-    <w:lvl w:ilvl="7" w:tplc="EC60E114">
+    <w:lvl w:ilvl="7" w:tplc="83ACE7B8">
       <w:numFmt w:val="decimal"/>
       <w:lvlText w:val=""/>
       <w:lvlJc w:val="left"/>
     </w:lvl>
-    <w:lvl w:ilvl="8" w:tplc="41D4D59C">
-      <w:numFmt w:val="decimal"/>
-      <w:lvlText w:val=""/>
-      <w:lvlJc w:val="left"/>
-    </w:lvl>
-  </w:abstractNum>
-  <w:abstractNum w:abstractNumId="1" w15:restartNumberingAfterBreak="0">
-    <w:nsid w:val="163104FE"/>
-    <w:multiLevelType w:val="hybridMultilevel"/>
-    <w:tmpl w:val="4F1C55A0"/>
-    <w:lvl w:ilvl="0" w:tplc="5E2C3AE2">
-      <w:start w:val="1"/>
-      <w:numFmt w:val="bullet"/>
-      <w:lvlText w:val="•"/>
-      <w:lvlJc w:val="left"/>
-      <w:pPr>
-        <w:ind w:left="540" w:hanging="300"/>
-      </w:pPr>
-    </w:lvl>
-    <w:lvl w:ilvl="1" w:tplc="64E8736A" w:tentative="1">
-      <w:start w:val="1"/>
-      <w:numFmt w:val="bullet"/>
-      <w:lvlText w:val="–"/>
-      <w:lvlJc w:val="left"/>
-      <w:pPr>
-        <w:ind w:left="940" w:hanging="300"/>
-      </w:pPr>
-    </w:lvl>
-    <w:lvl w:ilvl="2" w:tplc="1E3C658E" w:tentative="1">
-      <w:start w:val="1"/>
-      <w:numFmt w:val="bullet"/>
-      <w:lvlText w:val="◦"/>
-      <w:lvlJc w:val="left"/>
-      <w:pPr>
-        <w:ind w:left="1340" w:hanging="300"/>
-      </w:pPr>
-    </w:lvl>
-    <w:lvl w:ilvl="3" w:tplc="7822405C">
-      <w:numFmt w:val="decimal"/>
-      <w:lvlText w:val=""/>
-      <w:lvlJc w:val="left"/>
-    </w:lvl>
-    <w:lvl w:ilvl="4" w:tplc="834A23FC">
-      <w:numFmt w:val="decimal"/>
-      <w:lvlText w:val=""/>
-      <w:lvlJc w:val="left"/>
-    </w:lvl>
-    <w:lvl w:ilvl="5" w:tplc="FE7C9806">
-      <w:numFmt w:val="decimal"/>
-      <w:lvlText w:val=""/>
-      <w:lvlJc w:val="left"/>
-    </w:lvl>
-    <w:lvl w:ilvl="6" w:tplc="BCCA484A">
-      <w:numFmt w:val="decimal"/>
-      <w:lvlText w:val=""/>
-      <w:lvlJc w:val="left"/>
-    </w:lvl>
-    <w:lvl w:ilvl="7" w:tplc="A12A5EF4">
-      <w:numFmt w:val="decimal"/>
-      <w:lvlText w:val=""/>
-      <w:lvlJc w:val="left"/>
-    </w:lvl>
-    <w:lvl w:ilvl="8" w:tplc="47C0258E">
+    <w:lvl w:ilvl="8" w:tplc="0010A7F4">
       <w:numFmt w:val="decimal"/>
       <w:lvlText w:val=""/>
       <w:lvlJc w:val="left"/>
     </w:lvl>
   </w:abstractNum>
   <w:abstractNum w:abstractNumId="2" w15:restartNumberingAfterBreak="0">
-    <w:nsid w:val="21CA01A4"/>
+    <w:nsid w:val="68AF4A91"/>
     <w:multiLevelType w:val="hybridMultilevel"/>
-    <w:tmpl w:val="5B0691E8"/>
-    <w:lvl w:ilvl="0" w:tplc="FF48039C" w:tentative="1">
+    <w:tmpl w:val="BF58334C"/>
+    <w:lvl w:ilvl="0" w:tplc="5FA0E06C">
       <w:start w:val="1"/>
       <w:numFmt w:val="bullet"/>
-      <w:lvlText w:val="●"/>
+      <w:lvlText w:val="•"/>
       <w:lvlJc w:val="left"/>
       <w:pPr>
-        <w:ind w:left="720" w:hanging="360"/>
+        <w:ind w:left="540" w:hanging="300"/>
       </w:pPr>
     </w:lvl>
-    <w:lvl w:ilvl="1" w:tplc="D102F5BA" w:tentative="1">
+    <w:lvl w:ilvl="1" w:tplc="3AC62126" w:tentative="1">
       <w:start w:val="1"/>
       <w:numFmt w:val="bullet"/>
-      <w:lvlText w:val="○"/>
+      <w:lvlText w:val="–"/>
       <w:lvlJc w:val="left"/>
       <w:pPr>
-        <w:ind w:left="1440" w:hanging="360"/>
+        <w:ind w:left="940" w:hanging="300"/>
       </w:pPr>
     </w:lvl>
-    <w:lvl w:ilvl="2" w:tplc="A5809182" w:tentative="1">
+    <w:lvl w:ilvl="2" w:tplc="1002A118" w:tentative="1">
       <w:start w:val="1"/>
       <w:numFmt w:val="bullet"/>
-      <w:lvlText w:val="■"/>
+      <w:lvlText w:val="◦"/>
       <w:lvlJc w:val="left"/>
       <w:pPr>
-        <w:ind w:left="2160" w:hanging="360"/>
+        <w:ind w:left="1340" w:hanging="300"/>
       </w:pPr>
     </w:lvl>
-    <w:lvl w:ilvl="3" w:tplc="D0EC7870" w:tentative="1">
-      <w:start w:val="1"/>
-      <w:numFmt w:val="bullet"/>
-      <w:lvlText w:val="●"/>
+    <w:lvl w:ilvl="3" w:tplc="A4E20EDE">
+      <w:numFmt w:val="decimal"/>
+      <w:lvlText w:val=""/>
       <w:lvlJc w:val="left"/>
-      <w:pPr>
-        <w:ind w:left="2880" w:hanging="360"/>
-      </w:pPr>
     </w:lvl>
-    <w:lvl w:ilvl="4" w:tplc="04E874B4" w:tentative="1">
-      <w:start w:val="1"/>
-      <w:numFmt w:val="bullet"/>
-      <w:lvlText w:val="○"/>
+    <w:lvl w:ilvl="4" w:tplc="AA32D514">
+      <w:numFmt w:val="decimal"/>
+      <w:lvlText w:val=""/>
       <w:lvlJc w:val="left"/>
-      <w:pPr>
-        <w:ind w:left="3600" w:hanging="360"/>
-      </w:pPr>
     </w:lvl>
-    <w:lvl w:ilvl="5" w:tplc="9BBABD7A" w:tentative="1">
-      <w:start w:val="1"/>
-      <w:numFmt w:val="bullet"/>
-      <w:lvlText w:val="■"/>
+    <w:lvl w:ilvl="5" w:tplc="E6027B9E">
+      <w:numFmt w:val="decimal"/>
+      <w:lvlText w:val=""/>
       <w:lvlJc w:val="left"/>
-      <w:pPr>
-        <w:ind w:left="4320" w:hanging="360"/>
-      </w:pPr>
     </w:lvl>
-    <w:lvl w:ilvl="6" w:tplc="8968D586" w:tentative="1">
-      <w:start w:val="1"/>
-      <w:numFmt w:val="bullet"/>
-      <w:lvlText w:val="●"/>
+    <w:lvl w:ilvl="6" w:tplc="F566070C">
+      <w:numFmt w:val="decimal"/>
+      <w:lvlText w:val=""/>
       <w:lvlJc w:val="left"/>
-      <w:pPr>
-        <w:ind w:left="5040" w:hanging="360"/>
-      </w:pPr>
     </w:lvl>
-    <w:lvl w:ilvl="7" w:tplc="293EA494" w:tentative="1">
-      <w:start w:val="1"/>
-      <w:numFmt w:val="bullet"/>
-      <w:lvlText w:val="●"/>
+    <w:lvl w:ilvl="7" w:tplc="C3704804">
+      <w:numFmt w:val="decimal"/>
+      <w:lvlText w:val=""/>
       <w:lvlJc w:val="left"/>
-      <w:pPr>
-        <w:ind w:left="5760" w:hanging="360"/>
-      </w:pPr>
     </w:lvl>
-    <w:lvl w:ilvl="8" w:tplc="53042F7C" w:tentative="1">
-      <w:start w:val="1"/>
-      <w:numFmt w:val="bullet"/>
-      <w:lvlText w:val="●"/>
+    <w:lvl w:ilvl="8" w:tplc="4F22270E">
+      <w:numFmt w:val="decimal"/>
+      <w:lvlText w:val=""/>
       <w:lvlJc w:val="left"/>
-      <w:pPr>
-        <w:ind w:left="6480" w:hanging="360"/>
-      </w:pPr>
     </w:lvl>
   </w:abstractNum>
   <w:num w:numId="1">
+    <w:abstractNumId w:val="0"/>
+    <w:lvlOverride w:ilvl="0">
+      <w:startOverride w:val="1"/>
+    </w:lvlOverride>
+  </w:num>
+  <w:num w:numId="2">
     <w:abstractNumId w:val="2"/>
     <w:lvlOverride w:ilvl="0">
       <w:startOverride w:val="1"/>
     </w:lvlOverride>
   </w:num>
-  <w:num w:numId="2">
+  <w:num w:numId="3">
     <w:abstractNumId w:val="1"/>
     <w:lvlOverride w:ilvl="0">
       <w:startOverride w:val="1"/>
     </w:lvlOverride>
   </w:num>
-  <w:num w:numId="3">
-    <w:abstractNumId w:val="0"/>
-    <w:lvlOverride w:ilvl="0">
-      <w:startOverride w:val="1"/>
-    </w:lvlOverride>
-  </w:num>
   <w:num w:numId="4">
-    <w:abstractNumId w:val="0"/>
+    <w:abstractNumId w:val="1"/>
     <w:lvlOverride w:ilvl="0">
       <w:startOverride w:val="1"/>
     </w:lvlOverride>
@@ -11904,7 +12060,7 @@
     <w:autoRedefine/>
     <w:uiPriority w:val="39"/>
     <w:unhideWhenUsed/>
-    <w:rsid w:val="007861FB"/>
+    <w:rsid w:val="00472F2A"/>
     <w:pPr>
       <w:spacing w:after="100"/>
     </w:pPr>
@@ -11916,7 +12072,7 @@
     <w:autoRedefine/>
     <w:uiPriority w:val="39"/>
     <w:unhideWhenUsed/>
-    <w:rsid w:val="007861FB"/>
+    <w:rsid w:val="00472F2A"/>
     <w:pPr>
       <w:spacing w:after="100"/>
       <w:ind w:left="210"/>

--- a/documentation/05 Mobile/Mobile Application.docx
+++ b/documentation/05 Mobile/Mobile Application.docx
@@ -80,7 +80,7 @@
           <w:left w:w="10" w:type="dxa"/>
           <w:right w:w="10" w:type="dxa"/>
         </w:tblCellMar>
-        <w:tblLook w:val="0000" w:firstRow="0" w:lastRow="0" w:firstColumn="0" w:lastColumn="0" w:noHBand="0" w:noVBand="0"/>
+        <w:tblLook w:val="04A0" w:firstRow="1" w:lastRow="0" w:firstColumn="1" w:lastColumn="0" w:noHBand="0" w:noVBand="1"/>
       </w:tblPr>
       <w:tblGrid>
         <w:gridCol w:w="2600"/>
@@ -461,7 +461,7 @@
           <w:left w:w="10" w:type="dxa"/>
           <w:right w:w="10" w:type="dxa"/>
         </w:tblCellMar>
-        <w:tblLook w:val="0000" w:firstRow="0" w:lastRow="0" w:firstColumn="0" w:lastColumn="0" w:noHBand="0" w:noVBand="0"/>
+        <w:tblLook w:val="04A0" w:firstRow="1" w:lastRow="0" w:firstColumn="1" w:lastColumn="0" w:noHBand="0" w:noVBand="1"/>
       </w:tblPr>
       <w:tblGrid>
         <w:gridCol w:w="1300"/>
@@ -1251,14 +1251,7 @@
                 <w:sz w:val="19"/>
                 <w:szCs w:val="19"/>
               </w:rPr>
-              <w:t>The entrance plays every time the app is opened afresh, and after 3 minutes away in the background; sign-in in the app's green wash, th</w:t>
-            </w:r>
-            <w:r>
-              <w:rPr>
-                <w:sz w:val="19"/>
-                <w:szCs w:val="19"/>
-              </w:rPr>
-              <w:t>e entrance dissolving into it.</w:t>
+              <w:t>The entrance plays every time the app is opened afresh, and after 3 minutes away in the background; sign-in in the app's green wash, the entrance dissolving into it.</w:t>
             </w:r>
           </w:p>
         </w:tc>
@@ -1326,7 +1319,14 @@
                 <w:sz w:val="19"/>
                 <w:szCs w:val="19"/>
               </w:rPr>
-              <w:t>The mist in three seamless layers at different depths, livelier and more visible.</w:t>
+              <w:t>The mist in three seamless layers at different depths, livelier and m</w:t>
+            </w:r>
+            <w:r>
+              <w:rPr>
+                <w:sz w:val="19"/>
+                <w:szCs w:val="19"/>
+              </w:rPr>
+              <w:t>ore visible.</w:t>
             </w:r>
           </w:p>
         </w:tc>
@@ -1462,14 +1462,14 @@
                 <w:sz w:val="19"/>
                 <w:szCs w:val="19"/>
               </w:rPr>
-              <w:t xml:space="preserve">Colour themes (Forest, Dark, Light) in Settings, behind a bold gear beside Sign out; </w:t>
-            </w:r>
-            <w:r>
-              <w:rPr>
-                <w:sz w:val="19"/>
-                <w:szCs w:val="19"/>
-              </w:rPr>
-              <w:t>Sign out asks first; turning the phone no longer asks for the fingerprint.</w:t>
+              <w:t>Colour themes (Forest, Dark, Light) in Settings, be</w:t>
+            </w:r>
+            <w:r>
+              <w:rPr>
+                <w:sz w:val="19"/>
+                <w:szCs w:val="19"/>
+              </w:rPr>
+              <w:t>hind a bold gear beside Sign out; Sign out asks first; turning the phone no longer asks for the fingerprint.</w:t>
             </w:r>
           </w:p>
         </w:tc>
@@ -1605,7 +1605,14 @@
                 <w:sz w:val="19"/>
                 <w:szCs w:val="19"/>
               </w:rPr>
-              <w:t>My profile from the photo and name at the top of the menu; Choose a new password after an admin's reset; the idle lock with Still there?.</w:t>
+              <w:t xml:space="preserve">My profile from the photo and name at the top of the menu; Choose a new password after an admin's </w:t>
+            </w:r>
+            <w:r>
+              <w:rPr>
+                <w:sz w:val="19"/>
+                <w:szCs w:val="19"/>
+              </w:rPr>
+              <w:t>reset; the idle lock with Still there?.</w:t>
             </w:r>
           </w:p>
         </w:tc>
@@ -1673,14 +1680,82 @@
                 <w:sz w:val="19"/>
                 <w:szCs w:val="19"/>
               </w:rPr>
-              <w:t xml:space="preserve">Home: the business at a glance for Admins and the SuperAdmin, profit and expenses for them only, </w:t>
-            </w:r>
-            <w:r>
-              <w:rPr>
-                <w:sz w:val="19"/>
-                <w:szCs w:val="19"/>
-              </w:rPr>
-              <w:t>the company card from the server (SuperAdmin edits); Orders: due-soon and late marks.</w:t>
+              <w:t>Home: the business at a glance for Admins and the SuperAdmin, profit and expenses for them only, the company card from the server (SuperAdmin edits); Orders: due-soon and late marks.</w:t>
+            </w:r>
+          </w:p>
+        </w:tc>
+      </w:tr>
+      <w:tr>
+        <w:tblPrEx>
+          <w:tblCellMar>
+            <w:top w:w="0" w:type="dxa"/>
+            <w:bottom w:w="0" w:type="dxa"/>
+          </w:tblCellMar>
+        </w:tblPrEx>
+        <w:tc>
+          <w:tcPr>
+            <w:tcW w:w="1300" w:type="dxa"/>
+            <w:tcMar>
+              <w:top w:w="50" w:type="dxa"/>
+              <w:left w:w="90" w:type="dxa"/>
+              <w:bottom w:w="50" w:type="dxa"/>
+              <w:right w:w="90" w:type="dxa"/>
+            </w:tcMar>
+          </w:tcPr>
+          <w:p>
+            <w:r>
+              <w:rPr>
+                <w:sz w:val="19"/>
+                <w:szCs w:val="19"/>
+              </w:rPr>
+              <w:t>1.1</w:t>
+            </w:r>
+          </w:p>
+        </w:tc>
+        <w:tc>
+          <w:tcPr>
+            <w:tcW w:w="1900" w:type="dxa"/>
+            <w:tcMar>
+              <w:top w:w="50" w:type="dxa"/>
+              <w:left w:w="90" w:type="dxa"/>
+              <w:bottom w:w="50" w:type="dxa"/>
+              <w:right w:w="90" w:type="dxa"/>
+            </w:tcMar>
+          </w:tcPr>
+          <w:p>
+            <w:r>
+              <w:rPr>
+                <w:sz w:val="19"/>
+                <w:szCs w:val="19"/>
+              </w:rPr>
+              <w:t>24 Octo</w:t>
+            </w:r>
+            <w:r>
+              <w:rPr>
+                <w:sz w:val="19"/>
+                <w:szCs w:val="19"/>
+              </w:rPr>
+              <w:t>ber 2026</w:t>
+            </w:r>
+          </w:p>
+        </w:tc>
+        <w:tc>
+          <w:tcPr>
+            <w:tcW w:w="6438" w:type="dxa"/>
+            <w:tcMar>
+              <w:top w:w="50" w:type="dxa"/>
+              <w:left w:w="90" w:type="dxa"/>
+              <w:bottom w:w="50" w:type="dxa"/>
+              <w:right w:w="90" w:type="dxa"/>
+            </w:tcMar>
+          </w:tcPr>
+          <w:p>
+            <w:r>
+              <w:rPr>
+                <w:sz w:val="19"/>
+                <w:szCs w:val="19"/>
+              </w:rPr>
+              <w:t>Worker details from My profile: the staff member's ID and other numbers, next of kin, and document photos from the camera or gallery; where it stands and the SuperAdmin's note.</w:t>
             </w:r>
           </w:p>
         </w:tc>
@@ -1696,7 +1771,15 @@
           <w:sz w:val="20"/>
           <w:szCs w:val="20"/>
         </w:rPr>
-        <w:t>Keep this document up to date: when a feature, setting or server changes, edit the matching section here and add a line to the table above.</w:t>
+        <w:t>Keep this document up to date: when a feature, setting or server chan</w:t>
+      </w:r>
+      <w:r>
+        <w:rPr>
+          <w:color w:val="5F6B66"/>
+          <w:sz w:val="20"/>
+          <w:szCs w:val="20"/>
+        </w:rPr>
+        <w:t>ges, edit the matching section here and add a line to the table above.</w:t>
       </w:r>
     </w:p>
     <w:p>
@@ -1717,7 +1800,7 @@
     <w:sdt>
       <w:sdtPr>
         <w:alias w:val="Contents"/>
-        <w:id w:val="1906104779"/>
+        <w:id w:val="783385560"/>
       </w:sdtPr>
       <w:sdtEndPr/>
       <w:sdtContent>
@@ -1744,7 +1827,7 @@
           <w:r>
             <w:fldChar w:fldCharType="separate"/>
           </w:r>
-          <w:hyperlink w:anchor="_Toc243694762" w:history="1">
+          <w:hyperlink w:anchor="_Toc243697165" w:history="1">
             <w:r>
               <w:rPr>
                 <w:rStyle w:val="Hyperlink"/>
@@ -1768,7 +1851,7 @@
               <w:rPr>
                 <w:noProof/>
               </w:rPr>
-              <w:instrText xml:space="preserve"> PAGEREF _Toc243694762 \h </w:instrText>
+              <w:instrText xml:space="preserve"> PAGEREF _Toc243697165 \h </w:instrText>
             </w:r>
             <w:r>
               <w:rPr>
@@ -1809,7 +1892,7 @@
               <w:szCs w:val="22"/>
             </w:rPr>
           </w:pPr>
-          <w:hyperlink w:anchor="_Toc243694763" w:history="1">
+          <w:hyperlink w:anchor="_Toc243697166" w:history="1">
             <w:r>
               <w:rPr>
                 <w:rStyle w:val="Hyperlink"/>
@@ -1833,7 +1916,7 @@
               <w:rPr>
                 <w:noProof/>
               </w:rPr>
-              <w:instrText xml:space="preserve"> PAGEREF _Toc243694763 \h </w:instrText>
+              <w:instrText xml:space="preserve"> PAGEREF _Toc243697166 \h </w:instrText>
             </w:r>
             <w:r>
               <w:rPr>
@@ -1874,7 +1957,7 @@
               <w:szCs w:val="22"/>
             </w:rPr>
           </w:pPr>
-          <w:hyperlink w:anchor="_Toc243694764" w:history="1">
+          <w:hyperlink w:anchor="_Toc243697167" w:history="1">
             <w:r>
               <w:rPr>
                 <w:rStyle w:val="Hyperlink"/>
@@ -1898,7 +1981,7 @@
               <w:rPr>
                 <w:noProof/>
               </w:rPr>
-              <w:instrText xml:space="preserve"> PAGEREF _Toc243694764 \h </w:instrText>
+              <w:instrText xml:space="preserve"> PAGEREF _Toc243697167 \h </w:instrText>
             </w:r>
             <w:r>
               <w:rPr>
@@ -1939,7 +2022,7 @@
               <w:szCs w:val="22"/>
             </w:rPr>
           </w:pPr>
-          <w:hyperlink w:anchor="_Toc243694765" w:history="1">
+          <w:hyperlink w:anchor="_Toc243697168" w:history="1">
             <w:r>
               <w:rPr>
                 <w:rStyle w:val="Hyperlink"/>
@@ -1963,7 +2046,7 @@
               <w:rPr>
                 <w:noProof/>
               </w:rPr>
-              <w:instrText xml:space="preserve"> PAGEREF _Toc243694765 \h </w:instrText>
+              <w:instrText xml:space="preserve"> PAGEREF _Toc243697168 \h </w:instrText>
             </w:r>
             <w:r>
               <w:rPr>
@@ -2004,7 +2087,7 @@
               <w:szCs w:val="22"/>
             </w:rPr>
           </w:pPr>
-          <w:hyperlink w:anchor="_Toc243694766" w:history="1">
+          <w:hyperlink w:anchor="_Toc243697169" w:history="1">
             <w:r>
               <w:rPr>
                 <w:rStyle w:val="Hyperlink"/>
@@ -2028,7 +2111,7 @@
               <w:rPr>
                 <w:noProof/>
               </w:rPr>
-              <w:instrText xml:space="preserve"> PAGEREF _Toc243694766 \h </w:instrText>
+              <w:instrText xml:space="preserve"> PAGEREF _Toc243697169 \h </w:instrText>
             </w:r>
             <w:r>
               <w:rPr>
@@ -2069,7 +2152,7 @@
               <w:szCs w:val="22"/>
             </w:rPr>
           </w:pPr>
-          <w:hyperlink w:anchor="_Toc243694767" w:history="1">
+          <w:hyperlink w:anchor="_Toc243697170" w:history="1">
             <w:r>
               <w:rPr>
                 <w:rStyle w:val="Hyperlink"/>
@@ -2093,7 +2176,7 @@
               <w:rPr>
                 <w:noProof/>
               </w:rPr>
-              <w:instrText xml:space="preserve"> PAGEREF _Toc243694767 \h </w:instrText>
+              <w:instrText xml:space="preserve"> PAGEREF _Toc243697170 \h </w:instrText>
             </w:r>
             <w:r>
               <w:rPr>
@@ -2134,7 +2217,7 @@
               <w:szCs w:val="22"/>
             </w:rPr>
           </w:pPr>
-          <w:hyperlink w:anchor="_Toc243694768" w:history="1">
+          <w:hyperlink w:anchor="_Toc243697171" w:history="1">
             <w:r>
               <w:rPr>
                 <w:rStyle w:val="Hyperlink"/>
@@ -2158,7 +2241,7 @@
               <w:rPr>
                 <w:noProof/>
               </w:rPr>
-              <w:instrText xml:space="preserve"> PAGEREF _Toc243694768 \h </w:instrText>
+              <w:instrText xml:space="preserve"> PAGEREF _Toc243697171 \h </w:instrText>
             </w:r>
             <w:r>
               <w:rPr>
@@ -2199,7 +2282,7 @@
               <w:szCs w:val="22"/>
             </w:rPr>
           </w:pPr>
-          <w:hyperlink w:anchor="_Toc243694769" w:history="1">
+          <w:hyperlink w:anchor="_Toc243697172" w:history="1">
             <w:r>
               <w:rPr>
                 <w:rStyle w:val="Hyperlink"/>
@@ -2223,7 +2306,7 @@
               <w:rPr>
                 <w:noProof/>
               </w:rPr>
-              <w:instrText xml:space="preserve"> PAGEREF _Toc243694769 \h </w:instrText>
+              <w:instrText xml:space="preserve"> PAGEREF _Toc243697172 \h </w:instrText>
             </w:r>
             <w:r>
               <w:rPr>
@@ -2264,7 +2347,7 @@
               <w:szCs w:val="22"/>
             </w:rPr>
           </w:pPr>
-          <w:hyperlink w:anchor="_Toc243694770" w:history="1">
+          <w:hyperlink w:anchor="_Toc243697173" w:history="1">
             <w:r>
               <w:rPr>
                 <w:rStyle w:val="Hyperlink"/>
@@ -2288,7 +2371,7 @@
               <w:rPr>
                 <w:noProof/>
               </w:rPr>
-              <w:instrText xml:space="preserve"> PAGEREF _Toc243694770 \h </w:instrText>
+              <w:instrText xml:space="preserve"> PAGEREF _Toc243697173 \h </w:instrText>
             </w:r>
             <w:r>
               <w:rPr>
@@ -2329,7 +2412,7 @@
               <w:szCs w:val="22"/>
             </w:rPr>
           </w:pPr>
-          <w:hyperlink w:anchor="_Toc243694771" w:history="1">
+          <w:hyperlink w:anchor="_Toc243697174" w:history="1">
             <w:r>
               <w:rPr>
                 <w:rStyle w:val="Hyperlink"/>
@@ -2353,7 +2436,7 @@
               <w:rPr>
                 <w:noProof/>
               </w:rPr>
-              <w:instrText xml:space="preserve"> PAGEREF _Toc243694771 \h </w:instrText>
+              <w:instrText xml:space="preserve"> PAGEREF _Toc243697174 \h </w:instrText>
             </w:r>
             <w:r>
               <w:rPr>
@@ -2394,7 +2477,7 @@
               <w:szCs w:val="22"/>
             </w:rPr>
           </w:pPr>
-          <w:hyperlink w:anchor="_Toc243694772" w:history="1">
+          <w:hyperlink w:anchor="_Toc243697175" w:history="1">
             <w:r>
               <w:rPr>
                 <w:rStyle w:val="Hyperlink"/>
@@ -2418,7 +2501,7 @@
               <w:rPr>
                 <w:noProof/>
               </w:rPr>
-              <w:instrText xml:space="preserve"> PAGEREF _Toc243694772 \h </w:instrText>
+              <w:instrText xml:space="preserve"> PAGEREF _Toc243697175 \h </w:instrText>
             </w:r>
             <w:r>
               <w:rPr>
@@ -2459,7 +2542,7 @@
               <w:szCs w:val="22"/>
             </w:rPr>
           </w:pPr>
-          <w:hyperlink w:anchor="_Toc243694773" w:history="1">
+          <w:hyperlink w:anchor="_Toc243697176" w:history="1">
             <w:r>
               <w:rPr>
                 <w:rStyle w:val="Hyperlink"/>
@@ -2483,7 +2566,7 @@
               <w:rPr>
                 <w:noProof/>
               </w:rPr>
-              <w:instrText xml:space="preserve"> PAGEREF _Toc243694773 \h </w:instrText>
+              <w:instrText xml:space="preserve"> PAGEREF _Toc243697176 \h </w:instrText>
             </w:r>
             <w:r>
               <w:rPr>
@@ -2524,7 +2607,7 @@
               <w:szCs w:val="22"/>
             </w:rPr>
           </w:pPr>
-          <w:hyperlink w:anchor="_Toc243694774" w:history="1">
+          <w:hyperlink w:anchor="_Toc243697177" w:history="1">
             <w:r>
               <w:rPr>
                 <w:rStyle w:val="Hyperlink"/>
@@ -2548,7 +2631,7 @@
               <w:rPr>
                 <w:noProof/>
               </w:rPr>
-              <w:instrText xml:space="preserve"> PAGEREF _Toc243694774 \h </w:instrText>
+              <w:instrText xml:space="preserve"> PAGEREF _Toc243697177 \h </w:instrText>
             </w:r>
             <w:r>
               <w:rPr>
@@ -2589,7 +2672,7 @@
               <w:szCs w:val="22"/>
             </w:rPr>
           </w:pPr>
-          <w:hyperlink w:anchor="_Toc243694775" w:history="1">
+          <w:hyperlink w:anchor="_Toc243697178" w:history="1">
             <w:r>
               <w:rPr>
                 <w:rStyle w:val="Hyperlink"/>
@@ -2613,7 +2696,7 @@
               <w:rPr>
                 <w:noProof/>
               </w:rPr>
-              <w:instrText xml:space="preserve"> PAGEREF _Toc243694775 \h </w:instrText>
+              <w:instrText xml:space="preserve"> PAGEREF _Toc243697178 \h </w:instrText>
             </w:r>
             <w:r>
               <w:rPr>
@@ -2654,7 +2737,7 @@
               <w:szCs w:val="22"/>
             </w:rPr>
           </w:pPr>
-          <w:hyperlink w:anchor="_Toc243694776" w:history="1">
+          <w:hyperlink w:anchor="_Toc243697179" w:history="1">
             <w:r>
               <w:rPr>
                 <w:rStyle w:val="Hyperlink"/>
@@ -2678,7 +2761,7 @@
               <w:rPr>
                 <w:noProof/>
               </w:rPr>
-              <w:instrText xml:space="preserve"> PAGEREF _Toc243694776 \h </w:instrText>
+              <w:instrText xml:space="preserve"> PAGEREF _Toc243697179 \h </w:instrText>
             </w:r>
             <w:r>
               <w:rPr>
@@ -2719,7 +2802,7 @@
               <w:szCs w:val="22"/>
             </w:rPr>
           </w:pPr>
-          <w:hyperlink w:anchor="_Toc243694777" w:history="1">
+          <w:hyperlink w:anchor="_Toc243697180" w:history="1">
             <w:r>
               <w:rPr>
                 <w:rStyle w:val="Hyperlink"/>
@@ -2743,7 +2826,7 @@
               <w:rPr>
                 <w:noProof/>
               </w:rPr>
-              <w:instrText xml:space="preserve"> PAGEREF _Toc243694777 \h </w:instrText>
+              <w:instrText xml:space="preserve"> PAGEREF _Toc243697180 \h </w:instrText>
             </w:r>
             <w:r>
               <w:rPr>
@@ -2784,7 +2867,7 @@
               <w:szCs w:val="22"/>
             </w:rPr>
           </w:pPr>
-          <w:hyperlink w:anchor="_Toc243694778" w:history="1">
+          <w:hyperlink w:anchor="_Toc243697181" w:history="1">
             <w:r>
               <w:rPr>
                 <w:rStyle w:val="Hyperlink"/>
@@ -2808,7 +2891,7 @@
               <w:rPr>
                 <w:noProof/>
               </w:rPr>
-              <w:instrText xml:space="preserve"> PAGEREF _Toc243694778 \h </w:instrText>
+              <w:instrText xml:space="preserve"> PAGEREF _Toc243697181 \h </w:instrText>
             </w:r>
             <w:r>
               <w:rPr>
@@ -2849,7 +2932,7 @@
               <w:szCs w:val="22"/>
             </w:rPr>
           </w:pPr>
-          <w:hyperlink w:anchor="_Toc243694779" w:history="1">
+          <w:hyperlink w:anchor="_Toc243697182" w:history="1">
             <w:r>
               <w:rPr>
                 <w:rStyle w:val="Hyperlink"/>
@@ -2873,7 +2956,7 @@
               <w:rPr>
                 <w:noProof/>
               </w:rPr>
-              <w:instrText xml:space="preserve"> PAGEREF _Toc243694779 \h </w:instrText>
+              <w:instrText xml:space="preserve"> PAGEREF _Toc243697182 \h </w:instrText>
             </w:r>
             <w:r>
               <w:rPr>
@@ -2914,7 +2997,7 @@
               <w:szCs w:val="22"/>
             </w:rPr>
           </w:pPr>
-          <w:hyperlink w:anchor="_Toc243694780" w:history="1">
+          <w:hyperlink w:anchor="_Toc243697183" w:history="1">
             <w:r>
               <w:rPr>
                 <w:rStyle w:val="Hyperlink"/>
@@ -2938,7 +3021,7 @@
               <w:rPr>
                 <w:noProof/>
               </w:rPr>
-              <w:instrText xml:space="preserve"> PAGEREF _Toc243694780 \h </w:instrText>
+              <w:instrText xml:space="preserve"> PAGEREF _Toc243697183 \h </w:instrText>
             </w:r>
             <w:r>
               <w:rPr>
@@ -2979,13 +3062,13 @@
               <w:szCs w:val="22"/>
             </w:rPr>
           </w:pPr>
-          <w:hyperlink w:anchor="_Toc243694781" w:history="1">
+          <w:hyperlink w:anchor="_Toc243697184" w:history="1">
             <w:r>
               <w:rPr>
                 <w:rStyle w:val="Hyperlink"/>
                 <w:noProof/>
               </w:rPr>
-              <w:t>8.1  One approved phone per account</w:t>
+              <w:t>8.1  Worker details</w:t>
             </w:r>
             <w:r>
               <w:rPr>
@@ -3003,7 +3086,7 @@
               <w:rPr>
                 <w:noProof/>
               </w:rPr>
-              <w:instrText xml:space="preserve"> PAGEREF _Toc243694781 \h </w:instrText>
+              <w:instrText xml:space="preserve"> PAGEREF _Toc243697184 \h </w:instrText>
             </w:r>
             <w:r>
               <w:rPr>
@@ -3044,13 +3127,13 @@
               <w:szCs w:val="22"/>
             </w:rPr>
           </w:pPr>
-          <w:hyperlink w:anchor="_Toc243694782" w:history="1">
+          <w:hyperlink w:anchor="_Toc243697185" w:history="1">
             <w:r>
               <w:rPr>
                 <w:rStyle w:val="Hyperlink"/>
                 <w:noProof/>
               </w:rPr>
-              <w:t>8.2  Fingerprint lock</w:t>
+              <w:t>8.2  One approved phone per account</w:t>
             </w:r>
             <w:r>
               <w:rPr>
@@ -3068,7 +3151,72 @@
               <w:rPr>
                 <w:noProof/>
               </w:rPr>
-              <w:instrText xml:space="preserve"> PAGEREF _Toc243694782 \h </w:instrText>
+              <w:instrText xml:space="preserve"> PAGEREF _Toc243697185 \h </w:instrText>
+            </w:r>
+            <w:r>
+              <w:rPr>
+                <w:noProof/>
+              </w:rPr>
+            </w:r>
+            <w:r>
+              <w:rPr>
+                <w:noProof/>
+              </w:rPr>
+              <w:fldChar w:fldCharType="separate"/>
+            </w:r>
+            <w:r>
+              <w:rPr>
+                <w:noProof/>
+              </w:rPr>
+              <w:t>16</w:t>
+            </w:r>
+            <w:r>
+              <w:rPr>
+                <w:noProof/>
+              </w:rPr>
+              <w:fldChar w:fldCharType="end"/>
+            </w:r>
+          </w:hyperlink>
+        </w:p>
+        <w:p>
+          <w:pPr>
+            <w:pStyle w:val="TOC2"/>
+            <w:tabs>
+              <w:tab w:val="right" w:leader="dot" w:pos="9628"/>
+            </w:tabs>
+            <w:rPr>
+              <w:rFonts w:asciiTheme="minorHAnsi" w:eastAsiaTheme="minorEastAsia" w:hAnsiTheme="minorHAnsi" w:cstheme="minorBidi"/>
+              <w:noProof/>
+              <w:color w:val="auto"/>
+              <w:sz w:val="22"/>
+              <w:szCs w:val="22"/>
+            </w:rPr>
+          </w:pPr>
+          <w:hyperlink w:anchor="_Toc243697186" w:history="1">
+            <w:r>
+              <w:rPr>
+                <w:rStyle w:val="Hyperlink"/>
+                <w:noProof/>
+              </w:rPr>
+              <w:t>8.3  Fingerprint lock</w:t>
+            </w:r>
+            <w:r>
+              <w:rPr>
+                <w:noProof/>
+              </w:rPr>
+              <w:tab/>
+            </w:r>
+            <w:r>
+              <w:rPr>
+                <w:noProof/>
+              </w:rPr>
+              <w:fldChar w:fldCharType="begin"/>
+            </w:r>
+            <w:r>
+              <w:rPr>
+                <w:noProof/>
+              </w:rPr>
+              <w:instrText xml:space="preserve"> PAGEREF _Toc243697186 \h </w:instrText>
             </w:r>
             <w:r>
               <w:rPr>
@@ -3109,7 +3257,7 @@
               <w:szCs w:val="22"/>
             </w:rPr>
           </w:pPr>
-          <w:hyperlink w:anchor="_Toc243694783" w:history="1">
+          <w:hyperlink w:anchor="_Toc243697187" w:history="1">
             <w:r>
               <w:rPr>
                 <w:rStyle w:val="Hyperlink"/>
@@ -3133,7 +3281,7 @@
               <w:rPr>
                 <w:noProof/>
               </w:rPr>
-              <w:instrText xml:space="preserve"> PAGEREF _Toc243694783 \h </w:instrText>
+              <w:instrText xml:space="preserve"> PAGEREF _Toc243697187 \h </w:instrText>
             </w:r>
             <w:r>
               <w:rPr>
@@ -3174,7 +3322,7 @@
               <w:szCs w:val="22"/>
             </w:rPr>
           </w:pPr>
-          <w:hyperlink w:anchor="_Toc243694784" w:history="1">
+          <w:hyperlink w:anchor="_Toc243697188" w:history="1">
             <w:r>
               <w:rPr>
                 <w:rStyle w:val="Hyperlink"/>
@@ -3198,7 +3346,7 @@
               <w:rPr>
                 <w:noProof/>
               </w:rPr>
-              <w:instrText xml:space="preserve"> PAGEREF _Toc243694784 \h </w:instrText>
+              <w:instrText xml:space="preserve"> PAGEREF _Toc243697188 \h </w:instrText>
             </w:r>
             <w:r>
               <w:rPr>
@@ -3239,7 +3387,7 @@
               <w:szCs w:val="22"/>
             </w:rPr>
           </w:pPr>
-          <w:hyperlink w:anchor="_Toc243694785" w:history="1">
+          <w:hyperlink w:anchor="_Toc243697189" w:history="1">
             <w:r>
               <w:rPr>
                 <w:rStyle w:val="Hyperlink"/>
@@ -3263,7 +3411,7 @@
               <w:rPr>
                 <w:noProof/>
               </w:rPr>
-              <w:instrText xml:space="preserve"> PAGEREF _Toc243694785 \h </w:instrText>
+              <w:instrText xml:space="preserve"> PAGEREF _Toc243697189 \h </w:instrText>
             </w:r>
             <w:r>
               <w:rPr>
@@ -3304,7 +3452,7 @@
               <w:szCs w:val="22"/>
             </w:rPr>
           </w:pPr>
-          <w:hyperlink w:anchor="_Toc243694786" w:history="1">
+          <w:hyperlink w:anchor="_Toc243697190" w:history="1">
             <w:r>
               <w:rPr>
                 <w:rStyle w:val="Hyperlink"/>
@@ -3328,7 +3476,7 @@
               <w:rPr>
                 <w:noProof/>
               </w:rPr>
-              <w:instrText xml:space="preserve"> PAGEREF _Toc243694786 \h </w:instrText>
+              <w:instrText xml:space="preserve"> PAGEREF _Toc243697190 \h </w:instrText>
             </w:r>
             <w:r>
               <w:rPr>
@@ -3369,7 +3517,7 @@
               <w:szCs w:val="22"/>
             </w:rPr>
           </w:pPr>
-          <w:hyperlink w:anchor="_Toc243694787" w:history="1">
+          <w:hyperlink w:anchor="_Toc243697191" w:history="1">
             <w:r>
               <w:rPr>
                 <w:rStyle w:val="Hyperlink"/>
@@ -3393,7 +3541,7 @@
               <w:rPr>
                 <w:noProof/>
               </w:rPr>
-              <w:instrText xml:space="preserve"> PAGEREF _Toc243694787 \h </w:instrText>
+              <w:instrText xml:space="preserve"> PAGEREF _Toc243697191 \h </w:instrText>
             </w:r>
             <w:r>
               <w:rPr>
@@ -3434,7 +3582,7 @@
               <w:szCs w:val="22"/>
             </w:rPr>
           </w:pPr>
-          <w:hyperlink w:anchor="_Toc243694788" w:history="1">
+          <w:hyperlink w:anchor="_Toc243697192" w:history="1">
             <w:r>
               <w:rPr>
                 <w:rStyle w:val="Hyperlink"/>
@@ -3458,7 +3606,7 @@
               <w:rPr>
                 <w:noProof/>
               </w:rPr>
-              <w:instrText xml:space="preserve"> PAGEREF _Toc243694788 \h </w:instrText>
+              <w:instrText xml:space="preserve"> PAGEREF _Toc243697192 \h </w:instrText>
             </w:r>
             <w:r>
               <w:rPr>
@@ -3499,7 +3647,7 @@
               <w:szCs w:val="22"/>
             </w:rPr>
           </w:pPr>
-          <w:hyperlink w:anchor="_Toc243694789" w:history="1">
+          <w:hyperlink w:anchor="_Toc243697193" w:history="1">
             <w:r>
               <w:rPr>
                 <w:rStyle w:val="Hyperlink"/>
@@ -3523,7 +3671,7 @@
               <w:rPr>
                 <w:noProof/>
               </w:rPr>
-              <w:instrText xml:space="preserve"> PAGEREF _Toc243694789 \h </w:instrText>
+              <w:instrText xml:space="preserve"> PAGEREF _Toc243697193 \h </w:instrText>
             </w:r>
             <w:r>
               <w:rPr>
@@ -3566,7 +3714,7 @@
       <w:pPr>
         <w:pStyle w:val="Heading1"/>
       </w:pPr>
-      <w:bookmarkStart w:id="1" w:name="_Toc243694762"/>
+      <w:bookmarkStart w:id="1" w:name="_Toc243697165"/>
       <w:r>
         <w:lastRenderedPageBreak/>
         <w:t>1  Introduction</w:t>
@@ -3578,10 +3726,10 @@
         <w:spacing w:after="120" w:line="276" w:lineRule="auto"/>
       </w:pPr>
       <w:r>
-        <w:t>The mobile app is the main working tool for staff in the field: registering trees and farmers, recording expenses, running trips and deliveries, managing products and campaigns, collecting and sending M-Pesa payments, and asking the ass</w:t>
-      </w:r>
-      <w:r>
-        <w:t>istant for help. It talks only to the mobile server (DWS-MOB-01).</w:t>
+        <w:t xml:space="preserve">The mobile app is the main working tool for staff in the field: registering trees and farmers, recording expenses, running trips and deliveries, managing products and campaigns, collecting and sending M-Pesa payments, and asking the assistant for help. It </w:t>
+      </w:r>
+      <w:r>
+        <w:t>talks only to the mobile server (DWS-MOB-01).</w:t>
       </w:r>
     </w:p>
     <w:tbl>
@@ -3600,7 +3748,7 @@
           <w:left w:w="10" w:type="dxa"/>
           <w:right w:w="10" w:type="dxa"/>
         </w:tblCellMar>
-        <w:tblLook w:val="0000" w:firstRow="0" w:lastRow="0" w:firstColumn="0" w:lastColumn="0" w:noHBand="0" w:noVBand="0"/>
+        <w:tblLook w:val="04A0" w:firstRow="1" w:lastRow="0" w:firstColumn="1" w:lastColumn="0" w:noHBand="0" w:noVBand="1"/>
       </w:tblPr>
       <w:tblGrid>
         <w:gridCol w:w="2551"/>
@@ -4173,7 +4321,7 @@
       <w:pPr>
         <w:pStyle w:val="Heading1"/>
       </w:pPr>
-      <w:bookmarkStart w:id="2" w:name="_Toc243694763"/>
+      <w:bookmarkStart w:id="2" w:name="_Toc243697166"/>
       <w:r>
         <w:lastRenderedPageBreak/>
         <w:t>2  Source layout</w:t>
@@ -4216,7 +4364,7 @@
           <w:left w:w="10" w:type="dxa"/>
           <w:right w:w="10" w:type="dxa"/>
         </w:tblCellMar>
-        <w:tblLook w:val="0000" w:firstRow="0" w:lastRow="0" w:firstColumn="0" w:lastColumn="0" w:noHBand="0" w:noVBand="0"/>
+        <w:tblLook w:val="04A0" w:firstRow="1" w:lastRow="0" w:firstColumn="1" w:lastColumn="0" w:noHBand="0" w:noVBand="1"/>
       </w:tblPr>
       <w:tblGrid>
         <w:gridCol w:w="2753"/>
@@ -5089,7 +5237,7 @@
       <w:pPr>
         <w:pStyle w:val="Heading1"/>
       </w:pPr>
-      <w:bookmarkStart w:id="3" w:name="_Toc243694764"/>
+      <w:bookmarkStart w:id="3" w:name="_Toc243697167"/>
       <w:r>
         <w:lastRenderedPageBreak/>
         <w:t>3  Navigation and roles</w:t>
@@ -5111,7 +5259,10 @@
         <w:t>trip dial</w:t>
       </w:r>
       <w:r>
-        <w:t xml:space="preserve"> (centre) and the </w:t>
+        <w:t xml:space="preserve"> </w:t>
+      </w:r>
+      <w:r>
+        <w:t xml:space="preserve">(centre) and the </w:t>
       </w:r>
       <w:r>
         <w:rPr>
@@ -5140,7 +5291,7 @@
           <w:left w:w="10" w:type="dxa"/>
           <w:right w:w="10" w:type="dxa"/>
         </w:tblCellMar>
-        <w:tblLook w:val="0000" w:firstRow="0" w:lastRow="0" w:firstColumn="0" w:lastColumn="0" w:noHBand="0" w:noVBand="0"/>
+        <w:tblLook w:val="04A0" w:firstRow="1" w:lastRow="0" w:firstColumn="1" w:lastColumn="0" w:noHBand="0" w:noVBand="1"/>
       </w:tblPr>
       <w:tblGrid>
         <w:gridCol w:w="2083"/>
@@ -6230,7 +6381,7 @@
       <w:pPr>
         <w:pStyle w:val="Heading1"/>
       </w:pPr>
-      <w:bookmarkStart w:id="4" w:name="_Toc243694765"/>
+      <w:bookmarkStart w:id="4" w:name="_Toc243697168"/>
       <w:r>
         <w:lastRenderedPageBreak/>
         <w:t>4  Sections and screens</w:t>
@@ -6241,7 +6392,7 @@
       <w:pPr>
         <w:pStyle w:val="Heading2"/>
       </w:pPr>
-      <w:bookmarkStart w:id="5" w:name="_Toc243694766"/>
+      <w:bookmarkStart w:id="5" w:name="_Toc243697169"/>
       <w:r>
         <w:t>4.1  Splash, sign-in and Home</w:t>
       </w:r>
@@ -6360,19 +6511,16 @@
         <w:spacing w:after="60" w:line="264" w:lineRule="auto"/>
       </w:pPr>
       <w:r>
-        <w:t xml:space="preserve">SplashScreen - since 18 October 2026 two real photographs instead of the drawn forest ("the board has seen </w:t>
-      </w:r>
-      <w:r>
-        <w:t>it wise to use a real forest"): the old oak rises out of the dark, mist rolls in and clears over a misty pine forest, then the company emblem, the wood wordmark and "Growing Timber, Growing Futures" settle in (about 6 seconds; a tap skips it; with the phon</w:t>
-      </w:r>
-      <w:r>
-        <w:t>e's animations off, the last picture for a moment). It plays every time the app is opened afresh - after it was closed (swiped away from the recent apps) or Android cleared it (since 19 October 2026: "like other apps like netflix"). Coming back from the ba</w:t>
-      </w:r>
-      <w:r>
-        <w:t>ckground (Home, Back or another app) it plays again only after more than 3 minutes away (15 until 19 October 2026), over the screen the person was on, which is still there afterwards, and the fingerprint prompt waits until it ends. Turning the phone does n</w:t>
-      </w:r>
-      <w:r>
-        <w:t>ot replay it. In its last moment the app's own greens wash over the forest.</w:t>
+        <w:t>SplashScreen - since 18 October 2026 two real photographs instead of the drawn forest ("the board has seen it wise to use a real forest"): the old oak rises out of the dark, mist rolls in and clears over a misty pine forest, then the company emblem, the wo</w:t>
+      </w:r>
+      <w:r>
+        <w:t>od wordmark and "Growing Timber, Growing Futures" settle in (about 6 seconds; a tap skips it; with the phone's animations off, the last picture for a moment). It plays every time the app is opened afresh - after it was closed (swiped away from the recent a</w:t>
+      </w:r>
+      <w:r>
+        <w:t>pps) or Android cleared it (since 19 October 2026: "like other apps like netflix"). Coming back from the background (Home, Back or another app) it plays again only after more than 3 minutes away (15 until 19 October 2026), over the screen the person was on</w:t>
+      </w:r>
+      <w:r>
+        <w:t>, which is still there afterwards, and the fingerprint prompt waits until it ends. Turning the phone does not replay it. In its last moment the app's own greens wash over the forest.</w:t>
       </w:r>
     </w:p>
     <w:p>
@@ -6385,13 +6533,16 @@
         <w:spacing w:after="60" w:line="264" w:lineRule="auto"/>
       </w:pPr>
       <w:r>
-        <w:t xml:space="preserve">LoginScreen - username and password with the tree-ring wordmark, in the same misty forest the entrance ends in (since 18 October 2026). Since 19 October 2026 it is the entrance's last picture without the brand - the same mist carrying on (since 20 October </w:t>
-      </w:r>
-      <w:r>
-        <w:t>2026 in three seamless layers that thicken, thin, rise and settle like real mist), the same shade and the app's green wash - and the entrance dissolves into it instead of cutting. When the phone waits for approval it shows a card naming the phone and a "Ch</w:t>
-      </w:r>
-      <w:r>
-        <w:t>eck again" button; after being signed out it shows the reason (see Phone approval and app lock).</w:t>
+        <w:t>LoginScreen - username and password with the tree-ring wordmark, in the s</w:t>
+      </w:r>
+      <w:r>
+        <w:t>ame misty forest the entrance ends in (since 18 October 2026). Since 19 October 2026 it is the entrance's last picture without the brand - the same mist carrying on (since 20 October 2026 in three seamless layers that thicken, thin, rise and settle like re</w:t>
+      </w:r>
+      <w:r>
+        <w:t xml:space="preserve">al mist), the same shade and the app's green wash - and the entrance dissolves into it instead of cutting. When the phone waits for approval it shows a card naming the phone and a "Check again" button; after being signed out it shows the reason (see Phone </w:t>
+      </w:r>
+      <w:r>
+        <w:t>approval and app lock).</w:t>
       </w:r>
     </w:p>
     <w:p>
@@ -6518,7 +6669,7 @@
       <w:pPr>
         <w:pStyle w:val="Heading2"/>
       </w:pPr>
-      <w:bookmarkStart w:id="6" w:name="_Toc243694767"/>
+      <w:bookmarkStart w:id="6" w:name="_Toc243697170"/>
       <w:r>
         <w:t>4.2  Orders</w:t>
       </w:r>
@@ -6553,7 +6704,7 @@
       <w:pPr>
         <w:pStyle w:val="Heading2"/>
       </w:pPr>
-      <w:bookmarkStart w:id="7" w:name="_Toc243694768"/>
+      <w:bookmarkStart w:id="7" w:name="_Toc243697171"/>
       <w:r>
         <w:t>4.3  Products</w:t>
       </w:r>
@@ -6623,7 +6774,7 @@
       <w:pPr>
         <w:pStyle w:val="Heading2"/>
       </w:pPr>
-      <w:bookmarkStart w:id="8" w:name="_Toc243694769"/>
+      <w:bookmarkStart w:id="8" w:name="_Toc243697172"/>
       <w:r>
         <w:t>4.4  Bulk orders and delivery areas</w:t>
       </w:r>
@@ -6651,7 +6802,7 @@
       <w:pPr>
         <w:pStyle w:val="Heading2"/>
       </w:pPr>
-      <w:bookmarkStart w:id="9" w:name="_Toc243694770"/>
+      <w:bookmarkStart w:id="9" w:name="_Toc243697173"/>
       <w:r>
         <w:t>4.5  Marketing</w:t>
       </w:r>
@@ -6987,7 +7138,7 @@
       <w:pPr>
         <w:pStyle w:val="Heading2"/>
       </w:pPr>
-      <w:bookmarkStart w:id="10" w:name="_Toc243694771"/>
+      <w:bookmarkStart w:id="10" w:name="_Toc243697174"/>
       <w:r>
         <w:t>4.6  Trips and light deliveries</w:t>
       </w:r>
@@ -7058,7 +7209,7 @@
       <w:pPr>
         <w:pStyle w:val="Heading2"/>
       </w:pPr>
-      <w:bookmarkStart w:id="11" w:name="_Toc243694772"/>
+      <w:bookmarkStart w:id="11" w:name="_Toc243697175"/>
       <w:r>
         <w:t>4.7  Trees</w:t>
       </w:r>
@@ -7082,7 +7233,7 @@
       <w:pPr>
         <w:pStyle w:val="Heading2"/>
       </w:pPr>
-      <w:bookmarkStart w:id="12" w:name="_Toc243694773"/>
+      <w:bookmarkStart w:id="12" w:name="_Toc243697176"/>
       <w:r>
         <w:t>4.8  Expenses</w:t>
       </w:r>
@@ -7103,7 +7254,7 @@
       <w:pPr>
         <w:pStyle w:val="Heading2"/>
       </w:pPr>
-      <w:bookmarkStart w:id="13" w:name="_Toc243694774"/>
+      <w:bookmarkStart w:id="13" w:name="_Toc243697177"/>
       <w:r>
         <w:t>4.9  Transa</w:t>
       </w:r>
@@ -7128,7 +7279,7 @@
           <w:left w:w="10" w:type="dxa"/>
           <w:right w:w="10" w:type="dxa"/>
         </w:tblCellMar>
-        <w:tblLook w:val="0000" w:firstRow="0" w:lastRow="0" w:firstColumn="0" w:lastColumn="0" w:noHBand="0" w:noVBand="0"/>
+        <w:tblLook w:val="04A0" w:firstRow="1" w:lastRow="0" w:firstColumn="1" w:lastColumn="0" w:noHBand="0" w:noVBand="1"/>
       </w:tblPr>
       <w:tblGrid>
         <w:gridCol w:w="2753"/>
@@ -7509,7 +7660,7 @@
       <w:pPr>
         <w:pStyle w:val="Heading2"/>
       </w:pPr>
-      <w:bookmarkStart w:id="14" w:name="_Toc243694775"/>
+      <w:bookmarkStart w:id="14" w:name="_Toc243697178"/>
       <w:r>
         <w:t>4.10  Loans &amp; Finance</w:t>
       </w:r>
@@ -7530,7 +7681,7 @@
       <w:pPr>
         <w:pStyle w:val="Heading2"/>
       </w:pPr>
-      <w:bookmarkStart w:id="15" w:name="_Toc243694776"/>
+      <w:bookmarkStart w:id="15" w:name="_Toc243697179"/>
       <w:r>
         <w:t>4.11  AI assistant and insights</w:t>
       </w:r>
@@ -7556,7 +7707,7 @@
       <w:pPr>
         <w:pStyle w:val="Heading1"/>
       </w:pPr>
-      <w:bookmarkStart w:id="16" w:name="_Toc243694777"/>
+      <w:bookmarkStart w:id="16" w:name="_Toc243697180"/>
       <w:r>
         <w:lastRenderedPageBreak/>
         <w:t>5  Voice assistant</w:t>
@@ -7659,16 +7810,7 @@
           <w:sz w:val="19"/>
           <w:szCs w:val="19"/>
         </w:rPr>
-        <w:t>AndroidManife</w:t>
-      </w:r>
-      <w:r>
-        <w:rPr>
-          <w:rFonts w:ascii="Consolas" w:eastAsia="Consolas" w:hAnsi="Consolas" w:cs="Consolas"/>
-          <w:color w:val="3B3F3D"/>
-          <w:sz w:val="19"/>
-          <w:szCs w:val="19"/>
-        </w:rPr>
-        <w:t>st.xml</w:t>
+        <w:t>AndroidManifest.xml</w:t>
       </w:r>
       <w:r>
         <w:t>.</w:t>
@@ -7683,7 +7825,7 @@
       <w:pPr>
         <w:pStyle w:val="Heading1"/>
       </w:pPr>
-      <w:bookmarkStart w:id="17" w:name="_Toc243694778"/>
+      <w:bookmarkStart w:id="17" w:name="_Toc243697181"/>
       <w:r>
         <w:lastRenderedPageBreak/>
         <w:t>6  Company SIM payment reading</w:t>
@@ -7756,7 +7898,16 @@
           <w:sz w:val="19"/>
           <w:szCs w:val="19"/>
         </w:rPr>
-        <w:t>SmsQueueSync</w:t>
+        <w:t>SmsQueu</w:t>
+      </w:r>
+      <w:r>
+        <w:rPr>
+          <w:rFonts w:ascii="Consolas" w:eastAsia="Consolas" w:hAnsi="Consolas" w:cs="Consolas"/>
+          <w:color w:val="3B3F3D"/>
+          <w:sz w:val="19"/>
+          <w:szCs w:val="19"/>
+        </w:rPr>
+        <w:t>eSync</w:t>
       </w:r>
       <w:r>
         <w:t xml:space="preserve"> posts the message to the mobile server.</w:t>
@@ -7772,10 +7923,7 @@
         <w:spacing w:after="60" w:line="264" w:lineRule="auto"/>
       </w:pPr>
       <w:r>
-        <w:t>Permissions used: RECEIVE_SMS, READ_SMS and READ_PHONE_STATE</w:t>
-      </w:r>
-      <w:r>
-        <w:t xml:space="preserve"> (to tell the SIMs apart).</w:t>
+        <w:t>Permissions used: RECEIVE_SMS, READ_SMS and READ_PHONE_STATE (to tell the SIMs apart).</w:t>
       </w:r>
     </w:p>
     <w:p>
@@ -7792,7 +7940,7 @@
       <w:pPr>
         <w:pStyle w:val="Heading1"/>
       </w:pPr>
-      <w:bookmarkStart w:id="18" w:name="_Toc243694779"/>
+      <w:bookmarkStart w:id="18" w:name="_Toc243697182"/>
       <w:r>
         <w:lastRenderedPageBreak/>
         <w:t>7  Look and feel</w:t>
@@ -7809,10 +7957,10 @@
         <w:spacing w:after="60" w:line="264" w:lineRule="auto"/>
       </w:pPr>
       <w:r>
-        <w:t>Colour themes (since 20 October 2026): Forest (the default), Dark (charcoal greys) and Light (warm paper, dark text, a darker wood for small text), chosen in Settings - the bold gear beside Sign out at the foo</w:t>
-      </w:r>
-      <w:r>
-        <w:t xml:space="preserve">t of the menu ("instead of writing settings just place the bold icon"). The colour names in </w:t>
+        <w:t>Colour themes (since 20 October 2026): Forest (the default), Dark (charcoal greys) and Light (warm pape</w:t>
+      </w:r>
+      <w:r>
+        <w:t xml:space="preserve">r, dark text, a darker wood for small text), chosen in Settings - the bold gear beside Sign out at the foot of the menu ("instead of writing settings just place the bold icon"). The colour names in </w:t>
       </w:r>
       <w:r>
         <w:rPr>
@@ -7836,13 +7984,16 @@
         <w:t>DateroemThemeState</w:t>
       </w:r>
       <w:r>
-        <w:t>, which is Compose state, so a change recolours every screen at once without rebuilding anything or asking for the fingerpr</w:t>
-      </w:r>
-      <w:r>
-        <w:t xml:space="preserve">int. The choice is kept on the phone (SessionManager) and with the account (PUT /auth/me/theme); when Home opens the app takes the account's - unless a choice made offline is still waiting, which is sent instead. An app that is already open is not changed </w:t>
-      </w:r>
-      <w:r>
-        <w:t>by a choice made on another device until it is started again ("no one is affected when working"). The entrance and sign-in keep the forest colours of their photographs.</w:t>
+        <w:t>, which is Compos</w:t>
+      </w:r>
+      <w:r>
+        <w:t xml:space="preserve">e state, so a change recolours every screen at once without rebuilding anything or asking for the fingerprint. The choice is kept on the phone (SessionManager) and with the account (PUT /auth/me/theme); when Home opens the app takes the account's - unless </w:t>
+      </w:r>
+      <w:r>
+        <w:t xml:space="preserve">a choice made offline is still waiting, which is sent instead. An app that is already open is not changed by a choice made on another device until it is started again ("no one is affected when working"). The entrance and sign-in keep the forest colours of </w:t>
+      </w:r>
+      <w:r>
+        <w:t>their photographs.</w:t>
       </w:r>
     </w:p>
     <w:p>
@@ -7855,10 +8006,7 @@
         <w:spacing w:after="60" w:line="264" w:lineRule="auto"/>
       </w:pPr>
       <w:r>
-        <w:t>Dark forest theme with the same painted wood as the website (images in res/drawable-nod</w:t>
-      </w:r>
-      <w:r>
-        <w:t xml:space="preserve">pi, produced by the website's </w:t>
+        <w:t xml:space="preserve">Dark forest theme with the same painted wood as the website (images in res/drawable-nodpi, produced by the website's </w:t>
       </w:r>
       <w:r>
         <w:rPr>
@@ -7895,7 +8043,10 @@
         <w:t>ui/common/AppIcons.kt</w:t>
       </w:r>
       <w:r>
-        <w:t xml:space="preserve"> - the same set as the website and the desktop app (a tree-ring cross-section marks Products). No emojis.</w:t>
+        <w:t xml:space="preserve"> - the same set as the website and the desktop app (a tree-ri</w:t>
+      </w:r>
+      <w:r>
+        <w:t>ng cross-section marks Products). No emojis.</w:t>
       </w:r>
     </w:p>
     <w:p>
@@ -7917,16 +8068,7 @@
           <w:sz w:val="19"/>
           <w:szCs w:val="19"/>
         </w:rPr>
-        <w:t>ui/transacti</w:t>
-      </w:r>
-      <w:r>
-        <w:rPr>
-          <w:rFonts w:ascii="Consolas" w:eastAsia="Consolas" w:hAnsi="Consolas" w:cs="Consolas"/>
-          <w:color w:val="3B3F3D"/>
-          <w:sz w:val="19"/>
-          <w:szCs w:val="19"/>
-        </w:rPr>
-        <w:t>ons/TransferAnimation.kt</w:t>
+        <w:t>ui/transactions/TransferAnimation.kt</w:t>
       </w:r>
       <w:r>
         <w:t>).</w:t>
@@ -7963,13 +8105,22 @@
           <w:sz w:val="19"/>
           <w:szCs w:val="19"/>
         </w:rPr>
-        <w:t>ui/common/ErrorMessages.kt</w:t>
-      </w:r>
-      <w:r>
-        <w:t>) - the server's own reason when it wrote one, otherwise "Can't reach the Dateroem server. Check y</w:t>
-      </w:r>
-      <w:r>
-        <w:t>our internet connection ...", "The server took too long ...", "The Dateroem server is offline for a moment ..." or "Something went wrong on our side ..." - never an address, an exception name or an HTTP code.</w:t>
+        <w:t>ui/common/ErrorMes</w:t>
+      </w:r>
+      <w:r>
+        <w:rPr>
+          <w:rFonts w:ascii="Consolas" w:eastAsia="Consolas" w:hAnsi="Consolas" w:cs="Consolas"/>
+          <w:color w:val="3B3F3D"/>
+          <w:sz w:val="19"/>
+          <w:szCs w:val="19"/>
+        </w:rPr>
+        <w:t>sages.kt</w:t>
+      </w:r>
+      <w:r>
+        <w:t>) - the server's own reason when it wrote one, otherwise "Can't reach the Dateroem server. Check your internet connection ...", "The server took too long ...", "The Dateroem server is offline for a moment ..." or "Something went wrong on our side .</w:t>
+      </w:r>
+      <w:r>
+        <w:t>.." - never an address, an exception name or an HTTP code.</w:t>
       </w:r>
     </w:p>
     <w:p>
@@ -7982,10 +8133,7 @@
         <w:spacing w:after="60" w:line="264" w:lineRule="auto"/>
       </w:pPr>
       <w:r>
-        <w:t>The entrance and sign-in stand in real photogra</w:t>
-      </w:r>
-      <w:r>
-        <w:t>phs (</w:t>
+        <w:t>The entrance and sign-in stand in real photographs (</w:t>
       </w:r>
       <w:r>
         <w:rPr>
@@ -7997,10 +8145,10 @@
         <w:t>ui/common/Entrance.kt</w:t>
       </w:r>
       <w:r>
-        <w:t>; res/drawable-nodpi: entrance_oak, entrance_forest and the drifting mist entrance_fog). They were prepared from the board's pictures, kept with the script that made them in fathersProject/brand/entrance photos (prepare_entrance.p</w:t>
-      </w:r>
-      <w:r>
-        <w:t>y).</w:t>
+        <w:t>; res/drawable-nodpi: entrance_oak, entrance_forest and the drifting mist entrance_fog). They were prepared from the board's</w:t>
+      </w:r>
+      <w:r>
+        <w:t xml:space="preserve"> pictures, kept with the script that made them in fathersProject/brand/entrance photos (prepare_entrance.py).</w:t>
       </w:r>
     </w:p>
     <w:p>
@@ -8022,13 +8170,19 @@
           <w:sz w:val="19"/>
           <w:szCs w:val="19"/>
         </w:rPr>
-        <w:t>npm run brand:export -- --mobile &lt;this project&gt;/app/src/main/res</w:t>
-      </w:r>
-      <w:r>
-        <w:t>: an adaptive icon with a one-colour version for themed icons, and older-phone icons. The system star</w:t>
-      </w:r>
-      <w:r>
-        <w:t>t screen shows it on a dark disc.</w:t>
+        <w:t>npm run brand:export -- --mobile &lt;this project&gt;/app/src/mai</w:t>
+      </w:r>
+      <w:r>
+        <w:rPr>
+          <w:rFonts w:ascii="Consolas" w:eastAsia="Consolas" w:hAnsi="Consolas" w:cs="Consolas"/>
+          <w:color w:val="3B3F3D"/>
+          <w:sz w:val="19"/>
+          <w:szCs w:val="19"/>
+        </w:rPr>
+        <w:t>n/res</w:t>
+      </w:r>
+      <w:r>
+        <w:t>: an adaptive icon with a one-colour version for themed icons, and older-phone icons. The system start screen shows it on a dark disc.</w:t>
       </w:r>
     </w:p>
     <w:p>
@@ -8112,7 +8266,7 @@
       <w:pPr>
         <w:pStyle w:val="Heading1"/>
       </w:pPr>
-      <w:bookmarkStart w:id="19" w:name="_Toc243694780"/>
+      <w:bookmarkStart w:id="19" w:name="_Toc243697183"/>
       <w:r>
         <w:lastRenderedPageBreak/>
         <w:t>8  Phone approval and app lock</w:t>
@@ -8124,21 +8278,81 @@
         <w:spacing w:after="120" w:line="276" w:lineRule="auto"/>
       </w:pPr>
       <w:r>
-        <w:t>Added on 3 October 2026. Two separate protections work together: the server allows each account on one approved phone only, and the app asks for the own</w:t>
-      </w:r>
-      <w:r>
-        <w:t>er's fingerprint or screen lock before showing anything.</w:t>
+        <w:t>Added on 3 October 2026. Two separate protecti</w:t>
+      </w:r>
+      <w:r>
+        <w:t>ons work together: the server allows each account on one approved phone only, and the app asks for the owner's fingerprint or screen lock before showing anything.</w:t>
       </w:r>
     </w:p>
     <w:p>
       <w:pPr>
         <w:pStyle w:val="Heading2"/>
       </w:pPr>
-      <w:bookmarkStart w:id="20" w:name="_Toc243694781"/>
-      <w:r>
-        <w:t>8.1  One approved phone per account</w:t>
+      <w:bookmarkStart w:id="20" w:name="_Toc243697184"/>
+      <w:r>
+        <w:t>8.1  Worker details</w:t>
       </w:r>
       <w:bookmarkEnd w:id="20"/>
+    </w:p>
+    <w:p>
+      <w:pPr>
+        <w:spacing w:after="120" w:line="276" w:lineRule="auto"/>
+      </w:pPr>
+      <w:r>
+        <w:t>Since 24 October 2026 My profile has Worker details (</w:t>
+      </w:r>
+      <w:r>
+        <w:rPr>
+          <w:rFonts w:ascii="Consolas" w:eastAsia="Consolas" w:hAnsi="Consolas" w:cs="Consolas"/>
+          <w:color w:val="3B3F3D"/>
+          <w:sz w:val="19"/>
+          <w:szCs w:val="19"/>
+        </w:rPr>
+        <w:t>ui/profile/WorkerDet</w:t>
+      </w:r>
+      <w:r>
+        <w:rPr>
+          <w:rFonts w:ascii="Consolas" w:eastAsia="Consolas" w:hAnsi="Consolas" w:cs="Consolas"/>
+          <w:color w:val="3B3F3D"/>
+          <w:sz w:val="19"/>
+          <w:szCs w:val="19"/>
+        </w:rPr>
+        <w:t>ailsScreen.kt</w:t>
+      </w:r>
+      <w:r>
+        <w:t xml:space="preserve">, </w:t>
+      </w:r>
+      <w:r>
+        <w:rPr>
+          <w:rFonts w:ascii="Consolas" w:eastAsia="Consolas" w:hAnsi="Consolas" w:cs="Consolas"/>
+          <w:color w:val="3B3F3D"/>
+          <w:sz w:val="19"/>
+          <w:szCs w:val="19"/>
+        </w:rPr>
+        <w:t>WorkerDetailsViewModel.kt</w:t>
+      </w:r>
+      <w:r>
+        <w:t>): the staff member fills in their ID or passport number, KRA PIN, NSSF and SHA numbers, next of kin, driving licence and photos of their documents. Numbers are hidden until Show numbers; required items are marked *.</w:t>
+      </w:r>
+      <w:r>
+        <w:t xml:space="preserve"> Each document has Take photo (the camera, through the app's FileProvider; the picture stays in the app's cache and is deleted after sending) and Choose from gallery; the phone shrinks it and the phone server turns it upright before it is sent. The top car</w:t>
+      </w:r>
+      <w:r>
+        <w:t>d says where it stands - Not sent yet, Waiting for the SuperAdmin to check, Verified, or Needs changes with the SuperAdmin's note - and that only the SuperAdmin can open them. The fields and documents come from the server, so new ones the SuperAdmin adds a</w:t>
+      </w:r>
+      <w:r>
+        <w:t>ppear without a new app.</w:t>
+      </w:r>
+    </w:p>
+    <w:p>
+      <w:pPr>
+        <w:pStyle w:val="Heading2"/>
+      </w:pPr>
+      <w:bookmarkStart w:id="21" w:name="_Toc243697185"/>
+      <w:r>
+        <w:t>8.2  One approved phone per account</w:t>
+      </w:r>
+      <w:bookmarkEnd w:id="21"/>
     </w:p>
     <w:p>
       <w:pPr>
@@ -8174,10 +8388,7 @@
         <w:t>dateroem_device_key</w:t>
       </w:r>
       <w:r>
-        <w:t xml:space="preserve"> in the Android Keystore (in the StrongBox chip when the phone </w:t>
-      </w:r>
-      <w:r>
-        <w:t>has one). It cannot be read or copied, not even by the app.</w:t>
+        <w:t xml:space="preserve"> in the Android Keystore (in the StrongBox chip when the phone has one). It cannot be read or copied, not even by the app.</w:t>
       </w:r>
     </w:p>
     <w:p>
@@ -8202,10 +8413,7 @@
         <w:t>ui/auth/AuthViewModel.kt</w:t>
       </w:r>
       <w:r>
-        <w:t>): ask the server for a one-time value, sign it with the key, then send it with the username and password. The server approves an account's first phone automati</w:t>
-      </w:r>
-      <w:r>
-        <w:t>cally; any other phone waits.</w:t>
+        <w:t>): ask the server for a one-time value, sign it with the key, then send it with the username and password. The server approves an account's first phone automatically; any other phone waits.</w:t>
       </w:r>
     </w:p>
     <w:p>
@@ -8218,10 +8426,10 @@
         <w:spacing w:after="60" w:line="264" w:lineRule="auto"/>
       </w:pPr>
       <w:r>
-        <w:t>A waiting phone sees "Waiting for approval" with its model name. Once the SuperAdmin approves it in the desktop app (Users &gt; Phones; since 5 October 2026 only the SuperAdmin can), the person taps "Check again" and is signed in</w:t>
-      </w:r>
-      <w:r>
-        <w:t>.</w:t>
+        <w:t>A waiting phone sees "Waiting for approval" with its model name. O</w:t>
+      </w:r>
+      <w:r>
+        <w:t>nce the SuperAdmin approves it in the desktop app (Users &gt; Phones; since 5 October 2026 only the SuperAdmin can), the person taps "Check again" and is signed in.</w:t>
       </w:r>
     </w:p>
     <w:p>
@@ -8234,7 +8442,10 @@
         <w:spacing w:after="60" w:line="264" w:lineRule="auto"/>
       </w:pPr>
       <w:r>
-        <w:t xml:space="preserve">If the SuperAdmin blocks or replaces the phone, or an admin disables the account, the next request is refused. </w:t>
+        <w:t>If the SuperAdmin blocks or replaces the phone, or an admin disables the account, the next req</w:t>
+      </w:r>
+      <w:r>
+        <w:t xml:space="preserve">uest is refused. </w:t>
       </w:r>
       <w:r>
         <w:rPr>
@@ -8258,10 +8469,7 @@
         <w:t>data/network/RetrofitClient.kt</w:t>
       </w:r>
       <w:r>
-        <w:t xml:space="preserve"> then ends the session and the sign-in screen explains why, instead of every screen sh</w:t>
-      </w:r>
-      <w:r>
-        <w:t>owing its own error.</w:t>
+        <w:t xml:space="preserve"> then ends the session and the sign-in screen explains why, instead of every screen showing its own error.</w:t>
       </w:r>
     </w:p>
     <w:p>
@@ -8274,7 +8482,10 @@
         <w:spacing w:after="60" w:line="264" w:lineRule="auto"/>
       </w:pPr>
       <w:r>
-        <w:t>Only staff can sign in (since 9 October 2026): a customer account gets "This app is for staff. Please use the website to shop and track your orders." and no phone is recorded for it.</w:t>
+        <w:t>Only staff can sign in (since 9 October 2026): a customer account gets "Thi</w:t>
+      </w:r>
+      <w:r>
+        <w:t>s app is for staff. Please use the website to shop and track your orders." and no phone is recorded for it.</w:t>
       </w:r>
     </w:p>
     <w:p>
@@ -8287,7 +8498,10 @@
         <w:spacing w:after="60" w:line="264" w:lineRule="auto"/>
       </w:pPr>
       <w:r>
-        <w:t>Uninstalling the app or clearing its storage deletes the key. The phone then counts as a new phone and needs the SuperAdmin's approval again (with replace).</w:t>
+        <w:t>Uninstalling the app or clearing its storage deletes the key. The phone then counts as a new phone and needs the SuperAdmin's approval again (with r</w:t>
+      </w:r>
+      <w:r>
+        <w:t>eplace).</w:t>
       </w:r>
     </w:p>
     <w:p>
@@ -8299,11 +8513,11 @@
       <w:pPr>
         <w:pStyle w:val="Heading2"/>
       </w:pPr>
-      <w:bookmarkStart w:id="21" w:name="_Toc243694782"/>
-      <w:r>
-        <w:t>8.2  Fingerprint lock</w:t>
-      </w:r>
-      <w:bookmarkEnd w:id="21"/>
+      <w:bookmarkStart w:id="22" w:name="_Toc243697186"/>
+      <w:r>
+        <w:t>8.3  Fingerprint lock</w:t>
+      </w:r>
+      <w:bookmarkEnd w:id="22"/>
     </w:p>
     <w:p>
       <w:pPr>
@@ -8339,7 +8553,10 @@
         <w:t>ui/nav/AppRoot.kt</w:t>
       </w:r>
       <w:r>
-        <w:t>). It shows when the app is opened, unless the person has just signed in with the password, and again after the app has been in the background for more than 2 minutes.</w:t>
+        <w:t>). It shows when the app is opened, unless the person has just signed in with the password, and again after the app has been in the ba</w:t>
+      </w:r>
+      <w:r>
+        <w:t>ckground for more than 2 minutes.</w:t>
       </w:r>
     </w:p>
     <w:p>
@@ -8352,13 +8569,10 @@
         <w:spacing w:after="60" w:line="264" w:lineRule="auto"/>
       </w:pPr>
       <w:r>
-        <w:t>The lock is drawn over the screen that was open, which stays where it w</w:t>
-      </w:r>
-      <w:r>
-        <w:t>as underneath: nothing behind it can be tapped or read out by the screen reader, and Back sends the app to the background. A half-filled form is therefore still there after unlocking (before 3 October 2026 the lock replaced the screen and such input was lo</w:t>
-      </w:r>
-      <w:r>
-        <w:t>st).</w:t>
+        <w:t>The lock is drawn over the screen that was open, which stays where it was underneath: nothing behind it can be tapped or read out by the screen reader, and Back sends the app to the background. A half-filled form is theref</w:t>
+      </w:r>
+      <w:r>
+        <w:t>ore still there after unlocking (before 3 October 2026 the lock replaced the screen and such input was lost).</w:t>
       </w:r>
     </w:p>
     <w:p>
@@ -8371,7 +8585,10 @@
         <w:spacing w:after="60" w:line="264" w:lineRule="auto"/>
       </w:pPr>
       <w:r>
-        <w:t>It uses the strongest method the phone offers: fingerprint (class 3 biometrics) when available, otherwise fingerprint, face or the phone's PIN, pattern or password.</w:t>
+        <w:t>It uses the strongest method the phone offers: fingerprint (class 3 biometrics) when available, otherwise fingerprint, face or the phone's PIN, pa</w:t>
+      </w:r>
+      <w:r>
+        <w:t>ttern or password.</w:t>
       </w:r>
     </w:p>
     <w:p>
@@ -8384,10 +8601,7 @@
         <w:spacing w:after="60" w:line="264" w:lineRule="auto"/>
       </w:pPr>
       <w:r>
-        <w:t>A phone with no screen lock at all cannot open the app; it shows "Set a screen lock fi</w:t>
-      </w:r>
-      <w:r>
-        <w:t>rst" with a button to the phone's security settings.</w:t>
+        <w:t>A phone with no screen lock at all cannot open the app; it shows "Set a screen lock first" with a button to the phone's security settings.</w:t>
       </w:r>
     </w:p>
     <w:p>
@@ -8400,7 +8614,11 @@
         <w:spacing w:after="60" w:line="264" w:lineRule="auto"/>
       </w:pPr>
       <w:r>
-        <w:t>The lock screen also offers "Sign out" so a person can leave without unlocking. Since 20 October 2026 every Sign out asks "Sign out?" first (Cancel or Sign out), here and in the menu (</w:t>
+        <w:lastRenderedPageBreak/>
+        <w:t>The lock screen also offers "Sign out" so a person can leave without unlocking. Since 20 October 2</w:t>
+      </w:r>
+      <w:r>
+        <w:t>026 every Sign out asks "Sign out?" first (Cancel or Sign out), here and in the menu (</w:t>
       </w:r>
       <w:r>
         <w:rPr>
@@ -8409,16 +8627,7 @@
           <w:sz w:val="19"/>
           <w:szCs w:val="19"/>
         </w:rPr>
-        <w:t>ui/auth/SignOutConf</w:t>
-      </w:r>
-      <w:r>
-        <w:rPr>
-          <w:rFonts w:ascii="Consolas" w:eastAsia="Consolas" w:hAnsi="Consolas" w:cs="Consolas"/>
-          <w:color w:val="3B3F3D"/>
-          <w:sz w:val="19"/>
-          <w:szCs w:val="19"/>
-        </w:rPr>
-        <w:t>irm.kt</w:t>
+        <w:t>ui/auth/SignOutConfirm.kt</w:t>
       </w:r>
       <w:r>
         <w:t>): "one ... might click the sign out accidentally".</w:t>
@@ -8446,10 +8655,13 @@
         <w:t>android:configChanges</w:t>
       </w:r>
       <w:r>
-        <w:t xml:space="preserve"> in the manifest), so a half-filled form, a playing video and the unlocked app stay as they were: "rotating a</w:t>
-      </w:r>
-      <w:r>
-        <w:t xml:space="preserve"> screen is not the same as closing the phone". If Android does rebuild it (a language or text-size change), the lock remembers it was open; an app Android closed while it was away comes back locked (</w:t>
+        <w:t xml:space="preserve"> in </w:t>
+      </w:r>
+      <w:r>
+        <w:t>the manifest), so a half-filled form, a playing video and the unlocked app stay as they were: "rotating a screen is not the same as closing the phone". If Android does rebuild it (a language or text-size change), the lock remembers it was open; an app Andr</w:t>
+      </w:r>
+      <w:r>
+        <w:t>oid closed while it was away comes back locked (</w:t>
       </w:r>
       <w:r>
         <w:rPr>
@@ -8479,7 +8691,6 @@
         <w:rPr>
           <w:noProof/>
         </w:rPr>
-        <w:lastRenderedPageBreak/>
         <w:drawing>
           <wp:inline distT="0" distB="0" distL="0" distR="0">
             <wp:extent cx="2571750" cy="3571875"/>
@@ -8551,15 +8762,7 @@
           <w:bCs/>
           <w:color w:val="8A5A2B"/>
         </w:rPr>
-        <w:t>Where to a</w:t>
-      </w:r>
-      <w:r>
-        <w:rPr>
-          <w:b/>
-          <w:bCs/>
-          <w:color w:val="8A5A2B"/>
-        </w:rPr>
-        <w:t xml:space="preserve">djust: </w:t>
+        <w:t xml:space="preserve">Where to adjust: </w:t>
       </w:r>
       <w:r>
         <w:t xml:space="preserve">Time in the background before the lock returns: </w:t>
@@ -8586,7 +8789,10 @@
         <w:t>ui/auth/AppLock.kt</w:t>
       </w:r>
       <w:r>
-        <w:t xml:space="preserve">. Prompt wording: the same file. Messages shown after being signed out: </w:t>
+        <w:t>. Prompt wording: the same file. Messages shown after be</w:t>
+      </w:r>
+      <w:r>
+        <w:t xml:space="preserve">ing signed out: </w:t>
       </w:r>
       <w:r>
         <w:rPr>
@@ -8631,10 +8837,7 @@
         <w:t xml:space="preserve">Note: </w:t>
       </w:r>
       <w:r>
-        <w:t>The fingerprint never le</w:t>
-      </w:r>
-      <w:r>
-        <w:t>aves the phone and is not seen by the app: Android only reports whether the check passed.</w:t>
+        <w:t>The fingerprint never leaves the phone and is not seen by the app: Android only reports whether the check passed.</w:t>
       </w:r>
     </w:p>
     <w:p>
@@ -8646,12 +8849,12 @@
       <w:pPr>
         <w:pStyle w:val="Heading1"/>
       </w:pPr>
-      <w:bookmarkStart w:id="22" w:name="_Toc243694783"/>
+      <w:bookmarkStart w:id="23" w:name="_Toc243697187"/>
       <w:r>
         <w:lastRenderedPageBreak/>
         <w:t>9  Network settings</w:t>
       </w:r>
-      <w:bookmarkEnd w:id="22"/>
+      <w:bookmarkEnd w:id="23"/>
     </w:p>
     <w:tbl>
       <w:tblPr>
@@ -8669,7 +8872,7 @@
           <w:left w:w="10" w:type="dxa"/>
           <w:right w:w="10" w:type="dxa"/>
         </w:tblCellMar>
-        <w:tblLook w:val="0000" w:firstRow="0" w:lastRow="0" w:firstColumn="0" w:lastColumn="0" w:noHBand="0" w:noVBand="0"/>
+        <w:tblLook w:val="04A0" w:firstRow="1" w:lastRow="0" w:firstColumn="1" w:lastColumn="0" w:noHBand="0" w:noVBand="1"/>
       </w:tblPr>
       <w:tblGrid>
         <w:gridCol w:w="2753"/>
@@ -9073,7 +9276,10 @@
         <w:t xml:space="preserve">Caution: </w:t>
       </w:r>
       <w:r>
-        <w:t>Full-body logging writes tokens and payment details to the phone's log. Lower it to BASIC or NONE in RetrofitClient.kt before a production release.</w:t>
+        <w:t>Full-body logging writes tokens and payment details to the phone's log. Lower it to BASIC or NONE in RetrofitClient.kt before a production releas</w:t>
+      </w:r>
+      <w:r>
+        <w:t>e.</w:t>
       </w:r>
     </w:p>
     <w:p>
@@ -9085,22 +9291,22 @@
       <w:pPr>
         <w:pStyle w:val="Heading1"/>
       </w:pPr>
-      <w:bookmarkStart w:id="23" w:name="_Toc243694784"/>
+      <w:bookmarkStart w:id="24" w:name="_Toc243697188"/>
       <w:r>
         <w:lastRenderedPageBreak/>
         <w:t>10  Building, testing and sharing</w:t>
       </w:r>
-      <w:bookmarkEnd w:id="23"/>
+      <w:bookmarkEnd w:id="24"/>
     </w:p>
     <w:p>
       <w:pPr>
         <w:pStyle w:val="Heading2"/>
       </w:pPr>
-      <w:bookmarkStart w:id="24" w:name="_Toc243694785"/>
+      <w:bookmarkStart w:id="25" w:name="_Toc243697189"/>
       <w:r>
         <w:t>10.1  Testing on the USB phone</w:t>
       </w:r>
-      <w:bookmarkEnd w:id="24"/>
+      <w:bookmarkEnd w:id="25"/>
     </w:p>
     <w:p>
       <w:pPr>
@@ -9112,10 +9318,7 @@
         <w:spacing w:after="60" w:line="264" w:lineRule="auto"/>
       </w:pPr>
       <w:r>
-        <w:t>Connect the test phone by USB with debugg</w:t>
-      </w:r>
-      <w:r>
-        <w:t>ing allowed.</w:t>
+        <w:t>Connect the test phone by USB with debugging allowed.</w:t>
       </w:r>
     </w:p>
     <w:p>
@@ -9153,7 +9356,10 @@
         <w:spacing w:after="60" w:line="264" w:lineRule="auto"/>
       </w:pPr>
       <w:r>
-        <w:t xml:space="preserve">Build and install the debug app from Android Studio (Run), or from a terminal (next section) followed by </w:t>
+        <w:t xml:space="preserve">Build and install the </w:t>
+      </w:r>
+      <w:r>
+        <w:t xml:space="preserve">debug app from Android Studio (Run), or from a terminal (next section) followed by </w:t>
       </w:r>
       <w:r>
         <w:rPr>
@@ -9162,16 +9368,7 @@
           <w:sz w:val="19"/>
           <w:szCs w:val="19"/>
         </w:rPr>
-        <w:t>adb install -r app/build/out</w:t>
-      </w:r>
-      <w:r>
-        <w:rPr>
-          <w:rFonts w:ascii="Consolas" w:eastAsia="Consolas" w:hAnsi="Consolas" w:cs="Consolas"/>
-          <w:color w:val="3B3F3D"/>
-          <w:sz w:val="19"/>
-          <w:szCs w:val="19"/>
-        </w:rPr>
-        <w:t>puts/apk/debug/app-debug.apk</w:t>
+        <w:t>adb install -r app/build/outputs/apk/debug/app-debug.apk</w:t>
       </w:r>
       <w:r>
         <w:t>.</w:t>
@@ -9186,11 +9383,11 @@
       <w:pPr>
         <w:pStyle w:val="Heading2"/>
       </w:pPr>
-      <w:bookmarkStart w:id="25" w:name="_Toc243694786"/>
+      <w:bookmarkStart w:id="26" w:name="_Toc243697190"/>
       <w:r>
         <w:t>10.2  Command-line builds</w:t>
       </w:r>
-      <w:bookmarkEnd w:id="25"/>
+      <w:bookmarkEnd w:id="26"/>
     </w:p>
     <w:p>
       <w:pPr>
@@ -9271,18 +9468,27 @@
           <w:sz w:val="17"/>
           <w:szCs w:val="17"/>
         </w:rPr>
-        <w:t>.\gradlew assembleDebug "-Dorg.gradle.java.installations.auto-detect=false" "-Dorg.gradle.java.installations.paths=$jbr" "-Porg.gradle.java.installations.auto-detect=false" "-Porg.gradle.java.installations.paths=$jbr"</w:t>
+        <w:t>.\gradlew assembleDebug "-Dorg.gradle.ja</w:t>
+      </w:r>
+      <w:r>
+        <w:rPr>
+          <w:rFonts w:ascii="Consolas" w:eastAsia="Consolas" w:hAnsi="Consolas" w:cs="Consolas"/>
+          <w:color w:val="2B2F2D"/>
+          <w:sz w:val="17"/>
+          <w:szCs w:val="17"/>
+        </w:rPr>
+        <w:t>va.installations.auto-detect=false" "-Dorg.gradle.java.installations.paths=$jbr" "-Porg.gradle.java.installations.auto-detect=false" "-Porg.gradle.java.installations.paths=$jbr"</w:t>
       </w:r>
     </w:p>
     <w:p>
       <w:pPr>
         <w:pStyle w:val="Heading2"/>
       </w:pPr>
-      <w:bookmarkStart w:id="26" w:name="_Toc243694787"/>
+      <w:bookmarkStart w:id="27" w:name="_Toc243697191"/>
       <w:r>
         <w:t>10.3  Sharing the app with admins elsewhere</w:t>
       </w:r>
-      <w:bookmarkEnd w:id="26"/>
+      <w:bookmarkEnd w:id="27"/>
     </w:p>
     <w:p>
       <w:pPr>
@@ -9294,7 +9500,10 @@
         <w:spacing w:after="60" w:line="264" w:lineRule="auto"/>
       </w:pPr>
       <w:r>
-        <w:t>Test the change on the USB phone first.</w:t>
+        <w:t>Test the change on the USB phone f</w:t>
+      </w:r>
+      <w:r>
+        <w:t>irst.</w:t>
       </w:r>
     </w:p>
     <w:p>
@@ -9341,16 +9550,7 @@
           <w:sz w:val="19"/>
           <w:szCs w:val="19"/>
         </w:rPr>
-        <w:t>/root/fathersProject/downloads/dateroem</w:t>
-      </w:r>
-      <w:r>
-        <w:rPr>
-          <w:rFonts w:ascii="Consolas" w:eastAsia="Consolas" w:hAnsi="Consolas" w:cs="Consolas"/>
-          <w:color w:val="3B3F3D"/>
-          <w:sz w:val="19"/>
-          <w:szCs w:val="19"/>
-        </w:rPr>
-        <w:t>-wood-sales.apk</w:t>
+        <w:t>/root/fathersProject/downloads/dateroem-wood-sales.apk</w:t>
       </w:r>
       <w:r>
         <w:t>.</w:t>
@@ -9366,7 +9566,10 @@
         <w:spacing w:after="60" w:line="264" w:lineRule="auto"/>
       </w:pPr>
       <w:r>
-        <w:t>Admins download it from https://&lt;public domain&gt;/downloadable/dateroem-wood-sales.apk and install it (allow installs from this source).</w:t>
+        <w:t>Admins download it from https://&lt;public domain&gt;/downloadable/</w:t>
+      </w:r>
+      <w:r>
+        <w:t>dateroem-wood-sales.apk and install it (allow installs from this source).</w:t>
       </w:r>
     </w:p>
     <w:p>
@@ -9392,10 +9595,7 @@
         <w:t xml:space="preserve">Note: </w:t>
       </w:r>
       <w:r>
-        <w:t xml:space="preserve">The shared APK only works while the computer, the servers and the tunnel are running, because it </w:t>
-      </w:r>
-      <w:r>
-        <w:t>reaches the mobile server through the tunnel.</w:t>
+        <w:t>The shared APK only works while the computer, the servers and the tunnel are running, because it reaches the mobile server through the tunnel.</w:t>
       </w:r>
     </w:p>
     <w:p>
@@ -9416,21 +9616,21 @@
         <w:t xml:space="preserve">Caution: </w:t>
       </w:r>
       <w:r>
-        <w:t>Copies of the app built before 3 October 2026 have no phone key. They still accept the password, but every screen afterwards fails with "Please sign in again". Share a new APK and ask every admin to in</w:t>
-      </w:r>
-      <w:r>
-        <w:t>stall it; each phone that was not the account's first then needs approval in the desktop app.</w:t>
+        <w:t>Copies of the app built before 3 October 2026 have no phone key. They still accept the password, but every screen afterwards fails with "Please sign in again". Share a new APK and ask every admin to install it; each phone that was not the account's first t</w:t>
+      </w:r>
+      <w:r>
+        <w:t>hen needs approval in the desktop app.</w:t>
       </w:r>
     </w:p>
     <w:p>
       <w:pPr>
         <w:pStyle w:val="Heading2"/>
       </w:pPr>
-      <w:bookmarkStart w:id="27" w:name="_Toc243694788"/>
+      <w:bookmarkStart w:id="28" w:name="_Toc243697192"/>
       <w:r>
         <w:t>10.4  Before a production release</w:t>
       </w:r>
-      <w:bookmarkEnd w:id="27"/>
+      <w:bookmarkEnd w:id="28"/>
     </w:p>
     <w:p>
       <w:pPr>
@@ -9442,10 +9642,7 @@
         <w:spacing w:after="60" w:line="264" w:lineRule="auto"/>
       </w:pPr>
       <w:r>
-        <w:t>Create a signing key (keystore) and build a signed release APK or App Bundle; keep the keystore and its passwords outside the pr</w:t>
-      </w:r>
-      <w:r>
-        <w:t>oject and backed up.</w:t>
+        <w:t>Create a signing key (keystore) and build a signed release APK or App Bundle; keep the keystore and its passwords outside the project and backed up.</w:t>
       </w:r>
     </w:p>
     <w:p>
@@ -9479,7 +9676,16 @@
           <w:sz w:val="19"/>
           <w:szCs w:val="19"/>
         </w:rPr>
-        <w:t>versionName</w:t>
+        <w:t>versionNa</w:t>
+      </w:r>
+      <w:r>
+        <w:rPr>
+          <w:rFonts w:ascii="Consolas" w:eastAsia="Consolas" w:hAnsi="Consolas" w:cs="Consolas"/>
+          <w:color w:val="3B3F3D"/>
+          <w:sz w:val="19"/>
+          <w:szCs w:val="19"/>
+        </w:rPr>
+        <w:t>me</w:t>
       </w:r>
       <w:r>
         <w:t xml:space="preserve"> for every release.</w:t>
@@ -9520,7 +9726,10 @@
         <w:spacing w:after="60" w:line="264" w:lineRule="auto"/>
       </w:pPr>
       <w:r>
-        <w:t>Distribute through Google Play (internal testing track) or a device-management tool instead of a download link.</w:t>
+        <w:t>Distribute through Google Play (internal testing track) or a device-mana</w:t>
+      </w:r>
+      <w:r>
+        <w:t>gement tool instead of a download link.</w:t>
       </w:r>
     </w:p>
     <w:p>
@@ -9537,12 +9746,12 @@
       <w:pPr>
         <w:pStyle w:val="Heading1"/>
       </w:pPr>
-      <w:bookmarkStart w:id="28" w:name="_Toc243694789"/>
+      <w:bookmarkStart w:id="29" w:name="_Toc243697193"/>
       <w:r>
         <w:lastRenderedPageBreak/>
         <w:t>11  Development history</w:t>
       </w:r>
-      <w:bookmarkEnd w:id="28"/>
+      <w:bookmarkEnd w:id="29"/>
     </w:p>
     <w:tbl>
       <w:tblPr>
@@ -9560,7 +9769,7 @@
           <w:left w:w="10" w:type="dxa"/>
           <w:right w:w="10" w:type="dxa"/>
         </w:tblCellMar>
-        <w:tblLook w:val="0000" w:firstRow="0" w:lastRow="0" w:firstColumn="0" w:lastColumn="0" w:noHBand="0" w:noVBand="0"/>
+        <w:tblLook w:val="04A0" w:firstRow="1" w:lastRow="0" w:firstColumn="1" w:lastColumn="0" w:noHBand="0" w:noVBand="1"/>
       </w:tblPr>
       <w:tblGrid>
         <w:gridCol w:w="1606"/>
@@ -10264,14 +10473,7 @@
                 <w:sz w:val="19"/>
                 <w:szCs w:val="19"/>
               </w:rPr>
-              <w:t>Fingerprint (or screen lock) required to open the app; product badge moved under the produ</w:t>
-            </w:r>
-            <w:r>
-              <w:rPr>
-                <w:sz w:val="19"/>
-                <w:szCs w:val="19"/>
-              </w:rPr>
-              <w:t>ct name.</w:t>
+              <w:t>Fingerprint (or screen lock) required to open the app; product badge moved under the product name.</w:t>
             </w:r>
           </w:p>
         </w:tc>
@@ -10387,7 +10589,14 @@
                 <w:sz w:val="19"/>
                 <w:szCs w:val="19"/>
               </w:rPr>
-              <w:t>Editing a campaign no longer drops its video; the app lock now covers the open screen instead of replacing it, so unsaved forms survive; unsaved campaign changes are kept as a draft.</w:t>
+              <w:t>Editing a campaign no longer drops its video; the app lock now covers the open screen instead</w:t>
+            </w:r>
+            <w:r>
+              <w:rPr>
+                <w:sz w:val="19"/>
+                <w:szCs w:val="19"/>
+              </w:rPr>
+              <w:t xml:space="preserve"> of replacing it, so unsaved forms survive; unsaved campaign changes are kept as a draft.</w:t>
             </w:r>
           </w:p>
         </w:tc>
@@ -10503,14 +10712,14 @@
                 <w:sz w:val="19"/>
                 <w:szCs w:val="19"/>
               </w:rPr>
-              <w:t>Retire a product: an admin takes a product off the shop from the desktop or phone app, whatever i</w:t>
-            </w:r>
-            <w:r>
-              <w:rPr>
-                <w:sz w:val="19"/>
-                <w:szCs w:val="19"/>
-              </w:rPr>
-              <w:t>ts stock, and can bring it back later; its stock and existing orders are kept. Products that run out of stock are listed for admins under "Needs attention", with a count on Products in the phone app menu.</w:t>
+              <w:t>Retire a product: an admin takes a product off the shop from the desktop or phone app, whatever its stock, and can bring it back later; its stock and existing orders are kept. Products that run out of stock are listed for admins under "Needs att</w:t>
+            </w:r>
+            <w:r>
+              <w:rPr>
+                <w:sz w:val="19"/>
+                <w:szCs w:val="19"/>
+              </w:rPr>
+              <w:t>ention", with a count on Products in the phone app menu.</w:t>
             </w:r>
           </w:p>
         </w:tc>
@@ -10633,14 +10842,14 @@
                 <w:sz w:val="19"/>
                 <w:szCs w:val="19"/>
               </w:rPr>
-              <w:t>The entrance in two real photographs instead of the drawn forest ("the board has seen it wise to use a real forest"): the old oak rising out of the dark, mist rolling in and clearing over a m</w:t>
-            </w:r>
-            <w:r>
-              <w:rPr>
-                <w:sz w:val="19"/>
-                <w:szCs w:val="19"/>
-              </w:rPr>
-              <w:t>isty pine forest, then the company emblem and the wood wordmark; a tap skips it. Sign-in stands in the same forest. The app icon is the company emblem - the website's icon.</w:t>
+              <w:t xml:space="preserve">The entrance in two real photographs instead of the drawn forest ("the board has seen it wise to use a real forest"): the old oak rising out of the dark, mist rolling in and clearing over a misty pine forest, then the company emblem and the wood wordmark; </w:t>
+            </w:r>
+            <w:r>
+              <w:rPr>
+                <w:sz w:val="19"/>
+                <w:szCs w:val="19"/>
+              </w:rPr>
+              <w:t>a tap skips it. Sign-in stands in the same forest. The app icon is the company emblem - the website's icon.</w:t>
             </w:r>
           </w:p>
         </w:tc>
@@ -10699,14 +10908,21 @@
                 <w:sz w:val="19"/>
                 <w:szCs w:val="19"/>
               </w:rPr>
-              <w:t>Calm error messages everywhere ("the user ... never gets the whole details but what is necessary and presentable"): the website, the phone app and the three servers show one plain sentence when the server is down, slow or has a problem - never addresses, c</w:t>
-            </w:r>
-            <w:r>
-              <w:rPr>
-                <w:sz w:val="19"/>
-                <w:szCs w:val="19"/>
-              </w:rPr>
-              <w:t>odes or error text; the backend no longer sends stack traces; while a server is down the router shows a "We'll be right back" page (and the apps a short message).</w:t>
+              <w:t>Calm error messages everywhere ("the user ... never gets the whole details but what is necessary and presentable"): the website, the pho</w:t>
+            </w:r>
+            <w:r>
+              <w:rPr>
+                <w:sz w:val="19"/>
+                <w:szCs w:val="19"/>
+              </w:rPr>
+              <w:t xml:space="preserve">ne app and the three servers show one plain sentence when the server is down, slow or has a problem - never addresses, codes or error text; the backend no longer sends stack traces; while a server is down the router shows a "We'll be right back" page (and </w:t>
+            </w:r>
+            <w:r>
+              <w:rPr>
+                <w:sz w:val="19"/>
+                <w:szCs w:val="19"/>
+              </w:rPr>
+              <w:t>the apps a short message).</w:t>
             </w:r>
           </w:p>
         </w:tc>
@@ -10763,14 +10979,7 @@
                 <w:sz w:val="19"/>
                 <w:szCs w:val="19"/>
               </w:rPr>
-              <w:t xml:space="preserve">The entrance plays again whenever the app comes back after more than 15 minutes, </w:t>
-            </w:r>
-            <w:r>
-              <w:rPr>
-                <w:sz w:val="19"/>
-                <w:szCs w:val="19"/>
-              </w:rPr>
-              <w:t>also when Android kept it in the background (Home or Back), over the screen the person was on.</w:t>
+              <w:t>The entrance plays again whenever the app comes back after more than 15 minutes, also when Android kept it in the background (Home or Back), over the screen the person was on.</w:t>
             </w:r>
           </w:p>
         </w:tc>
@@ -10887,21 +11096,14 @@
                 <w:sz w:val="19"/>
                 <w:szCs w:val="19"/>
               </w:rPr>
-              <w:t>Turn</w:t>
-            </w:r>
-            <w:r>
-              <w:rPr>
-                <w:sz w:val="19"/>
-                <w:szCs w:val="19"/>
-              </w:rPr>
-              <w:t>ing the phone no longer rebuilds the screen, so it no longer asks for the fingerprint ("rotating a screen is not the same as closing the phone"); an app Android closed in the background still locks when it comes back. Sign out asks "Sign out?" first, in th</w:t>
-            </w:r>
-            <w:r>
-              <w:rPr>
-                <w:sz w:val="19"/>
-                <w:szCs w:val="19"/>
-              </w:rPr>
-              <w:t>e menu and on the lock screen.</w:t>
+              <w:t>Turning the phone no longer rebuilds the screen, so it no longer asks for the fingerprint ("rotating a screen is not the same as closing the phone"); an app Android closed in the background still locks when it comes back. Sign out asks "Sign out?" first, i</w:t>
+            </w:r>
+            <w:r>
+              <w:rPr>
+                <w:sz w:val="19"/>
+                <w:szCs w:val="19"/>
+              </w:rPr>
+              <w:t>n the menu and on the lock screen.</w:t>
             </w:r>
           </w:p>
         </w:tc>
@@ -11172,7 +11374,15 @@
         <w:sz w:val="16"/>
         <w:szCs w:val="16"/>
       </w:rPr>
-      <w:t>Dateroem Wood Sales - System Documentation</w:t>
+      <w:t>Dateroem Wood Sales - Syst</w:t>
+    </w:r>
+    <w:r>
+      <w:rPr>
+        <w:color w:val="5F6B66"/>
+        <w:sz w:val="16"/>
+        <w:szCs w:val="16"/>
+      </w:rPr>
+      <w:t>em Documentation</w:t>
     </w:r>
     <w:r>
       <w:rPr>
@@ -11203,10 +11413,10 @@
 <file path=word/numbering.xml><?xml version="1.0" encoding="utf-8"?>
 <w:numbering xmlns:wpc="http://schemas.microsoft.com/office/word/2010/wordprocessingCanvas" xmlns:cx="http://schemas.microsoft.com/office/drawing/2014/chartex" xmlns:cx1="http://schemas.microsoft.com/office/drawing/2015/9/8/chartex" xmlns:mc="http://schemas.openxmlformats.org/markup-compatibility/2006" xmlns:o="urn:schemas-microsoft-com:office:office" xmlns:r="http://schemas.openxmlformats.org/officeDocument/2006/relationships" xmlns:m="http://schemas.openxmlformats.org/officeDocument/2006/math" xmlns:v="urn:schemas-microsoft-com:vml" xmlns:wp14="http://schemas.microsoft.com/office/word/2010/wordprocessingDrawing" xmlns:wp="http://schemas.openxmlformats.org/drawingml/2006/wordprocessingDrawing" xmlns:w10="urn:schemas-microsoft-com:office:word" xmlns:w="http://schemas.openxmlformats.org/wordprocessingml/2006/main" xmlns:w14="http://schemas.microsoft.com/office/word/2010/wordml" xmlns:w15="http://schemas.microsoft.com/office/word/2012/wordml" xmlns:w16se="http://schemas.microsoft.com/office/word/2015/wordml/symex" xmlns:wpg="http://schemas.microsoft.com/office/word/2010/wordprocessingGroup" xmlns:wpi="http://schemas.microsoft.com/office/word/2010/wordprocessingInk" xmlns:wne="http://schemas.microsoft.com/office/word/2006/wordml" xmlns:wps="http://schemas.microsoft.com/office/word/2010/wordprocessingShape" mc:Ignorable="w14 w15 w16se wp14">
   <w:abstractNum w:abstractNumId="0" w15:restartNumberingAfterBreak="0">
-    <w:nsid w:val="00607EE0"/>
+    <w:nsid w:val="36D3772A"/>
     <w:multiLevelType w:val="hybridMultilevel"/>
-    <w:tmpl w:val="75047CE4"/>
-    <w:lvl w:ilvl="0" w:tplc="9D4A8FA2" w:tentative="1">
+    <w:tmpl w:val="CDD4D8FC"/>
+    <w:lvl w:ilvl="0" w:tplc="E18E9C1A" w:tentative="1">
       <w:start w:val="1"/>
       <w:numFmt w:val="bullet"/>
       <w:lvlText w:val="●"/>
@@ -11215,7 +11425,7 @@
         <w:ind w:left="720" w:hanging="360"/>
       </w:pPr>
     </w:lvl>
-    <w:lvl w:ilvl="1" w:tplc="D22447BA" w:tentative="1">
+    <w:lvl w:ilvl="1" w:tplc="3230CD44" w:tentative="1">
       <w:start w:val="1"/>
       <w:numFmt w:val="bullet"/>
       <w:lvlText w:val="○"/>
@@ -11224,7 +11434,7 @@
         <w:ind w:left="1440" w:hanging="360"/>
       </w:pPr>
     </w:lvl>
-    <w:lvl w:ilvl="2" w:tplc="17487C34" w:tentative="1">
+    <w:lvl w:ilvl="2" w:tplc="2764A1F4" w:tentative="1">
       <w:start w:val="1"/>
       <w:numFmt w:val="bullet"/>
       <w:lvlText w:val="■"/>
@@ -11233,7 +11443,7 @@
         <w:ind w:left="2160" w:hanging="360"/>
       </w:pPr>
     </w:lvl>
-    <w:lvl w:ilvl="3" w:tplc="36606994" w:tentative="1">
+    <w:lvl w:ilvl="3" w:tplc="92788952" w:tentative="1">
       <w:start w:val="1"/>
       <w:numFmt w:val="bullet"/>
       <w:lvlText w:val="●"/>
@@ -11242,7 +11452,7 @@
         <w:ind w:left="2880" w:hanging="360"/>
       </w:pPr>
     </w:lvl>
-    <w:lvl w:ilvl="4" w:tplc="D5C2EBA8" w:tentative="1">
+    <w:lvl w:ilvl="4" w:tplc="92820838" w:tentative="1">
       <w:start w:val="1"/>
       <w:numFmt w:val="bullet"/>
       <w:lvlText w:val="○"/>
@@ -11251,7 +11461,7 @@
         <w:ind w:left="3600" w:hanging="360"/>
       </w:pPr>
     </w:lvl>
-    <w:lvl w:ilvl="5" w:tplc="48CC45C6" w:tentative="1">
+    <w:lvl w:ilvl="5" w:tplc="C52824DA" w:tentative="1">
       <w:start w:val="1"/>
       <w:numFmt w:val="bullet"/>
       <w:lvlText w:val="■"/>
@@ -11260,7 +11470,7 @@
         <w:ind w:left="4320" w:hanging="360"/>
       </w:pPr>
     </w:lvl>
-    <w:lvl w:ilvl="6" w:tplc="4FA250DC" w:tentative="1">
+    <w:lvl w:ilvl="6" w:tplc="2AC09294" w:tentative="1">
       <w:start w:val="1"/>
       <w:numFmt w:val="bullet"/>
       <w:lvlText w:val="●"/>
@@ -11269,7 +11479,7 @@
         <w:ind w:left="5040" w:hanging="360"/>
       </w:pPr>
     </w:lvl>
-    <w:lvl w:ilvl="7" w:tplc="9FD66C48" w:tentative="1">
+    <w:lvl w:ilvl="7" w:tplc="A354460C" w:tentative="1">
       <w:start w:val="1"/>
       <w:numFmt w:val="bullet"/>
       <w:lvlText w:val="●"/>
@@ -11278,7 +11488,7 @@
         <w:ind w:left="5760" w:hanging="360"/>
       </w:pPr>
     </w:lvl>
-    <w:lvl w:ilvl="8" w:tplc="A2A2B2B8" w:tentative="1">
+    <w:lvl w:ilvl="8" w:tplc="C756BC34" w:tentative="1">
       <w:start w:val="1"/>
       <w:numFmt w:val="bullet"/>
       <w:lvlText w:val="●"/>
@@ -11289,124 +11499,124 @@
     </w:lvl>
   </w:abstractNum>
   <w:abstractNum w:abstractNumId="1" w15:restartNumberingAfterBreak="0">
-    <w:nsid w:val="67A60742"/>
+    <w:nsid w:val="59112914"/>
     <w:multiLevelType w:val="hybridMultilevel"/>
-    <w:tmpl w:val="451EF226"/>
-    <w:lvl w:ilvl="0" w:tplc="4E1C1238">
+    <w:tmpl w:val="1A381EC8"/>
+    <w:lvl w:ilvl="0" w:tplc="5E789E2A">
       <w:start w:val="1"/>
-      <w:numFmt w:val="decimal"/>
-      <w:lvlText w:val="%1."/>
+      <w:numFmt w:val="bullet"/>
+      <w:lvlText w:val="•"/>
       <w:lvlJc w:val="left"/>
       <w:pPr>
         <w:ind w:left="540" w:hanging="300"/>
       </w:pPr>
     </w:lvl>
-    <w:lvl w:ilvl="1" w:tplc="65BE9F5A" w:tentative="1">
+    <w:lvl w:ilvl="1" w:tplc="48288952" w:tentative="1">
       <w:start w:val="1"/>
-      <w:numFmt w:val="lowerLetter"/>
-      <w:lvlText w:val="%2."/>
+      <w:numFmt w:val="bullet"/>
+      <w:lvlText w:val="–"/>
       <w:lvlJc w:val="left"/>
       <w:pPr>
         <w:ind w:left="940" w:hanging="300"/>
       </w:pPr>
     </w:lvl>
-    <w:lvl w:ilvl="2" w:tplc="E4C4FA04" w:tentative="1">
+    <w:lvl w:ilvl="2" w:tplc="A6BE5100" w:tentative="1">
       <w:start w:val="1"/>
-      <w:numFmt w:val="lowerRoman"/>
-      <w:lvlText w:val="%3."/>
+      <w:numFmt w:val="bullet"/>
+      <w:lvlText w:val="◦"/>
       <w:lvlJc w:val="left"/>
       <w:pPr>
         <w:ind w:left="1340" w:hanging="300"/>
       </w:pPr>
     </w:lvl>
-    <w:lvl w:ilvl="3" w:tplc="FD381842">
+    <w:lvl w:ilvl="3" w:tplc="FA24DFCC">
       <w:numFmt w:val="decimal"/>
       <w:lvlText w:val=""/>
       <w:lvlJc w:val="left"/>
     </w:lvl>
-    <w:lvl w:ilvl="4" w:tplc="04E65834">
+    <w:lvl w:ilvl="4" w:tplc="15ACD602">
       <w:numFmt w:val="decimal"/>
       <w:lvlText w:val=""/>
       <w:lvlJc w:val="left"/>
     </w:lvl>
-    <w:lvl w:ilvl="5" w:tplc="5BAAEE54">
+    <w:lvl w:ilvl="5" w:tplc="8486AE26">
       <w:numFmt w:val="decimal"/>
       <w:lvlText w:val=""/>
       <w:lvlJc w:val="left"/>
     </w:lvl>
-    <w:lvl w:ilvl="6" w:tplc="BA98F076">
+    <w:lvl w:ilvl="6" w:tplc="8FBA548E">
       <w:numFmt w:val="decimal"/>
       <w:lvlText w:val=""/>
       <w:lvlJc w:val="left"/>
     </w:lvl>
-    <w:lvl w:ilvl="7" w:tplc="83ACE7B8">
+    <w:lvl w:ilvl="7" w:tplc="286E7F02">
       <w:numFmt w:val="decimal"/>
       <w:lvlText w:val=""/>
       <w:lvlJc w:val="left"/>
     </w:lvl>
-    <w:lvl w:ilvl="8" w:tplc="0010A7F4">
+    <w:lvl w:ilvl="8" w:tplc="03E47EB2">
       <w:numFmt w:val="decimal"/>
       <w:lvlText w:val=""/>
       <w:lvlJc w:val="left"/>
     </w:lvl>
   </w:abstractNum>
   <w:abstractNum w:abstractNumId="2" w15:restartNumberingAfterBreak="0">
-    <w:nsid w:val="68AF4A91"/>
+    <w:nsid w:val="6B7946A9"/>
     <w:multiLevelType w:val="hybridMultilevel"/>
-    <w:tmpl w:val="BF58334C"/>
-    <w:lvl w:ilvl="0" w:tplc="5FA0E06C">
+    <w:tmpl w:val="1CA683B8"/>
+    <w:lvl w:ilvl="0" w:tplc="CC100378">
       <w:start w:val="1"/>
-      <w:numFmt w:val="bullet"/>
-      <w:lvlText w:val="•"/>
+      <w:numFmt w:val="decimal"/>
+      <w:lvlText w:val="%1."/>
       <w:lvlJc w:val="left"/>
       <w:pPr>
         <w:ind w:left="540" w:hanging="300"/>
       </w:pPr>
     </w:lvl>
-    <w:lvl w:ilvl="1" w:tplc="3AC62126" w:tentative="1">
+    <w:lvl w:ilvl="1" w:tplc="5170C71C" w:tentative="1">
       <w:start w:val="1"/>
-      <w:numFmt w:val="bullet"/>
-      <w:lvlText w:val="–"/>
+      <w:numFmt w:val="lowerLetter"/>
+      <w:lvlText w:val="%2."/>
       <w:lvlJc w:val="left"/>
       <w:pPr>
         <w:ind w:left="940" w:hanging="300"/>
       </w:pPr>
     </w:lvl>
-    <w:lvl w:ilvl="2" w:tplc="1002A118" w:tentative="1">
+    <w:lvl w:ilvl="2" w:tplc="0D049408" w:tentative="1">
       <w:start w:val="1"/>
-      <w:numFmt w:val="bullet"/>
-      <w:lvlText w:val="◦"/>
+      <w:numFmt w:val="lowerRoman"/>
+      <w:lvlText w:val="%3."/>
       <w:lvlJc w:val="left"/>
       <w:pPr>
         <w:ind w:left="1340" w:hanging="300"/>
       </w:pPr>
     </w:lvl>
-    <w:lvl w:ilvl="3" w:tplc="A4E20EDE">
+    <w:lvl w:ilvl="3" w:tplc="8AB4C5F0">
       <w:numFmt w:val="decimal"/>
       <w:lvlText w:val=""/>
       <w:lvlJc w:val="left"/>
     </w:lvl>
-    <w:lvl w:ilvl="4" w:tplc="AA32D514">
+    <w:lvl w:ilvl="4" w:tplc="1EAE67A4">
       <w:numFmt w:val="decimal"/>
       <w:lvlText w:val=""/>
       <w:lvlJc w:val="left"/>
     </w:lvl>
-    <w:lvl w:ilvl="5" w:tplc="E6027B9E">
+    <w:lvl w:ilvl="5" w:tplc="78FE103A">
       <w:numFmt w:val="decimal"/>
       <w:lvlText w:val=""/>
       <w:lvlJc w:val="left"/>
     </w:lvl>
-    <w:lvl w:ilvl="6" w:tplc="F566070C">
+    <w:lvl w:ilvl="6" w:tplc="04EABE02">
       <w:numFmt w:val="decimal"/>
       <w:lvlText w:val=""/>
       <w:lvlJc w:val="left"/>
     </w:lvl>
-    <w:lvl w:ilvl="7" w:tplc="C3704804">
+    <w:lvl w:ilvl="7" w:tplc="FF364586">
       <w:numFmt w:val="decimal"/>
       <w:lvlText w:val=""/>
       <w:lvlJc w:val="left"/>
     </w:lvl>
-    <w:lvl w:ilvl="8" w:tplc="4F22270E">
+    <w:lvl w:ilvl="8" w:tplc="A1D03D46">
       <w:numFmt w:val="decimal"/>
       <w:lvlText w:val=""/>
       <w:lvlJc w:val="left"/>
@@ -11419,19 +11629,19 @@
     </w:lvlOverride>
   </w:num>
   <w:num w:numId="2">
+    <w:abstractNumId w:val="1"/>
+    <w:lvlOverride w:ilvl="0">
+      <w:startOverride w:val="1"/>
+    </w:lvlOverride>
+  </w:num>
+  <w:num w:numId="3">
     <w:abstractNumId w:val="2"/>
     <w:lvlOverride w:ilvl="0">
       <w:startOverride w:val="1"/>
     </w:lvlOverride>
   </w:num>
-  <w:num w:numId="3">
-    <w:abstractNumId w:val="1"/>
-    <w:lvlOverride w:ilvl="0">
-      <w:startOverride w:val="1"/>
-    </w:lvlOverride>
-  </w:num>
   <w:num w:numId="4">
-    <w:abstractNumId w:val="1"/>
+    <w:abstractNumId w:val="2"/>
     <w:lvlOverride w:ilvl="0">
       <w:startOverride w:val="1"/>
     </w:lvlOverride>
@@ -12060,7 +12270,7 @@
     <w:autoRedefine/>
     <w:uiPriority w:val="39"/>
     <w:unhideWhenUsed/>
-    <w:rsid w:val="00472F2A"/>
+    <w:rsid w:val="00256999"/>
     <w:pPr>
       <w:spacing w:after="100"/>
     </w:pPr>
@@ -12072,7 +12282,7 @@
     <w:autoRedefine/>
     <w:uiPriority w:val="39"/>
     <w:unhideWhenUsed/>
-    <w:rsid w:val="00472F2A"/>
+    <w:rsid w:val="00256999"/>
     <w:pPr>
       <w:spacing w:after="100"/>
       <w:ind w:left="210"/>

--- a/documentation/05 Mobile/Mobile Application.docx
+++ b/documentation/05 Mobile/Mobile Application.docx
@@ -1760,6 +1760,81 @@
           </w:p>
         </w:tc>
       </w:tr>
+      <w:tr>
+        <w:tblPrEx>
+          <w:tblCellMar>
+            <w:top w:w="0" w:type="dxa"/>
+            <w:bottom w:w="0" w:type="dxa"/>
+          </w:tblCellMar>
+        </w:tblPrEx>
+        <w:tc>
+          <w:tcPr>
+            <w:tcW w:w="1300" w:type="dxa"/>
+            <w:tcMar>
+              <w:top w:w="50" w:type="dxa"/>
+              <w:left w:w="90" w:type="dxa"/>
+              <w:bottom w:w="50" w:type="dxa"/>
+              <w:right w:w="90" w:type="dxa"/>
+            </w:tcMar>
+          </w:tcPr>
+          <w:p>
+            <w:r>
+              <w:rPr>
+                <w:sz w:val="19"/>
+                <w:szCs w:val="19"/>
+              </w:rPr>
+              <w:t>1.1</w:t>
+            </w:r>
+          </w:p>
+        </w:tc>
+        <w:tc>
+          <w:tcPr>
+            <w:tcW w:w="1900" w:type="dxa"/>
+            <w:tcMar>
+              <w:top w:w="50" w:type="dxa"/>
+              <w:left w:w="90" w:type="dxa"/>
+              <w:bottom w:w="50" w:type="dxa"/>
+              <w:right w:w="90" w:type="dxa"/>
+            </w:tcMar>
+          </w:tcPr>
+          <w:p>
+            <w:r>
+              <w:rPr>
+                <w:sz w:val="19"/>
+                <w:szCs w:val="19"/>
+              </w:rPr>
+              <w:t>24 October 2026</w:t>
+            </w:r>
+          </w:p>
+        </w:tc>
+        <w:tc>
+          <w:tcPr>
+            <w:tcW w:w="6438" w:type="dxa"/>
+            <w:tcMar>
+              <w:top w:w="50" w:type="dxa"/>
+              <w:left w:w="90" w:type="dxa"/>
+              <w:bottom w:w="50" w:type="dxa"/>
+              <w:right w:w="90" w:type="dxa"/>
+            </w:tcMar>
+          </w:tcPr>
+          <w:p>
+            <w:r>
+              <w:rPr>
+                <w:sz w:val="19"/>
+                <w:szCs w:val="19"/>
+              </w:rPr>
+              <w:t>Editing a delivery area on the phone no longer em</w:t>
+            </w:r>
+            <w:r>
+              <w:rPr>
+                <w:sz w:val="19"/>
+                <w:szCs w:val="19"/>
+              </w:rPr>
+              <w:t>pties its map pin (the backend keeps it).</w:t>
+            </w:r>
+          </w:p>
+        </w:tc>
+      </w:tr>
     </w:tbl>
     <w:p>
       <w:pPr>
@@ -1771,15 +1846,7 @@
           <w:sz w:val="20"/>
           <w:szCs w:val="20"/>
         </w:rPr>
-        <w:t>Keep this document up to date: when a feature, setting or server chan</w:t>
-      </w:r>
-      <w:r>
-        <w:rPr>
-          <w:color w:val="5F6B66"/>
-          <w:sz w:val="20"/>
-          <w:szCs w:val="20"/>
-        </w:rPr>
-        <w:t>ges, edit the matching section here and add a line to the table above.</w:t>
+        <w:t>Keep this document up to date: when a feature, setting or server changes, edit the matching section here and add a line to the table above.</w:t>
       </w:r>
     </w:p>
     <w:p>
@@ -1800,7 +1867,7 @@
     <w:sdt>
       <w:sdtPr>
         <w:alias w:val="Contents"/>
-        <w:id w:val="783385560"/>
+        <w:id w:val="1326860141"/>
       </w:sdtPr>
       <w:sdtEndPr/>
       <w:sdtContent>
@@ -1827,7 +1894,7 @@
           <w:r>
             <w:fldChar w:fldCharType="separate"/>
           </w:r>
-          <w:hyperlink w:anchor="_Toc243697165" w:history="1">
+          <w:hyperlink w:anchor="_Toc243700215" w:history="1">
             <w:r>
               <w:rPr>
                 <w:rStyle w:val="Hyperlink"/>
@@ -1851,7 +1918,7 @@
               <w:rPr>
                 <w:noProof/>
               </w:rPr>
-              <w:instrText xml:space="preserve"> PAGEREF _Toc243697165 \h </w:instrText>
+              <w:instrText xml:space="preserve"> PAGEREF _Toc243700215 \h </w:instrText>
             </w:r>
             <w:r>
               <w:rPr>
@@ -1892,7 +1959,7 @@
               <w:szCs w:val="22"/>
             </w:rPr>
           </w:pPr>
-          <w:hyperlink w:anchor="_Toc243697166" w:history="1">
+          <w:hyperlink w:anchor="_Toc243700216" w:history="1">
             <w:r>
               <w:rPr>
                 <w:rStyle w:val="Hyperlink"/>
@@ -1916,7 +1983,7 @@
               <w:rPr>
                 <w:noProof/>
               </w:rPr>
-              <w:instrText xml:space="preserve"> PAGEREF _Toc243697166 \h </w:instrText>
+              <w:instrText xml:space="preserve"> PAGEREF _Toc243700216 \h </w:instrText>
             </w:r>
             <w:r>
               <w:rPr>
@@ -1957,7 +2024,7 @@
               <w:szCs w:val="22"/>
             </w:rPr>
           </w:pPr>
-          <w:hyperlink w:anchor="_Toc243697167" w:history="1">
+          <w:hyperlink w:anchor="_Toc243700217" w:history="1">
             <w:r>
               <w:rPr>
                 <w:rStyle w:val="Hyperlink"/>
@@ -1981,7 +2048,7 @@
               <w:rPr>
                 <w:noProof/>
               </w:rPr>
-              <w:instrText xml:space="preserve"> PAGEREF _Toc243697167 \h </w:instrText>
+              <w:instrText xml:space="preserve"> PAGEREF _Toc243700217 \h </w:instrText>
             </w:r>
             <w:r>
               <w:rPr>
@@ -2022,7 +2089,7 @@
               <w:szCs w:val="22"/>
             </w:rPr>
           </w:pPr>
-          <w:hyperlink w:anchor="_Toc243697168" w:history="1">
+          <w:hyperlink w:anchor="_Toc243700218" w:history="1">
             <w:r>
               <w:rPr>
                 <w:rStyle w:val="Hyperlink"/>
@@ -2046,7 +2113,7 @@
               <w:rPr>
                 <w:noProof/>
               </w:rPr>
-              <w:instrText xml:space="preserve"> PAGEREF _Toc243697168 \h </w:instrText>
+              <w:instrText xml:space="preserve"> PAGEREF _Toc243700218 \h </w:instrText>
             </w:r>
             <w:r>
               <w:rPr>
@@ -2087,7 +2154,7 @@
               <w:szCs w:val="22"/>
             </w:rPr>
           </w:pPr>
-          <w:hyperlink w:anchor="_Toc243697169" w:history="1">
+          <w:hyperlink w:anchor="_Toc243700219" w:history="1">
             <w:r>
               <w:rPr>
                 <w:rStyle w:val="Hyperlink"/>
@@ -2111,7 +2178,7 @@
               <w:rPr>
                 <w:noProof/>
               </w:rPr>
-              <w:instrText xml:space="preserve"> PAGEREF _Toc243697169 \h </w:instrText>
+              <w:instrText xml:space="preserve"> PAGEREF _Toc243700219 \h </w:instrText>
             </w:r>
             <w:r>
               <w:rPr>
@@ -2152,7 +2219,7 @@
               <w:szCs w:val="22"/>
             </w:rPr>
           </w:pPr>
-          <w:hyperlink w:anchor="_Toc243697170" w:history="1">
+          <w:hyperlink w:anchor="_Toc243700220" w:history="1">
             <w:r>
               <w:rPr>
                 <w:rStyle w:val="Hyperlink"/>
@@ -2176,7 +2243,7 @@
               <w:rPr>
                 <w:noProof/>
               </w:rPr>
-              <w:instrText xml:space="preserve"> PAGEREF _Toc243697170 \h </w:instrText>
+              <w:instrText xml:space="preserve"> PAGEREF _Toc243700220 \h </w:instrText>
             </w:r>
             <w:r>
               <w:rPr>
@@ -2217,7 +2284,7 @@
               <w:szCs w:val="22"/>
             </w:rPr>
           </w:pPr>
-          <w:hyperlink w:anchor="_Toc243697171" w:history="1">
+          <w:hyperlink w:anchor="_Toc243700221" w:history="1">
             <w:r>
               <w:rPr>
                 <w:rStyle w:val="Hyperlink"/>
@@ -2241,7 +2308,7 @@
               <w:rPr>
                 <w:noProof/>
               </w:rPr>
-              <w:instrText xml:space="preserve"> PAGEREF _Toc243697171 \h </w:instrText>
+              <w:instrText xml:space="preserve"> PAGEREF _Toc243700221 \h </w:instrText>
             </w:r>
             <w:r>
               <w:rPr>
@@ -2282,7 +2349,7 @@
               <w:szCs w:val="22"/>
             </w:rPr>
           </w:pPr>
-          <w:hyperlink w:anchor="_Toc243697172" w:history="1">
+          <w:hyperlink w:anchor="_Toc243700222" w:history="1">
             <w:r>
               <w:rPr>
                 <w:rStyle w:val="Hyperlink"/>
@@ -2306,7 +2373,7 @@
               <w:rPr>
                 <w:noProof/>
               </w:rPr>
-              <w:instrText xml:space="preserve"> PAGEREF _Toc243697172 \h </w:instrText>
+              <w:instrText xml:space="preserve"> PAGEREF _Toc243700222 \h </w:instrText>
             </w:r>
             <w:r>
               <w:rPr>
@@ -2347,7 +2414,7 @@
               <w:szCs w:val="22"/>
             </w:rPr>
           </w:pPr>
-          <w:hyperlink w:anchor="_Toc243697173" w:history="1">
+          <w:hyperlink w:anchor="_Toc243700223" w:history="1">
             <w:r>
               <w:rPr>
                 <w:rStyle w:val="Hyperlink"/>
@@ -2371,7 +2438,7 @@
               <w:rPr>
                 <w:noProof/>
               </w:rPr>
-              <w:instrText xml:space="preserve"> PAGEREF _Toc243697173 \h </w:instrText>
+              <w:instrText xml:space="preserve"> PAGEREF _Toc243700223 \h </w:instrText>
             </w:r>
             <w:r>
               <w:rPr>
@@ -2412,7 +2479,7 @@
               <w:szCs w:val="22"/>
             </w:rPr>
           </w:pPr>
-          <w:hyperlink w:anchor="_Toc243697174" w:history="1">
+          <w:hyperlink w:anchor="_Toc243700224" w:history="1">
             <w:r>
               <w:rPr>
                 <w:rStyle w:val="Hyperlink"/>
@@ -2436,7 +2503,7 @@
               <w:rPr>
                 <w:noProof/>
               </w:rPr>
-              <w:instrText xml:space="preserve"> PAGEREF _Toc243697174 \h </w:instrText>
+              <w:instrText xml:space="preserve"> PAGEREF _Toc243700224 \h </w:instrText>
             </w:r>
             <w:r>
               <w:rPr>
@@ -2477,7 +2544,7 @@
               <w:szCs w:val="22"/>
             </w:rPr>
           </w:pPr>
-          <w:hyperlink w:anchor="_Toc243697175" w:history="1">
+          <w:hyperlink w:anchor="_Toc243700225" w:history="1">
             <w:r>
               <w:rPr>
                 <w:rStyle w:val="Hyperlink"/>
@@ -2501,7 +2568,7 @@
               <w:rPr>
                 <w:noProof/>
               </w:rPr>
-              <w:instrText xml:space="preserve"> PAGEREF _Toc243697175 \h </w:instrText>
+              <w:instrText xml:space="preserve"> PAGEREF _Toc243700225 \h </w:instrText>
             </w:r>
             <w:r>
               <w:rPr>
@@ -2542,7 +2609,7 @@
               <w:szCs w:val="22"/>
             </w:rPr>
           </w:pPr>
-          <w:hyperlink w:anchor="_Toc243697176" w:history="1">
+          <w:hyperlink w:anchor="_Toc243700226" w:history="1">
             <w:r>
               <w:rPr>
                 <w:rStyle w:val="Hyperlink"/>
@@ -2566,7 +2633,7 @@
               <w:rPr>
                 <w:noProof/>
               </w:rPr>
-              <w:instrText xml:space="preserve"> PAGEREF _Toc243697176 \h </w:instrText>
+              <w:instrText xml:space="preserve"> PAGEREF _Toc243700226 \h </w:instrText>
             </w:r>
             <w:r>
               <w:rPr>
@@ -2607,7 +2674,7 @@
               <w:szCs w:val="22"/>
             </w:rPr>
           </w:pPr>
-          <w:hyperlink w:anchor="_Toc243697177" w:history="1">
+          <w:hyperlink w:anchor="_Toc243700227" w:history="1">
             <w:r>
               <w:rPr>
                 <w:rStyle w:val="Hyperlink"/>
@@ -2631,7 +2698,7 @@
               <w:rPr>
                 <w:noProof/>
               </w:rPr>
-              <w:instrText xml:space="preserve"> PAGEREF _Toc243697177 \h </w:instrText>
+              <w:instrText xml:space="preserve"> PAGEREF _Toc243700227 \h </w:instrText>
             </w:r>
             <w:r>
               <w:rPr>
@@ -2672,7 +2739,7 @@
               <w:szCs w:val="22"/>
             </w:rPr>
           </w:pPr>
-          <w:hyperlink w:anchor="_Toc243697178" w:history="1">
+          <w:hyperlink w:anchor="_Toc243700228" w:history="1">
             <w:r>
               <w:rPr>
                 <w:rStyle w:val="Hyperlink"/>
@@ -2696,7 +2763,7 @@
               <w:rPr>
                 <w:noProof/>
               </w:rPr>
-              <w:instrText xml:space="preserve"> PAGEREF _Toc243697178 \h </w:instrText>
+              <w:instrText xml:space="preserve"> PAGEREF _Toc243700228 \h </w:instrText>
             </w:r>
             <w:r>
               <w:rPr>
@@ -2737,7 +2804,7 @@
               <w:szCs w:val="22"/>
             </w:rPr>
           </w:pPr>
-          <w:hyperlink w:anchor="_Toc243697179" w:history="1">
+          <w:hyperlink w:anchor="_Toc243700229" w:history="1">
             <w:r>
               <w:rPr>
                 <w:rStyle w:val="Hyperlink"/>
@@ -2761,7 +2828,7 @@
               <w:rPr>
                 <w:noProof/>
               </w:rPr>
-              <w:instrText xml:space="preserve"> PAGEREF _Toc243697179 \h </w:instrText>
+              <w:instrText xml:space="preserve"> PAGEREF _Toc243700229 \h </w:instrText>
             </w:r>
             <w:r>
               <w:rPr>
@@ -2802,7 +2869,7 @@
               <w:szCs w:val="22"/>
             </w:rPr>
           </w:pPr>
-          <w:hyperlink w:anchor="_Toc243697180" w:history="1">
+          <w:hyperlink w:anchor="_Toc243700230" w:history="1">
             <w:r>
               <w:rPr>
                 <w:rStyle w:val="Hyperlink"/>
@@ -2826,7 +2893,7 @@
               <w:rPr>
                 <w:noProof/>
               </w:rPr>
-              <w:instrText xml:space="preserve"> PAGEREF _Toc243697180 \h </w:instrText>
+              <w:instrText xml:space="preserve"> PAGEREF _Toc243700230 \h </w:instrText>
             </w:r>
             <w:r>
               <w:rPr>
@@ -2867,7 +2934,7 @@
               <w:szCs w:val="22"/>
             </w:rPr>
           </w:pPr>
-          <w:hyperlink w:anchor="_Toc243697181" w:history="1">
+          <w:hyperlink w:anchor="_Toc243700231" w:history="1">
             <w:r>
               <w:rPr>
                 <w:rStyle w:val="Hyperlink"/>
@@ -2891,7 +2958,7 @@
               <w:rPr>
                 <w:noProof/>
               </w:rPr>
-              <w:instrText xml:space="preserve"> PAGEREF _Toc243697181 \h </w:instrText>
+              <w:instrText xml:space="preserve"> PAGEREF _Toc243700231 \h </w:instrText>
             </w:r>
             <w:r>
               <w:rPr>
@@ -2932,7 +2999,7 @@
               <w:szCs w:val="22"/>
             </w:rPr>
           </w:pPr>
-          <w:hyperlink w:anchor="_Toc243697182" w:history="1">
+          <w:hyperlink w:anchor="_Toc243700232" w:history="1">
             <w:r>
               <w:rPr>
                 <w:rStyle w:val="Hyperlink"/>
@@ -2956,7 +3023,7 @@
               <w:rPr>
                 <w:noProof/>
               </w:rPr>
-              <w:instrText xml:space="preserve"> PAGEREF _Toc243697182 \h </w:instrText>
+              <w:instrText xml:space="preserve"> PAGEREF _Toc243700232 \h </w:instrText>
             </w:r>
             <w:r>
               <w:rPr>
@@ -2997,7 +3064,7 @@
               <w:szCs w:val="22"/>
             </w:rPr>
           </w:pPr>
-          <w:hyperlink w:anchor="_Toc243697183" w:history="1">
+          <w:hyperlink w:anchor="_Toc243700233" w:history="1">
             <w:r>
               <w:rPr>
                 <w:rStyle w:val="Hyperlink"/>
@@ -3021,7 +3088,7 @@
               <w:rPr>
                 <w:noProof/>
               </w:rPr>
-              <w:instrText xml:space="preserve"> PAGEREF _Toc243697183 \h </w:instrText>
+              <w:instrText xml:space="preserve"> PAGEREF _Toc243700233 \h </w:instrText>
             </w:r>
             <w:r>
               <w:rPr>
@@ -3062,7 +3129,7 @@
               <w:szCs w:val="22"/>
             </w:rPr>
           </w:pPr>
-          <w:hyperlink w:anchor="_Toc243697184" w:history="1">
+          <w:hyperlink w:anchor="_Toc243700234" w:history="1">
             <w:r>
               <w:rPr>
                 <w:rStyle w:val="Hyperlink"/>
@@ -3086,7 +3153,7 @@
               <w:rPr>
                 <w:noProof/>
               </w:rPr>
-              <w:instrText xml:space="preserve"> PAGEREF _Toc243697184 \h </w:instrText>
+              <w:instrText xml:space="preserve"> PAGEREF _Toc243700234 \h </w:instrText>
             </w:r>
             <w:r>
               <w:rPr>
@@ -3127,7 +3194,7 @@
               <w:szCs w:val="22"/>
             </w:rPr>
           </w:pPr>
-          <w:hyperlink w:anchor="_Toc243697185" w:history="1">
+          <w:hyperlink w:anchor="_Toc243700235" w:history="1">
             <w:r>
               <w:rPr>
                 <w:rStyle w:val="Hyperlink"/>
@@ -3151,7 +3218,7 @@
               <w:rPr>
                 <w:noProof/>
               </w:rPr>
-              <w:instrText xml:space="preserve"> PAGEREF _Toc243697185 \h </w:instrText>
+              <w:instrText xml:space="preserve"> PAGEREF _Toc243700235 \h </w:instrText>
             </w:r>
             <w:r>
               <w:rPr>
@@ -3192,7 +3259,7 @@
               <w:szCs w:val="22"/>
             </w:rPr>
           </w:pPr>
-          <w:hyperlink w:anchor="_Toc243697186" w:history="1">
+          <w:hyperlink w:anchor="_Toc243700236" w:history="1">
             <w:r>
               <w:rPr>
                 <w:rStyle w:val="Hyperlink"/>
@@ -3216,7 +3283,7 @@
               <w:rPr>
                 <w:noProof/>
               </w:rPr>
-              <w:instrText xml:space="preserve"> PAGEREF _Toc243697186 \h </w:instrText>
+              <w:instrText xml:space="preserve"> PAGEREF _Toc243700236 \h </w:instrText>
             </w:r>
             <w:r>
               <w:rPr>
@@ -3257,7 +3324,7 @@
               <w:szCs w:val="22"/>
             </w:rPr>
           </w:pPr>
-          <w:hyperlink w:anchor="_Toc243697187" w:history="1">
+          <w:hyperlink w:anchor="_Toc243700237" w:history="1">
             <w:r>
               <w:rPr>
                 <w:rStyle w:val="Hyperlink"/>
@@ -3281,7 +3348,7 @@
               <w:rPr>
                 <w:noProof/>
               </w:rPr>
-              <w:instrText xml:space="preserve"> PAGEREF _Toc243697187 \h </w:instrText>
+              <w:instrText xml:space="preserve"> PAGEREF _Toc243700237 \h </w:instrText>
             </w:r>
             <w:r>
               <w:rPr>
@@ -3322,7 +3389,7 @@
               <w:szCs w:val="22"/>
             </w:rPr>
           </w:pPr>
-          <w:hyperlink w:anchor="_Toc243697188" w:history="1">
+          <w:hyperlink w:anchor="_Toc243700238" w:history="1">
             <w:r>
               <w:rPr>
                 <w:rStyle w:val="Hyperlink"/>
@@ -3346,7 +3413,7 @@
               <w:rPr>
                 <w:noProof/>
               </w:rPr>
-              <w:instrText xml:space="preserve"> PAGEREF _Toc243697188 \h </w:instrText>
+              <w:instrText xml:space="preserve"> PAGEREF _Toc243700238 \h </w:instrText>
             </w:r>
             <w:r>
               <w:rPr>
@@ -3387,7 +3454,7 @@
               <w:szCs w:val="22"/>
             </w:rPr>
           </w:pPr>
-          <w:hyperlink w:anchor="_Toc243697189" w:history="1">
+          <w:hyperlink w:anchor="_Toc243700239" w:history="1">
             <w:r>
               <w:rPr>
                 <w:rStyle w:val="Hyperlink"/>
@@ -3411,7 +3478,7 @@
               <w:rPr>
                 <w:noProof/>
               </w:rPr>
-              <w:instrText xml:space="preserve"> PAGEREF _Toc243697189 \h </w:instrText>
+              <w:instrText xml:space="preserve"> PAGEREF _Toc243700239 \h </w:instrText>
             </w:r>
             <w:r>
               <w:rPr>
@@ -3452,7 +3519,7 @@
               <w:szCs w:val="22"/>
             </w:rPr>
           </w:pPr>
-          <w:hyperlink w:anchor="_Toc243697190" w:history="1">
+          <w:hyperlink w:anchor="_Toc243700240" w:history="1">
             <w:r>
               <w:rPr>
                 <w:rStyle w:val="Hyperlink"/>
@@ -3476,7 +3543,7 @@
               <w:rPr>
                 <w:noProof/>
               </w:rPr>
-              <w:instrText xml:space="preserve"> PAGEREF _Toc243697190 \h </w:instrText>
+              <w:instrText xml:space="preserve"> PAGEREF _Toc243700240 \h </w:instrText>
             </w:r>
             <w:r>
               <w:rPr>
@@ -3517,7 +3584,7 @@
               <w:szCs w:val="22"/>
             </w:rPr>
           </w:pPr>
-          <w:hyperlink w:anchor="_Toc243697191" w:history="1">
+          <w:hyperlink w:anchor="_Toc243700241" w:history="1">
             <w:r>
               <w:rPr>
                 <w:rStyle w:val="Hyperlink"/>
@@ -3541,7 +3608,7 @@
               <w:rPr>
                 <w:noProof/>
               </w:rPr>
-              <w:instrText xml:space="preserve"> PAGEREF _Toc243697191 \h </w:instrText>
+              <w:instrText xml:space="preserve"> PAGEREF _Toc243700241 \h </w:instrText>
             </w:r>
             <w:r>
               <w:rPr>
@@ -3582,7 +3649,7 @@
               <w:szCs w:val="22"/>
             </w:rPr>
           </w:pPr>
-          <w:hyperlink w:anchor="_Toc243697192" w:history="1">
+          <w:hyperlink w:anchor="_Toc243700242" w:history="1">
             <w:r>
               <w:rPr>
                 <w:rStyle w:val="Hyperlink"/>
@@ -3606,7 +3673,7 @@
               <w:rPr>
                 <w:noProof/>
               </w:rPr>
-              <w:instrText xml:space="preserve"> PAGEREF _Toc243697192 \h </w:instrText>
+              <w:instrText xml:space="preserve"> PAGEREF _Toc243700242 \h </w:instrText>
             </w:r>
             <w:r>
               <w:rPr>
@@ -3647,7 +3714,7 @@
               <w:szCs w:val="22"/>
             </w:rPr>
           </w:pPr>
-          <w:hyperlink w:anchor="_Toc243697193" w:history="1">
+          <w:hyperlink w:anchor="_Toc243700243" w:history="1">
             <w:r>
               <w:rPr>
                 <w:rStyle w:val="Hyperlink"/>
@@ -3671,7 +3738,7 @@
               <w:rPr>
                 <w:noProof/>
               </w:rPr>
-              <w:instrText xml:space="preserve"> PAGEREF _Toc243697193 \h </w:instrText>
+              <w:instrText xml:space="preserve"> PAGEREF _Toc243700243 \h </w:instrText>
             </w:r>
             <w:r>
               <w:rPr>
@@ -3714,7 +3781,7 @@
       <w:pPr>
         <w:pStyle w:val="Heading1"/>
       </w:pPr>
-      <w:bookmarkStart w:id="1" w:name="_Toc243697165"/>
+      <w:bookmarkStart w:id="1" w:name="_Toc243700215"/>
       <w:r>
         <w:lastRenderedPageBreak/>
         <w:t>1  Introduction</w:t>
@@ -4321,7 +4388,7 @@
       <w:pPr>
         <w:pStyle w:val="Heading1"/>
       </w:pPr>
-      <w:bookmarkStart w:id="2" w:name="_Toc243697166"/>
+      <w:bookmarkStart w:id="2" w:name="_Toc243700216"/>
       <w:r>
         <w:lastRenderedPageBreak/>
         <w:t>2  Source layout</w:t>
@@ -5031,7 +5098,14 @@
                 <w:sz w:val="19"/>
                 <w:szCs w:val="19"/>
               </w:rPr>
-              <w:t>Shared pieces: AppIcons, pickers (farmer, tree, machine, vehicle, date), voice assistant, video player, video stills, location helper</w:t>
+              <w:t>Shared pieces: AppIcons, pickers (farmer, tree, machine, vehicle, date), voice assi</w:t>
+            </w:r>
+            <w:r>
+              <w:rPr>
+                <w:sz w:val="19"/>
+                <w:szCs w:val="19"/>
+              </w:rPr>
+              <w:t>stant, video player, video stills, location helper</w:t>
             </w:r>
           </w:p>
         </w:tc>
@@ -5090,14 +5164,7 @@
                 <w:sz w:val="19"/>
                 <w:szCs w:val="19"/>
               </w:rPr>
-              <w:t>Colours, type, wood images. Since 20 October 2026 the "Living Forest" greens (DateroemBackground #0F241B, Datero</w:t>
-            </w:r>
-            <w:r>
-              <w:rPr>
-                <w:sz w:val="19"/>
-                <w:szCs w:val="19"/>
-              </w:rPr>
-              <w:t>emSurface #1D4232 in Color.kt; forest_dark and forest_mid in res/values/colors.xml), the same as the website and desktop</w:t>
+              <w:t>Colours, type, wood images. Since 20 October 2026 the "Living Forest" greens (DateroemBackground #0F241B, DateroemSurface #1D4232 in Color.kt; forest_dark and forest_mid in res/values/colors.xml), the same as the website and desktop</w:t>
             </w:r>
           </w:p>
         </w:tc>
@@ -5237,7 +5304,7 @@
       <w:pPr>
         <w:pStyle w:val="Heading1"/>
       </w:pPr>
-      <w:bookmarkStart w:id="3" w:name="_Toc243697167"/>
+      <w:bookmarkStart w:id="3" w:name="_Toc243700217"/>
       <w:r>
         <w:lastRenderedPageBreak/>
         <w:t>3  Navigation and roles</w:t>
@@ -5259,10 +5326,7 @@
         <w:t>trip dial</w:t>
       </w:r>
       <w:r>
-        <w:t xml:space="preserve"> </w:t>
-      </w:r>
-      <w:r>
-        <w:t xml:space="preserve">(centre) and the </w:t>
+        <w:t xml:space="preserve"> (centre) and the </w:t>
       </w:r>
       <w:r>
         <w:rPr>
@@ -5272,7 +5336,10 @@
         <w:t>AI assistant</w:t>
       </w:r>
       <w:r>
-        <w:t xml:space="preserve"> (right). The trip picked on the dial becomes the active trip that Home and every trip-based section follow.</w:t>
+        <w:t xml:space="preserve"> (right). The trip picked on the dial becomes the active </w:t>
+      </w:r>
+      <w:r>
+        <w:t>trip that Home and every trip-based section follow.</w:t>
       </w:r>
     </w:p>
     <w:tbl>
@@ -6366,10 +6433,7 @@
         <w:t>ui/nav/Destinations.kt</w:t>
       </w:r>
       <w:r>
-        <w:t xml:space="preserve">. Finer rules inside screens (bins, Pay, Assign) check whether the user is Admin or SuperAdmin. Remember that these are screen rules only; the backend enforces admin rights only for the actions listed </w:t>
-      </w:r>
-      <w:r>
-        <w:t>in the Backend Server document.</w:t>
+        <w:t>. Finer rules inside screens (bins, Pay, Assign) check whether the user is Admin or SuperAdmin. Remember that these are screen rules only; the backend enforces admin rights only for the actions listed in the Backend Server document.</w:t>
       </w:r>
     </w:p>
     <w:p>
@@ -6381,10 +6445,13 @@
       <w:pPr>
         <w:pStyle w:val="Heading1"/>
       </w:pPr>
-      <w:bookmarkStart w:id="4" w:name="_Toc243697168"/>
+      <w:bookmarkStart w:id="4" w:name="_Toc243700218"/>
       <w:r>
         <w:lastRenderedPageBreak/>
-        <w:t>4  Sections and screens</w:t>
+        <w:t>4  Sections and scree</w:t>
+      </w:r>
+      <w:r>
+        <w:t>ns</w:t>
       </w:r>
       <w:bookmarkEnd w:id="4"/>
     </w:p>
@@ -6392,7 +6459,7 @@
       <w:pPr>
         <w:pStyle w:val="Heading2"/>
       </w:pPr>
-      <w:bookmarkStart w:id="5" w:name="_Toc243697169"/>
+      <w:bookmarkStart w:id="5" w:name="_Toc243700219"/>
       <w:r>
         <w:t>4.1  Splash, sign-in and Home</w:t>
       </w:r>
@@ -6415,10 +6482,10 @@
         <w:t>ui/dashboard/</w:t>
       </w:r>
       <w:r>
-        <w:t>): the company card comes from the server - the same on every phone, kept on the phone for when it is offline - and only the Su</w:t>
-      </w:r>
-      <w:r>
-        <w:t>perAdmin sees Edit. Admins and the SuperAdmin also see the business at a glance (</w:t>
+        <w:t xml:space="preserve">): the company card comes from the server - the same on every phone, kept on the phone for when it is offline - and only the SuperAdmin sees Edit. Admins and the SuperAdmin also see </w:t>
+      </w:r>
+      <w:r>
+        <w:t>the business at a glance (</w:t>
       </w:r>
       <w:r>
         <w:rPr>
@@ -6430,10 +6497,10 @@
         <w:t>/insights/overview</w:t>
       </w:r>
       <w:r>
-        <w:t xml:space="preserve">): the orders waiting for a delivery with how many are past or close to the promised date, users by role, products, campaigns and trips. With a trip picked, </w:t>
-      </w:r>
-      <w:r>
-        <w:t>everyone sees products sold and deliveries; profit and expenses only Admins and the SuperAdmin ("Admins and SuperAdmin only").</w:t>
+        <w:t>): the orders waiting for a delivery with how many are past or close to the promised date, users by role, products, campaigns and trips. With a trip picked, everyone sees products sold and deliveries; profit and expenses only Admins and the SuperAdmin ("Ad</w:t>
+      </w:r>
+      <w:r>
+        <w:t>mins and SuperAdmin only").</w:t>
       </w:r>
     </w:p>
     <w:p>
@@ -6453,13 +6520,13 @@
         <w:t>ui/profile/ProfileScreen.kt</w:t>
       </w:r>
       <w:r>
-        <w:t xml:space="preserve">): the photo (tap it </w:t>
-      </w:r>
-      <w:r>
-        <w:t>to choose one from the gallery - shrunk on the phone, cut square by the phone server), the name, the email (hidden until Show; the password is asked for when it changes), the phone number (hidden until Show; an admin changes it, because payouts go to it) a</w:t>
-      </w:r>
-      <w:r>
-        <w:t>nd the password (this phone stays signed in; every other device is signed out). After an admin's password reset, Choose a new password (</w:t>
+        <w:t>): the photo (tap it to choose one from the gallery - shrunk on the phone, cut square by the phone server), the name, th</w:t>
+      </w:r>
+      <w:r>
+        <w:t>e email (hidden until Show; the password is asked for when it changes), the phone number (hidden until Show; an admin changes it, because payouts go to it) and the password (this phone stays signed in; every other device is signed out). After an admin's pa</w:t>
+      </w:r>
+      <w:r>
+        <w:t>ssword reset, Choose a new password (</w:t>
       </w:r>
       <w:r>
         <w:rPr>
@@ -6471,10 +6538,7 @@
         <w:t>ForcedPasswordScreen.kt</w:t>
       </w:r>
       <w:r>
-        <w:t>) comes before Home. The idle lock: open but untouched for the SuperAdmin's minutes (25 at first)</w:t>
-      </w:r>
-      <w:r>
-        <w:t>, the app asks for the fingerprint, with Still there? a minute before (</w:t>
+        <w:t>) comes before Home. The idle lock: open but untouched for the SuperAdmin's minutes (25 at first), the app asks for the fingerprint, with Still there? a minute before (</w:t>
       </w:r>
       <w:r>
         <w:rPr>
@@ -6495,7 +6559,16 @@
           <w:sz w:val="19"/>
           <w:szCs w:val="19"/>
         </w:rPr>
-        <w:t>MainActivity.onUserInteraction</w:t>
+        <w:t>MainActivity.on</w:t>
+      </w:r>
+      <w:r>
+        <w:rPr>
+          <w:rFonts w:ascii="Consolas" w:eastAsia="Consolas" w:hAnsi="Consolas" w:cs="Consolas"/>
+          <w:color w:val="3B3F3D"/>
+          <w:sz w:val="19"/>
+          <w:szCs w:val="19"/>
+        </w:rPr>
+        <w:t>UserInteraction</w:t>
       </w:r>
       <w:r>
         <w:t>); Settings says how many minutes.</w:t>
@@ -6511,16 +6584,16 @@
         <w:spacing w:after="60" w:line="264" w:lineRule="auto"/>
       </w:pPr>
       <w:r>
-        <w:t>SplashScreen - since 18 October 2026 two real photographs instead of the drawn forest ("the board has seen it wise to use a real forest"): the old oak rises out of the dark, mist rolls in and clears over a misty pine forest, then the company emblem, the wo</w:t>
-      </w:r>
-      <w:r>
-        <w:t>od wordmark and "Growing Timber, Growing Futures" settle in (about 6 seconds; a tap skips it; with the phone's animations off, the last picture for a moment). It plays every time the app is opened afresh - after it was closed (swiped away from the recent a</w:t>
-      </w:r>
-      <w:r>
-        <w:t>pps) or Android cleared it (since 19 October 2026: "like other apps like netflix"). Coming back from the background (Home, Back or another app) it plays again only after more than 3 minutes away (15 until 19 October 2026), over the screen the person was on</w:t>
-      </w:r>
-      <w:r>
-        <w:t>, which is still there afterwards, and the fingerprint prompt waits until it ends. Turning the phone does not replay it. In its last moment the app's own greens wash over the forest.</w:t>
+        <w:t xml:space="preserve">SplashScreen - since 18 October 2026 two real photographs instead of the drawn forest ("the board has seen it wise to use a real forest"): the old oak rises out of the dark, mist rolls in and clears over a </w:t>
+      </w:r>
+      <w:r>
+        <w:t xml:space="preserve">misty pine forest, then the company emblem, the wood wordmark and "Growing Timber, Growing Futures" settle in (about 6 seconds; a tap skips it; with the phone's animations off, the last picture for a moment). It plays every time the app is opened afresh - </w:t>
+      </w:r>
+      <w:r>
+        <w:t>after it was closed (swiped away from the recent apps) or Android cleared it (since 19 October 2026: "like other apps like netflix"). Coming back from the background (Home, Back or another app) it plays again only after more than 3 minutes away (15 until 1</w:t>
+      </w:r>
+      <w:r>
+        <w:t>9 October 2026), over the screen the person was on, which is still there afterwards, and the fingerprint prompt waits until it ends. Turning the phone does not replay it. In its last moment the app's own greens wash over the forest.</w:t>
       </w:r>
     </w:p>
     <w:p>
@@ -6533,16 +6606,16 @@
         <w:spacing w:after="60" w:line="264" w:lineRule="auto"/>
       </w:pPr>
       <w:r>
-        <w:t>LoginScreen - username and password with the tree-ring wordmark, in the s</w:t>
-      </w:r>
-      <w:r>
-        <w:t>ame misty forest the entrance ends in (since 18 October 2026). Since 19 October 2026 it is the entrance's last picture without the brand - the same mist carrying on (since 20 October 2026 in three seamless layers that thicken, thin, rise and settle like re</w:t>
-      </w:r>
-      <w:r>
-        <w:t xml:space="preserve">al mist), the same shade and the app's green wash - and the entrance dissolves into it instead of cutting. When the phone waits for approval it shows a card naming the phone and a "Check again" button; after being signed out it shows the reason (see Phone </w:t>
-      </w:r>
-      <w:r>
-        <w:t>approval and app lock).</w:t>
+        <w:t xml:space="preserve">LoginScreen - username </w:t>
+      </w:r>
+      <w:r>
+        <w:t xml:space="preserve">and password with the tree-ring wordmark, in the same misty forest the entrance ends in (since 18 October 2026). Since 19 October 2026 it is the entrance's last picture without the brand - the same mist carrying on (since 20 October 2026 in three seamless </w:t>
+      </w:r>
+      <w:r>
+        <w:t>layers that thicken, thin, rise and settle like real mist), the same shade and the app's green wash - and the entrance dissolves into it instead of cutting. When the phone waits for approval it shows a card naming the phone and a "Check again" button; afte</w:t>
+      </w:r>
+      <w:r>
+        <w:t>r being signed out it shows the reason (see Phone approval and app lock).</w:t>
       </w:r>
     </w:p>
     <w:p>
@@ -6669,7 +6742,7 @@
       <w:pPr>
         <w:pStyle w:val="Heading2"/>
       </w:pPr>
-      <w:bookmarkStart w:id="6" w:name="_Toc243697170"/>
+      <w:bookmarkStart w:id="6" w:name="_Toc243700220"/>
       <w:r>
         <w:t>4.2  Orders</w:t>
       </w:r>
@@ -6704,7 +6777,7 @@
       <w:pPr>
         <w:pStyle w:val="Heading2"/>
       </w:pPr>
-      <w:bookmarkStart w:id="7" w:name="_Toc243697171"/>
+      <w:bookmarkStart w:id="7" w:name="_Toc243700221"/>
       <w:r>
         <w:t>4.3  Products</w:t>
       </w:r>
@@ -6774,7 +6847,7 @@
       <w:pPr>
         <w:pStyle w:val="Heading2"/>
       </w:pPr>
-      <w:bookmarkStart w:id="8" w:name="_Toc243697172"/>
+      <w:bookmarkStart w:id="8" w:name="_Toc243700222"/>
       <w:r>
         <w:t>4.4  Bulk orders and delivery areas</w:t>
       </w:r>
@@ -6802,7 +6875,7 @@
       <w:pPr>
         <w:pStyle w:val="Heading2"/>
       </w:pPr>
-      <w:bookmarkStart w:id="9" w:name="_Toc243697173"/>
+      <w:bookmarkStart w:id="9" w:name="_Toc243700223"/>
       <w:r>
         <w:t>4.5  Marketing</w:t>
       </w:r>
@@ -7138,7 +7211,7 @@
       <w:pPr>
         <w:pStyle w:val="Heading2"/>
       </w:pPr>
-      <w:bookmarkStart w:id="10" w:name="_Toc243697174"/>
+      <w:bookmarkStart w:id="10" w:name="_Toc243700224"/>
       <w:r>
         <w:t>4.6  Trips and light deliveries</w:t>
       </w:r>
@@ -7149,13 +7222,16 @@
         <w:spacing w:after="120" w:line="276" w:lineRule="auto"/>
       </w:pPr>
       <w:r>
-        <w:t>Since 23 October 2026 orders are named by their ticket (like DW-7K3Q9P) everywhere in the app - the ticket the customer quotes. Customers no longer see the driver or the vehicle unless it is shared: when sending orders to a new delivery, tick Share the dri</w:t>
-      </w:r>
-      <w:r>
-        <w:t>ver with the customer; orders joining an existing delivery follow that delivery. On a trip's light deliveries, Managers, Admins and the SuperAdmin have a Share driver with customers switch on each delivery. Shared, the customer sees the driver's first name</w:t>
-      </w:r>
-      <w:r>
-        <w:t>, the number plate and the company phone - never the driver's own number.</w:t>
+        <w:t>Since 23 October 2026 orders are named b</w:t>
+      </w:r>
+      <w:r>
+        <w:t>y their ticket (like DW-7K3Q9P) everywhere in the app - the ticket the customer quotes. Customers no longer see the driver or the vehicle unless it is shared: when sending orders to a new delivery, tick Share the driver with the customer; orders joining an</w:t>
+      </w:r>
+      <w:r>
+        <w:t xml:space="preserve"> existing delivery follow that delivery. On a trip's light deliveries, Managers, Admins and the SuperAdmin have a Share driver with customers switch on each delivery. Shared, the customer sees the driver's first name, the number plate and the company phone</w:t>
+      </w:r>
+      <w:r>
+        <w:t xml:space="preserve"> - never the driver's own number.</w:t>
       </w:r>
     </w:p>
     <w:p>
@@ -7181,10 +7257,10 @@
         <w:spacing w:after="60" w:line="264" w:lineRule="auto"/>
       </w:pPr>
       <w:r>
-        <w:t>Trip detail: key f</w:t>
-      </w:r>
-      <w:r>
-        <w:t>igures (deliveries, permits, loans plus capital) and Finalize Trip, which also records the remainder trees left over.</w:t>
+        <w:t xml:space="preserve">Trip detail: key figures (deliveries, permits, loans plus </w:t>
+      </w:r>
+      <w:r>
+        <w:t>capital) and Finalize Trip, which also records the remainder trees left over.</w:t>
       </w:r>
     </w:p>
     <w:p>
@@ -7209,7 +7285,7 @@
       <w:pPr>
         <w:pStyle w:val="Heading2"/>
       </w:pPr>
-      <w:bookmarkStart w:id="11" w:name="_Toc243697175"/>
+      <w:bookmarkStart w:id="11" w:name="_Toc243700225"/>
       <w:r>
         <w:t>4.7  Trees</w:t>
       </w:r>
@@ -7233,7 +7309,7 @@
       <w:pPr>
         <w:pStyle w:val="Heading2"/>
       </w:pPr>
-      <w:bookmarkStart w:id="12" w:name="_Toc243697176"/>
+      <w:bookmarkStart w:id="12" w:name="_Toc243700226"/>
       <w:r>
         <w:t>4.8  Expenses</w:t>
       </w:r>
@@ -7254,7 +7330,7 @@
       <w:pPr>
         <w:pStyle w:val="Heading2"/>
       </w:pPr>
-      <w:bookmarkStart w:id="13" w:name="_Toc243697177"/>
+      <w:bookmarkStart w:id="13" w:name="_Toc243700227"/>
       <w:r>
         <w:t>4.9  Transa</w:t>
       </w:r>
@@ -7660,7 +7736,7 @@
       <w:pPr>
         <w:pStyle w:val="Heading2"/>
       </w:pPr>
-      <w:bookmarkStart w:id="14" w:name="_Toc243697178"/>
+      <w:bookmarkStart w:id="14" w:name="_Toc243700228"/>
       <w:r>
         <w:t>4.10  Loans &amp; Finance</w:t>
       </w:r>
@@ -7681,7 +7757,7 @@
       <w:pPr>
         <w:pStyle w:val="Heading2"/>
       </w:pPr>
-      <w:bookmarkStart w:id="15" w:name="_Toc243697179"/>
+      <w:bookmarkStart w:id="15" w:name="_Toc243700229"/>
       <w:r>
         <w:t>4.11  AI assistant and insights</w:t>
       </w:r>
@@ -7707,7 +7783,7 @@
       <w:pPr>
         <w:pStyle w:val="Heading1"/>
       </w:pPr>
-      <w:bookmarkStart w:id="16" w:name="_Toc243697180"/>
+      <w:bookmarkStart w:id="16" w:name="_Toc243700230"/>
       <w:r>
         <w:lastRenderedPageBreak/>
         <w:t>5  Voice assistant</w:t>
@@ -7825,7 +7901,7 @@
       <w:pPr>
         <w:pStyle w:val="Heading1"/>
       </w:pPr>
-      <w:bookmarkStart w:id="17" w:name="_Toc243697181"/>
+      <w:bookmarkStart w:id="17" w:name="_Toc243700231"/>
       <w:r>
         <w:lastRenderedPageBreak/>
         <w:t>6  Company SIM payment reading</w:t>
@@ -7940,7 +8016,7 @@
       <w:pPr>
         <w:pStyle w:val="Heading1"/>
       </w:pPr>
-      <w:bookmarkStart w:id="18" w:name="_Toc243697182"/>
+      <w:bookmarkStart w:id="18" w:name="_Toc243700232"/>
       <w:r>
         <w:lastRenderedPageBreak/>
         <w:t>7  Look and feel</w:t>
@@ -8266,7 +8342,7 @@
       <w:pPr>
         <w:pStyle w:val="Heading1"/>
       </w:pPr>
-      <w:bookmarkStart w:id="19" w:name="_Toc243697183"/>
+      <w:bookmarkStart w:id="19" w:name="_Toc243700233"/>
       <w:r>
         <w:lastRenderedPageBreak/>
         <w:t>8  Phone approval and app lock</w:t>
@@ -8288,7 +8364,7 @@
       <w:pPr>
         <w:pStyle w:val="Heading2"/>
       </w:pPr>
-      <w:bookmarkStart w:id="20" w:name="_Toc243697184"/>
+      <w:bookmarkStart w:id="20" w:name="_Toc243700234"/>
       <w:r>
         <w:t>8.1  Worker details</w:t>
       </w:r>
@@ -8348,7 +8424,7 @@
       <w:pPr>
         <w:pStyle w:val="Heading2"/>
       </w:pPr>
-      <w:bookmarkStart w:id="21" w:name="_Toc243697185"/>
+      <w:bookmarkStart w:id="21" w:name="_Toc243700235"/>
       <w:r>
         <w:t>8.2  One approved phone per account</w:t>
       </w:r>
@@ -8413,7 +8489,10 @@
         <w:t>ui/auth/AuthViewModel.kt</w:t>
       </w:r>
       <w:r>
-        <w:t>): ask the server for a one-time value, sign it with the key, then send it with the username and password. The server approves an account's first phone automatically; any other phone waits.</w:t>
+        <w:t xml:space="preserve">): ask the server for a one-time value, sign it with the key, then send it with the username and </w:t>
+      </w:r>
+      <w:r>
+        <w:t>password. The server approves an account's first phone automatically; any other phone waits.</w:t>
       </w:r>
     </w:p>
     <w:p>
@@ -8426,10 +8505,10 @@
         <w:spacing w:after="60" w:line="264" w:lineRule="auto"/>
       </w:pPr>
       <w:r>
-        <w:t>A waiting phone sees "Waiting for approval" with its model name. O</w:t>
-      </w:r>
-      <w:r>
-        <w:t>nce the SuperAdmin approves it in the desktop app (Users &gt; Phones; since 5 October 2026 only the SuperAdmin can), the person taps "Check again" and is signed in.</w:t>
+        <w:t xml:space="preserve">A waiting phone sees "Waiting for approval" with its model name. Once the SuperAdmin approves it in the desktop app (Users &gt; Phones; since 5 October 2026 only the </w:t>
+      </w:r>
+      <w:r>
+        <w:t>SuperAdmin can), the person taps "Check again" and is signed in.</w:t>
       </w:r>
     </w:p>
     <w:p>
@@ -8442,10 +8521,7 @@
         <w:spacing w:after="60" w:line="264" w:lineRule="auto"/>
       </w:pPr>
       <w:r>
-        <w:t>If the SuperAdmin blocks or replaces the phone, or an admin disables the account, the next req</w:t>
-      </w:r>
-      <w:r>
-        <w:t xml:space="preserve">uest is refused. </w:t>
+        <w:t xml:space="preserve">If the SuperAdmin blocks or replaces the phone, or an admin disables the account, the next request is refused. </w:t>
       </w:r>
       <w:r>
         <w:rPr>
@@ -8469,7 +8545,10 @@
         <w:t>data/network/RetrofitClient.kt</w:t>
       </w:r>
       <w:r>
-        <w:t xml:space="preserve"> then ends the session and the sign-in screen explains why, instead of every screen showing its own error.</w:t>
+        <w:t xml:space="preserve"> then ends the session </w:t>
+      </w:r>
+      <w:r>
+        <w:t>and the sign-in screen explains why, instead of every screen showing its own error.</w:t>
       </w:r>
     </w:p>
     <w:p>
@@ -8482,10 +8561,10 @@
         <w:spacing w:after="60" w:line="264" w:lineRule="auto"/>
       </w:pPr>
       <w:r>
-        <w:t>Only staff can sign in (since 9 October 2026): a customer account gets "Thi</w:t>
-      </w:r>
-      <w:r>
-        <w:t>s app is for staff. Please use the website to shop and track your orders." and no phone is recorded for it.</w:t>
+        <w:t>Only staff can sign in (since 9 October 2026): a customer account gets "This app is for staff. Please use the website to shop and track your orders." and no phone is record</w:t>
+      </w:r>
+      <w:r>
+        <w:t>ed for it.</w:t>
       </w:r>
     </w:p>
     <w:p>
@@ -8498,10 +8577,7 @@
         <w:spacing w:after="60" w:line="264" w:lineRule="auto"/>
       </w:pPr>
       <w:r>
-        <w:t>Uninstalling the app or clearing its storage deletes the key. The phone then counts as a new phone and needs the SuperAdmin's approval again (with r</w:t>
-      </w:r>
-      <w:r>
-        <w:t>eplace).</w:t>
+        <w:t>Uninstalling the app or clearing its storage deletes the key. The phone then counts as a new phone and needs the SuperAdmin's approval again (with replace).</w:t>
       </w:r>
     </w:p>
     <w:p>
@@ -8513,7 +8589,7 @@
       <w:pPr>
         <w:pStyle w:val="Heading2"/>
       </w:pPr>
-      <w:bookmarkStart w:id="22" w:name="_Toc243697186"/>
+      <w:bookmarkStart w:id="22" w:name="_Toc243700236"/>
       <w:r>
         <w:t>8.3  Fingerprint lock</w:t>
       </w:r>
@@ -8541,7 +8617,10 @@
         <w:t>AppLockGate</w:t>
       </w:r>
       <w:r>
-        <w:t xml:space="preserve"> around HomeShell in </w:t>
+        <w:t xml:space="preserve"> around HomeS</w:t>
+      </w:r>
+      <w:r>
+        <w:t xml:space="preserve">hell in </w:t>
       </w:r>
       <w:r>
         <w:rPr>
@@ -8553,10 +8632,7 @@
         <w:t>ui/nav/AppRoot.kt</w:t>
       </w:r>
       <w:r>
-        <w:t>). It shows when the app is opened, unless the person has just signed in with the password, and again after the app has been in the ba</w:t>
-      </w:r>
-      <w:r>
-        <w:t>ckground for more than 2 minutes.</w:t>
+        <w:t>). It shows when the app is opened, unless the person has just signed in with the password, and again after the app has been in the background for more than 2 minutes.</w:t>
       </w:r>
     </w:p>
     <w:p>
@@ -8569,10 +8645,13 @@
         <w:spacing w:after="60" w:line="264" w:lineRule="auto"/>
       </w:pPr>
       <w:r>
-        <w:t>The lock is drawn over the screen that was open, which stays where it was underneath: nothing behind it can be tapped or read out by the screen reader, and Back sends the app to the background. A half-filled form is theref</w:t>
-      </w:r>
-      <w:r>
-        <w:t>ore still there after unlocking (before 3 October 2026 the lock replaced the screen and such input was lost).</w:t>
+        <w:t>The lock is drawn over the screen that was open, which stays wh</w:t>
+      </w:r>
+      <w:r>
+        <w:t>ere it was underneath: nothing behind it can be tapped or read out by the screen reader, and Back sends the app to the background. A half-filled form is therefore still there after unlocking (before 3 October 2026 the lock replaced the screen and such inpu</w:t>
+      </w:r>
+      <w:r>
+        <w:t>t was lost).</w:t>
       </w:r>
     </w:p>
     <w:p>
@@ -8585,10 +8664,7 @@
         <w:spacing w:after="60" w:line="264" w:lineRule="auto"/>
       </w:pPr>
       <w:r>
-        <w:t>It uses the strongest method the phone offers: fingerprint (class 3 biometrics) when available, otherwise fingerprint, face or the phone's PIN, pa</w:t>
-      </w:r>
-      <w:r>
-        <w:t>ttern or password.</w:t>
+        <w:t>It uses the strongest method the phone offers: fingerprint (class 3 biometrics) when available, otherwise fingerprint, face or the phone's PIN, pattern or password.</w:t>
       </w:r>
     </w:p>
     <w:p>
@@ -8601,7 +8677,10 @@
         <w:spacing w:after="60" w:line="264" w:lineRule="auto"/>
       </w:pPr>
       <w:r>
-        <w:t>A phone with no screen lock at all cannot open the app; it shows "Set a screen lock first" with a button to the phone's security settings.</w:t>
+        <w:t>A phone with no screen lock at all cannot open the app; it shows "Set a screen</w:t>
+      </w:r>
+      <w:r>
+        <w:t xml:space="preserve"> lock first" with a button to the phone's security settings.</w:t>
       </w:r>
     </w:p>
     <w:p>
@@ -8615,10 +8694,7 @@
       </w:pPr>
       <w:r>
         <w:lastRenderedPageBreak/>
-        <w:t>The lock screen also offers "Sign out" so a person can leave without unlocking. Since 20 October 2</w:t>
-      </w:r>
-      <w:r>
-        <w:t>026 every Sign out asks "Sign out?" first (Cancel or Sign out), here and in the menu (</w:t>
+        <w:t>The lock screen also offers "Sign out" so a person can leave without unlocking. Since 20 October 2026 every Sign out asks "Sign out?" first (Cancel or Sign out), here and in the menu (</w:t>
       </w:r>
       <w:r>
         <w:rPr>
@@ -8627,7 +8703,16 @@
           <w:sz w:val="19"/>
           <w:szCs w:val="19"/>
         </w:rPr>
-        <w:t>ui/auth/SignOutConfirm.kt</w:t>
+        <w:t>ui/auth/Sig</w:t>
+      </w:r>
+      <w:r>
+        <w:rPr>
+          <w:rFonts w:ascii="Consolas" w:eastAsia="Consolas" w:hAnsi="Consolas" w:cs="Consolas"/>
+          <w:color w:val="3B3F3D"/>
+          <w:sz w:val="19"/>
+          <w:szCs w:val="19"/>
+        </w:rPr>
+        <w:t>nOutConfirm.kt</w:t>
       </w:r>
       <w:r>
         <w:t>): "one ... might click the sign out accidentally".</w:t>
@@ -8655,13 +8740,10 @@
         <w:t>android:configChanges</w:t>
       </w:r>
       <w:r>
-        <w:t xml:space="preserve"> in </w:t>
-      </w:r>
-      <w:r>
-        <w:t>the manifest), so a half-filled form, a playing video and the unlocked app stay as they were: "rotating a screen is not the same as closing the phone". If Android does rebuild it (a language or text-size change), the lock remembers it was open; an app Andr</w:t>
-      </w:r>
-      <w:r>
-        <w:t>oid closed while it was away comes back locked (</w:t>
+        <w:t xml:space="preserve"> in the manifest), so a half-filled form, a playing video and the unlocked app stay as they were: "ro</w:t>
+      </w:r>
+      <w:r>
+        <w:t>tating a screen is not the same as closing the phone". If Android does rebuild it (a language or text-size change), the lock remembers it was open; an app Android closed while it was away comes back locked (</w:t>
       </w:r>
       <w:r>
         <w:rPr>
@@ -8762,7 +8844,15 @@
           <w:bCs/>
           <w:color w:val="8A5A2B"/>
         </w:rPr>
-        <w:t xml:space="preserve">Where to adjust: </w:t>
+        <w:t>Wh</w:t>
+      </w:r>
+      <w:r>
+        <w:rPr>
+          <w:b/>
+          <w:bCs/>
+          <w:color w:val="8A5A2B"/>
+        </w:rPr>
+        <w:t xml:space="preserve">ere to adjust: </w:t>
       </w:r>
       <w:r>
         <w:t xml:space="preserve">Time in the background before the lock returns: </w:t>
@@ -8789,10 +8879,7 @@
         <w:t>ui/auth/AppLock.kt</w:t>
       </w:r>
       <w:r>
-        <w:t>. Prompt wording: the same file. Messages shown after be</w:t>
-      </w:r>
-      <w:r>
-        <w:t xml:space="preserve">ing signed out: </w:t>
+        <w:t xml:space="preserve">. Prompt wording: the same file. Messages shown after being signed out: </w:t>
       </w:r>
       <w:r>
         <w:rPr>
@@ -8849,7 +8936,7 @@
       <w:pPr>
         <w:pStyle w:val="Heading1"/>
       </w:pPr>
-      <w:bookmarkStart w:id="23" w:name="_Toc243697187"/>
+      <w:bookmarkStart w:id="23" w:name="_Toc243700237"/>
       <w:r>
         <w:lastRenderedPageBreak/>
         <w:t>9  Network settings</w:t>
@@ -9291,7 +9378,7 @@
       <w:pPr>
         <w:pStyle w:val="Heading1"/>
       </w:pPr>
-      <w:bookmarkStart w:id="24" w:name="_Toc243697188"/>
+      <w:bookmarkStart w:id="24" w:name="_Toc243700238"/>
       <w:r>
         <w:lastRenderedPageBreak/>
         <w:t>10  Building, testing and sharing</w:t>
@@ -9302,7 +9389,7 @@
       <w:pPr>
         <w:pStyle w:val="Heading2"/>
       </w:pPr>
-      <w:bookmarkStart w:id="25" w:name="_Toc243697189"/>
+      <w:bookmarkStart w:id="25" w:name="_Toc243700239"/>
       <w:r>
         <w:t>10.1  Testing on the USB phone</w:t>
       </w:r>
@@ -9383,7 +9470,7 @@
       <w:pPr>
         <w:pStyle w:val="Heading2"/>
       </w:pPr>
-      <w:bookmarkStart w:id="26" w:name="_Toc243697190"/>
+      <w:bookmarkStart w:id="26" w:name="_Toc243700240"/>
       <w:r>
         <w:t>10.2  Command-line builds</w:t>
       </w:r>
@@ -9484,7 +9571,7 @@
       <w:pPr>
         <w:pStyle w:val="Heading2"/>
       </w:pPr>
-      <w:bookmarkStart w:id="27" w:name="_Toc243697191"/>
+      <w:bookmarkStart w:id="27" w:name="_Toc243700241"/>
       <w:r>
         <w:t>10.3  Sharing the app with admins elsewhere</w:t>
       </w:r>
@@ -9566,10 +9653,7 @@
         <w:spacing w:after="60" w:line="264" w:lineRule="auto"/>
       </w:pPr>
       <w:r>
-        <w:t>Admins download it from https://&lt;public domain&gt;/downloadable/</w:t>
-      </w:r>
-      <w:r>
-        <w:t>dateroem-wood-sales.apk and install it (allow installs from this source).</w:t>
+        <w:t>Admins download it from https://&lt;public domain&gt;/downloadable/dateroem-wood-sales.apk and install it (allow installs from this source).</w:t>
       </w:r>
     </w:p>
     <w:p>
@@ -9616,17 +9700,17 @@
         <w:t xml:space="preserve">Caution: </w:t>
       </w:r>
       <w:r>
-        <w:t>Copies of the app built before 3 October 2026 have no phone key. They still accept the password, but every screen afterwards fails with "Please sign in again". Share a new APK and ask every admin to install it; each phone that was not the account's first t</w:t>
-      </w:r>
-      <w:r>
-        <w:t>hen needs approval in the desktop app.</w:t>
+        <w:t>Copies of the app built before 3 October 2026 have no phone key. They still accept the password, but eve</w:t>
+      </w:r>
+      <w:r>
+        <w:t>ry screen afterwards fails with "Please sign in again". Share a new APK and ask every admin to install it; each phone that was not the account's first then needs approval in the desktop app.</w:t>
       </w:r>
     </w:p>
     <w:p>
       <w:pPr>
         <w:pStyle w:val="Heading2"/>
       </w:pPr>
-      <w:bookmarkStart w:id="28" w:name="_Toc243697192"/>
+      <w:bookmarkStart w:id="28" w:name="_Toc243700242"/>
       <w:r>
         <w:t>10.4  Before a production release</w:t>
       </w:r>
@@ -9642,7 +9726,10 @@
         <w:spacing w:after="60" w:line="264" w:lineRule="auto"/>
       </w:pPr>
       <w:r>
-        <w:t>Create a signing key (keystore) and build a signed release APK or App Bundle; keep the keystore and its passwords outside the project and backed up.</w:t>
+        <w:t>Create a signing key (keystore)</w:t>
+      </w:r>
+      <w:r>
+        <w:t xml:space="preserve"> and build a signed release APK or App Bundle; keep the keystore and its passwords outside the project and backed up.</w:t>
       </w:r>
     </w:p>
     <w:p>
@@ -9676,16 +9763,7 @@
           <w:sz w:val="19"/>
           <w:szCs w:val="19"/>
         </w:rPr>
-        <w:t>versionNa</w:t>
-      </w:r>
-      <w:r>
-        <w:rPr>
-          <w:rFonts w:ascii="Consolas" w:eastAsia="Consolas" w:hAnsi="Consolas" w:cs="Consolas"/>
-          <w:color w:val="3B3F3D"/>
-          <w:sz w:val="19"/>
-          <w:szCs w:val="19"/>
-        </w:rPr>
-        <w:t>me</w:t>
+        <w:t>versionName</w:t>
       </w:r>
       <w:r>
         <w:t xml:space="preserve"> for every release.</w:t>
@@ -9713,7 +9791,10 @@
         <w:t>isMinifyEnabled</w:t>
       </w:r>
       <w:r>
-        <w:t>), and remove the plain-HTTP exception once the server has a permanent HTTPS address.</w:t>
+        <w:t>), and</w:t>
+      </w:r>
+      <w:r>
+        <w:t xml:space="preserve"> remove the plain-HTTP exception once the server has a permanent HTTPS address.</w:t>
       </w:r>
     </w:p>
     <w:p>
@@ -9726,10 +9807,7 @@
         <w:spacing w:after="60" w:line="264" w:lineRule="auto"/>
       </w:pPr>
       <w:r>
-        <w:t>Distribute through Google Play (internal testing track) or a device-mana</w:t>
-      </w:r>
-      <w:r>
-        <w:t>gement tool instead of a download link.</w:t>
+        <w:t>Distribute through Google Play (internal testing track) or a device-management tool instead of a download link.</w:t>
       </w:r>
     </w:p>
     <w:p>
@@ -9746,7 +9824,7 @@
       <w:pPr>
         <w:pStyle w:val="Heading1"/>
       </w:pPr>
-      <w:bookmarkStart w:id="29" w:name="_Toc243697193"/>
+      <w:bookmarkStart w:id="29" w:name="_Toc243700243"/>
       <w:r>
         <w:lastRenderedPageBreak/>
         <w:t>11  Development history</w:t>
@@ -11413,10 +11491,10 @@
 <file path=word/numbering.xml><?xml version="1.0" encoding="utf-8"?>
 <w:numbering xmlns:wpc="http://schemas.microsoft.com/office/word/2010/wordprocessingCanvas" xmlns:cx="http://schemas.microsoft.com/office/drawing/2014/chartex" xmlns:cx1="http://schemas.microsoft.com/office/drawing/2015/9/8/chartex" xmlns:mc="http://schemas.openxmlformats.org/markup-compatibility/2006" xmlns:o="urn:schemas-microsoft-com:office:office" xmlns:r="http://schemas.openxmlformats.org/officeDocument/2006/relationships" xmlns:m="http://schemas.openxmlformats.org/officeDocument/2006/math" xmlns:v="urn:schemas-microsoft-com:vml" xmlns:wp14="http://schemas.microsoft.com/office/word/2010/wordprocessingDrawing" xmlns:wp="http://schemas.openxmlformats.org/drawingml/2006/wordprocessingDrawing" xmlns:w10="urn:schemas-microsoft-com:office:word" xmlns:w="http://schemas.openxmlformats.org/wordprocessingml/2006/main" xmlns:w14="http://schemas.microsoft.com/office/word/2010/wordml" xmlns:w15="http://schemas.microsoft.com/office/word/2012/wordml" xmlns:w16se="http://schemas.microsoft.com/office/word/2015/wordml/symex" xmlns:wpg="http://schemas.microsoft.com/office/word/2010/wordprocessingGroup" xmlns:wpi="http://schemas.microsoft.com/office/word/2010/wordprocessingInk" xmlns:wne="http://schemas.microsoft.com/office/word/2006/wordml" xmlns:wps="http://schemas.microsoft.com/office/word/2010/wordprocessingShape" mc:Ignorable="w14 w15 w16se wp14">
   <w:abstractNum w:abstractNumId="0" w15:restartNumberingAfterBreak="0">
-    <w:nsid w:val="36D3772A"/>
+    <w:nsid w:val="1D7A09D3"/>
     <w:multiLevelType w:val="hybridMultilevel"/>
-    <w:tmpl w:val="CDD4D8FC"/>
-    <w:lvl w:ilvl="0" w:tplc="E18E9C1A" w:tentative="1">
+    <w:tmpl w:val="28688EA2"/>
+    <w:lvl w:ilvl="0" w:tplc="45D0B48E" w:tentative="1">
       <w:start w:val="1"/>
       <w:numFmt w:val="bullet"/>
       <w:lvlText w:val="●"/>
@@ -11425,7 +11503,7 @@
         <w:ind w:left="720" w:hanging="360"/>
       </w:pPr>
     </w:lvl>
-    <w:lvl w:ilvl="1" w:tplc="3230CD44" w:tentative="1">
+    <w:lvl w:ilvl="1" w:tplc="26D060A2" w:tentative="1">
       <w:start w:val="1"/>
       <w:numFmt w:val="bullet"/>
       <w:lvlText w:val="○"/>
@@ -11434,7 +11512,7 @@
         <w:ind w:left="1440" w:hanging="360"/>
       </w:pPr>
     </w:lvl>
-    <w:lvl w:ilvl="2" w:tplc="2764A1F4" w:tentative="1">
+    <w:lvl w:ilvl="2" w:tplc="8F2C264E" w:tentative="1">
       <w:start w:val="1"/>
       <w:numFmt w:val="bullet"/>
       <w:lvlText w:val="■"/>
@@ -11443,7 +11521,7 @@
         <w:ind w:left="2160" w:hanging="360"/>
       </w:pPr>
     </w:lvl>
-    <w:lvl w:ilvl="3" w:tplc="92788952" w:tentative="1">
+    <w:lvl w:ilvl="3" w:tplc="0BBC9D22" w:tentative="1">
       <w:start w:val="1"/>
       <w:numFmt w:val="bullet"/>
       <w:lvlText w:val="●"/>
@@ -11452,7 +11530,7 @@
         <w:ind w:left="2880" w:hanging="360"/>
       </w:pPr>
     </w:lvl>
-    <w:lvl w:ilvl="4" w:tplc="92820838" w:tentative="1">
+    <w:lvl w:ilvl="4" w:tplc="B7247FAA" w:tentative="1">
       <w:start w:val="1"/>
       <w:numFmt w:val="bullet"/>
       <w:lvlText w:val="○"/>
@@ -11461,7 +11539,7 @@
         <w:ind w:left="3600" w:hanging="360"/>
       </w:pPr>
     </w:lvl>
-    <w:lvl w:ilvl="5" w:tplc="C52824DA" w:tentative="1">
+    <w:lvl w:ilvl="5" w:tplc="32B241F2" w:tentative="1">
       <w:start w:val="1"/>
       <w:numFmt w:val="bullet"/>
       <w:lvlText w:val="■"/>
@@ -11470,7 +11548,7 @@
         <w:ind w:left="4320" w:hanging="360"/>
       </w:pPr>
     </w:lvl>
-    <w:lvl w:ilvl="6" w:tplc="2AC09294" w:tentative="1">
+    <w:lvl w:ilvl="6" w:tplc="34528898" w:tentative="1">
       <w:start w:val="1"/>
       <w:numFmt w:val="bullet"/>
       <w:lvlText w:val="●"/>
@@ -11479,7 +11557,7 @@
         <w:ind w:left="5040" w:hanging="360"/>
       </w:pPr>
     </w:lvl>
-    <w:lvl w:ilvl="7" w:tplc="A354460C" w:tentative="1">
+    <w:lvl w:ilvl="7" w:tplc="B81218E4" w:tentative="1">
       <w:start w:val="1"/>
       <w:numFmt w:val="bullet"/>
       <w:lvlText w:val="●"/>
@@ -11488,7 +11566,7 @@
         <w:ind w:left="5760" w:hanging="360"/>
       </w:pPr>
     </w:lvl>
-    <w:lvl w:ilvl="8" w:tplc="C756BC34" w:tentative="1">
+    <w:lvl w:ilvl="8" w:tplc="234EBCFE" w:tentative="1">
       <w:start w:val="1"/>
       <w:numFmt w:val="bullet"/>
       <w:lvlText w:val="●"/>
@@ -11499,10 +11577,10 @@
     </w:lvl>
   </w:abstractNum>
   <w:abstractNum w:abstractNumId="1" w15:restartNumberingAfterBreak="0">
-    <w:nsid w:val="59112914"/>
+    <w:nsid w:val="67267506"/>
     <w:multiLevelType w:val="hybridMultilevel"/>
-    <w:tmpl w:val="1A381EC8"/>
-    <w:lvl w:ilvl="0" w:tplc="5E789E2A">
+    <w:tmpl w:val="6292D846"/>
+    <w:lvl w:ilvl="0" w:tplc="700E2A36">
       <w:start w:val="1"/>
       <w:numFmt w:val="bullet"/>
       <w:lvlText w:val="•"/>
@@ -11511,7 +11589,7 @@
         <w:ind w:left="540" w:hanging="300"/>
       </w:pPr>
     </w:lvl>
-    <w:lvl w:ilvl="1" w:tplc="48288952" w:tentative="1">
+    <w:lvl w:ilvl="1" w:tplc="BB1CAA2A" w:tentative="1">
       <w:start w:val="1"/>
       <w:numFmt w:val="bullet"/>
       <w:lvlText w:val="–"/>
@@ -11520,7 +11598,7 @@
         <w:ind w:left="940" w:hanging="300"/>
       </w:pPr>
     </w:lvl>
-    <w:lvl w:ilvl="2" w:tplc="A6BE5100" w:tentative="1">
+    <w:lvl w:ilvl="2" w:tplc="78B06F76" w:tentative="1">
       <w:start w:val="1"/>
       <w:numFmt w:val="bullet"/>
       <w:lvlText w:val="◦"/>
@@ -11529,42 +11607,42 @@
         <w:ind w:left="1340" w:hanging="300"/>
       </w:pPr>
     </w:lvl>
-    <w:lvl w:ilvl="3" w:tplc="FA24DFCC">
+    <w:lvl w:ilvl="3" w:tplc="A13A9E7C">
       <w:numFmt w:val="decimal"/>
       <w:lvlText w:val=""/>
       <w:lvlJc w:val="left"/>
     </w:lvl>
-    <w:lvl w:ilvl="4" w:tplc="15ACD602">
+    <w:lvl w:ilvl="4" w:tplc="AB36A92A">
       <w:numFmt w:val="decimal"/>
       <w:lvlText w:val=""/>
       <w:lvlJc w:val="left"/>
     </w:lvl>
-    <w:lvl w:ilvl="5" w:tplc="8486AE26">
+    <w:lvl w:ilvl="5" w:tplc="1A50EB9C">
       <w:numFmt w:val="decimal"/>
       <w:lvlText w:val=""/>
       <w:lvlJc w:val="left"/>
     </w:lvl>
-    <w:lvl w:ilvl="6" w:tplc="8FBA548E">
+    <w:lvl w:ilvl="6" w:tplc="584CAC4E">
       <w:numFmt w:val="decimal"/>
       <w:lvlText w:val=""/>
       <w:lvlJc w:val="left"/>
     </w:lvl>
-    <w:lvl w:ilvl="7" w:tplc="286E7F02">
+    <w:lvl w:ilvl="7" w:tplc="CAF80CDC">
       <w:numFmt w:val="decimal"/>
       <w:lvlText w:val=""/>
       <w:lvlJc w:val="left"/>
     </w:lvl>
-    <w:lvl w:ilvl="8" w:tplc="03E47EB2">
+    <w:lvl w:ilvl="8" w:tplc="C2DAE154">
       <w:numFmt w:val="decimal"/>
       <w:lvlText w:val=""/>
       <w:lvlJc w:val="left"/>
     </w:lvl>
   </w:abstractNum>
   <w:abstractNum w:abstractNumId="2" w15:restartNumberingAfterBreak="0">
-    <w:nsid w:val="6B7946A9"/>
+    <w:nsid w:val="6E5743A5"/>
     <w:multiLevelType w:val="hybridMultilevel"/>
-    <w:tmpl w:val="1CA683B8"/>
-    <w:lvl w:ilvl="0" w:tplc="CC100378">
+    <w:tmpl w:val="AD4CB202"/>
+    <w:lvl w:ilvl="0" w:tplc="6BBCA5CA">
       <w:start w:val="1"/>
       <w:numFmt w:val="decimal"/>
       <w:lvlText w:val="%1."/>
@@ -11573,7 +11651,7 @@
         <w:ind w:left="540" w:hanging="300"/>
       </w:pPr>
     </w:lvl>
-    <w:lvl w:ilvl="1" w:tplc="5170C71C" w:tentative="1">
+    <w:lvl w:ilvl="1" w:tplc="B0C617FC" w:tentative="1">
       <w:start w:val="1"/>
       <w:numFmt w:val="lowerLetter"/>
       <w:lvlText w:val="%2."/>
@@ -11582,7 +11660,7 @@
         <w:ind w:left="940" w:hanging="300"/>
       </w:pPr>
     </w:lvl>
-    <w:lvl w:ilvl="2" w:tplc="0D049408" w:tentative="1">
+    <w:lvl w:ilvl="2" w:tplc="5D68B99A" w:tentative="1">
       <w:start w:val="1"/>
       <w:numFmt w:val="lowerRoman"/>
       <w:lvlText w:val="%3."/>
@@ -11591,32 +11669,32 @@
         <w:ind w:left="1340" w:hanging="300"/>
       </w:pPr>
     </w:lvl>
-    <w:lvl w:ilvl="3" w:tplc="8AB4C5F0">
+    <w:lvl w:ilvl="3" w:tplc="0128D55E">
       <w:numFmt w:val="decimal"/>
       <w:lvlText w:val=""/>
       <w:lvlJc w:val="left"/>
     </w:lvl>
-    <w:lvl w:ilvl="4" w:tplc="1EAE67A4">
+    <w:lvl w:ilvl="4" w:tplc="EF74FAA0">
       <w:numFmt w:val="decimal"/>
       <w:lvlText w:val=""/>
       <w:lvlJc w:val="left"/>
     </w:lvl>
-    <w:lvl w:ilvl="5" w:tplc="78FE103A">
+    <w:lvl w:ilvl="5" w:tplc="7CCC40AC">
       <w:numFmt w:val="decimal"/>
       <w:lvlText w:val=""/>
       <w:lvlJc w:val="left"/>
     </w:lvl>
-    <w:lvl w:ilvl="6" w:tplc="04EABE02">
+    <w:lvl w:ilvl="6" w:tplc="5246C130">
       <w:numFmt w:val="decimal"/>
       <w:lvlText w:val=""/>
       <w:lvlJc w:val="left"/>
     </w:lvl>
-    <w:lvl w:ilvl="7" w:tplc="FF364586">
+    <w:lvl w:ilvl="7" w:tplc="D924C3D0">
       <w:numFmt w:val="decimal"/>
       <w:lvlText w:val=""/>
       <w:lvlJc w:val="left"/>
     </w:lvl>
-    <w:lvl w:ilvl="8" w:tplc="A1D03D46">
+    <w:lvl w:ilvl="8" w:tplc="8974BE58">
       <w:numFmt w:val="decimal"/>
       <w:lvlText w:val=""/>
       <w:lvlJc w:val="left"/>
@@ -12270,7 +12348,7 @@
     <w:autoRedefine/>
     <w:uiPriority w:val="39"/>
     <w:unhideWhenUsed/>
-    <w:rsid w:val="00256999"/>
+    <w:rsid w:val="00944161"/>
     <w:pPr>
       <w:spacing w:after="100"/>
     </w:pPr>
@@ -12282,7 +12360,7 @@
     <w:autoRedefine/>
     <w:uiPriority w:val="39"/>
     <w:unhideWhenUsed/>
-    <w:rsid w:val="00256999"/>
+    <w:rsid w:val="00944161"/>
     <w:pPr>
       <w:spacing w:after="100"/>
       <w:ind w:left="210"/>

--- a/documentation/05 Mobile/Mobile Application.docx
+++ b/documentation/05 Mobile/Mobile Application.docx
@@ -80,7 +80,7 @@
           <w:left w:w="10" w:type="dxa"/>
           <w:right w:w="10" w:type="dxa"/>
         </w:tblCellMar>
-        <w:tblLook w:val="04A0" w:firstRow="1" w:lastRow="0" w:firstColumn="1" w:lastColumn="0" w:noHBand="0" w:noVBand="1"/>
+        <w:tblLook w:val="0000" w:firstRow="0" w:lastRow="0" w:firstColumn="0" w:lastColumn="0" w:noHBand="0" w:noVBand="0"/>
       </w:tblPr>
       <w:tblGrid>
         <w:gridCol w:w="2600"/>
@@ -461,7 +461,7 @@
           <w:left w:w="10" w:type="dxa"/>
           <w:right w:w="10" w:type="dxa"/>
         </w:tblCellMar>
-        <w:tblLook w:val="04A0" w:firstRow="1" w:lastRow="0" w:firstColumn="1" w:lastColumn="0" w:noHBand="0" w:noVBand="1"/>
+        <w:tblLook w:val="0000" w:firstRow="0" w:lastRow="0" w:firstColumn="0" w:lastColumn="0" w:noHBand="0" w:noVBand="0"/>
       </w:tblPr>
       <w:tblGrid>
         <w:gridCol w:w="1300"/>
@@ -1251,7 +1251,14 @@
                 <w:sz w:val="19"/>
                 <w:szCs w:val="19"/>
               </w:rPr>
-              <w:t>The entrance plays every time the app is opened afresh, and after 3 minutes away in the background; sign-in in the app's green wash, the entrance dissolving into it.</w:t>
+              <w:t>The entrance plays every time the app is opened afresh, and after 3 minutes away in the background; sign-in in the app's green wash, th</w:t>
+            </w:r>
+            <w:r>
+              <w:rPr>
+                <w:sz w:val="19"/>
+                <w:szCs w:val="19"/>
+              </w:rPr>
+              <w:t>e entrance dissolving into it.</w:t>
             </w:r>
           </w:p>
         </w:tc>
@@ -1319,14 +1326,7 @@
                 <w:sz w:val="19"/>
                 <w:szCs w:val="19"/>
               </w:rPr>
-              <w:t>The mist in three seamless layers at different depths, livelier and m</w:t>
-            </w:r>
-            <w:r>
-              <w:rPr>
-                <w:sz w:val="19"/>
-                <w:szCs w:val="19"/>
-              </w:rPr>
-              <w:t>ore visible.</w:t>
+              <w:t>The mist in three seamless layers at different depths, livelier and more visible.</w:t>
             </w:r>
           </w:p>
         </w:tc>
@@ -1462,14 +1462,14 @@
                 <w:sz w:val="19"/>
                 <w:szCs w:val="19"/>
               </w:rPr>
-              <w:t>Colour themes (Forest, Dark, Light) in Settings, be</w:t>
-            </w:r>
-            <w:r>
-              <w:rPr>
-                <w:sz w:val="19"/>
-                <w:szCs w:val="19"/>
-              </w:rPr>
-              <w:t>hind a bold gear beside Sign out; Sign out asks first; turning the phone no longer asks for the fingerprint.</w:t>
+              <w:t xml:space="preserve">Colour themes (Forest, Dark, Light) in Settings, behind a bold gear beside Sign out; </w:t>
+            </w:r>
+            <w:r>
+              <w:rPr>
+                <w:sz w:val="19"/>
+                <w:szCs w:val="19"/>
+              </w:rPr>
+              <w:t>Sign out asks first; turning the phone no longer asks for the fingerprint.</w:t>
             </w:r>
           </w:p>
         </w:tc>
@@ -1605,14 +1605,7 @@
                 <w:sz w:val="19"/>
                 <w:szCs w:val="19"/>
               </w:rPr>
-              <w:t xml:space="preserve">My profile from the photo and name at the top of the menu; Choose a new password after an admin's </w:t>
-            </w:r>
-            <w:r>
-              <w:rPr>
-                <w:sz w:val="19"/>
-                <w:szCs w:val="19"/>
-              </w:rPr>
-              <w:t>reset; the idle lock with Still there?.</w:t>
+              <w:t>My profile from the photo and name at the top of the menu; Choose a new password after an admin's reset; the idle lock with Still there?.</w:t>
             </w:r>
           </w:p>
         </w:tc>
@@ -1680,7 +1673,14 @@
                 <w:sz w:val="19"/>
                 <w:szCs w:val="19"/>
               </w:rPr>
-              <w:t>Home: the business at a glance for Admins and the SuperAdmin, profit and expenses for them only, the company card from the server (SuperAdmin edits); Orders: due-soon and late marks.</w:t>
+              <w:t xml:space="preserve">Home: the business at a glance for Admins and the SuperAdmin, profit and expenses for them only, </w:t>
+            </w:r>
+            <w:r>
+              <w:rPr>
+                <w:sz w:val="19"/>
+                <w:szCs w:val="19"/>
+              </w:rPr>
+              <w:t>the company card from the server (SuperAdmin edits); Orders: due-soon and late marks.</w:t>
             </w:r>
           </w:p>
         </w:tc>
@@ -1728,14 +1728,7 @@
                 <w:sz w:val="19"/>
                 <w:szCs w:val="19"/>
               </w:rPr>
-              <w:t>24 Octo</w:t>
-            </w:r>
-            <w:r>
-              <w:rPr>
-                <w:sz w:val="19"/>
-                <w:szCs w:val="19"/>
-              </w:rPr>
-              <w:t>ber 2026</w:t>
+              <w:t>24 October 2026</w:t>
             </w:r>
           </w:p>
         </w:tc>
@@ -1755,7 +1748,14 @@
                 <w:sz w:val="19"/>
                 <w:szCs w:val="19"/>
               </w:rPr>
-              <w:t>Worker details from My profile: the staff member's ID and other numbers, next of kin, and document photos from the camera or gallery; where it stands and the SuperAdmin's note.</w:t>
+              <w:t>Worker details from My profile: the staff member's ID and other numbers, next of kin, and document photos from the camera or gallery; where it stands</w:t>
+            </w:r>
+            <w:r>
+              <w:rPr>
+                <w:sz w:val="19"/>
+                <w:szCs w:val="19"/>
+              </w:rPr>
+              <w:t xml:space="preserve"> and the SuperAdmin's note.</w:t>
             </w:r>
           </w:p>
         </w:tc>
@@ -1823,14 +1823,75 @@
                 <w:sz w:val="19"/>
                 <w:szCs w:val="19"/>
               </w:rPr>
-              <w:t>Editing a delivery area on the phone no longer em</w:t>
-            </w:r>
-            <w:r>
-              <w:rPr>
-                <w:sz w:val="19"/>
-                <w:szCs w:val="19"/>
-              </w:rPr>
-              <w:t>pties its map pin (the backend keeps it).</w:t>
+              <w:t>Editing a delivery area on the phone no longer empties its map pin (the backend keeps it).</w:t>
+            </w:r>
+          </w:p>
+        </w:tc>
+      </w:tr>
+      <w:tr>
+        <w:tblPrEx>
+          <w:tblCellMar>
+            <w:top w:w="0" w:type="dxa"/>
+            <w:bottom w:w="0" w:type="dxa"/>
+          </w:tblCellMar>
+        </w:tblPrEx>
+        <w:tc>
+          <w:tcPr>
+            <w:tcW w:w="1300" w:type="dxa"/>
+            <w:tcMar>
+              <w:top w:w="50" w:type="dxa"/>
+              <w:left w:w="90" w:type="dxa"/>
+              <w:bottom w:w="50" w:type="dxa"/>
+              <w:right w:w="90" w:type="dxa"/>
+            </w:tcMar>
+          </w:tcPr>
+          <w:p>
+            <w:r>
+              <w:rPr>
+                <w:sz w:val="19"/>
+                <w:szCs w:val="19"/>
+              </w:rPr>
+              <w:t>1.1</w:t>
+            </w:r>
+          </w:p>
+        </w:tc>
+        <w:tc>
+          <w:tcPr>
+            <w:tcW w:w="1900" w:type="dxa"/>
+            <w:tcMar>
+              <w:top w:w="50" w:type="dxa"/>
+              <w:left w:w="90" w:type="dxa"/>
+              <w:bottom w:w="50" w:type="dxa"/>
+              <w:right w:w="90" w:type="dxa"/>
+            </w:tcMar>
+          </w:tcPr>
+          <w:p>
+            <w:r>
+              <w:rPr>
+                <w:sz w:val="19"/>
+                <w:szCs w:val="19"/>
+              </w:rPr>
+              <w:t>24 October 2026</w:t>
+            </w:r>
+          </w:p>
+        </w:tc>
+        <w:tc>
+          <w:tcPr>
+            <w:tcW w:w="6438" w:type="dxa"/>
+            <w:tcMar>
+              <w:top w:w="50" w:type="dxa"/>
+              <w:left w:w="90" w:type="dxa"/>
+              <w:bottom w:w="50" w:type="dxa"/>
+              <w:right w:w="90" w:type="dxa"/>
+            </w:tcMar>
+          </w:tcPr>
+          <w:p>
+            <w:r>
+              <w:rPr>
+                <w:sz w:val="19"/>
+                <w:szCs w:val="19"/>
+              </w:rPr>
+              <w:t>Error messages in their own scrolling box (ErrorBox), and why the USB test copy can't reach the server once unplugged.</w:t>
             </w:r>
           </w:p>
         </w:tc>
@@ -1867,7 +1928,7 @@
     <w:sdt>
       <w:sdtPr>
         <w:alias w:val="Contents"/>
-        <w:id w:val="1326860141"/>
+        <w:id w:val="-986238861"/>
       </w:sdtPr>
       <w:sdtEndPr/>
       <w:sdtContent>
@@ -1894,7 +1955,7 @@
           <w:r>
             <w:fldChar w:fldCharType="separate"/>
           </w:r>
-          <w:hyperlink w:anchor="_Toc243700215" w:history="1">
+          <w:hyperlink w:anchor="_Toc243722789" w:history="1">
             <w:r>
               <w:rPr>
                 <w:rStyle w:val="Hyperlink"/>
@@ -1918,7 +1979,7 @@
               <w:rPr>
                 <w:noProof/>
               </w:rPr>
-              <w:instrText xml:space="preserve"> PAGEREF _Toc243700215 \h </w:instrText>
+              <w:instrText xml:space="preserve"> PAGEREF _Toc243722789 \h </w:instrText>
             </w:r>
             <w:r>
               <w:rPr>
@@ -1959,7 +2020,7 @@
               <w:szCs w:val="22"/>
             </w:rPr>
           </w:pPr>
-          <w:hyperlink w:anchor="_Toc243700216" w:history="1">
+          <w:hyperlink w:anchor="_Toc243722790" w:history="1">
             <w:r>
               <w:rPr>
                 <w:rStyle w:val="Hyperlink"/>
@@ -1983,7 +2044,7 @@
               <w:rPr>
                 <w:noProof/>
               </w:rPr>
-              <w:instrText xml:space="preserve"> PAGEREF _Toc243700216 \h </w:instrText>
+              <w:instrText xml:space="preserve"> PAGEREF _Toc243722790 \h </w:instrText>
             </w:r>
             <w:r>
               <w:rPr>
@@ -2024,7 +2085,7 @@
               <w:szCs w:val="22"/>
             </w:rPr>
           </w:pPr>
-          <w:hyperlink w:anchor="_Toc243700217" w:history="1">
+          <w:hyperlink w:anchor="_Toc243722791" w:history="1">
             <w:r>
               <w:rPr>
                 <w:rStyle w:val="Hyperlink"/>
@@ -2048,7 +2109,7 @@
               <w:rPr>
                 <w:noProof/>
               </w:rPr>
-              <w:instrText xml:space="preserve"> PAGEREF _Toc243700217 \h </w:instrText>
+              <w:instrText xml:space="preserve"> PAGEREF _Toc243722791 \h </w:instrText>
             </w:r>
             <w:r>
               <w:rPr>
@@ -2089,7 +2150,7 @@
               <w:szCs w:val="22"/>
             </w:rPr>
           </w:pPr>
-          <w:hyperlink w:anchor="_Toc243700218" w:history="1">
+          <w:hyperlink w:anchor="_Toc243722792" w:history="1">
             <w:r>
               <w:rPr>
                 <w:rStyle w:val="Hyperlink"/>
@@ -2113,7 +2174,7 @@
               <w:rPr>
                 <w:noProof/>
               </w:rPr>
-              <w:instrText xml:space="preserve"> PAGEREF _Toc243700218 \h </w:instrText>
+              <w:instrText xml:space="preserve"> PAGEREF _Toc243722792 \h </w:instrText>
             </w:r>
             <w:r>
               <w:rPr>
@@ -2154,7 +2215,7 @@
               <w:szCs w:val="22"/>
             </w:rPr>
           </w:pPr>
-          <w:hyperlink w:anchor="_Toc243700219" w:history="1">
+          <w:hyperlink w:anchor="_Toc243722793" w:history="1">
             <w:r>
               <w:rPr>
                 <w:rStyle w:val="Hyperlink"/>
@@ -2178,7 +2239,7 @@
               <w:rPr>
                 <w:noProof/>
               </w:rPr>
-              <w:instrText xml:space="preserve"> PAGEREF _Toc243700219 \h </w:instrText>
+              <w:instrText xml:space="preserve"> PAGEREF _Toc243722793 \h </w:instrText>
             </w:r>
             <w:r>
               <w:rPr>
@@ -2219,7 +2280,7 @@
               <w:szCs w:val="22"/>
             </w:rPr>
           </w:pPr>
-          <w:hyperlink w:anchor="_Toc243700220" w:history="1">
+          <w:hyperlink w:anchor="_Toc243722794" w:history="1">
             <w:r>
               <w:rPr>
                 <w:rStyle w:val="Hyperlink"/>
@@ -2243,7 +2304,7 @@
               <w:rPr>
                 <w:noProof/>
               </w:rPr>
-              <w:instrText xml:space="preserve"> PAGEREF _Toc243700220 \h </w:instrText>
+              <w:instrText xml:space="preserve"> PAGEREF _Toc243722794 \h </w:instrText>
             </w:r>
             <w:r>
               <w:rPr>
@@ -2284,7 +2345,7 @@
               <w:szCs w:val="22"/>
             </w:rPr>
           </w:pPr>
-          <w:hyperlink w:anchor="_Toc243700221" w:history="1">
+          <w:hyperlink w:anchor="_Toc243722795" w:history="1">
             <w:r>
               <w:rPr>
                 <w:rStyle w:val="Hyperlink"/>
@@ -2308,7 +2369,7 @@
               <w:rPr>
                 <w:noProof/>
               </w:rPr>
-              <w:instrText xml:space="preserve"> PAGEREF _Toc243700221 \h </w:instrText>
+              <w:instrText xml:space="preserve"> PAGEREF _Toc243722795 \h </w:instrText>
             </w:r>
             <w:r>
               <w:rPr>
@@ -2349,7 +2410,7 @@
               <w:szCs w:val="22"/>
             </w:rPr>
           </w:pPr>
-          <w:hyperlink w:anchor="_Toc243700222" w:history="1">
+          <w:hyperlink w:anchor="_Toc243722796" w:history="1">
             <w:r>
               <w:rPr>
                 <w:rStyle w:val="Hyperlink"/>
@@ -2373,7 +2434,7 @@
               <w:rPr>
                 <w:noProof/>
               </w:rPr>
-              <w:instrText xml:space="preserve"> PAGEREF _Toc243700222 \h </w:instrText>
+              <w:instrText xml:space="preserve"> PAGEREF _Toc243722796 \h </w:instrText>
             </w:r>
             <w:r>
               <w:rPr>
@@ -2414,7 +2475,7 @@
               <w:szCs w:val="22"/>
             </w:rPr>
           </w:pPr>
-          <w:hyperlink w:anchor="_Toc243700223" w:history="1">
+          <w:hyperlink w:anchor="_Toc243722797" w:history="1">
             <w:r>
               <w:rPr>
                 <w:rStyle w:val="Hyperlink"/>
@@ -2438,7 +2499,7 @@
               <w:rPr>
                 <w:noProof/>
               </w:rPr>
-              <w:instrText xml:space="preserve"> PAGEREF _Toc243700223 \h </w:instrText>
+              <w:instrText xml:space="preserve"> PAGEREF _Toc243722797 \h </w:instrText>
             </w:r>
             <w:r>
               <w:rPr>
@@ -2479,7 +2540,7 @@
               <w:szCs w:val="22"/>
             </w:rPr>
           </w:pPr>
-          <w:hyperlink w:anchor="_Toc243700224" w:history="1">
+          <w:hyperlink w:anchor="_Toc243722798" w:history="1">
             <w:r>
               <w:rPr>
                 <w:rStyle w:val="Hyperlink"/>
@@ -2503,7 +2564,7 @@
               <w:rPr>
                 <w:noProof/>
               </w:rPr>
-              <w:instrText xml:space="preserve"> PAGEREF _Toc243700224 \h </w:instrText>
+              <w:instrText xml:space="preserve"> PAGEREF _Toc243722798 \h </w:instrText>
             </w:r>
             <w:r>
               <w:rPr>
@@ -2544,7 +2605,7 @@
               <w:szCs w:val="22"/>
             </w:rPr>
           </w:pPr>
-          <w:hyperlink w:anchor="_Toc243700225" w:history="1">
+          <w:hyperlink w:anchor="_Toc243722799" w:history="1">
             <w:r>
               <w:rPr>
                 <w:rStyle w:val="Hyperlink"/>
@@ -2568,7 +2629,7 @@
               <w:rPr>
                 <w:noProof/>
               </w:rPr>
-              <w:instrText xml:space="preserve"> PAGEREF _Toc243700225 \h </w:instrText>
+              <w:instrText xml:space="preserve"> PAGEREF _Toc243722799 \h </w:instrText>
             </w:r>
             <w:r>
               <w:rPr>
@@ -2609,7 +2670,7 @@
               <w:szCs w:val="22"/>
             </w:rPr>
           </w:pPr>
-          <w:hyperlink w:anchor="_Toc243700226" w:history="1">
+          <w:hyperlink w:anchor="_Toc243722800" w:history="1">
             <w:r>
               <w:rPr>
                 <w:rStyle w:val="Hyperlink"/>
@@ -2633,7 +2694,7 @@
               <w:rPr>
                 <w:noProof/>
               </w:rPr>
-              <w:instrText xml:space="preserve"> PAGEREF _Toc243700226 \h </w:instrText>
+              <w:instrText xml:space="preserve"> PAGEREF _Toc243722800 \h </w:instrText>
             </w:r>
             <w:r>
               <w:rPr>
@@ -2674,7 +2735,7 @@
               <w:szCs w:val="22"/>
             </w:rPr>
           </w:pPr>
-          <w:hyperlink w:anchor="_Toc243700227" w:history="1">
+          <w:hyperlink w:anchor="_Toc243722801" w:history="1">
             <w:r>
               <w:rPr>
                 <w:rStyle w:val="Hyperlink"/>
@@ -2698,7 +2759,7 @@
               <w:rPr>
                 <w:noProof/>
               </w:rPr>
-              <w:instrText xml:space="preserve"> PAGEREF _Toc243700227 \h </w:instrText>
+              <w:instrText xml:space="preserve"> PAGEREF _Toc243722801 \h </w:instrText>
             </w:r>
             <w:r>
               <w:rPr>
@@ -2739,7 +2800,7 @@
               <w:szCs w:val="22"/>
             </w:rPr>
           </w:pPr>
-          <w:hyperlink w:anchor="_Toc243700228" w:history="1">
+          <w:hyperlink w:anchor="_Toc243722802" w:history="1">
             <w:r>
               <w:rPr>
                 <w:rStyle w:val="Hyperlink"/>
@@ -2763,7 +2824,7 @@
               <w:rPr>
                 <w:noProof/>
               </w:rPr>
-              <w:instrText xml:space="preserve"> PAGEREF _Toc243700228 \h </w:instrText>
+              <w:instrText xml:space="preserve"> PAGEREF _Toc243722802 \h </w:instrText>
             </w:r>
             <w:r>
               <w:rPr>
@@ -2804,7 +2865,7 @@
               <w:szCs w:val="22"/>
             </w:rPr>
           </w:pPr>
-          <w:hyperlink w:anchor="_Toc243700229" w:history="1">
+          <w:hyperlink w:anchor="_Toc243722803" w:history="1">
             <w:r>
               <w:rPr>
                 <w:rStyle w:val="Hyperlink"/>
@@ -2828,7 +2889,7 @@
               <w:rPr>
                 <w:noProof/>
               </w:rPr>
-              <w:instrText xml:space="preserve"> PAGEREF _Toc243700229 \h </w:instrText>
+              <w:instrText xml:space="preserve"> PAGEREF _Toc243722803 \h </w:instrText>
             </w:r>
             <w:r>
               <w:rPr>
@@ -2869,7 +2930,7 @@
               <w:szCs w:val="22"/>
             </w:rPr>
           </w:pPr>
-          <w:hyperlink w:anchor="_Toc243700230" w:history="1">
+          <w:hyperlink w:anchor="_Toc243722804" w:history="1">
             <w:r>
               <w:rPr>
                 <w:rStyle w:val="Hyperlink"/>
@@ -2893,7 +2954,7 @@
               <w:rPr>
                 <w:noProof/>
               </w:rPr>
-              <w:instrText xml:space="preserve"> PAGEREF _Toc243700230 \h </w:instrText>
+              <w:instrText xml:space="preserve"> PAGEREF _Toc243722804 \h </w:instrText>
             </w:r>
             <w:r>
               <w:rPr>
@@ -2934,7 +2995,7 @@
               <w:szCs w:val="22"/>
             </w:rPr>
           </w:pPr>
-          <w:hyperlink w:anchor="_Toc243700231" w:history="1">
+          <w:hyperlink w:anchor="_Toc243722805" w:history="1">
             <w:r>
               <w:rPr>
                 <w:rStyle w:val="Hyperlink"/>
@@ -2958,7 +3019,7 @@
               <w:rPr>
                 <w:noProof/>
               </w:rPr>
-              <w:instrText xml:space="preserve"> PAGEREF _Toc243700231 \h </w:instrText>
+              <w:instrText xml:space="preserve"> PAGEREF _Toc243722805 \h </w:instrText>
             </w:r>
             <w:r>
               <w:rPr>
@@ -2999,7 +3060,7 @@
               <w:szCs w:val="22"/>
             </w:rPr>
           </w:pPr>
-          <w:hyperlink w:anchor="_Toc243700232" w:history="1">
+          <w:hyperlink w:anchor="_Toc243722806" w:history="1">
             <w:r>
               <w:rPr>
                 <w:rStyle w:val="Hyperlink"/>
@@ -3023,7 +3084,7 @@
               <w:rPr>
                 <w:noProof/>
               </w:rPr>
-              <w:instrText xml:space="preserve"> PAGEREF _Toc243700232 \h </w:instrText>
+              <w:instrText xml:space="preserve"> PAGEREF _Toc243722806 \h </w:instrText>
             </w:r>
             <w:r>
               <w:rPr>
@@ -3064,7 +3125,7 @@
               <w:szCs w:val="22"/>
             </w:rPr>
           </w:pPr>
-          <w:hyperlink w:anchor="_Toc243700233" w:history="1">
+          <w:hyperlink w:anchor="_Toc243722807" w:history="1">
             <w:r>
               <w:rPr>
                 <w:rStyle w:val="Hyperlink"/>
@@ -3088,7 +3149,7 @@
               <w:rPr>
                 <w:noProof/>
               </w:rPr>
-              <w:instrText xml:space="preserve"> PAGEREF _Toc243700233 \h </w:instrText>
+              <w:instrText xml:space="preserve"> PAGEREF _Toc243722807 \h </w:instrText>
             </w:r>
             <w:r>
               <w:rPr>
@@ -3129,7 +3190,7 @@
               <w:szCs w:val="22"/>
             </w:rPr>
           </w:pPr>
-          <w:hyperlink w:anchor="_Toc243700234" w:history="1">
+          <w:hyperlink w:anchor="_Toc243722808" w:history="1">
             <w:r>
               <w:rPr>
                 <w:rStyle w:val="Hyperlink"/>
@@ -3153,7 +3214,7 @@
               <w:rPr>
                 <w:noProof/>
               </w:rPr>
-              <w:instrText xml:space="preserve"> PAGEREF _Toc243700234 \h </w:instrText>
+              <w:instrText xml:space="preserve"> PAGEREF _Toc243722808 \h </w:instrText>
             </w:r>
             <w:r>
               <w:rPr>
@@ -3194,7 +3255,7 @@
               <w:szCs w:val="22"/>
             </w:rPr>
           </w:pPr>
-          <w:hyperlink w:anchor="_Toc243700235" w:history="1">
+          <w:hyperlink w:anchor="_Toc243722809" w:history="1">
             <w:r>
               <w:rPr>
                 <w:rStyle w:val="Hyperlink"/>
@@ -3218,7 +3279,7 @@
               <w:rPr>
                 <w:noProof/>
               </w:rPr>
-              <w:instrText xml:space="preserve"> PAGEREF _Toc243700235 \h </w:instrText>
+              <w:instrText xml:space="preserve"> PAGEREF _Toc243722809 \h </w:instrText>
             </w:r>
             <w:r>
               <w:rPr>
@@ -3259,7 +3320,7 @@
               <w:szCs w:val="22"/>
             </w:rPr>
           </w:pPr>
-          <w:hyperlink w:anchor="_Toc243700236" w:history="1">
+          <w:hyperlink w:anchor="_Toc243722810" w:history="1">
             <w:r>
               <w:rPr>
                 <w:rStyle w:val="Hyperlink"/>
@@ -3283,7 +3344,7 @@
               <w:rPr>
                 <w:noProof/>
               </w:rPr>
-              <w:instrText xml:space="preserve"> PAGEREF _Toc243700236 \h </w:instrText>
+              <w:instrText xml:space="preserve"> PAGEREF _Toc243722810 \h </w:instrText>
             </w:r>
             <w:r>
               <w:rPr>
@@ -3324,7 +3385,7 @@
               <w:szCs w:val="22"/>
             </w:rPr>
           </w:pPr>
-          <w:hyperlink w:anchor="_Toc243700237" w:history="1">
+          <w:hyperlink w:anchor="_Toc243722811" w:history="1">
             <w:r>
               <w:rPr>
                 <w:rStyle w:val="Hyperlink"/>
@@ -3348,7 +3409,7 @@
               <w:rPr>
                 <w:noProof/>
               </w:rPr>
-              <w:instrText xml:space="preserve"> PAGEREF _Toc243700237 \h </w:instrText>
+              <w:instrText xml:space="preserve"> PAGEREF _Toc243722811 \h </w:instrText>
             </w:r>
             <w:r>
               <w:rPr>
@@ -3389,7 +3450,7 @@
               <w:szCs w:val="22"/>
             </w:rPr>
           </w:pPr>
-          <w:hyperlink w:anchor="_Toc243700238" w:history="1">
+          <w:hyperlink w:anchor="_Toc243722812" w:history="1">
             <w:r>
               <w:rPr>
                 <w:rStyle w:val="Hyperlink"/>
@@ -3413,7 +3474,7 @@
               <w:rPr>
                 <w:noProof/>
               </w:rPr>
-              <w:instrText xml:space="preserve"> PAGEREF _Toc243700238 \h </w:instrText>
+              <w:instrText xml:space="preserve"> PAGEREF _Toc243722812 \h </w:instrText>
             </w:r>
             <w:r>
               <w:rPr>
@@ -3454,7 +3515,7 @@
               <w:szCs w:val="22"/>
             </w:rPr>
           </w:pPr>
-          <w:hyperlink w:anchor="_Toc243700239" w:history="1">
+          <w:hyperlink w:anchor="_Toc243722813" w:history="1">
             <w:r>
               <w:rPr>
                 <w:rStyle w:val="Hyperlink"/>
@@ -3478,7 +3539,7 @@
               <w:rPr>
                 <w:noProof/>
               </w:rPr>
-              <w:instrText xml:space="preserve"> PAGEREF _Toc243700239 \h </w:instrText>
+              <w:instrText xml:space="preserve"> PAGEREF _Toc243722813 \h </w:instrText>
             </w:r>
             <w:r>
               <w:rPr>
@@ -3519,7 +3580,7 @@
               <w:szCs w:val="22"/>
             </w:rPr>
           </w:pPr>
-          <w:hyperlink w:anchor="_Toc243700240" w:history="1">
+          <w:hyperlink w:anchor="_Toc243722814" w:history="1">
             <w:r>
               <w:rPr>
                 <w:rStyle w:val="Hyperlink"/>
@@ -3543,7 +3604,7 @@
               <w:rPr>
                 <w:noProof/>
               </w:rPr>
-              <w:instrText xml:space="preserve"> PAGEREF _Toc243700240 \h </w:instrText>
+              <w:instrText xml:space="preserve"> PAGEREF _Toc243722814 \h </w:instrText>
             </w:r>
             <w:r>
               <w:rPr>
@@ -3584,7 +3645,7 @@
               <w:szCs w:val="22"/>
             </w:rPr>
           </w:pPr>
-          <w:hyperlink w:anchor="_Toc243700241" w:history="1">
+          <w:hyperlink w:anchor="_Toc243722815" w:history="1">
             <w:r>
               <w:rPr>
                 <w:rStyle w:val="Hyperlink"/>
@@ -3608,7 +3669,7 @@
               <w:rPr>
                 <w:noProof/>
               </w:rPr>
-              <w:instrText xml:space="preserve"> PAGEREF _Toc243700241 \h </w:instrText>
+              <w:instrText xml:space="preserve"> PAGEREF _Toc243722815 \h </w:instrText>
             </w:r>
             <w:r>
               <w:rPr>
@@ -3649,7 +3710,7 @@
               <w:szCs w:val="22"/>
             </w:rPr>
           </w:pPr>
-          <w:hyperlink w:anchor="_Toc243700242" w:history="1">
+          <w:hyperlink w:anchor="_Toc243722816" w:history="1">
             <w:r>
               <w:rPr>
                 <w:rStyle w:val="Hyperlink"/>
@@ -3673,7 +3734,7 @@
               <w:rPr>
                 <w:noProof/>
               </w:rPr>
-              <w:instrText xml:space="preserve"> PAGEREF _Toc243700242 \h </w:instrText>
+              <w:instrText xml:space="preserve"> PAGEREF _Toc243722816 \h </w:instrText>
             </w:r>
             <w:r>
               <w:rPr>
@@ -3714,7 +3775,7 @@
               <w:szCs w:val="22"/>
             </w:rPr>
           </w:pPr>
-          <w:hyperlink w:anchor="_Toc243700243" w:history="1">
+          <w:hyperlink w:anchor="_Toc243722817" w:history="1">
             <w:r>
               <w:rPr>
                 <w:rStyle w:val="Hyperlink"/>
@@ -3738,7 +3799,7 @@
               <w:rPr>
                 <w:noProof/>
               </w:rPr>
-              <w:instrText xml:space="preserve"> PAGEREF _Toc243700243 \h </w:instrText>
+              <w:instrText xml:space="preserve"> PAGEREF _Toc243722817 \h </w:instrText>
             </w:r>
             <w:r>
               <w:rPr>
@@ -3781,7 +3842,7 @@
       <w:pPr>
         <w:pStyle w:val="Heading1"/>
       </w:pPr>
-      <w:bookmarkStart w:id="1" w:name="_Toc243700215"/>
+      <w:bookmarkStart w:id="1" w:name="_Toc243722789"/>
       <w:r>
         <w:lastRenderedPageBreak/>
         <w:t>1  Introduction</w:t>
@@ -3793,10 +3854,10 @@
         <w:spacing w:after="120" w:line="276" w:lineRule="auto"/>
       </w:pPr>
       <w:r>
-        <w:t xml:space="preserve">The mobile app is the main working tool for staff in the field: registering trees and farmers, recording expenses, running trips and deliveries, managing products and campaigns, collecting and sending M-Pesa payments, and asking the assistant for help. It </w:t>
-      </w:r>
-      <w:r>
-        <w:t>talks only to the mobile server (DWS-MOB-01).</w:t>
+        <w:t>The mobile app is the main working tool for staff in the field: reg</w:t>
+      </w:r>
+      <w:r>
+        <w:t>istering trees and farmers, recording expenses, running trips and deliveries, managing products and campaigns, collecting and sending M-Pesa payments, and asking the assistant for help. It talks only to the mobile server (DWS-MOB-01).</w:t>
       </w:r>
     </w:p>
     <w:tbl>
@@ -3815,7 +3876,7 @@
           <w:left w:w="10" w:type="dxa"/>
           <w:right w:w="10" w:type="dxa"/>
         </w:tblCellMar>
-        <w:tblLook w:val="04A0" w:firstRow="1" w:lastRow="0" w:firstColumn="1" w:lastColumn="0" w:noHBand="0" w:noVBand="1"/>
+        <w:tblLook w:val="0000" w:firstRow="0" w:lastRow="0" w:firstColumn="0" w:lastColumn="0" w:noHBand="0" w:noVBand="0"/>
       </w:tblPr>
       <w:tblGrid>
         <w:gridCol w:w="2551"/>
@@ -3918,7 +3979,16 @@
                 <w:sz w:val="19"/>
                 <w:szCs w:val="19"/>
               </w:rPr>
-              <w:t>Project folder (Windows)</w:t>
+              <w:t xml:space="preserve">Project </w:t>
+            </w:r>
+            <w:r>
+              <w:rPr>
+                <w:b/>
+                <w:bCs/>
+                <w:sz w:val="19"/>
+                <w:szCs w:val="19"/>
+              </w:rPr>
+              <w:t>folder (Windows)</w:t>
             </w:r>
           </w:p>
         </w:tc>
@@ -4388,7 +4458,7 @@
       <w:pPr>
         <w:pStyle w:val="Heading1"/>
       </w:pPr>
-      <w:bookmarkStart w:id="2" w:name="_Toc243700216"/>
+      <w:bookmarkStart w:id="2" w:name="_Toc243722790"/>
       <w:r>
         <w:lastRenderedPageBreak/>
         <w:t>2  Source layout</w:t>
@@ -4431,7 +4501,7 @@
           <w:left w:w="10" w:type="dxa"/>
           <w:right w:w="10" w:type="dxa"/>
         </w:tblCellMar>
-        <w:tblLook w:val="04A0" w:firstRow="1" w:lastRow="0" w:firstColumn="1" w:lastColumn="0" w:noHBand="0" w:noVBand="1"/>
+        <w:tblLook w:val="0000" w:firstRow="0" w:lastRow="0" w:firstColumn="0" w:lastColumn="0" w:noHBand="0" w:noVBand="0"/>
       </w:tblPr>
       <w:tblGrid>
         <w:gridCol w:w="2753"/>
@@ -5225,7 +5295,14 @@
                 <w:sz w:val="19"/>
                 <w:szCs w:val="19"/>
               </w:rPr>
-              <w:t>SettingsScreen - Appearance: Forest, Dark or Light (since 20 October 2026)</w:t>
+              <w:t>SettingsSc</w:t>
+            </w:r>
+            <w:r>
+              <w:rPr>
+                <w:sz w:val="19"/>
+                <w:szCs w:val="19"/>
+              </w:rPr>
+              <w:t>reen - Appearance: Forest, Dark or Light (since 20 October 2026)</w:t>
             </w:r>
           </w:p>
         </w:tc>
@@ -5304,7 +5381,7 @@
       <w:pPr>
         <w:pStyle w:val="Heading1"/>
       </w:pPr>
-      <w:bookmarkStart w:id="3" w:name="_Toc243700217"/>
+      <w:bookmarkStart w:id="3" w:name="_Toc243722791"/>
       <w:r>
         <w:lastRenderedPageBreak/>
         <w:t>3  Navigation and roles</w:t>
@@ -5358,7 +5435,7 @@
           <w:left w:w="10" w:type="dxa"/>
           <w:right w:w="10" w:type="dxa"/>
         </w:tblCellMar>
-        <w:tblLook w:val="04A0" w:firstRow="1" w:lastRow="0" w:firstColumn="1" w:lastColumn="0" w:noHBand="0" w:noVBand="1"/>
+        <w:tblLook w:val="0000" w:firstRow="0" w:lastRow="0" w:firstColumn="0" w:lastColumn="0" w:noHBand="0" w:noVBand="0"/>
       </w:tblPr>
       <w:tblGrid>
         <w:gridCol w:w="2083"/>
@@ -6445,7 +6522,7 @@
       <w:pPr>
         <w:pStyle w:val="Heading1"/>
       </w:pPr>
-      <w:bookmarkStart w:id="4" w:name="_Toc243700218"/>
+      <w:bookmarkStart w:id="4" w:name="_Toc243722792"/>
       <w:r>
         <w:lastRenderedPageBreak/>
         <w:t>4  Sections and scree</w:t>
@@ -6459,11 +6536,37 @@
       <w:pPr>
         <w:pStyle w:val="Heading2"/>
       </w:pPr>
-      <w:bookmarkStart w:id="5" w:name="_Toc243700219"/>
+      <w:bookmarkStart w:id="5" w:name="_Toc243722793"/>
       <w:r>
         <w:t>4.1  Splash, sign-in and Home</w:t>
       </w:r>
       <w:bookmarkEnd w:id="5"/>
+    </w:p>
+    <w:p>
+      <w:pPr>
+        <w:spacing w:after="120" w:line="276" w:lineRule="auto"/>
+      </w:pPr>
+      <w:r>
+        <w:t>Error messages (24 October 2026, "some errors are kind of long and they do not well cover the space some go over other thins so can we fix this such if the error apperas the space can e.g be scrollable"): every error the app shows - a form that couldn't sa</w:t>
+      </w:r>
+      <w:r>
+        <w:t xml:space="preserve">ve, a screen that couldn't load, sign-in, payments, the assistant - sits in </w:t>
+      </w:r>
+      <w:r>
+        <w:rPr>
+          <w:rFonts w:ascii="Consolas" w:eastAsia="Consolas" w:hAnsi="Consolas" w:cs="Consolas"/>
+          <w:color w:val="3B3F3D"/>
+          <w:sz w:val="19"/>
+          <w:szCs w:val="19"/>
+        </w:rPr>
+        <w:t>ui/common/ErrorBox.kt</w:t>
+      </w:r>
+      <w:r>
+        <w:t>: tinted red, at most about four lines tall (three for small notes), scrolling inside itself with a thin bar when the message is longer, so a long message neve</w:t>
+      </w:r>
+      <w:r>
+        <w:t>r pushes the screen around or slides under the floating assistant button. The short titles ("Couldn't load products") and the red Delete buttons stay as they were.</w:t>
+      </w:r>
     </w:p>
     <w:p>
       <w:pPr>
@@ -6482,10 +6585,10 @@
         <w:t>ui/dashboard/</w:t>
       </w:r>
       <w:r>
-        <w:t xml:space="preserve">): the company card comes from the server - the same on every phone, kept on the phone for when it is offline - and only the SuperAdmin sees Edit. Admins and the SuperAdmin also see </w:t>
-      </w:r>
-      <w:r>
-        <w:t>the business at a glance (</w:t>
+        <w:t>): the company card comes from the server - the sam</w:t>
+      </w:r>
+      <w:r>
+        <w:t>e on every phone, kept on the phone for when it is offline - and only the SuperAdmin sees Edit. Admins and the SuperAdmin also see the business at a glance (</w:t>
       </w:r>
       <w:r>
         <w:rPr>
@@ -6497,10 +6600,10 @@
         <w:t>/insights/overview</w:t>
       </w:r>
       <w:r>
-        <w:t>): the orders waiting for a delivery with how many are past or close to the promised date, users by role, products, campaigns and trips. With a trip picked, everyone sees products sold and deliveries; profit and expenses only Admins and the SuperAdmin ("Ad</w:t>
-      </w:r>
-      <w:r>
-        <w:t>mins and SuperAdmin only").</w:t>
+        <w:t>): the orders waiting for a delivery with how many are past or close to the promi</w:t>
+      </w:r>
+      <w:r>
+        <w:t>sed date, users by role, products, campaigns and trips. With a trip picked, everyone sees products sold and deliveries; profit and expenses only Admins and the SuperAdmin ("Admins and SuperAdmin only").</w:t>
       </w:r>
     </w:p>
     <w:p>
@@ -6508,7 +6611,10 @@
         <w:spacing w:after="120" w:line="276" w:lineRule="auto"/>
       </w:pPr>
       <w:r>
-        <w:t>Since 24 October 2026 the photo and name at the top of the menu open My profile (</w:t>
+        <w:t>Since 24 October 2026 the photo and name at the top o</w:t>
+      </w:r>
+      <w:r>
+        <w:t>f the menu open My profile (</w:t>
       </w:r>
       <w:r>
         <w:rPr>
@@ -6520,13 +6626,10 @@
         <w:t>ui/profile/ProfileScreen.kt</w:t>
       </w:r>
       <w:r>
-        <w:t>): the photo (tap it to choose one from the gallery - shrunk on the phone, cut square by the phone server), the name, th</w:t>
-      </w:r>
-      <w:r>
-        <w:t>e email (hidden until Show; the password is asked for when it changes), the phone number (hidden until Show; an admin changes it, because payouts go to it) and the password (this phone stays signed in; every other device is signed out). After an admin's pa</w:t>
-      </w:r>
-      <w:r>
-        <w:t>ssword reset, Choose a new password (</w:t>
+        <w:t>): the photo (tap it to choose one from the gallery - shrunk on the phone, cut square by the phone server), the name, the email (hidden until Show; the password is asked for when it changes), the phone</w:t>
+      </w:r>
+      <w:r>
+        <w:t xml:space="preserve"> number (hidden until Show; an admin changes it, because payouts go to it) and the password (this phone stays signed in; every other device is signed out). After an admin's password reset, Choose a new password (</w:t>
       </w:r>
       <w:r>
         <w:rPr>
@@ -6538,7 +6641,10 @@
         <w:t>ForcedPasswordScreen.kt</w:t>
       </w:r>
       <w:r>
-        <w:t>) comes before Home. The idle lock: open but untouched for the SuperAdmin's minutes (25 at first), the app asks for the fingerprint, with Still there? a minute before (</w:t>
+        <w:t xml:space="preserve">) comes before Home. </w:t>
+      </w:r>
+      <w:r>
+        <w:t>The idle lock: open but untouched for the SuperAdmin's minutes (25 at first), the app asks for the fingerprint, with Still there? a minute before (</w:t>
       </w:r>
       <w:r>
         <w:rPr>
@@ -6559,16 +6665,7 @@
           <w:sz w:val="19"/>
           <w:szCs w:val="19"/>
         </w:rPr>
-        <w:t>MainActivity.on</w:t>
-      </w:r>
-      <w:r>
-        <w:rPr>
-          <w:rFonts w:ascii="Consolas" w:eastAsia="Consolas" w:hAnsi="Consolas" w:cs="Consolas"/>
-          <w:color w:val="3B3F3D"/>
-          <w:sz w:val="19"/>
-          <w:szCs w:val="19"/>
-        </w:rPr>
-        <w:t>UserInteraction</w:t>
+        <w:t>MainActivity.onUserInteraction</w:t>
       </w:r>
       <w:r>
         <w:t>); Settings says how many minutes.</w:t>
@@ -6584,16 +6681,19 @@
         <w:spacing w:after="60" w:line="264" w:lineRule="auto"/>
       </w:pPr>
       <w:r>
-        <w:t xml:space="preserve">SplashScreen - since 18 October 2026 two real photographs instead of the drawn forest ("the board has seen it wise to use a real forest"): the old oak rises out of the dark, mist rolls in and clears over a </w:t>
-      </w:r>
-      <w:r>
-        <w:t xml:space="preserve">misty pine forest, then the company emblem, the wood wordmark and "Growing Timber, Growing Futures" settle in (about 6 seconds; a tap skips it; with the phone's animations off, the last picture for a moment). It plays every time the app is opened afresh - </w:t>
-      </w:r>
-      <w:r>
-        <w:t>after it was closed (swiped away from the recent apps) or Android cleared it (since 19 October 2026: "like other apps like netflix"). Coming back from the background (Home, Back or another app) it plays again only after more than 3 minutes away (15 until 1</w:t>
-      </w:r>
-      <w:r>
-        <w:t>9 October 2026), over the screen the person was on, which is still there afterwards, and the fingerprint prompt waits until it ends. Turning the phone does not replay it. In its last moment the app's own greens wash over the forest.</w:t>
+        <w:t>SplashScreen - since 18 October</w:t>
+      </w:r>
+      <w:r>
+        <w:t xml:space="preserve"> 2026 two real photographs instead of the drawn forest ("the board has seen it wise to use a real forest"): the old oak rises out of the dark, mist rolls in and clears over a misty pine forest, then the company emblem, the wood wordmark and "Growing Timber</w:t>
+      </w:r>
+      <w:r>
+        <w:t>, Growing Futures" settle in (about 6 seconds; a tap skips it; with the phone's animations off, the last picture for a moment). It plays every time the app is opened afresh - after it was closed (swiped away from the recent apps) or Android cleared it (sin</w:t>
+      </w:r>
+      <w:r>
+        <w:t>ce 19 October 2026: "like other apps like netflix"). Coming back from the background (Home, Back or another app) it plays again only after more than 3 minutes away (15 until 19 October 2026), over the screen the person was on, which is still there afterwar</w:t>
+      </w:r>
+      <w:r>
+        <w:t>ds, and the fingerprint prompt waits until it ends. Turning the phone does not replay it. In its last moment the app's own greens wash over the forest.</w:t>
       </w:r>
     </w:p>
     <w:p>
@@ -6606,16 +6706,13 @@
         <w:spacing w:after="60" w:line="264" w:lineRule="auto"/>
       </w:pPr>
       <w:r>
-        <w:t xml:space="preserve">LoginScreen - username </w:t>
-      </w:r>
-      <w:r>
-        <w:t xml:space="preserve">and password with the tree-ring wordmark, in the same misty forest the entrance ends in (since 18 October 2026). Since 19 October 2026 it is the entrance's last picture without the brand - the same mist carrying on (since 20 October 2026 in three seamless </w:t>
-      </w:r>
-      <w:r>
-        <w:t>layers that thicken, thin, rise and settle like real mist), the same shade and the app's green wash - and the entrance dissolves into it instead of cutting. When the phone waits for approval it shows a card naming the phone and a "Check again" button; afte</w:t>
-      </w:r>
-      <w:r>
-        <w:t>r being signed out it shows the reason (see Phone approval and app lock).</w:t>
+        <w:t>LoginScreen - username and password with the tree-ring wordmark, in the same misty forest the entrance e</w:t>
+      </w:r>
+      <w:r>
+        <w:t>nds in (since 18 October 2026). Since 19 October 2026 it is the entrance's last picture without the brand - the same mist carrying on (since 20 October 2026 in three seamless layers that thicken, thin, rise and settle like real mist), the same shade and th</w:t>
+      </w:r>
+      <w:r>
+        <w:t>e app's green wash - and the entrance dissolves into it instead of cutting. When the phone waits for approval it shows a card naming the phone and a "Check again" button; after being signed out it shows the reason (see Phone approval and app lock).</w:t>
       </w:r>
     </w:p>
     <w:p>
@@ -6653,7 +6750,10 @@
         <w:spacing w:after="60" w:line="264" w:lineRule="auto"/>
       </w:pPr>
       <w:r>
-        <w:t>DashboardScreen - for the active trip: expenses, products sold, deliveries, running campaigns; profit for admins; editable company details (kept on the phone).</w:t>
+        <w:t>DashboardScreen - for the active trip: expenses, products sold, deliveries, running campaigns; profit for admins; editable co</w:t>
+      </w:r>
+      <w:r>
+        <w:t>mpany details (kept on the phone).</w:t>
       </w:r>
     </w:p>
     <w:p>
@@ -6725,24 +6825,14 @@
           <w:sz w:val="18"/>
           <w:szCs w:val="18"/>
         </w:rPr>
-        <w:t>Figure 2: The entrance: the oak, the mist, the forest with the emblem - then sign-in in the s</w:t>
-      </w:r>
-      <w:r>
-        <w:rPr>
-          <w:i/>
-          <w:iCs/>
-          <w:color w:val="5F6B66"/>
-          <w:sz w:val="18"/>
-          <w:szCs w:val="18"/>
-        </w:rPr>
-        <w:t>ame forest (drawn from the app's own pictures and timings)</w:t>
+        <w:t>Figure 2: The entrance: the oak, the mist, the forest with the emblem - then sign-in in the same forest (drawn from the app's own pictures and timings)</w:t>
       </w:r>
     </w:p>
     <w:p>
       <w:pPr>
         <w:pStyle w:val="Heading2"/>
       </w:pPr>
-      <w:bookmarkStart w:id="6" w:name="_Toc243700220"/>
+      <w:bookmarkStart w:id="6" w:name="_Toc243722794"/>
       <w:r>
         <w:t>4.2  Orders</w:t>
       </w:r>
@@ -6753,10 +6843,13 @@
         <w:spacing w:after="120" w:line="276" w:lineRule="auto"/>
       </w:pPr>
       <w:r>
-        <w:t>Since 24 October 2026 an order still waiting for a delivery is marked as its promised date comes near: DUE SOON (orange) in the last quarter of the promised time, never later than 5 day</w:t>
-      </w:r>
-      <w:r>
-        <w:t>s before, and LATE (red) once the date has passed - on the customer's card, on each order and in Assign - so it goes on a delivery that arrives by then.</w:t>
+        <w:t>Since 24 October 2026 an order still waiting for a del</w:t>
+      </w:r>
+      <w:r>
+        <w:t>ivery is marked as its promised date comes near: DUE SOON (orange) in the last quarter of the promised time, never later than 5 days before, and LATE (red) once the date has passed - on the customer's card, on each order and in Assign - so it goes on a del</w:t>
+      </w:r>
+      <w:r>
+        <w:t>ivery that arrives by then.</w:t>
       </w:r>
     </w:p>
     <w:p>
@@ -6764,20 +6857,17 @@
         <w:spacing w:after="120" w:line="276" w:lineRule="auto"/>
       </w:pPr>
       <w:r>
-        <w:t>Website orders not yet on a delivery, one card per customer and delivery area, marked LIGHT, BULK or CO</w:t>
-      </w:r>
-      <w:r>
-        <w:t xml:space="preserve">MBINED by size. Open a card to send the orders to a trip: choose an existing delivery or a new (optionally named) one, untick orders to leave pending, confirm - or add to an existing batch. Drop takes an order off with a cancellation cost; its refund then </w:t>
-      </w:r>
-      <w:r>
-        <w:t>waits in Transactions &gt; Refunds.</w:t>
+        <w:t>Website orders not yet on a delivery, one card per customer and delivery area, marked LIGHT, BULK or COMBINED by size. Open a card to send the orders to a trip: choose an existing delivery or a new (optionally named) one, untick</w:t>
+      </w:r>
+      <w:r>
+        <w:t xml:space="preserve"> orders to leave pending, confirm - or add to an existing batch. Drop takes an order off with a cancellation cost; its refund then waits in Transactions &gt; Refunds.</w:t>
       </w:r>
     </w:p>
     <w:p>
       <w:pPr>
         <w:pStyle w:val="Heading2"/>
       </w:pPr>
-      <w:bookmarkStart w:id="7" w:name="_Toc243700221"/>
+      <w:bookmarkStart w:id="7" w:name="_Toc243722795"/>
       <w:r>
         <w:t>4.3  Products</w:t>
       </w:r>
@@ -6788,13 +6878,13 @@
         <w:spacing w:after="120" w:line="276" w:lineRule="auto"/>
       </w:pPr>
       <w:r>
-        <w:t>Product list with photos; the round + adds a product: name, type, price, stock and unit (pieces or board feet), photo (camera or gallery, compressed on the phone and uploaded), the tree registration it came fr</w:t>
-      </w:r>
-      <w:r>
-        <w:t>om, marketer badge and description. Tap to edit or delete; deleted products go to the bin in the top bar, where admins restore them. If Android closes the app while the camera is open, the photo still arrives when the app comes back (the camera hand-off is</w:t>
-      </w:r>
-      <w:r>
-        <w:t xml:space="preserve"> saved with </w:t>
+        <w:t>Product list with photos; the round + adds a product: name, type, price, stock</w:t>
+      </w:r>
+      <w:r>
+        <w:t xml:space="preserve"> and unit (pieces or board feet), photo (camera or gallery, compressed on the phone and uploaded), the tree registration it came from, marketer badge and description. Tap to edit or delete; deleted products go to the bin in the top bar, where admins restor</w:t>
+      </w:r>
+      <w:r>
+        <w:t xml:space="preserve">e them. If Android closes the app while the camera is open, the photo still arrives when the app comes back (the camera hand-off is saved with </w:t>
       </w:r>
       <w:r>
         <w:rPr>
@@ -6824,10 +6914,10 @@
         <w:t>Retire Product</w:t>
       </w:r>
       <w:r>
-        <w:t xml:space="preserve"> near the bottom of its form (kept inside the product so it isn't pressed by mistake from the list); it asks first, then goes back to the list.</w:t>
-      </w:r>
-      <w:r>
-        <w:t xml:space="preserve"> A retired product's card turns brown with "Retired - hidden from the shop" and a </w:t>
+        <w:t xml:space="preserve"> near the bo</w:t>
+      </w:r>
+      <w:r>
+        <w:t xml:space="preserve">ttom of its form (kept inside the product so it isn't pressed by mistake from the list); it asks first, then goes back to the list. A retired product's card turns brown with "Retired - hidden from the shop" and a </w:t>
       </w:r>
       <w:r>
         <w:rPr>
@@ -6837,17 +6927,20 @@
         <w:t>Bring back</w:t>
       </w:r>
       <w:r>
-        <w:t xml:space="preserve"> button, stays in the list and keeps its stock and orders; its form says "Retired - hidden from the shop. Bring it back from the product list." When products run ou</w:t>
-      </w:r>
-      <w:r>
-        <w:t>t of stock, a "Needs attention" banner at the top opens the out-of-stock list, and the menu shows the count beside Products. Needs a new app build to reach the phones.</w:t>
+        <w:t xml:space="preserve"> button, stays in the list and ke</w:t>
+      </w:r>
+      <w:r>
+        <w:t xml:space="preserve">eps its stock and orders; its form says "Retired - hidden from the shop. Bring it back from the product list." When products run out of stock, a "Needs attention" banner at the top opens the out-of-stock list, and the menu shows the count beside Products. </w:t>
+      </w:r>
+      <w:r>
+        <w:t>Needs a new app build to reach the phones.</w:t>
       </w:r>
     </w:p>
     <w:p>
       <w:pPr>
         <w:pStyle w:val="Heading2"/>
       </w:pPr>
-      <w:bookmarkStart w:id="8" w:name="_Toc243700222"/>
+      <w:bookmarkStart w:id="8" w:name="_Toc243722796"/>
       <w:r>
         <w:t>4.4  Bulk orders and delivery areas</w:t>
       </w:r>
@@ -6858,24 +6951,24 @@
         <w:spacing w:after="120" w:line="276" w:lineRule="auto"/>
       </w:pPr>
       <w:r>
-        <w:t>Heavy orders of the active trip. + opens a new heavy</w:t>
-      </w:r>
-      <w:r>
-        <w:t xml:space="preserve"> order (company name). The detail screen records production description lines (type, measurements, total body feet, product total, optional photo), the payment as hard or soft cash (with an STK push for the soft part), and "Mark as delivered"; amounts stay</w:t>
-      </w:r>
-      <w:r>
-        <w:t xml:space="preserve"> editable </w:t>
+        <w:t>Heavy orders of the active trip. + opens a new heavy order (company name). The detail screen records production description lines (type, measurements, total body feet, product t</w:t>
+      </w:r>
+      <w:r>
+        <w:t xml:space="preserve">otal, optional photo), the payment as hard or soft cash (with an STK push for the soft part), and "Mark as delivered"; amounts stay editable </w:t>
       </w:r>
       <w:r>
         <w:lastRenderedPageBreak/>
-        <w:t>afterwards. "Delete order (negotiation failed)" removes one. The pin icon manages delivery areas (city, pickup point, hours, active).</w:t>
+        <w:t>afterwards. "Delete order (negotiation failed)" removes one. The pin icon manages delivery areas (city, pickup poin</w:t>
+      </w:r>
+      <w:r>
+        <w:t>t, hours, active).</w:t>
       </w:r>
     </w:p>
     <w:p>
       <w:pPr>
         <w:pStyle w:val="Heading2"/>
       </w:pPr>
-      <w:bookmarkStart w:id="9" w:name="_Toc243700223"/>
+      <w:bookmarkStart w:id="9" w:name="_Toc243722797"/>
       <w:r>
         <w:t>4.5  Marketing</w:t>
       </w:r>
@@ -6886,13 +6979,10 @@
         <w:spacing w:after="120" w:line="276" w:lineRule="auto"/>
       </w:pPr>
       <w:r>
-        <w:t>Campaign list showing each photo, or for a video a still taken from it with a play mark, so campa</w:t>
-      </w:r>
-      <w:r>
-        <w:t>igns are easy to tell apart. + creates a campaign with a name, channel (radio buttons, or All), status, dates, one media item (take photo, record video or choose from gallery) and the products it promotes. Videos play in the app. Deleted campaigns go to th</w:t>
-      </w:r>
-      <w:r>
-        <w:t>e bin.</w:t>
+        <w:t>Campaign list showing each photo, or for a video a still taken from it with a play mark, so campaigns are easy to tell apart. + creates a campaign with a name, channel (radio buttons, or All), status, dates, one media item</w:t>
+      </w:r>
+      <w:r>
+        <w:t xml:space="preserve"> (take photo, record video or choose from gallery) and the products it promotes. Videos play in the app. Deleted campaigns go to the bin.</w:t>
       </w:r>
     </w:p>
     <w:p>
@@ -6912,10 +7002,10 @@
         <w:t>Products in this campaign</w:t>
       </w:r>
       <w:r>
-        <w:t xml:space="preserve"> - a field on the form opens a searchable list of products to tick ("None chosen yet - tap to choose" until some are). Saving replaces the campaign's whole set in one request. An Active campaign with no products shows the hi</w:t>
-      </w:r>
-      <w:r>
-        <w:t>nt "Customers only see a campaign on the website once it has at least one product."</w:t>
+        <w:t xml:space="preserve"> - a field on the form opens a searchable list of products to tick ("None chosen yet - tap to</w:t>
+      </w:r>
+      <w:r>
+        <w:t xml:space="preserve"> choose" until some are). Saving replaces the campaign's whole set in one request. An Active campaign with no products shows the hint "Customers only see a campaign on the website once it has at least one product."</w:t>
       </w:r>
     </w:p>
     <w:p>
@@ -6935,7 +7025,10 @@
         <w:t>Media is kept</w:t>
       </w:r>
       <w:r>
-        <w:t xml:space="preserve"> - editing a campaign without choosing a new photo or video keeps the existing one. (The server sends the media as </w:t>
+        <w:t xml:space="preserve"> - editing a campaign withou</w:t>
+      </w:r>
+      <w:r>
+        <w:t xml:space="preserve">t choosing a new photo or video keeps the existing one. (The server sends the media as </w:t>
       </w:r>
       <w:r>
         <w:rPr>
@@ -6959,10 +7052,7 @@
         <w:t>mediaKeyOf</w:t>
       </w:r>
       <w:r>
-        <w:t xml:space="preserve"> turns it bac</w:t>
-      </w:r>
-      <w:r>
-        <w:t>k into the stored key before saving.)</w:t>
+        <w:t xml:space="preserve"> turns it back into the stored key before saving.)</w:t>
       </w:r>
     </w:p>
     <w:p>
@@ -6982,10 +7072,10 @@
         <w:t>Unsaved changes are kept</w:t>
       </w:r>
       <w:r>
-        <w:t xml:space="preserve"> - leaving the form, or the app locking, keeps what was typed as a draft for as long as the app runs. Coming back shows "Your unsaved changes from before are back." with a Discard button; Cancel</w:t>
-      </w:r>
-      <w:r>
-        <w:t xml:space="preserve"> throws the changes away.</w:t>
+        <w:t xml:space="preserve"> - leaving the form, or the app locking, keeps what was typed a</w:t>
+      </w:r>
+      <w:r>
+        <w:t>s a draft for as long as the app runs. Coming back shows "Your unsaved changes from before are back." with a Discard button; Cancel throws the changes away.</w:t>
       </w:r>
     </w:p>
     <w:p>
@@ -7017,7 +7107,10 @@
         <w:t>ui/common/VideoThumbnail.kt</w:t>
       </w:r>
       <w:r>
-        <w:t xml:space="preserve"> takes the picture at 0.8 seconds into the video, keeps recent ones in memory and saves them in the app's cache folder (</w:t>
+        <w:t xml:space="preserve"> takes the picture at 0.8 seconds into the video, keeps r</w:t>
+      </w:r>
+      <w:r>
+        <w:t>ecent ones in memory and saves them in the app's cache folder (</w:t>
       </w:r>
       <w:r>
         <w:rPr>
@@ -7038,16 +7131,7 @@
           <w:sz w:val="19"/>
           <w:szCs w:val="19"/>
         </w:rPr>
-        <w:t>u</w:t>
-      </w:r>
-      <w:r>
-        <w:rPr>
-          <w:rFonts w:ascii="Consolas" w:eastAsia="Consolas" w:hAnsi="Consolas" w:cs="Consolas"/>
-          <w:color w:val="3B3F3D"/>
-          <w:sz w:val="19"/>
-          <w:szCs w:val="19"/>
-        </w:rPr>
-        <w:t>i/marketing/CampaignMediaThumbnail.kt</w:t>
+        <w:t>ui/marketing/CampaignMediaThumbnail.kt</w:t>
       </w:r>
       <w:r>
         <w:t xml:space="preserve"> in Campaigns and Deleted Campaigns.</w:t>
@@ -7070,13 +7154,13 @@
         <w:t>Bulk order pictures</w:t>
       </w:r>
       <w:r>
-        <w:t xml:space="preserve"> (since 9 October 2026): the picture button in the Marketing top bar - Marketers, Admins and the SuperAdmin only - opens the photos that play as a slideshow on th</w:t>
-      </w:r>
-      <w:r>
-        <w:t xml:space="preserve">e website's Bulk Orders page. Each shows whole on a 16:9 card with its number and caption; arrows move it earlier or later, Add caption / Edit caption and Remove (asks first) sit under it. The round + takes a photo or picks one from the gallery, then asks </w:t>
-      </w:r>
-      <w:r>
-        <w:t xml:space="preserve">for an optional caption (up to 120 characters) before adding it; the photo is shrunk on the phone (1600 px JPEG) and uploaded. 12 at most - the + disappears at 12. Files: </w:t>
+        <w:t xml:space="preserve"> (since 9 October 2026): the picture button in the Marketing top bar - Marketers, Admins and the SuperAdmin only - opens the photos that play as a slideshow on the website's Bulk Orders page. Each shows whole on a 16:9 card with its number and caption; arr</w:t>
+      </w:r>
+      <w:r>
+        <w:t>ows move it earlier or later, Add caption / Edit caption and Remove (asks first) sit under it. The round + takes a photo or picks one from the gallery, then asks for an optional caption (up to 120 characters) before adding it; the photo is shrunk on the ph</w:t>
+      </w:r>
+      <w:r>
+        <w:t xml:space="preserve">one (1600 px JPEG) and uploaded. 12 at most - the + disappears at 12. Files: </w:t>
       </w:r>
       <w:r>
         <w:rPr>
@@ -7165,7 +7249,16 @@
           <w:sz w:val="19"/>
           <w:szCs w:val="19"/>
         </w:rPr>
-        <w:t>mediaKeyOf</w:t>
+        <w:t>medi</w:t>
+      </w:r>
+      <w:r>
+        <w:rPr>
+          <w:rFonts w:ascii="Consolas" w:eastAsia="Consolas" w:hAnsi="Consolas" w:cs="Consolas"/>
+          <w:color w:val="3B3F3D"/>
+          <w:sz w:val="19"/>
+          <w:szCs w:val="19"/>
+        </w:rPr>
+        <w:t>aKeyOf</w:t>
       </w:r>
       <w:r>
         <w:t xml:space="preserve">), </w:t>
@@ -7211,7 +7304,7 @@
       <w:pPr>
         <w:pStyle w:val="Heading2"/>
       </w:pPr>
-      <w:bookmarkStart w:id="10" w:name="_Toc243700224"/>
+      <w:bookmarkStart w:id="10" w:name="_Toc243722798"/>
       <w:r>
         <w:t>4.6  Trips and light deliveries</w:t>
       </w:r>
@@ -7222,16 +7315,13 @@
         <w:spacing w:after="120" w:line="276" w:lineRule="auto"/>
       </w:pPr>
       <w:r>
-        <w:t>Since 23 October 2026 orders are named b</w:t>
-      </w:r>
-      <w:r>
-        <w:t>y their ticket (like DW-7K3Q9P) everywhere in the app - the ticket the customer quotes. Customers no longer see the driver or the vehicle unless it is shared: when sending orders to a new delivery, tick Share the driver with the customer; orders joining an</w:t>
-      </w:r>
-      <w:r>
-        <w:t xml:space="preserve"> existing delivery follow that delivery. On a trip's light deliveries, Managers, Admins and the SuperAdmin have a Share driver with customers switch on each delivery. Shared, the customer sees the driver's first name, the number plate and the company phone</w:t>
-      </w:r>
-      <w:r>
-        <w:t xml:space="preserve"> - never the driver's own number.</w:t>
+        <w:t>Since 23 October 2026 orders are named by their ticket (like DW-7K3Q9P) everywhere in the app - the ticket the customer quotes. Custom</w:t>
+      </w:r>
+      <w:r>
+        <w:t>ers no longer see the driver or the vehicle unless it is shared: when sending orders to a new delivery, tick Share the driver with the customer; orders joining an existing delivery follow that delivery. On a trip's light deliveries, Managers, Admins and th</w:t>
+      </w:r>
+      <w:r>
+        <w:t>e SuperAdmin have a Share driver with customers switch on each delivery. Shared, the customer sees the driver's first name, the number plate and the company phone - never the driver's own number.</w:t>
       </w:r>
     </w:p>
     <w:p>
@@ -7244,7 +7334,10 @@
         <w:spacing w:after="60" w:line="264" w:lineRule="auto"/>
       </w:pPr>
       <w:r>
-        <w:t>Trips list with the active (open) trip highlighted. A new trip can be created only when no other trip is open; it becomes the working trip once picked on the dial.</w:t>
+        <w:t>Trips list with the active (open) trip highlighted. A new tr</w:t>
+      </w:r>
+      <w:r>
+        <w:t>ip can be created only when no other trip is open; it becomes the working trip once picked on the dial.</w:t>
       </w:r>
     </w:p>
     <w:p>
@@ -7257,10 +7350,7 @@
         <w:spacing w:after="60" w:line="264" w:lineRule="auto"/>
       </w:pPr>
       <w:r>
-        <w:t xml:space="preserve">Trip detail: key figures (deliveries, permits, loans plus </w:t>
-      </w:r>
-      <w:r>
-        <w:t>capital) and Finalize Trip, which also records the remainder trees left over.</w:t>
+        <w:t>Trip detail: key figures (deliveries, permits, loans plus capital) and Finalize Trip, which also records the remainder trees left over.</w:t>
       </w:r>
     </w:p>
     <w:p>
@@ -7285,7 +7375,7 @@
       <w:pPr>
         <w:pStyle w:val="Heading2"/>
       </w:pPr>
-      <w:bookmarkStart w:id="11" w:name="_Toc243700225"/>
+      <w:bookmarkStart w:id="11" w:name="_Toc243722799"/>
       <w:r>
         <w:t>4.7  Trees</w:t>
       </w:r>
@@ -7309,7 +7399,7 @@
       <w:pPr>
         <w:pStyle w:val="Heading2"/>
       </w:pPr>
-      <w:bookmarkStart w:id="12" w:name="_Toc243700226"/>
+      <w:bookmarkStart w:id="12" w:name="_Toc243722800"/>
       <w:r>
         <w:t>4.8  Expenses</w:t>
       </w:r>
@@ -7330,7 +7420,7 @@
       <w:pPr>
         <w:pStyle w:val="Heading2"/>
       </w:pPr>
-      <w:bookmarkStart w:id="13" w:name="_Toc243700227"/>
+      <w:bookmarkStart w:id="13" w:name="_Toc243722801"/>
       <w:r>
         <w:t>4.9  Transa</w:t>
       </w:r>
@@ -7355,7 +7445,7 @@
           <w:left w:w="10" w:type="dxa"/>
           <w:right w:w="10" w:type="dxa"/>
         </w:tblCellMar>
-        <w:tblLook w:val="04A0" w:firstRow="1" w:lastRow="0" w:firstColumn="1" w:lastColumn="0" w:noHBand="0" w:noVBand="1"/>
+        <w:tblLook w:val="0000" w:firstRow="0" w:lastRow="0" w:firstColumn="0" w:lastColumn="0" w:noHBand="0" w:noVBand="0"/>
       </w:tblPr>
       <w:tblGrid>
         <w:gridCol w:w="2753"/>
@@ -7736,7 +7826,7 @@
       <w:pPr>
         <w:pStyle w:val="Heading2"/>
       </w:pPr>
-      <w:bookmarkStart w:id="14" w:name="_Toc243700228"/>
+      <w:bookmarkStart w:id="14" w:name="_Toc243722802"/>
       <w:r>
         <w:t>4.10  Loans &amp; Finance</w:t>
       </w:r>
@@ -7757,7 +7847,7 @@
       <w:pPr>
         <w:pStyle w:val="Heading2"/>
       </w:pPr>
-      <w:bookmarkStart w:id="15" w:name="_Toc243700229"/>
+      <w:bookmarkStart w:id="15" w:name="_Toc243722803"/>
       <w:r>
         <w:t>4.11  AI assistant and insights</w:t>
       </w:r>
@@ -7783,7 +7873,7 @@
       <w:pPr>
         <w:pStyle w:val="Heading1"/>
       </w:pPr>
-      <w:bookmarkStart w:id="16" w:name="_Toc243700230"/>
+      <w:bookmarkStart w:id="16" w:name="_Toc243722804"/>
       <w:r>
         <w:lastRenderedPageBreak/>
         <w:t>5  Voice assistant</w:t>
@@ -7795,13 +7885,10 @@
         <w:spacing w:after="120" w:line="276" w:lineRule="auto"/>
       </w:pPr>
       <w:r>
-        <w:t>Forms can be filled by voice. Turn the voice assistant on, tap a field and speak; the field fills, then tap the next field. Saying "stop</w:t>
-      </w:r>
-      <w:r>
-        <w:t>" or switching the assistant off ends listening. Number words become digits ("two hundred Kenyan shillings" gives 200), and the keyboard stays hidden while voice is on unless the person chooses to type. It uses Android's built-in speech recognition, so the</w:t>
-      </w:r>
-      <w:r>
-        <w:t>re is no extra cost.</w:t>
+        <w:t xml:space="preserve">Forms can be filled by voice. Turn the voice assistant on, tap a field and speak; the field fills, then tap the next field. Saying "stop" or switching the assistant off ends listening. Number words become digits ("two hundred Kenyan shillings" gives 200), </w:t>
+      </w:r>
+      <w:r>
+        <w:t>and the keyboard stays hidden while voice is on unless the person chooses to type. It uses Android's built-in speech recognition, so there is no extra cost.</w:t>
       </w:r>
     </w:p>
     <w:p>
@@ -7809,10 +7896,13 @@
         <w:spacing w:after="120" w:line="276" w:lineRule="auto"/>
       </w:pPr>
       <w:r>
-        <w:t>Voice needs the microphone permission. The app asks for it when voice is switched on or a field's microphone is tapped, and then carries on with what was asked. If the permission is refused - or Android no longer asks because it was re</w:t>
-      </w:r>
-      <w:r>
-        <w:t xml:space="preserve">fused before - a notice appears under the switch (or under that field) instead of nothing happening: "Voice needs the microphone, and it's switched off for this app. Allow it under Permissions &gt; Microphone.", with an </w:t>
+        <w:t>Voice needs the microphone permission. The app asks for it when voice is switched on or a field's m</w:t>
+      </w:r>
+      <w:r>
+        <w:t>icrophone is tapped, and then carries on with what was asked. If the permission is refused - or Android no longer asks because it was refused before - a notice appears under the switch (or under that field) instead of nothing happening: "Voice needs the mi</w:t>
+      </w:r>
+      <w:r>
+        <w:t xml:space="preserve">crophone, and it's switched off for this app. Allow it under Permissions &gt; Microphone.", with an </w:t>
       </w:r>
       <w:r>
         <w:rPr>
@@ -7822,10 +7912,7 @@
         <w:t>Open settings</w:t>
       </w:r>
       <w:r>
-        <w:t xml:space="preserve"> button that opens the app</w:t>
-      </w:r>
-      <w:r>
-        <w:t>'s settings page.</w:t>
+        <w:t xml:space="preserve"> button that opens the app's settings page.</w:t>
       </w:r>
     </w:p>
     <w:p>
@@ -7845,7 +7932,10 @@
         <w:t>&lt;queries&gt;</w:t>
       </w:r>
       <w:r>
-        <w:t>), which Android 11 and later require before an app may reach them.</w:t>
+        <w:t>), whi</w:t>
+      </w:r>
+      <w:r>
+        <w:t>ch Android 11 and later require before an app may reach them.</w:t>
       </w:r>
     </w:p>
     <w:p>
@@ -7901,7 +7991,7 @@
       <w:pPr>
         <w:pStyle w:val="Heading1"/>
       </w:pPr>
-      <w:bookmarkStart w:id="17" w:name="_Toc243700231"/>
+      <w:bookmarkStart w:id="17" w:name="_Toc243722805"/>
       <w:r>
         <w:lastRenderedPageBreak/>
         <w:t>6  Company SIM payment reading</w:t>
@@ -7918,7 +8008,10 @@
         <w:spacing w:after="60" w:line="264" w:lineRule="auto"/>
       </w:pPr>
       <w:r>
-        <w:t>Only the account an admin marks "can sync SMS" (one account in the whole system) sees the SMS Sync screen.</w:t>
+        <w:t>Only the account an admin marks "can sync SMS" (one account in the whole system</w:t>
+      </w:r>
+      <w:r>
+        <w:t>) sees the SMS Sync screen.</w:t>
       </w:r>
     </w:p>
     <w:p>
@@ -7974,7 +8067,60 @@
           <w:sz w:val="19"/>
           <w:szCs w:val="19"/>
         </w:rPr>
-        <w:t>SmsQueu</w:t>
+        <w:t>SmsQueueSync</w:t>
+      </w:r>
+      <w:r>
+        <w:t xml:space="preserve"> posts the message to the mobile server.</w:t>
+      </w:r>
+    </w:p>
+    <w:p>
+      <w:pPr>
+        <w:pStyle w:val="ListParagraph"/>
+        <w:numPr>
+          <w:ilvl w:val="0"/>
+          <w:numId w:val="2"/>
+        </w:numPr>
+        <w:spacing w:after="60" w:line="264" w:lineRule="auto"/>
+      </w:pPr>
+      <w:r>
+        <w:t>Permissions used: RECEIVE_SMS, READ_SMS and READ_PHONE_STATE (to tell the SIMs apart).</w:t>
+      </w:r>
+    </w:p>
+    <w:p>
+      <w:pPr>
+        <w:spacing w:after="60"/>
+      </w:pPr>
+    </w:p>
+    <w:p>
+      <w:r>
+        <w:br w:type="page"/>
+      </w:r>
+    </w:p>
+    <w:p>
+      <w:pPr>
+        <w:pStyle w:val="Heading1"/>
+      </w:pPr>
+      <w:bookmarkStart w:id="18" w:name="_Toc243722806"/>
+      <w:r>
+        <w:lastRenderedPageBreak/>
+        <w:t>7  Look and feel</w:t>
+      </w:r>
+      <w:bookmarkEnd w:id="18"/>
+    </w:p>
+    <w:p>
+      <w:pPr>
+        <w:pStyle w:val="ListParagraph"/>
+        <w:numPr>
+          <w:ilvl w:val="0"/>
+          <w:numId w:val="2"/>
+        </w:numPr>
+        <w:spacing w:after="60" w:line="264" w:lineRule="auto"/>
+      </w:pPr>
+      <w:r>
+        <w:t>Colour themes (since 20 October 2026): Forest (the</w:t>
+      </w:r>
+      <w:r>
+        <w:t xml:space="preserve"> default), Dark (charcoal greys) and Light (warm paper, dark text, a darker wood for small text), chosen in Settings - the bold gear beside Sign out at the foot of the menu ("instead of writing settings just place the bold icon"). The colour names in </w:t>
       </w:r>
       <w:r>
         <w:rPr>
@@ -7983,60 +8129,7 @@
           <w:sz w:val="19"/>
           <w:szCs w:val="19"/>
         </w:rPr>
-        <w:t>eSync</w:t>
-      </w:r>
-      <w:r>
-        <w:t xml:space="preserve"> posts the message to the mobile server.</w:t>
-      </w:r>
-    </w:p>
-    <w:p>
-      <w:pPr>
-        <w:pStyle w:val="ListParagraph"/>
-        <w:numPr>
-          <w:ilvl w:val="0"/>
-          <w:numId w:val="2"/>
-        </w:numPr>
-        <w:spacing w:after="60" w:line="264" w:lineRule="auto"/>
-      </w:pPr>
-      <w:r>
-        <w:t>Permissions used: RECEIVE_SMS, READ_SMS and READ_PHONE_STATE (to tell the SIMs apart).</w:t>
-      </w:r>
-    </w:p>
-    <w:p>
-      <w:pPr>
-        <w:spacing w:after="60"/>
-      </w:pPr>
-    </w:p>
-    <w:p>
-      <w:r>
-        <w:br w:type="page"/>
-      </w:r>
-    </w:p>
-    <w:p>
-      <w:pPr>
-        <w:pStyle w:val="Heading1"/>
-      </w:pPr>
-      <w:bookmarkStart w:id="18" w:name="_Toc243700232"/>
-      <w:r>
-        <w:lastRenderedPageBreak/>
-        <w:t>7  Look and feel</w:t>
-      </w:r>
-      <w:bookmarkEnd w:id="18"/>
-    </w:p>
-    <w:p>
-      <w:pPr>
-        <w:pStyle w:val="ListParagraph"/>
-        <w:numPr>
-          <w:ilvl w:val="0"/>
-          <w:numId w:val="2"/>
-        </w:numPr>
-        <w:spacing w:after="60" w:line="264" w:lineRule="auto"/>
-      </w:pPr>
-      <w:r>
-        <w:t>Colour themes (since 20 October 2026): Forest (the default), Dark (charcoal greys) and Light (warm pape</w:t>
-      </w:r>
-      <w:r>
-        <w:t xml:space="preserve">r, dark text, a darker wood for small text), chosen in Settings - the bold gear beside Sign out at the foot of the menu ("instead of writing settings just place the bold icon"). The colour names in </w:t>
+        <w:t>ui/th</w:t>
       </w:r>
       <w:r>
         <w:rPr>
@@ -8045,7 +8138,7 @@
           <w:sz w:val="19"/>
           <w:szCs w:val="19"/>
         </w:rPr>
-        <w:t>ui/theme/Color.kt</w:t>
+        <w:t>eme/Color.kt</w:t>
       </w:r>
       <w:r>
         <w:t xml:space="preserve"> read </w:t>
@@ -8060,16 +8153,13 @@
         <w:t>DateroemThemeState</w:t>
       </w:r>
       <w:r>
-        <w:t>, which is Compos</w:t>
-      </w:r>
-      <w:r>
-        <w:t xml:space="preserve">e state, so a change recolours every screen at once without rebuilding anything or asking for the fingerprint. The choice is kept on the phone (SessionManager) and with the account (PUT /auth/me/theme); when Home opens the app takes the account's - unless </w:t>
-      </w:r>
-      <w:r>
-        <w:t xml:space="preserve">a choice made offline is still waiting, which is sent instead. An app that is already open is not changed by a choice made on another device until it is started again ("no one is affected when working"). The entrance and sign-in keep the forest colours of </w:t>
-      </w:r>
-      <w:r>
-        <w:t>their photographs.</w:t>
+        <w:t xml:space="preserve">, which is Compose state, so a change recolours every screen at once without rebuilding anything or asking for the fingerprint. The choice is kept on the phone (SessionManager) and with the account (PUT /auth/me/theme); </w:t>
+      </w:r>
+      <w:r>
+        <w:t>when Home opens the app takes the account's - unless a choice made offline is still waiting, which is sent instead. An app that is already open is not changed by a choice made on another device until it is started again ("no one is affected when working").</w:t>
+      </w:r>
+      <w:r>
+        <w:t xml:space="preserve"> The entrance and sign-in keep the forest colours of their photographs.</w:t>
       </w:r>
     </w:p>
     <w:p>
@@ -8119,10 +8209,10 @@
         <w:t>ui/common/AppIcons.kt</w:t>
       </w:r>
       <w:r>
-        <w:t xml:space="preserve"> - the same set as the website and the desktop app (a tree-ri</w:t>
-      </w:r>
-      <w:r>
-        <w:t>ng cross-section marks Products). No emojis.</w:t>
+        <w:t xml:space="preserve"> - the s</w:t>
+      </w:r>
+      <w:r>
+        <w:t>ame set as the website and the desktop app (a tree-ring cross-section marks Products). No emojis.</w:t>
       </w:r>
     </w:p>
     <w:p>
@@ -8160,7 +8250,10 @@
         <w:spacing w:after="60" w:line="264" w:lineRule="auto"/>
       </w:pPr>
       <w:r>
-        <w:t xml:space="preserve">Errors (since 18 October 2026): every screen turns a failure into one plain sentence with </w:t>
+        <w:t xml:space="preserve">Errors (since 18 October 2026): every screen turns a failure into one </w:t>
+      </w:r>
+      <w:r>
+        <w:t xml:space="preserve">plain sentence with </w:t>
       </w:r>
       <w:r>
         <w:rPr>
@@ -8181,22 +8274,13 @@
           <w:sz w:val="19"/>
           <w:szCs w:val="19"/>
         </w:rPr>
-        <w:t>ui/common/ErrorMes</w:t>
-      </w:r>
-      <w:r>
-        <w:rPr>
-          <w:rFonts w:ascii="Consolas" w:eastAsia="Consolas" w:hAnsi="Consolas" w:cs="Consolas"/>
-          <w:color w:val="3B3F3D"/>
-          <w:sz w:val="19"/>
-          <w:szCs w:val="19"/>
-        </w:rPr>
-        <w:t>sages.kt</w:t>
-      </w:r>
-      <w:r>
-        <w:t>) - the server's own reason when it wrote one, otherwise "Can't reach the Dateroem server. Check your internet connection ...", "The server took too long ...", "The Dateroem server is offline for a moment ..." or "Something went wrong on our side .</w:t>
-      </w:r>
-      <w:r>
-        <w:t>.." - never an address, an exception name or an HTTP code.</w:t>
+        <w:t>ui/common/ErrorMessages.kt</w:t>
+      </w:r>
+      <w:r>
+        <w:t>) - the server's own reason when it wrote one, otherwise "Can't reach the Dateroem server. Check your internet connection ...", "The server took too long ...", "The Dateroem server is offline for</w:t>
+      </w:r>
+      <w:r>
+        <w:t xml:space="preserve"> a moment ..." or "Something went wrong on our side ..." - never an address, an exception name or an HTTP code.</w:t>
       </w:r>
     </w:p>
     <w:p>
@@ -8221,10 +8305,10 @@
         <w:t>ui/common/Entrance.kt</w:t>
       </w:r>
       <w:r>
-        <w:t>; res/drawable-nodpi: entrance_oak, entrance_forest and the drifting mist entrance_fog). They were prepared from the board's</w:t>
-      </w:r>
-      <w:r>
-        <w:t xml:space="preserve"> pictures, kept with the script that made them in fathersProject/brand/entrance photos (prepare_entrance.py).</w:t>
+        <w:t>; res/drawable-nodpi: entrance_oak, entrance_forest and the drifting mi</w:t>
+      </w:r>
+      <w:r>
+        <w:t>st entrance_fog). They were prepared from the board's pictures, kept with the script that made them in fathersProject/brand/entrance photos (prepare_entrance.py).</w:t>
       </w:r>
     </w:p>
     <w:p>
@@ -8246,7 +8330,7 @@
           <w:sz w:val="19"/>
           <w:szCs w:val="19"/>
         </w:rPr>
-        <w:t>npm run brand:export -- --mobile &lt;this project&gt;/app/src/mai</w:t>
+        <w:t>npm ru</w:t>
       </w:r>
       <w:r>
         <w:rPr>
@@ -8255,7 +8339,7 @@
           <w:sz w:val="19"/>
           <w:szCs w:val="19"/>
         </w:rPr>
-        <w:t>n/res</w:t>
+        <w:t>n brand:export -- --mobile &lt;this project&gt;/app/src/main/res</w:t>
       </w:r>
       <w:r>
         <w:t>: an adaptive icon with a one-colour version for themed icons, and older-phone icons. The system start screen shows it on a dark disc.</w:t>
@@ -8342,10 +8426,13 @@
       <w:pPr>
         <w:pStyle w:val="Heading1"/>
       </w:pPr>
-      <w:bookmarkStart w:id="19" w:name="_Toc243700233"/>
+      <w:bookmarkStart w:id="19" w:name="_Toc243722807"/>
       <w:r>
         <w:lastRenderedPageBreak/>
-        <w:t>8  Phone approval and app lock</w:t>
+        <w:t>8  Phone approval and ap</w:t>
+      </w:r>
+      <w:r>
+        <w:t>p lock</w:t>
       </w:r>
       <w:bookmarkEnd w:id="19"/>
     </w:p>
@@ -8354,17 +8441,14 @@
         <w:spacing w:after="120" w:line="276" w:lineRule="auto"/>
       </w:pPr>
       <w:r>
-        <w:t>Added on 3 October 2026. Two separate protecti</w:t>
-      </w:r>
-      <w:r>
-        <w:t>ons work together: the server allows each account on one approved phone only, and the app asks for the owner's fingerprint or screen lock before showing anything.</w:t>
+        <w:t>Added on 3 October 2026. Two separate protections work together: the server allows each account on one approved phone only, and the app asks for the owner's fingerprint or screen lock before showing anything.</w:t>
       </w:r>
     </w:p>
     <w:p>
       <w:pPr>
         <w:pStyle w:val="Heading2"/>
       </w:pPr>
-      <w:bookmarkStart w:id="20" w:name="_Toc243700234"/>
+      <w:bookmarkStart w:id="20" w:name="_Toc243722808"/>
       <w:r>
         <w:t>8.1  Worker details</w:t>
       </w:r>
@@ -8384,16 +8468,7 @@
           <w:sz w:val="19"/>
           <w:szCs w:val="19"/>
         </w:rPr>
-        <w:t>ui/profile/WorkerDet</w:t>
-      </w:r>
-      <w:r>
-        <w:rPr>
-          <w:rFonts w:ascii="Consolas" w:eastAsia="Consolas" w:hAnsi="Consolas" w:cs="Consolas"/>
-          <w:color w:val="3B3F3D"/>
-          <w:sz w:val="19"/>
-          <w:szCs w:val="19"/>
-        </w:rPr>
-        <w:t>ailsScreen.kt</w:t>
+        <w:t>ui/profile/WorkerDetailsScreen.kt</w:t>
       </w:r>
       <w:r>
         <w:t xml:space="preserve">, </w:t>
@@ -8408,23 +8483,23 @@
         <w:t>WorkerDetailsViewModel.kt</w:t>
       </w:r>
       <w:r>
-        <w:t>): the staff member fills in their ID or passport number, KRA PIN, NSSF and SHA numbers, next of kin, driving licence and photos of their documents. Numbers are hidden until Show numbers; required items are marked *.</w:t>
-      </w:r>
-      <w:r>
-        <w:t xml:space="preserve"> Each document has Take photo (the camera, through the app's FileProvider; the picture stays in the app's cache and is deleted after sending) and Choose from gallery; the phone shrinks it and the phone server turns it upright before it is sent. The top car</w:t>
-      </w:r>
-      <w:r>
-        <w:t>d says where it stands - Not sent yet, Waiting for the SuperAdmin to check, Verified, or Needs changes with the SuperAdmin's note - and that only the SuperAdmin can open them. The fields and documents come from the server, so new ones the SuperAdmin adds a</w:t>
-      </w:r>
-      <w:r>
-        <w:t>ppear without a new app.</w:t>
+        <w:t>): the staff member fills in their ID or passport number, KRA PIN, NSSF and SHA numbers, next of kin, driving licence and photos of their docum</w:t>
+      </w:r>
+      <w:r>
+        <w:t>ents. Numbers are hidden until Show numbers; required items are marked *. Each document has Take photo (the camera, through the app's FileProvider; the picture stays in the app's cache and is deleted after sending) and Choose from gallery; the phone shrink</w:t>
+      </w:r>
+      <w:r>
+        <w:t>s it and the phone server turns it upright before it is sent. The top card says where it stands - Not sent yet, Waiting for the SuperAdmin to check, Verified, or Needs changes with the SuperAdmin's note - and that only the SuperAdmin can open them. The fie</w:t>
+      </w:r>
+      <w:r>
+        <w:t>lds and documents come from the server, so new ones the SuperAdmin adds appear without a new app.</w:t>
       </w:r>
     </w:p>
     <w:p>
       <w:pPr>
         <w:pStyle w:val="Heading2"/>
       </w:pPr>
-      <w:bookmarkStart w:id="21" w:name="_Toc243700235"/>
+      <w:bookmarkStart w:id="21" w:name="_Toc243722809"/>
       <w:r>
         <w:t>8.2  One approved phone per account</w:t>
       </w:r>
@@ -8464,7 +8539,10 @@
         <w:t>dateroem_device_key</w:t>
       </w:r>
       <w:r>
-        <w:t xml:space="preserve"> in the Android Keystore (in the StrongBox chip when the phone has one). It cannot be read or copied, not even by the app.</w:t>
+        <w:t xml:space="preserve"> in the Android Keysto</w:t>
+      </w:r>
+      <w:r>
+        <w:t>re (in the StrongBox chip when the phone has one). It cannot be read or copied, not even by the app.</w:t>
       </w:r>
     </w:p>
     <w:p>
@@ -8489,10 +8567,10 @@
         <w:t>ui/auth/AuthViewModel.kt</w:t>
       </w:r>
       <w:r>
-        <w:t xml:space="preserve">): ask the server for a one-time value, sign it with the key, then send it with the username and </w:t>
-      </w:r>
-      <w:r>
-        <w:t>password. The server approves an account's first phone automatically; any other phone waits.</w:t>
+        <w:t>): ask the server for a one-time value, sign it with the key, then send it with the username and password. The server a</w:t>
+      </w:r>
+      <w:r>
+        <w:t>pproves an account's first phone automatically; any other phone waits.</w:t>
       </w:r>
     </w:p>
     <w:p>
@@ -8505,10 +8583,10 @@
         <w:spacing w:after="60" w:line="264" w:lineRule="auto"/>
       </w:pPr>
       <w:r>
-        <w:t xml:space="preserve">A waiting phone sees "Waiting for approval" with its model name. Once the SuperAdmin approves it in the desktop app (Users &gt; Phones; since 5 October 2026 only the </w:t>
-      </w:r>
-      <w:r>
-        <w:t>SuperAdmin can), the person taps "Check again" and is signed in.</w:t>
+        <w:t>A waiting phone sees "Waiting for approval" with its model name. Once the SuperAdmin approves it in the desktop app (Users &gt; Phones; since 5 October 2026 only the SuperAdmin can), the p</w:t>
+      </w:r>
+      <w:r>
+        <w:t>erson taps "Check again" and is signed in.</w:t>
       </w:r>
     </w:p>
     <w:p>
@@ -8545,10 +8623,7 @@
         <w:t>data/network/RetrofitClient.kt</w:t>
       </w:r>
       <w:r>
-        <w:t xml:space="preserve"> then ends the session </w:t>
-      </w:r>
-      <w:r>
-        <w:t>and the sign-in screen explains why, instead of every screen showing its own error.</w:t>
+        <w:t xml:space="preserve"> then ends the session and the sign-in screen explains why, instead of every screen showing its own error.</w:t>
       </w:r>
     </w:p>
     <w:p>
@@ -8561,10 +8636,10 @@
         <w:spacing w:after="60" w:line="264" w:lineRule="auto"/>
       </w:pPr>
       <w:r>
-        <w:t>Only staff can sign in (since 9 October 2026): a customer account gets "This app is for staff. Please use the website to shop and track your orders." and no phone is record</w:t>
-      </w:r>
-      <w:r>
-        <w:t>ed for it.</w:t>
+        <w:t>Only staff can sign in (since 9 October 2026): a customer account gets "This app is for staff. Please use the website to shop and track your orders."</w:t>
+      </w:r>
+      <w:r>
+        <w:t xml:space="preserve"> and no phone is recorded for it.</w:t>
       </w:r>
     </w:p>
     <w:p>
@@ -8589,7 +8664,7 @@
       <w:pPr>
         <w:pStyle w:val="Heading2"/>
       </w:pPr>
-      <w:bookmarkStart w:id="22" w:name="_Toc243700236"/>
+      <w:bookmarkStart w:id="22" w:name="_Toc243722810"/>
       <w:r>
         <w:t>8.3  Fingerprint lock</w:t>
       </w:r>
@@ -8614,13 +8689,19 @@
           <w:sz w:val="19"/>
           <w:szCs w:val="19"/>
         </w:rPr>
-        <w:t>AppLockGate</w:t>
-      </w:r>
-      <w:r>
-        <w:t xml:space="preserve"> around HomeS</w:t>
-      </w:r>
-      <w:r>
-        <w:t xml:space="preserve">hell in </w:t>
+        <w:t>A</w:t>
+      </w:r>
+      <w:r>
+        <w:rPr>
+          <w:rFonts w:ascii="Consolas" w:eastAsia="Consolas" w:hAnsi="Consolas" w:cs="Consolas"/>
+          <w:color w:val="3B3F3D"/>
+          <w:sz w:val="19"/>
+          <w:szCs w:val="19"/>
+        </w:rPr>
+        <w:t>ppLockGate</w:t>
+      </w:r>
+      <w:r>
+        <w:t xml:space="preserve"> around HomeShell in </w:t>
       </w:r>
       <w:r>
         <w:rPr>
@@ -8645,13 +8726,13 @@
         <w:spacing w:after="60" w:line="264" w:lineRule="auto"/>
       </w:pPr>
       <w:r>
-        <w:t>The lock is drawn over the screen that was open, which stays wh</w:t>
-      </w:r>
-      <w:r>
-        <w:t>ere it was underneath: nothing behind it can be tapped or read out by the screen reader, and Back sends the app to the background. A half-filled form is therefore still there after unlocking (before 3 October 2026 the lock replaced the screen and such inpu</w:t>
-      </w:r>
-      <w:r>
-        <w:t>t was lost).</w:t>
+        <w:t>The lock is drawn over the screen that w</w:t>
+      </w:r>
+      <w:r>
+        <w:t>as open, which stays where it was underneath: nothing behind it can be tapped or read out by the screen reader, and Back sends the app to the background. A half-filled form is therefore still there after unlocking (before 3 October 2026 the lock replaced t</w:t>
+      </w:r>
+      <w:r>
+        <w:t>he screen and such input was lost).</w:t>
       </w:r>
     </w:p>
     <w:p>
@@ -8677,10 +8758,10 @@
         <w:spacing w:after="60" w:line="264" w:lineRule="auto"/>
       </w:pPr>
       <w:r>
-        <w:t>A phone with no screen lock at all cannot open the app; it shows "Set a screen</w:t>
-      </w:r>
-      <w:r>
-        <w:t xml:space="preserve"> lock first" with a button to the phone's security settings.</w:t>
+        <w:t>A phone with no screen lock at all cannot open the app;</w:t>
+      </w:r>
+      <w:r>
+        <w:t xml:space="preserve"> it shows "Set a screen lock first" with a button to the phone's security settings.</w:t>
       </w:r>
     </w:p>
     <w:p>
@@ -8694,7 +8775,10 @@
       </w:pPr>
       <w:r>
         <w:lastRenderedPageBreak/>
-        <w:t>The lock screen also offers "Sign out" so a person can leave without unlocking. Since 20 October 2026 every Sign out asks "Sign out?" first (Cancel or Sign out), here and in the menu (</w:t>
+        <w:t>The lock screen also offers "Sign out" so a person can leave without unlocking. Since 20 October 2026 every Sign out asks "Sign out?" first (Cancel or Sign out), here and i</w:t>
+      </w:r>
+      <w:r>
+        <w:t>n the menu (</w:t>
       </w:r>
       <w:r>
         <w:rPr>
@@ -8703,16 +8787,7 @@
           <w:sz w:val="19"/>
           <w:szCs w:val="19"/>
         </w:rPr>
-        <w:t>ui/auth/Sig</w:t>
-      </w:r>
-      <w:r>
-        <w:rPr>
-          <w:rFonts w:ascii="Consolas" w:eastAsia="Consolas" w:hAnsi="Consolas" w:cs="Consolas"/>
-          <w:color w:val="3B3F3D"/>
-          <w:sz w:val="19"/>
-          <w:szCs w:val="19"/>
-        </w:rPr>
-        <w:t>nOutConfirm.kt</w:t>
+        <w:t>ui/auth/SignOutConfirm.kt</w:t>
       </w:r>
       <w:r>
         <w:t>): "one ... might click the sign out accidentally".</w:t>
@@ -8740,10 +8815,10 @@
         <w:t>android:configChanges</w:t>
       </w:r>
       <w:r>
-        <w:t xml:space="preserve"> in the manifest), so a half-filled form, a playing video and the unlocked app stay as they were: "ro</w:t>
-      </w:r>
-      <w:r>
-        <w:t>tating a screen is not the same as closing the phone". If Android does rebuild it (a language or text-size change), the lock remembers it was open; an app Android closed while it was away comes back locked (</w:t>
+        <w:t xml:space="preserve"> in the manifest), so a half-filled form, a playing video and the unlocked app</w:t>
+      </w:r>
+      <w:r>
+        <w:t xml:space="preserve"> stay as they were: "rotating a screen is not the same as closing the phone". If Android does rebuild it (a language or text-size change), the lock remembers it was open; an app Android closed while it was away comes back locked (</w:t>
       </w:r>
       <w:r>
         <w:rPr>
@@ -8826,7 +8901,17 @@
           <w:sz w:val="18"/>
           <w:szCs w:val="18"/>
         </w:rPr>
-        <w:t>Figure 4: Sign out asks first</w:t>
+        <w:t>Figure 4:</w:t>
+      </w:r>
+      <w:r>
+        <w:rPr>
+          <w:i/>
+          <w:iCs/>
+          <w:color w:val="5F6B66"/>
+          <w:sz w:val="18"/>
+          <w:szCs w:val="18"/>
+        </w:rPr>
+        <w:t xml:space="preserve"> Sign out asks first</w:t>
       </w:r>
     </w:p>
     <w:p>
@@ -8844,15 +8929,7 @@
           <w:bCs/>
           <w:color w:val="8A5A2B"/>
         </w:rPr>
-        <w:t>Wh</w:t>
-      </w:r>
-      <w:r>
-        <w:rPr>
-          <w:b/>
-          <w:bCs/>
-          <w:color w:val="8A5A2B"/>
-        </w:rPr>
-        <w:t xml:space="preserve">ere to adjust: </w:t>
+        <w:t xml:space="preserve">Where to adjust: </w:t>
       </w:r>
       <w:r>
         <w:t xml:space="preserve">Time in the background before the lock returns: </w:t>
@@ -8936,7 +9013,7 @@
       <w:pPr>
         <w:pStyle w:val="Heading1"/>
       </w:pPr>
-      <w:bookmarkStart w:id="23" w:name="_Toc243700237"/>
+      <w:bookmarkStart w:id="23" w:name="_Toc243722811"/>
       <w:r>
         <w:lastRenderedPageBreak/>
         <w:t>9  Network settings</w:t>
@@ -8959,7 +9036,7 @@
           <w:left w:w="10" w:type="dxa"/>
           <w:right w:w="10" w:type="dxa"/>
         </w:tblCellMar>
-        <w:tblLook w:val="04A0" w:firstRow="1" w:lastRow="0" w:firstColumn="1" w:lastColumn="0" w:noHBand="0" w:noVBand="1"/>
+        <w:tblLook w:val="0000" w:firstRow="0" w:lastRow="0" w:firstColumn="0" w:lastColumn="0" w:noHBand="0" w:noVBand="0"/>
       </w:tblPr>
       <w:tblGrid>
         <w:gridCol w:w="2753"/>
@@ -9214,7 +9291,14 @@
                 <w:sz w:val="19"/>
                 <w:szCs w:val="19"/>
               </w:rPr>
-              <w:t>connect 30 s, read 60 s, write 30 s (AI calls can take several seconds)</w:t>
+              <w:t xml:space="preserve">connect 30 s, read 60 s, write 30 s (AI calls can take several </w:t>
+            </w:r>
+            <w:r>
+              <w:rPr>
+                <w:sz w:val="19"/>
+                <w:szCs w:val="19"/>
+              </w:rPr>
+              <w:t>seconds)</w:t>
             </w:r>
           </w:p>
         </w:tc>
@@ -9363,10 +9447,7 @@
         <w:t xml:space="preserve">Caution: </w:t>
       </w:r>
       <w:r>
-        <w:t>Full-body logging writes tokens and payment details to the phone's log. Lower it to BASIC or NONE in RetrofitClient.kt before a production releas</w:t>
-      </w:r>
-      <w:r>
-        <w:t>e.</w:t>
+        <w:t>Full-body logging writes tokens and payment details to the phone's log. Lower it to BASIC or NONE in RetrofitClient.kt before a production release.</w:t>
       </w:r>
     </w:p>
     <w:p>
@@ -9378,7 +9459,7 @@
       <w:pPr>
         <w:pStyle w:val="Heading1"/>
       </w:pPr>
-      <w:bookmarkStart w:id="24" w:name="_Toc243700238"/>
+      <w:bookmarkStart w:id="24" w:name="_Toc243722812"/>
       <w:r>
         <w:lastRenderedPageBreak/>
         <w:t>10  Building, testing and sharing</w:t>
@@ -9389,7 +9470,7 @@
       <w:pPr>
         <w:pStyle w:val="Heading2"/>
       </w:pPr>
-      <w:bookmarkStart w:id="25" w:name="_Toc243700239"/>
+      <w:bookmarkStart w:id="25" w:name="_Toc243722813"/>
       <w:r>
         <w:t>10.1  Testing on the USB phone</w:t>
       </w:r>
@@ -9405,7 +9486,10 @@
         <w:spacing w:after="60" w:line="264" w:lineRule="auto"/>
       </w:pPr>
       <w:r>
-        <w:t>Connect the test phone by USB with debugging allowed.</w:t>
+        <w:t>Connect the test phone by USB wi</w:t>
+      </w:r>
+      <w:r>
+        <w:t>th debugging allowed.</w:t>
       </w:r>
     </w:p>
     <w:p>
@@ -9443,10 +9527,7 @@
         <w:spacing w:after="60" w:line="264" w:lineRule="auto"/>
       </w:pPr>
       <w:r>
-        <w:t xml:space="preserve">Build and install the </w:t>
-      </w:r>
-      <w:r>
-        <w:t xml:space="preserve">debug app from Android Studio (Run), or from a terminal (next section) followed by </w:t>
+        <w:t xml:space="preserve">Build and install the debug app from Android Studio (Run), or from a terminal (next section) followed by </w:t>
       </w:r>
       <w:r>
         <w:rPr>
@@ -9455,7 +9536,16 @@
           <w:sz w:val="19"/>
           <w:szCs w:val="19"/>
         </w:rPr>
-        <w:t>adb install -r app/build/outputs/apk/debug/app-debug.apk</w:t>
+        <w:t>adb install -r app/</w:t>
+      </w:r>
+      <w:r>
+        <w:rPr>
+          <w:rFonts w:ascii="Consolas" w:eastAsia="Consolas" w:hAnsi="Consolas" w:cs="Consolas"/>
+          <w:color w:val="3B3F3D"/>
+          <w:sz w:val="19"/>
+          <w:szCs w:val="19"/>
+        </w:rPr>
+        <w:t>build/outputs/apk/debug/app-debug.apk</w:t>
       </w:r>
       <w:r>
         <w:t>.</w:t>
@@ -9470,7 +9560,7 @@
       <w:pPr>
         <w:pStyle w:val="Heading2"/>
       </w:pPr>
-      <w:bookmarkStart w:id="26" w:name="_Toc243700240"/>
+      <w:bookmarkStart w:id="26" w:name="_Toc243722814"/>
       <w:r>
         <w:t>10.2  Command-line builds</w:t>
       </w:r>
@@ -9555,23 +9645,14 @@
           <w:sz w:val="17"/>
           <w:szCs w:val="17"/>
         </w:rPr>
-        <w:t>.\gradlew assembleDebug "-Dorg.gradle.ja</w:t>
-      </w:r>
-      <w:r>
-        <w:rPr>
-          <w:rFonts w:ascii="Consolas" w:eastAsia="Consolas" w:hAnsi="Consolas" w:cs="Consolas"/>
-          <w:color w:val="2B2F2D"/>
-          <w:sz w:val="17"/>
-          <w:szCs w:val="17"/>
-        </w:rPr>
-        <w:t>va.installations.auto-detect=false" "-Dorg.gradle.java.installations.paths=$jbr" "-Porg.gradle.java.installations.auto-detect=false" "-Porg.gradle.java.installations.paths=$jbr"</w:t>
+        <w:t>.\gradlew assembleDebug "-Dorg.gradle.java.installations.auto-detect=false" "-Dorg.gradle.java.installations.paths=$jbr" "-Porg.gradle.java.installations.auto-detect=false" "-Porg.gradle.java.installations.paths=$jbr"</w:t>
       </w:r>
     </w:p>
     <w:p>
       <w:pPr>
         <w:pStyle w:val="Heading2"/>
       </w:pPr>
-      <w:bookmarkStart w:id="27" w:name="_Toc243700241"/>
+      <w:bookmarkStart w:id="27" w:name="_Toc243722815"/>
       <w:r>
         <w:t>10.3  Sharing the app with admins elsewhere</w:t>
       </w:r>
@@ -9587,10 +9668,7 @@
         <w:spacing w:after="60" w:line="264" w:lineRule="auto"/>
       </w:pPr>
       <w:r>
-        <w:t>Test the change on the USB phone f</w:t>
-      </w:r>
-      <w:r>
-        <w:t>irst.</w:t>
+        <w:t>Test the change on the USB phone first.</w:t>
       </w:r>
     </w:p>
     <w:p>
@@ -9679,7 +9757,10 @@
         <w:t xml:space="preserve">Note: </w:t>
       </w:r>
       <w:r>
-        <w:t>The shared APK only works while the computer, the servers and the tunnel are running, because it reaches the mobile server through the tunnel.</w:t>
+        <w:t xml:space="preserve">The shared APK only works while the computer, the servers </w:t>
+      </w:r>
+      <w:r>
+        <w:t>and the tunnel are running, because it reaches the mobile server through the tunnel.</w:t>
       </w:r>
     </w:p>
     <w:p>
@@ -9700,17 +9781,17 @@
         <w:t xml:space="preserve">Caution: </w:t>
       </w:r>
       <w:r>
-        <w:t>Copies of the app built before 3 October 2026 have no phone key. They still accept the password, but eve</w:t>
-      </w:r>
-      <w:r>
-        <w:t>ry screen afterwards fails with "Please sign in again". Share a new APK and ask every admin to install it; each phone that was not the account's first then needs approval in the desktop app.</w:t>
+        <w:t>Copies of the app built before 3 October 2026 have no phone key. They still accept the password, but every screen afterwards fails with "Please sign in again". Share a new APK and ask every admin to install it; each phone that was not the account's first t</w:t>
+      </w:r>
+      <w:r>
+        <w:t>hen needs approval in the desktop app.</w:t>
       </w:r>
     </w:p>
     <w:p>
       <w:pPr>
         <w:pStyle w:val="Heading2"/>
       </w:pPr>
-      <w:bookmarkStart w:id="28" w:name="_Toc243700242"/>
+      <w:bookmarkStart w:id="28" w:name="_Toc243722816"/>
       <w:r>
         <w:t>10.4  Before a production release</w:t>
       </w:r>
@@ -9726,10 +9807,7 @@
         <w:spacing w:after="60" w:line="264" w:lineRule="auto"/>
       </w:pPr>
       <w:r>
-        <w:t>Create a signing key (keystore)</w:t>
-      </w:r>
-      <w:r>
-        <w:t xml:space="preserve"> and build a signed release APK or App Bundle; keep the keystore and its passwords outside the project and backed up.</w:t>
+        <w:t>Create a signing key (keystore) and build a signed release APK or App Bundle; keep the keystore and its passwords outside the project and backed up.</w:t>
       </w:r>
     </w:p>
     <w:p>
@@ -9763,7 +9841,16 @@
           <w:sz w:val="19"/>
           <w:szCs w:val="19"/>
         </w:rPr>
-        <w:t>versionName</w:t>
+        <w:t>versionNa</w:t>
+      </w:r>
+      <w:r>
+        <w:rPr>
+          <w:rFonts w:ascii="Consolas" w:eastAsia="Consolas" w:hAnsi="Consolas" w:cs="Consolas"/>
+          <w:color w:val="3B3F3D"/>
+          <w:sz w:val="19"/>
+          <w:szCs w:val="19"/>
+        </w:rPr>
+        <w:t>me</w:t>
       </w:r>
       <w:r>
         <w:t xml:space="preserve"> for every release.</w:t>
@@ -9791,10 +9878,7 @@
         <w:t>isMinifyEnabled</w:t>
       </w:r>
       <w:r>
-        <w:t>), and</w:t>
-      </w:r>
-      <w:r>
-        <w:t xml:space="preserve"> remove the plain-HTTP exception once the server has a permanent HTTPS address.</w:t>
+        <w:t>), and remove the plain-HTTP exception once the server has a permanent HTTPS address.</w:t>
       </w:r>
     </w:p>
     <w:p>
@@ -9807,7 +9891,10 @@
         <w:spacing w:after="60" w:line="264" w:lineRule="auto"/>
       </w:pPr>
       <w:r>
-        <w:t>Distribute through Google Play (internal testing track) or a device-management tool instead of a download link.</w:t>
+        <w:t>Distribute through Google Play (internal testing track) or a device-mana</w:t>
+      </w:r>
+      <w:r>
+        <w:t>gement tool instead of a download link.</w:t>
       </w:r>
     </w:p>
     <w:p>
@@ -9824,7 +9911,7 @@
       <w:pPr>
         <w:pStyle w:val="Heading1"/>
       </w:pPr>
-      <w:bookmarkStart w:id="29" w:name="_Toc243700243"/>
+      <w:bookmarkStart w:id="29" w:name="_Toc243722817"/>
       <w:r>
         <w:lastRenderedPageBreak/>
         <w:t>11  Development history</w:t>
@@ -9847,7 +9934,7 @@
           <w:left w:w="10" w:type="dxa"/>
           <w:right w:w="10" w:type="dxa"/>
         </w:tblCellMar>
-        <w:tblLook w:val="04A0" w:firstRow="1" w:lastRow="0" w:firstColumn="1" w:lastColumn="0" w:noHBand="0" w:noVBand="1"/>
+        <w:tblLook w:val="0000" w:firstRow="0" w:lastRow="0" w:firstColumn="0" w:lastColumn="0" w:noHBand="0" w:noVBand="0"/>
       </w:tblPr>
       <w:tblGrid>
         <w:gridCol w:w="1606"/>
@@ -10030,7 +10117,14 @@
                 <w:sz w:val="19"/>
                 <w:szCs w:val="19"/>
               </w:rPr>
-              <w:t>Expenses with admin assignment of payments, Capital, Loans and Finance, heavy (bulk) orders, date pickers.</w:t>
+              <w:t>Expenses with admin assignment of payments, Capital, Loa</w:t>
+            </w:r>
+            <w:r>
+              <w:rPr>
+                <w:sz w:val="19"/>
+                <w:szCs w:val="19"/>
+              </w:rPr>
+              <w:t>ns and Finance, heavy (bulk) orders, date pickers.</w:t>
             </w:r>
           </w:p>
         </w:tc>
@@ -10610,7 +10704,14 @@
                 <w:sz w:val="19"/>
                 <w:szCs w:val="19"/>
               </w:rPr>
-              <w:t>Choose the products a campaign promotes, in the phone app and in the desktop app (one request replaces the whole set and is written to the audit log).</w:t>
+              <w:t xml:space="preserve">Choose the products a campaign promotes, in the phone app and in the desktop app (one request replaces the whole set and is written to the audit </w:t>
+            </w:r>
+            <w:r>
+              <w:rPr>
+                <w:sz w:val="19"/>
+                <w:szCs w:val="19"/>
+              </w:rPr>
+              <w:t>log).</w:t>
             </w:r>
           </w:p>
         </w:tc>
@@ -10667,14 +10768,7 @@
                 <w:sz w:val="19"/>
                 <w:szCs w:val="19"/>
               </w:rPr>
-              <w:t>Editing a campaign no longer drops its video; the app lock now covers the open screen instead</w:t>
-            </w:r>
-            <w:r>
-              <w:rPr>
-                <w:sz w:val="19"/>
-                <w:szCs w:val="19"/>
-              </w:rPr>
-              <w:t xml:space="preserve"> of replacing it, so unsaved forms survive; unsaved campaign changes are kept as a draft.</w:t>
+              <w:t>Editing a campaign no longer drops its video; the app lock now covers the open screen instead of replacing it, so unsaved forms survive; unsaved campaign changes are kept as a draft.</w:t>
             </w:r>
           </w:p>
         </w:tc>
@@ -10790,14 +10884,14 @@
                 <w:sz w:val="19"/>
                 <w:szCs w:val="19"/>
               </w:rPr>
-              <w:t>Retire a product: an admin takes a product off the shop from the desktop or phone app, whatever its stock, and can bring it back later; its stock and existing orders are kept. Products that run out of stock are listed for admins under "Needs att</w:t>
-            </w:r>
-            <w:r>
-              <w:rPr>
-                <w:sz w:val="19"/>
-                <w:szCs w:val="19"/>
-              </w:rPr>
-              <w:t>ention", with a count on Products in the phone app menu.</w:t>
+              <w:t>Retire a product: an admin takes a product off the shop from the desktop or phone app, whatever its stock, and can bring it back later; its stock and existing orders are kept. Products that run out of stock are listed for admins under "Needs attention", wi</w:t>
+            </w:r>
+            <w:r>
+              <w:rPr>
+                <w:sz w:val="19"/>
+                <w:szCs w:val="19"/>
+              </w:rPr>
+              <w:t>th a count on Products in the phone app menu.</w:t>
             </w:r>
           </w:p>
         </w:tc>
@@ -10856,14 +10950,14 @@
                 <w:sz w:val="19"/>
                 <w:szCs w:val="19"/>
               </w:rPr>
-              <w:t xml:space="preserve">Bulk order pictures: example photos of real bulk orders play as a slideshow on the website's Bulk Orders page (whole picture, optional caption, moves on every 5 seconds). Marketers, Admins and the SuperAdmin add, caption, put in order and remove them from </w:t>
-            </w:r>
-            <w:r>
-              <w:rPr>
-                <w:sz w:val="19"/>
-                <w:szCs w:val="19"/>
-              </w:rPr>
-              <w:t>Marketing in the phone and desktop apps; 12 at most.</w:t>
+              <w:t>Bulk order pictures: example photos of real bulk orders play as a slideshow on the website's Bulk Orders page (whole picture, optional caption, moves on every 5 seconds). Marketers, Admins and the S</w:t>
+            </w:r>
+            <w:r>
+              <w:rPr>
+                <w:sz w:val="19"/>
+                <w:szCs w:val="19"/>
+              </w:rPr>
+              <w:t>uperAdmin add, caption, put in order and remove them from Marketing in the phone and desktop apps; 12 at most.</w:t>
             </w:r>
           </w:p>
         </w:tc>
@@ -11240,14 +11334,14 @@
                 <w:sz w:val="19"/>
                 <w:szCs w:val="19"/>
               </w:rPr>
-              <w:t>Home for Admins and the SuperAdmin shows the business at a glance ("superadmin in mobile cant seem to see the other details"): users by role, products, campaigns, trips and the orders waiting. A trip's profit and expenses are shown to Admins and the SuperA</w:t>
-            </w:r>
-            <w:r>
-              <w:rPr>
-                <w:sz w:val="19"/>
-                <w:szCs w:val="19"/>
-              </w:rPr>
-              <w:t>dmin only. The company card is kept on the server - the same on every phone - and only the SuperAdmin changes it (on the phone or in the desktop's Settings).</w:t>
+              <w:t xml:space="preserve">Home for Admins and the SuperAdmin shows the business at a glance ("superadmin in mobile cant seem to see the other details"): users by role, products, campaigns, trips and the orders waiting. A trip's profit </w:t>
+            </w:r>
+            <w:r>
+              <w:rPr>
+                <w:sz w:val="19"/>
+                <w:szCs w:val="19"/>
+              </w:rPr>
+              <w:t>and expenses are shown to Admins and the SuperAdmin only. The company card is kept on the server - the same on every phone - and only the SuperAdmin changes it (on the phone or in the desktop's Settings).</w:t>
             </w:r>
           </w:p>
         </w:tc>
@@ -11452,15 +11546,7 @@
         <w:sz w:val="16"/>
         <w:szCs w:val="16"/>
       </w:rPr>
-      <w:t>Dateroem Wood Sales - Syst</w:t>
-    </w:r>
-    <w:r>
-      <w:rPr>
-        <w:color w:val="5F6B66"/>
-        <w:sz w:val="16"/>
-        <w:szCs w:val="16"/>
-      </w:rPr>
-      <w:t>em Documentation</w:t>
+      <w:t>Dateroem Wood Sales - System Documentation</w:t>
     </w:r>
     <w:r>
       <w:rPr>
@@ -11491,10 +11577,10 @@
 <file path=word/numbering.xml><?xml version="1.0" encoding="utf-8"?>
 <w:numbering xmlns:wpc="http://schemas.microsoft.com/office/word/2010/wordprocessingCanvas" xmlns:cx="http://schemas.microsoft.com/office/drawing/2014/chartex" xmlns:cx1="http://schemas.microsoft.com/office/drawing/2015/9/8/chartex" xmlns:mc="http://schemas.openxmlformats.org/markup-compatibility/2006" xmlns:o="urn:schemas-microsoft-com:office:office" xmlns:r="http://schemas.openxmlformats.org/officeDocument/2006/relationships" xmlns:m="http://schemas.openxmlformats.org/officeDocument/2006/math" xmlns:v="urn:schemas-microsoft-com:vml" xmlns:wp14="http://schemas.microsoft.com/office/word/2010/wordprocessingDrawing" xmlns:wp="http://schemas.openxmlformats.org/drawingml/2006/wordprocessingDrawing" xmlns:w10="urn:schemas-microsoft-com:office:word" xmlns:w="http://schemas.openxmlformats.org/wordprocessingml/2006/main" xmlns:w14="http://schemas.microsoft.com/office/word/2010/wordml" xmlns:w15="http://schemas.microsoft.com/office/word/2012/wordml" xmlns:w16se="http://schemas.microsoft.com/office/word/2015/wordml/symex" xmlns:wpg="http://schemas.microsoft.com/office/word/2010/wordprocessingGroup" xmlns:wpi="http://schemas.microsoft.com/office/word/2010/wordprocessingInk" xmlns:wne="http://schemas.microsoft.com/office/word/2006/wordml" xmlns:wps="http://schemas.microsoft.com/office/word/2010/wordprocessingShape" mc:Ignorable="w14 w15 w16se wp14">
   <w:abstractNum w:abstractNumId="0" w15:restartNumberingAfterBreak="0">
-    <w:nsid w:val="1D7A09D3"/>
+    <w:nsid w:val="0F6E1390"/>
     <w:multiLevelType w:val="hybridMultilevel"/>
-    <w:tmpl w:val="28688EA2"/>
-    <w:lvl w:ilvl="0" w:tplc="45D0B48E" w:tentative="1">
+    <w:tmpl w:val="44AE24DA"/>
+    <w:lvl w:ilvl="0" w:tplc="3DEC0700" w:tentative="1">
       <w:start w:val="1"/>
       <w:numFmt w:val="bullet"/>
       <w:lvlText w:val="●"/>
@@ -11503,7 +11589,7 @@
         <w:ind w:left="720" w:hanging="360"/>
       </w:pPr>
     </w:lvl>
-    <w:lvl w:ilvl="1" w:tplc="26D060A2" w:tentative="1">
+    <w:lvl w:ilvl="1" w:tplc="0B4A5162" w:tentative="1">
       <w:start w:val="1"/>
       <w:numFmt w:val="bullet"/>
       <w:lvlText w:val="○"/>
@@ -11512,7 +11598,7 @@
         <w:ind w:left="1440" w:hanging="360"/>
       </w:pPr>
     </w:lvl>
-    <w:lvl w:ilvl="2" w:tplc="8F2C264E" w:tentative="1">
+    <w:lvl w:ilvl="2" w:tplc="A4640898" w:tentative="1">
       <w:start w:val="1"/>
       <w:numFmt w:val="bullet"/>
       <w:lvlText w:val="■"/>
@@ -11521,7 +11607,7 @@
         <w:ind w:left="2160" w:hanging="360"/>
       </w:pPr>
     </w:lvl>
-    <w:lvl w:ilvl="3" w:tplc="0BBC9D22" w:tentative="1">
+    <w:lvl w:ilvl="3" w:tplc="0B180BDE" w:tentative="1">
       <w:start w:val="1"/>
       <w:numFmt w:val="bullet"/>
       <w:lvlText w:val="●"/>
@@ -11530,7 +11616,7 @@
         <w:ind w:left="2880" w:hanging="360"/>
       </w:pPr>
     </w:lvl>
-    <w:lvl w:ilvl="4" w:tplc="B7247FAA" w:tentative="1">
+    <w:lvl w:ilvl="4" w:tplc="859E6D58" w:tentative="1">
       <w:start w:val="1"/>
       <w:numFmt w:val="bullet"/>
       <w:lvlText w:val="○"/>
@@ -11539,7 +11625,7 @@
         <w:ind w:left="3600" w:hanging="360"/>
       </w:pPr>
     </w:lvl>
-    <w:lvl w:ilvl="5" w:tplc="32B241F2" w:tentative="1">
+    <w:lvl w:ilvl="5" w:tplc="6C2C48BC" w:tentative="1">
       <w:start w:val="1"/>
       <w:numFmt w:val="bullet"/>
       <w:lvlText w:val="■"/>
@@ -11548,7 +11634,7 @@
         <w:ind w:left="4320" w:hanging="360"/>
       </w:pPr>
     </w:lvl>
-    <w:lvl w:ilvl="6" w:tplc="34528898" w:tentative="1">
+    <w:lvl w:ilvl="6" w:tplc="A1B64C38" w:tentative="1">
       <w:start w:val="1"/>
       <w:numFmt w:val="bullet"/>
       <w:lvlText w:val="●"/>
@@ -11557,7 +11643,7 @@
         <w:ind w:left="5040" w:hanging="360"/>
       </w:pPr>
     </w:lvl>
-    <w:lvl w:ilvl="7" w:tplc="B81218E4" w:tentative="1">
+    <w:lvl w:ilvl="7" w:tplc="700859B0" w:tentative="1">
       <w:start w:val="1"/>
       <w:numFmt w:val="bullet"/>
       <w:lvlText w:val="●"/>
@@ -11566,7 +11652,7 @@
         <w:ind w:left="5760" w:hanging="360"/>
       </w:pPr>
     </w:lvl>
-    <w:lvl w:ilvl="8" w:tplc="234EBCFE" w:tentative="1">
+    <w:lvl w:ilvl="8" w:tplc="358EF22E" w:tentative="1">
       <w:start w:val="1"/>
       <w:numFmt w:val="bullet"/>
       <w:lvlText w:val="●"/>
@@ -11577,124 +11663,124 @@
     </w:lvl>
   </w:abstractNum>
   <w:abstractNum w:abstractNumId="1" w15:restartNumberingAfterBreak="0">
-    <w:nsid w:val="67267506"/>
+    <w:nsid w:val="43345F5B"/>
     <w:multiLevelType w:val="hybridMultilevel"/>
-    <w:tmpl w:val="6292D846"/>
-    <w:lvl w:ilvl="0" w:tplc="700E2A36">
+    <w:tmpl w:val="C234D392"/>
+    <w:lvl w:ilvl="0" w:tplc="2536F520">
       <w:start w:val="1"/>
-      <w:numFmt w:val="bullet"/>
-      <w:lvlText w:val="•"/>
+      <w:numFmt w:val="decimal"/>
+      <w:lvlText w:val="%1."/>
       <w:lvlJc w:val="left"/>
       <w:pPr>
         <w:ind w:left="540" w:hanging="300"/>
       </w:pPr>
     </w:lvl>
-    <w:lvl w:ilvl="1" w:tplc="BB1CAA2A" w:tentative="1">
+    <w:lvl w:ilvl="1" w:tplc="85BACD0C" w:tentative="1">
       <w:start w:val="1"/>
-      <w:numFmt w:val="bullet"/>
-      <w:lvlText w:val="–"/>
+      <w:numFmt w:val="lowerLetter"/>
+      <w:lvlText w:val="%2."/>
       <w:lvlJc w:val="left"/>
       <w:pPr>
         <w:ind w:left="940" w:hanging="300"/>
       </w:pPr>
     </w:lvl>
-    <w:lvl w:ilvl="2" w:tplc="78B06F76" w:tentative="1">
+    <w:lvl w:ilvl="2" w:tplc="C406C640" w:tentative="1">
       <w:start w:val="1"/>
-      <w:numFmt w:val="bullet"/>
-      <w:lvlText w:val="◦"/>
+      <w:numFmt w:val="lowerRoman"/>
+      <w:lvlText w:val="%3."/>
       <w:lvlJc w:val="left"/>
       <w:pPr>
         <w:ind w:left="1340" w:hanging="300"/>
       </w:pPr>
     </w:lvl>
-    <w:lvl w:ilvl="3" w:tplc="A13A9E7C">
+    <w:lvl w:ilvl="3" w:tplc="3174BF84">
       <w:numFmt w:val="decimal"/>
       <w:lvlText w:val=""/>
       <w:lvlJc w:val="left"/>
     </w:lvl>
-    <w:lvl w:ilvl="4" w:tplc="AB36A92A">
+    <w:lvl w:ilvl="4" w:tplc="B45A7F5E">
       <w:numFmt w:val="decimal"/>
       <w:lvlText w:val=""/>
       <w:lvlJc w:val="left"/>
     </w:lvl>
-    <w:lvl w:ilvl="5" w:tplc="1A50EB9C">
+    <w:lvl w:ilvl="5" w:tplc="AE6A9AE8">
       <w:numFmt w:val="decimal"/>
       <w:lvlText w:val=""/>
       <w:lvlJc w:val="left"/>
     </w:lvl>
-    <w:lvl w:ilvl="6" w:tplc="584CAC4E">
+    <w:lvl w:ilvl="6" w:tplc="40B83A74">
       <w:numFmt w:val="decimal"/>
       <w:lvlText w:val=""/>
       <w:lvlJc w:val="left"/>
     </w:lvl>
-    <w:lvl w:ilvl="7" w:tplc="CAF80CDC">
+    <w:lvl w:ilvl="7" w:tplc="F7503AA2">
       <w:numFmt w:val="decimal"/>
       <w:lvlText w:val=""/>
       <w:lvlJc w:val="left"/>
     </w:lvl>
-    <w:lvl w:ilvl="8" w:tplc="C2DAE154">
+    <w:lvl w:ilvl="8" w:tplc="A7CA9A7E">
       <w:numFmt w:val="decimal"/>
       <w:lvlText w:val=""/>
       <w:lvlJc w:val="left"/>
     </w:lvl>
   </w:abstractNum>
   <w:abstractNum w:abstractNumId="2" w15:restartNumberingAfterBreak="0">
-    <w:nsid w:val="6E5743A5"/>
+    <w:nsid w:val="46EA536B"/>
     <w:multiLevelType w:val="hybridMultilevel"/>
-    <w:tmpl w:val="AD4CB202"/>
-    <w:lvl w:ilvl="0" w:tplc="6BBCA5CA">
+    <w:tmpl w:val="EE34F27E"/>
+    <w:lvl w:ilvl="0" w:tplc="4AF4DD4E">
       <w:start w:val="1"/>
-      <w:numFmt w:val="decimal"/>
-      <w:lvlText w:val="%1."/>
+      <w:numFmt w:val="bullet"/>
+      <w:lvlText w:val="•"/>
       <w:lvlJc w:val="left"/>
       <w:pPr>
         <w:ind w:left="540" w:hanging="300"/>
       </w:pPr>
     </w:lvl>
-    <w:lvl w:ilvl="1" w:tplc="B0C617FC" w:tentative="1">
+    <w:lvl w:ilvl="1" w:tplc="8D103596" w:tentative="1">
       <w:start w:val="1"/>
-      <w:numFmt w:val="lowerLetter"/>
-      <w:lvlText w:val="%2."/>
+      <w:numFmt w:val="bullet"/>
+      <w:lvlText w:val="–"/>
       <w:lvlJc w:val="left"/>
       <w:pPr>
         <w:ind w:left="940" w:hanging="300"/>
       </w:pPr>
     </w:lvl>
-    <w:lvl w:ilvl="2" w:tplc="5D68B99A" w:tentative="1">
+    <w:lvl w:ilvl="2" w:tplc="3D2E6610" w:tentative="1">
       <w:start w:val="1"/>
-      <w:numFmt w:val="lowerRoman"/>
-      <w:lvlText w:val="%3."/>
+      <w:numFmt w:val="bullet"/>
+      <w:lvlText w:val="◦"/>
       <w:lvlJc w:val="left"/>
       <w:pPr>
         <w:ind w:left="1340" w:hanging="300"/>
       </w:pPr>
     </w:lvl>
-    <w:lvl w:ilvl="3" w:tplc="0128D55E">
+    <w:lvl w:ilvl="3" w:tplc="CD668252">
       <w:numFmt w:val="decimal"/>
       <w:lvlText w:val=""/>
       <w:lvlJc w:val="left"/>
     </w:lvl>
-    <w:lvl w:ilvl="4" w:tplc="EF74FAA0">
+    <w:lvl w:ilvl="4" w:tplc="25FC8D7A">
       <w:numFmt w:val="decimal"/>
       <w:lvlText w:val=""/>
       <w:lvlJc w:val="left"/>
     </w:lvl>
-    <w:lvl w:ilvl="5" w:tplc="7CCC40AC">
+    <w:lvl w:ilvl="5" w:tplc="0A84C6E8">
       <w:numFmt w:val="decimal"/>
       <w:lvlText w:val=""/>
       <w:lvlJc w:val="left"/>
     </w:lvl>
-    <w:lvl w:ilvl="6" w:tplc="5246C130">
+    <w:lvl w:ilvl="6" w:tplc="2F8C74D8">
       <w:numFmt w:val="decimal"/>
       <w:lvlText w:val=""/>
       <w:lvlJc w:val="left"/>
     </w:lvl>
-    <w:lvl w:ilvl="7" w:tplc="D924C3D0">
+    <w:lvl w:ilvl="7" w:tplc="08E0FC76">
       <w:numFmt w:val="decimal"/>
       <w:lvlText w:val=""/>
       <w:lvlJc w:val="left"/>
     </w:lvl>
-    <w:lvl w:ilvl="8" w:tplc="8974BE58">
+    <w:lvl w:ilvl="8" w:tplc="F73AF938">
       <w:numFmt w:val="decimal"/>
       <w:lvlText w:val=""/>
       <w:lvlJc w:val="left"/>
@@ -11707,19 +11793,19 @@
     </w:lvlOverride>
   </w:num>
   <w:num w:numId="2">
+    <w:abstractNumId w:val="2"/>
+    <w:lvlOverride w:ilvl="0">
+      <w:startOverride w:val="1"/>
+    </w:lvlOverride>
+  </w:num>
+  <w:num w:numId="3">
     <w:abstractNumId w:val="1"/>
     <w:lvlOverride w:ilvl="0">
       <w:startOverride w:val="1"/>
     </w:lvlOverride>
   </w:num>
-  <w:num w:numId="3">
-    <w:abstractNumId w:val="2"/>
-    <w:lvlOverride w:ilvl="0">
-      <w:startOverride w:val="1"/>
-    </w:lvlOverride>
-  </w:num>
   <w:num w:numId="4">
-    <w:abstractNumId w:val="2"/>
+    <w:abstractNumId w:val="1"/>
     <w:lvlOverride w:ilvl="0">
       <w:startOverride w:val="1"/>
     </w:lvlOverride>
@@ -12348,7 +12434,7 @@
     <w:autoRedefine/>
     <w:uiPriority w:val="39"/>
     <w:unhideWhenUsed/>
-    <w:rsid w:val="00944161"/>
+    <w:rsid w:val="009B398F"/>
     <w:pPr>
       <w:spacing w:after="100"/>
     </w:pPr>
@@ -12360,7 +12446,7 @@
     <w:autoRedefine/>
     <w:uiPriority w:val="39"/>
     <w:unhideWhenUsed/>
-    <w:rsid w:val="00944161"/>
+    <w:rsid w:val="009B398F"/>
     <w:pPr>
       <w:spacing w:after="100"/>
       <w:ind w:left="210"/>

--- a/documentation/05 Mobile/Mobile Application.docx
+++ b/documentation/05 Mobile/Mobile Application.docx
@@ -1896,6 +1896,74 @@
           </w:p>
         </w:tc>
       </w:tr>
+      <w:tr>
+        <w:tblPrEx>
+          <w:tblCellMar>
+            <w:top w:w="0" w:type="dxa"/>
+            <w:bottom w:w="0" w:type="dxa"/>
+          </w:tblCellMar>
+        </w:tblPrEx>
+        <w:tc>
+          <w:tcPr>
+            <w:tcW w:w="1300" w:type="dxa"/>
+            <w:tcMar>
+              <w:top w:w="50" w:type="dxa"/>
+              <w:left w:w="90" w:type="dxa"/>
+              <w:bottom w:w="50" w:type="dxa"/>
+              <w:right w:w="90" w:type="dxa"/>
+            </w:tcMar>
+          </w:tcPr>
+          <w:p>
+            <w:r>
+              <w:rPr>
+                <w:sz w:val="19"/>
+                <w:szCs w:val="19"/>
+              </w:rPr>
+              <w:t>1.1</w:t>
+            </w:r>
+          </w:p>
+        </w:tc>
+        <w:tc>
+          <w:tcPr>
+            <w:tcW w:w="1900" w:type="dxa"/>
+            <w:tcMar>
+              <w:top w:w="50" w:type="dxa"/>
+              <w:left w:w="90" w:type="dxa"/>
+              <w:bottom w:w="50" w:type="dxa"/>
+              <w:right w:w="90" w:type="dxa"/>
+            </w:tcMar>
+          </w:tcPr>
+          <w:p>
+            <w:r>
+              <w:rPr>
+                <w:sz w:val="19"/>
+                <w:szCs w:val="19"/>
+              </w:rPr>
+              <w:t>24 October 2026</w:t>
+            </w:r>
+          </w:p>
+        </w:tc>
+        <w:tc>
+          <w:tcPr>
+            <w:tcW w:w="6438" w:type="dxa"/>
+            <w:tcMar>
+              <w:top w:w="50" w:type="dxa"/>
+              <w:left w:w="90" w:type="dxa"/>
+              <w:bottom w:w="50" w:type="dxa"/>
+              <w:right w:w="90" w:type="dxa"/>
+            </w:tcMar>
+          </w:tcPr>
+          <w:p>
+            <w:r>
+              <w:rPr>
+                <w:sz w:val="19"/>
+                <w:szCs w:val="19"/>
+              </w:rPr>
+              <w:t>The menu follows the account's name and photo live (a failed photo is tried again); Home reloads whenever it comes back into view and says when its company card is the kept copy.</w:t>
+            </w:r>
+          </w:p>
+        </w:tc>
+      </w:tr>
     </w:tbl>
     <w:p>
       <w:pPr>
@@ -1907,7 +1975,15 @@
           <w:sz w:val="20"/>
           <w:szCs w:val="20"/>
         </w:rPr>
-        <w:t>Keep this document up to date: when a feature, setting or server changes, edit the matching section here and add a line to the table above.</w:t>
+        <w:t>Keep this document up to date: when a feature, setting or server changes, ed</w:t>
+      </w:r>
+      <w:r>
+        <w:rPr>
+          <w:color w:val="5F6B66"/>
+          <w:sz w:val="20"/>
+          <w:szCs w:val="20"/>
+        </w:rPr>
+        <w:t>it the matching section here and add a line to the table above.</w:t>
       </w:r>
     </w:p>
     <w:p>
@@ -1922,13 +1998,14 @@
           <w:sz w:val="28"/>
           <w:szCs w:val="28"/>
         </w:rPr>
+        <w:lastRenderedPageBreak/>
         <w:t>Contents</w:t>
       </w:r>
     </w:p>
     <w:sdt>
       <w:sdtPr>
         <w:alias w:val="Contents"/>
-        <w:id w:val="-986238861"/>
+        <w:id w:val="-1512983596"/>
       </w:sdtPr>
       <w:sdtEndPr/>
       <w:sdtContent>
@@ -1955,7 +2032,7 @@
           <w:r>
             <w:fldChar w:fldCharType="separate"/>
           </w:r>
-          <w:hyperlink w:anchor="_Toc243722789" w:history="1">
+          <w:hyperlink w:anchor="_Toc243724292" w:history="1">
             <w:r>
               <w:rPr>
                 <w:rStyle w:val="Hyperlink"/>
@@ -1979,7 +2056,7 @@
               <w:rPr>
                 <w:noProof/>
               </w:rPr>
-              <w:instrText xml:space="preserve"> PAGEREF _Toc243722789 \h </w:instrText>
+              <w:instrText xml:space="preserve"> PAGEREF _Toc243724292 \h </w:instrText>
             </w:r>
             <w:r>
               <w:rPr>
@@ -2020,7 +2097,7 @@
               <w:szCs w:val="22"/>
             </w:rPr>
           </w:pPr>
-          <w:hyperlink w:anchor="_Toc243722790" w:history="1">
+          <w:hyperlink w:anchor="_Toc243724293" w:history="1">
             <w:r>
               <w:rPr>
                 <w:rStyle w:val="Hyperlink"/>
@@ -2044,7 +2121,7 @@
               <w:rPr>
                 <w:noProof/>
               </w:rPr>
-              <w:instrText xml:space="preserve"> PAGEREF _Toc243722790 \h </w:instrText>
+              <w:instrText xml:space="preserve"> PAGEREF _Toc243724293 \h </w:instrText>
             </w:r>
             <w:r>
               <w:rPr>
@@ -2085,7 +2162,7 @@
               <w:szCs w:val="22"/>
             </w:rPr>
           </w:pPr>
-          <w:hyperlink w:anchor="_Toc243722791" w:history="1">
+          <w:hyperlink w:anchor="_Toc243724294" w:history="1">
             <w:r>
               <w:rPr>
                 <w:rStyle w:val="Hyperlink"/>
@@ -2109,7 +2186,7 @@
               <w:rPr>
                 <w:noProof/>
               </w:rPr>
-              <w:instrText xml:space="preserve"> PAGEREF _Toc243722791 \h </w:instrText>
+              <w:instrText xml:space="preserve"> PAGEREF _Toc243724294 \h </w:instrText>
             </w:r>
             <w:r>
               <w:rPr>
@@ -2150,7 +2227,7 @@
               <w:szCs w:val="22"/>
             </w:rPr>
           </w:pPr>
-          <w:hyperlink w:anchor="_Toc243722792" w:history="1">
+          <w:hyperlink w:anchor="_Toc243724295" w:history="1">
             <w:r>
               <w:rPr>
                 <w:rStyle w:val="Hyperlink"/>
@@ -2174,7 +2251,7 @@
               <w:rPr>
                 <w:noProof/>
               </w:rPr>
-              <w:instrText xml:space="preserve"> PAGEREF _Toc243722792 \h </w:instrText>
+              <w:instrText xml:space="preserve"> PAGEREF _Toc243724295 \h </w:instrText>
             </w:r>
             <w:r>
               <w:rPr>
@@ -2215,7 +2292,7 @@
               <w:szCs w:val="22"/>
             </w:rPr>
           </w:pPr>
-          <w:hyperlink w:anchor="_Toc243722793" w:history="1">
+          <w:hyperlink w:anchor="_Toc243724296" w:history="1">
             <w:r>
               <w:rPr>
                 <w:rStyle w:val="Hyperlink"/>
@@ -2239,7 +2316,7 @@
               <w:rPr>
                 <w:noProof/>
               </w:rPr>
-              <w:instrText xml:space="preserve"> PAGEREF _Toc243722793 \h </w:instrText>
+              <w:instrText xml:space="preserve"> PAGEREF _Toc243724296 \h </w:instrText>
             </w:r>
             <w:r>
               <w:rPr>
@@ -2280,7 +2357,7 @@
               <w:szCs w:val="22"/>
             </w:rPr>
           </w:pPr>
-          <w:hyperlink w:anchor="_Toc243722794" w:history="1">
+          <w:hyperlink w:anchor="_Toc243724297" w:history="1">
             <w:r>
               <w:rPr>
                 <w:rStyle w:val="Hyperlink"/>
@@ -2304,7 +2381,7 @@
               <w:rPr>
                 <w:noProof/>
               </w:rPr>
-              <w:instrText xml:space="preserve"> PAGEREF _Toc243722794 \h </w:instrText>
+              <w:instrText xml:space="preserve"> PAGEREF _Toc243724297 \h </w:instrText>
             </w:r>
             <w:r>
               <w:rPr>
@@ -2345,7 +2422,7 @@
               <w:szCs w:val="22"/>
             </w:rPr>
           </w:pPr>
-          <w:hyperlink w:anchor="_Toc243722795" w:history="1">
+          <w:hyperlink w:anchor="_Toc243724298" w:history="1">
             <w:r>
               <w:rPr>
                 <w:rStyle w:val="Hyperlink"/>
@@ -2369,7 +2446,7 @@
               <w:rPr>
                 <w:noProof/>
               </w:rPr>
-              <w:instrText xml:space="preserve"> PAGEREF _Toc243722795 \h </w:instrText>
+              <w:instrText xml:space="preserve"> PAGEREF _Toc243724298 \h </w:instrText>
             </w:r>
             <w:r>
               <w:rPr>
@@ -2410,7 +2487,7 @@
               <w:szCs w:val="22"/>
             </w:rPr>
           </w:pPr>
-          <w:hyperlink w:anchor="_Toc243722796" w:history="1">
+          <w:hyperlink w:anchor="_Toc243724299" w:history="1">
             <w:r>
               <w:rPr>
                 <w:rStyle w:val="Hyperlink"/>
@@ -2434,7 +2511,7 @@
               <w:rPr>
                 <w:noProof/>
               </w:rPr>
-              <w:instrText xml:space="preserve"> PAGEREF _Toc243722796 \h </w:instrText>
+              <w:instrText xml:space="preserve"> PAGEREF _Toc243724299 \h </w:instrText>
             </w:r>
             <w:r>
               <w:rPr>
@@ -2451,7 +2528,7 @@
               <w:rPr>
                 <w:noProof/>
               </w:rPr>
-              <w:t>9</w:t>
+              <w:t>10</w:t>
             </w:r>
             <w:r>
               <w:rPr>
@@ -2475,7 +2552,7 @@
               <w:szCs w:val="22"/>
             </w:rPr>
           </w:pPr>
-          <w:hyperlink w:anchor="_Toc243722797" w:history="1">
+          <w:hyperlink w:anchor="_Toc243724300" w:history="1">
             <w:r>
               <w:rPr>
                 <w:rStyle w:val="Hyperlink"/>
@@ -2499,7 +2576,7 @@
               <w:rPr>
                 <w:noProof/>
               </w:rPr>
-              <w:instrText xml:space="preserve"> PAGEREF _Toc243722797 \h </w:instrText>
+              <w:instrText xml:space="preserve"> PAGEREF _Toc243724300 \h </w:instrText>
             </w:r>
             <w:r>
               <w:rPr>
@@ -2540,7 +2617,7 @@
               <w:szCs w:val="22"/>
             </w:rPr>
           </w:pPr>
-          <w:hyperlink w:anchor="_Toc243722798" w:history="1">
+          <w:hyperlink w:anchor="_Toc243724301" w:history="1">
             <w:r>
               <w:rPr>
                 <w:rStyle w:val="Hyperlink"/>
@@ -2564,7 +2641,7 @@
               <w:rPr>
                 <w:noProof/>
               </w:rPr>
-              <w:instrText xml:space="preserve"> PAGEREF _Toc243722798 \h </w:instrText>
+              <w:instrText xml:space="preserve"> PAGEREF _Toc243724301 \h </w:instrText>
             </w:r>
             <w:r>
               <w:rPr>
@@ -2605,7 +2682,7 @@
               <w:szCs w:val="22"/>
             </w:rPr>
           </w:pPr>
-          <w:hyperlink w:anchor="_Toc243722799" w:history="1">
+          <w:hyperlink w:anchor="_Toc243724302" w:history="1">
             <w:r>
               <w:rPr>
                 <w:rStyle w:val="Hyperlink"/>
@@ -2629,7 +2706,7 @@
               <w:rPr>
                 <w:noProof/>
               </w:rPr>
-              <w:instrText xml:space="preserve"> PAGEREF _Toc243722799 \h </w:instrText>
+              <w:instrText xml:space="preserve"> PAGEREF _Toc243724302 \h </w:instrText>
             </w:r>
             <w:r>
               <w:rPr>
@@ -2670,7 +2747,7 @@
               <w:szCs w:val="22"/>
             </w:rPr>
           </w:pPr>
-          <w:hyperlink w:anchor="_Toc243722800" w:history="1">
+          <w:hyperlink w:anchor="_Toc243724303" w:history="1">
             <w:r>
               <w:rPr>
                 <w:rStyle w:val="Hyperlink"/>
@@ -2694,7 +2771,7 @@
               <w:rPr>
                 <w:noProof/>
               </w:rPr>
-              <w:instrText xml:space="preserve"> PAGEREF _Toc243722800 \h </w:instrText>
+              <w:instrText xml:space="preserve"> PAGEREF _Toc243724303 \h </w:instrText>
             </w:r>
             <w:r>
               <w:rPr>
@@ -2735,7 +2812,7 @@
               <w:szCs w:val="22"/>
             </w:rPr>
           </w:pPr>
-          <w:hyperlink w:anchor="_Toc243722801" w:history="1">
+          <w:hyperlink w:anchor="_Toc243724304" w:history="1">
             <w:r>
               <w:rPr>
                 <w:rStyle w:val="Hyperlink"/>
@@ -2759,7 +2836,7 @@
               <w:rPr>
                 <w:noProof/>
               </w:rPr>
-              <w:instrText xml:space="preserve"> PAGEREF _Toc243722801 \h </w:instrText>
+              <w:instrText xml:space="preserve"> PAGEREF _Toc243724304 \h </w:instrText>
             </w:r>
             <w:r>
               <w:rPr>
@@ -2800,7 +2877,7 @@
               <w:szCs w:val="22"/>
             </w:rPr>
           </w:pPr>
-          <w:hyperlink w:anchor="_Toc243722802" w:history="1">
+          <w:hyperlink w:anchor="_Toc243724305" w:history="1">
             <w:r>
               <w:rPr>
                 <w:rStyle w:val="Hyperlink"/>
@@ -2824,7 +2901,7 @@
               <w:rPr>
                 <w:noProof/>
               </w:rPr>
-              <w:instrText xml:space="preserve"> PAGEREF _Toc243722802 \h </w:instrText>
+              <w:instrText xml:space="preserve"> PAGEREF _Toc243724305 \h </w:instrText>
             </w:r>
             <w:r>
               <w:rPr>
@@ -2865,7 +2942,7 @@
               <w:szCs w:val="22"/>
             </w:rPr>
           </w:pPr>
-          <w:hyperlink w:anchor="_Toc243722803" w:history="1">
+          <w:hyperlink w:anchor="_Toc243724306" w:history="1">
             <w:r>
               <w:rPr>
                 <w:rStyle w:val="Hyperlink"/>
@@ -2889,7 +2966,7 @@
               <w:rPr>
                 <w:noProof/>
               </w:rPr>
-              <w:instrText xml:space="preserve"> PAGEREF _Toc243722803 \h </w:instrText>
+              <w:instrText xml:space="preserve"> PAGEREF _Toc243724306 \h </w:instrText>
             </w:r>
             <w:r>
               <w:rPr>
@@ -2930,7 +3007,7 @@
               <w:szCs w:val="22"/>
             </w:rPr>
           </w:pPr>
-          <w:hyperlink w:anchor="_Toc243722804" w:history="1">
+          <w:hyperlink w:anchor="_Toc243724307" w:history="1">
             <w:r>
               <w:rPr>
                 <w:rStyle w:val="Hyperlink"/>
@@ -2954,7 +3031,7 @@
               <w:rPr>
                 <w:noProof/>
               </w:rPr>
-              <w:instrText xml:space="preserve"> PAGEREF _Toc243722804 \h </w:instrText>
+              <w:instrText xml:space="preserve"> PAGEREF _Toc243724307 \h </w:instrText>
             </w:r>
             <w:r>
               <w:rPr>
@@ -2995,7 +3072,7 @@
               <w:szCs w:val="22"/>
             </w:rPr>
           </w:pPr>
-          <w:hyperlink w:anchor="_Toc243722805" w:history="1">
+          <w:hyperlink w:anchor="_Toc243724308" w:history="1">
             <w:r>
               <w:rPr>
                 <w:rStyle w:val="Hyperlink"/>
@@ -3019,7 +3096,7 @@
               <w:rPr>
                 <w:noProof/>
               </w:rPr>
-              <w:instrText xml:space="preserve"> PAGEREF _Toc243722805 \h </w:instrText>
+              <w:instrText xml:space="preserve"> PAGEREF _Toc243724308 \h </w:instrText>
             </w:r>
             <w:r>
               <w:rPr>
@@ -3060,7 +3137,7 @@
               <w:szCs w:val="22"/>
             </w:rPr>
           </w:pPr>
-          <w:hyperlink w:anchor="_Toc243722806" w:history="1">
+          <w:hyperlink w:anchor="_Toc243724309" w:history="1">
             <w:r>
               <w:rPr>
                 <w:rStyle w:val="Hyperlink"/>
@@ -3084,7 +3161,7 @@
               <w:rPr>
                 <w:noProof/>
               </w:rPr>
-              <w:instrText xml:space="preserve"> PAGEREF _Toc243722806 \h </w:instrText>
+              <w:instrText xml:space="preserve"> PAGEREF _Toc243724309 \h </w:instrText>
             </w:r>
             <w:r>
               <w:rPr>
@@ -3125,7 +3202,7 @@
               <w:szCs w:val="22"/>
             </w:rPr>
           </w:pPr>
-          <w:hyperlink w:anchor="_Toc243722807" w:history="1">
+          <w:hyperlink w:anchor="_Toc243724310" w:history="1">
             <w:r>
               <w:rPr>
                 <w:rStyle w:val="Hyperlink"/>
@@ -3149,7 +3226,7 @@
               <w:rPr>
                 <w:noProof/>
               </w:rPr>
-              <w:instrText xml:space="preserve"> PAGEREF _Toc243722807 \h </w:instrText>
+              <w:instrText xml:space="preserve"> PAGEREF _Toc243724310 \h </w:instrText>
             </w:r>
             <w:r>
               <w:rPr>
@@ -3190,7 +3267,7 @@
               <w:szCs w:val="22"/>
             </w:rPr>
           </w:pPr>
-          <w:hyperlink w:anchor="_Toc243722808" w:history="1">
+          <w:hyperlink w:anchor="_Toc243724311" w:history="1">
             <w:r>
               <w:rPr>
                 <w:rStyle w:val="Hyperlink"/>
@@ -3214,7 +3291,7 @@
               <w:rPr>
                 <w:noProof/>
               </w:rPr>
-              <w:instrText xml:space="preserve"> PAGEREF _Toc243722808 \h </w:instrText>
+              <w:instrText xml:space="preserve"> PAGEREF _Toc243724311 \h </w:instrText>
             </w:r>
             <w:r>
               <w:rPr>
@@ -3255,7 +3332,7 @@
               <w:szCs w:val="22"/>
             </w:rPr>
           </w:pPr>
-          <w:hyperlink w:anchor="_Toc243722809" w:history="1">
+          <w:hyperlink w:anchor="_Toc243724312" w:history="1">
             <w:r>
               <w:rPr>
                 <w:rStyle w:val="Hyperlink"/>
@@ -3279,7 +3356,7 @@
               <w:rPr>
                 <w:noProof/>
               </w:rPr>
-              <w:instrText xml:space="preserve"> PAGEREF _Toc243722809 \h </w:instrText>
+              <w:instrText xml:space="preserve"> PAGEREF _Toc243724312 \h </w:instrText>
             </w:r>
             <w:r>
               <w:rPr>
@@ -3320,7 +3397,7 @@
               <w:szCs w:val="22"/>
             </w:rPr>
           </w:pPr>
-          <w:hyperlink w:anchor="_Toc243722810" w:history="1">
+          <w:hyperlink w:anchor="_Toc243724313" w:history="1">
             <w:r>
               <w:rPr>
                 <w:rStyle w:val="Hyperlink"/>
@@ -3344,7 +3421,7 @@
               <w:rPr>
                 <w:noProof/>
               </w:rPr>
-              <w:instrText xml:space="preserve"> PAGEREF _Toc243722810 \h </w:instrText>
+              <w:instrText xml:space="preserve"> PAGEREF _Toc243724313 \h </w:instrText>
             </w:r>
             <w:r>
               <w:rPr>
@@ -3385,7 +3462,7 @@
               <w:szCs w:val="22"/>
             </w:rPr>
           </w:pPr>
-          <w:hyperlink w:anchor="_Toc243722811" w:history="1">
+          <w:hyperlink w:anchor="_Toc243724314" w:history="1">
             <w:r>
               <w:rPr>
                 <w:rStyle w:val="Hyperlink"/>
@@ -3409,7 +3486,7 @@
               <w:rPr>
                 <w:noProof/>
               </w:rPr>
-              <w:instrText xml:space="preserve"> PAGEREF _Toc243722811 \h </w:instrText>
+              <w:instrText xml:space="preserve"> PAGEREF _Toc243724314 \h </w:instrText>
             </w:r>
             <w:r>
               <w:rPr>
@@ -3450,7 +3527,7 @@
               <w:szCs w:val="22"/>
             </w:rPr>
           </w:pPr>
-          <w:hyperlink w:anchor="_Toc243722812" w:history="1">
+          <w:hyperlink w:anchor="_Toc243724315" w:history="1">
             <w:r>
               <w:rPr>
                 <w:rStyle w:val="Hyperlink"/>
@@ -3474,7 +3551,7 @@
               <w:rPr>
                 <w:noProof/>
               </w:rPr>
-              <w:instrText xml:space="preserve"> PAGEREF _Toc243722812 \h </w:instrText>
+              <w:instrText xml:space="preserve"> PAGEREF _Toc243724315 \h </w:instrText>
             </w:r>
             <w:r>
               <w:rPr>
@@ -3515,7 +3592,7 @@
               <w:szCs w:val="22"/>
             </w:rPr>
           </w:pPr>
-          <w:hyperlink w:anchor="_Toc243722813" w:history="1">
+          <w:hyperlink w:anchor="_Toc243724316" w:history="1">
             <w:r>
               <w:rPr>
                 <w:rStyle w:val="Hyperlink"/>
@@ -3539,7 +3616,7 @@
               <w:rPr>
                 <w:noProof/>
               </w:rPr>
-              <w:instrText xml:space="preserve"> PAGEREF _Toc243722813 \h </w:instrText>
+              <w:instrText xml:space="preserve"> PAGEREF _Toc243724316 \h </w:instrText>
             </w:r>
             <w:r>
               <w:rPr>
@@ -3580,7 +3657,7 @@
               <w:szCs w:val="22"/>
             </w:rPr>
           </w:pPr>
-          <w:hyperlink w:anchor="_Toc243722814" w:history="1">
+          <w:hyperlink w:anchor="_Toc243724317" w:history="1">
             <w:r>
               <w:rPr>
                 <w:rStyle w:val="Hyperlink"/>
@@ -3604,7 +3681,7 @@
               <w:rPr>
                 <w:noProof/>
               </w:rPr>
-              <w:instrText xml:space="preserve"> PAGEREF _Toc243722814 \h </w:instrText>
+              <w:instrText xml:space="preserve"> PAGEREF _Toc243724317 \h </w:instrText>
             </w:r>
             <w:r>
               <w:rPr>
@@ -3645,7 +3722,7 @@
               <w:szCs w:val="22"/>
             </w:rPr>
           </w:pPr>
-          <w:hyperlink w:anchor="_Toc243722815" w:history="1">
+          <w:hyperlink w:anchor="_Toc243724318" w:history="1">
             <w:r>
               <w:rPr>
                 <w:rStyle w:val="Hyperlink"/>
@@ -3669,7 +3746,7 @@
               <w:rPr>
                 <w:noProof/>
               </w:rPr>
-              <w:instrText xml:space="preserve"> PAGEREF _Toc243722815 \h </w:instrText>
+              <w:instrText xml:space="preserve"> PAGEREF _Toc243724318 \h </w:instrText>
             </w:r>
             <w:r>
               <w:rPr>
@@ -3710,7 +3787,7 @@
               <w:szCs w:val="22"/>
             </w:rPr>
           </w:pPr>
-          <w:hyperlink w:anchor="_Toc243722816" w:history="1">
+          <w:hyperlink w:anchor="_Toc243724319" w:history="1">
             <w:r>
               <w:rPr>
                 <w:rStyle w:val="Hyperlink"/>
@@ -3734,7 +3811,7 @@
               <w:rPr>
                 <w:noProof/>
               </w:rPr>
-              <w:instrText xml:space="preserve"> PAGEREF _Toc243722816 \h </w:instrText>
+              <w:instrText xml:space="preserve"> PAGEREF _Toc243724319 \h </w:instrText>
             </w:r>
             <w:r>
               <w:rPr>
@@ -3775,7 +3852,7 @@
               <w:szCs w:val="22"/>
             </w:rPr>
           </w:pPr>
-          <w:hyperlink w:anchor="_Toc243722817" w:history="1">
+          <w:hyperlink w:anchor="_Toc243724320" w:history="1">
             <w:r>
               <w:rPr>
                 <w:rStyle w:val="Hyperlink"/>
@@ -3799,7 +3876,7 @@
               <w:rPr>
                 <w:noProof/>
               </w:rPr>
-              <w:instrText xml:space="preserve"> PAGEREF _Toc243722817 \h </w:instrText>
+              <w:instrText xml:space="preserve"> PAGEREF _Toc243724320 \h </w:instrText>
             </w:r>
             <w:r>
               <w:rPr>
@@ -3842,7 +3919,7 @@
       <w:pPr>
         <w:pStyle w:val="Heading1"/>
       </w:pPr>
-      <w:bookmarkStart w:id="1" w:name="_Toc243722789"/>
+      <w:bookmarkStart w:id="1" w:name="_Toc243724292"/>
       <w:r>
         <w:lastRenderedPageBreak/>
         <w:t>1  Introduction</w:t>
@@ -3854,10 +3931,10 @@
         <w:spacing w:after="120" w:line="276" w:lineRule="auto"/>
       </w:pPr>
       <w:r>
-        <w:t>The mobile app is the main working tool for staff in the field: reg</w:t>
-      </w:r>
-      <w:r>
-        <w:t>istering trees and farmers, recording expenses, running trips and deliveries, managing products and campaigns, collecting and sending M-Pesa payments, and asking the assistant for help. It talks only to the mobile server (DWS-MOB-01).</w:t>
+        <w:t>The mobile app is the main working tool for staff in the field: registering trees and farmers, recording expenses, running trips and deliveries</w:t>
+      </w:r>
+      <w:r>
+        <w:t>, managing products and campaigns, collecting and sending M-Pesa payments, and asking the assistant for help. It talks only to the mobile server (DWS-MOB-01).</w:t>
       </w:r>
     </w:p>
     <w:tbl>
@@ -3979,16 +4056,7 @@
                 <w:sz w:val="19"/>
                 <w:szCs w:val="19"/>
               </w:rPr>
-              <w:t xml:space="preserve">Project </w:t>
-            </w:r>
-            <w:r>
-              <w:rPr>
-                <w:b/>
-                <w:bCs/>
-                <w:sz w:val="19"/>
-                <w:szCs w:val="19"/>
-              </w:rPr>
-              <w:t>folder (Windows)</w:t>
+              <w:t>Project folder (Windows)</w:t>
             </w:r>
           </w:p>
         </w:tc>
@@ -4458,7 +4526,7 @@
       <w:pPr>
         <w:pStyle w:val="Heading1"/>
       </w:pPr>
-      <w:bookmarkStart w:id="2" w:name="_Toc243722790"/>
+      <w:bookmarkStart w:id="2" w:name="_Toc243724293"/>
       <w:r>
         <w:lastRenderedPageBreak/>
         <w:t>2  Source layout</w:t>
@@ -5168,14 +5236,7 @@
                 <w:sz w:val="19"/>
                 <w:szCs w:val="19"/>
               </w:rPr>
-              <w:t>Shared pieces: AppIcons, pickers (farmer, tree, machine, vehicle, date), voice assi</w:t>
-            </w:r>
-            <w:r>
-              <w:rPr>
-                <w:sz w:val="19"/>
-                <w:szCs w:val="19"/>
-              </w:rPr>
-              <w:t>stant, video player, video stills, location helper</w:t>
+              <w:t>Shared pieces: AppIcons, pickers (farmer, tree, machine, vehicle, date), voice assistant, video player, video stills, location helper</w:t>
             </w:r>
           </w:p>
         </w:tc>
@@ -5234,7 +5295,14 @@
                 <w:sz w:val="19"/>
                 <w:szCs w:val="19"/>
               </w:rPr>
-              <w:t>Colours, type, wood images. Since 20 October 2026 the "Living Forest" greens (DateroemBackground #0F241B, DateroemSurface #1D4232 in Color.kt; forest_dark and forest_mid in res/values/colors.xml), the same as the website and desktop</w:t>
+              <w:t>Colours, type, wood images. Since 20 October 2026 the "Living Forest" greens (DateroemBackground #0F241B, Datero</w:t>
+            </w:r>
+            <w:r>
+              <w:rPr>
+                <w:sz w:val="19"/>
+                <w:szCs w:val="19"/>
+              </w:rPr>
+              <w:t>emSurface #1D4232 in Color.kt; forest_dark and forest_mid in res/values/colors.xml), the same as the website and desktop</w:t>
             </w:r>
           </w:p>
         </w:tc>
@@ -5295,14 +5363,7 @@
                 <w:sz w:val="19"/>
                 <w:szCs w:val="19"/>
               </w:rPr>
-              <w:t>SettingsSc</w:t>
-            </w:r>
-            <w:r>
-              <w:rPr>
-                <w:sz w:val="19"/>
-                <w:szCs w:val="19"/>
-              </w:rPr>
-              <w:t>reen - Appearance: Forest, Dark or Light (since 20 October 2026)</w:t>
+              <w:t>SettingsScreen - Appearance: Forest, Dark or Light (since 20 October 2026)</w:t>
             </w:r>
           </w:p>
         </w:tc>
@@ -5381,7 +5442,7 @@
       <w:pPr>
         <w:pStyle w:val="Heading1"/>
       </w:pPr>
-      <w:bookmarkStart w:id="3" w:name="_Toc243722791"/>
+      <w:bookmarkStart w:id="3" w:name="_Toc243724294"/>
       <w:r>
         <w:lastRenderedPageBreak/>
         <w:t>3  Navigation and roles</w:t>
@@ -5413,10 +5474,7 @@
         <w:t>AI assistant</w:t>
       </w:r>
       <w:r>
-        <w:t xml:space="preserve"> (right). The trip picked on the dial becomes the active </w:t>
-      </w:r>
-      <w:r>
-        <w:t>trip that Home and every trip-based section follow.</w:t>
+        <w:t xml:space="preserve"> (right). The trip picked on the dial becomes the active trip that Home and every trip-based section follow.</w:t>
       </w:r>
     </w:p>
     <w:tbl>
@@ -6522,7 +6580,7 @@
       <w:pPr>
         <w:pStyle w:val="Heading1"/>
       </w:pPr>
-      <w:bookmarkStart w:id="4" w:name="_Toc243722792"/>
+      <w:bookmarkStart w:id="4" w:name="_Toc243724295"/>
       <w:r>
         <w:lastRenderedPageBreak/>
         <w:t>4  Sections and scree</w:t>
@@ -6536,7 +6594,7 @@
       <w:pPr>
         <w:pStyle w:val="Heading2"/>
       </w:pPr>
-      <w:bookmarkStart w:id="5" w:name="_Toc243722793"/>
+      <w:bookmarkStart w:id="5" w:name="_Toc243724296"/>
       <w:r>
         <w:t>4.1  Splash, sign-in and Home</w:t>
       </w:r>
@@ -6547,10 +6605,51 @@
         <w:spacing w:after="120" w:line="276" w:lineRule="auto"/>
       </w:pPr>
       <w:r>
-        <w:t>Error messages (24 October 2026, "some errors are kind of long and they do not well cover the space some go over other thins so can we fix this such if the error apperas the space can e.g be scrollable"): every error the app shows - a form that couldn't sa</w:t>
-      </w:r>
-      <w:r>
-        <w:t xml:space="preserve">ve, a screen that couldn't load, sign-in, payments, the assistant - sits in </w:t>
+        <w:t>Since 24 October 2026 ("when i click the menu ... the circular thing that should show my picture doent show"; "in home the new edited info i did doesnt show in my mobile but i eddited and saved it in the desktop"): the menu</w:t>
+      </w:r>
+      <w:r>
+        <w:t xml:space="preserve">'s name and photo come from </w:t>
+      </w:r>
+      <w:r>
+        <w:rPr>
+          <w:rFonts w:ascii="Consolas" w:eastAsia="Consolas" w:hAnsi="Consolas" w:cs="Consolas"/>
+          <w:color w:val="3B3F3D"/>
+          <w:sz w:val="19"/>
+          <w:szCs w:val="19"/>
+        </w:rPr>
+        <w:t>AccountState</w:t>
+      </w:r>
+      <w:r>
+        <w:t>, filled from /auth/me each time Home opens, so a name or photo changed on the website or the desktop shows without signing in again; before, the name was the copy read when the app opened. A photo that fails to load</w:t>
+      </w:r>
+      <w:r>
+        <w:t xml:space="preserve"> (no connection yet) is tried again after 2, 4, 6 ... seconds, then every 30 (</w:t>
+      </w:r>
+      <w:r>
+        <w:rPr>
+          <w:rFonts w:ascii="Consolas" w:eastAsia="Consolas" w:hAnsi="Consolas" w:cs="Consolas"/>
+          <w:color w:val="3B3F3D"/>
+          <w:sz w:val="19"/>
+          <w:szCs w:val="19"/>
+        </w:rPr>
+        <w:t>ui/common/Avatar.kt</w:t>
+      </w:r>
+      <w:r>
+        <w:t>). Home loads again whenever it comes back into view - from another screen or another app - and when the server can't be reached the company card says it is th</w:t>
+      </w:r>
+      <w:r>
+        <w:t>e copy kept on the phone.</w:t>
+      </w:r>
+    </w:p>
+    <w:p>
+      <w:pPr>
+        <w:spacing w:after="120" w:line="276" w:lineRule="auto"/>
+      </w:pPr>
+      <w:r>
+        <w:t>Error messages (24 October 2026, "some errors are kind of long and they do not well cover the space some go over other thins so can we fix this such if the error apperas the space can e.g be scrollable"): every error the app shows</w:t>
+      </w:r>
+      <w:r>
+        <w:t xml:space="preserve"> - a form that couldn't save, a screen that couldn't load, sign-in, payments, the assistant - sits in </w:t>
       </w:r>
       <w:r>
         <w:rPr>
@@ -6562,10 +6661,10 @@
         <w:t>ui/common/ErrorBox.kt</w:t>
       </w:r>
       <w:r>
-        <w:t>: tinted red, at most about four lines tall (three for small notes), scrolling inside itself with a thin bar when the message is longer, so a long message neve</w:t>
-      </w:r>
-      <w:r>
-        <w:t>r pushes the screen around or slides under the floating assistant button. The short titles ("Couldn't load products") and the red Delete buttons stay as they were.</w:t>
+        <w:t>: tinted red, at most about four lines tall (three for small notes), scrolling inside itself with a thin bar when the message is long</w:t>
+      </w:r>
+      <w:r>
+        <w:t>er, so a long message never pushes the screen around or slides under the floating assistant button. The short titles ("Couldn't load products") and the red Delete buttons stay as they were.</w:t>
       </w:r>
     </w:p>
     <w:p>
@@ -6585,10 +6684,10 @@
         <w:t>ui/dashboard/</w:t>
       </w:r>
       <w:r>
-        <w:t>): the company card comes from the server - the sam</w:t>
-      </w:r>
-      <w:r>
-        <w:t>e on every phone, kept on the phone for when it is offline - and only the SuperAdmin sees Edit. Admins and the SuperAdmin also see the business at a glance (</w:t>
+        <w:t>): the company card comes</w:t>
+      </w:r>
+      <w:r>
+        <w:t xml:space="preserve"> from the server - the same on every phone, kept on the phone for when it is offline - and only the SuperAdmin sees Edit. Admins and the SuperAdmin also see the business at a glance (</w:t>
       </w:r>
       <w:r>
         <w:rPr>
@@ -6600,10 +6699,10 @@
         <w:t>/insights/overview</w:t>
       </w:r>
       <w:r>
-        <w:t>): the orders waiting for a delivery with how many are past or close to the promi</w:t>
-      </w:r>
-      <w:r>
-        <w:t>sed date, users by role, products, campaigns and trips. With a trip picked, everyone sees products sold and deliveries; profit and expenses only Admins and the SuperAdmin ("Admins and SuperAdmin only").</w:t>
+        <w:t xml:space="preserve">): the orders waiting for a delivery with how many are </w:t>
+      </w:r>
+      <w:r>
+        <w:t>past or close to the promised date, users by role, products, campaigns and trips. With a trip picked, everyone sees products sold and deliveries; profit and expenses only Admins and the SuperAdmin ("Admins and SuperAdmin only").</w:t>
       </w:r>
     </w:p>
     <w:p>
@@ -6611,10 +6710,10 @@
         <w:spacing w:after="120" w:line="276" w:lineRule="auto"/>
       </w:pPr>
       <w:r>
-        <w:t>Since 24 October 2026 the photo and name at the top o</w:t>
-      </w:r>
-      <w:r>
-        <w:t>f the menu open My profile (</w:t>
+        <w:t>Since 24 October 2026 the p</w:t>
+      </w:r>
+      <w:r>
+        <w:t>hoto and name at the top of the menu open My profile (</w:t>
       </w:r>
       <w:r>
         <w:rPr>
@@ -6626,10 +6725,10 @@
         <w:t>ui/profile/ProfileScreen.kt</w:t>
       </w:r>
       <w:r>
-        <w:t>): the photo (tap it to choose one from the gallery - shrunk on the phone, cut square by the phone server), the name, the email (hidden until Show; the password is asked for when it changes), the phone</w:t>
-      </w:r>
-      <w:r>
-        <w:t xml:space="preserve"> number (hidden until Show; an admin changes it, because payouts go to it) and the password (this phone stays signed in; every other device is signed out). After an admin's password reset, Choose a new password (</w:t>
+        <w:t>): the photo (tap it to choose one from the gallery - shrunk on the phone, cut square by the phone server), the name, the email (hidden until Show; the password is asked for w</w:t>
+      </w:r>
+      <w:r>
+        <w:t>hen it changes), the phone number (hidden until Show; an admin changes it, because payouts go to it) and the password (this phone stays signed in; every other device is signed out). After an admin's password reset, Choose a new password (</w:t>
       </w:r>
       <w:r>
         <w:rPr>
@@ -6638,13 +6737,19 @@
           <w:sz w:val="19"/>
           <w:szCs w:val="19"/>
         </w:rPr>
-        <w:t>ForcedPasswordScreen.kt</w:t>
-      </w:r>
-      <w:r>
-        <w:t xml:space="preserve">) comes before Home. </w:t>
-      </w:r>
-      <w:r>
-        <w:t>The idle lock: open but untouched for the SuperAdmin's minutes (25 at first), the app asks for the fingerprint, with Still there? a minute before (</w:t>
+        <w:t>ForcedPasswordScre</w:t>
+      </w:r>
+      <w:r>
+        <w:rPr>
+          <w:rFonts w:ascii="Consolas" w:eastAsia="Consolas" w:hAnsi="Consolas" w:cs="Consolas"/>
+          <w:color w:val="3B3F3D"/>
+          <w:sz w:val="19"/>
+          <w:szCs w:val="19"/>
+        </w:rPr>
+        <w:t>en.kt</w:t>
+      </w:r>
+      <w:r>
+        <w:t>) comes before Home. The idle lock: open but untouched for the SuperAdmin's minutes (25 at first), the app asks for the fingerprint, with Still there? a minute before (</w:t>
       </w:r>
       <w:r>
         <w:rPr>
@@ -6681,19 +6786,19 @@
         <w:spacing w:after="60" w:line="264" w:lineRule="auto"/>
       </w:pPr>
       <w:r>
-        <w:t>SplashScreen - since 18 October</w:t>
-      </w:r>
-      <w:r>
-        <w:t xml:space="preserve"> 2026 two real photographs instead of the drawn forest ("the board has seen it wise to use a real forest"): the old oak rises out of the dark, mist rolls in and clears over a misty pine forest, then the company emblem, the wood wordmark and "Growing Timber</w:t>
-      </w:r>
-      <w:r>
-        <w:t>, Growing Futures" settle in (about 6 seconds; a tap skips it; with the phone's animations off, the last picture for a moment). It plays every time the app is opened afresh - after it was closed (swiped away from the recent apps) or Android cleared it (sin</w:t>
-      </w:r>
-      <w:r>
-        <w:t>ce 19 October 2026: "like other apps like netflix"). Coming back from the background (Home, Back or another app) it plays again only after more than 3 minutes away (15 until 19 October 2026), over the screen the person was on, which is still there afterwar</w:t>
-      </w:r>
-      <w:r>
-        <w:t>ds, and the fingerprint prompt waits until it ends. Turning the phone does not replay it. In its last moment the app's own greens wash over the forest.</w:t>
+        <w:t>Splas</w:t>
+      </w:r>
+      <w:r>
+        <w:t>hScreen - since 18 October 2026 two real photographs instead of the drawn forest ("the board has seen it wise to use a real forest"): the old oak rises out of the dark, mist rolls in and clears over a misty pine forest, then the company emblem, the wood wo</w:t>
+      </w:r>
+      <w:r>
+        <w:t xml:space="preserve">rdmark and "Growing Timber, Growing Futures" settle in (about 6 seconds; a tap skips it; with the phone's animations off, the last picture for a moment). It plays every time the app is opened afresh - after it was closed (swiped away from the recent apps) </w:t>
+      </w:r>
+      <w:r>
+        <w:t>or Android cleared it (since 19 October 2026: "like other apps like netflix"). Coming back from the background (Home, Back or another app) it plays again only after more than 3 minutes away (15 until 19 October 2026), over the screen the person was on, whi</w:t>
+      </w:r>
+      <w:r>
+        <w:t>ch is still there afterwards, and the fingerprint prompt waits until it ends. Turning the phone does not replay it. In its last moment the app's own greens wash over the forest.</w:t>
       </w:r>
     </w:p>
     <w:p>
@@ -6706,13 +6811,17 @@
         <w:spacing w:after="60" w:line="264" w:lineRule="auto"/>
       </w:pPr>
       <w:r>
-        <w:t>LoginScreen - username and password with the tree-ring wordmark, in the same misty forest the entrance e</w:t>
-      </w:r>
-      <w:r>
-        <w:t>nds in (since 18 October 2026). Since 19 October 2026 it is the entrance's last picture without the brand - the same mist carrying on (since 20 October 2026 in three seamless layers that thicken, thin, rise and settle like real mist), the same shade and th</w:t>
-      </w:r>
-      <w:r>
-        <w:t>e app's green wash - and the entrance dissolves into it instead of cutting. When the phone waits for approval it shows a card naming the phone and a "Check again" button; after being signed out it shows the reason (see Phone approval and app lock).</w:t>
+        <w:t xml:space="preserve">LoginScreen - username and password with the tree-ring wordmark, in the same misty forest the entrance ends in (since 18 October 2026). Since 19 October 2026 it is the entrance's last picture without the brand - the same mist carrying on (since 20 October </w:t>
+      </w:r>
+      <w:r>
+        <w:t xml:space="preserve">2026 in three seamless layers that thicken, thin, rise and settle like real mist), the same shade and the app's green wash - and the entrance dissolves into it instead </w:t>
+      </w:r>
+      <w:r>
+        <w:lastRenderedPageBreak/>
+        <w:t>of cutting. When the phone waits for approval it shows a card naming the phone and a "Ch</w:t>
+      </w:r>
+      <w:r>
+        <w:t>eck again" button; after being signed out it shows the reason (see Phone approval and app lock).</w:t>
       </w:r>
     </w:p>
     <w:p>
@@ -6750,10 +6859,10 @@
         <w:spacing w:after="60" w:line="264" w:lineRule="auto"/>
       </w:pPr>
       <w:r>
-        <w:t>DashboardScreen - for the active trip: expenses, products sold, deliveries, running campaigns; profit for admins; editable co</w:t>
-      </w:r>
-      <w:r>
-        <w:t>mpany details (kept on the phone).</w:t>
+        <w:t>DashboardScreen - for the ac</w:t>
+      </w:r>
+      <w:r>
+        <w:t>tive trip: expenses, products sold, deliveries, running campaigns; profit for admins; editable company details (kept on the phone).</w:t>
       </w:r>
     </w:p>
     <w:p>
@@ -6771,7 +6880,6 @@
         <w:rPr>
           <w:noProof/>
         </w:rPr>
-        <w:lastRenderedPageBreak/>
         <w:drawing>
           <wp:inline distT="0" distB="0" distL="0" distR="0">
             <wp:extent cx="6096000" cy="3238500"/>
@@ -6825,14 +6933,24 @@
           <w:sz w:val="18"/>
           <w:szCs w:val="18"/>
         </w:rPr>
-        <w:t>Figure 2: The entrance: the oak, the mist, the forest with the emblem - then sign-in in the same forest (drawn from the app's own pictures and timings)</w:t>
+        <w:t>Figure 2: The entrance: the oak, the mist, the forest with the emblem - then sign-in in the same forest (drawn from the a</w:t>
+      </w:r>
+      <w:r>
+        <w:rPr>
+          <w:i/>
+          <w:iCs/>
+          <w:color w:val="5F6B66"/>
+          <w:sz w:val="18"/>
+          <w:szCs w:val="18"/>
+        </w:rPr>
+        <w:t>pp's own pictures and timings)</w:t>
       </w:r>
     </w:p>
     <w:p>
       <w:pPr>
         <w:pStyle w:val="Heading2"/>
       </w:pPr>
-      <w:bookmarkStart w:id="6" w:name="_Toc243722794"/>
+      <w:bookmarkStart w:id="6" w:name="_Toc243724297"/>
       <w:r>
         <w:t>4.2  Orders</w:t>
       </w:r>
@@ -6843,13 +6961,10 @@
         <w:spacing w:after="120" w:line="276" w:lineRule="auto"/>
       </w:pPr>
       <w:r>
-        <w:t>Since 24 October 2026 an order still waiting for a del</w:t>
-      </w:r>
-      <w:r>
-        <w:t>ivery is marked as its promised date comes near: DUE SOON (orange) in the last quarter of the promised time, never later than 5 days before, and LATE (red) once the date has passed - on the customer's card, on each order and in Assign - so it goes on a del</w:t>
-      </w:r>
-      <w:r>
-        <w:t>ivery that arrives by then.</w:t>
+        <w:t>Since 24 October 2026 an order still waiting for a delivery is marked as its promised date comes near: DUE SOON (orange) in the last quarter of the promised time, never later than 5 days before, and LATE (red) onc</w:t>
+      </w:r>
+      <w:r>
+        <w:t>e the date has passed - on the customer's card, on each order and in Assign - so it goes on a delivery that arrives by then.</w:t>
       </w:r>
     </w:p>
     <w:p>
@@ -6857,17 +6972,20 @@
         <w:spacing w:after="120" w:line="276" w:lineRule="auto"/>
       </w:pPr>
       <w:r>
-        <w:t>Website orders not yet on a delivery, one card per customer and delivery area, marked LIGHT, BULK or COMBINED by size. Open a card to send the orders to a trip: choose an existing delivery or a new (optionally named) one, untick</w:t>
-      </w:r>
-      <w:r>
-        <w:t xml:space="preserve"> orders to leave pending, confirm - or add to an existing batch. Drop takes an order off with a cancellation cost; its refund then waits in Transactions &gt; Refunds.</w:t>
+        <w:t xml:space="preserve">Website orders not yet on a delivery, one card per customer and delivery area, marked LIGHT, BULK or COMBINED by size. Open a card </w:t>
+      </w:r>
+      <w:r>
+        <w:t>to send the orders to a trip: choose an existing delivery or a new (optionally named) one, untick orders to leave pending, confirm - or add to an existing batch. Drop takes an order off with a cancellation cost; its refund then waits in Transactions &gt; Refu</w:t>
+      </w:r>
+      <w:r>
+        <w:t>nds.</w:t>
       </w:r>
     </w:p>
     <w:p>
       <w:pPr>
         <w:pStyle w:val="Heading2"/>
       </w:pPr>
-      <w:bookmarkStart w:id="7" w:name="_Toc243722795"/>
+      <w:bookmarkStart w:id="7" w:name="_Toc243724298"/>
       <w:r>
         <w:t>4.3  Products</w:t>
       </w:r>
@@ -6878,13 +6996,10 @@
         <w:spacing w:after="120" w:line="276" w:lineRule="auto"/>
       </w:pPr>
       <w:r>
-        <w:t>Product list with photos; the round + adds a product: name, type, price, stock</w:t>
-      </w:r>
-      <w:r>
-        <w:t xml:space="preserve"> and unit (pieces or board feet), photo (camera or gallery, compressed on the phone and uploaded), the tree registration it came from, marketer badge and description. Tap to edit or delete; deleted products go to the bin in the top bar, where admins restor</w:t>
-      </w:r>
-      <w:r>
-        <w:t xml:space="preserve">e them. If Android closes the app while the camera is open, the photo still arrives when the app comes back (the camera hand-off is saved with </w:t>
+        <w:t>Product list with photos; the round + adds a product: name, type, price, stock and unit (pieces or board feet), photo (camera or gallery, compressed on the phone and uploaded), the tree registration it came from, marketer badge and descr</w:t>
+      </w:r>
+      <w:r>
+        <w:t xml:space="preserve">iption. Tap to edit or delete; deleted products go to the bin in the top bar, where admins restore them. If Android closes the app while the camera is open, the photo still arrives when the app comes back (the camera hand-off is saved with </w:t>
       </w:r>
       <w:r>
         <w:rPr>
@@ -6914,10 +7029,10 @@
         <w:t>Retire Product</w:t>
       </w:r>
       <w:r>
-        <w:t xml:space="preserve"> near the bo</w:t>
-      </w:r>
-      <w:r>
-        <w:t xml:space="preserve">ttom of its form (kept inside the product so it isn't pressed by mistake from the list); it asks first, then goes back to the list. A retired product's card turns brown with "Retired - hidden from the shop" and a </w:t>
+        <w:t xml:space="preserve"> near the bottom of its form (kept inside the product so it isn't pressed by mistake from the list); it asks first, then goes back to the list. A retired product's card tu</w:t>
+      </w:r>
+      <w:r>
+        <w:t xml:space="preserve">rns brown with "Retired - hidden from the shop" and a </w:t>
       </w:r>
       <w:r>
         <w:rPr>
@@ -6927,20 +7042,21 @@
         <w:t>Bring back</w:t>
       </w:r>
       <w:r>
-        <w:t xml:space="preserve"> button, stays in the list and ke</w:t>
-      </w:r>
-      <w:r>
-        <w:t xml:space="preserve">eps its stock and orders; its form says "Retired - hidden from the shop. Bring it back from the product list." When products run out of stock, a "Needs attention" banner at the top opens the out-of-stock list, and the menu shows the count beside Products. </w:t>
-      </w:r>
-      <w:r>
-        <w:t>Needs a new app build to reach the phones.</w:t>
+        <w:t xml:space="preserve"> button, stays in the list and keeps its stock and orders; its form says "Retired - hidden from the shop. Bring it back from the product </w:t>
+      </w:r>
+      <w:r>
+        <w:lastRenderedPageBreak/>
+        <w:t>list." When products run out of stock, a "Needs attenti</w:t>
+      </w:r>
+      <w:r>
+        <w:t>on" banner at the top opens the out-of-stock list, and the menu shows the count beside Products. Needs a new app build to reach the phones.</w:t>
       </w:r>
     </w:p>
     <w:p>
       <w:pPr>
         <w:pStyle w:val="Heading2"/>
       </w:pPr>
-      <w:bookmarkStart w:id="8" w:name="_Toc243722796"/>
+      <w:bookmarkStart w:id="8" w:name="_Toc243724299"/>
       <w:r>
         <w:t>4.4  Bulk orders and delivery areas</w:t>
       </w:r>
@@ -6951,24 +7067,20 @@
         <w:spacing w:after="120" w:line="276" w:lineRule="auto"/>
       </w:pPr>
       <w:r>
-        <w:t>Heavy orders of the active trip. + opens a new heavy order (company name). The detail screen records production description lines (type, measurements, total body feet, product t</w:t>
-      </w:r>
-      <w:r>
-        <w:t xml:space="preserve">otal, optional photo), the payment as hard or soft cash (with an STK push for the soft part), and "Mark as delivered"; amounts stay editable </w:t>
-      </w:r>
-      <w:r>
-        <w:lastRenderedPageBreak/>
-        <w:t>afterwards. "Delete order (negotiation failed)" removes one. The pin icon manages delivery areas (city, pickup poin</w:t>
-      </w:r>
-      <w:r>
-        <w:t>t, hours, active).</w:t>
+        <w:t>Heavy orders of the active trip. + opens a new heavy order (company name). The d</w:t>
+      </w:r>
+      <w:r>
+        <w:t>etail screen records production description lines (type, measurements, total body feet, product total, optional photo), the payment as hard or soft cash (with an STK push for the soft part), and "Mark as delivered"; amounts stay editable afterwards. "Delet</w:t>
+      </w:r>
+      <w:r>
+        <w:t>e order (negotiation failed)" removes one. The pin icon manages delivery areas (city, pickup point, hours, active).</w:t>
       </w:r>
     </w:p>
     <w:p>
       <w:pPr>
         <w:pStyle w:val="Heading2"/>
       </w:pPr>
-      <w:bookmarkStart w:id="9" w:name="_Toc243722797"/>
+      <w:bookmarkStart w:id="9" w:name="_Toc243724300"/>
       <w:r>
         <w:t>4.5  Marketing</w:t>
       </w:r>
@@ -6979,10 +7091,10 @@
         <w:spacing w:after="120" w:line="276" w:lineRule="auto"/>
       </w:pPr>
       <w:r>
-        <w:t>Campaign list showing each photo, or for a video a still taken from it with a play mark, so campaigns are easy to tell apart. + creates a campaign with a name, channel (radio buttons, or All), status, dates, one media item</w:t>
-      </w:r>
-      <w:r>
-        <w:t xml:space="preserve"> (take photo, record video or choose from gallery) and the products it promotes. Videos play in the app. Deleted campaigns go to the bin.</w:t>
+        <w:t>Campaign list showing each photo, or for a video a still taken from it with a play mark, so campaigns are easy to tell apart.</w:t>
+      </w:r>
+      <w:r>
+        <w:t xml:space="preserve"> + creates a campaign with a name, channel (radio buttons, or All), status, dates, one media item (take photo, record video or choose from gallery) and the products it promotes. Videos play in the app. Deleted campaigns go to the bin.</w:t>
       </w:r>
     </w:p>
     <w:p>
@@ -6999,13 +7111,20 @@
           <w:b/>
           <w:bCs/>
         </w:rPr>
-        <w:t>Products in this campaign</w:t>
-      </w:r>
-      <w:r>
-        <w:t xml:space="preserve"> - a field on the form opens a searchable list of products to tick ("None chosen yet - tap to</w:t>
-      </w:r>
-      <w:r>
-        <w:t xml:space="preserve"> choose" until some are). Saving replaces the campaign's whole set in one request. An Active campaign with no products shows the hint "Customers only see a campaign on the website once it has at least one product."</w:t>
+        <w:t>Products in this camp</w:t>
+      </w:r>
+      <w:r>
+        <w:rPr>
+          <w:b/>
+          <w:bCs/>
+        </w:rPr>
+        <w:t>aign</w:t>
+      </w:r>
+      <w:r>
+        <w:t xml:space="preserve"> - a field on the form opens a searchable list of products to tick ("None chosen yet - tap to choose" until some are). Saving replaces the campaign's whole set in one request. An Active campaign with no products shows the hint "Customers only see a cam</w:t>
+      </w:r>
+      <w:r>
+        <w:t>paign on the website once it has at least one product."</w:t>
       </w:r>
     </w:p>
     <w:p>
@@ -7025,10 +7144,7 @@
         <w:t>Media is kept</w:t>
       </w:r>
       <w:r>
-        <w:t xml:space="preserve"> - editing a campaign withou</w:t>
-      </w:r>
-      <w:r>
-        <w:t xml:space="preserve">t choosing a new photo or video keeps the existing one. (The server sends the media as </w:t>
+        <w:t xml:space="preserve"> - editing a campaign without choosing a new photo or video keeps the existing one. (The server sends the media as </w:t>
       </w:r>
       <w:r>
         <w:rPr>
@@ -7072,10 +7188,10 @@
         <w:t>Unsaved changes are kept</w:t>
       </w:r>
       <w:r>
-        <w:t xml:space="preserve"> - leaving the form, or the app locking, keeps what was typed a</w:t>
-      </w:r>
-      <w:r>
-        <w:t>s a draft for as long as the app runs. Coming back shows "Your unsaved changes from before are back." with a Discard button; Cancel throws the changes away.</w:t>
+        <w:t xml:space="preserve"> - leaving the form, or the app locking, keeps what was typed as a draft for as long as the app runs. Coming back shows "Your unsaved changes from before are back." with a Discard b</w:t>
+      </w:r>
+      <w:r>
+        <w:t>utton; Cancel throws the changes away.</w:t>
       </w:r>
     </w:p>
     <w:p>
@@ -7107,10 +7223,7 @@
         <w:t>ui/common/VideoThumbnail.kt</w:t>
       </w:r>
       <w:r>
-        <w:t xml:space="preserve"> takes the picture at 0.8 seconds into the video, keeps r</w:t>
-      </w:r>
-      <w:r>
-        <w:t>ecent ones in memory and saves them in the app's cache folder (</w:t>
+        <w:t xml:space="preserve"> takes the picture at 0.8 seconds into the video, keeps recent ones in memory and saves them in the app's cache folder (</w:t>
       </w:r>
       <w:r>
         <w:rPr>
@@ -7122,7 +7235,10 @@
         <w:t>video_frames</w:t>
       </w:r>
       <w:r>
-        <w:t xml:space="preserve">), so a list opens quickly the next time. Used through </w:t>
+        <w:t>), so a list opens quickly the next time. U</w:t>
+      </w:r>
+      <w:r>
+        <w:t xml:space="preserve">sed through </w:t>
       </w:r>
       <w:r>
         <w:rPr>
@@ -7154,13 +7270,13 @@
         <w:t>Bulk order pictures</w:t>
       </w:r>
       <w:r>
-        <w:t xml:space="preserve"> (since 9 October 2026): the picture button in the Marketing top bar - Marketers, Admins and the SuperAdmin only - opens the photos that play as a slideshow on the website's Bulk Orders page. Each shows whole on a 16:9 card with its number and caption; arr</w:t>
-      </w:r>
-      <w:r>
-        <w:t>ows move it earlier or later, Add caption / Edit caption and Remove (asks first) sit under it. The round + takes a photo or picks one from the gallery, then asks for an optional caption (up to 120 characters) before adding it; the photo is shrunk on the ph</w:t>
-      </w:r>
-      <w:r>
-        <w:t xml:space="preserve">one (1600 px JPEG) and uploaded. 12 at most - the + disappears at 12. Files: </w:t>
+        <w:t xml:space="preserve"> (since 9 October 2026): the picture button in the Marketing top bar - Marketers, Admins and the SuperAdmin only - opens the photos that play as a sl</w:t>
+      </w:r>
+      <w:r>
+        <w:t>ideshow on the website's Bulk Orders page. Each shows whole on a 16:9 card with its number and caption; arrows move it earlier or later, Add caption / Edit caption and Remove (asks first) sit under it. The round + takes a photo or picks one from the galler</w:t>
+      </w:r>
+      <w:r>
+        <w:t xml:space="preserve">y, then asks for an optional caption (up to 120 characters) before adding it; the photo is shrunk on the phone (1600 px JPEG) and uploaded. 12 at most - the + disappears at 12. Files: </w:t>
       </w:r>
       <w:r>
         <w:rPr>
@@ -7193,7 +7309,16 @@
           <w:sz w:val="19"/>
           <w:szCs w:val="19"/>
         </w:rPr>
-        <w:t>data/model/Showcase.kt</w:t>
+        <w:t>data/model/Showcas</w:t>
+      </w:r>
+      <w:r>
+        <w:rPr>
+          <w:rFonts w:ascii="Consolas" w:eastAsia="Consolas" w:hAnsi="Consolas" w:cs="Consolas"/>
+          <w:color w:val="3B3F3D"/>
+          <w:sz w:val="19"/>
+          <w:szCs w:val="19"/>
+        </w:rPr>
+        <w:t>e.kt</w:t>
       </w:r>
       <w:r>
         <w:t>.</w:t>
@@ -7249,16 +7374,7 @@
           <w:sz w:val="19"/>
           <w:szCs w:val="19"/>
         </w:rPr>
-        <w:t>medi</w:t>
-      </w:r>
-      <w:r>
-        <w:rPr>
-          <w:rFonts w:ascii="Consolas" w:eastAsia="Consolas" w:hAnsi="Consolas" w:cs="Consolas"/>
-          <w:color w:val="3B3F3D"/>
-          <w:sz w:val="19"/>
-          <w:szCs w:val="19"/>
-        </w:rPr>
-        <w:t>aKeyOf</w:t>
+        <w:t>mediaKeyOf</w:t>
       </w:r>
       <w:r>
         <w:t xml:space="preserve">), </w:t>
@@ -7304,7 +7420,7 @@
       <w:pPr>
         <w:pStyle w:val="Heading2"/>
       </w:pPr>
-      <w:bookmarkStart w:id="10" w:name="_Toc243722798"/>
+      <w:bookmarkStart w:id="10" w:name="_Toc243724301"/>
       <w:r>
         <w:t>4.6  Trips and light deliveries</w:t>
       </w:r>
@@ -7315,13 +7431,16 @@
         <w:spacing w:after="120" w:line="276" w:lineRule="auto"/>
       </w:pPr>
       <w:r>
-        <w:t>Since 23 October 2026 orders are named by their ticket (like DW-7K3Q9P) everywhere in the app - the ticket the customer quotes. Custom</w:t>
-      </w:r>
-      <w:r>
-        <w:t>ers no longer see the driver or the vehicle unless it is shared: when sending orders to a new delivery, tick Share the driver with the customer; orders joining an existing delivery follow that delivery. On a trip's light deliveries, Managers, Admins and th</w:t>
-      </w:r>
-      <w:r>
-        <w:t>e SuperAdmin have a Share driver with customers switch on each delivery. Shared, the customer sees the driver's first name, the number plate and the company phone - never the driver's own number.</w:t>
+        <w:t>Since 23 October 2026 order</w:t>
+      </w:r>
+      <w:r>
+        <w:t>s are named by their ticket (like DW-7K3Q9P) everywhere in the app - the ticket the customer quotes. Customers no longer see the driver or the vehicle unless it is shared: when sending orders to a new delivery, tick Share the driver with the customer; orde</w:t>
+      </w:r>
+      <w:r>
+        <w:t xml:space="preserve">rs joining an existing delivery follow that delivery. On a trip's light deliveries, Managers, Admins and the SuperAdmin have a Share driver with customers switch on each delivery. Shared, the customer sees the driver's first name, the number plate and the </w:t>
+      </w:r>
+      <w:r>
+        <w:t>company phone - never the driver's own number.</w:t>
       </w:r>
     </w:p>
     <w:p>
@@ -7334,10 +7453,8 @@
         <w:spacing w:after="60" w:line="264" w:lineRule="auto"/>
       </w:pPr>
       <w:r>
-        <w:t>Trips list with the active (open) trip highlighted. A new tr</w:t>
-      </w:r>
-      <w:r>
-        <w:t>ip can be created only when no other trip is open; it becomes the working trip once picked on the dial.</w:t>
+        <w:lastRenderedPageBreak/>
+        <w:t>Trips list with the active (open) trip highlighted. A new trip can be created only when no other trip is open; it becomes the working trip once picked on the dial.</w:t>
       </w:r>
     </w:p>
     <w:p>
@@ -7363,7 +7480,10 @@
         <w:spacing w:after="60" w:line="264" w:lineRule="auto"/>
       </w:pPr>
       <w:r>
-        <w:t>Light deliveries of a trip: tap a delivery, enter "Received by", let the customer sign on the screen, confirm "Yes, delivered". If some orders were not delivered, give the reason; they return to Orders as priority.</w:t>
+        <w:t>Light deliveries of a trip: tap a delivery, enter "Received by", let the customer sign on the screen, confirm "Yes, deli</w:t>
+      </w:r>
+      <w:r>
+        <w:t>vered". If some orders were not delivered, give the reason; they return to Orders as priority.</w:t>
       </w:r>
     </w:p>
     <w:p>
@@ -7375,7 +7495,7 @@
       <w:pPr>
         <w:pStyle w:val="Heading2"/>
       </w:pPr>
-      <w:bookmarkStart w:id="11" w:name="_Toc243722799"/>
+      <w:bookmarkStart w:id="11" w:name="_Toc243724302"/>
       <w:r>
         <w:t>4.7  Trees</w:t>
       </w:r>
@@ -7386,20 +7506,17 @@
         <w:spacing w:after="120" w:line="276" w:lineRule="auto"/>
       </w:pPr>
       <w:r>
-        <w:t>Registrations of the active t</w:t>
-      </w:r>
-      <w:r>
-        <w:t>rip. + registers trees: an existing farmer (searchable picker) or a new farmer with name and phone, household, number and type of trees, and GPS coordinates filled from the phone's location (works offline). Remainder trees can name the tree registration th</w:t>
-      </w:r>
-      <w:r>
-        <w:t>ey came from. Deleted registrations go to the bin.</w:t>
+        <w:t>Registrations of the active trip. + registers trees: an existing farmer (searchable picker) or a new farmer with name and phone, household, number an</w:t>
+      </w:r>
+      <w:r>
+        <w:t>d type of trees, and GPS coordinates filled from the phone's location (works offline). Remainder trees can name the tree registration they came from. Deleted registrations go to the bin.</w:t>
       </w:r>
     </w:p>
     <w:p>
       <w:pPr>
         <w:pStyle w:val="Heading2"/>
       </w:pPr>
-      <w:bookmarkStart w:id="12" w:name="_Toc243722800"/>
+      <w:bookmarkStart w:id="12" w:name="_Toc243724303"/>
       <w:r>
         <w:t>4.8  Expenses</w:t>
       </w:r>
@@ -7410,22 +7527,22 @@
         <w:spacing w:after="120" w:line="276" w:lineRule="auto"/>
       </w:pPr>
       <w:r>
-        <w:t xml:space="preserve">Pick a trip, then a category (transport, permits, communication, salaries, farmer payments, machine, accommodation, other) to see its total. The list toggles between all, paid (assigned) and </w:t>
-      </w:r>
-      <w:r>
-        <w:t>pending entries. + adds an entry: amount, description, paid with soft cash (M-Pesa) or hard cash, and the category's own fields (vehicle or machine picked from lists, who it is for, farmer and tree). Admins press Pay to send it with Send Money.</w:t>
+        <w:t>Pick a trip, then a category (transport, permits, commu</w:t>
+      </w:r>
+      <w:r>
+        <w:t>nication, salaries, farmer payments, machine, accommodation, other) to see its total. The list toggles between all, paid (assigned) and pending entries. + adds an entry: amount, description, paid with soft cash (M-Pesa) or hard cash, and the category's own</w:t>
+      </w:r>
+      <w:r>
+        <w:t xml:space="preserve"> fields (vehicle or machine picked from lists, who it is for, farmer and tree). Admins press Pay to send it with Send Money.</w:t>
       </w:r>
     </w:p>
     <w:p>
       <w:pPr>
         <w:pStyle w:val="Heading2"/>
       </w:pPr>
-      <w:bookmarkStart w:id="13" w:name="_Toc243722801"/>
-      <w:r>
-        <w:t>4.9  Transa</w:t>
-      </w:r>
-      <w:r>
-        <w:t>ctions</w:t>
+      <w:bookmarkStart w:id="13" w:name="_Toc243724304"/>
+      <w:r>
+        <w:t>4.9  Transactions</w:t>
       </w:r>
       <w:bookmarkEnd w:id="13"/>
     </w:p>
@@ -7826,7 +7943,7 @@
       <w:pPr>
         <w:pStyle w:val="Heading2"/>
       </w:pPr>
-      <w:bookmarkStart w:id="14" w:name="_Toc243722802"/>
+      <w:bookmarkStart w:id="14" w:name="_Toc243724305"/>
       <w:r>
         <w:t>4.10  Loans &amp; Finance</w:t>
       </w:r>
@@ -7847,7 +7964,7 @@
       <w:pPr>
         <w:pStyle w:val="Heading2"/>
       </w:pPr>
-      <w:bookmarkStart w:id="15" w:name="_Toc243722803"/>
+      <w:bookmarkStart w:id="15" w:name="_Toc243724306"/>
       <w:r>
         <w:t>4.11  AI assistant and insights</w:t>
       </w:r>
@@ -7873,7 +7990,7 @@
       <w:pPr>
         <w:pStyle w:val="Heading1"/>
       </w:pPr>
-      <w:bookmarkStart w:id="16" w:name="_Toc243722804"/>
+      <w:bookmarkStart w:id="16" w:name="_Toc243724307"/>
       <w:r>
         <w:lastRenderedPageBreak/>
         <w:t>5  Voice assistant</w:t>
@@ -7885,10 +8002,13 @@
         <w:spacing w:after="120" w:line="276" w:lineRule="auto"/>
       </w:pPr>
       <w:r>
-        <w:t xml:space="preserve">Forms can be filled by voice. Turn the voice assistant on, tap a field and speak; the field fills, then tap the next field. Saying "stop" or switching the assistant off ends listening. Number words become digits ("two hundred Kenyan shillings" gives 200), </w:t>
-      </w:r>
-      <w:r>
-        <w:t>and the keyboard stays hidden while voice is on unless the person chooses to type. It uses Android's built-in speech recognition, so there is no extra cost.</w:t>
+        <w:t>Forms can be filled by voice. Turn the voice assistant on, tap a field and speak; the field fills, then tap the next field. Saying "stop</w:t>
+      </w:r>
+      <w:r>
+        <w:t>" or switching the assistant off ends listening. Number words become digits ("two hundred Kenyan shillings" gives 200), and the keyboard stays hidden while voice is on unless the person chooses to type. It uses Android's built-in speech recognition, so the</w:t>
+      </w:r>
+      <w:r>
+        <w:t>re is no extra cost.</w:t>
       </w:r>
     </w:p>
     <w:p>
@@ -7896,13 +8016,10 @@
         <w:spacing w:after="120" w:line="276" w:lineRule="auto"/>
       </w:pPr>
       <w:r>
-        <w:t>Voice needs the microphone permission. The app asks for it when voice is switched on or a field's m</w:t>
-      </w:r>
-      <w:r>
-        <w:t>icrophone is tapped, and then carries on with what was asked. If the permission is refused - or Android no longer asks because it was refused before - a notice appears under the switch (or under that field) instead of nothing happening: "Voice needs the mi</w:t>
-      </w:r>
-      <w:r>
-        <w:t xml:space="preserve">crophone, and it's switched off for this app. Allow it under Permissions &gt; Microphone.", with an </w:t>
+        <w:t>Voice needs the microphone permission. The app asks for it when voice is switched on or a field's microphone is tapped, and then carries on with what was asked. If the permission is refused - or Android no longer asks because it was re</w:t>
+      </w:r>
+      <w:r>
+        <w:t xml:space="preserve">fused before - a notice appears under the switch (or under that field) instead of nothing happening: "Voice needs the microphone, and it's switched off for this app. Allow it under Permissions &gt; Microphone.", with an </w:t>
       </w:r>
       <w:r>
         <w:rPr>
@@ -7912,7 +8029,10 @@
         <w:t>Open settings</w:t>
       </w:r>
       <w:r>
-        <w:t xml:space="preserve"> button that opens the app's settings page.</w:t>
+        <w:t xml:space="preserve"> button that opens the app</w:t>
+      </w:r>
+      <w:r>
+        <w:t>'s settings page.</w:t>
       </w:r>
     </w:p>
     <w:p>
@@ -7932,10 +8052,7 @@
         <w:t>&lt;queries&gt;</w:t>
       </w:r>
       <w:r>
-        <w:t>), whi</w:t>
-      </w:r>
-      <w:r>
-        <w:t>ch Android 11 and later require before an app may reach them.</w:t>
+        <w:t>), which Android 11 and later require before an app may reach them.</w:t>
       </w:r>
     </w:p>
     <w:p>
@@ -7976,7 +8093,16 @@
           <w:sz w:val="19"/>
           <w:szCs w:val="19"/>
         </w:rPr>
-        <w:t>AndroidManifest.xml</w:t>
+        <w:t>AndroidManife</w:t>
+      </w:r>
+      <w:r>
+        <w:rPr>
+          <w:rFonts w:ascii="Consolas" w:eastAsia="Consolas" w:hAnsi="Consolas" w:cs="Consolas"/>
+          <w:color w:val="3B3F3D"/>
+          <w:sz w:val="19"/>
+          <w:szCs w:val="19"/>
+        </w:rPr>
+        <w:t>st.xml</w:t>
       </w:r>
       <w:r>
         <w:t>.</w:t>
@@ -7991,7 +8117,7 @@
       <w:pPr>
         <w:pStyle w:val="Heading1"/>
       </w:pPr>
-      <w:bookmarkStart w:id="17" w:name="_Toc243722805"/>
+      <w:bookmarkStart w:id="17" w:name="_Toc243724308"/>
       <w:r>
         <w:lastRenderedPageBreak/>
         <w:t>6  Company SIM payment reading</w:t>
@@ -8008,10 +8134,7 @@
         <w:spacing w:after="60" w:line="264" w:lineRule="auto"/>
       </w:pPr>
       <w:r>
-        <w:t>Only the account an admin marks "can sync SMS" (one account in the whole system</w:t>
-      </w:r>
-      <w:r>
-        <w:t>) sees the SMS Sync screen.</w:t>
+        <w:t>Only the account an admin marks "can sync SMS" (one account in the whole system) sees the SMS Sync screen.</w:t>
       </w:r>
     </w:p>
     <w:p>
@@ -8083,7 +8206,10 @@
         <w:spacing w:after="60" w:line="264" w:lineRule="auto"/>
       </w:pPr>
       <w:r>
-        <w:t>Permissions used: RECEIVE_SMS, READ_SMS and READ_PHONE_STATE (to tell the SIMs apart).</w:t>
+        <w:t>Permissions used: RECEIVE_SMS, READ_SMS and READ_PHONE_STATE</w:t>
+      </w:r>
+      <w:r>
+        <w:t xml:space="preserve"> (to tell the SIMs apart).</w:t>
       </w:r>
     </w:p>
     <w:p>
@@ -8100,7 +8226,7 @@
       <w:pPr>
         <w:pStyle w:val="Heading1"/>
       </w:pPr>
-      <w:bookmarkStart w:id="18" w:name="_Toc243722806"/>
+      <w:bookmarkStart w:id="18" w:name="_Toc243724309"/>
       <w:r>
         <w:lastRenderedPageBreak/>
         <w:t>7  Look and feel</w:t>
@@ -8117,10 +8243,10 @@
         <w:spacing w:after="60" w:line="264" w:lineRule="auto"/>
       </w:pPr>
       <w:r>
-        <w:t>Colour themes (since 20 October 2026): Forest (the</w:t>
-      </w:r>
-      <w:r>
-        <w:t xml:space="preserve"> default), Dark (charcoal greys) and Light (warm paper, dark text, a darker wood for small text), chosen in Settings - the bold gear beside Sign out at the foot of the menu ("instead of writing settings just place the bold icon"). The colour names in </w:t>
+        <w:t>Colour themes (since 20 October 2026): Forest (the default), Dark (charcoal greys) and Light (warm paper, dark text, a darker wood for small text), chosen in Settings - the bold gear beside Sign out at the foo</w:t>
+      </w:r>
+      <w:r>
+        <w:t xml:space="preserve">t of the menu ("instead of writing settings just place the bold icon"). The colour names in </w:t>
       </w:r>
       <w:r>
         <w:rPr>
@@ -8129,16 +8255,7 @@
           <w:sz w:val="19"/>
           <w:szCs w:val="19"/>
         </w:rPr>
-        <w:t>ui/th</w:t>
-      </w:r>
-      <w:r>
-        <w:rPr>
-          <w:rFonts w:ascii="Consolas" w:eastAsia="Consolas" w:hAnsi="Consolas" w:cs="Consolas"/>
-          <w:color w:val="3B3F3D"/>
-          <w:sz w:val="19"/>
-          <w:szCs w:val="19"/>
-        </w:rPr>
-        <w:t>eme/Color.kt</w:t>
+        <w:t>ui/theme/Color.kt</w:t>
       </w:r>
       <w:r>
         <w:t xml:space="preserve"> read </w:t>
@@ -8153,13 +8270,13 @@
         <w:t>DateroemThemeState</w:t>
       </w:r>
       <w:r>
-        <w:t xml:space="preserve">, which is Compose state, so a change recolours every screen at once without rebuilding anything or asking for the fingerprint. The choice is kept on the phone (SessionManager) and with the account (PUT /auth/me/theme); </w:t>
-      </w:r>
-      <w:r>
-        <w:t>when Home opens the app takes the account's - unless a choice made offline is still waiting, which is sent instead. An app that is already open is not changed by a choice made on another device until it is started again ("no one is affected when working").</w:t>
-      </w:r>
-      <w:r>
-        <w:t xml:space="preserve"> The entrance and sign-in keep the forest colours of their photographs.</w:t>
+        <w:t>, which is Compose state, so a change recolours every screen at once without rebuilding anything or asking for the fingerpr</w:t>
+      </w:r>
+      <w:r>
+        <w:t xml:space="preserve">int. The choice is kept on the phone (SessionManager) and with the account (PUT /auth/me/theme); when Home opens the app takes the account's - unless a choice made offline is still waiting, which is sent instead. An app that is already open is not changed </w:t>
+      </w:r>
+      <w:r>
+        <w:t>by a choice made on another device until it is started again ("no one is affected when working"). The entrance and sign-in keep the forest colours of their photographs.</w:t>
       </w:r>
     </w:p>
     <w:p>
@@ -8172,7 +8289,10 @@
         <w:spacing w:after="60" w:line="264" w:lineRule="auto"/>
       </w:pPr>
       <w:r>
-        <w:t xml:space="preserve">Dark forest theme with the same painted wood as the website (images in res/drawable-nodpi, produced by the website's </w:t>
+        <w:t>Dark forest theme with the same painted wood as the website (images in res/drawable-nod</w:t>
+      </w:r>
+      <w:r>
+        <w:t xml:space="preserve">pi, produced by the website's </w:t>
       </w:r>
       <w:r>
         <w:rPr>
@@ -8209,10 +8329,7 @@
         <w:t>ui/common/AppIcons.kt</w:t>
       </w:r>
       <w:r>
-        <w:t xml:space="preserve"> - the s</w:t>
-      </w:r>
-      <w:r>
-        <w:t>ame set as the website and the desktop app (a tree-ring cross-section marks Products). No emojis.</w:t>
+        <w:t xml:space="preserve"> - the same set as the website and the desktop app (a tree-ring cross-section marks Products). No emojis.</w:t>
       </w:r>
     </w:p>
     <w:p>
@@ -8234,7 +8351,16 @@
           <w:sz w:val="19"/>
           <w:szCs w:val="19"/>
         </w:rPr>
-        <w:t>ui/transactions/TransferAnimation.kt</w:t>
+        <w:t>ui/transacti</w:t>
+      </w:r>
+      <w:r>
+        <w:rPr>
+          <w:rFonts w:ascii="Consolas" w:eastAsia="Consolas" w:hAnsi="Consolas" w:cs="Consolas"/>
+          <w:color w:val="3B3F3D"/>
+          <w:sz w:val="19"/>
+          <w:szCs w:val="19"/>
+        </w:rPr>
+        <w:t>ons/TransferAnimation.kt</w:t>
       </w:r>
       <w:r>
         <w:t>).</w:t>
@@ -8250,10 +8376,7 @@
         <w:spacing w:after="60" w:line="264" w:lineRule="auto"/>
       </w:pPr>
       <w:r>
-        <w:t xml:space="preserve">Errors (since 18 October 2026): every screen turns a failure into one </w:t>
-      </w:r>
-      <w:r>
-        <w:t xml:space="preserve">plain sentence with </w:t>
+        <w:t xml:space="preserve">Errors (since 18 October 2026): every screen turns a failure into one plain sentence with </w:t>
       </w:r>
       <w:r>
         <w:rPr>
@@ -8277,10 +8400,10 @@
         <w:t>ui/common/ErrorMessages.kt</w:t>
       </w:r>
       <w:r>
-        <w:t>) - the server's own reason when it wrote one, otherwise "Can't reach the Dateroem server. Check your internet connection ...", "The server took too long ...", "The Dateroem server is offline for</w:t>
-      </w:r>
-      <w:r>
-        <w:t xml:space="preserve"> a moment ..." or "Something went wrong on our side ..." - never an address, an exception name or an HTTP code.</w:t>
+        <w:t>) - the server's own reason when it wrote one, otherwise "Can't reach the Dateroem server. Check y</w:t>
+      </w:r>
+      <w:r>
+        <w:t>our internet connection ...", "The server took too long ...", "The Dateroem server is offline for a moment ..." or "Something went wrong on our side ..." - never an address, an exception name or an HTTP code.</w:t>
       </w:r>
     </w:p>
     <w:p>
@@ -8293,7 +8416,10 @@
         <w:spacing w:after="60" w:line="264" w:lineRule="auto"/>
       </w:pPr>
       <w:r>
-        <w:t>The entrance and sign-in stand in real photographs (</w:t>
+        <w:t>The entrance and sign-in stand in real photogra</w:t>
+      </w:r>
+      <w:r>
+        <w:t>phs (</w:t>
       </w:r>
       <w:r>
         <w:rPr>
@@ -8305,10 +8431,10 @@
         <w:t>ui/common/Entrance.kt</w:t>
       </w:r>
       <w:r>
-        <w:t>; res/drawable-nodpi: entrance_oak, entrance_forest and the drifting mi</w:t>
-      </w:r>
-      <w:r>
-        <w:t>st entrance_fog). They were prepared from the board's pictures, kept with the script that made them in fathersProject/brand/entrance photos (prepare_entrance.py).</w:t>
+        <w:t>; res/drawable-nodpi: entrance_oak, entrance_forest and the drifting mist entrance_fog). They were prepared from the board's pictures, kept with the script that made them in fathersProject/brand/entrance photos (prepare_entrance.p</w:t>
+      </w:r>
+      <w:r>
+        <w:t>y).</w:t>
       </w:r>
     </w:p>
     <w:p>
@@ -8330,16 +8456,7 @@
           <w:sz w:val="19"/>
           <w:szCs w:val="19"/>
         </w:rPr>
-        <w:t>npm ru</w:t>
-      </w:r>
-      <w:r>
-        <w:rPr>
-          <w:rFonts w:ascii="Consolas" w:eastAsia="Consolas" w:hAnsi="Consolas" w:cs="Consolas"/>
-          <w:color w:val="3B3F3D"/>
-          <w:sz w:val="19"/>
-          <w:szCs w:val="19"/>
-        </w:rPr>
-        <w:t>n brand:export -- --mobile &lt;this project&gt;/app/src/main/res</w:t>
+        <w:t>npm run brand:export -- --mobile &lt;this project&gt;/app/src/main/res</w:t>
       </w:r>
       <w:r>
         <w:t>: an adaptive icon with a one-colour version for themed icons, and older-phone icons. The system start screen shows it on a dark disc.</w:t>
@@ -8426,13 +8543,10 @@
       <w:pPr>
         <w:pStyle w:val="Heading1"/>
       </w:pPr>
-      <w:bookmarkStart w:id="19" w:name="_Toc243722807"/>
+      <w:bookmarkStart w:id="19" w:name="_Toc243724310"/>
       <w:r>
         <w:lastRenderedPageBreak/>
-        <w:t>8  Phone approval and ap</w:t>
-      </w:r>
-      <w:r>
-        <w:t>p lock</w:t>
+        <w:t>8  Phone approval and app lock</w:t>
       </w:r>
       <w:bookmarkEnd w:id="19"/>
     </w:p>
@@ -8441,14 +8555,17 @@
         <w:spacing w:after="120" w:line="276" w:lineRule="auto"/>
       </w:pPr>
       <w:r>
-        <w:t>Added on 3 October 2026. Two separate protections work together: the server allows each account on one approved phone only, and the app asks for the owner's fingerprint or screen lock before showing anything.</w:t>
+        <w:t>Added on 3 October 2026. Two separate protections w</w:t>
+      </w:r>
+      <w:r>
+        <w:t>ork together: the server allows each account on one approved phone only, and the app asks for the owner's fingerprint or screen lock before showing anything.</w:t>
       </w:r>
     </w:p>
     <w:p>
       <w:pPr>
         <w:pStyle w:val="Heading2"/>
       </w:pPr>
-      <w:bookmarkStart w:id="20" w:name="_Toc243722808"/>
+      <w:bookmarkStart w:id="20" w:name="_Toc243724311"/>
       <w:r>
         <w:t>8.1  Worker details</w:t>
       </w:r>
@@ -8468,7 +8585,16 @@
           <w:sz w:val="19"/>
           <w:szCs w:val="19"/>
         </w:rPr>
-        <w:t>ui/profile/WorkerDetailsScreen.kt</w:t>
+        <w:t>ui/profile/WorkerDetailsS</w:t>
+      </w:r>
+      <w:r>
+        <w:rPr>
+          <w:rFonts w:ascii="Consolas" w:eastAsia="Consolas" w:hAnsi="Consolas" w:cs="Consolas"/>
+          <w:color w:val="3B3F3D"/>
+          <w:sz w:val="19"/>
+          <w:szCs w:val="19"/>
+        </w:rPr>
+        <w:t>creen.kt</w:t>
       </w:r>
       <w:r>
         <w:t xml:space="preserve">, </w:t>
@@ -8483,23 +8609,23 @@
         <w:t>WorkerDetailsViewModel.kt</w:t>
       </w:r>
       <w:r>
-        <w:t>): the staff member fills in their ID or passport number, KRA PIN, NSSF and SHA numbers, next of kin, driving licence and photos of their docum</w:t>
-      </w:r>
-      <w:r>
-        <w:t>ents. Numbers are hidden until Show numbers; required items are marked *. Each document has Take photo (the camera, through the app's FileProvider; the picture stays in the app's cache and is deleted after sending) and Choose from gallery; the phone shrink</w:t>
-      </w:r>
-      <w:r>
-        <w:t>s it and the phone server turns it upright before it is sent. The top card says where it stands - Not sent yet, Waiting for the SuperAdmin to check, Verified, or Needs changes with the SuperAdmin's note - and that only the SuperAdmin can open them. The fie</w:t>
-      </w:r>
-      <w:r>
-        <w:t>lds and documents come from the server, so new ones the SuperAdmin adds appear without a new app.</w:t>
+        <w:t>): the staff member fills in their ID or passport number, KRA PIN, NSSF and SHA numbers, next of kin, driving licence and photos of their documents. Numbers are hidden until Show numbers; required items are marked *. Each</w:t>
+      </w:r>
+      <w:r>
+        <w:t xml:space="preserve"> document has Take photo (the camera, through the app's FileProvider; the picture stays in the app's cache and is deleted after sending) and Choose from gallery; the phone shrinks it and the phone server turns it upright before it is sent. The top card say</w:t>
+      </w:r>
+      <w:r>
+        <w:t>s where it stands - Not sent yet, Waiting for the SuperAdmin to check, Verified, or Needs changes with the SuperAdmin's note - and that only the SuperAdmin can open them. The fields and documents come from the server, so new ones the SuperAdmin adds appear</w:t>
+      </w:r>
+      <w:r>
+        <w:t xml:space="preserve"> without a new app.</w:t>
       </w:r>
     </w:p>
     <w:p>
       <w:pPr>
         <w:pStyle w:val="Heading2"/>
       </w:pPr>
-      <w:bookmarkStart w:id="21" w:name="_Toc243722809"/>
+      <w:bookmarkStart w:id="21" w:name="_Toc243724312"/>
       <w:r>
         <w:t>8.2  One approved phone per account</w:t>
       </w:r>
@@ -8539,10 +8665,10 @@
         <w:t>dateroem_device_key</w:t>
       </w:r>
       <w:r>
-        <w:t xml:space="preserve"> in the Android Keysto</w:t>
-      </w:r>
-      <w:r>
-        <w:t>re (in the StrongBox chip when the phone has one). It cannot be read or copied, not even by the app.</w:t>
+        <w:t xml:space="preserve"> in the Android Keystore (in the StrongBox chip when the phone has one). It cannot be read or copied</w:t>
+      </w:r>
+      <w:r>
+        <w:t>, not even by the app.</w:t>
       </w:r>
     </w:p>
     <w:p>
@@ -8567,10 +8693,7 @@
         <w:t>ui/auth/AuthViewModel.kt</w:t>
       </w:r>
       <w:r>
-        <w:t>): ask the server for a one-time value, sign it with the key, then send it with the username and password. The server a</w:t>
-      </w:r>
-      <w:r>
-        <w:t>pproves an account's first phone automatically; any other phone waits.</w:t>
+        <w:t>): ask the server for a one-time value, sign it with the key, then send it with the username and password. The server approves an account's first phone automatically; any other phone waits.</w:t>
       </w:r>
     </w:p>
     <w:p>
@@ -8583,10 +8706,7 @@
         <w:spacing w:after="60" w:line="264" w:lineRule="auto"/>
       </w:pPr>
       <w:r>
-        <w:t>A waiting phone sees "Waiting for approval" with its model name. Once the SuperAdmin approves it in the desktop app (Users &gt; Phones; since 5 October 2026 only the SuperAdmin can), the p</w:t>
-      </w:r>
-      <w:r>
-        <w:t>erson taps "Check again" and is signed in.</w:t>
+        <w:t>A waiting phone sees "Waiting for approval" with its model name. Once the SuperAdmin approves it in the desktop app (Users &gt; Phones; since 5 October 2026 only the SuperAdmin can), the person taps "Check again" and is signed in.</w:t>
       </w:r>
     </w:p>
     <w:p>
@@ -8599,7 +8719,10 @@
         <w:spacing w:after="60" w:line="264" w:lineRule="auto"/>
       </w:pPr>
       <w:r>
-        <w:t xml:space="preserve">If the SuperAdmin blocks or replaces the phone, or an admin disables the account, the next request is refused. </w:t>
+        <w:t xml:space="preserve">If the SuperAdmin blocks or </w:t>
+      </w:r>
+      <w:r>
+        <w:t xml:space="preserve">replaces the phone, or an admin disables the account, the next request is refused. </w:t>
       </w:r>
       <w:r>
         <w:rPr>
@@ -8636,10 +8759,10 @@
         <w:spacing w:after="60" w:line="264" w:lineRule="auto"/>
       </w:pPr>
       <w:r>
-        <w:t>Only staff can sign in (since 9 October 2026): a customer account gets "This app is for staff. Please use the website to shop and track your orders."</w:t>
-      </w:r>
-      <w:r>
-        <w:t xml:space="preserve"> and no phone is recorded for it.</w:t>
+        <w:t>Only staf</w:t>
+      </w:r>
+      <w:r>
+        <w:t>f can sign in (since 9 October 2026): a customer account gets "This app is for staff. Please use the website to shop and track your orders." and no phone is recorded for it.</w:t>
       </w:r>
     </w:p>
     <w:p>
@@ -8652,7 +8775,10 @@
         <w:spacing w:after="60" w:line="264" w:lineRule="auto"/>
       </w:pPr>
       <w:r>
-        <w:t>Uninstalling the app or clearing its storage deletes the key. The phone then counts as a new phone and needs the SuperAdmin's approval again (with replace).</w:t>
+        <w:t>Uninstalling the app or clearing its storage deletes the key. The phone then count</w:t>
+      </w:r>
+      <w:r>
+        <w:t>s as a new phone and needs the SuperAdmin's approval again (with replace).</w:t>
       </w:r>
     </w:p>
     <w:p>
@@ -8664,7 +8790,7 @@
       <w:pPr>
         <w:pStyle w:val="Heading2"/>
       </w:pPr>
-      <w:bookmarkStart w:id="22" w:name="_Toc243722810"/>
+      <w:bookmarkStart w:id="22" w:name="_Toc243724313"/>
       <w:r>
         <w:t>8.3  Fingerprint lock</w:t>
       </w:r>
@@ -8689,16 +8815,7 @@
           <w:sz w:val="19"/>
           <w:szCs w:val="19"/>
         </w:rPr>
-        <w:t>A</w:t>
-      </w:r>
-      <w:r>
-        <w:rPr>
-          <w:rFonts w:ascii="Consolas" w:eastAsia="Consolas" w:hAnsi="Consolas" w:cs="Consolas"/>
-          <w:color w:val="3B3F3D"/>
-          <w:sz w:val="19"/>
-          <w:szCs w:val="19"/>
-        </w:rPr>
-        <w:t>ppLockGate</w:t>
+        <w:t>AppLockGate</w:t>
       </w:r>
       <w:r>
         <w:t xml:space="preserve"> around HomeShell in </w:t>
@@ -8713,7 +8830,10 @@
         <w:t>ui/nav/AppRoot.kt</w:t>
       </w:r>
       <w:r>
-        <w:t>). It shows when the app is opened, unless the person has just signed in with the password, and again after the app has been in the background for more than 2 minutes.</w:t>
+        <w:t>). It shows when the app is opened, unless the person has just signe</w:t>
+      </w:r>
+      <w:r>
+        <w:t>d in with the password, and again after the app has been in the background for more than 2 minutes.</w:t>
       </w:r>
     </w:p>
     <w:p>
@@ -8726,13 +8846,10 @@
         <w:spacing w:after="60" w:line="264" w:lineRule="auto"/>
       </w:pPr>
       <w:r>
-        <w:t>The lock is drawn over the screen that w</w:t>
-      </w:r>
-      <w:r>
-        <w:t>as open, which stays where it was underneath: nothing behind it can be tapped or read out by the screen reader, and Back sends the app to the background. A half-filled form is therefore still there after unlocking (before 3 October 2026 the lock replaced t</w:t>
-      </w:r>
-      <w:r>
-        <w:t>he screen and such input was lost).</w:t>
+        <w:t xml:space="preserve">The lock is drawn over the screen that was open, which stays where it was underneath: nothing behind it can be tapped or read out by the screen reader, and </w:t>
+      </w:r>
+      <w:r>
+        <w:t>Back sends the app to the background. A half-filled form is therefore still there after unlocking (before 3 October 2026 the lock replaced the screen and such input was lost).</w:t>
       </w:r>
     </w:p>
     <w:p>
@@ -8745,7 +8862,10 @@
         <w:spacing w:after="60" w:line="264" w:lineRule="auto"/>
       </w:pPr>
       <w:r>
-        <w:t>It uses the strongest method the phone offers: fingerprint (class 3 biometrics) when available, otherwise fingerprint, face or the phone's PIN, pattern or password.</w:t>
+        <w:t xml:space="preserve">It uses the strongest method the phone offers: fingerprint (class 3 biometrics) </w:t>
+      </w:r>
+      <w:r>
+        <w:t>when available, otherwise fingerprint, face or the phone's PIN, pattern or password.</w:t>
       </w:r>
     </w:p>
     <w:p>
@@ -8758,10 +8878,7 @@
         <w:spacing w:after="60" w:line="264" w:lineRule="auto"/>
       </w:pPr>
       <w:r>
-        <w:t>A phone with no screen lock at all cannot open the app;</w:t>
-      </w:r>
-      <w:r>
-        <w:t xml:space="preserve"> it shows "Set a screen lock first" with a button to the phone's security settings.</w:t>
+        <w:t>A phone with no screen lock at all cannot open the app; it shows "Set a screen lock first" with a button to the phone's security settings.</w:t>
       </w:r>
     </w:p>
     <w:p>
@@ -8775,10 +8892,10 @@
       </w:pPr>
       <w:r>
         <w:lastRenderedPageBreak/>
-        <w:t>The lock screen also offers "Sign out" so a person can leave without unlocking. Since 20 October 2026 every Sign out asks "Sign out?" first (Cancel or Sign out), here and i</w:t>
-      </w:r>
-      <w:r>
-        <w:t>n the menu (</w:t>
+        <w:t>The lock screen also offers "Sig</w:t>
+      </w:r>
+      <w:r>
+        <w:t>n out" so a person can leave without unlocking. Since 20 October 2026 every Sign out asks "Sign out?" first (Cancel or Sign out), here and in the menu (</w:t>
       </w:r>
       <w:r>
         <w:rPr>
@@ -8803,7 +8920,10 @@
         <w:spacing w:after="60" w:line="264" w:lineRule="auto"/>
       </w:pPr>
       <w:r>
-        <w:t>Turning the phone (and split screen) no longer rebuilds the screen (</w:t>
+        <w:t>Turning the phone (and spli</w:t>
+      </w:r>
+      <w:r>
+        <w:t>t screen) no longer rebuilds the screen (</w:t>
       </w:r>
       <w:r>
         <w:rPr>
@@ -8815,10 +8935,10 @@
         <w:t>android:configChanges</w:t>
       </w:r>
       <w:r>
-        <w:t xml:space="preserve"> in the manifest), so a half-filled form, a playing video and the unlocked app</w:t>
-      </w:r>
-      <w:r>
-        <w:t xml:space="preserve"> stay as they were: "rotating a screen is not the same as closing the phone". If Android does rebuild it (a language or text-size change), the lock remembers it was open; an app Android closed while it was away comes back locked (</w:t>
+        <w:t xml:space="preserve"> in the manifest), so a half-filled form, a playing video and the unlocked app stay as they were: "rotating a screen is not the same as closing the phone". If Android does rebuild it (a language</w:t>
+      </w:r>
+      <w:r>
+        <w:t xml:space="preserve"> or text-size change), the lock remembers it was open; an app Android closed while it was away comes back locked (</w:t>
       </w:r>
       <w:r>
         <w:rPr>
@@ -8901,17 +9021,7 @@
           <w:sz w:val="18"/>
           <w:szCs w:val="18"/>
         </w:rPr>
-        <w:t>Figure 4:</w:t>
-      </w:r>
-      <w:r>
-        <w:rPr>
-          <w:i/>
-          <w:iCs/>
-          <w:color w:val="5F6B66"/>
-          <w:sz w:val="18"/>
-          <w:szCs w:val="18"/>
-        </w:rPr>
-        <w:t xml:space="preserve"> Sign out asks first</w:t>
+        <w:t>Figure 4: Sign out asks first</w:t>
       </w:r>
     </w:p>
     <w:p>
@@ -8953,7 +9063,16 @@
           <w:sz w:val="19"/>
           <w:szCs w:val="19"/>
         </w:rPr>
-        <w:t>ui/auth/AppLock.kt</w:t>
+        <w:t>ui/auth/</w:t>
+      </w:r>
+      <w:r>
+        <w:rPr>
+          <w:rFonts w:ascii="Consolas" w:eastAsia="Consolas" w:hAnsi="Consolas" w:cs="Consolas"/>
+          <w:color w:val="3B3F3D"/>
+          <w:sz w:val="19"/>
+          <w:szCs w:val="19"/>
+        </w:rPr>
+        <w:t>AppLock.kt</w:t>
       </w:r>
       <w:r>
         <w:t xml:space="preserve">. Prompt wording: the same file. Messages shown after being signed out: </w:t>
@@ -9013,7 +9132,7 @@
       <w:pPr>
         <w:pStyle w:val="Heading1"/>
       </w:pPr>
-      <w:bookmarkStart w:id="23" w:name="_Toc243722811"/>
+      <w:bookmarkStart w:id="23" w:name="_Toc243724314"/>
       <w:r>
         <w:lastRenderedPageBreak/>
         <w:t>9  Network settings</w:t>
@@ -9171,7 +9290,14 @@
                 <w:sz w:val="19"/>
                 <w:szCs w:val="19"/>
               </w:rPr>
-              <w:t>, set at build time in app/build.gradle.kts. Default http://127.0.0.1:8001/ (USB with adb reverse). For a shared APK: -PmobileBaseUrl=https://&lt;public domain&gt;/mobile-api/</w:t>
+              <w:t>, set at build time in app/build.gradle.kts. Defa</w:t>
+            </w:r>
+            <w:r>
+              <w:rPr>
+                <w:sz w:val="19"/>
+                <w:szCs w:val="19"/>
+              </w:rPr>
+              <w:t>ult http://127.0.0.1:8001/ (USB with adb reverse). For a shared APK: -PmobileBaseUrl=https://&lt;public domain&gt;/mobile-api/</w:t>
             </w:r>
           </w:p>
         </w:tc>
@@ -9459,7 +9585,7 @@
       <w:pPr>
         <w:pStyle w:val="Heading1"/>
       </w:pPr>
-      <w:bookmarkStart w:id="24" w:name="_Toc243722812"/>
+      <w:bookmarkStart w:id="24" w:name="_Toc243724315"/>
       <w:r>
         <w:lastRenderedPageBreak/>
         <w:t>10  Building, testing and sharing</w:t>
@@ -9470,7 +9596,7 @@
       <w:pPr>
         <w:pStyle w:val="Heading2"/>
       </w:pPr>
-      <w:bookmarkStart w:id="25" w:name="_Toc243722813"/>
+      <w:bookmarkStart w:id="25" w:name="_Toc243724316"/>
       <w:r>
         <w:t>10.1  Testing on the USB phone</w:t>
       </w:r>
@@ -9560,7 +9686,7 @@
       <w:pPr>
         <w:pStyle w:val="Heading2"/>
       </w:pPr>
-      <w:bookmarkStart w:id="26" w:name="_Toc243722814"/>
+      <w:bookmarkStart w:id="26" w:name="_Toc243724317"/>
       <w:r>
         <w:t>10.2  Command-line builds</w:t>
       </w:r>
@@ -9652,7 +9778,7 @@
       <w:pPr>
         <w:pStyle w:val="Heading2"/>
       </w:pPr>
-      <w:bookmarkStart w:id="27" w:name="_Toc243722815"/>
+      <w:bookmarkStart w:id="27" w:name="_Toc243724318"/>
       <w:r>
         <w:t>10.3  Sharing the app with admins elsewhere</w:t>
       </w:r>
@@ -9715,7 +9841,16 @@
           <w:sz w:val="19"/>
           <w:szCs w:val="19"/>
         </w:rPr>
-        <w:t>/root/fathersProject/downloads/dateroem-wood-sales.apk</w:t>
+        <w:t>/root/fathersProject/downloads/dateroe</w:t>
+      </w:r>
+      <w:r>
+        <w:rPr>
+          <w:rFonts w:ascii="Consolas" w:eastAsia="Consolas" w:hAnsi="Consolas" w:cs="Consolas"/>
+          <w:color w:val="3B3F3D"/>
+          <w:sz w:val="19"/>
+          <w:szCs w:val="19"/>
+        </w:rPr>
+        <w:t>m-wood-sales.apk</w:t>
       </w:r>
       <w:r>
         <w:t>.</w:t>
@@ -9757,10 +9892,10 @@
         <w:t xml:space="preserve">Note: </w:t>
       </w:r>
       <w:r>
-        <w:t xml:space="preserve">The shared APK only works while the computer, the servers </w:t>
-      </w:r>
-      <w:r>
-        <w:t>and the tunnel are running, because it reaches the mobile server through the tunnel.</w:t>
+        <w:t>The shared APK only works while the computer, the servers and the tunnel are running, because it</w:t>
+      </w:r>
+      <w:r>
+        <w:t xml:space="preserve"> reaches the mobile server through the tunnel.</w:t>
       </w:r>
     </w:p>
     <w:p>
@@ -9791,7 +9926,7 @@
       <w:pPr>
         <w:pStyle w:val="Heading2"/>
       </w:pPr>
-      <w:bookmarkStart w:id="28" w:name="_Toc243722816"/>
+      <w:bookmarkStart w:id="28" w:name="_Toc243724319"/>
       <w:r>
         <w:t>10.4  Before a production release</w:t>
       </w:r>
@@ -9911,7 +10046,7 @@
       <w:pPr>
         <w:pStyle w:val="Heading1"/>
       </w:pPr>
-      <w:bookmarkStart w:id="29" w:name="_Toc243722817"/>
+      <w:bookmarkStart w:id="29" w:name="_Toc243724320"/>
       <w:r>
         <w:lastRenderedPageBreak/>
         <w:t>11  Development history</w:t>
@@ -11577,96 +11712,10 @@
 <file path=word/numbering.xml><?xml version="1.0" encoding="utf-8"?>
 <w:numbering xmlns:wpc="http://schemas.microsoft.com/office/word/2010/wordprocessingCanvas" xmlns:cx="http://schemas.microsoft.com/office/drawing/2014/chartex" xmlns:cx1="http://schemas.microsoft.com/office/drawing/2015/9/8/chartex" xmlns:mc="http://schemas.openxmlformats.org/markup-compatibility/2006" xmlns:o="urn:schemas-microsoft-com:office:office" xmlns:r="http://schemas.openxmlformats.org/officeDocument/2006/relationships" xmlns:m="http://schemas.openxmlformats.org/officeDocument/2006/math" xmlns:v="urn:schemas-microsoft-com:vml" xmlns:wp14="http://schemas.microsoft.com/office/word/2010/wordprocessingDrawing" xmlns:wp="http://schemas.openxmlformats.org/drawingml/2006/wordprocessingDrawing" xmlns:w10="urn:schemas-microsoft-com:office:word" xmlns:w="http://schemas.openxmlformats.org/wordprocessingml/2006/main" xmlns:w14="http://schemas.microsoft.com/office/word/2010/wordml" xmlns:w15="http://schemas.microsoft.com/office/word/2012/wordml" xmlns:w16se="http://schemas.microsoft.com/office/word/2015/wordml/symex" xmlns:wpg="http://schemas.microsoft.com/office/word/2010/wordprocessingGroup" xmlns:wpi="http://schemas.microsoft.com/office/word/2010/wordprocessingInk" xmlns:wne="http://schemas.microsoft.com/office/word/2006/wordml" xmlns:wps="http://schemas.microsoft.com/office/word/2010/wordprocessingShape" mc:Ignorable="w14 w15 w16se wp14">
   <w:abstractNum w:abstractNumId="0" w15:restartNumberingAfterBreak="0">
-    <w:nsid w:val="0F6E1390"/>
+    <w:nsid w:val="52BE0CF4"/>
     <w:multiLevelType w:val="hybridMultilevel"/>
-    <w:tmpl w:val="44AE24DA"/>
-    <w:lvl w:ilvl="0" w:tplc="3DEC0700" w:tentative="1">
-      <w:start w:val="1"/>
-      <w:numFmt w:val="bullet"/>
-      <w:lvlText w:val="●"/>
-      <w:lvlJc w:val="left"/>
-      <w:pPr>
-        <w:ind w:left="720" w:hanging="360"/>
-      </w:pPr>
-    </w:lvl>
-    <w:lvl w:ilvl="1" w:tplc="0B4A5162" w:tentative="1">
-      <w:start w:val="1"/>
-      <w:numFmt w:val="bullet"/>
-      <w:lvlText w:val="○"/>
-      <w:lvlJc w:val="left"/>
-      <w:pPr>
-        <w:ind w:left="1440" w:hanging="360"/>
-      </w:pPr>
-    </w:lvl>
-    <w:lvl w:ilvl="2" w:tplc="A4640898" w:tentative="1">
-      <w:start w:val="1"/>
-      <w:numFmt w:val="bullet"/>
-      <w:lvlText w:val="■"/>
-      <w:lvlJc w:val="left"/>
-      <w:pPr>
-        <w:ind w:left="2160" w:hanging="360"/>
-      </w:pPr>
-    </w:lvl>
-    <w:lvl w:ilvl="3" w:tplc="0B180BDE" w:tentative="1">
-      <w:start w:val="1"/>
-      <w:numFmt w:val="bullet"/>
-      <w:lvlText w:val="●"/>
-      <w:lvlJc w:val="left"/>
-      <w:pPr>
-        <w:ind w:left="2880" w:hanging="360"/>
-      </w:pPr>
-    </w:lvl>
-    <w:lvl w:ilvl="4" w:tplc="859E6D58" w:tentative="1">
-      <w:start w:val="1"/>
-      <w:numFmt w:val="bullet"/>
-      <w:lvlText w:val="○"/>
-      <w:lvlJc w:val="left"/>
-      <w:pPr>
-        <w:ind w:left="3600" w:hanging="360"/>
-      </w:pPr>
-    </w:lvl>
-    <w:lvl w:ilvl="5" w:tplc="6C2C48BC" w:tentative="1">
-      <w:start w:val="1"/>
-      <w:numFmt w:val="bullet"/>
-      <w:lvlText w:val="■"/>
-      <w:lvlJc w:val="left"/>
-      <w:pPr>
-        <w:ind w:left="4320" w:hanging="360"/>
-      </w:pPr>
-    </w:lvl>
-    <w:lvl w:ilvl="6" w:tplc="A1B64C38" w:tentative="1">
-      <w:start w:val="1"/>
-      <w:numFmt w:val="bullet"/>
-      <w:lvlText w:val="●"/>
-      <w:lvlJc w:val="left"/>
-      <w:pPr>
-        <w:ind w:left="5040" w:hanging="360"/>
-      </w:pPr>
-    </w:lvl>
-    <w:lvl w:ilvl="7" w:tplc="700859B0" w:tentative="1">
-      <w:start w:val="1"/>
-      <w:numFmt w:val="bullet"/>
-      <w:lvlText w:val="●"/>
-      <w:lvlJc w:val="left"/>
-      <w:pPr>
-        <w:ind w:left="5760" w:hanging="360"/>
-      </w:pPr>
-    </w:lvl>
-    <w:lvl w:ilvl="8" w:tplc="358EF22E" w:tentative="1">
-      <w:start w:val="1"/>
-      <w:numFmt w:val="bullet"/>
-      <w:lvlText w:val="●"/>
-      <w:lvlJc w:val="left"/>
-      <w:pPr>
-        <w:ind w:left="6480" w:hanging="360"/>
-      </w:pPr>
-    </w:lvl>
-  </w:abstractNum>
-  <w:abstractNum w:abstractNumId="1" w15:restartNumberingAfterBreak="0">
-    <w:nsid w:val="43345F5B"/>
-    <w:multiLevelType w:val="hybridMultilevel"/>
-    <w:tmpl w:val="C234D392"/>
-    <w:lvl w:ilvl="0" w:tplc="2536F520">
+    <w:tmpl w:val="49C813FC"/>
+    <w:lvl w:ilvl="0" w:tplc="FE0A5B0A">
       <w:start w:val="1"/>
       <w:numFmt w:val="decimal"/>
       <w:lvlText w:val="%1."/>
@@ -11675,7 +11724,7 @@
         <w:ind w:left="540" w:hanging="300"/>
       </w:pPr>
     </w:lvl>
-    <w:lvl w:ilvl="1" w:tplc="85BACD0C" w:tentative="1">
+    <w:lvl w:ilvl="1" w:tplc="00263378" w:tentative="1">
       <w:start w:val="1"/>
       <w:numFmt w:val="lowerLetter"/>
       <w:lvlText w:val="%2."/>
@@ -11684,7 +11733,7 @@
         <w:ind w:left="940" w:hanging="300"/>
       </w:pPr>
     </w:lvl>
-    <w:lvl w:ilvl="2" w:tplc="C406C640" w:tentative="1">
+    <w:lvl w:ilvl="2" w:tplc="EFD2DB38" w:tentative="1">
       <w:start w:val="1"/>
       <w:numFmt w:val="lowerRoman"/>
       <w:lvlText w:val="%3."/>
@@ -11693,119 +11742,205 @@
         <w:ind w:left="1340" w:hanging="300"/>
       </w:pPr>
     </w:lvl>
-    <w:lvl w:ilvl="3" w:tplc="3174BF84">
+    <w:lvl w:ilvl="3" w:tplc="B16AD14E">
       <w:numFmt w:val="decimal"/>
       <w:lvlText w:val=""/>
       <w:lvlJc w:val="left"/>
     </w:lvl>
-    <w:lvl w:ilvl="4" w:tplc="B45A7F5E">
+    <w:lvl w:ilvl="4" w:tplc="573AD2EE">
       <w:numFmt w:val="decimal"/>
       <w:lvlText w:val=""/>
       <w:lvlJc w:val="left"/>
     </w:lvl>
-    <w:lvl w:ilvl="5" w:tplc="AE6A9AE8">
+    <w:lvl w:ilvl="5" w:tplc="6C3EE4A6">
       <w:numFmt w:val="decimal"/>
       <w:lvlText w:val=""/>
       <w:lvlJc w:val="left"/>
     </w:lvl>
-    <w:lvl w:ilvl="6" w:tplc="40B83A74">
+    <w:lvl w:ilvl="6" w:tplc="2F0E8BF6">
       <w:numFmt w:val="decimal"/>
       <w:lvlText w:val=""/>
       <w:lvlJc w:val="left"/>
     </w:lvl>
-    <w:lvl w:ilvl="7" w:tplc="F7503AA2">
+    <w:lvl w:ilvl="7" w:tplc="CA42C5C8">
       <w:numFmt w:val="decimal"/>
       <w:lvlText w:val=""/>
       <w:lvlJc w:val="left"/>
     </w:lvl>
-    <w:lvl w:ilvl="8" w:tplc="A7CA9A7E">
+    <w:lvl w:ilvl="8" w:tplc="45CC172E">
+      <w:numFmt w:val="decimal"/>
+      <w:lvlText w:val=""/>
+      <w:lvlJc w:val="left"/>
+    </w:lvl>
+  </w:abstractNum>
+  <w:abstractNum w:abstractNumId="1" w15:restartNumberingAfterBreak="0">
+    <w:nsid w:val="52E60269"/>
+    <w:multiLevelType w:val="hybridMultilevel"/>
+    <w:tmpl w:val="40323F06"/>
+    <w:lvl w:ilvl="0" w:tplc="564626F8">
+      <w:start w:val="1"/>
+      <w:numFmt w:val="bullet"/>
+      <w:lvlText w:val="•"/>
+      <w:lvlJc w:val="left"/>
+      <w:pPr>
+        <w:ind w:left="540" w:hanging="300"/>
+      </w:pPr>
+    </w:lvl>
+    <w:lvl w:ilvl="1" w:tplc="641E2CD0" w:tentative="1">
+      <w:start w:val="1"/>
+      <w:numFmt w:val="bullet"/>
+      <w:lvlText w:val="–"/>
+      <w:lvlJc w:val="left"/>
+      <w:pPr>
+        <w:ind w:left="940" w:hanging="300"/>
+      </w:pPr>
+    </w:lvl>
+    <w:lvl w:ilvl="2" w:tplc="A96AF624" w:tentative="1">
+      <w:start w:val="1"/>
+      <w:numFmt w:val="bullet"/>
+      <w:lvlText w:val="◦"/>
+      <w:lvlJc w:val="left"/>
+      <w:pPr>
+        <w:ind w:left="1340" w:hanging="300"/>
+      </w:pPr>
+    </w:lvl>
+    <w:lvl w:ilvl="3" w:tplc="64A463DA">
+      <w:numFmt w:val="decimal"/>
+      <w:lvlText w:val=""/>
+      <w:lvlJc w:val="left"/>
+    </w:lvl>
+    <w:lvl w:ilvl="4" w:tplc="FC44859C">
+      <w:numFmt w:val="decimal"/>
+      <w:lvlText w:val=""/>
+      <w:lvlJc w:val="left"/>
+    </w:lvl>
+    <w:lvl w:ilvl="5" w:tplc="573C02E4">
+      <w:numFmt w:val="decimal"/>
+      <w:lvlText w:val=""/>
+      <w:lvlJc w:val="left"/>
+    </w:lvl>
+    <w:lvl w:ilvl="6" w:tplc="615C5B90">
+      <w:numFmt w:val="decimal"/>
+      <w:lvlText w:val=""/>
+      <w:lvlJc w:val="left"/>
+    </w:lvl>
+    <w:lvl w:ilvl="7" w:tplc="2B40BDDA">
+      <w:numFmt w:val="decimal"/>
+      <w:lvlText w:val=""/>
+      <w:lvlJc w:val="left"/>
+    </w:lvl>
+    <w:lvl w:ilvl="8" w:tplc="DA269A16">
       <w:numFmt w:val="decimal"/>
       <w:lvlText w:val=""/>
       <w:lvlJc w:val="left"/>
     </w:lvl>
   </w:abstractNum>
   <w:abstractNum w:abstractNumId="2" w15:restartNumberingAfterBreak="0">
-    <w:nsid w:val="46EA536B"/>
+    <w:nsid w:val="65DA243A"/>
     <w:multiLevelType w:val="hybridMultilevel"/>
-    <w:tmpl w:val="EE34F27E"/>
-    <w:lvl w:ilvl="0" w:tplc="4AF4DD4E">
+    <w:tmpl w:val="1CD2060E"/>
+    <w:lvl w:ilvl="0" w:tplc="AA24DAE4" w:tentative="1">
       <w:start w:val="1"/>
       <w:numFmt w:val="bullet"/>
-      <w:lvlText w:val="•"/>
+      <w:lvlText w:val="●"/>
       <w:lvlJc w:val="left"/>
       <w:pPr>
-        <w:ind w:left="540" w:hanging="300"/>
+        <w:ind w:left="720" w:hanging="360"/>
       </w:pPr>
     </w:lvl>
-    <w:lvl w:ilvl="1" w:tplc="8D103596" w:tentative="1">
+    <w:lvl w:ilvl="1" w:tplc="EBC0AE64" w:tentative="1">
       <w:start w:val="1"/>
       <w:numFmt w:val="bullet"/>
-      <w:lvlText w:val="–"/>
+      <w:lvlText w:val="○"/>
       <w:lvlJc w:val="left"/>
       <w:pPr>
-        <w:ind w:left="940" w:hanging="300"/>
+        <w:ind w:left="1440" w:hanging="360"/>
       </w:pPr>
     </w:lvl>
-    <w:lvl w:ilvl="2" w:tplc="3D2E6610" w:tentative="1">
+    <w:lvl w:ilvl="2" w:tplc="B68ED81C" w:tentative="1">
       <w:start w:val="1"/>
       <w:numFmt w:val="bullet"/>
-      <w:lvlText w:val="◦"/>
+      <w:lvlText w:val="■"/>
       <w:lvlJc w:val="left"/>
       <w:pPr>
-        <w:ind w:left="1340" w:hanging="300"/>
+        <w:ind w:left="2160" w:hanging="360"/>
       </w:pPr>
     </w:lvl>
-    <w:lvl w:ilvl="3" w:tplc="CD668252">
-      <w:numFmt w:val="decimal"/>
-      <w:lvlText w:val=""/>
+    <w:lvl w:ilvl="3" w:tplc="6A64F07E" w:tentative="1">
+      <w:start w:val="1"/>
+      <w:numFmt w:val="bullet"/>
+      <w:lvlText w:val="●"/>
       <w:lvlJc w:val="left"/>
+      <w:pPr>
+        <w:ind w:left="2880" w:hanging="360"/>
+      </w:pPr>
     </w:lvl>
-    <w:lvl w:ilvl="4" w:tplc="25FC8D7A">
-      <w:numFmt w:val="decimal"/>
-      <w:lvlText w:val=""/>
+    <w:lvl w:ilvl="4" w:tplc="C5BE92EE" w:tentative="1">
+      <w:start w:val="1"/>
+      <w:numFmt w:val="bullet"/>
+      <w:lvlText w:val="○"/>
       <w:lvlJc w:val="left"/>
+      <w:pPr>
+        <w:ind w:left="3600" w:hanging="360"/>
+      </w:pPr>
     </w:lvl>
-    <w:lvl w:ilvl="5" w:tplc="0A84C6E8">
-      <w:numFmt w:val="decimal"/>
-      <w:lvlText w:val=""/>
+    <w:lvl w:ilvl="5" w:tplc="19B6A2B2" w:tentative="1">
+      <w:start w:val="1"/>
+      <w:numFmt w:val="bullet"/>
+      <w:lvlText w:val="■"/>
       <w:lvlJc w:val="left"/>
+      <w:pPr>
+        <w:ind w:left="4320" w:hanging="360"/>
+      </w:pPr>
     </w:lvl>
-    <w:lvl w:ilvl="6" w:tplc="2F8C74D8">
-      <w:numFmt w:val="decimal"/>
-      <w:lvlText w:val=""/>
+    <w:lvl w:ilvl="6" w:tplc="06A40326" w:tentative="1">
+      <w:start w:val="1"/>
+      <w:numFmt w:val="bullet"/>
+      <w:lvlText w:val="●"/>
       <w:lvlJc w:val="left"/>
+      <w:pPr>
+        <w:ind w:left="5040" w:hanging="360"/>
+      </w:pPr>
     </w:lvl>
-    <w:lvl w:ilvl="7" w:tplc="08E0FC76">
-      <w:numFmt w:val="decimal"/>
-      <w:lvlText w:val=""/>
+    <w:lvl w:ilvl="7" w:tplc="0FA46124" w:tentative="1">
+      <w:start w:val="1"/>
+      <w:numFmt w:val="bullet"/>
+      <w:lvlText w:val="●"/>
       <w:lvlJc w:val="left"/>
+      <w:pPr>
+        <w:ind w:left="5760" w:hanging="360"/>
+      </w:pPr>
     </w:lvl>
-    <w:lvl w:ilvl="8" w:tplc="F73AF938">
-      <w:numFmt w:val="decimal"/>
-      <w:lvlText w:val=""/>
+    <w:lvl w:ilvl="8" w:tplc="F8D00470" w:tentative="1">
+      <w:start w:val="1"/>
+      <w:numFmt w:val="bullet"/>
+      <w:lvlText w:val="●"/>
       <w:lvlJc w:val="left"/>
+      <w:pPr>
+        <w:ind w:left="6480" w:hanging="360"/>
+      </w:pPr>
     </w:lvl>
   </w:abstractNum>
   <w:num w:numId="1">
+    <w:abstractNumId w:val="2"/>
+    <w:lvlOverride w:ilvl="0">
+      <w:startOverride w:val="1"/>
+    </w:lvlOverride>
+  </w:num>
+  <w:num w:numId="2">
+    <w:abstractNumId w:val="1"/>
+    <w:lvlOverride w:ilvl="0">
+      <w:startOverride w:val="1"/>
+    </w:lvlOverride>
+  </w:num>
+  <w:num w:numId="3">
     <w:abstractNumId w:val="0"/>
     <w:lvlOverride w:ilvl="0">
       <w:startOverride w:val="1"/>
     </w:lvlOverride>
   </w:num>
-  <w:num w:numId="2">
-    <w:abstractNumId w:val="2"/>
-    <w:lvlOverride w:ilvl="0">
-      <w:startOverride w:val="1"/>
-    </w:lvlOverride>
-  </w:num>
-  <w:num w:numId="3">
-    <w:abstractNumId w:val="1"/>
-    <w:lvlOverride w:ilvl="0">
-      <w:startOverride w:val="1"/>
-    </w:lvlOverride>
-  </w:num>
   <w:num w:numId="4">
-    <w:abstractNumId w:val="1"/>
+    <w:abstractNumId w:val="0"/>
     <w:lvlOverride w:ilvl="0">
       <w:startOverride w:val="1"/>
     </w:lvlOverride>
@@ -12434,7 +12569,7 @@
     <w:autoRedefine/>
     <w:uiPriority w:val="39"/>
     <w:unhideWhenUsed/>
-    <w:rsid w:val="009B398F"/>
+    <w:rsid w:val="00B17B7A"/>
     <w:pPr>
       <w:spacing w:after="100"/>
     </w:pPr>
@@ -12446,7 +12581,7 @@
     <w:autoRedefine/>
     <w:uiPriority w:val="39"/>
     <w:unhideWhenUsed/>
-    <w:rsid w:val="009B398F"/>
+    <w:rsid w:val="00B17B7A"/>
     <w:pPr>
       <w:spacing w:after="100"/>
       <w:ind w:left="210"/>

--- a/documentation/05 Mobile/Mobile Application.docx
+++ b/documentation/05 Mobile/Mobile Application.docx
@@ -80,7 +80,7 @@
           <w:left w:w="10" w:type="dxa"/>
           <w:right w:w="10" w:type="dxa"/>
         </w:tblCellMar>
-        <w:tblLook w:val="0000" w:firstRow="0" w:lastRow="0" w:firstColumn="0" w:lastColumn="0" w:noHBand="0" w:noVBand="0"/>
+        <w:tblLook w:val="04A0" w:firstRow="1" w:lastRow="0" w:firstColumn="1" w:lastColumn="0" w:noHBand="0" w:noVBand="1"/>
       </w:tblPr>
       <w:tblGrid>
         <w:gridCol w:w="2600"/>
@@ -461,7 +461,7 @@
           <w:left w:w="10" w:type="dxa"/>
           <w:right w:w="10" w:type="dxa"/>
         </w:tblCellMar>
-        <w:tblLook w:val="0000" w:firstRow="0" w:lastRow="0" w:firstColumn="0" w:lastColumn="0" w:noHBand="0" w:noVBand="0"/>
+        <w:tblLook w:val="04A0" w:firstRow="1" w:lastRow="0" w:firstColumn="1" w:lastColumn="0" w:noHBand="0" w:noVBand="1"/>
       </w:tblPr>
       <w:tblGrid>
         <w:gridCol w:w="1300"/>
@@ -1251,14 +1251,7 @@
                 <w:sz w:val="19"/>
                 <w:szCs w:val="19"/>
               </w:rPr>
-              <w:t>The entrance plays every time the app is opened afresh, and after 3 minutes away in the background; sign-in in the app's green wash, th</w:t>
-            </w:r>
-            <w:r>
-              <w:rPr>
-                <w:sz w:val="19"/>
-                <w:szCs w:val="19"/>
-              </w:rPr>
-              <w:t>e entrance dissolving into it.</w:t>
+              <w:t>The entrance plays every time the app is opened afresh, and after 3 minutes away in the background; sign-in in the app's green wash, the entrance dissolving into it.</w:t>
             </w:r>
           </w:p>
         </w:tc>
@@ -1326,7 +1319,14 @@
                 <w:sz w:val="19"/>
                 <w:szCs w:val="19"/>
               </w:rPr>
-              <w:t>The mist in three seamless layers at different depths, livelier and more visible.</w:t>
+              <w:t>The mist in three seamless layers at different depths, livelier and m</w:t>
+            </w:r>
+            <w:r>
+              <w:rPr>
+                <w:sz w:val="19"/>
+                <w:szCs w:val="19"/>
+              </w:rPr>
+              <w:t>ore visible.</w:t>
             </w:r>
           </w:p>
         </w:tc>
@@ -1462,14 +1462,14 @@
                 <w:sz w:val="19"/>
                 <w:szCs w:val="19"/>
               </w:rPr>
-              <w:t xml:space="preserve">Colour themes (Forest, Dark, Light) in Settings, behind a bold gear beside Sign out; </w:t>
-            </w:r>
-            <w:r>
-              <w:rPr>
-                <w:sz w:val="19"/>
-                <w:szCs w:val="19"/>
-              </w:rPr>
-              <w:t>Sign out asks first; turning the phone no longer asks for the fingerprint.</w:t>
+              <w:t>Colour themes (Forest, Dark, Light) in Settings, be</w:t>
+            </w:r>
+            <w:r>
+              <w:rPr>
+                <w:sz w:val="19"/>
+                <w:szCs w:val="19"/>
+              </w:rPr>
+              <w:t>hind a bold gear beside Sign out; Sign out asks first; turning the phone no longer asks for the fingerprint.</w:t>
             </w:r>
           </w:p>
         </w:tc>
@@ -1605,7 +1605,14 @@
                 <w:sz w:val="19"/>
                 <w:szCs w:val="19"/>
               </w:rPr>
-              <w:t>My profile from the photo and name at the top of the menu; Choose a new password after an admin's reset; the idle lock with Still there?.</w:t>
+              <w:t xml:space="preserve">My profile from the photo and name at the top of the menu; Choose a new password after an admin's </w:t>
+            </w:r>
+            <w:r>
+              <w:rPr>
+                <w:sz w:val="19"/>
+                <w:szCs w:val="19"/>
+              </w:rPr>
+              <w:t>reset; the idle lock with Still there?.</w:t>
             </w:r>
           </w:p>
         </w:tc>
@@ -1673,14 +1680,7 @@
                 <w:sz w:val="19"/>
                 <w:szCs w:val="19"/>
               </w:rPr>
-              <w:t xml:space="preserve">Home: the business at a glance for Admins and the SuperAdmin, profit and expenses for them only, </w:t>
-            </w:r>
-            <w:r>
-              <w:rPr>
-                <w:sz w:val="19"/>
-                <w:szCs w:val="19"/>
-              </w:rPr>
-              <w:t>the company card from the server (SuperAdmin edits); Orders: due-soon and late marks.</w:t>
+              <w:t>Home: the business at a glance for Admins and the SuperAdmin, profit and expenses for them only, the company card from the server (SuperAdmin edits); Orders: due-soon and late marks.</w:t>
             </w:r>
           </w:p>
         </w:tc>
@@ -1728,7 +1728,14 @@
                 <w:sz w:val="19"/>
                 <w:szCs w:val="19"/>
               </w:rPr>
-              <w:t>24 October 2026</w:t>
+              <w:t>24 Octo</w:t>
+            </w:r>
+            <w:r>
+              <w:rPr>
+                <w:sz w:val="19"/>
+                <w:szCs w:val="19"/>
+              </w:rPr>
+              <w:t>ber 2026</w:t>
             </w:r>
           </w:p>
         </w:tc>
@@ -1748,14 +1755,7 @@
                 <w:sz w:val="19"/>
                 <w:szCs w:val="19"/>
               </w:rPr>
-              <w:t>Worker details from My profile: the staff member's ID and other numbers, next of kin, and document photos from the camera or gallery; where it stands</w:t>
-            </w:r>
-            <w:r>
-              <w:rPr>
-                <w:sz w:val="19"/>
-                <w:szCs w:val="19"/>
-              </w:rPr>
-              <w:t xml:space="preserve"> and the SuperAdmin's note.</w:t>
+              <w:t>Worker details from My profile: the staff member's ID and other numbers, next of kin, and document photos from the camera or gallery; where it stands and the SuperAdmin's note.</w:t>
             </w:r>
           </w:p>
         </w:tc>
@@ -1823,7 +1823,14 @@
                 <w:sz w:val="19"/>
                 <w:szCs w:val="19"/>
               </w:rPr>
-              <w:t>Editing a delivery area on the phone no longer empties its map pin (the backend keeps it).</w:t>
+              <w:t>Editing a delivery area on the phone no longer em</w:t>
+            </w:r>
+            <w:r>
+              <w:rPr>
+                <w:sz w:val="19"/>
+                <w:szCs w:val="19"/>
+              </w:rPr>
+              <w:t>pties its map pin (the backend keeps it).</w:t>
             </w:r>
           </w:p>
         </w:tc>
@@ -1964,6 +1971,81 @@
           </w:p>
         </w:tc>
       </w:tr>
+      <w:tr>
+        <w:tblPrEx>
+          <w:tblCellMar>
+            <w:top w:w="0" w:type="dxa"/>
+            <w:bottom w:w="0" w:type="dxa"/>
+          </w:tblCellMar>
+        </w:tblPrEx>
+        <w:tc>
+          <w:tcPr>
+            <w:tcW w:w="1300" w:type="dxa"/>
+            <w:tcMar>
+              <w:top w:w="50" w:type="dxa"/>
+              <w:left w:w="90" w:type="dxa"/>
+              <w:bottom w:w="50" w:type="dxa"/>
+              <w:right w:w="90" w:type="dxa"/>
+            </w:tcMar>
+          </w:tcPr>
+          <w:p>
+            <w:r>
+              <w:rPr>
+                <w:sz w:val="19"/>
+                <w:szCs w:val="19"/>
+              </w:rPr>
+              <w:t>1.1</w:t>
+            </w:r>
+          </w:p>
+        </w:tc>
+        <w:tc>
+          <w:tcPr>
+            <w:tcW w:w="1900" w:type="dxa"/>
+            <w:tcMar>
+              <w:top w:w="50" w:type="dxa"/>
+              <w:left w:w="90" w:type="dxa"/>
+              <w:bottom w:w="50" w:type="dxa"/>
+              <w:right w:w="90" w:type="dxa"/>
+            </w:tcMar>
+          </w:tcPr>
+          <w:p>
+            <w:r>
+              <w:rPr>
+                <w:sz w:val="19"/>
+                <w:szCs w:val="19"/>
+              </w:rPr>
+              <w:t>24 October 2026</w:t>
+            </w:r>
+          </w:p>
+        </w:tc>
+        <w:tc>
+          <w:tcPr>
+            <w:tcW w:w="6438" w:type="dxa"/>
+            <w:tcMar>
+              <w:top w:w="50" w:type="dxa"/>
+              <w:left w:w="90" w:type="dxa"/>
+              <w:bottom w:w="50" w:type="dxa"/>
+              <w:right w:w="90" w:type="dxa"/>
+            </w:tcMar>
+          </w:tcPr>
+          <w:p>
+            <w:r>
+              <w:rPr>
+                <w:sz w:val="19"/>
+                <w:szCs w:val="19"/>
+              </w:rPr>
+              <w:t>Named: ui/profile/ProfileViewModel.kt (loads and saves t</w:t>
+            </w:r>
+            <w:r>
+              <w:rPr>
+                <w:sz w:val="19"/>
+                <w:szCs w:val="19"/>
+              </w:rPr>
+              <w:t>he profile and keeps the account's photo and name for the menu) and ui/profile/PasswordForm.kt (current and new password, used by My profile and by Choose a new password).</w:t>
+            </w:r>
+          </w:p>
+        </w:tc>
+      </w:tr>
     </w:tbl>
     <w:p>
       <w:pPr>
@@ -1975,7 +2057,8 @@
           <w:sz w:val="20"/>
           <w:szCs w:val="20"/>
         </w:rPr>
-        <w:t>Keep this document up to date: when a feature, setting or server changes, ed</w:t>
+        <w:lastRenderedPageBreak/>
+        <w:t xml:space="preserve">Keep this document up to date: when a feature, setting or server changes, edit the </w:t>
       </w:r>
       <w:r>
         <w:rPr>
@@ -1983,7 +2066,7 @@
           <w:sz w:val="20"/>
           <w:szCs w:val="20"/>
         </w:rPr>
-        <w:t>it the matching section here and add a line to the table above.</w:t>
+        <w:t>matching section here and add a line to the table above.</w:t>
       </w:r>
     </w:p>
     <w:p>
@@ -1998,14 +2081,13 @@
           <w:sz w:val="28"/>
           <w:szCs w:val="28"/>
         </w:rPr>
-        <w:lastRenderedPageBreak/>
         <w:t>Contents</w:t>
       </w:r>
     </w:p>
     <w:sdt>
       <w:sdtPr>
         <w:alias w:val="Contents"/>
-        <w:id w:val="-1512983596"/>
+        <w:id w:val="-1614825796"/>
       </w:sdtPr>
       <w:sdtEndPr/>
       <w:sdtContent>
@@ -2032,7 +2114,7 @@
           <w:r>
             <w:fldChar w:fldCharType="separate"/>
           </w:r>
-          <w:hyperlink w:anchor="_Toc243724292" w:history="1">
+          <w:hyperlink w:anchor="_Toc243725371" w:history="1">
             <w:r>
               <w:rPr>
                 <w:rStyle w:val="Hyperlink"/>
@@ -2056,7 +2138,7 @@
               <w:rPr>
                 <w:noProof/>
               </w:rPr>
-              <w:instrText xml:space="preserve"> PAGEREF _Toc243724292 \h </w:instrText>
+              <w:instrText xml:space="preserve"> PAGEREF _Toc243725371 \h </w:instrText>
             </w:r>
             <w:r>
               <w:rPr>
@@ -2097,7 +2179,7 @@
               <w:szCs w:val="22"/>
             </w:rPr>
           </w:pPr>
-          <w:hyperlink w:anchor="_Toc243724293" w:history="1">
+          <w:hyperlink w:anchor="_Toc243725372" w:history="1">
             <w:r>
               <w:rPr>
                 <w:rStyle w:val="Hyperlink"/>
@@ -2121,7 +2203,7 @@
               <w:rPr>
                 <w:noProof/>
               </w:rPr>
-              <w:instrText xml:space="preserve"> PAGEREF _Toc243724293 \h </w:instrText>
+              <w:instrText xml:space="preserve"> PAGEREF _Toc243725372 \h </w:instrText>
             </w:r>
             <w:r>
               <w:rPr>
@@ -2162,7 +2244,7 @@
               <w:szCs w:val="22"/>
             </w:rPr>
           </w:pPr>
-          <w:hyperlink w:anchor="_Toc243724294" w:history="1">
+          <w:hyperlink w:anchor="_Toc243725373" w:history="1">
             <w:r>
               <w:rPr>
                 <w:rStyle w:val="Hyperlink"/>
@@ -2186,7 +2268,7 @@
               <w:rPr>
                 <w:noProof/>
               </w:rPr>
-              <w:instrText xml:space="preserve"> PAGEREF _Toc243724294 \h </w:instrText>
+              <w:instrText xml:space="preserve"> PAGEREF _Toc243725373 \h </w:instrText>
             </w:r>
             <w:r>
               <w:rPr>
@@ -2227,7 +2309,7 @@
               <w:szCs w:val="22"/>
             </w:rPr>
           </w:pPr>
-          <w:hyperlink w:anchor="_Toc243724295" w:history="1">
+          <w:hyperlink w:anchor="_Toc243725374" w:history="1">
             <w:r>
               <w:rPr>
                 <w:rStyle w:val="Hyperlink"/>
@@ -2251,7 +2333,7 @@
               <w:rPr>
                 <w:noProof/>
               </w:rPr>
-              <w:instrText xml:space="preserve"> PAGEREF _Toc243724295 \h </w:instrText>
+              <w:instrText xml:space="preserve"> PAGEREF _Toc243725374 \h </w:instrText>
             </w:r>
             <w:r>
               <w:rPr>
@@ -2292,7 +2374,7 @@
               <w:szCs w:val="22"/>
             </w:rPr>
           </w:pPr>
-          <w:hyperlink w:anchor="_Toc243724296" w:history="1">
+          <w:hyperlink w:anchor="_Toc243725375" w:history="1">
             <w:r>
               <w:rPr>
                 <w:rStyle w:val="Hyperlink"/>
@@ -2316,7 +2398,7 @@
               <w:rPr>
                 <w:noProof/>
               </w:rPr>
-              <w:instrText xml:space="preserve"> PAGEREF _Toc243724296 \h </w:instrText>
+              <w:instrText xml:space="preserve"> PAGEREF _Toc243725375 \h </w:instrText>
             </w:r>
             <w:r>
               <w:rPr>
@@ -2357,7 +2439,7 @@
               <w:szCs w:val="22"/>
             </w:rPr>
           </w:pPr>
-          <w:hyperlink w:anchor="_Toc243724297" w:history="1">
+          <w:hyperlink w:anchor="_Toc243725376" w:history="1">
             <w:r>
               <w:rPr>
                 <w:rStyle w:val="Hyperlink"/>
@@ -2381,7 +2463,7 @@
               <w:rPr>
                 <w:noProof/>
               </w:rPr>
-              <w:instrText xml:space="preserve"> PAGEREF _Toc243724297 \h </w:instrText>
+              <w:instrText xml:space="preserve"> PAGEREF _Toc243725376 \h </w:instrText>
             </w:r>
             <w:r>
               <w:rPr>
@@ -2422,7 +2504,7 @@
               <w:szCs w:val="22"/>
             </w:rPr>
           </w:pPr>
-          <w:hyperlink w:anchor="_Toc243724298" w:history="1">
+          <w:hyperlink w:anchor="_Toc243725377" w:history="1">
             <w:r>
               <w:rPr>
                 <w:rStyle w:val="Hyperlink"/>
@@ -2446,7 +2528,7 @@
               <w:rPr>
                 <w:noProof/>
               </w:rPr>
-              <w:instrText xml:space="preserve"> PAGEREF _Toc243724298 \h </w:instrText>
+              <w:instrText xml:space="preserve"> PAGEREF _Toc243725377 \h </w:instrText>
             </w:r>
             <w:r>
               <w:rPr>
@@ -2487,7 +2569,7 @@
               <w:szCs w:val="22"/>
             </w:rPr>
           </w:pPr>
-          <w:hyperlink w:anchor="_Toc243724299" w:history="1">
+          <w:hyperlink w:anchor="_Toc243725378" w:history="1">
             <w:r>
               <w:rPr>
                 <w:rStyle w:val="Hyperlink"/>
@@ -2511,7 +2593,7 @@
               <w:rPr>
                 <w:noProof/>
               </w:rPr>
-              <w:instrText xml:space="preserve"> PAGEREF _Toc243724299 \h </w:instrText>
+              <w:instrText xml:space="preserve"> PAGEREF _Toc243725378 \h </w:instrText>
             </w:r>
             <w:r>
               <w:rPr>
@@ -2552,7 +2634,7 @@
               <w:szCs w:val="22"/>
             </w:rPr>
           </w:pPr>
-          <w:hyperlink w:anchor="_Toc243724300" w:history="1">
+          <w:hyperlink w:anchor="_Toc243725379" w:history="1">
             <w:r>
               <w:rPr>
                 <w:rStyle w:val="Hyperlink"/>
@@ -2576,7 +2658,7 @@
               <w:rPr>
                 <w:noProof/>
               </w:rPr>
-              <w:instrText xml:space="preserve"> PAGEREF _Toc243724300 \h </w:instrText>
+              <w:instrText xml:space="preserve"> PAGEREF _Toc243725379 \h </w:instrText>
             </w:r>
             <w:r>
               <w:rPr>
@@ -2617,7 +2699,7 @@
               <w:szCs w:val="22"/>
             </w:rPr>
           </w:pPr>
-          <w:hyperlink w:anchor="_Toc243724301" w:history="1">
+          <w:hyperlink w:anchor="_Toc243725380" w:history="1">
             <w:r>
               <w:rPr>
                 <w:rStyle w:val="Hyperlink"/>
@@ -2641,7 +2723,7 @@
               <w:rPr>
                 <w:noProof/>
               </w:rPr>
-              <w:instrText xml:space="preserve"> PAGEREF _Toc243724301 \h </w:instrText>
+              <w:instrText xml:space="preserve"> PAGEREF _Toc243725380 \h </w:instrText>
             </w:r>
             <w:r>
               <w:rPr>
@@ -2682,7 +2764,7 @@
               <w:szCs w:val="22"/>
             </w:rPr>
           </w:pPr>
-          <w:hyperlink w:anchor="_Toc243724302" w:history="1">
+          <w:hyperlink w:anchor="_Toc243725381" w:history="1">
             <w:r>
               <w:rPr>
                 <w:rStyle w:val="Hyperlink"/>
@@ -2706,7 +2788,7 @@
               <w:rPr>
                 <w:noProof/>
               </w:rPr>
-              <w:instrText xml:space="preserve"> PAGEREF _Toc243724302 \h </w:instrText>
+              <w:instrText xml:space="preserve"> PAGEREF _Toc243725381 \h </w:instrText>
             </w:r>
             <w:r>
               <w:rPr>
@@ -2747,7 +2829,7 @@
               <w:szCs w:val="22"/>
             </w:rPr>
           </w:pPr>
-          <w:hyperlink w:anchor="_Toc243724303" w:history="1">
+          <w:hyperlink w:anchor="_Toc243725382" w:history="1">
             <w:r>
               <w:rPr>
                 <w:rStyle w:val="Hyperlink"/>
@@ -2771,7 +2853,7 @@
               <w:rPr>
                 <w:noProof/>
               </w:rPr>
-              <w:instrText xml:space="preserve"> PAGEREF _Toc243724303 \h </w:instrText>
+              <w:instrText xml:space="preserve"> PAGEREF _Toc243725382 \h </w:instrText>
             </w:r>
             <w:r>
               <w:rPr>
@@ -2812,7 +2894,7 @@
               <w:szCs w:val="22"/>
             </w:rPr>
           </w:pPr>
-          <w:hyperlink w:anchor="_Toc243724304" w:history="1">
+          <w:hyperlink w:anchor="_Toc243725383" w:history="1">
             <w:r>
               <w:rPr>
                 <w:rStyle w:val="Hyperlink"/>
@@ -2836,7 +2918,7 @@
               <w:rPr>
                 <w:noProof/>
               </w:rPr>
-              <w:instrText xml:space="preserve"> PAGEREF _Toc243724304 \h </w:instrText>
+              <w:instrText xml:space="preserve"> PAGEREF _Toc243725383 \h </w:instrText>
             </w:r>
             <w:r>
               <w:rPr>
@@ -2877,7 +2959,7 @@
               <w:szCs w:val="22"/>
             </w:rPr>
           </w:pPr>
-          <w:hyperlink w:anchor="_Toc243724305" w:history="1">
+          <w:hyperlink w:anchor="_Toc243725384" w:history="1">
             <w:r>
               <w:rPr>
                 <w:rStyle w:val="Hyperlink"/>
@@ -2901,7 +2983,7 @@
               <w:rPr>
                 <w:noProof/>
               </w:rPr>
-              <w:instrText xml:space="preserve"> PAGEREF _Toc243724305 \h </w:instrText>
+              <w:instrText xml:space="preserve"> PAGEREF _Toc243725384 \h </w:instrText>
             </w:r>
             <w:r>
               <w:rPr>
@@ -2942,7 +3024,7 @@
               <w:szCs w:val="22"/>
             </w:rPr>
           </w:pPr>
-          <w:hyperlink w:anchor="_Toc243724306" w:history="1">
+          <w:hyperlink w:anchor="_Toc243725385" w:history="1">
             <w:r>
               <w:rPr>
                 <w:rStyle w:val="Hyperlink"/>
@@ -2966,7 +3048,7 @@
               <w:rPr>
                 <w:noProof/>
               </w:rPr>
-              <w:instrText xml:space="preserve"> PAGEREF _Toc243724306 \h </w:instrText>
+              <w:instrText xml:space="preserve"> PAGEREF _Toc243725385 \h </w:instrText>
             </w:r>
             <w:r>
               <w:rPr>
@@ -3007,7 +3089,7 @@
               <w:szCs w:val="22"/>
             </w:rPr>
           </w:pPr>
-          <w:hyperlink w:anchor="_Toc243724307" w:history="1">
+          <w:hyperlink w:anchor="_Toc243725386" w:history="1">
             <w:r>
               <w:rPr>
                 <w:rStyle w:val="Hyperlink"/>
@@ -3031,7 +3113,7 @@
               <w:rPr>
                 <w:noProof/>
               </w:rPr>
-              <w:instrText xml:space="preserve"> PAGEREF _Toc243724307 \h </w:instrText>
+              <w:instrText xml:space="preserve"> PAGEREF _Toc243725386 \h </w:instrText>
             </w:r>
             <w:r>
               <w:rPr>
@@ -3072,7 +3154,7 @@
               <w:szCs w:val="22"/>
             </w:rPr>
           </w:pPr>
-          <w:hyperlink w:anchor="_Toc243724308" w:history="1">
+          <w:hyperlink w:anchor="_Toc243725387" w:history="1">
             <w:r>
               <w:rPr>
                 <w:rStyle w:val="Hyperlink"/>
@@ -3096,7 +3178,7 @@
               <w:rPr>
                 <w:noProof/>
               </w:rPr>
-              <w:instrText xml:space="preserve"> PAGEREF _Toc243724308 \h </w:instrText>
+              <w:instrText xml:space="preserve"> PAGEREF _Toc243725387 \h </w:instrText>
             </w:r>
             <w:r>
               <w:rPr>
@@ -3137,7 +3219,7 @@
               <w:szCs w:val="22"/>
             </w:rPr>
           </w:pPr>
-          <w:hyperlink w:anchor="_Toc243724309" w:history="1">
+          <w:hyperlink w:anchor="_Toc243725388" w:history="1">
             <w:r>
               <w:rPr>
                 <w:rStyle w:val="Hyperlink"/>
@@ -3161,7 +3243,7 @@
               <w:rPr>
                 <w:noProof/>
               </w:rPr>
-              <w:instrText xml:space="preserve"> PAGEREF _Toc243724309 \h </w:instrText>
+              <w:instrText xml:space="preserve"> PAGEREF _Toc243725388 \h </w:instrText>
             </w:r>
             <w:r>
               <w:rPr>
@@ -3202,7 +3284,7 @@
               <w:szCs w:val="22"/>
             </w:rPr>
           </w:pPr>
-          <w:hyperlink w:anchor="_Toc243724310" w:history="1">
+          <w:hyperlink w:anchor="_Toc243725389" w:history="1">
             <w:r>
               <w:rPr>
                 <w:rStyle w:val="Hyperlink"/>
@@ -3226,7 +3308,7 @@
               <w:rPr>
                 <w:noProof/>
               </w:rPr>
-              <w:instrText xml:space="preserve"> PAGEREF _Toc243724310 \h </w:instrText>
+              <w:instrText xml:space="preserve"> PAGEREF _Toc243725389 \h </w:instrText>
             </w:r>
             <w:r>
               <w:rPr>
@@ -3267,7 +3349,7 @@
               <w:szCs w:val="22"/>
             </w:rPr>
           </w:pPr>
-          <w:hyperlink w:anchor="_Toc243724311" w:history="1">
+          <w:hyperlink w:anchor="_Toc243725390" w:history="1">
             <w:r>
               <w:rPr>
                 <w:rStyle w:val="Hyperlink"/>
@@ -3291,7 +3373,7 @@
               <w:rPr>
                 <w:noProof/>
               </w:rPr>
-              <w:instrText xml:space="preserve"> PAGEREF _Toc243724311 \h </w:instrText>
+              <w:instrText xml:space="preserve"> PAGEREF _Toc243725390 \h </w:instrText>
             </w:r>
             <w:r>
               <w:rPr>
@@ -3332,7 +3414,7 @@
               <w:szCs w:val="22"/>
             </w:rPr>
           </w:pPr>
-          <w:hyperlink w:anchor="_Toc243724312" w:history="1">
+          <w:hyperlink w:anchor="_Toc243725391" w:history="1">
             <w:r>
               <w:rPr>
                 <w:rStyle w:val="Hyperlink"/>
@@ -3356,7 +3438,7 @@
               <w:rPr>
                 <w:noProof/>
               </w:rPr>
-              <w:instrText xml:space="preserve"> PAGEREF _Toc243724312 \h </w:instrText>
+              <w:instrText xml:space="preserve"> PAGEREF _Toc243725391 \h </w:instrText>
             </w:r>
             <w:r>
               <w:rPr>
@@ -3397,7 +3479,7 @@
               <w:szCs w:val="22"/>
             </w:rPr>
           </w:pPr>
-          <w:hyperlink w:anchor="_Toc243724313" w:history="1">
+          <w:hyperlink w:anchor="_Toc243725392" w:history="1">
             <w:r>
               <w:rPr>
                 <w:rStyle w:val="Hyperlink"/>
@@ -3421,7 +3503,7 @@
               <w:rPr>
                 <w:noProof/>
               </w:rPr>
-              <w:instrText xml:space="preserve"> PAGEREF _Toc243724313 \h </w:instrText>
+              <w:instrText xml:space="preserve"> PAGEREF _Toc243725392 \h </w:instrText>
             </w:r>
             <w:r>
               <w:rPr>
@@ -3462,7 +3544,7 @@
               <w:szCs w:val="22"/>
             </w:rPr>
           </w:pPr>
-          <w:hyperlink w:anchor="_Toc243724314" w:history="1">
+          <w:hyperlink w:anchor="_Toc243725393" w:history="1">
             <w:r>
               <w:rPr>
                 <w:rStyle w:val="Hyperlink"/>
@@ -3486,7 +3568,7 @@
               <w:rPr>
                 <w:noProof/>
               </w:rPr>
-              <w:instrText xml:space="preserve"> PAGEREF _Toc243724314 \h </w:instrText>
+              <w:instrText xml:space="preserve"> PAGEREF _Toc243725393 \h </w:instrText>
             </w:r>
             <w:r>
               <w:rPr>
@@ -3527,7 +3609,7 @@
               <w:szCs w:val="22"/>
             </w:rPr>
           </w:pPr>
-          <w:hyperlink w:anchor="_Toc243724315" w:history="1">
+          <w:hyperlink w:anchor="_Toc243725394" w:history="1">
             <w:r>
               <w:rPr>
                 <w:rStyle w:val="Hyperlink"/>
@@ -3551,7 +3633,7 @@
               <w:rPr>
                 <w:noProof/>
               </w:rPr>
-              <w:instrText xml:space="preserve"> PAGEREF _Toc243724315 \h </w:instrText>
+              <w:instrText xml:space="preserve"> PAGEREF _Toc243725394 \h </w:instrText>
             </w:r>
             <w:r>
               <w:rPr>
@@ -3592,7 +3674,7 @@
               <w:szCs w:val="22"/>
             </w:rPr>
           </w:pPr>
-          <w:hyperlink w:anchor="_Toc243724316" w:history="1">
+          <w:hyperlink w:anchor="_Toc243725395" w:history="1">
             <w:r>
               <w:rPr>
                 <w:rStyle w:val="Hyperlink"/>
@@ -3616,7 +3698,7 @@
               <w:rPr>
                 <w:noProof/>
               </w:rPr>
-              <w:instrText xml:space="preserve"> PAGEREF _Toc243724316 \h </w:instrText>
+              <w:instrText xml:space="preserve"> PAGEREF _Toc243725395 \h </w:instrText>
             </w:r>
             <w:r>
               <w:rPr>
@@ -3657,7 +3739,7 @@
               <w:szCs w:val="22"/>
             </w:rPr>
           </w:pPr>
-          <w:hyperlink w:anchor="_Toc243724317" w:history="1">
+          <w:hyperlink w:anchor="_Toc243725396" w:history="1">
             <w:r>
               <w:rPr>
                 <w:rStyle w:val="Hyperlink"/>
@@ -3681,7 +3763,7 @@
               <w:rPr>
                 <w:noProof/>
               </w:rPr>
-              <w:instrText xml:space="preserve"> PAGEREF _Toc243724317 \h </w:instrText>
+              <w:instrText xml:space="preserve"> PAGEREF _Toc243725396 \h </w:instrText>
             </w:r>
             <w:r>
               <w:rPr>
@@ -3722,7 +3804,7 @@
               <w:szCs w:val="22"/>
             </w:rPr>
           </w:pPr>
-          <w:hyperlink w:anchor="_Toc243724318" w:history="1">
+          <w:hyperlink w:anchor="_Toc243725397" w:history="1">
             <w:r>
               <w:rPr>
                 <w:rStyle w:val="Hyperlink"/>
@@ -3746,7 +3828,7 @@
               <w:rPr>
                 <w:noProof/>
               </w:rPr>
-              <w:instrText xml:space="preserve"> PAGEREF _Toc243724318 \h </w:instrText>
+              <w:instrText xml:space="preserve"> PAGEREF _Toc243725397 \h </w:instrText>
             </w:r>
             <w:r>
               <w:rPr>
@@ -3787,7 +3869,7 @@
               <w:szCs w:val="22"/>
             </w:rPr>
           </w:pPr>
-          <w:hyperlink w:anchor="_Toc243724319" w:history="1">
+          <w:hyperlink w:anchor="_Toc243725398" w:history="1">
             <w:r>
               <w:rPr>
                 <w:rStyle w:val="Hyperlink"/>
@@ -3811,7 +3893,7 @@
               <w:rPr>
                 <w:noProof/>
               </w:rPr>
-              <w:instrText xml:space="preserve"> PAGEREF _Toc243724319 \h </w:instrText>
+              <w:instrText xml:space="preserve"> PAGEREF _Toc243725398 \h </w:instrText>
             </w:r>
             <w:r>
               <w:rPr>
@@ -3852,7 +3934,7 @@
               <w:szCs w:val="22"/>
             </w:rPr>
           </w:pPr>
-          <w:hyperlink w:anchor="_Toc243724320" w:history="1">
+          <w:hyperlink w:anchor="_Toc243725399" w:history="1">
             <w:r>
               <w:rPr>
                 <w:rStyle w:val="Hyperlink"/>
@@ -3876,7 +3958,7 @@
               <w:rPr>
                 <w:noProof/>
               </w:rPr>
-              <w:instrText xml:space="preserve"> PAGEREF _Toc243724320 \h </w:instrText>
+              <w:instrText xml:space="preserve"> PAGEREF _Toc243725399 \h </w:instrText>
             </w:r>
             <w:r>
               <w:rPr>
@@ -3919,7 +4001,7 @@
       <w:pPr>
         <w:pStyle w:val="Heading1"/>
       </w:pPr>
-      <w:bookmarkStart w:id="1" w:name="_Toc243724292"/>
+      <w:bookmarkStart w:id="1" w:name="_Toc243725371"/>
       <w:r>
         <w:lastRenderedPageBreak/>
         <w:t>1  Introduction</w:t>
@@ -3931,10 +4013,10 @@
         <w:spacing w:after="120" w:line="276" w:lineRule="auto"/>
       </w:pPr>
       <w:r>
-        <w:t>The mobile app is the main working tool for staff in the field: registering trees and farmers, recording expenses, running trips and deliveries</w:t>
-      </w:r>
-      <w:r>
-        <w:t>, managing products and campaigns, collecting and sending M-Pesa payments, and asking the assistant for help. It talks only to the mobile server (DWS-MOB-01).</w:t>
+        <w:t xml:space="preserve">The mobile app is the main working tool for staff in the field: registering trees and farmers, recording expenses, running trips and deliveries, managing products and campaigns, collecting and sending M-Pesa payments, and asking the assistant for help. It </w:t>
+      </w:r>
+      <w:r>
+        <w:t>talks only to the mobile server (DWS-MOB-01).</w:t>
       </w:r>
     </w:p>
     <w:tbl>
@@ -3953,7 +4035,7 @@
           <w:left w:w="10" w:type="dxa"/>
           <w:right w:w="10" w:type="dxa"/>
         </w:tblCellMar>
-        <w:tblLook w:val="0000" w:firstRow="0" w:lastRow="0" w:firstColumn="0" w:lastColumn="0" w:noHBand="0" w:noVBand="0"/>
+        <w:tblLook w:val="04A0" w:firstRow="1" w:lastRow="0" w:firstColumn="1" w:lastColumn="0" w:noHBand="0" w:noVBand="1"/>
       </w:tblPr>
       <w:tblGrid>
         <w:gridCol w:w="2551"/>
@@ -4526,7 +4608,7 @@
       <w:pPr>
         <w:pStyle w:val="Heading1"/>
       </w:pPr>
-      <w:bookmarkStart w:id="2" w:name="_Toc243724293"/>
+      <w:bookmarkStart w:id="2" w:name="_Toc243725372"/>
       <w:r>
         <w:lastRenderedPageBreak/>
         <w:t>2  Source layout</w:t>
@@ -4569,7 +4651,7 @@
           <w:left w:w="10" w:type="dxa"/>
           <w:right w:w="10" w:type="dxa"/>
         </w:tblCellMar>
-        <w:tblLook w:val="0000" w:firstRow="0" w:lastRow="0" w:firstColumn="0" w:lastColumn="0" w:noHBand="0" w:noVBand="0"/>
+        <w:tblLook w:val="04A0" w:firstRow="1" w:lastRow="0" w:firstColumn="1" w:lastColumn="0" w:noHBand="0" w:noVBand="1"/>
       </w:tblPr>
       <w:tblGrid>
         <w:gridCol w:w="2753"/>
@@ -4695,7 +4777,14 @@
                 <w:sz w:val="19"/>
                 <w:szCs w:val="19"/>
               </w:rPr>
-              <w:t>Start-up (system splash hand-off) and shared objects. MainActivity is a FragmentActivity because the fingerprint prompt needs one.</w:t>
+              <w:t>Start-up (system splash hand-off) and shared objects. MainActivity is a FragmentActivity becaus</w:t>
+            </w:r>
+            <w:r>
+              <w:rPr>
+                <w:sz w:val="19"/>
+                <w:szCs w:val="19"/>
+              </w:rPr>
+              <w:t>e the fingerprint prompt needs one.</w:t>
             </w:r>
           </w:p>
         </w:tc>
@@ -5442,7 +5531,7 @@
       <w:pPr>
         <w:pStyle w:val="Heading1"/>
       </w:pPr>
-      <w:bookmarkStart w:id="3" w:name="_Toc243724294"/>
+      <w:bookmarkStart w:id="3" w:name="_Toc243725373"/>
       <w:r>
         <w:lastRenderedPageBreak/>
         <w:t>3  Navigation and roles</w:t>
@@ -5493,7 +5582,7 @@
           <w:left w:w="10" w:type="dxa"/>
           <w:right w:w="10" w:type="dxa"/>
         </w:tblCellMar>
-        <w:tblLook w:val="0000" w:firstRow="0" w:lastRow="0" w:firstColumn="0" w:lastColumn="0" w:noHBand="0" w:noVBand="0"/>
+        <w:tblLook w:val="04A0" w:firstRow="1" w:lastRow="0" w:firstColumn="1" w:lastColumn="0" w:noHBand="0" w:noVBand="1"/>
       </w:tblPr>
       <w:tblGrid>
         <w:gridCol w:w="2083"/>
@@ -6568,7 +6657,10 @@
         <w:t>ui/nav/Destinations.kt</w:t>
       </w:r>
       <w:r>
-        <w:t>. Finer rules inside screens (bins, Pay, Assign) check whether the user is Admin or SuperAdmin. Remember that these are screen rules only; the backend enforces admin rights only for the actions listed in the Backend Server document.</w:t>
+        <w:t xml:space="preserve">. Finer rules inside screens (bins, Pay, Assign) check whether the user is Admin or SuperAdmin. Remember that these are screen rules only; the backend enforces admin rights only for the actions listed </w:t>
+      </w:r>
+      <w:r>
+        <w:t>in the Backend Server document.</w:t>
       </w:r>
     </w:p>
     <w:p>
@@ -6580,13 +6672,10 @@
       <w:pPr>
         <w:pStyle w:val="Heading1"/>
       </w:pPr>
-      <w:bookmarkStart w:id="4" w:name="_Toc243724295"/>
+      <w:bookmarkStart w:id="4" w:name="_Toc243725374"/>
       <w:r>
         <w:lastRenderedPageBreak/>
-        <w:t>4  Sections and scree</w:t>
-      </w:r>
-      <w:r>
-        <w:t>ns</w:t>
+        <w:t>4  Sections and screens</w:t>
       </w:r>
       <w:bookmarkEnd w:id="4"/>
     </w:p>
@@ -6594,7 +6683,7 @@
       <w:pPr>
         <w:pStyle w:val="Heading2"/>
       </w:pPr>
-      <w:bookmarkStart w:id="5" w:name="_Toc243724296"/>
+      <w:bookmarkStart w:id="5" w:name="_Toc243725375"/>
       <w:r>
         <w:t>4.1  Splash, sign-in and Home</w:t>
       </w:r>
@@ -6605,10 +6694,10 @@
         <w:spacing w:after="120" w:line="276" w:lineRule="auto"/>
       </w:pPr>
       <w:r>
-        <w:t>Since 24 October 2026 ("when i click the menu ... the circular thing that should show my picture doent show"; "in home the new edited info i did doesnt show in my mobile but i eddited and saved it in the desktop"): the menu</w:t>
-      </w:r>
-      <w:r>
-        <w:t xml:space="preserve">'s name and photo come from </w:t>
+        <w:t>Since 24 October 2026 ("when i click the menu ... the circular thing that should show my picture doent show"; "in home the new edited info i did doesnt show in my mobil</w:t>
+      </w:r>
+      <w:r>
+        <w:t xml:space="preserve">e but i eddited and saved it in the desktop"): the menu's name and photo come from </w:t>
       </w:r>
       <w:r>
         <w:rPr>
@@ -6620,10 +6709,10 @@
         <w:t>AccountState</w:t>
       </w:r>
       <w:r>
-        <w:t>, filled from /auth/me each time Home opens, so a name or photo changed on the website or the desktop shows without signing in again; before, the name was the copy read when the app opened. A photo that fails to load</w:t>
-      </w:r>
-      <w:r>
-        <w:t xml:space="preserve"> (no connection yet) is tried again after 2, 4, 6 ... seconds, then every 30 (</w:t>
+        <w:t>, filled from /auth/me each time Home opens, so a name or photo changed on the website or the desktop shows without signing in again; before, the name was the co</w:t>
+      </w:r>
+      <w:r>
+        <w:t>py read when the app opened. A photo that fails to load (no connection yet) is tried again after 2, 4, 6 ... seconds, then every 30 (</w:t>
       </w:r>
       <w:r>
         <w:rPr>
@@ -6635,10 +6724,10 @@
         <w:t>ui/common/Avatar.kt</w:t>
       </w:r>
       <w:r>
-        <w:t>). Home loads again whenever it comes back into view - from another screen or another app - and when the server can't be reached the company card says it is th</w:t>
-      </w:r>
-      <w:r>
-        <w:t>e copy kept on the phone.</w:t>
+        <w:t>). Home loads again whenever it comes back into view - from another screen or another app - and when the</w:t>
+      </w:r>
+      <w:r>
+        <w:t xml:space="preserve"> server can't be reached the company card says it is the copy kept on the phone.</w:t>
       </w:r>
     </w:p>
     <w:p>
@@ -6646,10 +6735,10 @@
         <w:spacing w:after="120" w:line="276" w:lineRule="auto"/>
       </w:pPr>
       <w:r>
-        <w:t>Error messages (24 October 2026, "some errors are kind of long and they do not well cover the space some go over other thins so can we fix this such if the error apperas the space can e.g be scrollable"): every error the app shows</w:t>
-      </w:r>
-      <w:r>
-        <w:t xml:space="preserve"> - a form that couldn't save, a screen that couldn't load, sign-in, payments, the assistant - sits in </w:t>
+        <w:t>Error messages (24 October 2026, "some errors are kind of long and they do not well cover the space some go over other thins so can we fix this such if the error apperas the s</w:t>
+      </w:r>
+      <w:r>
+        <w:t xml:space="preserve">pace can e.g be scrollable"): every error the app shows - a form that couldn't save, a screen that couldn't load, sign-in, payments, the assistant - sits in </w:t>
       </w:r>
       <w:r>
         <w:rPr>
@@ -6661,10 +6750,10 @@
         <w:t>ui/common/ErrorBox.kt</w:t>
       </w:r>
       <w:r>
-        <w:t>: tinted red, at most about four lines tall (three for small notes), scrolling inside itself with a thin bar when the message is long</w:t>
-      </w:r>
-      <w:r>
-        <w:t>er, so a long message never pushes the screen around or slides under the floating assistant button. The short titles ("Couldn't load products") and the red Delete buttons stay as they were.</w:t>
+        <w:t>: tinted red, at most about four lines tall (three for small notes), scrolling</w:t>
+      </w:r>
+      <w:r>
+        <w:t xml:space="preserve"> inside itself with a thin bar when the message is longer, so a long message never pushes the screen around or slides under the floating assistant button. The short titles ("Couldn't load products") and the red Delete buttons stay as they were.</w:t>
       </w:r>
     </w:p>
     <w:p>
@@ -6672,7 +6761,10 @@
         <w:spacing w:after="120" w:line="276" w:lineRule="auto"/>
       </w:pPr>
       <w:r>
-        <w:t>Home since 24 October 2026 (</w:t>
+        <w:t xml:space="preserve">Home since </w:t>
+      </w:r>
+      <w:r>
+        <w:t>24 October 2026 (</w:t>
       </w:r>
       <w:r>
         <w:rPr>
@@ -6684,10 +6776,7 @@
         <w:t>ui/dashboard/</w:t>
       </w:r>
       <w:r>
-        <w:t>): the company card comes</w:t>
-      </w:r>
-      <w:r>
-        <w:t xml:space="preserve"> from the server - the same on every phone, kept on the phone for when it is offline - and only the SuperAdmin sees Edit. Admins and the SuperAdmin also see the business at a glance (</w:t>
+        <w:t>): the company card comes from the server - the same on every phone, kept on the phone for when it is offline - and only the SuperAdmin sees Edit. Admins and the SuperAdmin also see the business at a glance (</w:t>
       </w:r>
       <w:r>
         <w:rPr>
@@ -6699,10 +6788,10 @@
         <w:t>/insights/overview</w:t>
       </w:r>
       <w:r>
-        <w:t xml:space="preserve">): the orders waiting for a delivery with how many are </w:t>
-      </w:r>
-      <w:r>
-        <w:t>past or close to the promised date, users by role, products, campaigns and trips. With a trip picked, everyone sees products sold and deliveries; profit and expenses only Admins and the SuperAdmin ("Admins and SuperAdmin only").</w:t>
+        <w:t>): the orders waiting for a delivery with how many are past or close to the promised date, users by role, products, campaigns and trips. With a trip picked, everyone sees products sold and deliveries; profit and expenses only Admins and the SuperAdmin ("Ad</w:t>
+      </w:r>
+      <w:r>
+        <w:t>mins and SuperAdmin only").</w:t>
       </w:r>
     </w:p>
     <w:p>
@@ -6710,10 +6799,7 @@
         <w:spacing w:after="120" w:line="276" w:lineRule="auto"/>
       </w:pPr>
       <w:r>
-        <w:t>Since 24 October 2026 the p</w:t>
-      </w:r>
-      <w:r>
-        <w:t>hoto and name at the top of the menu open My profile (</w:t>
+        <w:t>Since 24 October 2026 the photo and name at the top of the menu open My profile (</w:t>
       </w:r>
       <w:r>
         <w:rPr>
@@ -6725,10 +6811,13 @@
         <w:t>ui/profile/ProfileScreen.kt</w:t>
       </w:r>
       <w:r>
-        <w:t>): the photo (tap it to choose one from the gallery - shrunk on the phone, cut square by the phone server), the name, the email (hidden until Show; the password is asked for w</w:t>
-      </w:r>
-      <w:r>
-        <w:t>hen it changes), the phone number (hidden until Show; an admin changes it, because payouts go to it) and the password (this phone stays signed in; every other device is signed out). After an admin's password reset, Choose a new password (</w:t>
+        <w:t>): the photo (tap it to choose one from the gallery - shrunk on the phone, cut square by the phone server), the name, th</w:t>
+      </w:r>
+      <w:r>
+        <w:t>e email (hidden until Show; the password is asked for when it changes), the phone number (hidden until Show; an admin changes it, because payouts go to it) and the password (this phone stays signed in; every other device is signed out). After an admin's pa</w:t>
+      </w:r>
+      <w:r>
+        <w:t>ssword reset, Choose a new password (</w:t>
       </w:r>
       <w:r>
         <w:rPr>
@@ -6737,16 +6826,7 @@
           <w:sz w:val="19"/>
           <w:szCs w:val="19"/>
         </w:rPr>
-        <w:t>ForcedPasswordScre</w:t>
-      </w:r>
-      <w:r>
-        <w:rPr>
-          <w:rFonts w:ascii="Consolas" w:eastAsia="Consolas" w:hAnsi="Consolas" w:cs="Consolas"/>
-          <w:color w:val="3B3F3D"/>
-          <w:sz w:val="19"/>
-          <w:szCs w:val="19"/>
-        </w:rPr>
-        <w:t>en.kt</w:t>
+        <w:t>ForcedPasswordScreen.kt</w:t>
       </w:r>
       <w:r>
         <w:t>) comes before Home. The idle lock: open but untouched for the SuperAdmin's minutes (25 at first), the app asks for the fingerprint, with Still there? a minute before (</w:t>
@@ -6770,7 +6850,16 @@
           <w:sz w:val="19"/>
           <w:szCs w:val="19"/>
         </w:rPr>
-        <w:t>MainActivity.onUserInteraction</w:t>
+        <w:t>MainActivity.on</w:t>
+      </w:r>
+      <w:r>
+        <w:rPr>
+          <w:rFonts w:ascii="Consolas" w:eastAsia="Consolas" w:hAnsi="Consolas" w:cs="Consolas"/>
+          <w:color w:val="3B3F3D"/>
+          <w:sz w:val="19"/>
+          <w:szCs w:val="19"/>
+        </w:rPr>
+        <w:t>UserInteraction</w:t>
       </w:r>
       <w:r>
         <w:t>); Settings says how many minutes.</w:t>
@@ -6786,19 +6875,16 @@
         <w:spacing w:after="60" w:line="264" w:lineRule="auto"/>
       </w:pPr>
       <w:r>
-        <w:t>Splas</w:t>
-      </w:r>
-      <w:r>
-        <w:t>hScreen - since 18 October 2026 two real photographs instead of the drawn forest ("the board has seen it wise to use a real forest"): the old oak rises out of the dark, mist rolls in and clears over a misty pine forest, then the company emblem, the wood wo</w:t>
-      </w:r>
-      <w:r>
-        <w:t xml:space="preserve">rdmark and "Growing Timber, Growing Futures" settle in (about 6 seconds; a tap skips it; with the phone's animations off, the last picture for a moment). It plays every time the app is opened afresh - after it was closed (swiped away from the recent apps) </w:t>
-      </w:r>
-      <w:r>
-        <w:t>or Android cleared it (since 19 October 2026: "like other apps like netflix"). Coming back from the background (Home, Back or another app) it plays again only after more than 3 minutes away (15 until 19 October 2026), over the screen the person was on, whi</w:t>
-      </w:r>
-      <w:r>
-        <w:t>ch is still there afterwards, and the fingerprint prompt waits until it ends. Turning the phone does not replay it. In its last moment the app's own greens wash over the forest.</w:t>
+        <w:t xml:space="preserve">SplashScreen - since 18 October 2026 two real photographs instead of the drawn forest ("the board has seen it wise to use a real forest"): the old oak rises out of the dark, mist rolls in and clears over a </w:t>
+      </w:r>
+      <w:r>
+        <w:t xml:space="preserve">misty pine forest, then the company emblem, the wood wordmark and "Growing Timber, Growing Futures" settle in (about 6 seconds; a tap skips it; with the phone's animations off, the last picture for a moment). It plays every time the app is opened afresh - </w:t>
+      </w:r>
+      <w:r>
+        <w:t>after it was closed (swiped away from the recent apps) or Android cleared it (since 19 October 2026: "like other apps like netflix"). Coming back from the background (Home, Back or another app) it plays again only after more than 3 minutes away (15 until 1</w:t>
+      </w:r>
+      <w:r>
+        <w:t>9 October 2026), over the screen the person was on, which is still there afterwards, and the fingerprint prompt waits until it ends. Turning the phone does not replay it. In its last moment the app's own greens wash over the forest.</w:t>
       </w:r>
     </w:p>
     <w:p>
@@ -6950,7 +7036,7 @@
       <w:pPr>
         <w:pStyle w:val="Heading2"/>
       </w:pPr>
-      <w:bookmarkStart w:id="6" w:name="_Toc243724297"/>
+      <w:bookmarkStart w:id="6" w:name="_Toc243725376"/>
       <w:r>
         <w:t>4.2  Orders</w:t>
       </w:r>
@@ -6985,7 +7071,7 @@
       <w:pPr>
         <w:pStyle w:val="Heading2"/>
       </w:pPr>
-      <w:bookmarkStart w:id="7" w:name="_Toc243724298"/>
+      <w:bookmarkStart w:id="7" w:name="_Toc243725377"/>
       <w:r>
         <w:t>4.3  Products</w:t>
       </w:r>
@@ -7056,7 +7142,7 @@
       <w:pPr>
         <w:pStyle w:val="Heading2"/>
       </w:pPr>
-      <w:bookmarkStart w:id="8" w:name="_Toc243724299"/>
+      <w:bookmarkStart w:id="8" w:name="_Toc243725378"/>
       <w:r>
         <w:t>4.4  Bulk orders and delivery areas</w:t>
       </w:r>
@@ -7080,7 +7166,7 @@
       <w:pPr>
         <w:pStyle w:val="Heading2"/>
       </w:pPr>
-      <w:bookmarkStart w:id="9" w:name="_Toc243724300"/>
+      <w:bookmarkStart w:id="9" w:name="_Toc243725379"/>
       <w:r>
         <w:t>4.5  Marketing</w:t>
       </w:r>
@@ -7111,20 +7197,13 @@
           <w:b/>
           <w:bCs/>
         </w:rPr>
-        <w:t>Products in this camp</w:t>
-      </w:r>
-      <w:r>
-        <w:rPr>
-          <w:b/>
-          <w:bCs/>
-        </w:rPr>
-        <w:t>aign</w:t>
-      </w:r>
-      <w:r>
-        <w:t xml:space="preserve"> - a field on the form opens a searchable list of products to tick ("None chosen yet - tap to choose" until some are). Saving replaces the campaign's whole set in one request. An Active campaign with no products shows the hint "Customers only see a cam</w:t>
-      </w:r>
-      <w:r>
-        <w:t>paign on the website once it has at least one product."</w:t>
+        <w:t>Products in this campaign</w:t>
+      </w:r>
+      <w:r>
+        <w:t xml:space="preserve"> - a field on the form opens a searchable list of products to tick ("None chosen yet - tap to choose" until some are). Saving replaces the campaign's whole set in one request. An Active campaign with no products shows the hint "Cus</w:t>
+      </w:r>
+      <w:r>
+        <w:t>tomers only see a campaign on the website once it has at least one product."</w:t>
       </w:r>
     </w:p>
     <w:p>
@@ -7168,7 +7247,10 @@
         <w:t>mediaKeyOf</w:t>
       </w:r>
       <w:r>
-        <w:t xml:space="preserve"> turns it back into the stored key before saving.)</w:t>
+        <w:t xml:space="preserve"> turns it back into </w:t>
+      </w:r>
+      <w:r>
+        <w:t>the stored key before saving.)</w:t>
       </w:r>
     </w:p>
     <w:p>
@@ -7188,10 +7270,10 @@
         <w:t>Unsaved changes are kept</w:t>
       </w:r>
       <w:r>
-        <w:t xml:space="preserve"> - leaving the form, or the app locking, keeps what was typed as a draft for as long as the app runs. Coming back shows "Your unsaved changes from before are back." with a Discard b</w:t>
-      </w:r>
-      <w:r>
-        <w:t>utton; Cancel throws the changes away.</w:t>
+        <w:t xml:space="preserve"> - leaving the form, or the app locking, keeps what was typed as a draft for as long as the app runs. Coming back shows "Your unsaved changes from before are back." with a Discard button; Cancel throws</w:t>
+      </w:r>
+      <w:r>
+        <w:t xml:space="preserve"> the changes away.</w:t>
       </w:r>
     </w:p>
     <w:p>
@@ -7235,10 +7317,7 @@
         <w:t>video_frames</w:t>
       </w:r>
       <w:r>
-        <w:t>), so a list opens quickly the next time. U</w:t>
-      </w:r>
-      <w:r>
-        <w:t xml:space="preserve">sed through </w:t>
+        <w:t xml:space="preserve">), so a list opens quickly the next time. Used through </w:t>
       </w:r>
       <w:r>
         <w:rPr>
@@ -7247,7 +7326,16 @@
           <w:sz w:val="19"/>
           <w:szCs w:val="19"/>
         </w:rPr>
-        <w:t>ui/marketing/CampaignMediaThumbnail.kt</w:t>
+        <w:t>ui/marke</w:t>
+      </w:r>
+      <w:r>
+        <w:rPr>
+          <w:rFonts w:ascii="Consolas" w:eastAsia="Consolas" w:hAnsi="Consolas" w:cs="Consolas"/>
+          <w:color w:val="3B3F3D"/>
+          <w:sz w:val="19"/>
+          <w:szCs w:val="19"/>
+        </w:rPr>
+        <w:t>ting/CampaignMediaThumbnail.kt</w:t>
       </w:r>
       <w:r>
         <w:t xml:space="preserve"> in Campaigns and Deleted Campaigns.</w:t>
@@ -7270,13 +7358,13 @@
         <w:t>Bulk order pictures</w:t>
       </w:r>
       <w:r>
-        <w:t xml:space="preserve"> (since 9 October 2026): the picture button in the Marketing top bar - Marketers, Admins and the SuperAdmin only - opens the photos that play as a sl</w:t>
-      </w:r>
-      <w:r>
-        <w:t>ideshow on the website's Bulk Orders page. Each shows whole on a 16:9 card with its number and caption; arrows move it earlier or later, Add caption / Edit caption and Remove (asks first) sit under it. The round + takes a photo or picks one from the galler</w:t>
-      </w:r>
-      <w:r>
-        <w:t xml:space="preserve">y, then asks for an optional caption (up to 120 characters) before adding it; the photo is shrunk on the phone (1600 px JPEG) and uploaded. 12 at most - the + disappears at 12. Files: </w:t>
+        <w:t xml:space="preserve"> (since 9 October 2026): the picture button in the Marketing top bar - Marketers, Admins and the SuperAdmin only - opens the photos that play as a slideshow on the websi</w:t>
+      </w:r>
+      <w:r>
+        <w:t xml:space="preserve">te's Bulk Orders page. Each shows whole on a 16:9 card with its number and caption; arrows move it earlier or later, Add caption / Edit caption and Remove (asks first) sit under it. The round + takes a photo or picks one from the gallery, then asks for an </w:t>
+      </w:r>
+      <w:r>
+        <w:t xml:space="preserve">optional caption (up to 120 characters) before adding it; the photo is shrunk on the phone (1600 px JPEG) and uploaded. 12 at most - the + disappears at 12. Files: </w:t>
       </w:r>
       <w:r>
         <w:rPr>
@@ -7309,7 +7397,18 @@
           <w:sz w:val="19"/>
           <w:szCs w:val="19"/>
         </w:rPr>
-        <w:t>data/model/Showcas</w:t>
+        <w:t>data/model/Showcase.kt</w:t>
+      </w:r>
+      <w:r>
+        <w:t>.</w:t>
+      </w:r>
+    </w:p>
+    <w:p>
+      <w:pPr>
+        <w:spacing w:after="120" w:line="276" w:lineRule="auto"/>
+      </w:pPr>
+      <w:r>
+        <w:t xml:space="preserve">Files: </w:t>
       </w:r>
       <w:r>
         <w:rPr>
@@ -7318,18 +7417,7 @@
           <w:sz w:val="19"/>
           <w:szCs w:val="19"/>
         </w:rPr>
-        <w:t>e.kt</w:t>
-      </w:r>
-      <w:r>
-        <w:t>.</w:t>
-      </w:r>
-    </w:p>
-    <w:p>
-      <w:pPr>
-        <w:spacing w:after="120" w:line="276" w:lineRule="auto"/>
-      </w:pPr>
-      <w:r>
-        <w:t xml:space="preserve">Files: </w:t>
+        <w:t>ui/mark</w:t>
       </w:r>
       <w:r>
         <w:rPr>
@@ -7338,7 +7426,7 @@
           <w:sz w:val="19"/>
           <w:szCs w:val="19"/>
         </w:rPr>
-        <w:t>ui/marketing/CampaignsScreen.kt</w:t>
+        <w:t>eting/CampaignsScreen.kt</w:t>
       </w:r>
       <w:r>
         <w:t xml:space="preserve">, </w:t>
@@ -7420,7 +7508,7 @@
       <w:pPr>
         <w:pStyle w:val="Heading2"/>
       </w:pPr>
-      <w:bookmarkStart w:id="10" w:name="_Toc243724301"/>
+      <w:bookmarkStart w:id="10" w:name="_Toc243725380"/>
       <w:r>
         <w:t>4.6  Trips and light deliveries</w:t>
       </w:r>
@@ -7431,16 +7519,16 @@
         <w:spacing w:after="120" w:line="276" w:lineRule="auto"/>
       </w:pPr>
       <w:r>
-        <w:t>Since 23 October 2026 order</w:t>
-      </w:r>
-      <w:r>
-        <w:t>s are named by their ticket (like DW-7K3Q9P) everywhere in the app - the ticket the customer quotes. Customers no longer see the driver or the vehicle unless it is shared: when sending orders to a new delivery, tick Share the driver with the customer; orde</w:t>
-      </w:r>
-      <w:r>
-        <w:t xml:space="preserve">rs joining an existing delivery follow that delivery. On a trip's light deliveries, Managers, Admins and the SuperAdmin have a Share driver with customers switch on each delivery. Shared, the customer sees the driver's first name, the number plate and the </w:t>
-      </w:r>
-      <w:r>
-        <w:t>company phone - never the driver's own number.</w:t>
+        <w:t>Since 23 October 2026 orders are named by their</w:t>
+      </w:r>
+      <w:r>
+        <w:t xml:space="preserve"> ticket (like DW-7K3Q9P) everywhere in the app - the ticket the customer quotes. Customers no longer see the driver or the vehicle unless it is shared: when sending orders to a new delivery, tick Share the driver with the customer; orders joining an existi</w:t>
+      </w:r>
+      <w:r>
+        <w:t>ng delivery follow that delivery. On a trip's light deliveries, Managers, Admins and the SuperAdmin have a Share driver with customers switch on each delivery. Shared, the customer sees the driver's first name, the number plate and the company phone - neve</w:t>
+      </w:r>
+      <w:r>
+        <w:t>r the driver's own number.</w:t>
       </w:r>
     </w:p>
     <w:p>
@@ -7495,7 +7583,7 @@
       <w:pPr>
         <w:pStyle w:val="Heading2"/>
       </w:pPr>
-      <w:bookmarkStart w:id="11" w:name="_Toc243724302"/>
+      <w:bookmarkStart w:id="11" w:name="_Toc243725381"/>
       <w:r>
         <w:t>4.7  Trees</w:t>
       </w:r>
@@ -7516,7 +7604,7 @@
       <w:pPr>
         <w:pStyle w:val="Heading2"/>
       </w:pPr>
-      <w:bookmarkStart w:id="12" w:name="_Toc243724303"/>
+      <w:bookmarkStart w:id="12" w:name="_Toc243725382"/>
       <w:r>
         <w:t>4.8  Expenses</w:t>
       </w:r>
@@ -7540,7 +7628,7 @@
       <w:pPr>
         <w:pStyle w:val="Heading2"/>
       </w:pPr>
-      <w:bookmarkStart w:id="13" w:name="_Toc243724304"/>
+      <w:bookmarkStart w:id="13" w:name="_Toc243725383"/>
       <w:r>
         <w:t>4.9  Transactions</w:t>
       </w:r>
@@ -7562,7 +7650,7 @@
           <w:left w:w="10" w:type="dxa"/>
           <w:right w:w="10" w:type="dxa"/>
         </w:tblCellMar>
-        <w:tblLook w:val="0000" w:firstRow="0" w:lastRow="0" w:firstColumn="0" w:lastColumn="0" w:noHBand="0" w:noVBand="0"/>
+        <w:tblLook w:val="04A0" w:firstRow="1" w:lastRow="0" w:firstColumn="1" w:lastColumn="0" w:noHBand="0" w:noVBand="1"/>
       </w:tblPr>
       <w:tblGrid>
         <w:gridCol w:w="2753"/>
@@ -7943,7 +8031,7 @@
       <w:pPr>
         <w:pStyle w:val="Heading2"/>
       </w:pPr>
-      <w:bookmarkStart w:id="14" w:name="_Toc243724305"/>
+      <w:bookmarkStart w:id="14" w:name="_Toc243725384"/>
       <w:r>
         <w:t>4.10  Loans &amp; Finance</w:t>
       </w:r>
@@ -7964,7 +8052,7 @@
       <w:pPr>
         <w:pStyle w:val="Heading2"/>
       </w:pPr>
-      <w:bookmarkStart w:id="15" w:name="_Toc243724306"/>
+      <w:bookmarkStart w:id="15" w:name="_Toc243725385"/>
       <w:r>
         <w:t>4.11  AI assistant and insights</w:t>
       </w:r>
@@ -7990,7 +8078,7 @@
       <w:pPr>
         <w:pStyle w:val="Heading1"/>
       </w:pPr>
-      <w:bookmarkStart w:id="16" w:name="_Toc243724307"/>
+      <w:bookmarkStart w:id="16" w:name="_Toc243725386"/>
       <w:r>
         <w:lastRenderedPageBreak/>
         <w:t>5  Voice assistant</w:t>
@@ -8117,7 +8205,7 @@
       <w:pPr>
         <w:pStyle w:val="Heading1"/>
       </w:pPr>
-      <w:bookmarkStart w:id="17" w:name="_Toc243724308"/>
+      <w:bookmarkStart w:id="17" w:name="_Toc243725387"/>
       <w:r>
         <w:lastRenderedPageBreak/>
         <w:t>6  Company SIM payment reading</w:t>
@@ -8166,7 +8254,16 @@
           <w:sz w:val="19"/>
           <w:szCs w:val="19"/>
         </w:rPr>
-        <w:t>SmsReceiver</w:t>
+        <w:t>Sm</w:t>
+      </w:r>
+      <w:r>
+        <w:rPr>
+          <w:rFonts w:ascii="Consolas" w:eastAsia="Consolas" w:hAnsi="Consolas" w:cs="Consolas"/>
+          <w:color w:val="3B3F3D"/>
+          <w:sz w:val="19"/>
+          <w:szCs w:val="19"/>
+        </w:rPr>
+        <w:t>sReceiver</w:t>
       </w:r>
       <w:r>
         <w:t xml:space="preserve"> is registered in the manifest, so it runs even when the app is closed. </w:t>
@@ -8206,10 +8303,10 @@
         <w:spacing w:after="60" w:line="264" w:lineRule="auto"/>
       </w:pPr>
       <w:r>
-        <w:t>Permissions used: RECEIVE_SMS, READ_SMS and READ_PHONE_STATE</w:t>
-      </w:r>
-      <w:r>
-        <w:t xml:space="preserve"> (to tell the SIMs apart).</w:t>
+        <w:t>Permissions used: RECEIVE_SMS, READ_SMS and READ_PHONE_STATE (</w:t>
+      </w:r>
+      <w:r>
+        <w:t>to tell the SIMs apart).</w:t>
       </w:r>
     </w:p>
     <w:p>
@@ -8226,7 +8323,7 @@
       <w:pPr>
         <w:pStyle w:val="Heading1"/>
       </w:pPr>
-      <w:bookmarkStart w:id="18" w:name="_Toc243724309"/>
+      <w:bookmarkStart w:id="18" w:name="_Toc243725388"/>
       <w:r>
         <w:lastRenderedPageBreak/>
         <w:t>7  Look and feel</w:t>
@@ -8243,10 +8340,10 @@
         <w:spacing w:after="60" w:line="264" w:lineRule="auto"/>
       </w:pPr>
       <w:r>
-        <w:t>Colour themes (since 20 October 2026): Forest (the default), Dark (charcoal greys) and Light (warm paper, dark text, a darker wood for small text), chosen in Settings - the bold gear beside Sign out at the foo</w:t>
-      </w:r>
-      <w:r>
-        <w:t xml:space="preserve">t of the menu ("instead of writing settings just place the bold icon"). The colour names in </w:t>
+        <w:t xml:space="preserve">Colour themes (since 20 October 2026): Forest (the default), Dark (charcoal greys) and Light (warm paper, dark text, a darker wood for small text), chosen in Settings - the bold gear beside Sign out at the foot </w:t>
+      </w:r>
+      <w:r>
+        <w:t xml:space="preserve">of the menu ("instead of writing settings just place the bold icon"). The colour names in </w:t>
       </w:r>
       <w:r>
         <w:rPr>
@@ -8270,13 +8367,13 @@
         <w:t>DateroemThemeState</w:t>
       </w:r>
       <w:r>
-        <w:t>, which is Compose state, so a change recolours every screen at once without rebuilding anything or asking for the fingerpr</w:t>
-      </w:r>
-      <w:r>
-        <w:t xml:space="preserve">int. The choice is kept on the phone (SessionManager) and with the account (PUT /auth/me/theme); when Home opens the app takes the account's - unless a choice made offline is still waiting, which is sent instead. An app that is already open is not changed </w:t>
-      </w:r>
-      <w:r>
-        <w:t>by a choice made on another device until it is started again ("no one is affected when working"). The entrance and sign-in keep the forest colours of their photographs.</w:t>
+        <w:t>, which is Compose state, so a change recolours every screen at once without rebuilding anything or asking for the fingerprin</w:t>
+      </w:r>
+      <w:r>
+        <w:t>t. The choice is kept on the phone (SessionManager) and with the account (PUT /auth/me/theme); when Home opens the app takes the account's - unless a choice made offline is still waiting, which is sent instead. An app that is already open is not changed by</w:t>
+      </w:r>
+      <w:r>
+        <w:t xml:space="preserve"> a choice made on another device until it is started again ("no one is affected when working"). The entrance and sign-in keep the forest colours of their photographs.</w:t>
       </w:r>
     </w:p>
     <w:p>
@@ -8289,10 +8386,10 @@
         <w:spacing w:after="60" w:line="264" w:lineRule="auto"/>
       </w:pPr>
       <w:r>
-        <w:t>Dark forest theme with the same painted wood as the website (images in res/drawable-nod</w:t>
-      </w:r>
-      <w:r>
-        <w:t xml:space="preserve">pi, produced by the website's </w:t>
+        <w:t>Dark forest theme with the same painted wood as the website (images in res/drawable-nodpi</w:t>
+      </w:r>
+      <w:r>
+        <w:t xml:space="preserve">, produced by the website's </w:t>
       </w:r>
       <w:r>
         <w:rPr>
@@ -8351,7 +8448,7 @@
           <w:sz w:val="19"/>
           <w:szCs w:val="19"/>
         </w:rPr>
-        <w:t>ui/transacti</w:t>
+        <w:t>ui/transaction</w:t>
       </w:r>
       <w:r>
         <w:rPr>
@@ -8360,7 +8457,7 @@
           <w:sz w:val="19"/>
           <w:szCs w:val="19"/>
         </w:rPr>
-        <w:t>ons/TransferAnimation.kt</w:t>
+        <w:t>s/TransferAnimation.kt</w:t>
       </w:r>
       <w:r>
         <w:t>).</w:t>
@@ -8400,10 +8497,10 @@
         <w:t>ui/common/ErrorMessages.kt</w:t>
       </w:r>
       <w:r>
-        <w:t>) - the server's own reason when it wrote one, otherwise "Can't reach the Dateroem server. Check y</w:t>
-      </w:r>
-      <w:r>
-        <w:t>our internet connection ...", "The server took too long ...", "The Dateroem server is offline for a moment ..." or "Something went wrong on our side ..." - never an address, an exception name or an HTTP code.</w:t>
+        <w:t>) - the server's own reason when it wrote one, otherwise "Can't reach the Dateroem server. Check you</w:t>
+      </w:r>
+      <w:r>
+        <w:t>r internet connection ...", "The server took too long ...", "The Dateroem server is offline for a moment ..." or "Something went wrong on our side ..." - never an address, an exception name or an HTTP code.</w:t>
       </w:r>
     </w:p>
     <w:p>
@@ -8416,10 +8513,7 @@
         <w:spacing w:after="60" w:line="264" w:lineRule="auto"/>
       </w:pPr>
       <w:r>
-        <w:t>The entrance and sign-in stand in real photogra</w:t>
-      </w:r>
-      <w:r>
-        <w:t>phs (</w:t>
+        <w:t>The entrance and sign-in stand in real photographs (</w:t>
       </w:r>
       <w:r>
         <w:rPr>
@@ -8431,10 +8525,10 @@
         <w:t>ui/common/Entrance.kt</w:t>
       </w:r>
       <w:r>
-        <w:t>; res/drawable-nodpi: entrance_oak, entrance_forest and the drifting mist entrance_fog). They were prepared from the board's pictures, kept with the script that made them in fathersProject/brand/entrance photos (prepare_entrance.p</w:t>
-      </w:r>
-      <w:r>
-        <w:t>y).</w:t>
+        <w:t>; res/drawable-nodpi: entrance_oak, entrance_forest and the drifting mist entrance_fog). They were prepared from the board's pictures, kept with the script that made them in fathersPr</w:t>
+      </w:r>
+      <w:r>
+        <w:t>oject/brand/entrance photos (prepare_entrance.py).</w:t>
       </w:r>
     </w:p>
     <w:p>
@@ -8459,7 +8553,10 @@
         <w:t>npm run brand:export -- --mobile &lt;this project&gt;/app/src/main/res</w:t>
       </w:r>
       <w:r>
-        <w:t>: an adaptive icon with a one-colour version for themed icons, and older-phone icons. The system start screen shows it on a dark disc.</w:t>
+        <w:t>: an adaptive icon with a one-colour version for theme</w:t>
+      </w:r>
+      <w:r>
+        <w:t>d icons, and older-phone icons. The system start screen shows it on a dark disc.</w:t>
       </w:r>
     </w:p>
     <w:p>
@@ -8543,7 +8640,7 @@
       <w:pPr>
         <w:pStyle w:val="Heading1"/>
       </w:pPr>
-      <w:bookmarkStart w:id="19" w:name="_Toc243724310"/>
+      <w:bookmarkStart w:id="19" w:name="_Toc243725389"/>
       <w:r>
         <w:lastRenderedPageBreak/>
         <w:t>8  Phone approval and app lock</w:t>
@@ -8555,17 +8652,14 @@
         <w:spacing w:after="120" w:line="276" w:lineRule="auto"/>
       </w:pPr>
       <w:r>
-        <w:t>Added on 3 October 2026. Two separate protections w</w:t>
-      </w:r>
-      <w:r>
-        <w:t>ork together: the server allows each account on one approved phone only, and the app asks for the owner's fingerprint or screen lock before showing anything.</w:t>
+        <w:t>Added on 3 October 2026. Two separate protections work together: the server allows each account on one approved phone only, and the app asks for the owner's fingerprint or screen lock before showing anything.</w:t>
       </w:r>
     </w:p>
     <w:p>
       <w:pPr>
         <w:pStyle w:val="Heading2"/>
       </w:pPr>
-      <w:bookmarkStart w:id="20" w:name="_Toc243724311"/>
+      <w:bookmarkStart w:id="20" w:name="_Toc243725390"/>
       <w:r>
         <w:t>8.1  Worker details</w:t>
       </w:r>
@@ -8576,7 +8670,10 @@
         <w:spacing w:after="120" w:line="276" w:lineRule="auto"/>
       </w:pPr>
       <w:r>
-        <w:t>Since 24 October 2026 My profile has Worker details (</w:t>
+        <w:t>Since 24 October 2026 My pr</w:t>
+      </w:r>
+      <w:r>
+        <w:t>ofile has Worker details (</w:t>
       </w:r>
       <w:r>
         <w:rPr>
@@ -8585,16 +8682,7 @@
           <w:sz w:val="19"/>
           <w:szCs w:val="19"/>
         </w:rPr>
-        <w:t>ui/profile/WorkerDetailsS</w:t>
-      </w:r>
-      <w:r>
-        <w:rPr>
-          <w:rFonts w:ascii="Consolas" w:eastAsia="Consolas" w:hAnsi="Consolas" w:cs="Consolas"/>
-          <w:color w:val="3B3F3D"/>
-          <w:sz w:val="19"/>
-          <w:szCs w:val="19"/>
-        </w:rPr>
-        <w:t>creen.kt</w:t>
+        <w:t>ui/profile/WorkerDetailsScreen.kt</w:t>
       </w:r>
       <w:r>
         <w:t xml:space="preserve">, </w:t>
@@ -8609,23 +8697,23 @@
         <w:t>WorkerDetailsViewModel.kt</w:t>
       </w:r>
       <w:r>
-        <w:t>): the staff member fills in their ID or passport number, KRA PIN, NSSF and SHA numbers, next of kin, driving licence and photos of their documents. Numbers are hidden until Show numbers; required items are marked *. Each</w:t>
-      </w:r>
-      <w:r>
-        <w:t xml:space="preserve"> document has Take photo (the camera, through the app's FileProvider; the picture stays in the app's cache and is deleted after sending) and Choose from gallery; the phone shrinks it and the phone server turns it upright before it is sent. The top card say</w:t>
-      </w:r>
-      <w:r>
-        <w:t>s where it stands - Not sent yet, Waiting for the SuperAdmin to check, Verified, or Needs changes with the SuperAdmin's note - and that only the SuperAdmin can open them. The fields and documents come from the server, so new ones the SuperAdmin adds appear</w:t>
-      </w:r>
-      <w:r>
-        <w:t xml:space="preserve"> without a new app.</w:t>
+        <w:t>): the staff member fills in their ID or passport number, KRA PIN, NSSF and SHA numbers, next of kin, driving licence and photos of their documents. Numbers are hidden un</w:t>
+      </w:r>
+      <w:r>
+        <w:t>til Show numbers; required items are marked *. Each document has Take photo (the camera, through the app's FileProvider; the picture stays in the app's cache and is deleted after sending) and Choose from gallery; the phone shrinks it and the phone server t</w:t>
+      </w:r>
+      <w:r>
+        <w:t>urns it upright before it is sent. The top card says where it stands - Not sent yet, Waiting for the SuperAdmin to check, Verified, or Needs changes with the SuperAdmin's note - and that only the SuperAdmin can open them. The fields and documents come from</w:t>
+      </w:r>
+      <w:r>
+        <w:t xml:space="preserve"> the server, so new ones the SuperAdmin adds appear without a new app.</w:t>
       </w:r>
     </w:p>
     <w:p>
       <w:pPr>
         <w:pStyle w:val="Heading2"/>
       </w:pPr>
-      <w:bookmarkStart w:id="21" w:name="_Toc243724312"/>
+      <w:bookmarkStart w:id="21" w:name="_Toc243725391"/>
       <w:r>
         <w:t>8.2  One approved phone per account</w:t>
       </w:r>
@@ -8665,10 +8753,10 @@
         <w:t>dateroem_device_key</w:t>
       </w:r>
       <w:r>
-        <w:t xml:space="preserve"> in the Android Keystore (in the StrongBox chip when the phone has one). It cannot be read or copied</w:t>
-      </w:r>
-      <w:r>
-        <w:t>, not even by the app.</w:t>
+        <w:t xml:space="preserve"> in the Android Keystore (in the StrongBox chip w</w:t>
+      </w:r>
+      <w:r>
+        <w:t>hen the phone has one). It cannot be read or copied, not even by the app.</w:t>
       </w:r>
     </w:p>
     <w:p>
@@ -8693,7 +8781,10 @@
         <w:t>ui/auth/AuthViewModel.kt</w:t>
       </w:r>
       <w:r>
-        <w:t>): ask the server for a one-time value, sign it with the key, then send it with the username and password. The server approves an account's first phone automatically; any other phone waits.</w:t>
+        <w:t xml:space="preserve">): ask the server for a one-time value, sign it with the key, then send it with the username and password. The server approves an account's first </w:t>
+      </w:r>
+      <w:r>
+        <w:t>phone automatically; any other phone waits.</w:t>
       </w:r>
     </w:p>
     <w:p>
@@ -8706,7 +8797,10 @@
         <w:spacing w:after="60" w:line="264" w:lineRule="auto"/>
       </w:pPr>
       <w:r>
-        <w:t>A waiting phone sees "Waiting for approval" with its model name. Once the SuperAdmin approves it in the desktop app (Users &gt; Phones; since 5 October 2026 only the SuperAdmin can), the person taps "Check again" and is signed in.</w:t>
+        <w:t>A waiting phone sees "Waiting for approval" with its model name. Once the SuperAdmin approves it in the desktop app (Users &gt; Phones; since 5 October 2026 only the SuperAdmin can), the person taps "Check again" an</w:t>
+      </w:r>
+      <w:r>
+        <w:t>d is signed in.</w:t>
       </w:r>
     </w:p>
     <w:p>
@@ -8719,10 +8813,7 @@
         <w:spacing w:after="60" w:line="264" w:lineRule="auto"/>
       </w:pPr>
       <w:r>
-        <w:t xml:space="preserve">If the SuperAdmin blocks or </w:t>
-      </w:r>
-      <w:r>
-        <w:t xml:space="preserve">replaces the phone, or an admin disables the account, the next request is refused. </w:t>
+        <w:t xml:space="preserve">If the SuperAdmin blocks or replaces the phone, or an admin disables the account, the next request is refused. </w:t>
       </w:r>
       <w:r>
         <w:rPr>
@@ -8746,7 +8837,10 @@
         <w:t>data/network/RetrofitClient.kt</w:t>
       </w:r>
       <w:r>
-        <w:t xml:space="preserve"> then ends the session and the sign-in screen explains why, instead of every screen showing its own error.</w:t>
+        <w:t xml:space="preserve"> then ends the session and the sign-in screen explains why, instead of e</w:t>
+      </w:r>
+      <w:r>
+        <w:t>very screen showing its own error.</w:t>
       </w:r>
     </w:p>
     <w:p>
@@ -8759,10 +8853,7 @@
         <w:spacing w:after="60" w:line="264" w:lineRule="auto"/>
       </w:pPr>
       <w:r>
-        <w:t>Only staf</w:t>
-      </w:r>
-      <w:r>
-        <w:t>f can sign in (since 9 October 2026): a customer account gets "This app is for staff. Please use the website to shop and track your orders." and no phone is recorded for it.</w:t>
+        <w:t>Only staff can sign in (since 9 October 2026): a customer account gets "This app is for staff. Please use the website to shop and track your orders." and no phone is recorded for it.</w:t>
       </w:r>
     </w:p>
     <w:p>
@@ -8775,10 +8866,10 @@
         <w:spacing w:after="60" w:line="264" w:lineRule="auto"/>
       </w:pPr>
       <w:r>
-        <w:t>Uninstalling the app or clearing its storage deletes the key. The phone then count</w:t>
-      </w:r>
-      <w:r>
-        <w:t>s as a new phone and needs the SuperAdmin's approval again (with replace).</w:t>
+        <w:t>Uninstalling the app or clearing its s</w:t>
+      </w:r>
+      <w:r>
+        <w:t>torage deletes the key. The phone then counts as a new phone and needs the SuperAdmin's approval again (with replace).</w:t>
       </w:r>
     </w:p>
     <w:p>
@@ -8790,7 +8881,7 @@
       <w:pPr>
         <w:pStyle w:val="Heading2"/>
       </w:pPr>
-      <w:bookmarkStart w:id="22" w:name="_Toc243724313"/>
+      <w:bookmarkStart w:id="22" w:name="_Toc243725392"/>
       <w:r>
         <w:t>8.3  Fingerprint lock</w:t>
       </w:r>
@@ -8830,10 +8921,10 @@
         <w:t>ui/nav/AppRoot.kt</w:t>
       </w:r>
       <w:r>
-        <w:t>). It shows when the app is opened, unless the person has just signe</w:t>
-      </w:r>
-      <w:r>
-        <w:t>d in with the password, and again after the app has been in the background for more than 2 minutes.</w:t>
+        <w:t>). It shows when the app</w:t>
+      </w:r>
+      <w:r>
+        <w:t xml:space="preserve"> is opened, unless the person has just signed in with the password, and again after the app has been in the background for more than 2 minutes.</w:t>
       </w:r>
     </w:p>
     <w:p>
@@ -8846,10 +8937,10 @@
         <w:spacing w:after="60" w:line="264" w:lineRule="auto"/>
       </w:pPr>
       <w:r>
-        <w:t xml:space="preserve">The lock is drawn over the screen that was open, which stays where it was underneath: nothing behind it can be tapped or read out by the screen reader, and </w:t>
-      </w:r>
-      <w:r>
-        <w:t>Back sends the app to the background. A half-filled form is therefore still there after unlocking (before 3 October 2026 the lock replaced the screen and such input was lost).</w:t>
+        <w:t>The lock is drawn over the screen that was open, which stays where it was underneath: nothing behind it can be t</w:t>
+      </w:r>
+      <w:r>
+        <w:t>apped or read out by the screen reader, and Back sends the app to the background. A half-filled form is therefore still there after unlocking (before 3 October 2026 the lock replaced the screen and such input was lost).</w:t>
       </w:r>
     </w:p>
     <w:p>
@@ -8862,10 +8953,10 @@
         <w:spacing w:after="60" w:line="264" w:lineRule="auto"/>
       </w:pPr>
       <w:r>
-        <w:t xml:space="preserve">It uses the strongest method the phone offers: fingerprint (class 3 biometrics) </w:t>
-      </w:r>
-      <w:r>
-        <w:t>when available, otherwise fingerprint, face or the phone's PIN, pattern or password.</w:t>
+        <w:t>It uses the strongest method the pho</w:t>
+      </w:r>
+      <w:r>
+        <w:t>ne offers: fingerprint (class 3 biometrics) when available, otherwise fingerprint, face or the phone's PIN, pattern or password.</w:t>
       </w:r>
     </w:p>
     <w:p>
@@ -8878,7 +8969,10 @@
         <w:spacing w:after="60" w:line="264" w:lineRule="auto"/>
       </w:pPr>
       <w:r>
-        <w:t>A phone with no screen lock at all cannot open the app; it shows "Set a screen lock first" with a button to the phone's security settings.</w:t>
+        <w:t>A phone with no screen lock at all cannot open the app; it shows "Set a screen lock first" with a button to the phone's securit</w:t>
+      </w:r>
+      <w:r>
+        <w:t>y settings.</w:t>
       </w:r>
     </w:p>
     <w:p>
@@ -8892,10 +8986,7 @@
       </w:pPr>
       <w:r>
         <w:lastRenderedPageBreak/>
-        <w:t>The lock screen also offers "Sig</w:t>
-      </w:r>
-      <w:r>
-        <w:t>n out" so a person can leave without unlocking. Since 20 October 2026 every Sign out asks "Sign out?" first (Cancel or Sign out), here and in the menu (</w:t>
+        <w:t>The lock screen also offers "Sign out" so a person can leave without unlocking. Since 20 October 2026 every Sign out asks "Sign out?" first (Cancel or Sign out), here and in the menu (</w:t>
       </w:r>
       <w:r>
         <w:rPr>
@@ -8907,7 +8998,10 @@
         <w:t>ui/auth/SignOutConfirm.kt</w:t>
       </w:r>
       <w:r>
-        <w:t>): "one ... might click the sign out accidentally".</w:t>
+        <w:t>): "one ... might click the sign ou</w:t>
+      </w:r>
+      <w:r>
+        <w:t>t accidentally".</w:t>
       </w:r>
     </w:p>
     <w:p>
@@ -8920,10 +9014,7 @@
         <w:spacing w:after="60" w:line="264" w:lineRule="auto"/>
       </w:pPr>
       <w:r>
-        <w:t>Turning the phone (and spli</w:t>
-      </w:r>
-      <w:r>
-        <w:t>t screen) no longer rebuilds the screen (</w:t>
+        <w:t>Turning the phone (and split screen) no longer rebuilds the screen (</w:t>
       </w:r>
       <w:r>
         <w:rPr>
@@ -8935,10 +9026,10 @@
         <w:t>android:configChanges</w:t>
       </w:r>
       <w:r>
-        <w:t xml:space="preserve"> in the manifest), so a half-filled form, a playing video and the unlocked app stay as they were: "rotating a screen is not the same as closing the phone". If Android does rebuild it (a language</w:t>
-      </w:r>
-      <w:r>
-        <w:t xml:space="preserve"> or text-size change), the lock remembers it was open; an app Android closed while it was away comes back locked (</w:t>
+        <w:t xml:space="preserve"> in the manifest), so a half-filled form, a playing video and the unlocked app stay as they were: "rotating a screen is not the same as closing the ph</w:t>
+      </w:r>
+      <w:r>
+        <w:t>one". If Android does rebuild it (a language or text-size change), the lock remembers it was open; an app Android closed while it was away comes back locked (</w:t>
       </w:r>
       <w:r>
         <w:rPr>
@@ -9063,16 +9154,7 @@
           <w:sz w:val="19"/>
           <w:szCs w:val="19"/>
         </w:rPr>
-        <w:t>ui/auth/</w:t>
-      </w:r>
-      <w:r>
-        <w:rPr>
-          <w:rFonts w:ascii="Consolas" w:eastAsia="Consolas" w:hAnsi="Consolas" w:cs="Consolas"/>
-          <w:color w:val="3B3F3D"/>
-          <w:sz w:val="19"/>
-          <w:szCs w:val="19"/>
-        </w:rPr>
-        <w:t>AppLock.kt</w:t>
+        <w:t>ui/auth/AppLock.kt</w:t>
       </w:r>
       <w:r>
         <w:t xml:space="preserve">. Prompt wording: the same file. Messages shown after being signed out: </w:t>
@@ -9120,7 +9202,10 @@
         <w:t xml:space="preserve">Note: </w:t>
       </w:r>
       <w:r>
-        <w:t>The fingerprint never leaves the phone and is not seen by the app: Android only reports whether the check passed.</w:t>
+        <w:t>The fingerprint never leaves th</w:t>
+      </w:r>
+      <w:r>
+        <w:t>e phone and is not seen by the app: Android only reports whether the check passed.</w:t>
       </w:r>
     </w:p>
     <w:p>
@@ -9132,7 +9217,7 @@
       <w:pPr>
         <w:pStyle w:val="Heading1"/>
       </w:pPr>
-      <w:bookmarkStart w:id="23" w:name="_Toc243724314"/>
+      <w:bookmarkStart w:id="23" w:name="_Toc243725393"/>
       <w:r>
         <w:lastRenderedPageBreak/>
         <w:t>9  Network settings</w:t>
@@ -9155,7 +9240,7 @@
           <w:left w:w="10" w:type="dxa"/>
           <w:right w:w="10" w:type="dxa"/>
         </w:tblCellMar>
-        <w:tblLook w:val="0000" w:firstRow="0" w:lastRow="0" w:firstColumn="0" w:lastColumn="0" w:noHBand="0" w:noVBand="0"/>
+        <w:tblLook w:val="04A0" w:firstRow="1" w:lastRow="0" w:firstColumn="1" w:lastColumn="0" w:noHBand="0" w:noVBand="1"/>
       </w:tblPr>
       <w:tblGrid>
         <w:gridCol w:w="2753"/>
@@ -9290,14 +9375,7 @@
                 <w:sz w:val="19"/>
                 <w:szCs w:val="19"/>
               </w:rPr>
-              <w:t>, set at build time in app/build.gradle.kts. Defa</w:t>
-            </w:r>
-            <w:r>
-              <w:rPr>
-                <w:sz w:val="19"/>
-                <w:szCs w:val="19"/>
-              </w:rPr>
-              <w:t>ult http://127.0.0.1:8001/ (USB with adb reverse). For a shared APK: -PmobileBaseUrl=https://&lt;public domain&gt;/mobile-api/</w:t>
+              <w:t>, set at build time in app/build.gradle.kts. Default http://127.0.0.1:8001/ (USB with adb reverse). For a shared APK: -PmobileBaseUrl=https://&lt;public domain&gt;/mobile-api/</w:t>
             </w:r>
           </w:p>
         </w:tc>
@@ -9585,7 +9663,7 @@
       <w:pPr>
         <w:pStyle w:val="Heading1"/>
       </w:pPr>
-      <w:bookmarkStart w:id="24" w:name="_Toc243724315"/>
+      <w:bookmarkStart w:id="24" w:name="_Toc243725394"/>
       <w:r>
         <w:lastRenderedPageBreak/>
         <w:t>10  Building, testing and sharing</w:t>
@@ -9596,7 +9674,7 @@
       <w:pPr>
         <w:pStyle w:val="Heading2"/>
       </w:pPr>
-      <w:bookmarkStart w:id="25" w:name="_Toc243724316"/>
+      <w:bookmarkStart w:id="25" w:name="_Toc243725395"/>
       <w:r>
         <w:t>10.1  Testing on the USB phone</w:t>
       </w:r>
@@ -9686,7 +9764,7 @@
       <w:pPr>
         <w:pStyle w:val="Heading2"/>
       </w:pPr>
-      <w:bookmarkStart w:id="26" w:name="_Toc243724317"/>
+      <w:bookmarkStart w:id="26" w:name="_Toc243725396"/>
       <w:r>
         <w:t>10.2  Command-line builds</w:t>
       </w:r>
@@ -9778,7 +9856,7 @@
       <w:pPr>
         <w:pStyle w:val="Heading2"/>
       </w:pPr>
-      <w:bookmarkStart w:id="27" w:name="_Toc243724318"/>
+      <w:bookmarkStart w:id="27" w:name="_Toc243725397"/>
       <w:r>
         <w:t>10.3  Sharing the app with admins elsewhere</w:t>
       </w:r>
@@ -9926,7 +10004,7 @@
       <w:pPr>
         <w:pStyle w:val="Heading2"/>
       </w:pPr>
-      <w:bookmarkStart w:id="28" w:name="_Toc243724319"/>
+      <w:bookmarkStart w:id="28" w:name="_Toc243725398"/>
       <w:r>
         <w:t>10.4  Before a production release</w:t>
       </w:r>
@@ -10046,7 +10124,7 @@
       <w:pPr>
         <w:pStyle w:val="Heading1"/>
       </w:pPr>
-      <w:bookmarkStart w:id="29" w:name="_Toc243724320"/>
+      <w:bookmarkStart w:id="29" w:name="_Toc243725399"/>
       <w:r>
         <w:lastRenderedPageBreak/>
         <w:t>11  Development history</w:t>
@@ -10069,7 +10147,7 @@
           <w:left w:w="10" w:type="dxa"/>
           <w:right w:w="10" w:type="dxa"/>
         </w:tblCellMar>
-        <w:tblLook w:val="0000" w:firstRow="0" w:lastRow="0" w:firstColumn="0" w:lastColumn="0" w:noHBand="0" w:noVBand="0"/>
+        <w:tblLook w:val="04A0" w:firstRow="1" w:lastRow="0" w:firstColumn="1" w:lastColumn="0" w:noHBand="0" w:noVBand="1"/>
       </w:tblPr>
       <w:tblGrid>
         <w:gridCol w:w="1606"/>
@@ -10252,14 +10330,7 @@
                 <w:sz w:val="19"/>
                 <w:szCs w:val="19"/>
               </w:rPr>
-              <w:t>Expenses with admin assignment of payments, Capital, Loa</w:t>
-            </w:r>
-            <w:r>
-              <w:rPr>
-                <w:sz w:val="19"/>
-                <w:szCs w:val="19"/>
-              </w:rPr>
-              <w:t>ns and Finance, heavy (bulk) orders, date pickers.</w:t>
+              <w:t>Expenses with admin assignment of payments, Capital, Loans and Finance, heavy (bulk) orders, date pickers.</w:t>
             </w:r>
           </w:p>
         </w:tc>
@@ -10839,14 +10910,7 @@
                 <w:sz w:val="19"/>
                 <w:szCs w:val="19"/>
               </w:rPr>
-              <w:t xml:space="preserve">Choose the products a campaign promotes, in the phone app and in the desktop app (one request replaces the whole set and is written to the audit </w:t>
-            </w:r>
-            <w:r>
-              <w:rPr>
-                <w:sz w:val="19"/>
-                <w:szCs w:val="19"/>
-              </w:rPr>
-              <w:t>log).</w:t>
+              <w:t>Choose the products a campaign promotes, in the phone app and in the desktop app (one request replaces the whole set and is written to the audit log).</w:t>
             </w:r>
           </w:p>
         </w:tc>
@@ -10903,7 +10967,14 @@
                 <w:sz w:val="19"/>
                 <w:szCs w:val="19"/>
               </w:rPr>
-              <w:t>Editing a campaign no longer drops its video; the app lock now covers the open screen instead of replacing it, so unsaved forms survive; unsaved campaign changes are kept as a draft.</w:t>
+              <w:t>Editing a campaign no longer drops its video; the app lock now covers the open screen instead</w:t>
+            </w:r>
+            <w:r>
+              <w:rPr>
+                <w:sz w:val="19"/>
+                <w:szCs w:val="19"/>
+              </w:rPr>
+              <w:t xml:space="preserve"> of replacing it, so unsaved forms survive; unsaved campaign changes are kept as a draft.</w:t>
             </w:r>
           </w:p>
         </w:tc>
@@ -11019,14 +11090,14 @@
                 <w:sz w:val="19"/>
                 <w:szCs w:val="19"/>
               </w:rPr>
-              <w:t>Retire a product: an admin takes a product off the shop from the desktop or phone app, whatever its stock, and can bring it back later; its stock and existing orders are kept. Products that run out of stock are listed for admins under "Needs attention", wi</w:t>
-            </w:r>
-            <w:r>
-              <w:rPr>
-                <w:sz w:val="19"/>
-                <w:szCs w:val="19"/>
-              </w:rPr>
-              <w:t>th a count on Products in the phone app menu.</w:t>
+              <w:t>Retire a product: an admin takes a product off the shop from the desktop or phone app, whatever its stock, and can bring it back later; its stock and existing orders are kept. Products that run out of stock are listed for admins under "Needs att</w:t>
+            </w:r>
+            <w:r>
+              <w:rPr>
+                <w:sz w:val="19"/>
+                <w:szCs w:val="19"/>
+              </w:rPr>
+              <w:t>ention", with a count on Products in the phone app menu.</w:t>
             </w:r>
           </w:p>
         </w:tc>
@@ -11085,14 +11156,14 @@
                 <w:sz w:val="19"/>
                 <w:szCs w:val="19"/>
               </w:rPr>
-              <w:t>Bulk order pictures: example photos of real bulk orders play as a slideshow on the website's Bulk Orders page (whole picture, optional caption, moves on every 5 seconds). Marketers, Admins and the S</w:t>
-            </w:r>
-            <w:r>
-              <w:rPr>
-                <w:sz w:val="19"/>
-                <w:szCs w:val="19"/>
-              </w:rPr>
-              <w:t>uperAdmin add, caption, put in order and remove them from Marketing in the phone and desktop apps; 12 at most.</w:t>
+              <w:t xml:space="preserve">Bulk order pictures: example photos of real bulk orders play as a slideshow on the website's Bulk Orders page (whole picture, optional caption, moves on every 5 seconds). Marketers, Admins and the SuperAdmin add, caption, put in order and remove them from </w:t>
+            </w:r>
+            <w:r>
+              <w:rPr>
+                <w:sz w:val="19"/>
+                <w:szCs w:val="19"/>
+              </w:rPr>
+              <w:t>Marketing in the phone and desktop apps; 12 at most.</w:t>
             </w:r>
           </w:p>
         </w:tc>
@@ -11469,14 +11540,14 @@
                 <w:sz w:val="19"/>
                 <w:szCs w:val="19"/>
               </w:rPr>
-              <w:t xml:space="preserve">Home for Admins and the SuperAdmin shows the business at a glance ("superadmin in mobile cant seem to see the other details"): users by role, products, campaigns, trips and the orders waiting. A trip's profit </w:t>
-            </w:r>
-            <w:r>
-              <w:rPr>
-                <w:sz w:val="19"/>
-                <w:szCs w:val="19"/>
-              </w:rPr>
-              <w:t>and expenses are shown to Admins and the SuperAdmin only. The company card is kept on the server - the same on every phone - and only the SuperAdmin changes it (on the phone or in the desktop's Settings).</w:t>
+              <w:t>Home for Admins and the SuperAdmin shows the business at a glance ("superadmin in mobile cant seem to see the other details"): users by role, products, campaigns, trips and the orders waiting. A trip's profit and expenses are shown to Admins and the SuperA</w:t>
+            </w:r>
+            <w:r>
+              <w:rPr>
+                <w:sz w:val="19"/>
+                <w:szCs w:val="19"/>
+              </w:rPr>
+              <w:t>dmin only. The company card is kept on the server - the same on every phone - and only the SuperAdmin changes it (on the phone or in the desktop's Settings).</w:t>
             </w:r>
           </w:p>
         </w:tc>
@@ -11681,7 +11752,15 @@
         <w:sz w:val="16"/>
         <w:szCs w:val="16"/>
       </w:rPr>
-      <w:t>Dateroem Wood Sales - System Documentation</w:t>
+      <w:t>Dateroem Wood Sales - Syst</w:t>
+    </w:r>
+    <w:r>
+      <w:rPr>
+        <w:color w:val="5F6B66"/>
+        <w:sz w:val="16"/>
+        <w:szCs w:val="16"/>
+      </w:rPr>
+      <w:t>em Documentation</w:t>
     </w:r>
     <w:r>
       <w:rPr>
@@ -11712,10 +11791,10 @@
 <file path=word/numbering.xml><?xml version="1.0" encoding="utf-8"?>
 <w:numbering xmlns:wpc="http://schemas.microsoft.com/office/word/2010/wordprocessingCanvas" xmlns:cx="http://schemas.microsoft.com/office/drawing/2014/chartex" xmlns:cx1="http://schemas.microsoft.com/office/drawing/2015/9/8/chartex" xmlns:mc="http://schemas.openxmlformats.org/markup-compatibility/2006" xmlns:o="urn:schemas-microsoft-com:office:office" xmlns:r="http://schemas.openxmlformats.org/officeDocument/2006/relationships" xmlns:m="http://schemas.openxmlformats.org/officeDocument/2006/math" xmlns:v="urn:schemas-microsoft-com:vml" xmlns:wp14="http://schemas.microsoft.com/office/word/2010/wordprocessingDrawing" xmlns:wp="http://schemas.openxmlformats.org/drawingml/2006/wordprocessingDrawing" xmlns:w10="urn:schemas-microsoft-com:office:word" xmlns:w="http://schemas.openxmlformats.org/wordprocessingml/2006/main" xmlns:w14="http://schemas.microsoft.com/office/word/2010/wordml" xmlns:w15="http://schemas.microsoft.com/office/word/2012/wordml" xmlns:w16se="http://schemas.microsoft.com/office/word/2015/wordml/symex" xmlns:wpg="http://schemas.microsoft.com/office/word/2010/wordprocessingGroup" xmlns:wpi="http://schemas.microsoft.com/office/word/2010/wordprocessingInk" xmlns:wne="http://schemas.microsoft.com/office/word/2006/wordml" xmlns:wps="http://schemas.microsoft.com/office/word/2010/wordprocessingShape" mc:Ignorable="w14 w15 w16se wp14">
   <w:abstractNum w:abstractNumId="0" w15:restartNumberingAfterBreak="0">
-    <w:nsid w:val="52BE0CF4"/>
+    <w:nsid w:val="08C0632C"/>
     <w:multiLevelType w:val="hybridMultilevel"/>
-    <w:tmpl w:val="49C813FC"/>
-    <w:lvl w:ilvl="0" w:tplc="FE0A5B0A">
+    <w:tmpl w:val="B7A02C06"/>
+    <w:lvl w:ilvl="0" w:tplc="3D46F162">
       <w:start w:val="1"/>
       <w:numFmt w:val="decimal"/>
       <w:lvlText w:val="%1."/>
@@ -11724,7 +11803,7 @@
         <w:ind w:left="540" w:hanging="300"/>
       </w:pPr>
     </w:lvl>
-    <w:lvl w:ilvl="1" w:tplc="00263378" w:tentative="1">
+    <w:lvl w:ilvl="1" w:tplc="E07801DC" w:tentative="1">
       <w:start w:val="1"/>
       <w:numFmt w:val="lowerLetter"/>
       <w:lvlText w:val="%2."/>
@@ -11733,7 +11812,7 @@
         <w:ind w:left="940" w:hanging="300"/>
       </w:pPr>
     </w:lvl>
-    <w:lvl w:ilvl="2" w:tplc="EFD2DB38" w:tentative="1">
+    <w:lvl w:ilvl="2" w:tplc="AFEC8076" w:tentative="1">
       <w:start w:val="1"/>
       <w:numFmt w:val="lowerRoman"/>
       <w:lvlText w:val="%3."/>
@@ -11742,42 +11821,128 @@
         <w:ind w:left="1340" w:hanging="300"/>
       </w:pPr>
     </w:lvl>
-    <w:lvl w:ilvl="3" w:tplc="B16AD14E">
+    <w:lvl w:ilvl="3" w:tplc="9C42330E">
       <w:numFmt w:val="decimal"/>
       <w:lvlText w:val=""/>
       <w:lvlJc w:val="left"/>
     </w:lvl>
-    <w:lvl w:ilvl="4" w:tplc="573AD2EE">
+    <w:lvl w:ilvl="4" w:tplc="1C9285F2">
       <w:numFmt w:val="decimal"/>
       <w:lvlText w:val=""/>
       <w:lvlJc w:val="left"/>
     </w:lvl>
-    <w:lvl w:ilvl="5" w:tplc="6C3EE4A6">
+    <w:lvl w:ilvl="5" w:tplc="1736C862">
       <w:numFmt w:val="decimal"/>
       <w:lvlText w:val=""/>
       <w:lvlJc w:val="left"/>
     </w:lvl>
-    <w:lvl w:ilvl="6" w:tplc="2F0E8BF6">
+    <w:lvl w:ilvl="6" w:tplc="F894C88C">
       <w:numFmt w:val="decimal"/>
       <w:lvlText w:val=""/>
       <w:lvlJc w:val="left"/>
     </w:lvl>
-    <w:lvl w:ilvl="7" w:tplc="CA42C5C8">
+    <w:lvl w:ilvl="7" w:tplc="30F235F4">
       <w:numFmt w:val="decimal"/>
       <w:lvlText w:val=""/>
       <w:lvlJc w:val="left"/>
     </w:lvl>
-    <w:lvl w:ilvl="8" w:tplc="45CC172E">
+    <w:lvl w:ilvl="8" w:tplc="1A906D82">
       <w:numFmt w:val="decimal"/>
       <w:lvlText w:val=""/>
       <w:lvlJc w:val="left"/>
     </w:lvl>
   </w:abstractNum>
   <w:abstractNum w:abstractNumId="1" w15:restartNumberingAfterBreak="0">
-    <w:nsid w:val="52E60269"/>
+    <w:nsid w:val="14441B57"/>
     <w:multiLevelType w:val="hybridMultilevel"/>
-    <w:tmpl w:val="40323F06"/>
-    <w:lvl w:ilvl="0" w:tplc="564626F8">
+    <w:tmpl w:val="3AAA1CD2"/>
+    <w:lvl w:ilvl="0" w:tplc="F1366790" w:tentative="1">
+      <w:start w:val="1"/>
+      <w:numFmt w:val="bullet"/>
+      <w:lvlText w:val="●"/>
+      <w:lvlJc w:val="left"/>
+      <w:pPr>
+        <w:ind w:left="720" w:hanging="360"/>
+      </w:pPr>
+    </w:lvl>
+    <w:lvl w:ilvl="1" w:tplc="7D4E9C54" w:tentative="1">
+      <w:start w:val="1"/>
+      <w:numFmt w:val="bullet"/>
+      <w:lvlText w:val="○"/>
+      <w:lvlJc w:val="left"/>
+      <w:pPr>
+        <w:ind w:left="1440" w:hanging="360"/>
+      </w:pPr>
+    </w:lvl>
+    <w:lvl w:ilvl="2" w:tplc="C730FD4A" w:tentative="1">
+      <w:start w:val="1"/>
+      <w:numFmt w:val="bullet"/>
+      <w:lvlText w:val="■"/>
+      <w:lvlJc w:val="left"/>
+      <w:pPr>
+        <w:ind w:left="2160" w:hanging="360"/>
+      </w:pPr>
+    </w:lvl>
+    <w:lvl w:ilvl="3" w:tplc="8A1618E8" w:tentative="1">
+      <w:start w:val="1"/>
+      <w:numFmt w:val="bullet"/>
+      <w:lvlText w:val="●"/>
+      <w:lvlJc w:val="left"/>
+      <w:pPr>
+        <w:ind w:left="2880" w:hanging="360"/>
+      </w:pPr>
+    </w:lvl>
+    <w:lvl w:ilvl="4" w:tplc="F7180EEE" w:tentative="1">
+      <w:start w:val="1"/>
+      <w:numFmt w:val="bullet"/>
+      <w:lvlText w:val="○"/>
+      <w:lvlJc w:val="left"/>
+      <w:pPr>
+        <w:ind w:left="3600" w:hanging="360"/>
+      </w:pPr>
+    </w:lvl>
+    <w:lvl w:ilvl="5" w:tplc="38E40E4C" w:tentative="1">
+      <w:start w:val="1"/>
+      <w:numFmt w:val="bullet"/>
+      <w:lvlText w:val="■"/>
+      <w:lvlJc w:val="left"/>
+      <w:pPr>
+        <w:ind w:left="4320" w:hanging="360"/>
+      </w:pPr>
+    </w:lvl>
+    <w:lvl w:ilvl="6" w:tplc="FBD25634" w:tentative="1">
+      <w:start w:val="1"/>
+      <w:numFmt w:val="bullet"/>
+      <w:lvlText w:val="●"/>
+      <w:lvlJc w:val="left"/>
+      <w:pPr>
+        <w:ind w:left="5040" w:hanging="360"/>
+      </w:pPr>
+    </w:lvl>
+    <w:lvl w:ilvl="7" w:tplc="8B9A3A0A" w:tentative="1">
+      <w:start w:val="1"/>
+      <w:numFmt w:val="bullet"/>
+      <w:lvlText w:val="●"/>
+      <w:lvlJc w:val="left"/>
+      <w:pPr>
+        <w:ind w:left="5760" w:hanging="360"/>
+      </w:pPr>
+    </w:lvl>
+    <w:lvl w:ilvl="8" w:tplc="EB1670BA" w:tentative="1">
+      <w:start w:val="1"/>
+      <w:numFmt w:val="bullet"/>
+      <w:lvlText w:val="●"/>
+      <w:lvlJc w:val="left"/>
+      <w:pPr>
+        <w:ind w:left="6480" w:hanging="360"/>
+      </w:pPr>
+    </w:lvl>
+  </w:abstractNum>
+  <w:abstractNum w:abstractNumId="2" w15:restartNumberingAfterBreak="0">
+    <w:nsid w:val="7620728D"/>
+    <w:multiLevelType w:val="hybridMultilevel"/>
+    <w:tmpl w:val="C60EA9D0"/>
+    <w:lvl w:ilvl="0" w:tplc="27AAE994">
       <w:start w:val="1"/>
       <w:numFmt w:val="bullet"/>
       <w:lvlText w:val="•"/>
@@ -11786,7 +11951,7 @@
         <w:ind w:left="540" w:hanging="300"/>
       </w:pPr>
     </w:lvl>
-    <w:lvl w:ilvl="1" w:tplc="641E2CD0" w:tentative="1">
+    <w:lvl w:ilvl="1" w:tplc="51A81908" w:tentative="1">
       <w:start w:val="1"/>
       <w:numFmt w:val="bullet"/>
       <w:lvlText w:val="–"/>
@@ -11795,7 +11960,7 @@
         <w:ind w:left="940" w:hanging="300"/>
       </w:pPr>
     </w:lvl>
-    <w:lvl w:ilvl="2" w:tplc="A96AF624" w:tentative="1">
+    <w:lvl w:ilvl="2" w:tplc="912601D6" w:tentative="1">
       <w:start w:val="1"/>
       <w:numFmt w:val="bullet"/>
       <w:lvlText w:val="◦"/>
@@ -11804,131 +11969,45 @@
         <w:ind w:left="1340" w:hanging="300"/>
       </w:pPr>
     </w:lvl>
-    <w:lvl w:ilvl="3" w:tplc="64A463DA">
+    <w:lvl w:ilvl="3" w:tplc="D2C8DAB2">
       <w:numFmt w:val="decimal"/>
       <w:lvlText w:val=""/>
       <w:lvlJc w:val="left"/>
     </w:lvl>
-    <w:lvl w:ilvl="4" w:tplc="FC44859C">
+    <w:lvl w:ilvl="4" w:tplc="82A20C04">
       <w:numFmt w:val="decimal"/>
       <w:lvlText w:val=""/>
       <w:lvlJc w:val="left"/>
     </w:lvl>
-    <w:lvl w:ilvl="5" w:tplc="573C02E4">
+    <w:lvl w:ilvl="5" w:tplc="5404A54C">
       <w:numFmt w:val="decimal"/>
       <w:lvlText w:val=""/>
       <w:lvlJc w:val="left"/>
     </w:lvl>
-    <w:lvl w:ilvl="6" w:tplc="615C5B90">
+    <w:lvl w:ilvl="6" w:tplc="FB6ACCF8">
       <w:numFmt w:val="decimal"/>
       <w:lvlText w:val=""/>
       <w:lvlJc w:val="left"/>
     </w:lvl>
-    <w:lvl w:ilvl="7" w:tplc="2B40BDDA">
+    <w:lvl w:ilvl="7" w:tplc="04B4BAAE">
       <w:numFmt w:val="decimal"/>
       <w:lvlText w:val=""/>
       <w:lvlJc w:val="left"/>
     </w:lvl>
-    <w:lvl w:ilvl="8" w:tplc="DA269A16">
+    <w:lvl w:ilvl="8" w:tplc="16C6EB3C">
       <w:numFmt w:val="decimal"/>
       <w:lvlText w:val=""/>
       <w:lvlJc w:val="left"/>
     </w:lvl>
   </w:abstractNum>
-  <w:abstractNum w:abstractNumId="2" w15:restartNumberingAfterBreak="0">
-    <w:nsid w:val="65DA243A"/>
-    <w:multiLevelType w:val="hybridMultilevel"/>
-    <w:tmpl w:val="1CD2060E"/>
-    <w:lvl w:ilvl="0" w:tplc="AA24DAE4" w:tentative="1">
-      <w:start w:val="1"/>
-      <w:numFmt w:val="bullet"/>
-      <w:lvlText w:val="●"/>
-      <w:lvlJc w:val="left"/>
-      <w:pPr>
-        <w:ind w:left="720" w:hanging="360"/>
-      </w:pPr>
-    </w:lvl>
-    <w:lvl w:ilvl="1" w:tplc="EBC0AE64" w:tentative="1">
-      <w:start w:val="1"/>
-      <w:numFmt w:val="bullet"/>
-      <w:lvlText w:val="○"/>
-      <w:lvlJc w:val="left"/>
-      <w:pPr>
-        <w:ind w:left="1440" w:hanging="360"/>
-      </w:pPr>
-    </w:lvl>
-    <w:lvl w:ilvl="2" w:tplc="B68ED81C" w:tentative="1">
-      <w:start w:val="1"/>
-      <w:numFmt w:val="bullet"/>
-      <w:lvlText w:val="■"/>
-      <w:lvlJc w:val="left"/>
-      <w:pPr>
-        <w:ind w:left="2160" w:hanging="360"/>
-      </w:pPr>
-    </w:lvl>
-    <w:lvl w:ilvl="3" w:tplc="6A64F07E" w:tentative="1">
-      <w:start w:val="1"/>
-      <w:numFmt w:val="bullet"/>
-      <w:lvlText w:val="●"/>
-      <w:lvlJc w:val="left"/>
-      <w:pPr>
-        <w:ind w:left="2880" w:hanging="360"/>
-      </w:pPr>
-    </w:lvl>
-    <w:lvl w:ilvl="4" w:tplc="C5BE92EE" w:tentative="1">
-      <w:start w:val="1"/>
-      <w:numFmt w:val="bullet"/>
-      <w:lvlText w:val="○"/>
-      <w:lvlJc w:val="left"/>
-      <w:pPr>
-        <w:ind w:left="3600" w:hanging="360"/>
-      </w:pPr>
-    </w:lvl>
-    <w:lvl w:ilvl="5" w:tplc="19B6A2B2" w:tentative="1">
-      <w:start w:val="1"/>
-      <w:numFmt w:val="bullet"/>
-      <w:lvlText w:val="■"/>
-      <w:lvlJc w:val="left"/>
-      <w:pPr>
-        <w:ind w:left="4320" w:hanging="360"/>
-      </w:pPr>
-    </w:lvl>
-    <w:lvl w:ilvl="6" w:tplc="06A40326" w:tentative="1">
-      <w:start w:val="1"/>
-      <w:numFmt w:val="bullet"/>
-      <w:lvlText w:val="●"/>
-      <w:lvlJc w:val="left"/>
-      <w:pPr>
-        <w:ind w:left="5040" w:hanging="360"/>
-      </w:pPr>
-    </w:lvl>
-    <w:lvl w:ilvl="7" w:tplc="0FA46124" w:tentative="1">
-      <w:start w:val="1"/>
-      <w:numFmt w:val="bullet"/>
-      <w:lvlText w:val="●"/>
-      <w:lvlJc w:val="left"/>
-      <w:pPr>
-        <w:ind w:left="5760" w:hanging="360"/>
-      </w:pPr>
-    </w:lvl>
-    <w:lvl w:ilvl="8" w:tplc="F8D00470" w:tentative="1">
-      <w:start w:val="1"/>
-      <w:numFmt w:val="bullet"/>
-      <w:lvlText w:val="●"/>
-      <w:lvlJc w:val="left"/>
-      <w:pPr>
-        <w:ind w:left="6480" w:hanging="360"/>
-      </w:pPr>
-    </w:lvl>
-  </w:abstractNum>
   <w:num w:numId="1">
-    <w:abstractNumId w:val="2"/>
+    <w:abstractNumId w:val="1"/>
     <w:lvlOverride w:ilvl="0">
       <w:startOverride w:val="1"/>
     </w:lvlOverride>
   </w:num>
   <w:num w:numId="2">
-    <w:abstractNumId w:val="1"/>
+    <w:abstractNumId w:val="2"/>
     <w:lvlOverride w:ilvl="0">
       <w:startOverride w:val="1"/>
     </w:lvlOverride>
@@ -12569,7 +12648,7 @@
     <w:autoRedefine/>
     <w:uiPriority w:val="39"/>
     <w:unhideWhenUsed/>
-    <w:rsid w:val="00B17B7A"/>
+    <w:rsid w:val="002B2418"/>
     <w:pPr>
       <w:spacing w:after="100"/>
     </w:pPr>
@@ -12581,7 +12660,7 @@
     <w:autoRedefine/>
     <w:uiPriority w:val="39"/>
     <w:unhideWhenUsed/>
-    <w:rsid w:val="00B17B7A"/>
+    <w:rsid w:val="002B2418"/>
     <w:pPr>
       <w:spacing w:after="100"/>
       <w:ind w:left="210"/>

--- a/documentation/05 Mobile/Mobile Application.docx
+++ b/documentation/05 Mobile/Mobile Application.docx
@@ -289,7 +289,7 @@
                 <w:sz w:val="20"/>
                 <w:szCs w:val="20"/>
               </w:rPr>
-              <w:t>24 October 2026</w:t>
+              <w:t>25 October 2026</w:t>
             </w:r>
           </w:p>
         </w:tc>
@@ -2046,6 +2046,82 @@
           </w:p>
         </w:tc>
       </w:tr>
+      <w:tr>
+        <w:tblPrEx>
+          <w:tblCellMar>
+            <w:top w:w="0" w:type="dxa"/>
+            <w:bottom w:w="0" w:type="dxa"/>
+          </w:tblCellMar>
+        </w:tblPrEx>
+        <w:tc>
+          <w:tcPr>
+            <w:tcW w:w="1300" w:type="dxa"/>
+            <w:tcMar>
+              <w:top w:w="50" w:type="dxa"/>
+              <w:left w:w="90" w:type="dxa"/>
+              <w:bottom w:w="50" w:type="dxa"/>
+              <w:right w:w="90" w:type="dxa"/>
+            </w:tcMar>
+          </w:tcPr>
+          <w:p>
+            <w:r>
+              <w:rPr>
+                <w:sz w:val="19"/>
+                <w:szCs w:val="19"/>
+              </w:rPr>
+              <w:lastRenderedPageBreak/>
+              <w:t>1.1</w:t>
+            </w:r>
+          </w:p>
+        </w:tc>
+        <w:tc>
+          <w:tcPr>
+            <w:tcW w:w="1900" w:type="dxa"/>
+            <w:tcMar>
+              <w:top w:w="50" w:type="dxa"/>
+              <w:left w:w="90" w:type="dxa"/>
+              <w:bottom w:w="50" w:type="dxa"/>
+              <w:right w:w="90" w:type="dxa"/>
+            </w:tcMar>
+          </w:tcPr>
+          <w:p>
+            <w:r>
+              <w:rPr>
+                <w:sz w:val="19"/>
+                <w:szCs w:val="19"/>
+              </w:rPr>
+              <w:t>25 October 2026</w:t>
+            </w:r>
+          </w:p>
+        </w:tc>
+        <w:tc>
+          <w:tcPr>
+            <w:tcW w:w="6438" w:type="dxa"/>
+            <w:tcMar>
+              <w:top w:w="50" w:type="dxa"/>
+              <w:left w:w="90" w:type="dxa"/>
+              <w:bottom w:w="50" w:type="dxa"/>
+              <w:right w:w="90" w:type="dxa"/>
+            </w:tcMar>
+          </w:tcPr>
+          <w:p>
+            <w:r>
+              <w:rPr>
+                <w:sz w:val="19"/>
+                <w:szCs w:val="19"/>
+              </w:rPr>
+              <w:t>The phone app is built for https://dateroemwoods.co.ke/mobile-a</w:t>
+            </w:r>
+            <w:r>
+              <w:rPr>
+                <w:sz w:val="19"/>
+                <w:szCs w:val="19"/>
+              </w:rPr>
+              <w:t>pi/ and offered at https://dateroemwoods.co.ke/downloadable/dateroem-wood-sales.apk; older copies still work through the old address, which forwards to the new site.</w:t>
+            </w:r>
+          </w:p>
+        </w:tc>
+      </w:tr>
     </w:tbl>
     <w:p>
       <w:pPr>
@@ -2057,16 +2133,7 @@
           <w:sz w:val="20"/>
           <w:szCs w:val="20"/>
         </w:rPr>
-        <w:lastRenderedPageBreak/>
-        <w:t xml:space="preserve">Keep this document up to date: when a feature, setting or server changes, edit the </w:t>
-      </w:r>
-      <w:r>
-        <w:rPr>
-          <w:color w:val="5F6B66"/>
-          <w:sz w:val="20"/>
-          <w:szCs w:val="20"/>
-        </w:rPr>
-        <w:t>matching section here and add a line to the table above.</w:t>
+        <w:t>Keep this document up to date: when a feature, setting or server changes, edit the matching section here and add a line to the table above.</w:t>
       </w:r>
     </w:p>
     <w:p>
@@ -2087,7 +2154,7 @@
     <w:sdt>
       <w:sdtPr>
         <w:alias w:val="Contents"/>
-        <w:id w:val="-1614825796"/>
+        <w:id w:val="16128607"/>
       </w:sdtPr>
       <w:sdtEndPr/>
       <w:sdtContent>
@@ -2114,7 +2181,7 @@
           <w:r>
             <w:fldChar w:fldCharType="separate"/>
           </w:r>
-          <w:hyperlink w:anchor="_Toc243725371" w:history="1">
+          <w:hyperlink w:anchor="_Toc243815992" w:history="1">
             <w:r>
               <w:rPr>
                 <w:rStyle w:val="Hyperlink"/>
@@ -2138,7 +2205,7 @@
               <w:rPr>
                 <w:noProof/>
               </w:rPr>
-              <w:instrText xml:space="preserve"> PAGEREF _Toc243725371 \h </w:instrText>
+              <w:instrText xml:space="preserve"> PAGEREF _Toc243815992 \h </w:instrText>
             </w:r>
             <w:r>
               <w:rPr>
@@ -2179,7 +2246,7 @@
               <w:szCs w:val="22"/>
             </w:rPr>
           </w:pPr>
-          <w:hyperlink w:anchor="_Toc243725372" w:history="1">
+          <w:hyperlink w:anchor="_Toc243815993" w:history="1">
             <w:r>
               <w:rPr>
                 <w:rStyle w:val="Hyperlink"/>
@@ -2203,7 +2270,7 @@
               <w:rPr>
                 <w:noProof/>
               </w:rPr>
-              <w:instrText xml:space="preserve"> PAGEREF _Toc243725372 \h </w:instrText>
+              <w:instrText xml:space="preserve"> PAGEREF _Toc243815993 \h </w:instrText>
             </w:r>
             <w:r>
               <w:rPr>
@@ -2244,7 +2311,7 @@
               <w:szCs w:val="22"/>
             </w:rPr>
           </w:pPr>
-          <w:hyperlink w:anchor="_Toc243725373" w:history="1">
+          <w:hyperlink w:anchor="_Toc243815994" w:history="1">
             <w:r>
               <w:rPr>
                 <w:rStyle w:val="Hyperlink"/>
@@ -2268,7 +2335,7 @@
               <w:rPr>
                 <w:noProof/>
               </w:rPr>
-              <w:instrText xml:space="preserve"> PAGEREF _Toc243725373 \h </w:instrText>
+              <w:instrText xml:space="preserve"> PAGEREF _Toc243815994 \h </w:instrText>
             </w:r>
             <w:r>
               <w:rPr>
@@ -2309,7 +2376,7 @@
               <w:szCs w:val="22"/>
             </w:rPr>
           </w:pPr>
-          <w:hyperlink w:anchor="_Toc243725374" w:history="1">
+          <w:hyperlink w:anchor="_Toc243815995" w:history="1">
             <w:r>
               <w:rPr>
                 <w:rStyle w:val="Hyperlink"/>
@@ -2333,7 +2400,7 @@
               <w:rPr>
                 <w:noProof/>
               </w:rPr>
-              <w:instrText xml:space="preserve"> PAGEREF _Toc243725374 \h </w:instrText>
+              <w:instrText xml:space="preserve"> PAGEREF _Toc243815995 \h </w:instrText>
             </w:r>
             <w:r>
               <w:rPr>
@@ -2374,7 +2441,7 @@
               <w:szCs w:val="22"/>
             </w:rPr>
           </w:pPr>
-          <w:hyperlink w:anchor="_Toc243725375" w:history="1">
+          <w:hyperlink w:anchor="_Toc243815996" w:history="1">
             <w:r>
               <w:rPr>
                 <w:rStyle w:val="Hyperlink"/>
@@ -2398,7 +2465,7 @@
               <w:rPr>
                 <w:noProof/>
               </w:rPr>
-              <w:instrText xml:space="preserve"> PAGEREF _Toc243725375 \h </w:instrText>
+              <w:instrText xml:space="preserve"> PAGEREF _Toc243815996 \h </w:instrText>
             </w:r>
             <w:r>
               <w:rPr>
@@ -2439,7 +2506,7 @@
               <w:szCs w:val="22"/>
             </w:rPr>
           </w:pPr>
-          <w:hyperlink w:anchor="_Toc243725376" w:history="1">
+          <w:hyperlink w:anchor="_Toc243815997" w:history="1">
             <w:r>
               <w:rPr>
                 <w:rStyle w:val="Hyperlink"/>
@@ -2463,7 +2530,7 @@
               <w:rPr>
                 <w:noProof/>
               </w:rPr>
-              <w:instrText xml:space="preserve"> PAGEREF _Toc243725376 \h </w:instrText>
+              <w:instrText xml:space="preserve"> PAGEREF _Toc243815997 \h </w:instrText>
             </w:r>
             <w:r>
               <w:rPr>
@@ -2504,7 +2571,7 @@
               <w:szCs w:val="22"/>
             </w:rPr>
           </w:pPr>
-          <w:hyperlink w:anchor="_Toc243725377" w:history="1">
+          <w:hyperlink w:anchor="_Toc243815998" w:history="1">
             <w:r>
               <w:rPr>
                 <w:rStyle w:val="Hyperlink"/>
@@ -2528,7 +2595,7 @@
               <w:rPr>
                 <w:noProof/>
               </w:rPr>
-              <w:instrText xml:space="preserve"> PAGEREF _Toc243725377 \h </w:instrText>
+              <w:instrText xml:space="preserve"> PAGEREF _Toc243815998 \h </w:instrText>
             </w:r>
             <w:r>
               <w:rPr>
@@ -2569,7 +2636,7 @@
               <w:szCs w:val="22"/>
             </w:rPr>
           </w:pPr>
-          <w:hyperlink w:anchor="_Toc243725378" w:history="1">
+          <w:hyperlink w:anchor="_Toc243815999" w:history="1">
             <w:r>
               <w:rPr>
                 <w:rStyle w:val="Hyperlink"/>
@@ -2593,7 +2660,7 @@
               <w:rPr>
                 <w:noProof/>
               </w:rPr>
-              <w:instrText xml:space="preserve"> PAGEREF _Toc243725378 \h </w:instrText>
+              <w:instrText xml:space="preserve"> PAGEREF _Toc243815999 \h </w:instrText>
             </w:r>
             <w:r>
               <w:rPr>
@@ -2634,7 +2701,7 @@
               <w:szCs w:val="22"/>
             </w:rPr>
           </w:pPr>
-          <w:hyperlink w:anchor="_Toc243725379" w:history="1">
+          <w:hyperlink w:anchor="_Toc243816000" w:history="1">
             <w:r>
               <w:rPr>
                 <w:rStyle w:val="Hyperlink"/>
@@ -2658,7 +2725,7 @@
               <w:rPr>
                 <w:noProof/>
               </w:rPr>
-              <w:instrText xml:space="preserve"> PAGEREF _Toc243725379 \h </w:instrText>
+              <w:instrText xml:space="preserve"> PAGEREF _Toc243816000 \h </w:instrText>
             </w:r>
             <w:r>
               <w:rPr>
@@ -2699,7 +2766,7 @@
               <w:szCs w:val="22"/>
             </w:rPr>
           </w:pPr>
-          <w:hyperlink w:anchor="_Toc243725380" w:history="1">
+          <w:hyperlink w:anchor="_Toc243816001" w:history="1">
             <w:r>
               <w:rPr>
                 <w:rStyle w:val="Hyperlink"/>
@@ -2723,7 +2790,7 @@
               <w:rPr>
                 <w:noProof/>
               </w:rPr>
-              <w:instrText xml:space="preserve"> PAGEREF _Toc243725380 \h </w:instrText>
+              <w:instrText xml:space="preserve"> PAGEREF _Toc243816001 \h </w:instrText>
             </w:r>
             <w:r>
               <w:rPr>
@@ -2764,7 +2831,7 @@
               <w:szCs w:val="22"/>
             </w:rPr>
           </w:pPr>
-          <w:hyperlink w:anchor="_Toc243725381" w:history="1">
+          <w:hyperlink w:anchor="_Toc243816002" w:history="1">
             <w:r>
               <w:rPr>
                 <w:rStyle w:val="Hyperlink"/>
@@ -2788,7 +2855,7 @@
               <w:rPr>
                 <w:noProof/>
               </w:rPr>
-              <w:instrText xml:space="preserve"> PAGEREF _Toc243725381 \h </w:instrText>
+              <w:instrText xml:space="preserve"> PAGEREF _Toc243816002 \h </w:instrText>
             </w:r>
             <w:r>
               <w:rPr>
@@ -2829,7 +2896,7 @@
               <w:szCs w:val="22"/>
             </w:rPr>
           </w:pPr>
-          <w:hyperlink w:anchor="_Toc243725382" w:history="1">
+          <w:hyperlink w:anchor="_Toc243816003" w:history="1">
             <w:r>
               <w:rPr>
                 <w:rStyle w:val="Hyperlink"/>
@@ -2853,7 +2920,7 @@
               <w:rPr>
                 <w:noProof/>
               </w:rPr>
-              <w:instrText xml:space="preserve"> PAGEREF _Toc243725382 \h </w:instrText>
+              <w:instrText xml:space="preserve"> PAGEREF _Toc243816003 \h </w:instrText>
             </w:r>
             <w:r>
               <w:rPr>
@@ -2894,7 +2961,7 @@
               <w:szCs w:val="22"/>
             </w:rPr>
           </w:pPr>
-          <w:hyperlink w:anchor="_Toc243725383" w:history="1">
+          <w:hyperlink w:anchor="_Toc243816004" w:history="1">
             <w:r>
               <w:rPr>
                 <w:rStyle w:val="Hyperlink"/>
@@ -2918,7 +2985,7 @@
               <w:rPr>
                 <w:noProof/>
               </w:rPr>
-              <w:instrText xml:space="preserve"> PAGEREF _Toc243725383 \h </w:instrText>
+              <w:instrText xml:space="preserve"> PAGEREF _Toc243816004 \h </w:instrText>
             </w:r>
             <w:r>
               <w:rPr>
@@ -2959,7 +3026,7 @@
               <w:szCs w:val="22"/>
             </w:rPr>
           </w:pPr>
-          <w:hyperlink w:anchor="_Toc243725384" w:history="1">
+          <w:hyperlink w:anchor="_Toc243816005" w:history="1">
             <w:r>
               <w:rPr>
                 <w:rStyle w:val="Hyperlink"/>
@@ -2983,7 +3050,7 @@
               <w:rPr>
                 <w:noProof/>
               </w:rPr>
-              <w:instrText xml:space="preserve"> PAGEREF _Toc243725384 \h </w:instrText>
+              <w:instrText xml:space="preserve"> PAGEREF _Toc243816005 \h </w:instrText>
             </w:r>
             <w:r>
               <w:rPr>
@@ -3024,7 +3091,7 @@
               <w:szCs w:val="22"/>
             </w:rPr>
           </w:pPr>
-          <w:hyperlink w:anchor="_Toc243725385" w:history="1">
+          <w:hyperlink w:anchor="_Toc243816006" w:history="1">
             <w:r>
               <w:rPr>
                 <w:rStyle w:val="Hyperlink"/>
@@ -3048,7 +3115,7 @@
               <w:rPr>
                 <w:noProof/>
               </w:rPr>
-              <w:instrText xml:space="preserve"> PAGEREF _Toc243725385 \h </w:instrText>
+              <w:instrText xml:space="preserve"> PAGEREF _Toc243816006 \h </w:instrText>
             </w:r>
             <w:r>
               <w:rPr>
@@ -3089,7 +3156,7 @@
               <w:szCs w:val="22"/>
             </w:rPr>
           </w:pPr>
-          <w:hyperlink w:anchor="_Toc243725386" w:history="1">
+          <w:hyperlink w:anchor="_Toc243816007" w:history="1">
             <w:r>
               <w:rPr>
                 <w:rStyle w:val="Hyperlink"/>
@@ -3113,7 +3180,7 @@
               <w:rPr>
                 <w:noProof/>
               </w:rPr>
-              <w:instrText xml:space="preserve"> PAGEREF _Toc243725386 \h </w:instrText>
+              <w:instrText xml:space="preserve"> PAGEREF _Toc243816007 \h </w:instrText>
             </w:r>
             <w:r>
               <w:rPr>
@@ -3154,7 +3221,7 @@
               <w:szCs w:val="22"/>
             </w:rPr>
           </w:pPr>
-          <w:hyperlink w:anchor="_Toc243725387" w:history="1">
+          <w:hyperlink w:anchor="_Toc243816008" w:history="1">
             <w:r>
               <w:rPr>
                 <w:rStyle w:val="Hyperlink"/>
@@ -3178,7 +3245,7 @@
               <w:rPr>
                 <w:noProof/>
               </w:rPr>
-              <w:instrText xml:space="preserve"> PAGEREF _Toc243725387 \h </w:instrText>
+              <w:instrText xml:space="preserve"> PAGEREF _Toc243816008 \h </w:instrText>
             </w:r>
             <w:r>
               <w:rPr>
@@ -3219,7 +3286,7 @@
               <w:szCs w:val="22"/>
             </w:rPr>
           </w:pPr>
-          <w:hyperlink w:anchor="_Toc243725388" w:history="1">
+          <w:hyperlink w:anchor="_Toc243816009" w:history="1">
             <w:r>
               <w:rPr>
                 <w:rStyle w:val="Hyperlink"/>
@@ -3243,7 +3310,7 @@
               <w:rPr>
                 <w:noProof/>
               </w:rPr>
-              <w:instrText xml:space="preserve"> PAGEREF _Toc243725388 \h </w:instrText>
+              <w:instrText xml:space="preserve"> PAGEREF _Toc243816009 \h </w:instrText>
             </w:r>
             <w:r>
               <w:rPr>
@@ -3284,7 +3351,7 @@
               <w:szCs w:val="22"/>
             </w:rPr>
           </w:pPr>
-          <w:hyperlink w:anchor="_Toc243725389" w:history="1">
+          <w:hyperlink w:anchor="_Toc243816010" w:history="1">
             <w:r>
               <w:rPr>
                 <w:rStyle w:val="Hyperlink"/>
@@ -3308,7 +3375,7 @@
               <w:rPr>
                 <w:noProof/>
               </w:rPr>
-              <w:instrText xml:space="preserve"> PAGEREF _Toc243725389 \h </w:instrText>
+              <w:instrText xml:space="preserve"> PAGEREF _Toc243816010 \h </w:instrText>
             </w:r>
             <w:r>
               <w:rPr>
@@ -3349,7 +3416,7 @@
               <w:szCs w:val="22"/>
             </w:rPr>
           </w:pPr>
-          <w:hyperlink w:anchor="_Toc243725390" w:history="1">
+          <w:hyperlink w:anchor="_Toc243816011" w:history="1">
             <w:r>
               <w:rPr>
                 <w:rStyle w:val="Hyperlink"/>
@@ -3373,7 +3440,7 @@
               <w:rPr>
                 <w:noProof/>
               </w:rPr>
-              <w:instrText xml:space="preserve"> PAGEREF _Toc243725390 \h </w:instrText>
+              <w:instrText xml:space="preserve"> PAGEREF _Toc243816011 \h </w:instrText>
             </w:r>
             <w:r>
               <w:rPr>
@@ -3414,7 +3481,7 @@
               <w:szCs w:val="22"/>
             </w:rPr>
           </w:pPr>
-          <w:hyperlink w:anchor="_Toc243725391" w:history="1">
+          <w:hyperlink w:anchor="_Toc243816012" w:history="1">
             <w:r>
               <w:rPr>
                 <w:rStyle w:val="Hyperlink"/>
@@ -3438,7 +3505,7 @@
               <w:rPr>
                 <w:noProof/>
               </w:rPr>
-              <w:instrText xml:space="preserve"> PAGEREF _Toc243725391 \h </w:instrText>
+              <w:instrText xml:space="preserve"> PAGEREF _Toc243816012 \h </w:instrText>
             </w:r>
             <w:r>
               <w:rPr>
@@ -3479,7 +3546,7 @@
               <w:szCs w:val="22"/>
             </w:rPr>
           </w:pPr>
-          <w:hyperlink w:anchor="_Toc243725392" w:history="1">
+          <w:hyperlink w:anchor="_Toc243816013" w:history="1">
             <w:r>
               <w:rPr>
                 <w:rStyle w:val="Hyperlink"/>
@@ -3503,7 +3570,7 @@
               <w:rPr>
                 <w:noProof/>
               </w:rPr>
-              <w:instrText xml:space="preserve"> PAGEREF _Toc243725392 \h </w:instrText>
+              <w:instrText xml:space="preserve"> PAGEREF _Toc243816013 \h </w:instrText>
             </w:r>
             <w:r>
               <w:rPr>
@@ -3544,7 +3611,7 @@
               <w:szCs w:val="22"/>
             </w:rPr>
           </w:pPr>
-          <w:hyperlink w:anchor="_Toc243725393" w:history="1">
+          <w:hyperlink w:anchor="_Toc243816014" w:history="1">
             <w:r>
               <w:rPr>
                 <w:rStyle w:val="Hyperlink"/>
@@ -3568,7 +3635,7 @@
               <w:rPr>
                 <w:noProof/>
               </w:rPr>
-              <w:instrText xml:space="preserve"> PAGEREF _Toc243725393 \h </w:instrText>
+              <w:instrText xml:space="preserve"> PAGEREF _Toc243816014 \h </w:instrText>
             </w:r>
             <w:r>
               <w:rPr>
@@ -3609,7 +3676,7 @@
               <w:szCs w:val="22"/>
             </w:rPr>
           </w:pPr>
-          <w:hyperlink w:anchor="_Toc243725394" w:history="1">
+          <w:hyperlink w:anchor="_Toc243816015" w:history="1">
             <w:r>
               <w:rPr>
                 <w:rStyle w:val="Hyperlink"/>
@@ -3633,7 +3700,7 @@
               <w:rPr>
                 <w:noProof/>
               </w:rPr>
-              <w:instrText xml:space="preserve"> PAGEREF _Toc243725394 \h </w:instrText>
+              <w:instrText xml:space="preserve"> PAGEREF _Toc243816015 \h </w:instrText>
             </w:r>
             <w:r>
               <w:rPr>
@@ -3674,7 +3741,7 @@
               <w:szCs w:val="22"/>
             </w:rPr>
           </w:pPr>
-          <w:hyperlink w:anchor="_Toc243725395" w:history="1">
+          <w:hyperlink w:anchor="_Toc243816016" w:history="1">
             <w:r>
               <w:rPr>
                 <w:rStyle w:val="Hyperlink"/>
@@ -3698,7 +3765,7 @@
               <w:rPr>
                 <w:noProof/>
               </w:rPr>
-              <w:instrText xml:space="preserve"> PAGEREF _Toc243725395 \h </w:instrText>
+              <w:instrText xml:space="preserve"> PAGEREF _Toc243816016 \h </w:instrText>
             </w:r>
             <w:r>
               <w:rPr>
@@ -3739,7 +3806,7 @@
               <w:szCs w:val="22"/>
             </w:rPr>
           </w:pPr>
-          <w:hyperlink w:anchor="_Toc243725396" w:history="1">
+          <w:hyperlink w:anchor="_Toc243816017" w:history="1">
             <w:r>
               <w:rPr>
                 <w:rStyle w:val="Hyperlink"/>
@@ -3763,7 +3830,7 @@
               <w:rPr>
                 <w:noProof/>
               </w:rPr>
-              <w:instrText xml:space="preserve"> PAGEREF _Toc243725396 \h </w:instrText>
+              <w:instrText xml:space="preserve"> PAGEREF _Toc243816017 \h </w:instrText>
             </w:r>
             <w:r>
               <w:rPr>
@@ -3804,7 +3871,7 @@
               <w:szCs w:val="22"/>
             </w:rPr>
           </w:pPr>
-          <w:hyperlink w:anchor="_Toc243725397" w:history="1">
+          <w:hyperlink w:anchor="_Toc243816018" w:history="1">
             <w:r>
               <w:rPr>
                 <w:rStyle w:val="Hyperlink"/>
@@ -3828,7 +3895,7 @@
               <w:rPr>
                 <w:noProof/>
               </w:rPr>
-              <w:instrText xml:space="preserve"> PAGEREF _Toc243725397 \h </w:instrText>
+              <w:instrText xml:space="preserve"> PAGEREF _Toc243816018 \h </w:instrText>
             </w:r>
             <w:r>
               <w:rPr>
@@ -3869,7 +3936,7 @@
               <w:szCs w:val="22"/>
             </w:rPr>
           </w:pPr>
-          <w:hyperlink w:anchor="_Toc243725398" w:history="1">
+          <w:hyperlink w:anchor="_Toc243816019" w:history="1">
             <w:r>
               <w:rPr>
                 <w:rStyle w:val="Hyperlink"/>
@@ -3893,7 +3960,7 @@
               <w:rPr>
                 <w:noProof/>
               </w:rPr>
-              <w:instrText xml:space="preserve"> PAGEREF _Toc243725398 \h </w:instrText>
+              <w:instrText xml:space="preserve"> PAGEREF _Toc243816019 \h </w:instrText>
             </w:r>
             <w:r>
               <w:rPr>
@@ -3934,7 +4001,7 @@
               <w:szCs w:val="22"/>
             </w:rPr>
           </w:pPr>
-          <w:hyperlink w:anchor="_Toc243725399" w:history="1">
+          <w:hyperlink w:anchor="_Toc243816020" w:history="1">
             <w:r>
               <w:rPr>
                 <w:rStyle w:val="Hyperlink"/>
@@ -3958,7 +4025,7 @@
               <w:rPr>
                 <w:noProof/>
               </w:rPr>
-              <w:instrText xml:space="preserve"> PAGEREF _Toc243725399 \h </w:instrText>
+              <w:instrText xml:space="preserve"> PAGEREF _Toc243816020 \h </w:instrText>
             </w:r>
             <w:r>
               <w:rPr>
@@ -4001,7 +4068,7 @@
       <w:pPr>
         <w:pStyle w:val="Heading1"/>
       </w:pPr>
-      <w:bookmarkStart w:id="1" w:name="_Toc243725371"/>
+      <w:bookmarkStart w:id="1" w:name="_Toc243815992"/>
       <w:r>
         <w:lastRenderedPageBreak/>
         <w:t>1  Introduction</w:t>
@@ -4013,10 +4080,10 @@
         <w:spacing w:after="120" w:line="276" w:lineRule="auto"/>
       </w:pPr>
       <w:r>
-        <w:t xml:space="preserve">The mobile app is the main working tool for staff in the field: registering trees and farmers, recording expenses, running trips and deliveries, managing products and campaigns, collecting and sending M-Pesa payments, and asking the assistant for help. It </w:t>
-      </w:r>
-      <w:r>
-        <w:t>talks only to the mobile server (DWS-MOB-01).</w:t>
+        <w:t>The mobile app is the main working tool for staff in the field: reg</w:t>
+      </w:r>
+      <w:r>
+        <w:t>istering trees and farmers, recording expenses, running trips and deliveries, managing products and campaigns, collecting and sending M-Pesa payments, and asking the assistant for help. It talks only to the mobile server (DWS-MOB-01).</w:t>
       </w:r>
     </w:p>
     <w:tbl>
@@ -4138,7 +4205,16 @@
                 <w:sz w:val="19"/>
                 <w:szCs w:val="19"/>
               </w:rPr>
-              <w:t>Project folder (Windows)</w:t>
+              <w:t xml:space="preserve">Project </w:t>
+            </w:r>
+            <w:r>
+              <w:rPr>
+                <w:b/>
+                <w:bCs/>
+                <w:sz w:val="19"/>
+                <w:szCs w:val="19"/>
+              </w:rPr>
+              <w:t>folder (Windows)</w:t>
             </w:r>
           </w:p>
         </w:tc>
@@ -4608,7 +4684,7 @@
       <w:pPr>
         <w:pStyle w:val="Heading1"/>
       </w:pPr>
-      <w:bookmarkStart w:id="2" w:name="_Toc243725372"/>
+      <w:bookmarkStart w:id="2" w:name="_Toc243815993"/>
       <w:r>
         <w:lastRenderedPageBreak/>
         <w:t>2  Source layout</w:t>
@@ -5531,7 +5607,7 @@
       <w:pPr>
         <w:pStyle w:val="Heading1"/>
       </w:pPr>
-      <w:bookmarkStart w:id="3" w:name="_Toc243725373"/>
+      <w:bookmarkStart w:id="3" w:name="_Toc243815994"/>
       <w:r>
         <w:lastRenderedPageBreak/>
         <w:t>3  Navigation and roles</w:t>
@@ -6672,7 +6748,7 @@
       <w:pPr>
         <w:pStyle w:val="Heading1"/>
       </w:pPr>
-      <w:bookmarkStart w:id="4" w:name="_Toc243725374"/>
+      <w:bookmarkStart w:id="4" w:name="_Toc243815995"/>
       <w:r>
         <w:lastRenderedPageBreak/>
         <w:t>4  Sections and screens</w:t>
@@ -6683,7 +6759,7 @@
       <w:pPr>
         <w:pStyle w:val="Heading2"/>
       </w:pPr>
-      <w:bookmarkStart w:id="5" w:name="_Toc243725375"/>
+      <w:bookmarkStart w:id="5" w:name="_Toc243815996"/>
       <w:r>
         <w:t>4.1  Splash, sign-in and Home</w:t>
       </w:r>
@@ -7036,7 +7112,7 @@
       <w:pPr>
         <w:pStyle w:val="Heading2"/>
       </w:pPr>
-      <w:bookmarkStart w:id="6" w:name="_Toc243725376"/>
+      <w:bookmarkStart w:id="6" w:name="_Toc243815997"/>
       <w:r>
         <w:t>4.2  Orders</w:t>
       </w:r>
@@ -7071,7 +7147,7 @@
       <w:pPr>
         <w:pStyle w:val="Heading2"/>
       </w:pPr>
-      <w:bookmarkStart w:id="7" w:name="_Toc243725377"/>
+      <w:bookmarkStart w:id="7" w:name="_Toc243815998"/>
       <w:r>
         <w:t>4.3  Products</w:t>
       </w:r>
@@ -7142,7 +7218,7 @@
       <w:pPr>
         <w:pStyle w:val="Heading2"/>
       </w:pPr>
-      <w:bookmarkStart w:id="8" w:name="_Toc243725378"/>
+      <w:bookmarkStart w:id="8" w:name="_Toc243815999"/>
       <w:r>
         <w:t>4.4  Bulk orders and delivery areas</w:t>
       </w:r>
@@ -7166,7 +7242,7 @@
       <w:pPr>
         <w:pStyle w:val="Heading2"/>
       </w:pPr>
-      <w:bookmarkStart w:id="9" w:name="_Toc243725379"/>
+      <w:bookmarkStart w:id="9" w:name="_Toc243816000"/>
       <w:r>
         <w:t>4.5  Marketing</w:t>
       </w:r>
@@ -7508,7 +7584,7 @@
       <w:pPr>
         <w:pStyle w:val="Heading2"/>
       </w:pPr>
-      <w:bookmarkStart w:id="10" w:name="_Toc243725380"/>
+      <w:bookmarkStart w:id="10" w:name="_Toc243816001"/>
       <w:r>
         <w:t>4.6  Trips and light deliveries</w:t>
       </w:r>
@@ -7583,7 +7659,7 @@
       <w:pPr>
         <w:pStyle w:val="Heading2"/>
       </w:pPr>
-      <w:bookmarkStart w:id="11" w:name="_Toc243725381"/>
+      <w:bookmarkStart w:id="11" w:name="_Toc243816002"/>
       <w:r>
         <w:t>4.7  Trees</w:t>
       </w:r>
@@ -7604,7 +7680,7 @@
       <w:pPr>
         <w:pStyle w:val="Heading2"/>
       </w:pPr>
-      <w:bookmarkStart w:id="12" w:name="_Toc243725382"/>
+      <w:bookmarkStart w:id="12" w:name="_Toc243816003"/>
       <w:r>
         <w:t>4.8  Expenses</w:t>
       </w:r>
@@ -7628,7 +7704,7 @@
       <w:pPr>
         <w:pStyle w:val="Heading2"/>
       </w:pPr>
-      <w:bookmarkStart w:id="13" w:name="_Toc243725383"/>
+      <w:bookmarkStart w:id="13" w:name="_Toc243816004"/>
       <w:r>
         <w:t>4.9  Transactions</w:t>
       </w:r>
@@ -8031,7 +8107,7 @@
       <w:pPr>
         <w:pStyle w:val="Heading2"/>
       </w:pPr>
-      <w:bookmarkStart w:id="14" w:name="_Toc243725384"/>
+      <w:bookmarkStart w:id="14" w:name="_Toc243816005"/>
       <w:r>
         <w:t>4.10  Loans &amp; Finance</w:t>
       </w:r>
@@ -8052,7 +8128,7 @@
       <w:pPr>
         <w:pStyle w:val="Heading2"/>
       </w:pPr>
-      <w:bookmarkStart w:id="15" w:name="_Toc243725385"/>
+      <w:bookmarkStart w:id="15" w:name="_Toc243816006"/>
       <w:r>
         <w:t>4.11  AI assistant and insights</w:t>
       </w:r>
@@ -8078,7 +8154,7 @@
       <w:pPr>
         <w:pStyle w:val="Heading1"/>
       </w:pPr>
-      <w:bookmarkStart w:id="16" w:name="_Toc243725386"/>
+      <w:bookmarkStart w:id="16" w:name="_Toc243816007"/>
       <w:r>
         <w:lastRenderedPageBreak/>
         <w:t>5  Voice assistant</w:t>
@@ -8205,7 +8281,7 @@
       <w:pPr>
         <w:pStyle w:val="Heading1"/>
       </w:pPr>
-      <w:bookmarkStart w:id="17" w:name="_Toc243725387"/>
+      <w:bookmarkStart w:id="17" w:name="_Toc243816008"/>
       <w:r>
         <w:lastRenderedPageBreak/>
         <w:t>6  Company SIM payment reading</w:t>
@@ -8323,7 +8399,7 @@
       <w:pPr>
         <w:pStyle w:val="Heading1"/>
       </w:pPr>
-      <w:bookmarkStart w:id="18" w:name="_Toc243725388"/>
+      <w:bookmarkStart w:id="18" w:name="_Toc243816009"/>
       <w:r>
         <w:lastRenderedPageBreak/>
         <w:t>7  Look and feel</w:t>
@@ -8640,7 +8716,7 @@
       <w:pPr>
         <w:pStyle w:val="Heading1"/>
       </w:pPr>
-      <w:bookmarkStart w:id="19" w:name="_Toc243725389"/>
+      <w:bookmarkStart w:id="19" w:name="_Toc243816010"/>
       <w:r>
         <w:lastRenderedPageBreak/>
         <w:t>8  Phone approval and app lock</w:t>
@@ -8659,7 +8735,7 @@
       <w:pPr>
         <w:pStyle w:val="Heading2"/>
       </w:pPr>
-      <w:bookmarkStart w:id="20" w:name="_Toc243725390"/>
+      <w:bookmarkStart w:id="20" w:name="_Toc243816011"/>
       <w:r>
         <w:t>8.1  Worker details</w:t>
       </w:r>
@@ -8713,7 +8789,7 @@
       <w:pPr>
         <w:pStyle w:val="Heading2"/>
       </w:pPr>
-      <w:bookmarkStart w:id="21" w:name="_Toc243725391"/>
+      <w:bookmarkStart w:id="21" w:name="_Toc243816012"/>
       <w:r>
         <w:t>8.2  One approved phone per account</w:t>
       </w:r>
@@ -8881,7 +8957,7 @@
       <w:pPr>
         <w:pStyle w:val="Heading2"/>
       </w:pPr>
-      <w:bookmarkStart w:id="22" w:name="_Toc243725392"/>
+      <w:bookmarkStart w:id="22" w:name="_Toc243816013"/>
       <w:r>
         <w:t>8.3  Fingerprint lock</w:t>
       </w:r>
@@ -9217,7 +9293,7 @@
       <w:pPr>
         <w:pStyle w:val="Heading1"/>
       </w:pPr>
-      <w:bookmarkStart w:id="23" w:name="_Toc243725393"/>
+      <w:bookmarkStart w:id="23" w:name="_Toc243816014"/>
       <w:r>
         <w:lastRenderedPageBreak/>
         <w:t>9  Network settings</w:t>
@@ -9663,7 +9739,7 @@
       <w:pPr>
         <w:pStyle w:val="Heading1"/>
       </w:pPr>
-      <w:bookmarkStart w:id="24" w:name="_Toc243725394"/>
+      <w:bookmarkStart w:id="24" w:name="_Toc243816015"/>
       <w:r>
         <w:lastRenderedPageBreak/>
         <w:t>10  Building, testing and sharing</w:t>
@@ -9674,7 +9750,7 @@
       <w:pPr>
         <w:pStyle w:val="Heading2"/>
       </w:pPr>
-      <w:bookmarkStart w:id="25" w:name="_Toc243725395"/>
+      <w:bookmarkStart w:id="25" w:name="_Toc243816016"/>
       <w:r>
         <w:t>10.1  Testing on the USB phone</w:t>
       </w:r>
@@ -9764,7 +9840,7 @@
       <w:pPr>
         <w:pStyle w:val="Heading2"/>
       </w:pPr>
-      <w:bookmarkStart w:id="26" w:name="_Toc243725396"/>
+      <w:bookmarkStart w:id="26" w:name="_Toc243816017"/>
       <w:r>
         <w:t>10.2  Command-line builds</w:t>
       </w:r>
@@ -9856,7 +9932,7 @@
       <w:pPr>
         <w:pStyle w:val="Heading2"/>
       </w:pPr>
-      <w:bookmarkStart w:id="27" w:name="_Toc243725397"/>
+      <w:bookmarkStart w:id="27" w:name="_Toc243816018"/>
       <w:r>
         <w:t>10.3  Sharing the app with admins elsewhere</w:t>
       </w:r>
@@ -10004,7 +10080,7 @@
       <w:pPr>
         <w:pStyle w:val="Heading2"/>
       </w:pPr>
-      <w:bookmarkStart w:id="28" w:name="_Toc243725398"/>
+      <w:bookmarkStart w:id="28" w:name="_Toc243816019"/>
       <w:r>
         <w:t>10.4  Before a production release</w:t>
       </w:r>
@@ -10124,7 +10200,7 @@
       <w:pPr>
         <w:pStyle w:val="Heading1"/>
       </w:pPr>
-      <w:bookmarkStart w:id="29" w:name="_Toc243725399"/>
+      <w:bookmarkStart w:id="29" w:name="_Toc243816020"/>
       <w:r>
         <w:lastRenderedPageBreak/>
         <w:t>11  Development history</w:t>
@@ -11791,235 +11867,235 @@
 <file path=word/numbering.xml><?xml version="1.0" encoding="utf-8"?>
 <w:numbering xmlns:wpc="http://schemas.microsoft.com/office/word/2010/wordprocessingCanvas" xmlns:cx="http://schemas.microsoft.com/office/drawing/2014/chartex" xmlns:cx1="http://schemas.microsoft.com/office/drawing/2015/9/8/chartex" xmlns:mc="http://schemas.openxmlformats.org/markup-compatibility/2006" xmlns:o="urn:schemas-microsoft-com:office:office" xmlns:r="http://schemas.openxmlformats.org/officeDocument/2006/relationships" xmlns:m="http://schemas.openxmlformats.org/officeDocument/2006/math" xmlns:v="urn:schemas-microsoft-com:vml" xmlns:wp14="http://schemas.microsoft.com/office/word/2010/wordprocessingDrawing" xmlns:wp="http://schemas.openxmlformats.org/drawingml/2006/wordprocessingDrawing" xmlns:w10="urn:schemas-microsoft-com:office:word" xmlns:w="http://schemas.openxmlformats.org/wordprocessingml/2006/main" xmlns:w14="http://schemas.microsoft.com/office/word/2010/wordml" xmlns:w15="http://schemas.microsoft.com/office/word/2012/wordml" xmlns:w16se="http://schemas.microsoft.com/office/word/2015/wordml/symex" xmlns:wpg="http://schemas.microsoft.com/office/word/2010/wordprocessingGroup" xmlns:wpi="http://schemas.microsoft.com/office/word/2010/wordprocessingInk" xmlns:wne="http://schemas.microsoft.com/office/word/2006/wordml" xmlns:wps="http://schemas.microsoft.com/office/word/2010/wordprocessingShape" mc:Ignorable="w14 w15 w16se wp14">
   <w:abstractNum w:abstractNumId="0" w15:restartNumberingAfterBreak="0">
-    <w:nsid w:val="08C0632C"/>
+    <w:nsid w:val="22943E08"/>
     <w:multiLevelType w:val="hybridMultilevel"/>
-    <w:tmpl w:val="B7A02C06"/>
-    <w:lvl w:ilvl="0" w:tplc="3D46F162">
+    <w:tmpl w:val="FCCA8972"/>
+    <w:lvl w:ilvl="0" w:tplc="64FEC314" w:tentative="1">
       <w:start w:val="1"/>
-      <w:numFmt w:val="decimal"/>
-      <w:lvlText w:val="%1."/>
+      <w:numFmt w:val="bullet"/>
+      <w:lvlText w:val="●"/>
       <w:lvlJc w:val="left"/>
       <w:pPr>
+        <w:ind w:left="720" w:hanging="360"/>
+      </w:pPr>
+    </w:lvl>
+    <w:lvl w:ilvl="1" w:tplc="935E0124" w:tentative="1">
+      <w:start w:val="1"/>
+      <w:numFmt w:val="bullet"/>
+      <w:lvlText w:val="○"/>
+      <w:lvlJc w:val="left"/>
+      <w:pPr>
+        <w:ind w:left="1440" w:hanging="360"/>
+      </w:pPr>
+    </w:lvl>
+    <w:lvl w:ilvl="2" w:tplc="2AEE695C" w:tentative="1">
+      <w:start w:val="1"/>
+      <w:numFmt w:val="bullet"/>
+      <w:lvlText w:val="■"/>
+      <w:lvlJc w:val="left"/>
+      <w:pPr>
+        <w:ind w:left="2160" w:hanging="360"/>
+      </w:pPr>
+    </w:lvl>
+    <w:lvl w:ilvl="3" w:tplc="5A9456DC" w:tentative="1">
+      <w:start w:val="1"/>
+      <w:numFmt w:val="bullet"/>
+      <w:lvlText w:val="●"/>
+      <w:lvlJc w:val="left"/>
+      <w:pPr>
+        <w:ind w:left="2880" w:hanging="360"/>
+      </w:pPr>
+    </w:lvl>
+    <w:lvl w:ilvl="4" w:tplc="A986F1E4" w:tentative="1">
+      <w:start w:val="1"/>
+      <w:numFmt w:val="bullet"/>
+      <w:lvlText w:val="○"/>
+      <w:lvlJc w:val="left"/>
+      <w:pPr>
+        <w:ind w:left="3600" w:hanging="360"/>
+      </w:pPr>
+    </w:lvl>
+    <w:lvl w:ilvl="5" w:tplc="4662887C" w:tentative="1">
+      <w:start w:val="1"/>
+      <w:numFmt w:val="bullet"/>
+      <w:lvlText w:val="■"/>
+      <w:lvlJc w:val="left"/>
+      <w:pPr>
+        <w:ind w:left="4320" w:hanging="360"/>
+      </w:pPr>
+    </w:lvl>
+    <w:lvl w:ilvl="6" w:tplc="5FC207CC" w:tentative="1">
+      <w:start w:val="1"/>
+      <w:numFmt w:val="bullet"/>
+      <w:lvlText w:val="●"/>
+      <w:lvlJc w:val="left"/>
+      <w:pPr>
+        <w:ind w:left="5040" w:hanging="360"/>
+      </w:pPr>
+    </w:lvl>
+    <w:lvl w:ilvl="7" w:tplc="75BAC5CE" w:tentative="1">
+      <w:start w:val="1"/>
+      <w:numFmt w:val="bullet"/>
+      <w:lvlText w:val="●"/>
+      <w:lvlJc w:val="left"/>
+      <w:pPr>
+        <w:ind w:left="5760" w:hanging="360"/>
+      </w:pPr>
+    </w:lvl>
+    <w:lvl w:ilvl="8" w:tplc="177EA318" w:tentative="1">
+      <w:start w:val="1"/>
+      <w:numFmt w:val="bullet"/>
+      <w:lvlText w:val="●"/>
+      <w:lvlJc w:val="left"/>
+      <w:pPr>
+        <w:ind w:left="6480" w:hanging="360"/>
+      </w:pPr>
+    </w:lvl>
+  </w:abstractNum>
+  <w:abstractNum w:abstractNumId="1" w15:restartNumberingAfterBreak="0">
+    <w:nsid w:val="353443FA"/>
+    <w:multiLevelType w:val="hybridMultilevel"/>
+    <w:tmpl w:val="1DD4B076"/>
+    <w:lvl w:ilvl="0" w:tplc="10304D1E">
+      <w:start w:val="1"/>
+      <w:numFmt w:val="bullet"/>
+      <w:lvlText w:val="•"/>
+      <w:lvlJc w:val="left"/>
+      <w:pPr>
         <w:ind w:left="540" w:hanging="300"/>
       </w:pPr>
     </w:lvl>
-    <w:lvl w:ilvl="1" w:tplc="E07801DC" w:tentative="1">
+    <w:lvl w:ilvl="1" w:tplc="D12044EC" w:tentative="1">
       <w:start w:val="1"/>
-      <w:numFmt w:val="lowerLetter"/>
-      <w:lvlText w:val="%2."/>
+      <w:numFmt w:val="bullet"/>
+      <w:lvlText w:val="–"/>
       <w:lvlJc w:val="left"/>
       <w:pPr>
         <w:ind w:left="940" w:hanging="300"/>
       </w:pPr>
     </w:lvl>
-    <w:lvl w:ilvl="2" w:tplc="AFEC8076" w:tentative="1">
+    <w:lvl w:ilvl="2" w:tplc="7F5EA582" w:tentative="1">
       <w:start w:val="1"/>
-      <w:numFmt w:val="lowerRoman"/>
-      <w:lvlText w:val="%3."/>
+      <w:numFmt w:val="bullet"/>
+      <w:lvlText w:val="◦"/>
       <w:lvlJc w:val="left"/>
       <w:pPr>
         <w:ind w:left="1340" w:hanging="300"/>
       </w:pPr>
     </w:lvl>
-    <w:lvl w:ilvl="3" w:tplc="9C42330E">
+    <w:lvl w:ilvl="3" w:tplc="E6CCA59E">
       <w:numFmt w:val="decimal"/>
       <w:lvlText w:val=""/>
       <w:lvlJc w:val="left"/>
     </w:lvl>
-    <w:lvl w:ilvl="4" w:tplc="1C9285F2">
+    <w:lvl w:ilvl="4" w:tplc="14102640">
       <w:numFmt w:val="decimal"/>
       <w:lvlText w:val=""/>
       <w:lvlJc w:val="left"/>
     </w:lvl>
-    <w:lvl w:ilvl="5" w:tplc="1736C862">
+    <w:lvl w:ilvl="5" w:tplc="C80C11C2">
       <w:numFmt w:val="decimal"/>
       <w:lvlText w:val=""/>
       <w:lvlJc w:val="left"/>
     </w:lvl>
-    <w:lvl w:ilvl="6" w:tplc="F894C88C">
+    <w:lvl w:ilvl="6" w:tplc="B84E3B3A">
       <w:numFmt w:val="decimal"/>
       <w:lvlText w:val=""/>
       <w:lvlJc w:val="left"/>
     </w:lvl>
-    <w:lvl w:ilvl="7" w:tplc="30F235F4">
+    <w:lvl w:ilvl="7" w:tplc="95D0E140">
       <w:numFmt w:val="decimal"/>
       <w:lvlText w:val=""/>
       <w:lvlJc w:val="left"/>
     </w:lvl>
-    <w:lvl w:ilvl="8" w:tplc="1A906D82">
+    <w:lvl w:ilvl="8" w:tplc="D92623B4">
       <w:numFmt w:val="decimal"/>
       <w:lvlText w:val=""/>
       <w:lvlJc w:val="left"/>
     </w:lvl>
   </w:abstractNum>
-  <w:abstractNum w:abstractNumId="1" w15:restartNumberingAfterBreak="0">
-    <w:nsid w:val="14441B57"/>
+  <w:abstractNum w:abstractNumId="2" w15:restartNumberingAfterBreak="0">
+    <w:nsid w:val="79742954"/>
     <w:multiLevelType w:val="hybridMultilevel"/>
-    <w:tmpl w:val="3AAA1CD2"/>
-    <w:lvl w:ilvl="0" w:tplc="F1366790" w:tentative="1">
+    <w:tmpl w:val="68A27C9A"/>
+    <w:lvl w:ilvl="0" w:tplc="B09E1B4A">
       <w:start w:val="1"/>
-      <w:numFmt w:val="bullet"/>
-      <w:lvlText w:val="●"/>
+      <w:numFmt w:val="decimal"/>
+      <w:lvlText w:val="%1."/>
       <w:lvlJc w:val="left"/>
       <w:pPr>
-        <w:ind w:left="720" w:hanging="360"/>
+        <w:ind w:left="540" w:hanging="300"/>
       </w:pPr>
     </w:lvl>
-    <w:lvl w:ilvl="1" w:tplc="7D4E9C54" w:tentative="1">
+    <w:lvl w:ilvl="1" w:tplc="31CA6184" w:tentative="1">
       <w:start w:val="1"/>
-      <w:numFmt w:val="bullet"/>
-      <w:lvlText w:val="○"/>
+      <w:numFmt w:val="lowerLetter"/>
+      <w:lvlText w:val="%2."/>
       <w:lvlJc w:val="left"/>
       <w:pPr>
-        <w:ind w:left="1440" w:hanging="360"/>
+        <w:ind w:left="940" w:hanging="300"/>
       </w:pPr>
     </w:lvl>
-    <w:lvl w:ilvl="2" w:tplc="C730FD4A" w:tentative="1">
+    <w:lvl w:ilvl="2" w:tplc="9E8869C0" w:tentative="1">
       <w:start w:val="1"/>
-      <w:numFmt w:val="bullet"/>
-      <w:lvlText w:val="■"/>
+      <w:numFmt w:val="lowerRoman"/>
+      <w:lvlText w:val="%3."/>
       <w:lvlJc w:val="left"/>
       <w:pPr>
-        <w:ind w:left="2160" w:hanging="360"/>
+        <w:ind w:left="1340" w:hanging="300"/>
       </w:pPr>
     </w:lvl>
-    <w:lvl w:ilvl="3" w:tplc="8A1618E8" w:tentative="1">
-      <w:start w:val="1"/>
-      <w:numFmt w:val="bullet"/>
-      <w:lvlText w:val="●"/>
-      <w:lvlJc w:val="left"/>
-      <w:pPr>
-        <w:ind w:left="2880" w:hanging="360"/>
-      </w:pPr>
-    </w:lvl>
-    <w:lvl w:ilvl="4" w:tplc="F7180EEE" w:tentative="1">
-      <w:start w:val="1"/>
-      <w:numFmt w:val="bullet"/>
-      <w:lvlText w:val="○"/>
-      <w:lvlJc w:val="left"/>
-      <w:pPr>
-        <w:ind w:left="3600" w:hanging="360"/>
-      </w:pPr>
-    </w:lvl>
-    <w:lvl w:ilvl="5" w:tplc="38E40E4C" w:tentative="1">
-      <w:start w:val="1"/>
-      <w:numFmt w:val="bullet"/>
-      <w:lvlText w:val="■"/>
-      <w:lvlJc w:val="left"/>
-      <w:pPr>
-        <w:ind w:left="4320" w:hanging="360"/>
-      </w:pPr>
-    </w:lvl>
-    <w:lvl w:ilvl="6" w:tplc="FBD25634" w:tentative="1">
-      <w:start w:val="1"/>
-      <w:numFmt w:val="bullet"/>
-      <w:lvlText w:val="●"/>
-      <w:lvlJc w:val="left"/>
-      <w:pPr>
-        <w:ind w:left="5040" w:hanging="360"/>
-      </w:pPr>
-    </w:lvl>
-    <w:lvl w:ilvl="7" w:tplc="8B9A3A0A" w:tentative="1">
-      <w:start w:val="1"/>
-      <w:numFmt w:val="bullet"/>
-      <w:lvlText w:val="●"/>
-      <w:lvlJc w:val="left"/>
-      <w:pPr>
-        <w:ind w:left="5760" w:hanging="360"/>
-      </w:pPr>
-    </w:lvl>
-    <w:lvl w:ilvl="8" w:tplc="EB1670BA" w:tentative="1">
-      <w:start w:val="1"/>
-      <w:numFmt w:val="bullet"/>
-      <w:lvlText w:val="●"/>
-      <w:lvlJc w:val="left"/>
-      <w:pPr>
-        <w:ind w:left="6480" w:hanging="360"/>
-      </w:pPr>
-    </w:lvl>
-  </w:abstractNum>
-  <w:abstractNum w:abstractNumId="2" w15:restartNumberingAfterBreak="0">
-    <w:nsid w:val="7620728D"/>
-    <w:multiLevelType w:val="hybridMultilevel"/>
-    <w:tmpl w:val="C60EA9D0"/>
-    <w:lvl w:ilvl="0" w:tplc="27AAE994">
-      <w:start w:val="1"/>
-      <w:numFmt w:val="bullet"/>
-      <w:lvlText w:val="•"/>
-      <w:lvlJc w:val="left"/>
-      <w:pPr>
-        <w:ind w:left="540" w:hanging="300"/>
-      </w:pPr>
-    </w:lvl>
-    <w:lvl w:ilvl="1" w:tplc="51A81908" w:tentative="1">
-      <w:start w:val="1"/>
-      <w:numFmt w:val="bullet"/>
-      <w:lvlText w:val="–"/>
-      <w:lvlJc w:val="left"/>
-      <w:pPr>
-        <w:ind w:left="940" w:hanging="300"/>
-      </w:pPr>
-    </w:lvl>
-    <w:lvl w:ilvl="2" w:tplc="912601D6" w:tentative="1">
-      <w:start w:val="1"/>
-      <w:numFmt w:val="bullet"/>
-      <w:lvlText w:val="◦"/>
-      <w:lvlJc w:val="left"/>
-      <w:pPr>
-        <w:ind w:left="1340" w:hanging="300"/>
-      </w:pPr>
-    </w:lvl>
-    <w:lvl w:ilvl="3" w:tplc="D2C8DAB2">
+    <w:lvl w:ilvl="3" w:tplc="86D86B1A">
       <w:numFmt w:val="decimal"/>
       <w:lvlText w:val=""/>
       <w:lvlJc w:val="left"/>
     </w:lvl>
-    <w:lvl w:ilvl="4" w:tplc="82A20C04">
+    <w:lvl w:ilvl="4" w:tplc="3A645E5A">
       <w:numFmt w:val="decimal"/>
       <w:lvlText w:val=""/>
       <w:lvlJc w:val="left"/>
     </w:lvl>
-    <w:lvl w:ilvl="5" w:tplc="5404A54C">
+    <w:lvl w:ilvl="5" w:tplc="215E6FD4">
       <w:numFmt w:val="decimal"/>
       <w:lvlText w:val=""/>
       <w:lvlJc w:val="left"/>
     </w:lvl>
-    <w:lvl w:ilvl="6" w:tplc="FB6ACCF8">
+    <w:lvl w:ilvl="6" w:tplc="7284B140">
       <w:numFmt w:val="decimal"/>
       <w:lvlText w:val=""/>
       <w:lvlJc w:val="left"/>
     </w:lvl>
-    <w:lvl w:ilvl="7" w:tplc="04B4BAAE">
+    <w:lvl w:ilvl="7" w:tplc="5808C0E8">
       <w:numFmt w:val="decimal"/>
       <w:lvlText w:val=""/>
       <w:lvlJc w:val="left"/>
     </w:lvl>
-    <w:lvl w:ilvl="8" w:tplc="16C6EB3C">
+    <w:lvl w:ilvl="8" w:tplc="3E860464">
       <w:numFmt w:val="decimal"/>
       <w:lvlText w:val=""/>
       <w:lvlJc w:val="left"/>
     </w:lvl>
   </w:abstractNum>
   <w:num w:numId="1">
+    <w:abstractNumId w:val="0"/>
+    <w:lvlOverride w:ilvl="0">
+      <w:startOverride w:val="1"/>
+    </w:lvlOverride>
+  </w:num>
+  <w:num w:numId="2">
     <w:abstractNumId w:val="1"/>
     <w:lvlOverride w:ilvl="0">
       <w:startOverride w:val="1"/>
     </w:lvlOverride>
   </w:num>
-  <w:num w:numId="2">
+  <w:num w:numId="3">
     <w:abstractNumId w:val="2"/>
     <w:lvlOverride w:ilvl="0">
       <w:startOverride w:val="1"/>
     </w:lvlOverride>
   </w:num>
-  <w:num w:numId="3">
-    <w:abstractNumId w:val="0"/>
-    <w:lvlOverride w:ilvl="0">
-      <w:startOverride w:val="1"/>
-    </w:lvlOverride>
-  </w:num>
   <w:num w:numId="4">
-    <w:abstractNumId w:val="0"/>
+    <w:abstractNumId w:val="2"/>
     <w:lvlOverride w:ilvl="0">
       <w:startOverride w:val="1"/>
     </w:lvlOverride>
@@ -12648,7 +12724,7 @@
     <w:autoRedefine/>
     <w:uiPriority w:val="39"/>
     <w:unhideWhenUsed/>
-    <w:rsid w:val="002B2418"/>
+    <w:rsid w:val="00AB3533"/>
     <w:pPr>
       <w:spacing w:after="100"/>
     </w:pPr>
@@ -12660,7 +12736,7 @@
     <w:autoRedefine/>
     <w:uiPriority w:val="39"/>
     <w:unhideWhenUsed/>
-    <w:rsid w:val="002B2418"/>
+    <w:rsid w:val="00AB3533"/>
     <w:pPr>
       <w:spacing w:after="100"/>
       <w:ind w:left="210"/>

--- a/documentation/05 Mobile/Mobile Application.docx
+++ b/documentation/05 Mobile/Mobile Application.docx
@@ -80,7 +80,7 @@
           <w:left w:w="10" w:type="dxa"/>
           <w:right w:w="10" w:type="dxa"/>
         </w:tblCellMar>
-        <w:tblLook w:val="04A0" w:firstRow="1" w:lastRow="0" w:firstColumn="1" w:lastColumn="0" w:noHBand="0" w:noVBand="1"/>
+        <w:tblLook w:val="0000" w:firstRow="0" w:lastRow="0" w:firstColumn="0" w:lastColumn="0" w:noHBand="0" w:noVBand="0"/>
       </w:tblPr>
       <w:tblGrid>
         <w:gridCol w:w="2600"/>
@@ -289,7 +289,7 @@
                 <w:sz w:val="20"/>
                 <w:szCs w:val="20"/>
               </w:rPr>
-              <w:t>25 October 2026</w:t>
+              <w:t>26 October 2026</w:t>
             </w:r>
           </w:p>
         </w:tc>
@@ -461,7 +461,7 @@
           <w:left w:w="10" w:type="dxa"/>
           <w:right w:w="10" w:type="dxa"/>
         </w:tblCellMar>
-        <w:tblLook w:val="04A0" w:firstRow="1" w:lastRow="0" w:firstColumn="1" w:lastColumn="0" w:noHBand="0" w:noVBand="1"/>
+        <w:tblLook w:val="0000" w:firstRow="0" w:lastRow="0" w:firstColumn="0" w:lastColumn="0" w:noHBand="0" w:noVBand="0"/>
       </w:tblPr>
       <w:tblGrid>
         <w:gridCol w:w="1300"/>
@@ -1251,7 +1251,14 @@
                 <w:sz w:val="19"/>
                 <w:szCs w:val="19"/>
               </w:rPr>
-              <w:t>The entrance plays every time the app is opened afresh, and after 3 minutes away in the background; sign-in in the app's green wash, the entrance dissolving into it.</w:t>
+              <w:t>The entrance plays every time the app is opened afresh, and after 3 minutes away in the background; sign-in in the app's green wash, th</w:t>
+            </w:r>
+            <w:r>
+              <w:rPr>
+                <w:sz w:val="19"/>
+                <w:szCs w:val="19"/>
+              </w:rPr>
+              <w:t>e entrance dissolving into it.</w:t>
             </w:r>
           </w:p>
         </w:tc>
@@ -1319,14 +1326,7 @@
                 <w:sz w:val="19"/>
                 <w:szCs w:val="19"/>
               </w:rPr>
-              <w:t>The mist in three seamless layers at different depths, livelier and m</w:t>
-            </w:r>
-            <w:r>
-              <w:rPr>
-                <w:sz w:val="19"/>
-                <w:szCs w:val="19"/>
-              </w:rPr>
-              <w:t>ore visible.</w:t>
+              <w:t>The mist in three seamless layers at different depths, livelier and more visible.</w:t>
             </w:r>
           </w:p>
         </w:tc>
@@ -1462,14 +1462,14 @@
                 <w:sz w:val="19"/>
                 <w:szCs w:val="19"/>
               </w:rPr>
-              <w:t>Colour themes (Forest, Dark, Light) in Settings, be</w:t>
-            </w:r>
-            <w:r>
-              <w:rPr>
-                <w:sz w:val="19"/>
-                <w:szCs w:val="19"/>
-              </w:rPr>
-              <w:t>hind a bold gear beside Sign out; Sign out asks first; turning the phone no longer asks for the fingerprint.</w:t>
+              <w:t xml:space="preserve">Colour themes (Forest, Dark, Light) in Settings, behind a bold gear beside Sign out; </w:t>
+            </w:r>
+            <w:r>
+              <w:rPr>
+                <w:sz w:val="19"/>
+                <w:szCs w:val="19"/>
+              </w:rPr>
+              <w:t>Sign out asks first; turning the phone no longer asks for the fingerprint.</w:t>
             </w:r>
           </w:p>
         </w:tc>
@@ -1605,14 +1605,7 @@
                 <w:sz w:val="19"/>
                 <w:szCs w:val="19"/>
               </w:rPr>
-              <w:t xml:space="preserve">My profile from the photo and name at the top of the menu; Choose a new password after an admin's </w:t>
-            </w:r>
-            <w:r>
-              <w:rPr>
-                <w:sz w:val="19"/>
-                <w:szCs w:val="19"/>
-              </w:rPr>
-              <w:t>reset; the idle lock with Still there?.</w:t>
+              <w:t>My profile from the photo and name at the top of the menu; Choose a new password after an admin's reset; the idle lock with Still there?.</w:t>
             </w:r>
           </w:p>
         </w:tc>
@@ -1680,7 +1673,14 @@
                 <w:sz w:val="19"/>
                 <w:szCs w:val="19"/>
               </w:rPr>
-              <w:t>Home: the business at a glance for Admins and the SuperAdmin, profit and expenses for them only, the company card from the server (SuperAdmin edits); Orders: due-soon and late marks.</w:t>
+              <w:t xml:space="preserve">Home: the business at a glance for Admins and the SuperAdmin, profit and expenses for them only, </w:t>
+            </w:r>
+            <w:r>
+              <w:rPr>
+                <w:sz w:val="19"/>
+                <w:szCs w:val="19"/>
+              </w:rPr>
+              <w:t>the company card from the server (SuperAdmin edits); Orders: due-soon and late marks.</w:t>
             </w:r>
           </w:p>
         </w:tc>
@@ -1728,14 +1728,7 @@
                 <w:sz w:val="19"/>
                 <w:szCs w:val="19"/>
               </w:rPr>
-              <w:t>24 Octo</w:t>
-            </w:r>
-            <w:r>
-              <w:rPr>
-                <w:sz w:val="19"/>
-                <w:szCs w:val="19"/>
-              </w:rPr>
-              <w:t>ber 2026</w:t>
+              <w:t>24 October 2026</w:t>
             </w:r>
           </w:p>
         </w:tc>
@@ -1755,7 +1748,14 @@
                 <w:sz w:val="19"/>
                 <w:szCs w:val="19"/>
               </w:rPr>
-              <w:t>Worker details from My profile: the staff member's ID and other numbers, next of kin, and document photos from the camera or gallery; where it stands and the SuperAdmin's note.</w:t>
+              <w:t>Worker details from My profile: the staff member's ID and other numbers, next of kin, and document photos from the camera or gallery; where it stands</w:t>
+            </w:r>
+            <w:r>
+              <w:rPr>
+                <w:sz w:val="19"/>
+                <w:szCs w:val="19"/>
+              </w:rPr>
+              <w:t xml:space="preserve"> and the SuperAdmin's note.</w:t>
             </w:r>
           </w:p>
         </w:tc>
@@ -1823,14 +1823,7 @@
                 <w:sz w:val="19"/>
                 <w:szCs w:val="19"/>
               </w:rPr>
-              <w:t>Editing a delivery area on the phone no longer em</w:t>
-            </w:r>
-            <w:r>
-              <w:rPr>
-                <w:sz w:val="19"/>
-                <w:szCs w:val="19"/>
-              </w:rPr>
-              <w:t>pties its map pin (the backend keeps it).</w:t>
+              <w:t>Editing a delivery area on the phone no longer empties its map pin (the backend keeps it).</w:t>
             </w:r>
           </w:p>
         </w:tc>
@@ -2122,6 +2115,81 @@
           </w:p>
         </w:tc>
       </w:tr>
+      <w:tr>
+        <w:tblPrEx>
+          <w:tblCellMar>
+            <w:top w:w="0" w:type="dxa"/>
+            <w:bottom w:w="0" w:type="dxa"/>
+          </w:tblCellMar>
+        </w:tblPrEx>
+        <w:tc>
+          <w:tcPr>
+            <w:tcW w:w="1300" w:type="dxa"/>
+            <w:tcMar>
+              <w:top w:w="50" w:type="dxa"/>
+              <w:left w:w="90" w:type="dxa"/>
+              <w:bottom w:w="50" w:type="dxa"/>
+              <w:right w:w="90" w:type="dxa"/>
+            </w:tcMar>
+          </w:tcPr>
+          <w:p>
+            <w:r>
+              <w:rPr>
+                <w:sz w:val="19"/>
+                <w:szCs w:val="19"/>
+              </w:rPr>
+              <w:t>1.1</w:t>
+            </w:r>
+          </w:p>
+        </w:tc>
+        <w:tc>
+          <w:tcPr>
+            <w:tcW w:w="1900" w:type="dxa"/>
+            <w:tcMar>
+              <w:top w:w="50" w:type="dxa"/>
+              <w:left w:w="90" w:type="dxa"/>
+              <w:bottom w:w="50" w:type="dxa"/>
+              <w:right w:w="90" w:type="dxa"/>
+            </w:tcMar>
+          </w:tcPr>
+          <w:p>
+            <w:r>
+              <w:rPr>
+                <w:sz w:val="19"/>
+                <w:szCs w:val="19"/>
+              </w:rPr>
+              <w:t>26 October 2026</w:t>
+            </w:r>
+          </w:p>
+        </w:tc>
+        <w:tc>
+          <w:tcPr>
+            <w:tcW w:w="6438" w:type="dxa"/>
+            <w:tcMar>
+              <w:top w:w="50" w:type="dxa"/>
+              <w:left w:w="90" w:type="dxa"/>
+              <w:bottom w:w="50" w:type="dxa"/>
+              <w:right w:w="90" w:type="dxa"/>
+            </w:tcMar>
+          </w:tcPr>
+          <w:p>
+            <w:r>
+              <w:rPr>
+                <w:sz w:val="19"/>
+                <w:szCs w:val="19"/>
+              </w:rPr>
+              <w:t>Marketing: Retire Campaign inside a campaign; retired campaigns brown</w:t>
+            </w:r>
+            <w:r>
+              <w:rPr>
+                <w:sz w:val="19"/>
+                <w:szCs w:val="19"/>
+              </w:rPr>
+              <w:t xml:space="preserve"> with Bring back in the list; Home leaves retired campaigns out.</w:t>
+            </w:r>
+          </w:p>
+        </w:tc>
+      </w:tr>
     </w:tbl>
     <w:p>
       <w:pPr>
@@ -2154,7 +2222,7 @@
     <w:sdt>
       <w:sdtPr>
         <w:alias w:val="Contents"/>
-        <w:id w:val="16128607"/>
+        <w:id w:val="488295019"/>
       </w:sdtPr>
       <w:sdtEndPr/>
       <w:sdtContent>
@@ -2181,7 +2249,7 @@
           <w:r>
             <w:fldChar w:fldCharType="separate"/>
           </w:r>
-          <w:hyperlink w:anchor="_Toc243815992" w:history="1">
+          <w:hyperlink w:anchor="_Toc243926782" w:history="1">
             <w:r>
               <w:rPr>
                 <w:rStyle w:val="Hyperlink"/>
@@ -2205,7 +2273,7 @@
               <w:rPr>
                 <w:noProof/>
               </w:rPr>
-              <w:instrText xml:space="preserve"> PAGEREF _Toc243815992 \h </w:instrText>
+              <w:instrText xml:space="preserve"> PAGEREF _Toc243926782 \h </w:instrText>
             </w:r>
             <w:r>
               <w:rPr>
@@ -2246,7 +2314,7 @@
               <w:szCs w:val="22"/>
             </w:rPr>
           </w:pPr>
-          <w:hyperlink w:anchor="_Toc243815993" w:history="1">
+          <w:hyperlink w:anchor="_Toc243926783" w:history="1">
             <w:r>
               <w:rPr>
                 <w:rStyle w:val="Hyperlink"/>
@@ -2270,7 +2338,7 @@
               <w:rPr>
                 <w:noProof/>
               </w:rPr>
-              <w:instrText xml:space="preserve"> PAGEREF _Toc243815993 \h </w:instrText>
+              <w:instrText xml:space="preserve"> PAGEREF _Toc243926783 \h </w:instrText>
             </w:r>
             <w:r>
               <w:rPr>
@@ -2311,7 +2379,7 @@
               <w:szCs w:val="22"/>
             </w:rPr>
           </w:pPr>
-          <w:hyperlink w:anchor="_Toc243815994" w:history="1">
+          <w:hyperlink w:anchor="_Toc243926784" w:history="1">
             <w:r>
               <w:rPr>
                 <w:rStyle w:val="Hyperlink"/>
@@ -2335,7 +2403,7 @@
               <w:rPr>
                 <w:noProof/>
               </w:rPr>
-              <w:instrText xml:space="preserve"> PAGEREF _Toc243815994 \h </w:instrText>
+              <w:instrText xml:space="preserve"> PAGEREF _Toc243926784 \h </w:instrText>
             </w:r>
             <w:r>
               <w:rPr>
@@ -2376,7 +2444,7 @@
               <w:szCs w:val="22"/>
             </w:rPr>
           </w:pPr>
-          <w:hyperlink w:anchor="_Toc243815995" w:history="1">
+          <w:hyperlink w:anchor="_Toc243926785" w:history="1">
             <w:r>
               <w:rPr>
                 <w:rStyle w:val="Hyperlink"/>
@@ -2400,7 +2468,7 @@
               <w:rPr>
                 <w:noProof/>
               </w:rPr>
-              <w:instrText xml:space="preserve"> PAGEREF _Toc243815995 \h </w:instrText>
+              <w:instrText xml:space="preserve"> PAGEREF _Toc243926785 \h </w:instrText>
             </w:r>
             <w:r>
               <w:rPr>
@@ -2441,7 +2509,7 @@
               <w:szCs w:val="22"/>
             </w:rPr>
           </w:pPr>
-          <w:hyperlink w:anchor="_Toc243815996" w:history="1">
+          <w:hyperlink w:anchor="_Toc243926786" w:history="1">
             <w:r>
               <w:rPr>
                 <w:rStyle w:val="Hyperlink"/>
@@ -2465,7 +2533,7 @@
               <w:rPr>
                 <w:noProof/>
               </w:rPr>
-              <w:instrText xml:space="preserve"> PAGEREF _Toc243815996 \h </w:instrText>
+              <w:instrText xml:space="preserve"> PAGEREF _Toc243926786 \h </w:instrText>
             </w:r>
             <w:r>
               <w:rPr>
@@ -2506,7 +2574,7 @@
               <w:szCs w:val="22"/>
             </w:rPr>
           </w:pPr>
-          <w:hyperlink w:anchor="_Toc243815997" w:history="1">
+          <w:hyperlink w:anchor="_Toc243926787" w:history="1">
             <w:r>
               <w:rPr>
                 <w:rStyle w:val="Hyperlink"/>
@@ -2530,7 +2598,7 @@
               <w:rPr>
                 <w:noProof/>
               </w:rPr>
-              <w:instrText xml:space="preserve"> PAGEREF _Toc243815997 \h </w:instrText>
+              <w:instrText xml:space="preserve"> PAGEREF _Toc243926787 \h </w:instrText>
             </w:r>
             <w:r>
               <w:rPr>
@@ -2571,7 +2639,7 @@
               <w:szCs w:val="22"/>
             </w:rPr>
           </w:pPr>
-          <w:hyperlink w:anchor="_Toc243815998" w:history="1">
+          <w:hyperlink w:anchor="_Toc243926788" w:history="1">
             <w:r>
               <w:rPr>
                 <w:rStyle w:val="Hyperlink"/>
@@ -2595,7 +2663,7 @@
               <w:rPr>
                 <w:noProof/>
               </w:rPr>
-              <w:instrText xml:space="preserve"> PAGEREF _Toc243815998 \h </w:instrText>
+              <w:instrText xml:space="preserve"> PAGEREF _Toc243926788 \h </w:instrText>
             </w:r>
             <w:r>
               <w:rPr>
@@ -2636,7 +2704,7 @@
               <w:szCs w:val="22"/>
             </w:rPr>
           </w:pPr>
-          <w:hyperlink w:anchor="_Toc243815999" w:history="1">
+          <w:hyperlink w:anchor="_Toc243926789" w:history="1">
             <w:r>
               <w:rPr>
                 <w:rStyle w:val="Hyperlink"/>
@@ -2660,7 +2728,7 @@
               <w:rPr>
                 <w:noProof/>
               </w:rPr>
-              <w:instrText xml:space="preserve"> PAGEREF _Toc243815999 \h </w:instrText>
+              <w:instrText xml:space="preserve"> PAGEREF _Toc243926789 \h </w:instrText>
             </w:r>
             <w:r>
               <w:rPr>
@@ -2701,7 +2769,7 @@
               <w:szCs w:val="22"/>
             </w:rPr>
           </w:pPr>
-          <w:hyperlink w:anchor="_Toc243816000" w:history="1">
+          <w:hyperlink w:anchor="_Toc243926790" w:history="1">
             <w:r>
               <w:rPr>
                 <w:rStyle w:val="Hyperlink"/>
@@ -2725,7 +2793,7 @@
               <w:rPr>
                 <w:noProof/>
               </w:rPr>
-              <w:instrText xml:space="preserve"> PAGEREF _Toc243816000 \h </w:instrText>
+              <w:instrText xml:space="preserve"> PAGEREF _Toc243926790 \h </w:instrText>
             </w:r>
             <w:r>
               <w:rPr>
@@ -2766,7 +2834,7 @@
               <w:szCs w:val="22"/>
             </w:rPr>
           </w:pPr>
-          <w:hyperlink w:anchor="_Toc243816001" w:history="1">
+          <w:hyperlink w:anchor="_Toc243926791" w:history="1">
             <w:r>
               <w:rPr>
                 <w:rStyle w:val="Hyperlink"/>
@@ -2790,7 +2858,7 @@
               <w:rPr>
                 <w:noProof/>
               </w:rPr>
-              <w:instrText xml:space="preserve"> PAGEREF _Toc243816001 \h </w:instrText>
+              <w:instrText xml:space="preserve"> PAGEREF _Toc243926791 \h </w:instrText>
             </w:r>
             <w:r>
               <w:rPr>
@@ -2807,7 +2875,7 @@
               <w:rPr>
                 <w:noProof/>
               </w:rPr>
-              <w:t>10</w:t>
+              <w:t>11</w:t>
             </w:r>
             <w:r>
               <w:rPr>
@@ -2831,7 +2899,7 @@
               <w:szCs w:val="22"/>
             </w:rPr>
           </w:pPr>
-          <w:hyperlink w:anchor="_Toc243816002" w:history="1">
+          <w:hyperlink w:anchor="_Toc243926792" w:history="1">
             <w:r>
               <w:rPr>
                 <w:rStyle w:val="Hyperlink"/>
@@ -2855,7 +2923,7 @@
               <w:rPr>
                 <w:noProof/>
               </w:rPr>
-              <w:instrText xml:space="preserve"> PAGEREF _Toc243816002 \h </w:instrText>
+              <w:instrText xml:space="preserve"> PAGEREF _Toc243926792 \h </w:instrText>
             </w:r>
             <w:r>
               <w:rPr>
@@ -2896,7 +2964,7 @@
               <w:szCs w:val="22"/>
             </w:rPr>
           </w:pPr>
-          <w:hyperlink w:anchor="_Toc243816003" w:history="1">
+          <w:hyperlink w:anchor="_Toc243926793" w:history="1">
             <w:r>
               <w:rPr>
                 <w:rStyle w:val="Hyperlink"/>
@@ -2920,7 +2988,7 @@
               <w:rPr>
                 <w:noProof/>
               </w:rPr>
-              <w:instrText xml:space="preserve"> PAGEREF _Toc243816003 \h </w:instrText>
+              <w:instrText xml:space="preserve"> PAGEREF _Toc243926793 \h </w:instrText>
             </w:r>
             <w:r>
               <w:rPr>
@@ -2961,7 +3029,7 @@
               <w:szCs w:val="22"/>
             </w:rPr>
           </w:pPr>
-          <w:hyperlink w:anchor="_Toc243816004" w:history="1">
+          <w:hyperlink w:anchor="_Toc243926794" w:history="1">
             <w:r>
               <w:rPr>
                 <w:rStyle w:val="Hyperlink"/>
@@ -2985,7 +3053,7 @@
               <w:rPr>
                 <w:noProof/>
               </w:rPr>
-              <w:instrText xml:space="preserve"> PAGEREF _Toc243816004 \h </w:instrText>
+              <w:instrText xml:space="preserve"> PAGEREF _Toc243926794 \h </w:instrText>
             </w:r>
             <w:r>
               <w:rPr>
@@ -3026,7 +3094,7 @@
               <w:szCs w:val="22"/>
             </w:rPr>
           </w:pPr>
-          <w:hyperlink w:anchor="_Toc243816005" w:history="1">
+          <w:hyperlink w:anchor="_Toc243926795" w:history="1">
             <w:r>
               <w:rPr>
                 <w:rStyle w:val="Hyperlink"/>
@@ -3050,7 +3118,7 @@
               <w:rPr>
                 <w:noProof/>
               </w:rPr>
-              <w:instrText xml:space="preserve"> PAGEREF _Toc243816005 \h </w:instrText>
+              <w:instrText xml:space="preserve"> PAGEREF _Toc243926795 \h </w:instrText>
             </w:r>
             <w:r>
               <w:rPr>
@@ -3091,7 +3159,7 @@
               <w:szCs w:val="22"/>
             </w:rPr>
           </w:pPr>
-          <w:hyperlink w:anchor="_Toc243816006" w:history="1">
+          <w:hyperlink w:anchor="_Toc243926796" w:history="1">
             <w:r>
               <w:rPr>
                 <w:rStyle w:val="Hyperlink"/>
@@ -3115,7 +3183,7 @@
               <w:rPr>
                 <w:noProof/>
               </w:rPr>
-              <w:instrText xml:space="preserve"> PAGEREF _Toc243816006 \h </w:instrText>
+              <w:instrText xml:space="preserve"> PAGEREF _Toc243926796 \h </w:instrText>
             </w:r>
             <w:r>
               <w:rPr>
@@ -3132,7 +3200,7 @@
               <w:rPr>
                 <w:noProof/>
               </w:rPr>
-              <w:t>11</w:t>
+              <w:t>12</w:t>
             </w:r>
             <w:r>
               <w:rPr>
@@ -3156,7 +3224,7 @@
               <w:szCs w:val="22"/>
             </w:rPr>
           </w:pPr>
-          <w:hyperlink w:anchor="_Toc243816007" w:history="1">
+          <w:hyperlink w:anchor="_Toc243926797" w:history="1">
             <w:r>
               <w:rPr>
                 <w:rStyle w:val="Hyperlink"/>
@@ -3180,7 +3248,7 @@
               <w:rPr>
                 <w:noProof/>
               </w:rPr>
-              <w:instrText xml:space="preserve"> PAGEREF _Toc243816007 \h </w:instrText>
+              <w:instrText xml:space="preserve"> PAGEREF _Toc243926797 \h </w:instrText>
             </w:r>
             <w:r>
               <w:rPr>
@@ -3197,7 +3265,7 @@
               <w:rPr>
                 <w:noProof/>
               </w:rPr>
-              <w:t>12</w:t>
+              <w:t>13</w:t>
             </w:r>
             <w:r>
               <w:rPr>
@@ -3221,7 +3289,7 @@
               <w:szCs w:val="22"/>
             </w:rPr>
           </w:pPr>
-          <w:hyperlink w:anchor="_Toc243816008" w:history="1">
+          <w:hyperlink w:anchor="_Toc243926798" w:history="1">
             <w:r>
               <w:rPr>
                 <w:rStyle w:val="Hyperlink"/>
@@ -3245,7 +3313,7 @@
               <w:rPr>
                 <w:noProof/>
               </w:rPr>
-              <w:instrText xml:space="preserve"> PAGEREF _Toc243816008 \h </w:instrText>
+              <w:instrText xml:space="preserve"> PAGEREF _Toc243926798 \h </w:instrText>
             </w:r>
             <w:r>
               <w:rPr>
@@ -3262,7 +3330,7 @@
               <w:rPr>
                 <w:noProof/>
               </w:rPr>
-              <w:t>13</w:t>
+              <w:t>14</w:t>
             </w:r>
             <w:r>
               <w:rPr>
@@ -3286,7 +3354,7 @@
               <w:szCs w:val="22"/>
             </w:rPr>
           </w:pPr>
-          <w:hyperlink w:anchor="_Toc243816009" w:history="1">
+          <w:hyperlink w:anchor="_Toc243926799" w:history="1">
             <w:r>
               <w:rPr>
                 <w:rStyle w:val="Hyperlink"/>
@@ -3310,7 +3378,7 @@
               <w:rPr>
                 <w:noProof/>
               </w:rPr>
-              <w:instrText xml:space="preserve"> PAGEREF _Toc243816009 \h </w:instrText>
+              <w:instrText xml:space="preserve"> PAGEREF _Toc243926799 \h </w:instrText>
             </w:r>
             <w:r>
               <w:rPr>
@@ -3327,7 +3395,7 @@
               <w:rPr>
                 <w:noProof/>
               </w:rPr>
-              <w:t>14</w:t>
+              <w:t>15</w:t>
             </w:r>
             <w:r>
               <w:rPr>
@@ -3351,7 +3419,7 @@
               <w:szCs w:val="22"/>
             </w:rPr>
           </w:pPr>
-          <w:hyperlink w:anchor="_Toc243816010" w:history="1">
+          <w:hyperlink w:anchor="_Toc243926800" w:history="1">
             <w:r>
               <w:rPr>
                 <w:rStyle w:val="Hyperlink"/>
@@ -3375,7 +3443,7 @@
               <w:rPr>
                 <w:noProof/>
               </w:rPr>
-              <w:instrText xml:space="preserve"> PAGEREF _Toc243816010 \h </w:instrText>
+              <w:instrText xml:space="preserve"> PAGEREF _Toc243926800 \h </w:instrText>
             </w:r>
             <w:r>
               <w:rPr>
@@ -3392,7 +3460,7 @@
               <w:rPr>
                 <w:noProof/>
               </w:rPr>
-              <w:t>16</w:t>
+              <w:t>17</w:t>
             </w:r>
             <w:r>
               <w:rPr>
@@ -3416,7 +3484,7 @@
               <w:szCs w:val="22"/>
             </w:rPr>
           </w:pPr>
-          <w:hyperlink w:anchor="_Toc243816011" w:history="1">
+          <w:hyperlink w:anchor="_Toc243926801" w:history="1">
             <w:r>
               <w:rPr>
                 <w:rStyle w:val="Hyperlink"/>
@@ -3440,7 +3508,7 @@
               <w:rPr>
                 <w:noProof/>
               </w:rPr>
-              <w:instrText xml:space="preserve"> PAGEREF _Toc243816011 \h </w:instrText>
+              <w:instrText xml:space="preserve"> PAGEREF _Toc243926801 \h </w:instrText>
             </w:r>
             <w:r>
               <w:rPr>
@@ -3457,7 +3525,7 @@
               <w:rPr>
                 <w:noProof/>
               </w:rPr>
-              <w:t>16</w:t>
+              <w:t>17</w:t>
             </w:r>
             <w:r>
               <w:rPr>
@@ -3481,7 +3549,7 @@
               <w:szCs w:val="22"/>
             </w:rPr>
           </w:pPr>
-          <w:hyperlink w:anchor="_Toc243816012" w:history="1">
+          <w:hyperlink w:anchor="_Toc243926802" w:history="1">
             <w:r>
               <w:rPr>
                 <w:rStyle w:val="Hyperlink"/>
@@ -3505,7 +3573,7 @@
               <w:rPr>
                 <w:noProof/>
               </w:rPr>
-              <w:instrText xml:space="preserve"> PAGEREF _Toc243816012 \h </w:instrText>
+              <w:instrText xml:space="preserve"> PAGEREF _Toc243926802 \h </w:instrText>
             </w:r>
             <w:r>
               <w:rPr>
@@ -3522,7 +3590,7 @@
               <w:rPr>
                 <w:noProof/>
               </w:rPr>
-              <w:t>16</w:t>
+              <w:t>17</w:t>
             </w:r>
             <w:r>
               <w:rPr>
@@ -3546,7 +3614,7 @@
               <w:szCs w:val="22"/>
             </w:rPr>
           </w:pPr>
-          <w:hyperlink w:anchor="_Toc243816013" w:history="1">
+          <w:hyperlink w:anchor="_Toc243926803" w:history="1">
             <w:r>
               <w:rPr>
                 <w:rStyle w:val="Hyperlink"/>
@@ -3570,7 +3638,7 @@
               <w:rPr>
                 <w:noProof/>
               </w:rPr>
-              <w:instrText xml:space="preserve"> PAGEREF _Toc243816013 \h </w:instrText>
+              <w:instrText xml:space="preserve"> PAGEREF _Toc243926803 \h </w:instrText>
             </w:r>
             <w:r>
               <w:rPr>
@@ -3587,7 +3655,7 @@
               <w:rPr>
                 <w:noProof/>
               </w:rPr>
-              <w:t>16</w:t>
+              <w:t>17</w:t>
             </w:r>
             <w:r>
               <w:rPr>
@@ -3611,7 +3679,7 @@
               <w:szCs w:val="22"/>
             </w:rPr>
           </w:pPr>
-          <w:hyperlink w:anchor="_Toc243816014" w:history="1">
+          <w:hyperlink w:anchor="_Toc243926804" w:history="1">
             <w:r>
               <w:rPr>
                 <w:rStyle w:val="Hyperlink"/>
@@ -3635,7 +3703,7 @@
               <w:rPr>
                 <w:noProof/>
               </w:rPr>
-              <w:instrText xml:space="preserve"> PAGEREF _Toc243816014 \h </w:instrText>
+              <w:instrText xml:space="preserve"> PAGEREF _Toc243926804 \h </w:instrText>
             </w:r>
             <w:r>
               <w:rPr>
@@ -3652,7 +3720,7 @@
               <w:rPr>
                 <w:noProof/>
               </w:rPr>
-              <w:t>18</w:t>
+              <w:t>19</w:t>
             </w:r>
             <w:r>
               <w:rPr>
@@ -3676,7 +3744,7 @@
               <w:szCs w:val="22"/>
             </w:rPr>
           </w:pPr>
-          <w:hyperlink w:anchor="_Toc243816015" w:history="1">
+          <w:hyperlink w:anchor="_Toc243926805" w:history="1">
             <w:r>
               <w:rPr>
                 <w:rStyle w:val="Hyperlink"/>
@@ -3700,7 +3768,7 @@
               <w:rPr>
                 <w:noProof/>
               </w:rPr>
-              <w:instrText xml:space="preserve"> PAGEREF _Toc243816015 \h </w:instrText>
+              <w:instrText xml:space="preserve"> PAGEREF _Toc243926805 \h </w:instrText>
             </w:r>
             <w:r>
               <w:rPr>
@@ -3717,7 +3785,7 @@
               <w:rPr>
                 <w:noProof/>
               </w:rPr>
-              <w:t>19</w:t>
+              <w:t>20</w:t>
             </w:r>
             <w:r>
               <w:rPr>
@@ -3741,7 +3809,7 @@
               <w:szCs w:val="22"/>
             </w:rPr>
           </w:pPr>
-          <w:hyperlink w:anchor="_Toc243816016" w:history="1">
+          <w:hyperlink w:anchor="_Toc243926806" w:history="1">
             <w:r>
               <w:rPr>
                 <w:rStyle w:val="Hyperlink"/>
@@ -3765,7 +3833,7 @@
               <w:rPr>
                 <w:noProof/>
               </w:rPr>
-              <w:instrText xml:space="preserve"> PAGEREF _Toc243816016 \h </w:instrText>
+              <w:instrText xml:space="preserve"> PAGEREF _Toc243926806 \h </w:instrText>
             </w:r>
             <w:r>
               <w:rPr>
@@ -3782,7 +3850,7 @@
               <w:rPr>
                 <w:noProof/>
               </w:rPr>
-              <w:t>19</w:t>
+              <w:t>20</w:t>
             </w:r>
             <w:r>
               <w:rPr>
@@ -3806,7 +3874,7 @@
               <w:szCs w:val="22"/>
             </w:rPr>
           </w:pPr>
-          <w:hyperlink w:anchor="_Toc243816017" w:history="1">
+          <w:hyperlink w:anchor="_Toc243926807" w:history="1">
             <w:r>
               <w:rPr>
                 <w:rStyle w:val="Hyperlink"/>
@@ -3830,7 +3898,7 @@
               <w:rPr>
                 <w:noProof/>
               </w:rPr>
-              <w:instrText xml:space="preserve"> PAGEREF _Toc243816017 \h </w:instrText>
+              <w:instrText xml:space="preserve"> PAGEREF _Toc243926807 \h </w:instrText>
             </w:r>
             <w:r>
               <w:rPr>
@@ -3847,7 +3915,7 @@
               <w:rPr>
                 <w:noProof/>
               </w:rPr>
-              <w:t>19</w:t>
+              <w:t>20</w:t>
             </w:r>
             <w:r>
               <w:rPr>
@@ -3871,7 +3939,7 @@
               <w:szCs w:val="22"/>
             </w:rPr>
           </w:pPr>
-          <w:hyperlink w:anchor="_Toc243816018" w:history="1">
+          <w:hyperlink w:anchor="_Toc243926808" w:history="1">
             <w:r>
               <w:rPr>
                 <w:rStyle w:val="Hyperlink"/>
@@ -3895,7 +3963,7 @@
               <w:rPr>
                 <w:noProof/>
               </w:rPr>
-              <w:instrText xml:space="preserve"> PAGEREF _Toc243816018 \h </w:instrText>
+              <w:instrText xml:space="preserve"> PAGEREF _Toc243926808 \h </w:instrText>
             </w:r>
             <w:r>
               <w:rPr>
@@ -3912,7 +3980,7 @@
               <w:rPr>
                 <w:noProof/>
               </w:rPr>
-              <w:t>19</w:t>
+              <w:t>20</w:t>
             </w:r>
             <w:r>
               <w:rPr>
@@ -3936,7 +4004,7 @@
               <w:szCs w:val="22"/>
             </w:rPr>
           </w:pPr>
-          <w:hyperlink w:anchor="_Toc243816019" w:history="1">
+          <w:hyperlink w:anchor="_Toc243926809" w:history="1">
             <w:r>
               <w:rPr>
                 <w:rStyle w:val="Hyperlink"/>
@@ -3960,7 +4028,7 @@
               <w:rPr>
                 <w:noProof/>
               </w:rPr>
-              <w:instrText xml:space="preserve"> PAGEREF _Toc243816019 \h </w:instrText>
+              <w:instrText xml:space="preserve"> PAGEREF _Toc243926809 \h </w:instrText>
             </w:r>
             <w:r>
               <w:rPr>
@@ -3977,7 +4045,7 @@
               <w:rPr>
                 <w:noProof/>
               </w:rPr>
-              <w:t>19</w:t>
+              <w:t>20</w:t>
             </w:r>
             <w:r>
               <w:rPr>
@@ -4001,7 +4069,7 @@
               <w:szCs w:val="22"/>
             </w:rPr>
           </w:pPr>
-          <w:hyperlink w:anchor="_Toc243816020" w:history="1">
+          <w:hyperlink w:anchor="_Toc243926810" w:history="1">
             <w:r>
               <w:rPr>
                 <w:rStyle w:val="Hyperlink"/>
@@ -4025,7 +4093,7 @@
               <w:rPr>
                 <w:noProof/>
               </w:rPr>
-              <w:instrText xml:space="preserve"> PAGEREF _Toc243816020 \h </w:instrText>
+              <w:instrText xml:space="preserve"> PAGEREF _Toc243926810 \h </w:instrText>
             </w:r>
             <w:r>
               <w:rPr>
@@ -4042,7 +4110,7 @@
               <w:rPr>
                 <w:noProof/>
               </w:rPr>
-              <w:t>20</w:t>
+              <w:t>21</w:t>
             </w:r>
             <w:r>
               <w:rPr>
@@ -4068,7 +4136,7 @@
       <w:pPr>
         <w:pStyle w:val="Heading1"/>
       </w:pPr>
-      <w:bookmarkStart w:id="1" w:name="_Toc243815992"/>
+      <w:bookmarkStart w:id="1" w:name="_Toc243926782"/>
       <w:r>
         <w:lastRenderedPageBreak/>
         <w:t>1  Introduction</w:t>
@@ -4080,10 +4148,10 @@
         <w:spacing w:after="120" w:line="276" w:lineRule="auto"/>
       </w:pPr>
       <w:r>
-        <w:t>The mobile app is the main working tool for staff in the field: reg</w:t>
-      </w:r>
-      <w:r>
-        <w:t>istering trees and farmers, recording expenses, running trips and deliveries, managing products and campaigns, collecting and sending M-Pesa payments, and asking the assistant for help. It talks only to the mobile server (DWS-MOB-01).</w:t>
+        <w:t xml:space="preserve">The mobile app is the main working tool for staff in the field: registering trees and farmers, recording expenses, running trips and deliveries, managing products and campaigns, collecting and sending M-Pesa payments, and asking the assistant for help. It </w:t>
+      </w:r>
+      <w:r>
+        <w:t>talks only to the mobile server (DWS-MOB-01).</w:t>
       </w:r>
     </w:p>
     <w:tbl>
@@ -4102,7 +4170,7 @@
           <w:left w:w="10" w:type="dxa"/>
           <w:right w:w="10" w:type="dxa"/>
         </w:tblCellMar>
-        <w:tblLook w:val="04A0" w:firstRow="1" w:lastRow="0" w:firstColumn="1" w:lastColumn="0" w:noHBand="0" w:noVBand="1"/>
+        <w:tblLook w:val="0000" w:firstRow="0" w:lastRow="0" w:firstColumn="0" w:lastColumn="0" w:noHBand="0" w:noVBand="0"/>
       </w:tblPr>
       <w:tblGrid>
         <w:gridCol w:w="2551"/>
@@ -4205,16 +4273,7 @@
                 <w:sz w:val="19"/>
                 <w:szCs w:val="19"/>
               </w:rPr>
-              <w:t xml:space="preserve">Project </w:t>
-            </w:r>
-            <w:r>
-              <w:rPr>
-                <w:b/>
-                <w:bCs/>
-                <w:sz w:val="19"/>
-                <w:szCs w:val="19"/>
-              </w:rPr>
-              <w:t>folder (Windows)</w:t>
+              <w:t>Project folder (Windows)</w:t>
             </w:r>
           </w:p>
         </w:tc>
@@ -4684,7 +4743,7 @@
       <w:pPr>
         <w:pStyle w:val="Heading1"/>
       </w:pPr>
-      <w:bookmarkStart w:id="2" w:name="_Toc243815993"/>
+      <w:bookmarkStart w:id="2" w:name="_Toc243926783"/>
       <w:r>
         <w:lastRenderedPageBreak/>
         <w:t>2  Source layout</w:t>
@@ -4727,7 +4786,7 @@
           <w:left w:w="10" w:type="dxa"/>
           <w:right w:w="10" w:type="dxa"/>
         </w:tblCellMar>
-        <w:tblLook w:val="04A0" w:firstRow="1" w:lastRow="0" w:firstColumn="1" w:lastColumn="0" w:noHBand="0" w:noVBand="1"/>
+        <w:tblLook w:val="0000" w:firstRow="0" w:lastRow="0" w:firstColumn="0" w:lastColumn="0" w:noHBand="0" w:noVBand="0"/>
       </w:tblPr>
       <w:tblGrid>
         <w:gridCol w:w="2753"/>
@@ -4853,14 +4912,7 @@
                 <w:sz w:val="19"/>
                 <w:szCs w:val="19"/>
               </w:rPr>
-              <w:t>Start-up (system splash hand-off) and shared objects. MainActivity is a FragmentActivity becaus</w:t>
-            </w:r>
-            <w:r>
-              <w:rPr>
-                <w:sz w:val="19"/>
-                <w:szCs w:val="19"/>
-              </w:rPr>
-              <w:t>e the fingerprint prompt needs one.</w:t>
+              <w:t>Start-up (system splash hand-off) and shared objects. MainActivity is a FragmentActivity because the fingerprint prompt needs one.</w:t>
             </w:r>
           </w:p>
         </w:tc>
@@ -5401,7 +5453,14 @@
                 <w:sz w:val="19"/>
                 <w:szCs w:val="19"/>
               </w:rPr>
-              <w:t>Shared pieces: AppIcons, pickers (farmer, tree, machine, vehicle, date), voice assistant, video player, video stills, location helper</w:t>
+              <w:t>Shared pieces: AppIcons, pickers (farmer, tree, machine, vehicle, date), voice assi</w:t>
+            </w:r>
+            <w:r>
+              <w:rPr>
+                <w:sz w:val="19"/>
+                <w:szCs w:val="19"/>
+              </w:rPr>
+              <w:t>stant, video player, video stills, location helper</w:t>
             </w:r>
           </w:p>
         </w:tc>
@@ -5460,14 +5519,7 @@
                 <w:sz w:val="19"/>
                 <w:szCs w:val="19"/>
               </w:rPr>
-              <w:t>Colours, type, wood images. Since 20 October 2026 the "Living Forest" greens (DateroemBackground #0F241B, Datero</w:t>
-            </w:r>
-            <w:r>
-              <w:rPr>
-                <w:sz w:val="19"/>
-                <w:szCs w:val="19"/>
-              </w:rPr>
-              <w:t>emSurface #1D4232 in Color.kt; forest_dark and forest_mid in res/values/colors.xml), the same as the website and desktop</w:t>
+              <w:t>Colours, type, wood images. Since 20 October 2026 the "Living Forest" greens (DateroemBackground #0F241B, DateroemSurface #1D4232 in Color.kt; forest_dark and forest_mid in res/values/colors.xml), the same as the website and desktop</w:t>
             </w:r>
           </w:p>
         </w:tc>
@@ -5528,7 +5580,14 @@
                 <w:sz w:val="19"/>
                 <w:szCs w:val="19"/>
               </w:rPr>
-              <w:t>SettingsScreen - Appearance: Forest, Dark or Light (since 20 October 2026)</w:t>
+              <w:t>SettingsSc</w:t>
+            </w:r>
+            <w:r>
+              <w:rPr>
+                <w:sz w:val="19"/>
+                <w:szCs w:val="19"/>
+              </w:rPr>
+              <w:t>reen - Appearance: Forest, Dark or Light (since 20 October 2026)</w:t>
             </w:r>
           </w:p>
         </w:tc>
@@ -5607,7 +5666,7 @@
       <w:pPr>
         <w:pStyle w:val="Heading1"/>
       </w:pPr>
-      <w:bookmarkStart w:id="3" w:name="_Toc243815994"/>
+      <w:bookmarkStart w:id="3" w:name="_Toc243926784"/>
       <w:r>
         <w:lastRenderedPageBreak/>
         <w:t>3  Navigation and roles</w:t>
@@ -5639,7 +5698,10 @@
         <w:t>AI assistant</w:t>
       </w:r>
       <w:r>
-        <w:t xml:space="preserve"> (right). The trip picked on the dial becomes the active trip that Home and every trip-based section follow.</w:t>
+        <w:t xml:space="preserve"> (right). The trip picked on the dial becomes the active </w:t>
+      </w:r>
+      <w:r>
+        <w:t>trip that Home and every trip-based section follow.</w:t>
       </w:r>
     </w:p>
     <w:tbl>
@@ -5658,7 +5720,7 @@
           <w:left w:w="10" w:type="dxa"/>
           <w:right w:w="10" w:type="dxa"/>
         </w:tblCellMar>
-        <w:tblLook w:val="04A0" w:firstRow="1" w:lastRow="0" w:firstColumn="1" w:lastColumn="0" w:noHBand="0" w:noVBand="1"/>
+        <w:tblLook w:val="0000" w:firstRow="0" w:lastRow="0" w:firstColumn="0" w:lastColumn="0" w:noHBand="0" w:noVBand="0"/>
       </w:tblPr>
       <w:tblGrid>
         <w:gridCol w:w="2083"/>
@@ -6733,10 +6795,7 @@
         <w:t>ui/nav/Destinations.kt</w:t>
       </w:r>
       <w:r>
-        <w:t xml:space="preserve">. Finer rules inside screens (bins, Pay, Assign) check whether the user is Admin or SuperAdmin. Remember that these are screen rules only; the backend enforces admin rights only for the actions listed </w:t>
-      </w:r>
-      <w:r>
-        <w:t>in the Backend Server document.</w:t>
+        <w:t>. Finer rules inside screens (bins, Pay, Assign) check whether the user is Admin or SuperAdmin. Remember that these are screen rules only; the backend enforces admin rights only for the actions listed in the Backend Server document.</w:t>
       </w:r>
     </w:p>
     <w:p>
@@ -6748,10 +6807,13 @@
       <w:pPr>
         <w:pStyle w:val="Heading1"/>
       </w:pPr>
-      <w:bookmarkStart w:id="4" w:name="_Toc243815995"/>
+      <w:bookmarkStart w:id="4" w:name="_Toc243926785"/>
       <w:r>
         <w:lastRenderedPageBreak/>
-        <w:t>4  Sections and screens</w:t>
+        <w:t>4  Sections and scree</w:t>
+      </w:r>
+      <w:r>
+        <w:t>ns</w:t>
       </w:r>
       <w:bookmarkEnd w:id="4"/>
     </w:p>
@@ -6759,7 +6821,7 @@
       <w:pPr>
         <w:pStyle w:val="Heading2"/>
       </w:pPr>
-      <w:bookmarkStart w:id="5" w:name="_Toc243815996"/>
+      <w:bookmarkStart w:id="5" w:name="_Toc243926786"/>
       <w:r>
         <w:t>4.1  Splash, sign-in and Home</w:t>
       </w:r>
@@ -6770,10 +6832,10 @@
         <w:spacing w:after="120" w:line="276" w:lineRule="auto"/>
       </w:pPr>
       <w:r>
-        <w:t>Since 24 October 2026 ("when i click the menu ... the circular thing that should show my picture doent show"; "in home the new edited info i did doesnt show in my mobil</w:t>
-      </w:r>
-      <w:r>
-        <w:t xml:space="preserve">e but i eddited and saved it in the desktop"): the menu's name and photo come from </w:t>
+        <w:t>Since 24 October 2026 ("when i click the menu ... the circular thing that should show my picture doent show"; "in home the new edited info i did doesnt show in my mobile but i eddited and saved it in the desktop"): the menu</w:t>
+      </w:r>
+      <w:r>
+        <w:t xml:space="preserve">'s name and photo come from </w:t>
       </w:r>
       <w:r>
         <w:rPr>
@@ -6785,10 +6847,10 @@
         <w:t>AccountState</w:t>
       </w:r>
       <w:r>
-        <w:t>, filled from /auth/me each time Home opens, so a name or photo changed on the website or the desktop shows without signing in again; before, the name was the co</w:t>
-      </w:r>
-      <w:r>
-        <w:t>py read when the app opened. A photo that fails to load (no connection yet) is tried again after 2, 4, 6 ... seconds, then every 30 (</w:t>
+        <w:t>, filled from /auth/me each time Home opens, so a name or photo changed on the website or the desktop shows without signing in again; before, the name was the copy read when the app opened. A photo that fails to load</w:t>
+      </w:r>
+      <w:r>
+        <w:t xml:space="preserve"> (no connection yet) is tried again after 2, 4, 6 ... seconds, then every 30 (</w:t>
       </w:r>
       <w:r>
         <w:rPr>
@@ -6800,10 +6862,10 @@
         <w:t>ui/common/Avatar.kt</w:t>
       </w:r>
       <w:r>
-        <w:t>). Home loads again whenever it comes back into view - from another screen or another app - and when the</w:t>
-      </w:r>
-      <w:r>
-        <w:t xml:space="preserve"> server can't be reached the company card says it is the copy kept on the phone.</w:t>
+        <w:t>). Home loads again whenever it comes back into view - from another screen or another app - and when the server can't be reached the company card says it is th</w:t>
+      </w:r>
+      <w:r>
+        <w:t>e copy kept on the phone.</w:t>
       </w:r>
     </w:p>
     <w:p>
@@ -6811,10 +6873,10 @@
         <w:spacing w:after="120" w:line="276" w:lineRule="auto"/>
       </w:pPr>
       <w:r>
-        <w:t>Error messages (24 October 2026, "some errors are kind of long and they do not well cover the space some go over other thins so can we fix this such if the error apperas the s</w:t>
-      </w:r>
-      <w:r>
-        <w:t xml:space="preserve">pace can e.g be scrollable"): every error the app shows - a form that couldn't save, a screen that couldn't load, sign-in, payments, the assistant - sits in </w:t>
+        <w:t>Error messages (24 October 2026, "some errors are kind of long and they do not well cover the space some go over other thins so can we fix this such if the error apperas the space can e.g be scrollable"): every error the app shows</w:t>
+      </w:r>
+      <w:r>
+        <w:t xml:space="preserve"> - a form that couldn't save, a screen that couldn't load, sign-in, payments, the assistant - sits in </w:t>
       </w:r>
       <w:r>
         <w:rPr>
@@ -6826,10 +6888,10 @@
         <w:t>ui/common/ErrorBox.kt</w:t>
       </w:r>
       <w:r>
-        <w:t>: tinted red, at most about four lines tall (three for small notes), scrolling</w:t>
-      </w:r>
-      <w:r>
-        <w:t xml:space="preserve"> inside itself with a thin bar when the message is longer, so a long message never pushes the screen around or slides under the floating assistant button. The short titles ("Couldn't load products") and the red Delete buttons stay as they were.</w:t>
+        <w:t>: tinted red, at most about four lines tall (three for small notes), scrolling inside itself with a thin bar when the message is long</w:t>
+      </w:r>
+      <w:r>
+        <w:t>er, so a long message never pushes the screen around or slides under the floating assistant button. The short titles ("Couldn't load products") and the red Delete buttons stay as they were.</w:t>
       </w:r>
     </w:p>
     <w:p>
@@ -6837,10 +6899,7 @@
         <w:spacing w:after="120" w:line="276" w:lineRule="auto"/>
       </w:pPr>
       <w:r>
-        <w:t xml:space="preserve">Home since </w:t>
-      </w:r>
-      <w:r>
-        <w:t>24 October 2026 (</w:t>
+        <w:t>Home since 24 October 2026 (</w:t>
       </w:r>
       <w:r>
         <w:rPr>
@@ -6852,7 +6911,10 @@
         <w:t>ui/dashboard/</w:t>
       </w:r>
       <w:r>
-        <w:t>): the company card comes from the server - the same on every phone, kept on the phone for when it is offline - and only the SuperAdmin sees Edit. Admins and the SuperAdmin also see the business at a glance (</w:t>
+        <w:t>): the company card comes</w:t>
+      </w:r>
+      <w:r>
+        <w:t xml:space="preserve"> from the server - the same on every phone, kept on the phone for when it is offline - and only the SuperAdmin sees Edit. Admins and the SuperAdmin also see the business at a glance (</w:t>
       </w:r>
       <w:r>
         <w:rPr>
@@ -6864,10 +6926,10 @@
         <w:t>/insights/overview</w:t>
       </w:r>
       <w:r>
-        <w:t>): the orders waiting for a delivery with how many are past or close to the promised date, users by role, products, campaigns and trips. With a trip picked, everyone sees products sold and deliveries; profit and expenses only Admins and the SuperAdmin ("Ad</w:t>
-      </w:r>
-      <w:r>
-        <w:t>mins and SuperAdmin only").</w:t>
+        <w:t xml:space="preserve">): the orders waiting for a delivery with how many are </w:t>
+      </w:r>
+      <w:r>
+        <w:t>past or close to the promised date, users by role, products, campaigns and trips. With a trip picked, everyone sees products sold and deliveries; profit and expenses only Admins and the SuperAdmin ("Admins and SuperAdmin only").</w:t>
       </w:r>
     </w:p>
     <w:p>
@@ -6875,7 +6937,10 @@
         <w:spacing w:after="120" w:line="276" w:lineRule="auto"/>
       </w:pPr>
       <w:r>
-        <w:t>Since 24 October 2026 the photo and name at the top of the menu open My profile (</w:t>
+        <w:t>Since 24 October 2026 the p</w:t>
+      </w:r>
+      <w:r>
+        <w:t>hoto and name at the top of the menu open My profile (</w:t>
       </w:r>
       <w:r>
         <w:rPr>
@@ -6887,13 +6952,10 @@
         <w:t>ui/profile/ProfileScreen.kt</w:t>
       </w:r>
       <w:r>
-        <w:t>): the photo (tap it to choose one from the gallery - shrunk on the phone, cut square by the phone server), the name, th</w:t>
-      </w:r>
-      <w:r>
-        <w:t>e email (hidden until Show; the password is asked for when it changes), the phone number (hidden until Show; an admin changes it, because payouts go to it) and the password (this phone stays signed in; every other device is signed out). After an admin's pa</w:t>
-      </w:r>
-      <w:r>
-        <w:t>ssword reset, Choose a new password (</w:t>
+        <w:t>): the photo (tap it to choose one from the gallery - shrunk on the phone, cut square by the phone server), the name, the email (hidden until Show; the password is asked for w</w:t>
+      </w:r>
+      <w:r>
+        <w:t>hen it changes), the phone number (hidden until Show; an admin changes it, because payouts go to it) and the password (this phone stays signed in; every other device is signed out). After an admin's password reset, Choose a new password (</w:t>
       </w:r>
       <w:r>
         <w:rPr>
@@ -6902,7 +6964,16 @@
           <w:sz w:val="19"/>
           <w:szCs w:val="19"/>
         </w:rPr>
-        <w:t>ForcedPasswordScreen.kt</w:t>
+        <w:t>ForcedPasswordScre</w:t>
+      </w:r>
+      <w:r>
+        <w:rPr>
+          <w:rFonts w:ascii="Consolas" w:eastAsia="Consolas" w:hAnsi="Consolas" w:cs="Consolas"/>
+          <w:color w:val="3B3F3D"/>
+          <w:sz w:val="19"/>
+          <w:szCs w:val="19"/>
+        </w:rPr>
+        <w:t>en.kt</w:t>
       </w:r>
       <w:r>
         <w:t>) comes before Home. The idle lock: open but untouched for the SuperAdmin's minutes (25 at first), the app asks for the fingerprint, with Still there? a minute before (</w:t>
@@ -6926,16 +6997,7 @@
           <w:sz w:val="19"/>
           <w:szCs w:val="19"/>
         </w:rPr>
-        <w:t>MainActivity.on</w:t>
-      </w:r>
-      <w:r>
-        <w:rPr>
-          <w:rFonts w:ascii="Consolas" w:eastAsia="Consolas" w:hAnsi="Consolas" w:cs="Consolas"/>
-          <w:color w:val="3B3F3D"/>
-          <w:sz w:val="19"/>
-          <w:szCs w:val="19"/>
-        </w:rPr>
-        <w:t>UserInteraction</w:t>
+        <w:t>MainActivity.onUserInteraction</w:t>
       </w:r>
       <w:r>
         <w:t>); Settings says how many minutes.</w:t>
@@ -6951,16 +7013,19 @@
         <w:spacing w:after="60" w:line="264" w:lineRule="auto"/>
       </w:pPr>
       <w:r>
-        <w:t xml:space="preserve">SplashScreen - since 18 October 2026 two real photographs instead of the drawn forest ("the board has seen it wise to use a real forest"): the old oak rises out of the dark, mist rolls in and clears over a </w:t>
-      </w:r>
-      <w:r>
-        <w:t xml:space="preserve">misty pine forest, then the company emblem, the wood wordmark and "Growing Timber, Growing Futures" settle in (about 6 seconds; a tap skips it; with the phone's animations off, the last picture for a moment). It plays every time the app is opened afresh - </w:t>
-      </w:r>
-      <w:r>
-        <w:t>after it was closed (swiped away from the recent apps) or Android cleared it (since 19 October 2026: "like other apps like netflix"). Coming back from the background (Home, Back or another app) it plays again only after more than 3 minutes away (15 until 1</w:t>
-      </w:r>
-      <w:r>
-        <w:t>9 October 2026), over the screen the person was on, which is still there afterwards, and the fingerprint prompt waits until it ends. Turning the phone does not replay it. In its last moment the app's own greens wash over the forest.</w:t>
+        <w:t>Splas</w:t>
+      </w:r>
+      <w:r>
+        <w:t>hScreen - since 18 October 2026 two real photographs instead of the drawn forest ("the board has seen it wise to use a real forest"): the old oak rises out of the dark, mist rolls in and clears over a misty pine forest, then the company emblem, the wood wo</w:t>
+      </w:r>
+      <w:r>
+        <w:t xml:space="preserve">rdmark and "Growing Timber, Growing Futures" settle in (about 6 seconds; a tap skips it; with the phone's animations off, the last picture for a moment). It plays every time the app is opened afresh - after it was closed (swiped away from the recent apps) </w:t>
+      </w:r>
+      <w:r>
+        <w:t>or Android cleared it (since 19 October 2026: "like other apps like netflix"). Coming back from the background (Home, Back or another app) it plays again only after more than 3 minutes away (15 until 19 October 2026), over the screen the person was on, whi</w:t>
+      </w:r>
+      <w:r>
+        <w:t>ch is still there afterwards, and the fingerprint prompt waits until it ends. Turning the phone does not replay it. In its last moment the app's own greens wash over the forest.</w:t>
       </w:r>
     </w:p>
     <w:p>
@@ -7112,7 +7177,7 @@
       <w:pPr>
         <w:pStyle w:val="Heading2"/>
       </w:pPr>
-      <w:bookmarkStart w:id="6" w:name="_Toc243815997"/>
+      <w:bookmarkStart w:id="6" w:name="_Toc243926787"/>
       <w:r>
         <w:t>4.2  Orders</w:t>
       </w:r>
@@ -7147,7 +7212,7 @@
       <w:pPr>
         <w:pStyle w:val="Heading2"/>
       </w:pPr>
-      <w:bookmarkStart w:id="7" w:name="_Toc243815998"/>
+      <w:bookmarkStart w:id="7" w:name="_Toc243926788"/>
       <w:r>
         <w:t>4.3  Products</w:t>
       </w:r>
@@ -7218,7 +7283,7 @@
       <w:pPr>
         <w:pStyle w:val="Heading2"/>
       </w:pPr>
-      <w:bookmarkStart w:id="8" w:name="_Toc243815999"/>
+      <w:bookmarkStart w:id="8" w:name="_Toc243926789"/>
       <w:r>
         <w:t>4.4  Bulk orders and delivery areas</w:t>
       </w:r>
@@ -7242,7 +7307,7 @@
       <w:pPr>
         <w:pStyle w:val="Heading2"/>
       </w:pPr>
-      <w:bookmarkStart w:id="9" w:name="_Toc243816000"/>
+      <w:bookmarkStart w:id="9" w:name="_Toc243926790"/>
       <w:r>
         <w:t>4.5  Marketing</w:t>
       </w:r>
@@ -7253,10 +7318,10 @@
         <w:spacing w:after="120" w:line="276" w:lineRule="auto"/>
       </w:pPr>
       <w:r>
-        <w:t>Campaign list showing each photo, or for a video a still taken from it with a play mark, so campaigns are easy to tell apart.</w:t>
-      </w:r>
-      <w:r>
-        <w:t xml:space="preserve"> + creates a campaign with a name, channel (radio buttons, or All), status, dates, one media item (take photo, record video or choose from gallery) and the products it promotes. Videos play in the app. Deleted campaigns go to the bin.</w:t>
+        <w:t>Campaign list showing each photo, or for a video a still taken from it with a play mark, so campaigns are easy to tell apart. + creates a campaign with a name, channel (radio buttons, or All), status, dates, one media item (take photo, record video or choo</w:t>
+      </w:r>
+      <w:r>
+        <w:t>se from gallery) and the products it promotes. Videos play in the app. Deleted campaigns go to the bin.</w:t>
       </w:r>
     </w:p>
     <w:p>
@@ -7276,10 +7341,10 @@
         <w:t>Products in this campaign</w:t>
       </w:r>
       <w:r>
-        <w:t xml:space="preserve"> - a field on the form opens a searchable list of products to tick ("None chosen yet - tap to choose" until some are). Saving replaces the campaign's whole set in one request. An Active campaign with no products shows the hint "Cus</w:t>
-      </w:r>
-      <w:r>
-        <w:t>tomers only see a campaign on the website once it has at least one product."</w:t>
+        <w:t xml:space="preserve"> - a field on the form opens a searchable list of products to tick ("None chosen yet - tap to choose" until some are). Saving r</w:t>
+      </w:r>
+      <w:r>
+        <w:t>eplaces the campaign's whole set in one request. An Active campaign with no products shows the hint "Customers only see a campaign on the website once it has at least one product."</w:t>
       </w:r>
     </w:p>
     <w:p>
@@ -7299,7 +7364,10 @@
         <w:t>Media is kept</w:t>
       </w:r>
       <w:r>
-        <w:t xml:space="preserve"> - editing a campaign without choosing a new photo or video keeps the existing one. (The server sends the media as </w:t>
+        <w:t xml:space="preserve"> - editing a campaign without choosing a new photo or video ke</w:t>
+      </w:r>
+      <w:r>
+        <w:t xml:space="preserve">eps the existing one. (The server sends the media as </w:t>
       </w:r>
       <w:r>
         <w:rPr>
@@ -7323,10 +7391,7 @@
         <w:t>mediaKeyOf</w:t>
       </w:r>
       <w:r>
-        <w:t xml:space="preserve"> turns it back into </w:t>
-      </w:r>
-      <w:r>
-        <w:t>the stored key before saving.)</w:t>
+        <w:t xml:space="preserve"> turns it back into the stored key before saving.)</w:t>
       </w:r>
     </w:p>
     <w:p>
@@ -7346,10 +7411,10 @@
         <w:t>Unsaved changes are kept</w:t>
       </w:r>
       <w:r>
-        <w:t xml:space="preserve"> - leaving the form, or the app locking, keeps what was typed as a draft for as long as the app runs. Coming back shows "Your unsaved changes from before are back." with a Discard button; Cancel throws</w:t>
-      </w:r>
-      <w:r>
-        <w:t xml:space="preserve"> the changes away.</w:t>
+        <w:t xml:space="preserve"> - leaving the form, or the app locking, keeps what was typed as a draft for as long as the app r</w:t>
+      </w:r>
+      <w:r>
+        <w:t>uns. Coming back shows "Your unsaved changes from before are back." with a Discard button; Cancel throws the changes away.</w:t>
       </w:r>
     </w:p>
     <w:p>
@@ -7381,7 +7446,10 @@
         <w:t>ui/common/VideoThumbnail.kt</w:t>
       </w:r>
       <w:r>
-        <w:t xml:space="preserve"> takes the picture at 0.8 seconds into the video, keeps recent ones in memory and saves them in the app's cache folder (</w:t>
+        <w:t xml:space="preserve"> takes the picture at 0.8 seconds into the video, keeps recent ones in memory and saves the</w:t>
+      </w:r>
+      <w:r>
+        <w:t>m in the app's cache folder (</w:t>
       </w:r>
       <w:r>
         <w:rPr>
@@ -7402,16 +7470,7 @@
           <w:sz w:val="19"/>
           <w:szCs w:val="19"/>
         </w:rPr>
-        <w:t>ui/marke</w:t>
-      </w:r>
-      <w:r>
-        <w:rPr>
-          <w:rFonts w:ascii="Consolas" w:eastAsia="Consolas" w:hAnsi="Consolas" w:cs="Consolas"/>
-          <w:color w:val="3B3F3D"/>
-          <w:sz w:val="19"/>
-          <w:szCs w:val="19"/>
-        </w:rPr>
-        <w:t>ting/CampaignMediaThumbnail.kt</w:t>
+        <w:t>ui/marketing/CampaignMediaThumbnail.kt</w:t>
       </w:r>
       <w:r>
         <w:t xml:space="preserve"> in Campaigns and Deleted Campaigns.</w:t>
@@ -7434,13 +7493,16 @@
         <w:t>Bulk order pictures</w:t>
       </w:r>
       <w:r>
-        <w:t xml:space="preserve"> (since 9 October 2026): the picture button in the Marketing top bar - Marketers, Admins and the SuperAdmin only - opens the photos that play as a slideshow on the websi</w:t>
-      </w:r>
-      <w:r>
-        <w:t xml:space="preserve">te's Bulk Orders page. Each shows whole on a 16:9 card with its number and caption; arrows move it earlier or later, Add caption / Edit caption and Remove (asks first) sit under it. The round + takes a photo or picks one from the gallery, then asks for an </w:t>
-      </w:r>
-      <w:r>
-        <w:t xml:space="preserve">optional caption (up to 120 characters) before adding it; the photo is shrunk on the phone (1600 px JPEG) and uploaded. 12 at most - the + disappears at 12. Files: </w:t>
+        <w:t xml:space="preserve"> (since 9 October 2026): the picture button in the Marketing top </w:t>
+      </w:r>
+      <w:r>
+        <w:t>bar - Marketers, Admins and the SuperAdmin only - opens the photos that play as a slideshow on the website's Bulk Orders page. Each shows whole on a 16:9 card with its number and caption; arrows move it earlier or later, Add caption / Edit caption and Remo</w:t>
+      </w:r>
+      <w:r>
+        <w:t>ve (asks first) sit under it. The round + takes a photo or picks one from the gallery, then asks for an optional caption (up to 120 characters) before adding it; the photo is shrunk on the phone (1600 px JPEG) and uploaded. 12 at most - the + disappears at</w:t>
+      </w:r>
+      <w:r>
+        <w:t xml:space="preserve"> 12. Files: </w:t>
       </w:r>
       <w:r>
         <w:rPr>
@@ -7493,16 +7555,7 @@
           <w:sz w:val="19"/>
           <w:szCs w:val="19"/>
         </w:rPr>
-        <w:t>ui/mark</w:t>
-      </w:r>
-      <w:r>
-        <w:rPr>
-          <w:rFonts w:ascii="Consolas" w:eastAsia="Consolas" w:hAnsi="Consolas" w:cs="Consolas"/>
-          <w:color w:val="3B3F3D"/>
-          <w:sz w:val="19"/>
-          <w:szCs w:val="19"/>
-        </w:rPr>
-        <w:t>eting/CampaignsScreen.kt</w:t>
+        <w:t>ui/marketing/CampaignsScreen.kt</w:t>
       </w:r>
       <w:r>
         <w:t xml:space="preserve">, </w:t>
@@ -7574,7 +7627,16 @@
           <w:sz w:val="19"/>
           <w:szCs w:val="19"/>
         </w:rPr>
-        <w:t>DeletedCampaignsScreen.kt</w:t>
+        <w:t>De</w:t>
+      </w:r>
+      <w:r>
+        <w:rPr>
+          <w:rFonts w:ascii="Consolas" w:eastAsia="Consolas" w:hAnsi="Consolas" w:cs="Consolas"/>
+          <w:color w:val="3B3F3D"/>
+          <w:sz w:val="19"/>
+          <w:szCs w:val="19"/>
+        </w:rPr>
+        <w:t>letedCampaignsScreen.kt</w:t>
       </w:r>
       <w:r>
         <w:t>.</w:t>
@@ -7582,10 +7644,57 @@
     </w:p>
     <w:p>
       <w:pPr>
+        <w:spacing w:after="120" w:line="276" w:lineRule="auto"/>
+      </w:pPr>
+      <w:r>
+        <w:t xml:space="preserve">Retiring a campaign (since 26 October 2026): open the campaign and press </w:t>
+      </w:r>
+      <w:r>
+        <w:rPr>
+          <w:b/>
+          <w:bCs/>
+        </w:rPr>
+        <w:t>Retire Campaign</w:t>
+      </w:r>
+      <w:r>
+        <w:t xml:space="preserve"> near the bottom of its form (above Delete Campaign, as for products); it asks first, then goes back to the list. A retired campaign is off the</w:t>
+      </w:r>
+      <w:r>
+        <w:t xml:space="preserve"> website but kept: its card is brown with "Retired · not on the website" and a </w:t>
+      </w:r>
+      <w:r>
+        <w:rPr>
+          <w:b/>
+          <w:bCs/>
+        </w:rPr>
+        <w:t>Bring back</w:t>
+      </w:r>
+      <w:r>
+        <w:t xml:space="preserve"> button. The list asks the server for retired campaigns too (</w:t>
+      </w:r>
+      <w:r>
+        <w:rPr>
+          <w:rFonts w:ascii="Consolas" w:eastAsia="Consolas" w:hAnsi="Consolas" w:cs="Consolas"/>
+          <w:color w:val="3B3F3D"/>
+          <w:sz w:val="19"/>
+          <w:szCs w:val="19"/>
+        </w:rPr>
+        <w:t>listCampaigns(includeRetired = true)</w:t>
+      </w:r>
+      <w:r>
+        <w:t xml:space="preserve">); Home does not, so a retired campaign never shows there as running. </w:t>
+      </w:r>
+      <w:r>
+        <w:t>Marketers, Admins and the SuperAdmin may retire (the server checks).</w:t>
+      </w:r>
+    </w:p>
+    <w:p>
+      <w:pPr>
         <w:pStyle w:val="Heading2"/>
       </w:pPr>
-      <w:bookmarkStart w:id="10" w:name="_Toc243816001"/>
-      <w:r>
+      <w:bookmarkStart w:id="10" w:name="_Toc243926791"/>
+      <w:r>
+        <w:lastRenderedPageBreak/>
         <w:t>4.6  Trips and light deliveries</w:t>
       </w:r>
       <w:bookmarkEnd w:id="10"/>
@@ -7595,16 +7704,13 @@
         <w:spacing w:after="120" w:line="276" w:lineRule="auto"/>
       </w:pPr>
       <w:r>
-        <w:t>Since 23 October 2026 orders are named by their</w:t>
-      </w:r>
-      <w:r>
-        <w:t xml:space="preserve"> ticket (like DW-7K3Q9P) everywhere in the app - the ticket the customer quotes. Customers no longer see the driver or the vehicle unless it is shared: when sending orders to a new delivery, tick Share the driver with the customer; orders joining an existi</w:t>
-      </w:r>
-      <w:r>
-        <w:t>ng delivery follow that delivery. On a trip's light deliveries, Managers, Admins and the SuperAdmin have a Share driver with customers switch on each delivery. Shared, the customer sees the driver's first name, the number plate and the company phone - neve</w:t>
-      </w:r>
-      <w:r>
-        <w:t>r the driver's own number.</w:t>
+        <w:t>Since 23 October 2026 orders are named by their ticket (like DW-7K3Q9P) everywhere in the app - the ticket the customer quotes. Customers no longer see the driver or the vehicle unless it is shared: when sending orders to a new delivery, tick Share the dri</w:t>
+      </w:r>
+      <w:r>
+        <w:t>ver with the customer; orders joining an existing delivery follow that delivery. On a trip's light deliveries, Managers, Admins and the SuperAdmin have a Share driver with customers switch on each delivery. Shared, the customer sees the driver's first name</w:t>
+      </w:r>
+      <w:r>
+        <w:t>, the number plate and the company phone - never the driver's own number.</w:t>
       </w:r>
     </w:p>
     <w:p>
@@ -7617,7 +7723,6 @@
         <w:spacing w:after="60" w:line="264" w:lineRule="auto"/>
       </w:pPr>
       <w:r>
-        <w:lastRenderedPageBreak/>
         <w:t>Trips list with the active (open) trip highlighted. A new trip can be created only when no other trip is open; it becomes the working trip once picked on the dial.</w:t>
       </w:r>
     </w:p>
@@ -7631,7 +7736,10 @@
         <w:spacing w:after="60" w:line="264" w:lineRule="auto"/>
       </w:pPr>
       <w:r>
-        <w:t>Trip detail: key figures (deliveries, permits, loans plus capital) and Finalize Trip, which also records the remainder trees left over.</w:t>
+        <w:t>Trip detail: key f</w:t>
+      </w:r>
+      <w:r>
+        <w:t>igures (deliveries, permits, loans plus capital) and Finalize Trip, which also records the remainder trees left over.</w:t>
       </w:r>
     </w:p>
     <w:p>
@@ -7644,10 +7752,10 @@
         <w:spacing w:after="60" w:line="264" w:lineRule="auto"/>
       </w:pPr>
       <w:r>
-        <w:t>Light deliveries of a trip: tap a delivery, enter "Received by", let the customer sign on the screen, confirm "Yes, deli</w:t>
-      </w:r>
-      <w:r>
-        <w:t>vered". If some orders were not delivered, give the reason; they return to Orders as priority.</w:t>
+        <w:t>Light deliveries of a trip: tap a delivery, enter "Received by", let the customer sign on the screen, confirm "Yes, delivered". If some or</w:t>
+      </w:r>
+      <w:r>
+        <w:t>ders were not delivered, give the reason; they return to Orders as priority.</w:t>
       </w:r>
     </w:p>
     <w:p>
@@ -7659,7 +7767,7 @@
       <w:pPr>
         <w:pStyle w:val="Heading2"/>
       </w:pPr>
-      <w:bookmarkStart w:id="11" w:name="_Toc243816002"/>
+      <w:bookmarkStart w:id="11" w:name="_Toc243926792"/>
       <w:r>
         <w:t>4.7  Trees</w:t>
       </w:r>
@@ -7670,17 +7778,17 @@
         <w:spacing w:after="120" w:line="276" w:lineRule="auto"/>
       </w:pPr>
       <w:r>
-        <w:t>Registrations of the active trip. + registers trees: an existing farmer (searchable picker) or a new farmer with name and phone, household, number an</w:t>
-      </w:r>
-      <w:r>
-        <w:t>d type of trees, and GPS coordinates filled from the phone's location (works offline). Remainder trees can name the tree registration they came from. Deleted registrations go to the bin.</w:t>
+        <w:t>Registrations of the active trip. + registers trees: an existing farmer (searchable picker) or a new farmer with name and phone, household, number and type of trees, a</w:t>
+      </w:r>
+      <w:r>
+        <w:t>nd GPS coordinates filled from the phone's location (works offline). Remainder trees can name the tree registration they came from. Deleted registrations go to the bin.</w:t>
       </w:r>
     </w:p>
     <w:p>
       <w:pPr>
         <w:pStyle w:val="Heading2"/>
       </w:pPr>
-      <w:bookmarkStart w:id="12" w:name="_Toc243816003"/>
+      <w:bookmarkStart w:id="12" w:name="_Toc243926793"/>
       <w:r>
         <w:t>4.8  Expenses</w:t>
       </w:r>
@@ -7691,20 +7799,20 @@
         <w:spacing w:after="120" w:line="276" w:lineRule="auto"/>
       </w:pPr>
       <w:r>
-        <w:t>Pick a trip, then a category (transport, permits, commu</w:t>
-      </w:r>
-      <w:r>
-        <w:t>nication, salaries, farmer payments, machine, accommodation, other) to see its total. The list toggles between all, paid (assigned) and pending entries. + adds an entry: amount, description, paid with soft cash (M-Pesa) or hard cash, and the category's own</w:t>
-      </w:r>
-      <w:r>
-        <w:t xml:space="preserve"> fields (vehicle or machine picked from lists, who it is for, farmer and tree). Admins press Pay to send it with Send Money.</w:t>
+        <w:t>Pick a trip, then a category (transport, permits, communication, salaries</w:t>
+      </w:r>
+      <w:r>
+        <w:t>, farmer payments, machine, accommodation, other) to see its total. The list toggles between all, paid (assigned) and pending entries. + adds an entry: amount, description, paid with soft cash (M-Pesa) or hard cash, and the category's own fields (vehicle o</w:t>
+      </w:r>
+      <w:r>
+        <w:t>r machine picked from lists, who it is for, farmer and tree). Admins press Pay to send it with Send Money.</w:t>
       </w:r>
     </w:p>
     <w:p>
       <w:pPr>
         <w:pStyle w:val="Heading2"/>
       </w:pPr>
-      <w:bookmarkStart w:id="13" w:name="_Toc243816004"/>
+      <w:bookmarkStart w:id="13" w:name="_Toc243926794"/>
       <w:r>
         <w:t>4.9  Transactions</w:t>
       </w:r>
@@ -7726,7 +7834,7 @@
           <w:left w:w="10" w:type="dxa"/>
           <w:right w:w="10" w:type="dxa"/>
         </w:tblCellMar>
-        <w:tblLook w:val="04A0" w:firstRow="1" w:lastRow="0" w:firstColumn="1" w:lastColumn="0" w:noHBand="0" w:noVBand="1"/>
+        <w:tblLook w:val="0000" w:firstRow="0" w:lastRow="0" w:firstColumn="0" w:lastColumn="0" w:noHBand="0" w:noVBand="0"/>
       </w:tblPr>
       <w:tblGrid>
         <w:gridCol w:w="2753"/>
@@ -8107,7 +8215,7 @@
       <w:pPr>
         <w:pStyle w:val="Heading2"/>
       </w:pPr>
-      <w:bookmarkStart w:id="14" w:name="_Toc243816005"/>
+      <w:bookmarkStart w:id="14" w:name="_Toc243926795"/>
       <w:r>
         <w:t>4.10  Loans &amp; Finance</w:t>
       </w:r>
@@ -8118,18 +8226,19 @@
         <w:spacing w:after="120" w:line="276" w:lineRule="auto"/>
       </w:pPr>
       <w:r>
-        <w:t>Admins only. Loans of the active trip with paid and remaining amounts, add or edit a loan, open a loan to see repayments (paid or pending M-Pesa) and Pay Loan. Capital shows the trip's capital entries and the hard and soft cash split (Save Split, Recalcula</w:t>
-      </w:r>
-      <w:r>
-        <w:t>te Total).</w:t>
+        <w:t>Admins only. Loans of the active trip with paid and remaining amounts, add or edit a loan, open a loan to see repayments (paid or pending M-Pesa) and Pa</w:t>
+      </w:r>
+      <w:r>
+        <w:t>y Loan. Capital shows the trip's capital entries and the hard and soft cash split (Save Split, Recalculate Total).</w:t>
       </w:r>
     </w:p>
     <w:p>
       <w:pPr>
         <w:pStyle w:val="Heading2"/>
       </w:pPr>
-      <w:bookmarkStart w:id="15" w:name="_Toc243816006"/>
-      <w:r>
+      <w:bookmarkStart w:id="15" w:name="_Toc243926796"/>
+      <w:r>
+        <w:lastRenderedPageBreak/>
         <w:t>4.11  AI assistant and insights</w:t>
       </w:r>
       <w:bookmarkEnd w:id="15"/>
@@ -8139,10 +8248,10 @@
         <w:spacing w:after="120" w:line="276" w:lineRule="auto"/>
       </w:pPr>
       <w:r>
-        <w:t>The orb in the bottom dock opens a compact chat card. Answers follow the person's role and can include a button that opens the right screen. The clock icon shows past conversations by date. Admins also have insigh</w:t>
-      </w:r>
-      <w:r>
-        <w:t>t screens (unassigned transactions, top farmers, expense breakdown) that chat answers can link to.</w:t>
+        <w:t>The orb in the bottom dock opens a compact chat card. Answers follow the person's role and can include a butt</w:t>
+      </w:r>
+      <w:r>
+        <w:t>on that opens the right screen. The clock icon shows past conversations by date. Admins also have insight screens (unassigned transactions, top farmers, expense breakdown) that chat answers can link to.</w:t>
       </w:r>
     </w:p>
     <w:p>
@@ -8154,7 +8263,7 @@
       <w:pPr>
         <w:pStyle w:val="Heading1"/>
       </w:pPr>
-      <w:bookmarkStart w:id="16" w:name="_Toc243816007"/>
+      <w:bookmarkStart w:id="16" w:name="_Toc243926797"/>
       <w:r>
         <w:lastRenderedPageBreak/>
         <w:t>5  Voice assistant</w:t>
@@ -8166,13 +8275,13 @@
         <w:spacing w:after="120" w:line="276" w:lineRule="auto"/>
       </w:pPr>
       <w:r>
-        <w:t>Forms can be filled by voice. Turn the voice assistant on, tap a field and speak; the field fills, then tap the next field. Saying "stop</w:t>
-      </w:r>
-      <w:r>
-        <w:t>" or switching the assistant off ends listening. Number words become digits ("two hundred Kenyan shillings" gives 200), and the keyboard stays hidden while voice is on unless the person chooses to type. It uses Android's built-in speech recognition, so the</w:t>
-      </w:r>
-      <w:r>
-        <w:t>re is no extra cost.</w:t>
+        <w:t>Forms can be filled by voice. Tu</w:t>
+      </w:r>
+      <w:r>
+        <w:t>rn the voice assistant on, tap a field and speak; the field fills, then tap the next field. Saying "stop" or switching the assistant off ends listening. Number words become digits ("two hundred Kenyan shillings" gives 200), and the keyboard stays hidden wh</w:t>
+      </w:r>
+      <w:r>
+        <w:t>ile voice is on unless the person chooses to type. It uses Android's built-in speech recognition, so there is no extra cost.</w:t>
       </w:r>
     </w:p>
     <w:p>
@@ -8180,10 +8289,13 @@
         <w:spacing w:after="120" w:line="276" w:lineRule="auto"/>
       </w:pPr>
       <w:r>
-        <w:t>Voice needs the microphone permission. The app asks for it when voice is switched on or a field's microphone is tapped, and then carries on with what was asked. If the permission is refused - or Android no longer asks because it was re</w:t>
-      </w:r>
-      <w:r>
-        <w:t xml:space="preserve">fused before - a notice appears under the switch (or under that field) instead of nothing happening: "Voice needs the microphone, and it's switched off for this app. Allow it under Permissions &gt; Microphone.", with an </w:t>
+        <w:t>Voice needs the microphone permission. The app asks for it when voice is switched on or a field's microphone is tapped, and then ca</w:t>
+      </w:r>
+      <w:r>
+        <w:t xml:space="preserve">rries on with what was asked. If the permission is refused - or Android no longer asks because it was refused before - a notice appears under the switch (or under that field) instead of nothing happening: "Voice needs the microphone, and it's switched off </w:t>
+      </w:r>
+      <w:r>
+        <w:t xml:space="preserve">for this app. Allow it under Permissions &gt; Microphone.", with an </w:t>
       </w:r>
       <w:r>
         <w:rPr>
@@ -8193,10 +8305,7 @@
         <w:t>Open settings</w:t>
       </w:r>
       <w:r>
-        <w:t xml:space="preserve"> button that opens the app</w:t>
-      </w:r>
-      <w:r>
-        <w:t>'s settings page.</w:t>
+        <w:t xml:space="preserve"> button that opens the app's settings page.</w:t>
       </w:r>
     </w:p>
     <w:p>
@@ -8216,7 +8325,10 @@
         <w:t>&lt;queries&gt;</w:t>
       </w:r>
       <w:r>
-        <w:t>), which Android 11 and later require before an app may reach them.</w:t>
+        <w:t xml:space="preserve">), which Android 11 and later require </w:t>
+      </w:r>
+      <w:r>
+        <w:t>before an app may reach them.</w:t>
       </w:r>
     </w:p>
     <w:p>
@@ -8257,8 +8369,63 @@
           <w:sz w:val="19"/>
           <w:szCs w:val="19"/>
         </w:rPr>
-        <w:t>AndroidManife</w:t>
-      </w:r>
+        <w:t>AndroidManifest.xml</w:t>
+      </w:r>
+      <w:r>
+        <w:t>.</w:t>
+      </w:r>
+    </w:p>
+    <w:p>
+      <w:r>
+        <w:br w:type="page"/>
+      </w:r>
+    </w:p>
+    <w:p>
+      <w:pPr>
+        <w:pStyle w:val="Heading1"/>
+      </w:pPr>
+      <w:bookmarkStart w:id="17" w:name="_Toc243926798"/>
+      <w:r>
+        <w:lastRenderedPageBreak/>
+        <w:t>6  Company SIM payment reading</w:t>
+      </w:r>
+      <w:bookmarkEnd w:id="17"/>
+    </w:p>
+    <w:p>
+      <w:pPr>
+        <w:pStyle w:val="ListParagraph"/>
+        <w:numPr>
+          <w:ilvl w:val="0"/>
+          <w:numId w:val="2"/>
+        </w:numPr>
+        <w:spacing w:after="60" w:line="264" w:lineRule="auto"/>
+      </w:pPr>
+      <w:r>
+        <w:t>Only the account an admin marks "can sync SMS" (one account in the whole system) sees the SMS Sync screen.</w:t>
+      </w:r>
+    </w:p>
+    <w:p>
+      <w:pPr>
+        <w:pStyle w:val="ListParagraph"/>
+        <w:numPr>
+          <w:ilvl w:val="0"/>
+          <w:numId w:val="2"/>
+        </w:numPr>
+        <w:spacing w:after="60" w:line="264" w:lineRule="auto"/>
+      </w:pPr>
+      <w:r>
+        <w:t>On that phone, the company SIM is picked once (CompanySimStore); messages from any other SIM are ignored.</w:t>
+      </w:r>
+    </w:p>
+    <w:p>
+      <w:pPr>
+        <w:pStyle w:val="ListParagraph"/>
+        <w:numPr>
+          <w:ilvl w:val="0"/>
+          <w:numId w:val="2"/>
+        </w:numPr>
+        <w:spacing w:after="60" w:line="264" w:lineRule="auto"/>
+      </w:pPr>
       <w:r>
         <w:rPr>
           <w:rFonts w:ascii="Consolas" w:eastAsia="Consolas" w:hAnsi="Consolas" w:cs="Consolas"/>
@@ -8266,80 +8433,7 @@
           <w:sz w:val="19"/>
           <w:szCs w:val="19"/>
         </w:rPr>
-        <w:t>st.xml</w:t>
-      </w:r>
-      <w:r>
-        <w:t>.</w:t>
-      </w:r>
-    </w:p>
-    <w:p>
-      <w:r>
-        <w:br w:type="page"/>
-      </w:r>
-    </w:p>
-    <w:p>
-      <w:pPr>
-        <w:pStyle w:val="Heading1"/>
-      </w:pPr>
-      <w:bookmarkStart w:id="17" w:name="_Toc243816008"/>
-      <w:r>
-        <w:lastRenderedPageBreak/>
-        <w:t>6  Company SIM payment reading</w:t>
-      </w:r>
-      <w:bookmarkEnd w:id="17"/>
-    </w:p>
-    <w:p>
-      <w:pPr>
-        <w:pStyle w:val="ListParagraph"/>
-        <w:numPr>
-          <w:ilvl w:val="0"/>
-          <w:numId w:val="2"/>
-        </w:numPr>
-        <w:spacing w:after="60" w:line="264" w:lineRule="auto"/>
-      </w:pPr>
-      <w:r>
-        <w:t>Only the account an admin marks "can sync SMS" (one account in the whole system) sees the SMS Sync screen.</w:t>
-      </w:r>
-    </w:p>
-    <w:p>
-      <w:pPr>
-        <w:pStyle w:val="ListParagraph"/>
-        <w:numPr>
-          <w:ilvl w:val="0"/>
-          <w:numId w:val="2"/>
-        </w:numPr>
-        <w:spacing w:after="60" w:line="264" w:lineRule="auto"/>
-      </w:pPr>
-      <w:r>
-        <w:t>On that phone, the company SIM is picked once (CompanySimStore); messages from any other SIM are ignored.</w:t>
-      </w:r>
-    </w:p>
-    <w:p>
-      <w:pPr>
-        <w:pStyle w:val="ListParagraph"/>
-        <w:numPr>
-          <w:ilvl w:val="0"/>
-          <w:numId w:val="2"/>
-        </w:numPr>
-        <w:spacing w:after="60" w:line="264" w:lineRule="auto"/>
-      </w:pPr>
-      <w:r>
-        <w:rPr>
-          <w:rFonts w:ascii="Consolas" w:eastAsia="Consolas" w:hAnsi="Consolas" w:cs="Consolas"/>
-          <w:color w:val="3B3F3D"/>
-          <w:sz w:val="19"/>
-          <w:szCs w:val="19"/>
-        </w:rPr>
-        <w:t>Sm</w:t>
-      </w:r>
-      <w:r>
-        <w:rPr>
-          <w:rFonts w:ascii="Consolas" w:eastAsia="Consolas" w:hAnsi="Consolas" w:cs="Consolas"/>
-          <w:color w:val="3B3F3D"/>
-          <w:sz w:val="19"/>
-          <w:szCs w:val="19"/>
-        </w:rPr>
-        <w:t>sReceiver</w:t>
+        <w:t>SmsReceiver</w:t>
       </w:r>
       <w:r>
         <w:t xml:space="preserve"> is registered in the manifest, so it runs even when the app is closed. </w:t>
@@ -8363,7 +8457,16 @@
           <w:sz w:val="19"/>
           <w:szCs w:val="19"/>
         </w:rPr>
-        <w:t>SmsQueueSync</w:t>
+        <w:t>SmsQueu</w:t>
+      </w:r>
+      <w:r>
+        <w:rPr>
+          <w:rFonts w:ascii="Consolas" w:eastAsia="Consolas" w:hAnsi="Consolas" w:cs="Consolas"/>
+          <w:color w:val="3B3F3D"/>
+          <w:sz w:val="19"/>
+          <w:szCs w:val="19"/>
+        </w:rPr>
+        <w:t>eSync</w:t>
       </w:r>
       <w:r>
         <w:t xml:space="preserve"> posts the message to the mobile server.</w:t>
@@ -8379,10 +8482,7 @@
         <w:spacing w:after="60" w:line="264" w:lineRule="auto"/>
       </w:pPr>
       <w:r>
-        <w:t>Permissions used: RECEIVE_SMS, READ_SMS and READ_PHONE_STATE (</w:t>
-      </w:r>
-      <w:r>
-        <w:t>to tell the SIMs apart).</w:t>
+        <w:t>Permissions used: RECEIVE_SMS, READ_SMS and READ_PHONE_STATE (to tell the SIMs apart).</w:t>
       </w:r>
     </w:p>
     <w:p>
@@ -8399,7 +8499,7 @@
       <w:pPr>
         <w:pStyle w:val="Heading1"/>
       </w:pPr>
-      <w:bookmarkStart w:id="18" w:name="_Toc243816009"/>
+      <w:bookmarkStart w:id="18" w:name="_Toc243926799"/>
       <w:r>
         <w:lastRenderedPageBreak/>
         <w:t>7  Look and feel</w:t>
@@ -8416,10 +8516,10 @@
         <w:spacing w:after="60" w:line="264" w:lineRule="auto"/>
       </w:pPr>
       <w:r>
-        <w:t xml:space="preserve">Colour themes (since 20 October 2026): Forest (the default), Dark (charcoal greys) and Light (warm paper, dark text, a darker wood for small text), chosen in Settings - the bold gear beside Sign out at the foot </w:t>
-      </w:r>
-      <w:r>
-        <w:t xml:space="preserve">of the menu ("instead of writing settings just place the bold icon"). The colour names in </w:t>
+        <w:t>Colour themes (since 20 October 2026): Forest (the default), Dark (charcoal greys) and Light (warm pape</w:t>
+      </w:r>
+      <w:r>
+        <w:t xml:space="preserve">r, dark text, a darker wood for small text), chosen in Settings - the bold gear beside Sign out at the foot of the menu ("instead of writing settings just place the bold icon"). The colour names in </w:t>
       </w:r>
       <w:r>
         <w:rPr>
@@ -8443,13 +8543,16 @@
         <w:t>DateroemThemeState</w:t>
       </w:r>
       <w:r>
-        <w:t>, which is Compose state, so a change recolours every screen at once without rebuilding anything or asking for the fingerprin</w:t>
-      </w:r>
-      <w:r>
-        <w:t>t. The choice is kept on the phone (SessionManager) and with the account (PUT /auth/me/theme); when Home opens the app takes the account's - unless a choice made offline is still waiting, which is sent instead. An app that is already open is not changed by</w:t>
-      </w:r>
-      <w:r>
-        <w:t xml:space="preserve"> a choice made on another device until it is started again ("no one is affected when working"). The entrance and sign-in keep the forest colours of their photographs.</w:t>
+        <w:t>, which is Compos</w:t>
+      </w:r>
+      <w:r>
+        <w:t xml:space="preserve">e state, so a change recolours every screen at once without rebuilding anything or asking for the fingerprint. The choice is kept on the phone (SessionManager) and with the account (PUT /auth/me/theme); when Home opens the app takes the account's - unless </w:t>
+      </w:r>
+      <w:r>
+        <w:t xml:space="preserve">a choice made offline is still waiting, which is sent instead. An app that is already open is not changed by a choice made on another device until it is started again ("no one is affected when working"). The entrance and sign-in keep the forest colours of </w:t>
+      </w:r>
+      <w:r>
+        <w:t>their photographs.</w:t>
       </w:r>
     </w:p>
     <w:p>
@@ -8462,10 +8565,7 @@
         <w:spacing w:after="60" w:line="264" w:lineRule="auto"/>
       </w:pPr>
       <w:r>
-        <w:t>Dark forest theme with the same painted wood as the website (images in res/drawable-nodpi</w:t>
-      </w:r>
-      <w:r>
-        <w:t xml:space="preserve">, produced by the website's </w:t>
+        <w:t xml:space="preserve">Dark forest theme with the same painted wood as the website (images in res/drawable-nodpi, produced by the website's </w:t>
       </w:r>
       <w:r>
         <w:rPr>
@@ -8502,7 +8602,10 @@
         <w:t>ui/common/AppIcons.kt</w:t>
       </w:r>
       <w:r>
-        <w:t xml:space="preserve"> - the same set as the website and the desktop app (a tree-ring cross-section marks Products). No emojis.</w:t>
+        <w:t xml:space="preserve"> - the same set as the website and the desktop app (a tree-ri</w:t>
+      </w:r>
+      <w:r>
+        <w:t>ng cross-section marks Products). No emojis.</w:t>
       </w:r>
     </w:p>
     <w:p>
@@ -8524,16 +8627,7 @@
           <w:sz w:val="19"/>
           <w:szCs w:val="19"/>
         </w:rPr>
-        <w:t>ui/transaction</w:t>
-      </w:r>
-      <w:r>
-        <w:rPr>
-          <w:rFonts w:ascii="Consolas" w:eastAsia="Consolas" w:hAnsi="Consolas" w:cs="Consolas"/>
-          <w:color w:val="3B3F3D"/>
-          <w:sz w:val="19"/>
-          <w:szCs w:val="19"/>
-        </w:rPr>
-        <w:t>s/TransferAnimation.kt</w:t>
+        <w:t>ui/transactions/TransferAnimation.kt</w:t>
       </w:r>
       <w:r>
         <w:t>).</w:t>
@@ -8573,10 +8667,10 @@
         <w:t>ui/common/ErrorMessages.kt</w:t>
       </w:r>
       <w:r>
-        <w:t>) - the server's own reason when it wrote one, otherwise "Can't reach the Dateroem server. Check you</w:t>
-      </w:r>
-      <w:r>
-        <w:t>r internet connection ...", "The server took too long ...", "The Dateroem server is offline for a moment ..." or "Something went wrong on our side ..." - never an address, an exception name or an HTTP code.</w:t>
+        <w:t>) - the server's own reason when it wrote one, otherwise "Can't reach the Dateroem server. Check your internet connection ...", "The server took too long ...", "The Dateroem server is offline for a moment ..." or "Something went w</w:t>
+      </w:r>
+      <w:r>
+        <w:t>rong on our side ..." - never an address, an exception name or an HTTP code.</w:t>
       </w:r>
     </w:p>
     <w:p>
@@ -8601,10 +8695,10 @@
         <w:t>ui/common/Entrance.kt</w:t>
       </w:r>
       <w:r>
-        <w:t>; res/drawable-nodpi: entrance_oak, entrance_forest and the drifting mist entrance_fog). They were prepared from the board's pictures, kept with the script that made them in fathersPr</w:t>
-      </w:r>
-      <w:r>
-        <w:t>oject/brand/entrance photos (prepare_entrance.py).</w:t>
+        <w:t>; res/drawable-nodpi: entrance_oak, entrance_forest and the drifting mist entrance_fog). They were prepare</w:t>
+      </w:r>
+      <w:r>
+        <w:t>d from the board's pictures, kept with the script that made them in fathersProject/brand/entrance photos (prepare_entrance.py).</w:t>
       </w:r>
     </w:p>
     <w:p>
@@ -8626,13 +8720,19 @@
           <w:sz w:val="19"/>
           <w:szCs w:val="19"/>
         </w:rPr>
-        <w:t>npm run brand:export -- --mobile &lt;this project&gt;/app/src/main/res</w:t>
-      </w:r>
-      <w:r>
-        <w:t>: an adaptive icon with a one-colour version for theme</w:t>
-      </w:r>
-      <w:r>
-        <w:t>d icons, and older-phone icons. The system start screen shows it on a dark disc.</w:t>
+        <w:t>npm run brand:export -- --mobile &lt;this pr</w:t>
+      </w:r>
+      <w:r>
+        <w:rPr>
+          <w:rFonts w:ascii="Consolas" w:eastAsia="Consolas" w:hAnsi="Consolas" w:cs="Consolas"/>
+          <w:color w:val="3B3F3D"/>
+          <w:sz w:val="19"/>
+          <w:szCs w:val="19"/>
+        </w:rPr>
+        <w:t>oject&gt;/app/src/main/res</w:t>
+      </w:r>
+      <w:r>
+        <w:t>: an adaptive icon with a one-colour version for themed icons, and older-phone icons. The system start screen shows it on a dark disc.</w:t>
       </w:r>
     </w:p>
     <w:p>
@@ -8716,7 +8816,7 @@
       <w:pPr>
         <w:pStyle w:val="Heading1"/>
       </w:pPr>
-      <w:bookmarkStart w:id="19" w:name="_Toc243816010"/>
+      <w:bookmarkStart w:id="19" w:name="_Toc243926800"/>
       <w:r>
         <w:lastRenderedPageBreak/>
         <w:t>8  Phone approval and app lock</w:t>
@@ -8728,14 +8828,17 @@
         <w:spacing w:after="120" w:line="276" w:lineRule="auto"/>
       </w:pPr>
       <w:r>
-        <w:t>Added on 3 October 2026. Two separate protections work together: the server allows each account on one approved phone only, and the app asks for the owner's fingerprint or screen lock before showing anything.</w:t>
+        <w:t>Added on 3 October 2026. Two</w:t>
+      </w:r>
+      <w:r>
+        <w:t xml:space="preserve"> separate protections work together: the server allows each account on one approved phone only, and the app asks for the owner's fingerprint or screen lock before showing anything.</w:t>
       </w:r>
     </w:p>
     <w:p>
       <w:pPr>
         <w:pStyle w:val="Heading2"/>
       </w:pPr>
-      <w:bookmarkStart w:id="20" w:name="_Toc243816011"/>
+      <w:bookmarkStart w:id="20" w:name="_Toc243926801"/>
       <w:r>
         <w:t>8.1  Worker details</w:t>
       </w:r>
@@ -8746,10 +8849,7 @@
         <w:spacing w:after="120" w:line="276" w:lineRule="auto"/>
       </w:pPr>
       <w:r>
-        <w:t>Since 24 October 2026 My pr</w:t>
-      </w:r>
-      <w:r>
-        <w:t>ofile has Worker details (</w:t>
+        <w:t>Since 24 October 2026 My profile has Worker details (</w:t>
       </w:r>
       <w:r>
         <w:rPr>
@@ -8758,7 +8858,16 @@
           <w:sz w:val="19"/>
           <w:szCs w:val="19"/>
         </w:rPr>
-        <w:t>ui/profile/WorkerDetailsScreen.kt</w:t>
+        <w:t>ui</w:t>
+      </w:r>
+      <w:r>
+        <w:rPr>
+          <w:rFonts w:ascii="Consolas" w:eastAsia="Consolas" w:hAnsi="Consolas" w:cs="Consolas"/>
+          <w:color w:val="3B3F3D"/>
+          <w:sz w:val="19"/>
+          <w:szCs w:val="19"/>
+        </w:rPr>
+        <w:t>/profile/WorkerDetailsScreen.kt</w:t>
       </w:r>
       <w:r>
         <w:t xml:space="preserve">, </w:t>
@@ -8773,23 +8882,23 @@
         <w:t>WorkerDetailsViewModel.kt</w:t>
       </w:r>
       <w:r>
-        <w:t>): the staff member fills in their ID or passport number, KRA PIN, NSSF and SHA numbers, next of kin, driving licence and photos of their documents. Numbers are hidden un</w:t>
-      </w:r>
-      <w:r>
-        <w:t>til Show numbers; required items are marked *. Each document has Take photo (the camera, through the app's FileProvider; the picture stays in the app's cache and is deleted after sending) and Choose from gallery; the phone shrinks it and the phone server t</w:t>
-      </w:r>
-      <w:r>
-        <w:t>urns it upright before it is sent. The top card says where it stands - Not sent yet, Waiting for the SuperAdmin to check, Verified, or Needs changes with the SuperAdmin's note - and that only the SuperAdmin can open them. The fields and documents come from</w:t>
-      </w:r>
-      <w:r>
-        <w:t xml:space="preserve"> the server, so new ones the SuperAdmin adds appear without a new app.</w:t>
+        <w:t>): the staff member fills in their ID or passport number, KRA PIN, NSSF and SHA numbers, next of kin, driving licence and photos of their documents. Numbers are hidden until Show numbers; required i</w:t>
+      </w:r>
+      <w:r>
+        <w:t>tems are marked *. Each document has Take photo (the camera, through the app's FileProvider; the picture stays in the app's cache and is deleted after sending) and Choose from gallery; the phone shrinks it and the phone server turns it upright before it is</w:t>
+      </w:r>
+      <w:r>
+        <w:t xml:space="preserve"> sent. The top card says where it stands - Not sent yet, Waiting for the SuperAdmin to check, Verified, or Needs changes with the SuperAdmin's note - and that only the SuperAdmin can open them. The fields and documents come from the server, so new ones the</w:t>
+      </w:r>
+      <w:r>
+        <w:t xml:space="preserve"> SuperAdmin adds appear without a new app.</w:t>
       </w:r>
     </w:p>
     <w:p>
       <w:pPr>
         <w:pStyle w:val="Heading2"/>
       </w:pPr>
-      <w:bookmarkStart w:id="21" w:name="_Toc243816012"/>
+      <w:bookmarkStart w:id="21" w:name="_Toc243926802"/>
       <w:r>
         <w:t>8.2  One approved phone per account</w:t>
       </w:r>
@@ -8829,10 +8938,7 @@
         <w:t>dateroem_device_key</w:t>
       </w:r>
       <w:r>
-        <w:t xml:space="preserve"> in the Android Keystore (in the StrongBox chip w</w:t>
-      </w:r>
-      <w:r>
-        <w:t>hen the phone has one). It cannot be read or copied, not even by the app.</w:t>
+        <w:t xml:space="preserve"> in the Android Keystore (in the StrongBox chip when the phone has one). It cannot be read or copied, not even by the app.</w:t>
       </w:r>
     </w:p>
     <w:p>
@@ -8857,10 +8963,10 @@
         <w:t>ui/auth/AuthViewModel.kt</w:t>
       </w:r>
       <w:r>
-        <w:t xml:space="preserve">): ask the server for a one-time value, sign it with the key, then send it with the username and password. The server approves an account's first </w:t>
-      </w:r>
-      <w:r>
-        <w:t>phone automatically; any other phone waits.</w:t>
+        <w:t xml:space="preserve">): ask the server for a one-time value, sign it with the key, then send it with the username and </w:t>
+      </w:r>
+      <w:r>
+        <w:t>password. The server approves an account's first phone automatically; any other phone waits.</w:t>
       </w:r>
     </w:p>
     <w:p>
@@ -8873,10 +8979,10 @@
         <w:spacing w:after="60" w:line="264" w:lineRule="auto"/>
       </w:pPr>
       <w:r>
-        <w:t>A waiting phone sees "Waiting for approval" with its model name. Once the SuperAdmin approves it in the desktop app (Users &gt; Phones; since 5 October 2026 only the SuperAdmin can), the person taps "Check again" an</w:t>
-      </w:r>
-      <w:r>
-        <w:t>d is signed in.</w:t>
+        <w:t xml:space="preserve">A waiting phone sees "Waiting for approval" with its model name. Once the SuperAdmin approves it in the desktop app (Users &gt; Phones; since 5 October 2026 only the </w:t>
+      </w:r>
+      <w:r>
+        <w:t>SuperAdmin can), the person taps "Check again" and is signed in.</w:t>
       </w:r>
     </w:p>
     <w:p>
@@ -8913,10 +9019,10 @@
         <w:t>data/network/RetrofitClient.kt</w:t>
       </w:r>
       <w:r>
-        <w:t xml:space="preserve"> then ends the session and the sign-in screen explains why, instead of e</w:t>
-      </w:r>
-      <w:r>
-        <w:t>very screen showing its own error.</w:t>
+        <w:t xml:space="preserve"> then ends the session </w:t>
+      </w:r>
+      <w:r>
+        <w:t>and the sign-in screen explains why, instead of every screen showing its own error.</w:t>
       </w:r>
     </w:p>
     <w:p>
@@ -8929,7 +9035,10 @@
         <w:spacing w:after="60" w:line="264" w:lineRule="auto"/>
       </w:pPr>
       <w:r>
-        <w:t>Only staff can sign in (since 9 October 2026): a customer account gets "This app is for staff. Please use the website to shop and track your orders." and no phone is recorded for it.</w:t>
+        <w:t>Only staff can sign in (since 9 October 2026): a customer account gets "This app is for staff. Please use the website to shop and track your orders." and no phone is record</w:t>
+      </w:r>
+      <w:r>
+        <w:t>ed for it.</w:t>
       </w:r>
     </w:p>
     <w:p>
@@ -8942,10 +9051,7 @@
         <w:spacing w:after="60" w:line="264" w:lineRule="auto"/>
       </w:pPr>
       <w:r>
-        <w:t>Uninstalling the app or clearing its s</w:t>
-      </w:r>
-      <w:r>
-        <w:t>torage deletes the key. The phone then counts as a new phone and needs the SuperAdmin's approval again (with replace).</w:t>
+        <w:t>Uninstalling the app or clearing its storage deletes the key. The phone then counts as a new phone and needs the SuperAdmin's approval again (with replace).</w:t>
       </w:r>
     </w:p>
     <w:p>
@@ -8957,7 +9063,7 @@
       <w:pPr>
         <w:pStyle w:val="Heading2"/>
       </w:pPr>
-      <w:bookmarkStart w:id="22" w:name="_Toc243816013"/>
+      <w:bookmarkStart w:id="22" w:name="_Toc243926803"/>
       <w:r>
         <w:t>8.3  Fingerprint lock</w:t>
       </w:r>
@@ -8985,7 +9091,10 @@
         <w:t>AppLockGate</w:t>
       </w:r>
       <w:r>
-        <w:t xml:space="preserve"> around HomeShell in </w:t>
+        <w:t xml:space="preserve"> around HomeS</w:t>
+      </w:r>
+      <w:r>
+        <w:t xml:space="preserve">hell in </w:t>
       </w:r>
       <w:r>
         <w:rPr>
@@ -8997,10 +9106,7 @@
         <w:t>ui/nav/AppRoot.kt</w:t>
       </w:r>
       <w:r>
-        <w:t>). It shows when the app</w:t>
-      </w:r>
-      <w:r>
-        <w:t xml:space="preserve"> is opened, unless the person has just signed in with the password, and again after the app has been in the background for more than 2 minutes.</w:t>
+        <w:t>). It shows when the app is opened, unless the person has just signed in with the password, and again after the app has been in the background for more than 2 minutes.</w:t>
       </w:r>
     </w:p>
     <w:p>
@@ -9013,10 +9119,13 @@
         <w:spacing w:after="60" w:line="264" w:lineRule="auto"/>
       </w:pPr>
       <w:r>
-        <w:t>The lock is drawn over the screen that was open, which stays where it was underneath: nothing behind it can be t</w:t>
-      </w:r>
-      <w:r>
-        <w:t>apped or read out by the screen reader, and Back sends the app to the background. A half-filled form is therefore still there after unlocking (before 3 October 2026 the lock replaced the screen and such input was lost).</w:t>
+        <w:t>The lock is drawn over the screen that was open, which stays wh</w:t>
+      </w:r>
+      <w:r>
+        <w:t>ere it was underneath: nothing behind it can be tapped or read out by the screen reader, and Back sends the app to the background. A half-filled form is therefore still there after unlocking (before 3 October 2026 the lock replaced the screen and such inpu</w:t>
+      </w:r>
+      <w:r>
+        <w:t>t was lost).</w:t>
       </w:r>
     </w:p>
     <w:p>
@@ -9029,10 +9138,7 @@
         <w:spacing w:after="60" w:line="264" w:lineRule="auto"/>
       </w:pPr>
       <w:r>
-        <w:t>It uses the strongest method the pho</w:t>
-      </w:r>
-      <w:r>
-        <w:t>ne offers: fingerprint (class 3 biometrics) when available, otherwise fingerprint, face or the phone's PIN, pattern or password.</w:t>
+        <w:t>It uses the strongest method the phone offers: fingerprint (class 3 biometrics) when available, otherwise fingerprint, face or the phone's PIN, pattern or password.</w:t>
       </w:r>
     </w:p>
     <w:p>
@@ -9045,10 +9151,10 @@
         <w:spacing w:after="60" w:line="264" w:lineRule="auto"/>
       </w:pPr>
       <w:r>
-        <w:t>A phone with no screen lock at all cannot open the app; it shows "Set a screen lock first" with a button to the phone's securit</w:t>
-      </w:r>
-      <w:r>
-        <w:t>y settings.</w:t>
+        <w:t>A phone with no screen lock at all cannot open the app; it shows "Set a screen</w:t>
+      </w:r>
+      <w:r>
+        <w:t xml:space="preserve"> lock first" with a button to the phone's security settings.</w:t>
       </w:r>
     </w:p>
     <w:p>
@@ -9071,13 +9177,19 @@
           <w:sz w:val="19"/>
           <w:szCs w:val="19"/>
         </w:rPr>
-        <w:t>ui/auth/SignOutConfirm.kt</w:t>
-      </w:r>
-      <w:r>
-        <w:t>): "one ... might click the sign ou</w:t>
-      </w:r>
-      <w:r>
-        <w:t>t accidentally".</w:t>
+        <w:t>ui/auth/Sig</w:t>
+      </w:r>
+      <w:r>
+        <w:rPr>
+          <w:rFonts w:ascii="Consolas" w:eastAsia="Consolas" w:hAnsi="Consolas" w:cs="Consolas"/>
+          <w:color w:val="3B3F3D"/>
+          <w:sz w:val="19"/>
+          <w:szCs w:val="19"/>
+        </w:rPr>
+        <w:t>nOutConfirm.kt</w:t>
+      </w:r>
+      <w:r>
+        <w:t>): "one ... might click the sign out accidentally".</w:t>
       </w:r>
     </w:p>
     <w:p>
@@ -9102,10 +9214,10 @@
         <w:t>android:configChanges</w:t>
       </w:r>
       <w:r>
-        <w:t xml:space="preserve"> in the manifest), so a half-filled form, a playing video and the unlocked app stay as they were: "rotating a screen is not the same as closing the ph</w:t>
-      </w:r>
-      <w:r>
-        <w:t>one". If Android does rebuild it (a language or text-size change), the lock remembers it was open; an app Android closed while it was away comes back locked (</w:t>
+        <w:t xml:space="preserve"> in the manifest), so a half-filled form, a playing video and the unlocked app stay as they were: "ro</w:t>
+      </w:r>
+      <w:r>
+        <w:t>tating a screen is not the same as closing the phone". If Android does rebuild it (a language or text-size change), the lock remembers it was open; an app Android closed while it was away comes back locked (</w:t>
       </w:r>
       <w:r>
         <w:rPr>
@@ -9278,10 +9390,7 @@
         <w:t xml:space="preserve">Note: </w:t>
       </w:r>
       <w:r>
-        <w:t>The fingerprint never leaves th</w:t>
-      </w:r>
-      <w:r>
-        <w:t>e phone and is not seen by the app: Android only reports whether the check passed.</w:t>
+        <w:t>The fingerprint never leaves the phone and is not seen by the app: Android only reports whether the check passed.</w:t>
       </w:r>
     </w:p>
     <w:p>
@@ -9293,7 +9402,7 @@
       <w:pPr>
         <w:pStyle w:val="Heading1"/>
       </w:pPr>
-      <w:bookmarkStart w:id="23" w:name="_Toc243816014"/>
+      <w:bookmarkStart w:id="23" w:name="_Toc243926804"/>
       <w:r>
         <w:lastRenderedPageBreak/>
         <w:t>9  Network settings</w:t>
@@ -9316,7 +9425,7 @@
           <w:left w:w="10" w:type="dxa"/>
           <w:right w:w="10" w:type="dxa"/>
         </w:tblCellMar>
-        <w:tblLook w:val="04A0" w:firstRow="1" w:lastRow="0" w:firstColumn="1" w:lastColumn="0" w:noHBand="0" w:noVBand="1"/>
+        <w:tblLook w:val="0000" w:firstRow="0" w:lastRow="0" w:firstColumn="0" w:lastColumn="0" w:noHBand="0" w:noVBand="0"/>
       </w:tblPr>
       <w:tblGrid>
         <w:gridCol w:w="2753"/>
@@ -9451,7 +9560,14 @@
                 <w:sz w:val="19"/>
                 <w:szCs w:val="19"/>
               </w:rPr>
-              <w:t>, set at build time in app/build.gradle.kts. Default http://127.0.0.1:8001/ (USB with adb reverse). For a shared APK: -PmobileBaseUrl=https://&lt;public domain&gt;/mobile-api/</w:t>
+              <w:t>, set at build time in app/build.gradle.kts. Defa</w:t>
+            </w:r>
+            <w:r>
+              <w:rPr>
+                <w:sz w:val="19"/>
+                <w:szCs w:val="19"/>
+              </w:rPr>
+              <w:t>ult http://127.0.0.1:8001/ (USB with adb reverse). For a shared APK: -PmobileBaseUrl=https://&lt;public domain&gt;/mobile-api/</w:t>
             </w:r>
           </w:p>
         </w:tc>
@@ -9739,7 +9855,7 @@
       <w:pPr>
         <w:pStyle w:val="Heading1"/>
       </w:pPr>
-      <w:bookmarkStart w:id="24" w:name="_Toc243816015"/>
+      <w:bookmarkStart w:id="24" w:name="_Toc243926805"/>
       <w:r>
         <w:lastRenderedPageBreak/>
         <w:t>10  Building, testing and sharing</w:t>
@@ -9750,7 +9866,7 @@
       <w:pPr>
         <w:pStyle w:val="Heading2"/>
       </w:pPr>
-      <w:bookmarkStart w:id="25" w:name="_Toc243816016"/>
+      <w:bookmarkStart w:id="25" w:name="_Toc243926806"/>
       <w:r>
         <w:t>10.1  Testing on the USB phone</w:t>
       </w:r>
@@ -9766,10 +9882,7 @@
         <w:spacing w:after="60" w:line="264" w:lineRule="auto"/>
       </w:pPr>
       <w:r>
-        <w:t>Connect the test phone by USB wi</w:t>
-      </w:r>
-      <w:r>
-        <w:t>th debugging allowed.</w:t>
+        <w:t>Connect the test phone by USB with debugging allowed.</w:t>
       </w:r>
     </w:p>
     <w:p>
@@ -9807,7 +9920,10 @@
         <w:spacing w:after="60" w:line="264" w:lineRule="auto"/>
       </w:pPr>
       <w:r>
-        <w:t xml:space="preserve">Build and install the debug app from Android Studio (Run), or from a terminal (next section) followed by </w:t>
+        <w:t>Build and install the debug app from Android Studio (Run), or from a terminal (next section)</w:t>
+      </w:r>
+      <w:r>
+        <w:t xml:space="preserve"> followed by </w:t>
       </w:r>
       <w:r>
         <w:rPr>
@@ -9816,16 +9932,7 @@
           <w:sz w:val="19"/>
           <w:szCs w:val="19"/>
         </w:rPr>
-        <w:t>adb install -r app/</w:t>
-      </w:r>
-      <w:r>
-        <w:rPr>
-          <w:rFonts w:ascii="Consolas" w:eastAsia="Consolas" w:hAnsi="Consolas" w:cs="Consolas"/>
-          <w:color w:val="3B3F3D"/>
-          <w:sz w:val="19"/>
-          <w:szCs w:val="19"/>
-        </w:rPr>
-        <w:t>build/outputs/apk/debug/app-debug.apk</w:t>
+        <w:t>adb install -r app/build/outputs/apk/debug/app-debug.apk</w:t>
       </w:r>
       <w:r>
         <w:t>.</w:t>
@@ -9840,7 +9947,7 @@
       <w:pPr>
         <w:pStyle w:val="Heading2"/>
       </w:pPr>
-      <w:bookmarkStart w:id="26" w:name="_Toc243816017"/>
+      <w:bookmarkStart w:id="26" w:name="_Toc243926807"/>
       <w:r>
         <w:t>10.2  Command-line builds</w:t>
       </w:r>
@@ -9925,14 +10032,23 @@
           <w:sz w:val="17"/>
           <w:szCs w:val="17"/>
         </w:rPr>
-        <w:t>.\gradlew assembleDebug "-Dorg.gradle.java.installations.auto-detect=false" "-Dorg.gradle.java.installations.paths=$jbr" "-Porg.gradle.java.installations.auto-detect=false" "-Porg.gradle.java.installations.paths=$jbr"</w:t>
+        <w:t>.\gradlew assembleDebug "-Dorg.gradle.java.installations.auto-detect=false" "-Dorg.gradle.java.installations.paths=$jbr" "-Porg.gradle.java.installations.auto-detec</w:t>
+      </w:r>
+      <w:r>
+        <w:rPr>
+          <w:rFonts w:ascii="Consolas" w:eastAsia="Consolas" w:hAnsi="Consolas" w:cs="Consolas"/>
+          <w:color w:val="2B2F2D"/>
+          <w:sz w:val="17"/>
+          <w:szCs w:val="17"/>
+        </w:rPr>
+        <w:t>t=false" "-Porg.gradle.java.installations.paths=$jbr"</w:t>
       </w:r>
     </w:p>
     <w:p>
       <w:pPr>
         <w:pStyle w:val="Heading2"/>
       </w:pPr>
-      <w:bookmarkStart w:id="27" w:name="_Toc243816018"/>
+      <w:bookmarkStart w:id="27" w:name="_Toc243926808"/>
       <w:r>
         <w:t>10.3  Sharing the app with admins elsewhere</w:t>
       </w:r>
@@ -9986,7 +10102,10 @@
         <w:spacing w:after="60" w:line="264" w:lineRule="auto"/>
       </w:pPr>
       <w:r>
-        <w:t xml:space="preserve">Copy the APK to </w:t>
+        <w:t>C</w:t>
+      </w:r>
+      <w:r>
+        <w:t xml:space="preserve">opy the APK to </w:t>
       </w:r>
       <w:r>
         <w:rPr>
@@ -9995,16 +10114,7 @@
           <w:sz w:val="19"/>
           <w:szCs w:val="19"/>
         </w:rPr>
-        <w:t>/root/fathersProject/downloads/dateroe</w:t>
-      </w:r>
-      <w:r>
-        <w:rPr>
-          <w:rFonts w:ascii="Consolas" w:eastAsia="Consolas" w:hAnsi="Consolas" w:cs="Consolas"/>
-          <w:color w:val="3B3F3D"/>
-          <w:sz w:val="19"/>
-          <w:szCs w:val="19"/>
-        </w:rPr>
-        <w:t>m-wood-sales.apk</w:t>
+        <w:t>/root/fathersProject/downloads/dateroem-wood-sales.apk</w:t>
       </w:r>
       <w:r>
         <w:t>.</w:t>
@@ -10046,10 +10156,10 @@
         <w:t xml:space="preserve">Note: </w:t>
       </w:r>
       <w:r>
-        <w:t>The shared APK only works while the computer, the servers and the tunnel are running, because it</w:t>
-      </w:r>
-      <w:r>
-        <w:t xml:space="preserve"> reaches the mobile server through the tunnel.</w:t>
+        <w:t>The shared APK only works while the compute</w:t>
+      </w:r>
+      <w:r>
+        <w:t>r, the servers and the tunnel are running, because it reaches the mobile server through the tunnel.</w:t>
       </w:r>
     </w:p>
     <w:p>
@@ -10080,7 +10190,7 @@
       <w:pPr>
         <w:pStyle w:val="Heading2"/>
       </w:pPr>
-      <w:bookmarkStart w:id="28" w:name="_Toc243816019"/>
+      <w:bookmarkStart w:id="28" w:name="_Toc243926809"/>
       <w:r>
         <w:t>10.4  Before a production release</w:t>
       </w:r>
@@ -10200,7 +10310,7 @@
       <w:pPr>
         <w:pStyle w:val="Heading1"/>
       </w:pPr>
-      <w:bookmarkStart w:id="29" w:name="_Toc243816020"/>
+      <w:bookmarkStart w:id="29" w:name="_Toc243926810"/>
       <w:r>
         <w:lastRenderedPageBreak/>
         <w:t>11  Development history</w:t>
@@ -10223,7 +10333,7 @@
           <w:left w:w="10" w:type="dxa"/>
           <w:right w:w="10" w:type="dxa"/>
         </w:tblCellMar>
-        <w:tblLook w:val="04A0" w:firstRow="1" w:lastRow="0" w:firstColumn="1" w:lastColumn="0" w:noHBand="0" w:noVBand="1"/>
+        <w:tblLook w:val="0000" w:firstRow="0" w:lastRow="0" w:firstColumn="0" w:lastColumn="0" w:noHBand="0" w:noVBand="0"/>
       </w:tblPr>
       <w:tblGrid>
         <w:gridCol w:w="1606"/>
@@ -10986,7 +11096,14 @@
                 <w:sz w:val="19"/>
                 <w:szCs w:val="19"/>
               </w:rPr>
-              <w:t>Choose the products a campaign promotes, in the phone app and in the desktop app (one request replaces the whole set and is written to the audit log).</w:t>
+              <w:t xml:space="preserve">Choose the products a campaign promotes, in the phone app and in the desktop app (one request replaces the whole set and is written to the audit </w:t>
+            </w:r>
+            <w:r>
+              <w:rPr>
+                <w:sz w:val="19"/>
+                <w:szCs w:val="19"/>
+              </w:rPr>
+              <w:t>log).</w:t>
             </w:r>
           </w:p>
         </w:tc>
@@ -11043,14 +11160,7 @@
                 <w:sz w:val="19"/>
                 <w:szCs w:val="19"/>
               </w:rPr>
-              <w:t>Editing a campaign no longer drops its video; the app lock now covers the open screen instead</w:t>
-            </w:r>
-            <w:r>
-              <w:rPr>
-                <w:sz w:val="19"/>
-                <w:szCs w:val="19"/>
-              </w:rPr>
-              <w:t xml:space="preserve"> of replacing it, so unsaved forms survive; unsaved campaign changes are kept as a draft.</w:t>
+              <w:t>Editing a campaign no longer drops its video; the app lock now covers the open screen instead of replacing it, so unsaved forms survive; unsaved campaign changes are kept as a draft.</w:t>
             </w:r>
           </w:p>
         </w:tc>
@@ -11166,14 +11276,14 @@
                 <w:sz w:val="19"/>
                 <w:szCs w:val="19"/>
               </w:rPr>
-              <w:t>Retire a product: an admin takes a product off the shop from the desktop or phone app, whatever its stock, and can bring it back later; its stock and existing orders are kept. Products that run out of stock are listed for admins under "Needs att</w:t>
-            </w:r>
-            <w:r>
-              <w:rPr>
-                <w:sz w:val="19"/>
-                <w:szCs w:val="19"/>
-              </w:rPr>
-              <w:t>ention", with a count on Products in the phone app menu.</w:t>
+              <w:t>Retire a product: an admin takes a product off the shop from the desktop or phone app, whatever its stock, and can bring it back later; its stock and existing orders are kept. Products that run out of stock are listed for admins under "Needs attention", wi</w:t>
+            </w:r>
+            <w:r>
+              <w:rPr>
+                <w:sz w:val="19"/>
+                <w:szCs w:val="19"/>
+              </w:rPr>
+              <w:t>th a count on Products in the phone app menu.</w:t>
             </w:r>
           </w:p>
         </w:tc>
@@ -11232,14 +11342,14 @@
                 <w:sz w:val="19"/>
                 <w:szCs w:val="19"/>
               </w:rPr>
-              <w:t xml:space="preserve">Bulk order pictures: example photos of real bulk orders play as a slideshow on the website's Bulk Orders page (whole picture, optional caption, moves on every 5 seconds). Marketers, Admins and the SuperAdmin add, caption, put in order and remove them from </w:t>
-            </w:r>
-            <w:r>
-              <w:rPr>
-                <w:sz w:val="19"/>
-                <w:szCs w:val="19"/>
-              </w:rPr>
-              <w:t>Marketing in the phone and desktop apps; 12 at most.</w:t>
+              <w:t>Bulk order pictures: example photos of real bulk orders play as a slideshow on the website's Bulk Orders page (whole picture, optional caption, moves on every 5 seconds). Marketers, Admins and the S</w:t>
+            </w:r>
+            <w:r>
+              <w:rPr>
+                <w:sz w:val="19"/>
+                <w:szCs w:val="19"/>
+              </w:rPr>
+              <w:t>uperAdmin add, caption, put in order and remove them from Marketing in the phone and desktop apps; 12 at most.</w:t>
             </w:r>
           </w:p>
         </w:tc>
@@ -11616,14 +11726,71 @@
                 <w:sz w:val="19"/>
                 <w:szCs w:val="19"/>
               </w:rPr>
-              <w:t>Home for Admins and the SuperAdmin shows the business at a glance ("superadmin in mobile cant seem to see the other details"): users by role, products, campaigns, trips and the orders waiting. A trip's profit and expenses are shown to Admins and the SuperA</w:t>
-            </w:r>
-            <w:r>
-              <w:rPr>
-                <w:sz w:val="19"/>
-                <w:szCs w:val="19"/>
-              </w:rPr>
-              <w:t>dmin only. The company card is kept on the server - the same on every phone - and only the SuperAdmin changes it (on the phone or in the desktop's Settings).</w:t>
+              <w:t xml:space="preserve">Home for Admins and the SuperAdmin shows the business at a glance ("superadmin in mobile cant seem to see the other details"): users by role, products, campaigns, trips and the orders waiting. A trip's profit </w:t>
+            </w:r>
+            <w:r>
+              <w:rPr>
+                <w:sz w:val="19"/>
+                <w:szCs w:val="19"/>
+              </w:rPr>
+              <w:t>and expenses are shown to Admins and the SuperAdmin only. The company card is kept on the server - the same on every phone - and only the SuperAdmin changes it (on the phone or in the desktop's Settings).</w:t>
+            </w:r>
+          </w:p>
+        </w:tc>
+      </w:tr>
+      <w:tr>
+        <w:tblPrEx>
+          <w:tblCellMar>
+            <w:top w:w="0" w:type="dxa"/>
+            <w:bottom w:w="0" w:type="dxa"/>
+          </w:tblCellMar>
+        </w:tblPrEx>
+        <w:trPr>
+          <w:cantSplit/>
+        </w:trPr>
+        <w:tc>
+          <w:tcPr>
+            <w:tcW w:w="1606" w:type="dxa"/>
+            <w:tcMar>
+              <w:top w:w="50" w:type="dxa"/>
+              <w:left w:w="90" w:type="dxa"/>
+              <w:bottom w:w="50" w:type="dxa"/>
+              <w:right w:w="90" w:type="dxa"/>
+            </w:tcMar>
+          </w:tcPr>
+          <w:p>
+            <w:pPr>
+              <w:spacing w:after="20" w:line="252" w:lineRule="auto"/>
+            </w:pPr>
+            <w:r>
+              <w:rPr>
+                <w:sz w:val="19"/>
+                <w:szCs w:val="19"/>
+              </w:rPr>
+              <w:t>2026-10-26</w:t>
+            </w:r>
+          </w:p>
+        </w:tc>
+        <w:tc>
+          <w:tcPr>
+            <w:tcW w:w="8032" w:type="dxa"/>
+            <w:tcMar>
+              <w:top w:w="50" w:type="dxa"/>
+              <w:left w:w="90" w:type="dxa"/>
+              <w:bottom w:w="50" w:type="dxa"/>
+              <w:right w:w="90" w:type="dxa"/>
+            </w:tcMar>
+          </w:tcPr>
+          <w:p>
+            <w:pPr>
+              <w:spacing w:after="20" w:line="252" w:lineRule="auto"/>
+            </w:pPr>
+            <w:r>
+              <w:rPr>
+                <w:sz w:val="19"/>
+                <w:szCs w:val="19"/>
+              </w:rPr>
+              <w:t>Signing in and being signed out at once: the phone's copy from 24 October still used the old tunnel address, which now forwards to dateroemwoods.co.ke, and the phone drops the sign-in pass on such a forward. The live copy was installed over USB.</w:t>
             </w:r>
           </w:p>
         </w:tc>
@@ -11726,7 +11893,7 @@
         <w:sz w:val="16"/>
         <w:szCs w:val="16"/>
       </w:rPr>
-      <w:t>21</w:t>
+      <w:t>22</w:t>
     </w:r>
     <w:r>
       <w:rPr>
@@ -11775,7 +11942,7 @@
         <w:sz w:val="16"/>
         <w:szCs w:val="16"/>
       </w:rPr>
-      <w:t>21</w:t>
+      <w:t>22</w:t>
     </w:r>
     <w:r>
       <w:rPr>
@@ -11828,15 +11995,7 @@
         <w:sz w:val="16"/>
         <w:szCs w:val="16"/>
       </w:rPr>
-      <w:t>Dateroem Wood Sales - Syst</w:t>
-    </w:r>
-    <w:r>
-      <w:rPr>
-        <w:color w:val="5F6B66"/>
-        <w:sz w:val="16"/>
-        <w:szCs w:val="16"/>
-      </w:rPr>
-      <w:t>em Documentation</w:t>
+      <w:t>Dateroem Wood Sales - System Documentation</w:t>
     </w:r>
     <w:r>
       <w:rPr>
@@ -11867,10 +12026,10 @@
 <file path=word/numbering.xml><?xml version="1.0" encoding="utf-8"?>
 <w:numbering xmlns:wpc="http://schemas.microsoft.com/office/word/2010/wordprocessingCanvas" xmlns:cx="http://schemas.microsoft.com/office/drawing/2014/chartex" xmlns:cx1="http://schemas.microsoft.com/office/drawing/2015/9/8/chartex" xmlns:mc="http://schemas.openxmlformats.org/markup-compatibility/2006" xmlns:o="urn:schemas-microsoft-com:office:office" xmlns:r="http://schemas.openxmlformats.org/officeDocument/2006/relationships" xmlns:m="http://schemas.openxmlformats.org/officeDocument/2006/math" xmlns:v="urn:schemas-microsoft-com:vml" xmlns:wp14="http://schemas.microsoft.com/office/word/2010/wordprocessingDrawing" xmlns:wp="http://schemas.openxmlformats.org/drawingml/2006/wordprocessingDrawing" xmlns:w10="urn:schemas-microsoft-com:office:word" xmlns:w="http://schemas.openxmlformats.org/wordprocessingml/2006/main" xmlns:w14="http://schemas.microsoft.com/office/word/2010/wordml" xmlns:w15="http://schemas.microsoft.com/office/word/2012/wordml" xmlns:w16se="http://schemas.microsoft.com/office/word/2015/wordml/symex" xmlns:wpg="http://schemas.microsoft.com/office/word/2010/wordprocessingGroup" xmlns:wpi="http://schemas.microsoft.com/office/word/2010/wordprocessingInk" xmlns:wne="http://schemas.microsoft.com/office/word/2006/wordml" xmlns:wps="http://schemas.microsoft.com/office/word/2010/wordprocessingShape" mc:Ignorable="w14 w15 w16se wp14">
   <w:abstractNum w:abstractNumId="0" w15:restartNumberingAfterBreak="0">
-    <w:nsid w:val="22943E08"/>
+    <w:nsid w:val="0BB54847"/>
     <w:multiLevelType w:val="hybridMultilevel"/>
-    <w:tmpl w:val="FCCA8972"/>
-    <w:lvl w:ilvl="0" w:tplc="64FEC314" w:tentative="1">
+    <w:tmpl w:val="0D6C60CE"/>
+    <w:lvl w:ilvl="0" w:tplc="20E0BC56" w:tentative="1">
       <w:start w:val="1"/>
       <w:numFmt w:val="bullet"/>
       <w:lvlText w:val="●"/>
@@ -11879,7 +12038,7 @@
         <w:ind w:left="720" w:hanging="360"/>
       </w:pPr>
     </w:lvl>
-    <w:lvl w:ilvl="1" w:tplc="935E0124" w:tentative="1">
+    <w:lvl w:ilvl="1" w:tplc="DEA4C5D4" w:tentative="1">
       <w:start w:val="1"/>
       <w:numFmt w:val="bullet"/>
       <w:lvlText w:val="○"/>
@@ -11888,7 +12047,7 @@
         <w:ind w:left="1440" w:hanging="360"/>
       </w:pPr>
     </w:lvl>
-    <w:lvl w:ilvl="2" w:tplc="2AEE695C" w:tentative="1">
+    <w:lvl w:ilvl="2" w:tplc="FEEC3836" w:tentative="1">
       <w:start w:val="1"/>
       <w:numFmt w:val="bullet"/>
       <w:lvlText w:val="■"/>
@@ -11897,7 +12056,7 @@
         <w:ind w:left="2160" w:hanging="360"/>
       </w:pPr>
     </w:lvl>
-    <w:lvl w:ilvl="3" w:tplc="5A9456DC" w:tentative="1">
+    <w:lvl w:ilvl="3" w:tplc="B8064508" w:tentative="1">
       <w:start w:val="1"/>
       <w:numFmt w:val="bullet"/>
       <w:lvlText w:val="●"/>
@@ -11906,7 +12065,7 @@
         <w:ind w:left="2880" w:hanging="360"/>
       </w:pPr>
     </w:lvl>
-    <w:lvl w:ilvl="4" w:tplc="A986F1E4" w:tentative="1">
+    <w:lvl w:ilvl="4" w:tplc="B68EE77E" w:tentative="1">
       <w:start w:val="1"/>
       <w:numFmt w:val="bullet"/>
       <w:lvlText w:val="○"/>
@@ -11915,7 +12074,7 @@
         <w:ind w:left="3600" w:hanging="360"/>
       </w:pPr>
     </w:lvl>
-    <w:lvl w:ilvl="5" w:tplc="4662887C" w:tentative="1">
+    <w:lvl w:ilvl="5" w:tplc="5E76389E" w:tentative="1">
       <w:start w:val="1"/>
       <w:numFmt w:val="bullet"/>
       <w:lvlText w:val="■"/>
@@ -11924,7 +12083,7 @@
         <w:ind w:left="4320" w:hanging="360"/>
       </w:pPr>
     </w:lvl>
-    <w:lvl w:ilvl="6" w:tplc="5FC207CC" w:tentative="1">
+    <w:lvl w:ilvl="6" w:tplc="4E269A2A" w:tentative="1">
       <w:start w:val="1"/>
       <w:numFmt w:val="bullet"/>
       <w:lvlText w:val="●"/>
@@ -11933,7 +12092,7 @@
         <w:ind w:left="5040" w:hanging="360"/>
       </w:pPr>
     </w:lvl>
-    <w:lvl w:ilvl="7" w:tplc="75BAC5CE" w:tentative="1">
+    <w:lvl w:ilvl="7" w:tplc="D04EC2A2" w:tentative="1">
       <w:start w:val="1"/>
       <w:numFmt w:val="bullet"/>
       <w:lvlText w:val="●"/>
@@ -11942,7 +12101,7 @@
         <w:ind w:left="5760" w:hanging="360"/>
       </w:pPr>
     </w:lvl>
-    <w:lvl w:ilvl="8" w:tplc="177EA318" w:tentative="1">
+    <w:lvl w:ilvl="8" w:tplc="4BEAB1C6" w:tentative="1">
       <w:start w:val="1"/>
       <w:numFmt w:val="bullet"/>
       <w:lvlText w:val="●"/>
@@ -11953,124 +12112,124 @@
     </w:lvl>
   </w:abstractNum>
   <w:abstractNum w:abstractNumId="1" w15:restartNumberingAfterBreak="0">
-    <w:nsid w:val="353443FA"/>
+    <w:nsid w:val="1EE14CC7"/>
     <w:multiLevelType w:val="hybridMultilevel"/>
-    <w:tmpl w:val="1DD4B076"/>
-    <w:lvl w:ilvl="0" w:tplc="10304D1E">
+    <w:tmpl w:val="4A922DE6"/>
+    <w:lvl w:ilvl="0" w:tplc="1A56B384">
       <w:start w:val="1"/>
-      <w:numFmt w:val="bullet"/>
-      <w:lvlText w:val="•"/>
+      <w:numFmt w:val="decimal"/>
+      <w:lvlText w:val="%1."/>
       <w:lvlJc w:val="left"/>
       <w:pPr>
         <w:ind w:left="540" w:hanging="300"/>
       </w:pPr>
     </w:lvl>
-    <w:lvl w:ilvl="1" w:tplc="D12044EC" w:tentative="1">
+    <w:lvl w:ilvl="1" w:tplc="7C1CA394" w:tentative="1">
       <w:start w:val="1"/>
-      <w:numFmt w:val="bullet"/>
-      <w:lvlText w:val="–"/>
+      <w:numFmt w:val="lowerLetter"/>
+      <w:lvlText w:val="%2."/>
       <w:lvlJc w:val="left"/>
       <w:pPr>
         <w:ind w:left="940" w:hanging="300"/>
       </w:pPr>
     </w:lvl>
-    <w:lvl w:ilvl="2" w:tplc="7F5EA582" w:tentative="1">
+    <w:lvl w:ilvl="2" w:tplc="0C7C596C" w:tentative="1">
       <w:start w:val="1"/>
-      <w:numFmt w:val="bullet"/>
-      <w:lvlText w:val="◦"/>
+      <w:numFmt w:val="lowerRoman"/>
+      <w:lvlText w:val="%3."/>
       <w:lvlJc w:val="left"/>
       <w:pPr>
         <w:ind w:left="1340" w:hanging="300"/>
       </w:pPr>
     </w:lvl>
-    <w:lvl w:ilvl="3" w:tplc="E6CCA59E">
+    <w:lvl w:ilvl="3" w:tplc="DD64DEB8">
       <w:numFmt w:val="decimal"/>
       <w:lvlText w:val=""/>
       <w:lvlJc w:val="left"/>
     </w:lvl>
-    <w:lvl w:ilvl="4" w:tplc="14102640">
+    <w:lvl w:ilvl="4" w:tplc="F260CE50">
       <w:numFmt w:val="decimal"/>
       <w:lvlText w:val=""/>
       <w:lvlJc w:val="left"/>
     </w:lvl>
-    <w:lvl w:ilvl="5" w:tplc="C80C11C2">
+    <w:lvl w:ilvl="5" w:tplc="55D09846">
       <w:numFmt w:val="decimal"/>
       <w:lvlText w:val=""/>
       <w:lvlJc w:val="left"/>
     </w:lvl>
-    <w:lvl w:ilvl="6" w:tplc="B84E3B3A">
+    <w:lvl w:ilvl="6" w:tplc="5A8885AA">
       <w:numFmt w:val="decimal"/>
       <w:lvlText w:val=""/>
       <w:lvlJc w:val="left"/>
     </w:lvl>
-    <w:lvl w:ilvl="7" w:tplc="95D0E140">
+    <w:lvl w:ilvl="7" w:tplc="2C7261DC">
       <w:numFmt w:val="decimal"/>
       <w:lvlText w:val=""/>
       <w:lvlJc w:val="left"/>
     </w:lvl>
-    <w:lvl w:ilvl="8" w:tplc="D92623B4">
+    <w:lvl w:ilvl="8" w:tplc="A022BA28">
       <w:numFmt w:val="decimal"/>
       <w:lvlText w:val=""/>
       <w:lvlJc w:val="left"/>
     </w:lvl>
   </w:abstractNum>
   <w:abstractNum w:abstractNumId="2" w15:restartNumberingAfterBreak="0">
-    <w:nsid w:val="79742954"/>
+    <w:nsid w:val="53373CFB"/>
     <w:multiLevelType w:val="hybridMultilevel"/>
-    <w:tmpl w:val="68A27C9A"/>
-    <w:lvl w:ilvl="0" w:tplc="B09E1B4A">
+    <w:tmpl w:val="70BE8A40"/>
+    <w:lvl w:ilvl="0" w:tplc="5B621658">
       <w:start w:val="1"/>
-      <w:numFmt w:val="decimal"/>
-      <w:lvlText w:val="%1."/>
+      <w:numFmt w:val="bullet"/>
+      <w:lvlText w:val="•"/>
       <w:lvlJc w:val="left"/>
       <w:pPr>
         <w:ind w:left="540" w:hanging="300"/>
       </w:pPr>
     </w:lvl>
-    <w:lvl w:ilvl="1" w:tplc="31CA6184" w:tentative="1">
+    <w:lvl w:ilvl="1" w:tplc="70F25EBE" w:tentative="1">
       <w:start w:val="1"/>
-      <w:numFmt w:val="lowerLetter"/>
-      <w:lvlText w:val="%2."/>
+      <w:numFmt w:val="bullet"/>
+      <w:lvlText w:val="–"/>
       <w:lvlJc w:val="left"/>
       <w:pPr>
         <w:ind w:left="940" w:hanging="300"/>
       </w:pPr>
     </w:lvl>
-    <w:lvl w:ilvl="2" w:tplc="9E8869C0" w:tentative="1">
+    <w:lvl w:ilvl="2" w:tplc="2A6483F4" w:tentative="1">
       <w:start w:val="1"/>
-      <w:numFmt w:val="lowerRoman"/>
-      <w:lvlText w:val="%3."/>
+      <w:numFmt w:val="bullet"/>
+      <w:lvlText w:val="◦"/>
       <w:lvlJc w:val="left"/>
       <w:pPr>
         <w:ind w:left="1340" w:hanging="300"/>
       </w:pPr>
     </w:lvl>
-    <w:lvl w:ilvl="3" w:tplc="86D86B1A">
+    <w:lvl w:ilvl="3" w:tplc="8DBE3354">
       <w:numFmt w:val="decimal"/>
       <w:lvlText w:val=""/>
       <w:lvlJc w:val="left"/>
     </w:lvl>
-    <w:lvl w:ilvl="4" w:tplc="3A645E5A">
+    <w:lvl w:ilvl="4" w:tplc="A2B21538">
       <w:numFmt w:val="decimal"/>
       <w:lvlText w:val=""/>
       <w:lvlJc w:val="left"/>
     </w:lvl>
-    <w:lvl w:ilvl="5" w:tplc="215E6FD4">
+    <w:lvl w:ilvl="5" w:tplc="5FC4448E">
       <w:numFmt w:val="decimal"/>
       <w:lvlText w:val=""/>
       <w:lvlJc w:val="left"/>
     </w:lvl>
-    <w:lvl w:ilvl="6" w:tplc="7284B140">
+    <w:lvl w:ilvl="6" w:tplc="5EF6775E">
       <w:numFmt w:val="decimal"/>
       <w:lvlText w:val=""/>
       <w:lvlJc w:val="left"/>
     </w:lvl>
-    <w:lvl w:ilvl="7" w:tplc="5808C0E8">
+    <w:lvl w:ilvl="7" w:tplc="D0525590">
       <w:numFmt w:val="decimal"/>
       <w:lvlText w:val=""/>
       <w:lvlJc w:val="left"/>
     </w:lvl>
-    <w:lvl w:ilvl="8" w:tplc="3E860464">
+    <w:lvl w:ilvl="8" w:tplc="CCE28B02">
       <w:numFmt w:val="decimal"/>
       <w:lvlText w:val=""/>
       <w:lvlJc w:val="left"/>
@@ -12083,19 +12242,19 @@
     </w:lvlOverride>
   </w:num>
   <w:num w:numId="2">
+    <w:abstractNumId w:val="2"/>
+    <w:lvlOverride w:ilvl="0">
+      <w:startOverride w:val="1"/>
+    </w:lvlOverride>
+  </w:num>
+  <w:num w:numId="3">
     <w:abstractNumId w:val="1"/>
     <w:lvlOverride w:ilvl="0">
       <w:startOverride w:val="1"/>
     </w:lvlOverride>
   </w:num>
-  <w:num w:numId="3">
-    <w:abstractNumId w:val="2"/>
-    <w:lvlOverride w:ilvl="0">
-      <w:startOverride w:val="1"/>
-    </w:lvlOverride>
-  </w:num>
   <w:num w:numId="4">
-    <w:abstractNumId w:val="2"/>
+    <w:abstractNumId w:val="1"/>
     <w:lvlOverride w:ilvl="0">
       <w:startOverride w:val="1"/>
     </w:lvlOverride>
@@ -12724,7 +12883,7 @@
     <w:autoRedefine/>
     <w:uiPriority w:val="39"/>
     <w:unhideWhenUsed/>
-    <w:rsid w:val="00AB3533"/>
+    <w:rsid w:val="00510EC3"/>
     <w:pPr>
       <w:spacing w:after="100"/>
     </w:pPr>
@@ -12736,7 +12895,7 @@
     <w:autoRedefine/>
     <w:uiPriority w:val="39"/>
     <w:unhideWhenUsed/>
-    <w:rsid w:val="00AB3533"/>
+    <w:rsid w:val="00510EC3"/>
     <w:pPr>
       <w:spacing w:after="100"/>
       <w:ind w:left="210"/>
